--- a/data/outputs/v2/Physics/SS1.2_Mechanical_Properties_of_Materials/Physics_Mechanical_Properties_of_Materials_CBE_LessonSequence.docx
+++ b/data/outputs/v2/Physics/SS1.2_Mechanical_Properties_of_Materials/Physics_Mechanical_Properties_of_Materials_CBE_LessonSequence.docx
@@ -3278,7 +3278,7 @@
             <w:pPr>
               <w:spacing w:after="20" w:before="0"/>
             </w:pPr>
-            <w:hyperlink w:history="1" r:id="rIdgcsh38xevu3q5cp3uhnnv">
+            <w:hyperlink w:history="1" r:id="rIdeuro6giwvl-e_oqwcar64">
               <w:r>
                 <w:rPr>
                   <w:rFonts w:ascii="Arial" w:cs="Arial" w:eastAsia="Arial" w:hAnsi="Arial"/>
@@ -3287,7 +3287,7 @@
                   <w:szCs w:val="16"/>
                   <w:u w:val="single" w:color="2E75B6"/>
                 </w:rPr>
-                <w:t xml:space="preserve">Why S-waves only travel in solids</w:t>
+                <w:t xml:space="preserve">Price elasticity of supply determinants</w:t>
               </w:r>
             </w:hyperlink>
           </w:p>
@@ -3311,7 +3311,7 @@
               <w:spacing w:after="10" w:before="0"/>
               <w:ind w:left="120"/>
             </w:pPr>
-            <w:hyperlink w:history="1" r:id="rIdkutgqym0ab1lh6u9va61v">
+            <w:hyperlink w:history="1" r:id="rIdm5bhvbpczschqwclg5dob">
               <w:r>
                 <w:rPr>
                   <w:rFonts w:ascii="Arial" w:cs="Arial" w:eastAsia="Arial" w:hAnsi="Arial"/>
@@ -3356,7 +3356,7 @@
             <w:pPr>
               <w:spacing w:after="20" w:before="0"/>
             </w:pPr>
-            <w:hyperlink w:history="1" r:id="rIdufg0um5n0bdud7abtooij">
+            <w:hyperlink w:history="1" r:id="rIdbjghmxd7dnx9lqyceorlv">
               <w:r>
                 <w:rPr>
                   <w:rFonts w:ascii="Arial" w:cs="Arial" w:eastAsia="Arial" w:hAnsi="Arial"/>
@@ -3365,7 +3365,7 @@
                   <w:szCs w:val="16"/>
                   <w:u w:val="single" w:color="2E75B6"/>
                 </w:rPr>
-                <w:t xml:space="preserve">Elastic Force (Flexbook)</w:t>
+                <w:t xml:space="preserve">Elasticity</w:t>
               </w:r>
             </w:hyperlink>
           </w:p>
@@ -3381,7 +3381,7 @@
                 <w:sz w:val="14"/>
                 <w:szCs w:val="14"/>
               </w:rPr>
-              <w:t xml:space="preserve">Source: CK-12</w:t>
+              <w:t xml:space="preserve">Source: PhET</w:t>
             </w:r>
           </w:p>
           <w:p>
@@ -3389,7 +3389,7 @@
               <w:spacing w:after="10" w:before="0"/>
               <w:ind w:left="120"/>
             </w:pPr>
-            <w:hyperlink w:history="1" r:id="rIdiqigt1e4qutxbtuowubw3">
+            <w:hyperlink w:history="1" r:id="rIdzyfmleh5w6y3pmecwrufd">
               <w:r>
                 <w:rPr>
                   <w:rFonts w:ascii="Arial" w:cs="Arial" w:eastAsia="Arial" w:hAnsi="Arial"/>
@@ -3584,7 +3584,7 @@
             <w:pPr>
               <w:spacing w:after="20" w:before="0"/>
             </w:pPr>
-            <w:hyperlink w:history="1" r:id="rId5ipymmabe4pzzazw_i42l">
+            <w:hyperlink w:history="1" r:id="rIdehkxugzq-urhaqyypq53c">
               <w:r>
                 <w:rPr>
                   <w:rFonts w:ascii="Arial" w:cs="Arial" w:eastAsia="Arial" w:hAnsi="Arial"/>
@@ -3593,7 +3593,7 @@
                   <w:szCs w:val="16"/>
                   <w:u w:val="single" w:color="2E75B6"/>
                 </w:rPr>
-                <w:t xml:space="preserve">Why S-waves only travel in solids</w:t>
+                <w:t xml:space="preserve">Determinants of elasticity example</w:t>
               </w:r>
             </w:hyperlink>
           </w:p>
@@ -3617,7 +3617,7 @@
               <w:spacing w:after="10" w:before="0"/>
               <w:ind w:left="120"/>
             </w:pPr>
-            <w:hyperlink w:history="1" r:id="rIdcoifqr3ooos0qrkdwlsai">
+            <w:hyperlink w:history="1" r:id="rIdt-oyyri4cbxxqevkihppu">
               <w:r>
                 <w:rPr>
                   <w:rFonts w:ascii="Arial" w:cs="Arial" w:eastAsia="Arial" w:hAnsi="Arial"/>
@@ -3655,14 +3655,14 @@
                 <w:sz w:val="16"/>
                 <w:szCs w:val="16"/>
               </w:rPr>
-              <w:t xml:space="preserve">📖 HTML:</w:t>
+              <w:t xml:space="preserve">📖 EXERCISE:</w:t>
             </w:r>
           </w:p>
           <w:p>
             <w:pPr>
               <w:spacing w:after="20" w:before="0"/>
             </w:pPr>
-            <w:hyperlink w:history="1" r:id="rIdxwxymayvxgdhxsgl_d4uy">
+            <w:hyperlink w:history="1" r:id="rIdsesdo03hm59eeugho_t4s">
               <w:r>
                 <w:rPr>
                   <w:rFonts w:ascii="Arial" w:cs="Arial" w:eastAsia="Arial" w:hAnsi="Arial"/>
@@ -3671,7 +3671,7 @@
                   <w:szCs w:val="16"/>
                   <w:u w:val="single" w:color="2E75B6"/>
                 </w:rPr>
-                <w:t xml:space="preserve">Elastic Force (Flexbook)</w:t>
+                <w:t xml:space="preserve">Income Elasticity of Demand</w:t>
               </w:r>
             </w:hyperlink>
           </w:p>
@@ -3687,7 +3687,7 @@
                 <w:sz w:val="14"/>
                 <w:szCs w:val="14"/>
               </w:rPr>
-              <w:t xml:space="preserve">Source: CK-12</w:t>
+              <w:t xml:space="preserve">Source: Khan Academy (English - US curriculum)</w:t>
             </w:r>
           </w:p>
           <w:p>
@@ -3695,7 +3695,7 @@
               <w:spacing w:after="10" w:before="0"/>
               <w:ind w:left="120"/>
             </w:pPr>
-            <w:hyperlink w:history="1" r:id="rIdgprxsaa_lryocb2defllw">
+            <w:hyperlink w:history="1" r:id="rId0l7kj0w6gh3ywneddtnhd">
               <w:r>
                 <w:rPr>
                   <w:rFonts w:ascii="Arial" w:cs="Arial" w:eastAsia="Arial" w:hAnsi="Arial"/>
@@ -3890,7 +3890,7 @@
             <w:pPr>
               <w:spacing w:after="20" w:before="0"/>
             </w:pPr>
-            <w:hyperlink w:history="1" r:id="rIdxpvzluqhfzmpk4bdfcvtl">
+            <w:hyperlink w:history="1" r:id="rId2d8kohedbsphd0tswbb0a">
               <w:r>
                 <w:rPr>
                   <w:rFonts w:ascii="Arial" w:cs="Arial" w:eastAsia="Arial" w:hAnsi="Arial"/>
@@ -3899,7 +3899,7 @@
                   <w:szCs w:val="16"/>
                   <w:u w:val="single" w:color="2E75B6"/>
                 </w:rPr>
-                <w:t xml:space="preserve">Why S-waves only travel in solids</w:t>
+                <w:t xml:space="preserve">Determinants of price elasticity of demand</w:t>
               </w:r>
             </w:hyperlink>
           </w:p>
@@ -3923,7 +3923,7 @@
               <w:spacing w:after="10" w:before="0"/>
               <w:ind w:left="120"/>
             </w:pPr>
-            <w:hyperlink w:history="1" r:id="rIdhy3jgsiyxmzs98md1xheb">
+            <w:hyperlink w:history="1" r:id="rIdn_htnkwe-u_xxndb6yahw">
               <w:r>
                 <w:rPr>
                   <w:rFonts w:ascii="Arial" w:cs="Arial" w:eastAsia="Arial" w:hAnsi="Arial"/>
@@ -3961,14 +3961,14 @@
                 <w:sz w:val="16"/>
                 <w:szCs w:val="16"/>
               </w:rPr>
-              <w:t xml:space="preserve">📖 HTML:</w:t>
+              <w:t xml:space="preserve">📖 EXERCISE:</w:t>
             </w:r>
           </w:p>
           <w:p>
             <w:pPr>
               <w:spacing w:after="20" w:before="0"/>
             </w:pPr>
-            <w:hyperlink w:history="1" r:id="rIdpmu9m1r9lrtgal7hw53yn">
+            <w:hyperlink w:history="1" r:id="rIdi7dw3cmsmwjzpz7rud4bd">
               <w:r>
                 <w:rPr>
                   <w:rFonts w:ascii="Arial" w:cs="Arial" w:eastAsia="Arial" w:hAnsi="Arial"/>
@@ -3977,7 +3977,7 @@
                   <w:szCs w:val="16"/>
                   <w:u w:val="single" w:color="2E75B6"/>
                 </w:rPr>
-                <w:t xml:space="preserve">Elastic Force (Flexbook)</w:t>
+                <w:t xml:space="preserve">Cross-Price Elasticity of Demand</w:t>
               </w:r>
             </w:hyperlink>
           </w:p>
@@ -3993,7 +3993,7 @@
                 <w:sz w:val="14"/>
                 <w:szCs w:val="14"/>
               </w:rPr>
-              <w:t xml:space="preserve">Source: CK-12</w:t>
+              <w:t xml:space="preserve">Source: Khan Academy (English - US curriculum)</w:t>
             </w:r>
           </w:p>
           <w:p>
@@ -4001,7 +4001,7 @@
               <w:spacing w:after="10" w:before="0"/>
               <w:ind w:left="120"/>
             </w:pPr>
-            <w:hyperlink w:history="1" r:id="rId9blcwgls_j6xx8pmvh7qu">
+            <w:hyperlink w:history="1" r:id="rIdk45ufpwff6rslz4xtp6ux">
               <w:r>
                 <w:rPr>
                   <w:rFonts w:ascii="Arial" w:cs="Arial" w:eastAsia="Arial" w:hAnsi="Arial"/>
@@ -4196,7 +4196,7 @@
             <w:pPr>
               <w:spacing w:after="20" w:before="0"/>
             </w:pPr>
-            <w:hyperlink w:history="1" r:id="rIde1coilwqjc5j_xcehtyjt">
+            <w:hyperlink w:history="1" r:id="rIdiitg0djvnmrjtjwfccbds">
               <w:r>
                 <w:rPr>
                   <w:rFonts w:ascii="Arial" w:cs="Arial" w:eastAsia="Arial" w:hAnsi="Arial"/>
@@ -4205,7 +4205,7 @@
                   <w:szCs w:val="16"/>
                   <w:u w:val="single" w:color="2E75B6"/>
                 </w:rPr>
-                <w:t xml:space="preserve">Why S-waves only travel in solids</w:t>
+                <w:t xml:space="preserve">Introduction to price elasticity of supply</w:t>
               </w:r>
             </w:hyperlink>
           </w:p>
@@ -4229,7 +4229,7 @@
               <w:spacing w:after="10" w:before="0"/>
               <w:ind w:left="120"/>
             </w:pPr>
-            <w:hyperlink w:history="1" r:id="rIdxypshfchxdddnjzsomaok">
+            <w:hyperlink w:history="1" r:id="rIdkn56bp2zi6gaes20i95hh">
               <w:r>
                 <w:rPr>
                   <w:rFonts w:ascii="Arial" w:cs="Arial" w:eastAsia="Arial" w:hAnsi="Arial"/>
@@ -4267,14 +4267,14 @@
                 <w:sz w:val="16"/>
                 <w:szCs w:val="16"/>
               </w:rPr>
-              <w:t xml:space="preserve">📖 HTML:</w:t>
+              <w:t xml:space="preserve">📖 EXERCISE:</w:t>
             </w:r>
           </w:p>
           <w:p>
             <w:pPr>
               <w:spacing w:after="20" w:before="0"/>
             </w:pPr>
-            <w:hyperlink w:history="1" r:id="rIdsi64f9-yxtjldwwvx_jqk">
+            <w:hyperlink w:history="1" r:id="rIdvsdhhprabbspbby564my5">
               <w:r>
                 <w:rPr>
                   <w:rFonts w:ascii="Arial" w:cs="Arial" w:eastAsia="Arial" w:hAnsi="Arial"/>
@@ -4283,7 +4283,7 @@
                   <w:szCs w:val="16"/>
                   <w:u w:val="single" w:color="2E75B6"/>
                 </w:rPr>
-                <w:t xml:space="preserve">Elastic Force (Flexbook)</w:t>
+                <w:t xml:space="preserve">Price Elasticity of Supply and its Determinants</w:t>
               </w:r>
             </w:hyperlink>
           </w:p>
@@ -4299,7 +4299,7 @@
                 <w:sz w:val="14"/>
                 <w:szCs w:val="14"/>
               </w:rPr>
-              <w:t xml:space="preserve">Source: CK-12</w:t>
+              <w:t xml:space="preserve">Source: Khan Academy (English - US curriculum)</w:t>
             </w:r>
           </w:p>
           <w:p>
@@ -4307,7 +4307,7 @@
               <w:spacing w:after="10" w:before="0"/>
               <w:ind w:left="120"/>
             </w:pPr>
-            <w:hyperlink w:history="1" r:id="rIdru9cdqbuoz1-c_6garj1h">
+            <w:hyperlink w:history="1" r:id="rIdpygi5mzjj59fgkqsouhfs">
               <w:r>
                 <w:rPr>
                   <w:rFonts w:ascii="Arial" w:cs="Arial" w:eastAsia="Arial" w:hAnsi="Arial"/>
@@ -4502,7 +4502,7 @@
             <w:pPr>
               <w:spacing w:after="20" w:before="0"/>
             </w:pPr>
-            <w:hyperlink w:history="1" r:id="rId5snt6vskno5c5f8g9w_i2">
+            <w:hyperlink w:history="1" r:id="rIdkjo26l6yabkbgwyzdxo43">
               <w:r>
                 <w:rPr>
                   <w:rFonts w:ascii="Arial" w:cs="Arial" w:eastAsia="Arial" w:hAnsi="Arial"/>
@@ -4511,7 +4511,7 @@
                   <w:szCs w:val="16"/>
                   <w:u w:val="single" w:color="2E75B6"/>
                 </w:rPr>
-                <w:t xml:space="preserve">Why S-waves only travel in solids</w:t>
+                <w:t xml:space="preserve">Price elasticity of supply determinants</w:t>
               </w:r>
             </w:hyperlink>
           </w:p>
@@ -4535,7 +4535,7 @@
               <w:spacing w:after="10" w:before="0"/>
               <w:ind w:left="120"/>
             </w:pPr>
-            <w:hyperlink w:history="1" r:id="rIdjplflifgge_silkwui7z0">
+            <w:hyperlink w:history="1" r:id="rId89nvwvyndonzemtkp_n5g">
               <w:r>
                 <w:rPr>
                   <w:rFonts w:ascii="Arial" w:cs="Arial" w:eastAsia="Arial" w:hAnsi="Arial"/>
@@ -4573,14 +4573,14 @@
                 <w:sz w:val="16"/>
                 <w:szCs w:val="16"/>
               </w:rPr>
-              <w:t xml:space="preserve">📖 HTML:</w:t>
+              <w:t xml:space="preserve">📖 EXERCISE:</w:t>
             </w:r>
           </w:p>
           <w:p>
             <w:pPr>
               <w:spacing w:after="20" w:before="0"/>
             </w:pPr>
-            <w:hyperlink w:history="1" r:id="rIdwpjtcqdstyyni0mtxx0fe">
+            <w:hyperlink w:history="1" r:id="rId7h0qd9mkg7tb3pwahwpn6">
               <w:r>
                 <w:rPr>
                   <w:rFonts w:ascii="Arial" w:cs="Arial" w:eastAsia="Arial" w:hAnsi="Arial"/>
@@ -4589,7 +4589,7 @@
                   <w:szCs w:val="16"/>
                   <w:u w:val="single" w:color="2E75B6"/>
                 </w:rPr>
-                <w:t xml:space="preserve">Elastic Force (Flexbook)</w:t>
+                <w:t xml:space="preserve">Price Elasticity of Demand and its Determinants</w:t>
               </w:r>
             </w:hyperlink>
           </w:p>
@@ -4605,7 +4605,7 @@
                 <w:sz w:val="14"/>
                 <w:szCs w:val="14"/>
               </w:rPr>
-              <w:t xml:space="preserve">Source: CK-12</w:t>
+              <w:t xml:space="preserve">Source: Khan Academy (English - US curriculum)</w:t>
             </w:r>
           </w:p>
           <w:p>
@@ -4613,7 +4613,7 @@
               <w:spacing w:after="10" w:before="0"/>
               <w:ind w:left="120"/>
             </w:pPr>
-            <w:hyperlink w:history="1" r:id="rId-mjzunljhuncuw87guz7m">
+            <w:hyperlink w:history="1" r:id="rIdp4a2afezwnbb20xiu2nzu">
               <w:r>
                 <w:rPr>
                   <w:rFonts w:ascii="Arial" w:cs="Arial" w:eastAsia="Arial" w:hAnsi="Arial"/>
@@ -6100,7 +6100,7 @@
             <w:pPr>
               <w:spacing w:after="20" w:before="0"/>
             </w:pPr>
-            <w:hyperlink w:history="1" r:id="rIdbagenxi0lyslrfqebhyrh">
+            <w:hyperlink w:history="1" r:id="rIdzl48p5mcy5sgn_135svpq">
               <w:r>
                 <w:rPr>
                   <w:rFonts w:ascii="Arial" w:cs="Arial" w:eastAsia="Arial" w:hAnsi="Arial"/>
@@ -6109,7 +6109,7 @@
                   <w:szCs w:val="16"/>
                   <w:u w:val="single" w:color="2E75B6"/>
                 </w:rPr>
-                <w:t xml:space="preserve">Why S-waves only travel in solids</w:t>
+                <w:t xml:space="preserve">Price elasticity of supply determinants</w:t>
               </w:r>
             </w:hyperlink>
           </w:p>
@@ -6133,7 +6133,7 @@
               <w:spacing w:after="10" w:before="0"/>
               <w:ind w:left="120"/>
             </w:pPr>
-            <w:hyperlink w:history="1" r:id="rIdvynfvm6rmy_awqr8oyevw">
+            <w:hyperlink w:history="1" r:id="rId-azacqshbky09dfxlecpz">
               <w:r>
                 <w:rPr>
                   <w:rFonts w:ascii="Arial" w:cs="Arial" w:eastAsia="Arial" w:hAnsi="Arial"/>
@@ -6178,7 +6178,7 @@
             <w:pPr>
               <w:spacing w:after="20" w:before="0"/>
             </w:pPr>
-            <w:hyperlink w:history="1" r:id="rIdlrzmwkxm85z8e9ynwdof6">
+            <w:hyperlink w:history="1" r:id="rId6ejcnjvfekotk6lg1_4f3">
               <w:r>
                 <w:rPr>
                   <w:rFonts w:ascii="Arial" w:cs="Arial" w:eastAsia="Arial" w:hAnsi="Arial"/>
@@ -6187,7 +6187,7 @@
                   <w:szCs w:val="16"/>
                   <w:u w:val="single" w:color="2E75B6"/>
                 </w:rPr>
-                <w:t xml:space="preserve">Elastic Force (Flexbook)</w:t>
+                <w:t xml:space="preserve">Elasticity</w:t>
               </w:r>
             </w:hyperlink>
           </w:p>
@@ -6203,7 +6203,7 @@
                 <w:sz w:val="14"/>
                 <w:szCs w:val="14"/>
               </w:rPr>
-              <w:t xml:space="preserve">Source: CK-12</w:t>
+              <w:t xml:space="preserve">Source: PhET</w:t>
             </w:r>
           </w:p>
           <w:p>
@@ -6211,7 +6211,7 @@
               <w:spacing w:after="10" w:before="0"/>
               <w:ind w:left="120"/>
             </w:pPr>
-            <w:hyperlink w:history="1" r:id="rId_umgf4ddibfalnbnltels">
+            <w:hyperlink w:history="1" r:id="rIdz2gauriwyj2qnw9_vtndj">
               <w:r>
                 <w:rPr>
                   <w:rFonts w:ascii="Arial" w:cs="Arial" w:eastAsia="Arial" w:hAnsi="Arial"/>
@@ -6634,7 +6634,7 @@
             <w:pPr>
               <w:spacing w:after="20" w:before="0"/>
             </w:pPr>
-            <w:hyperlink w:history="1" r:id="rIdm4fkexnbxhfaj_fbm5lm3">
+            <w:hyperlink w:history="1" r:id="rIdbep97nogbwbhn1gpudzxk">
               <w:r>
                 <w:rPr>
                   <w:rFonts w:ascii="Arial" w:cs="Arial" w:eastAsia="Arial" w:hAnsi="Arial"/>
@@ -6643,7 +6643,7 @@
                   <w:szCs w:val="16"/>
                   <w:u w:val="single" w:color="2E75B6"/>
                 </w:rPr>
-                <w:t xml:space="preserve">Why S-waves only travel in solids</w:t>
+                <w:t xml:space="preserve">Determinants of elasticity example</w:t>
               </w:r>
             </w:hyperlink>
           </w:p>
@@ -6667,7 +6667,7 @@
               <w:spacing w:after="10" w:before="0"/>
               <w:ind w:left="120"/>
             </w:pPr>
-            <w:hyperlink w:history="1" r:id="rIdlyghsbi9kr8fcnmeajqk5">
+            <w:hyperlink w:history="1" r:id="rIdiu0g5vtjwyetznlebpt_r">
               <w:r>
                 <w:rPr>
                   <w:rFonts w:ascii="Arial" w:cs="Arial" w:eastAsia="Arial" w:hAnsi="Arial"/>
@@ -6705,14 +6705,14 @@
                 <w:sz w:val="16"/>
                 <w:szCs w:val="16"/>
               </w:rPr>
-              <w:t xml:space="preserve">📖 HTML:</w:t>
+              <w:t xml:space="preserve">📖 EXERCISE:</w:t>
             </w:r>
           </w:p>
           <w:p>
             <w:pPr>
               <w:spacing w:after="20" w:before="0"/>
             </w:pPr>
-            <w:hyperlink w:history="1" r:id="rIdelou9cs_0r-d7mqq9j5gy">
+            <w:hyperlink w:history="1" r:id="rIdhdy78jszjiyf6qroyql7f">
               <w:r>
                 <w:rPr>
                   <w:rFonts w:ascii="Arial" w:cs="Arial" w:eastAsia="Arial" w:hAnsi="Arial"/>
@@ -6721,7 +6721,7 @@
                   <w:szCs w:val="16"/>
                   <w:u w:val="single" w:color="2E75B6"/>
                 </w:rPr>
-                <w:t xml:space="preserve">Elastic Force (Flexbook)</w:t>
+                <w:t xml:space="preserve">Income Elasticity of Demand</w:t>
               </w:r>
             </w:hyperlink>
           </w:p>
@@ -6737,7 +6737,7 @@
                 <w:sz w:val="14"/>
                 <w:szCs w:val="14"/>
               </w:rPr>
-              <w:t xml:space="preserve">Source: CK-12</w:t>
+              <w:t xml:space="preserve">Source: Khan Academy (English - US curriculum)</w:t>
             </w:r>
           </w:p>
           <w:p>
@@ -6745,7 +6745,7 @@
               <w:spacing w:after="10" w:before="0"/>
               <w:ind w:left="120"/>
             </w:pPr>
-            <w:hyperlink w:history="1" r:id="rId_o8ymxib_-hffzeywajnn">
+            <w:hyperlink w:history="1" r:id="rIdksznnaxcio3t3dxnbrs8l">
               <w:r>
                 <w:rPr>
                   <w:rFonts w:ascii="Arial" w:cs="Arial" w:eastAsia="Arial" w:hAnsi="Arial"/>
@@ -7480,7 +7480,7 @@
             <w:pPr>
               <w:spacing w:after="20" w:before="0"/>
             </w:pPr>
-            <w:hyperlink w:history="1" r:id="rIdjd3dpncglmn_b0stcmzyo">
+            <w:hyperlink w:history="1" r:id="rIdnu4hapwqf-wuepskjjlrx">
               <w:r>
                 <w:rPr>
                   <w:rFonts w:ascii="Arial" w:cs="Arial" w:eastAsia="Arial" w:hAnsi="Arial"/>
@@ -7489,7 +7489,7 @@
                   <w:szCs w:val="16"/>
                   <w:u w:val="single" w:color="2E75B6"/>
                 </w:rPr>
-                <w:t xml:space="preserve">Why S-waves only travel in solids</w:t>
+                <w:t xml:space="preserve">Determinants of price elasticity of demand</w:t>
               </w:r>
             </w:hyperlink>
           </w:p>
@@ -7513,7 +7513,7 @@
               <w:spacing w:after="10" w:before="0"/>
               <w:ind w:left="120"/>
             </w:pPr>
-            <w:hyperlink w:history="1" r:id="rIdmc1tx60xggyy9lf9ilbvp">
+            <w:hyperlink w:history="1" r:id="rId4zrsfttjg4dyihdsrxi16">
               <w:r>
                 <w:rPr>
                   <w:rFonts w:ascii="Arial" w:cs="Arial" w:eastAsia="Arial" w:hAnsi="Arial"/>
@@ -7551,14 +7551,14 @@
                 <w:sz w:val="16"/>
                 <w:szCs w:val="16"/>
               </w:rPr>
-              <w:t xml:space="preserve">📖 HTML:</w:t>
+              <w:t xml:space="preserve">📖 EXERCISE:</w:t>
             </w:r>
           </w:p>
           <w:p>
             <w:pPr>
               <w:spacing w:after="20" w:before="0"/>
             </w:pPr>
-            <w:hyperlink w:history="1" r:id="rId-a_rav4mxbhp9j_dcmf_a">
+            <w:hyperlink w:history="1" r:id="rIdodd4extp4xpzxjh1poy33">
               <w:r>
                 <w:rPr>
                   <w:rFonts w:ascii="Arial" w:cs="Arial" w:eastAsia="Arial" w:hAnsi="Arial"/>
@@ -7567,7 +7567,7 @@
                   <w:szCs w:val="16"/>
                   <w:u w:val="single" w:color="2E75B6"/>
                 </w:rPr>
-                <w:t xml:space="preserve">Elastic Force (Flexbook)</w:t>
+                <w:t xml:space="preserve">Cross-Price Elasticity of Demand</w:t>
               </w:r>
             </w:hyperlink>
           </w:p>
@@ -7583,7 +7583,7 @@
                 <w:sz w:val="14"/>
                 <w:szCs w:val="14"/>
               </w:rPr>
-              <w:t xml:space="preserve">Source: CK-12</w:t>
+              <w:t xml:space="preserve">Source: Khan Academy (English - US curriculum)</w:t>
             </w:r>
           </w:p>
           <w:p>
@@ -7591,7 +7591,7 @@
               <w:spacing w:after="10" w:before="0"/>
               <w:ind w:left="120"/>
             </w:pPr>
-            <w:hyperlink w:history="1" r:id="rIdbevw5enousso9irnste2j">
+            <w:hyperlink w:history="1" r:id="rId0kgkuciqb8ak5tm02cyap">
               <w:r>
                 <w:rPr>
                   <w:rFonts w:ascii="Arial" w:cs="Arial" w:eastAsia="Arial" w:hAnsi="Arial"/>
@@ -8073,7 +8073,7 @@
             <w:pPr>
               <w:spacing w:after="20" w:before="0"/>
             </w:pPr>
-            <w:hyperlink w:history="1" r:id="rId3xvmwegy-luoh4x66hjzt">
+            <w:hyperlink w:history="1" r:id="rIdt1zccsubu73apypinkmdo">
               <w:r>
                 <w:rPr>
                   <w:rFonts w:ascii="Arial" w:cs="Arial" w:eastAsia="Arial" w:hAnsi="Arial"/>
@@ -8082,7 +8082,7 @@
                   <w:szCs w:val="16"/>
                   <w:u w:val="single" w:color="2E75B6"/>
                 </w:rPr>
-                <w:t xml:space="preserve">Why S-waves only travel in solids</w:t>
+                <w:t xml:space="preserve">Introduction to price elasticity of supply</w:t>
               </w:r>
             </w:hyperlink>
           </w:p>
@@ -8106,7 +8106,7 @@
               <w:spacing w:after="10" w:before="0"/>
               <w:ind w:left="120"/>
             </w:pPr>
-            <w:hyperlink w:history="1" r:id="rId0zpsykwzm5wb54shouawe">
+            <w:hyperlink w:history="1" r:id="rId0_lwtkrd6mipdydl6474w">
               <w:r>
                 <w:rPr>
                   <w:rFonts w:ascii="Arial" w:cs="Arial" w:eastAsia="Arial" w:hAnsi="Arial"/>
@@ -8144,14 +8144,14 @@
                 <w:sz w:val="16"/>
                 <w:szCs w:val="16"/>
               </w:rPr>
-              <w:t xml:space="preserve">📖 HTML:</w:t>
+              <w:t xml:space="preserve">📖 EXERCISE:</w:t>
             </w:r>
           </w:p>
           <w:p>
             <w:pPr>
               <w:spacing w:after="20" w:before="0"/>
             </w:pPr>
-            <w:hyperlink w:history="1" r:id="rIda0rr62knmwn-umjdmvxoe">
+            <w:hyperlink w:history="1" r:id="rIdgvxpiwuy2utui5usfroam">
               <w:r>
                 <w:rPr>
                   <w:rFonts w:ascii="Arial" w:cs="Arial" w:eastAsia="Arial" w:hAnsi="Arial"/>
@@ -8160,7 +8160,7 @@
                   <w:szCs w:val="16"/>
                   <w:u w:val="single" w:color="2E75B6"/>
                 </w:rPr>
-                <w:t xml:space="preserve">Elastic Force (Flexbook)</w:t>
+                <w:t xml:space="preserve">Price Elasticity of Supply and its Determinants</w:t>
               </w:r>
             </w:hyperlink>
           </w:p>
@@ -8176,7 +8176,7 @@
                 <w:sz w:val="14"/>
                 <w:szCs w:val="14"/>
               </w:rPr>
-              <w:t xml:space="preserve">Source: CK-12</w:t>
+              <w:t xml:space="preserve">Source: Khan Academy (English - US curriculum)</w:t>
             </w:r>
           </w:p>
           <w:p>
@@ -8184,7 +8184,7 @@
               <w:spacing w:after="10" w:before="0"/>
               <w:ind w:left="120"/>
             </w:pPr>
-            <w:hyperlink w:history="1" r:id="rIdutcnl6cpcjmvd2ljhqoio">
+            <w:hyperlink w:history="1" r:id="rId8h3qol9d3mgnz3pbujuqb">
               <w:r>
                 <w:rPr>
                   <w:rFonts w:ascii="Arial" w:cs="Arial" w:eastAsia="Arial" w:hAnsi="Arial"/>
@@ -8571,7 +8571,7 @@
             <w:pPr>
               <w:spacing w:after="20" w:before="0"/>
             </w:pPr>
-            <w:hyperlink w:history="1" r:id="rIdsgl-nrbe3pa6frs959thh">
+            <w:hyperlink w:history="1" r:id="rIdtqosmjv17rmfyya1-mis7">
               <w:r>
                 <w:rPr>
                   <w:rFonts w:ascii="Arial" w:cs="Arial" w:eastAsia="Arial" w:hAnsi="Arial"/>
@@ -8580,7 +8580,7 @@
                   <w:szCs w:val="16"/>
                   <w:u w:val="single" w:color="2E75B6"/>
                 </w:rPr>
-                <w:t xml:space="preserve">Why S-waves only travel in solids</w:t>
+                <w:t xml:space="preserve">Price elasticity of supply determinants</w:t>
               </w:r>
             </w:hyperlink>
           </w:p>
@@ -8604,7 +8604,7 @@
               <w:spacing w:after="10" w:before="0"/>
               <w:ind w:left="120"/>
             </w:pPr>
-            <w:hyperlink w:history="1" r:id="rIdp3erotk_wnuijh7sqgkk4">
+            <w:hyperlink w:history="1" r:id="rIdqwdyfgepynpmub2k19t37">
               <w:r>
                 <w:rPr>
                   <w:rFonts w:ascii="Arial" w:cs="Arial" w:eastAsia="Arial" w:hAnsi="Arial"/>
@@ -8642,14 +8642,14 @@
                 <w:sz w:val="16"/>
                 <w:szCs w:val="16"/>
               </w:rPr>
-              <w:t xml:space="preserve">📖 HTML:</w:t>
+              <w:t xml:space="preserve">📖 EXERCISE:</w:t>
             </w:r>
           </w:p>
           <w:p>
             <w:pPr>
               <w:spacing w:after="20" w:before="0"/>
             </w:pPr>
-            <w:hyperlink w:history="1" r:id="rIdngkzjymppiczh-x2y9ikb">
+            <w:hyperlink w:history="1" r:id="rIdt-pr-vf0hczt9l6mtf9gd">
               <w:r>
                 <w:rPr>
                   <w:rFonts w:ascii="Arial" w:cs="Arial" w:eastAsia="Arial" w:hAnsi="Arial"/>
@@ -8658,7 +8658,7 @@
                   <w:szCs w:val="16"/>
                   <w:u w:val="single" w:color="2E75B6"/>
                 </w:rPr>
-                <w:t xml:space="preserve">Elastic Force (Flexbook)</w:t>
+                <w:t xml:space="preserve">Price Elasticity of Demand and its Determinants</w:t>
               </w:r>
             </w:hyperlink>
           </w:p>
@@ -8674,7 +8674,7 @@
                 <w:sz w:val="14"/>
                 <w:szCs w:val="14"/>
               </w:rPr>
-              <w:t xml:space="preserve">Source: CK-12</w:t>
+              <w:t xml:space="preserve">Source: Khan Academy (English - US curriculum)</w:t>
             </w:r>
           </w:p>
           <w:p>
@@ -8682,7 +8682,7 @@
               <w:spacing w:after="10" w:before="0"/>
               <w:ind w:left="120"/>
             </w:pPr>
-            <w:hyperlink w:history="1" r:id="rIdv0vp-bvt-tf9jcuzuaym7">
+            <w:hyperlink w:history="1" r:id="rIdgfvdjscumz_rpunqsthpk">
               <w:r>
                 <w:rPr>
                   <w:rFonts w:ascii="Arial" w:cs="Arial" w:eastAsia="Arial" w:hAnsi="Arial"/>
@@ -10552,7 +10552,7 @@
             <w:pPr>
               <w:spacing w:after="20" w:before="0"/>
             </w:pPr>
-            <w:hyperlink w:history="1" r:id="rIdtjnrdvuwqrnmubv22k2cu">
+            <w:hyperlink w:history="1" r:id="rIdibh33xvae0cumqfisghm7">
               <w:r>
                 <w:rPr>
                   <w:rFonts w:ascii="Arial" w:cs="Arial" w:eastAsia="Arial" w:hAnsi="Arial"/>
@@ -10561,7 +10561,7 @@
                   <w:szCs w:val="16"/>
                   <w:u w:val="single" w:color="2E75B6"/>
                 </w:rPr>
-                <w:t xml:space="preserve">Potential energy</w:t>
+                <w:t xml:space="preserve">Potential energy stored in a spring</w:t>
               </w:r>
             </w:hyperlink>
           </w:p>
@@ -10585,7 +10585,7 @@
               <w:spacing w:after="10" w:before="0"/>
               <w:ind w:left="120"/>
             </w:pPr>
-            <w:hyperlink w:history="1" r:id="rId8nliimyqtozqwphlyinz8">
+            <w:hyperlink w:history="1" r:id="rIdaah3dgt6fofcinarqvfqn">
               <w:r>
                 <w:rPr>
                   <w:rFonts w:ascii="Arial" w:cs="Arial" w:eastAsia="Arial" w:hAnsi="Arial"/>
@@ -10630,7 +10630,7 @@
             <w:pPr>
               <w:spacing w:after="20" w:before="0"/>
             </w:pPr>
-            <w:hyperlink w:history="1" r:id="rIdz4rx0eucod5tds11bf5vn">
+            <w:hyperlink w:history="1" r:id="rIdmoo-_covchxycu_pkzuyk">
               <w:r>
                 <w:rPr>
                   <w:rFonts w:ascii="Arial" w:cs="Arial" w:eastAsia="Arial" w:hAnsi="Arial"/>
@@ -10639,7 +10639,7 @@
                   <w:szCs w:val="16"/>
                   <w:u w:val="single" w:color="2E75B6"/>
                 </w:rPr>
-                <w:t xml:space="preserve">Elastic Force (Flexbook)</w:t>
+                <w:t xml:space="preserve">Hooke's Law</w:t>
               </w:r>
             </w:hyperlink>
           </w:p>
@@ -10655,7 +10655,7 @@
                 <w:sz w:val="14"/>
                 <w:szCs w:val="14"/>
               </w:rPr>
-              <w:t xml:space="preserve">Source: CK-12</w:t>
+              <w:t xml:space="preserve">Source: PhET Interactive Simulations (English)</w:t>
             </w:r>
           </w:p>
           <w:p>
@@ -10663,7 +10663,7 @@
               <w:spacing w:after="10" w:before="0"/>
               <w:ind w:left="120"/>
             </w:pPr>
-            <w:hyperlink w:history="1" r:id="rIdtzul_qldg-xqqhe2rxdtq">
+            <w:hyperlink w:history="1" r:id="rIdvozar46gppkiwximm01j8">
               <w:r>
                 <w:rPr>
                   <w:rFonts w:ascii="Arial" w:cs="Arial" w:eastAsia="Arial" w:hAnsi="Arial"/>
@@ -10858,7 +10858,7 @@
             <w:pPr>
               <w:spacing w:after="20" w:before="0"/>
             </w:pPr>
-            <w:hyperlink w:history="1" r:id="rIdwqd2vavpq5fmhennq-ai9">
+            <w:hyperlink w:history="1" r:id="rIdib5nqss1_q4lc8rzl7bpq">
               <w:r>
                 <w:rPr>
                   <w:rFonts w:ascii="Arial" w:cs="Arial" w:eastAsia="Arial" w:hAnsi="Arial"/>
@@ -10867,7 +10867,7 @@
                   <w:szCs w:val="16"/>
                   <w:u w:val="single" w:color="2E75B6"/>
                 </w:rPr>
-                <w:t xml:space="preserve">Potential energy</w:t>
+                <w:t xml:space="preserve">Potential energy stored in a spring</w:t>
               </w:r>
             </w:hyperlink>
           </w:p>
@@ -10891,7 +10891,7 @@
               <w:spacing w:after="10" w:before="0"/>
               <w:ind w:left="120"/>
             </w:pPr>
-            <w:hyperlink w:history="1" r:id="rIdwqyiokzidwwdpvy4mbhnc">
+            <w:hyperlink w:history="1" r:id="rIdkljiwxg0kmismtw89ygqb">
               <w:r>
                 <w:rPr>
                   <w:rFonts w:ascii="Arial" w:cs="Arial" w:eastAsia="Arial" w:hAnsi="Arial"/>
@@ -10936,7 +10936,7 @@
             <w:pPr>
               <w:spacing w:after="20" w:before="0"/>
             </w:pPr>
-            <w:hyperlink w:history="1" r:id="rId0cvjzo5cks4dqq0es2xx7">
+            <w:hyperlink w:history="1" r:id="rIdtwpvi-2mr6gz_mxqfn0u0">
               <w:r>
                 <w:rPr>
                   <w:rFonts w:ascii="Arial" w:cs="Arial" w:eastAsia="Arial" w:hAnsi="Arial"/>
@@ -10945,7 +10945,7 @@
                   <w:szCs w:val="16"/>
                   <w:u w:val="single" w:color="2E75B6"/>
                 </w:rPr>
-                <w:t xml:space="preserve">Elastic Force (Flexbook)</w:t>
+                <w:t xml:space="preserve">Hooke's Law</w:t>
               </w:r>
             </w:hyperlink>
           </w:p>
@@ -10961,7 +10961,7 @@
                 <w:sz w:val="14"/>
                 <w:szCs w:val="14"/>
               </w:rPr>
-              <w:t xml:space="preserve">Source: CK-12</w:t>
+              <w:t xml:space="preserve">Source: PhET Interactive Simulations (English)</w:t>
             </w:r>
           </w:p>
           <w:p>
@@ -10969,7 +10969,7 @@
               <w:spacing w:after="10" w:before="0"/>
               <w:ind w:left="120"/>
             </w:pPr>
-            <w:hyperlink w:history="1" r:id="rIdlgk6tzmsgkgy4ko8jod4w">
+            <w:hyperlink w:history="1" r:id="rIddnedzkhwewvtvkggjg-hq">
               <w:r>
                 <w:rPr>
                   <w:rFonts w:ascii="Arial" w:cs="Arial" w:eastAsia="Arial" w:hAnsi="Arial"/>
@@ -11164,7 +11164,7 @@
             <w:pPr>
               <w:spacing w:after="20" w:before="0"/>
             </w:pPr>
-            <w:hyperlink w:history="1" r:id="rId06pyctkotplo1h282xhcv">
+            <w:hyperlink w:history="1" r:id="rIdqs7gg8fjjfviblh5086su">
               <w:r>
                 <w:rPr>
                   <w:rFonts w:ascii="Arial" w:cs="Arial" w:eastAsia="Arial" w:hAnsi="Arial"/>
@@ -11173,7 +11173,7 @@
                   <w:szCs w:val="16"/>
                   <w:u w:val="single" w:color="2E75B6"/>
                 </w:rPr>
-                <w:t xml:space="preserve">Potential energy</w:t>
+                <w:t xml:space="preserve">Potential energy stored in a spring</w:t>
               </w:r>
             </w:hyperlink>
           </w:p>
@@ -11197,7 +11197,7 @@
               <w:spacing w:after="10" w:before="0"/>
               <w:ind w:left="120"/>
             </w:pPr>
-            <w:hyperlink w:history="1" r:id="rId8gygrnt70yr_tziwchzos">
+            <w:hyperlink w:history="1" r:id="rIdaebcrxfmevj--xbfn5rwu">
               <w:r>
                 <w:rPr>
                   <w:rFonts w:ascii="Arial" w:cs="Arial" w:eastAsia="Arial" w:hAnsi="Arial"/>
@@ -11242,7 +11242,7 @@
             <w:pPr>
               <w:spacing w:after="20" w:before="0"/>
             </w:pPr>
-            <w:hyperlink w:history="1" r:id="rIdqcccitm61eoj0n8sviaxx">
+            <w:hyperlink w:history="1" r:id="rIdqcxcktmp-h4isslgppsev">
               <w:r>
                 <w:rPr>
                   <w:rFonts w:ascii="Arial" w:cs="Arial" w:eastAsia="Arial" w:hAnsi="Arial"/>
@@ -11251,7 +11251,7 @@
                   <w:szCs w:val="16"/>
                   <w:u w:val="single" w:color="2E75B6"/>
                 </w:rPr>
-                <w:t xml:space="preserve">Elastic Force (Flexbook)</w:t>
+                <w:t xml:space="preserve">Hooke's Law</w:t>
               </w:r>
             </w:hyperlink>
           </w:p>
@@ -11267,7 +11267,7 @@
                 <w:sz w:val="14"/>
                 <w:szCs w:val="14"/>
               </w:rPr>
-              <w:t xml:space="preserve">Source: CK-12</w:t>
+              <w:t xml:space="preserve">Source: PhET Interactive Simulations (English)</w:t>
             </w:r>
           </w:p>
           <w:p>
@@ -11275,7 +11275,7 @@
               <w:spacing w:after="10" w:before="0"/>
               <w:ind w:left="120"/>
             </w:pPr>
-            <w:hyperlink w:history="1" r:id="rIdarbjrmals3f6oiuousyby">
+            <w:hyperlink w:history="1" r:id="rIdh0c_ybzalo22_hoa3im9s">
               <w:r>
                 <w:rPr>
                   <w:rFonts w:ascii="Arial" w:cs="Arial" w:eastAsia="Arial" w:hAnsi="Arial"/>
@@ -11470,7 +11470,7 @@
             <w:pPr>
               <w:spacing w:after="20" w:before="0"/>
             </w:pPr>
-            <w:hyperlink w:history="1" r:id="rIdy4dh8ivaccsi-7tgjuukr">
+            <w:hyperlink w:history="1" r:id="rIdepvgkfcyr9eew1gq1ehjh">
               <w:r>
                 <w:rPr>
                   <w:rFonts w:ascii="Arial" w:cs="Arial" w:eastAsia="Arial" w:hAnsi="Arial"/>
@@ -11479,7 +11479,7 @@
                   <w:szCs w:val="16"/>
                   <w:u w:val="single" w:color="2E75B6"/>
                 </w:rPr>
-                <w:t xml:space="preserve">Potential energy</w:t>
+                <w:t xml:space="preserve">Potential energy stored in a spring</w:t>
               </w:r>
             </w:hyperlink>
           </w:p>
@@ -11503,7 +11503,7 @@
               <w:spacing w:after="10" w:before="0"/>
               <w:ind w:left="120"/>
             </w:pPr>
-            <w:hyperlink w:history="1" r:id="rId7cidtyfkq6xd9gqlnrwdx">
+            <w:hyperlink w:history="1" r:id="rIdvdjnq5fm0znlecmhuct2t">
               <w:r>
                 <w:rPr>
                   <w:rFonts w:ascii="Arial" w:cs="Arial" w:eastAsia="Arial" w:hAnsi="Arial"/>
@@ -11548,7 +11548,7 @@
             <w:pPr>
               <w:spacing w:after="20" w:before="0"/>
             </w:pPr>
-            <w:hyperlink w:history="1" r:id="rId45uee2dh41_fvlwk3xngj">
+            <w:hyperlink w:history="1" r:id="rIdbar81z_nn5s2ta8uz-xb9">
               <w:r>
                 <w:rPr>
                   <w:rFonts w:ascii="Arial" w:cs="Arial" w:eastAsia="Arial" w:hAnsi="Arial"/>
@@ -11557,7 +11557,7 @@
                   <w:szCs w:val="16"/>
                   <w:u w:val="single" w:color="2E75B6"/>
                 </w:rPr>
-                <w:t xml:space="preserve">Elastic Force (Flexbook)</w:t>
+                <w:t xml:space="preserve">Hooke's Law</w:t>
               </w:r>
             </w:hyperlink>
           </w:p>
@@ -11573,7 +11573,7 @@
                 <w:sz w:val="14"/>
                 <w:szCs w:val="14"/>
               </w:rPr>
-              <w:t xml:space="preserve">Source: CK-12</w:t>
+              <w:t xml:space="preserve">Source: PhET Interactive Simulations (English)</w:t>
             </w:r>
           </w:p>
           <w:p>
@@ -11581,7 +11581,7 @@
               <w:spacing w:after="10" w:before="0"/>
               <w:ind w:left="120"/>
             </w:pPr>
-            <w:hyperlink w:history="1" r:id="rIdmaxstuirudhwbt7zd1ttp">
+            <w:hyperlink w:history="1" r:id="rIdimnq9btcstb9gnrdssjbr">
               <w:r>
                 <w:rPr>
                   <w:rFonts w:ascii="Arial" w:cs="Arial" w:eastAsia="Arial" w:hAnsi="Arial"/>
@@ -11776,7 +11776,7 @@
             <w:pPr>
               <w:spacing w:after="20" w:before="0"/>
             </w:pPr>
-            <w:hyperlink w:history="1" r:id="rIdj4xukee_vdr4b6lxa4im2">
+            <w:hyperlink w:history="1" r:id="rId5l6t2jzctxjrfatgikqwy">
               <w:r>
                 <w:rPr>
                   <w:rFonts w:ascii="Arial" w:cs="Arial" w:eastAsia="Arial" w:hAnsi="Arial"/>
@@ -11785,7 +11785,7 @@
                   <w:szCs w:val="16"/>
                   <w:u w:val="single" w:color="2E75B6"/>
                 </w:rPr>
-                <w:t xml:space="preserve">Potential energy</w:t>
+                <w:t xml:space="preserve">Potential energy stored in a spring</w:t>
               </w:r>
             </w:hyperlink>
           </w:p>
@@ -11809,7 +11809,7 @@
               <w:spacing w:after="10" w:before="0"/>
               <w:ind w:left="120"/>
             </w:pPr>
-            <w:hyperlink w:history="1" r:id="rIdvu_xoitixdpxo9ioq-wxm">
+            <w:hyperlink w:history="1" r:id="rIdd81ffv4fnihzhlthrr8rd">
               <w:r>
                 <w:rPr>
                   <w:rFonts w:ascii="Arial" w:cs="Arial" w:eastAsia="Arial" w:hAnsi="Arial"/>
@@ -11854,7 +11854,7 @@
             <w:pPr>
               <w:spacing w:after="20" w:before="0"/>
             </w:pPr>
-            <w:hyperlink w:history="1" r:id="rIdpop4u1ogaet7kl2je55lr">
+            <w:hyperlink w:history="1" r:id="rIdejxo5yyge923adm5z-rt9">
               <w:r>
                 <w:rPr>
                   <w:rFonts w:ascii="Arial" w:cs="Arial" w:eastAsia="Arial" w:hAnsi="Arial"/>
@@ -11863,7 +11863,7 @@
                   <w:szCs w:val="16"/>
                   <w:u w:val="single" w:color="2E75B6"/>
                 </w:rPr>
-                <w:t xml:space="preserve">Elastic Force (Flexbook)</w:t>
+                <w:t xml:space="preserve">Hooke's Law</w:t>
               </w:r>
             </w:hyperlink>
           </w:p>
@@ -11879,7 +11879,7 @@
                 <w:sz w:val="14"/>
                 <w:szCs w:val="14"/>
               </w:rPr>
-              <w:t xml:space="preserve">Source: CK-12</w:t>
+              <w:t xml:space="preserve">Source: PhET Interactive Simulations (English)</w:t>
             </w:r>
           </w:p>
           <w:p>
@@ -11887,7 +11887,7 @@
               <w:spacing w:after="10" w:before="0"/>
               <w:ind w:left="120"/>
             </w:pPr>
-            <w:hyperlink w:history="1" r:id="rIdfkjejix4j07ig8jqppmae">
+            <w:hyperlink w:history="1" r:id="rIdvxr-1ztgc6i67uflmretj">
               <w:r>
                 <w:rPr>
                   <w:rFonts w:ascii="Arial" w:cs="Arial" w:eastAsia="Arial" w:hAnsi="Arial"/>
@@ -13374,7 +13374,619 @@
             <w:pPr>
               <w:spacing w:after="20" w:before="0"/>
             </w:pPr>
-            <w:hyperlink w:history="1" r:id="rIdcmerle0bifnfwzez8iptb">
+            <w:hyperlink w:history="1" r:id="rIdzw_np-grqtshmldrafruh">
+              <w:r>
+                <w:rPr>
+                  <w:rFonts w:ascii="Arial" w:cs="Arial" w:eastAsia="Arial" w:hAnsi="Arial"/>
+                  <w:color w:val="2E75B6"/>
+                  <w:sz w:val="16"/>
+                  <w:szCs w:val="16"/>
+                  <w:u w:val="single" w:color="2E75B6"/>
+                </w:rPr>
+                <w:t xml:space="preserve">Intro to springs and Hooke's law</w:t>
+              </w:r>
+            </w:hyperlink>
+          </w:p>
+          <w:p>
+            <w:pPr>
+              <w:spacing w:after="10" w:before="0"/>
+              <w:ind w:left="120"/>
+            </w:pPr>
+            <w:r>
+              <w:rPr>
+                <w:rFonts w:ascii="Arial" w:cs="Arial" w:eastAsia="Arial" w:hAnsi="Arial"/>
+                <w:color w:val="595959"/>
+                <w:sz w:val="14"/>
+                <w:szCs w:val="14"/>
+              </w:rPr>
+              <w:t xml:space="preserve">Source: Khan Academy (English - US curriculum)</w:t>
+            </w:r>
+          </w:p>
+          <w:p>
+            <w:pPr>
+              <w:spacing w:after="10" w:before="0"/>
+              <w:ind w:left="120"/>
+            </w:pPr>
+            <w:hyperlink w:history="1" r:id="rIdokribbxs8spfcx32m6wwr">
+              <w:r>
+                <w:rPr>
+                  <w:rFonts w:ascii="Arial" w:cs="Arial" w:eastAsia="Arial" w:hAnsi="Arial"/>
+                  <w:color w:val="595959"/>
+                  <w:sz w:val="14"/>
+                  <w:szCs w:val="14"/>
+                  <w:u w:val="single" w:color="595959"/>
+                </w:rPr>
+                <w:t xml:space="preserve">🔍 Search ARES for similar videos</w:t>
+              </w:r>
+            </w:hyperlink>
+          </w:p>
+          <w:p>
+            <w:pPr>
+              <w:spacing w:after="40" w:before="0"/>
+            </w:pPr>
+            <w:r>
+              <w:rPr>
+                <w:sz w:val="14"/>
+                <w:szCs w:val="14"/>
+              </w:rPr>
+              <w:t xml:space="preserve"/>
+            </w:r>
+          </w:p>
+          <w:p>
+            <w:pPr>
+              <w:spacing w:after="20" w:before="0"/>
+            </w:pPr>
+            <w:r>
+              <w:rPr>
+                <w:rFonts w:ascii="Arial" w:cs="Arial" w:eastAsia="Arial" w:hAnsi="Arial"/>
+                <w:b/>
+                <w:bCs/>
+                <w:color w:val="1F3864"/>
+                <w:sz w:val="16"/>
+                <w:szCs w:val="16"/>
+              </w:rPr>
+              <w:t xml:space="preserve">📖 HTML:</w:t>
+            </w:r>
+          </w:p>
+          <w:p>
+            <w:pPr>
+              <w:spacing w:after="20" w:before="0"/>
+            </w:pPr>
+            <w:hyperlink w:history="1" r:id="rIdnpong_fesiojauhh4yw3h">
+              <w:r>
+                <w:rPr>
+                  <w:rFonts w:ascii="Arial" w:cs="Arial" w:eastAsia="Arial" w:hAnsi="Arial"/>
+                  <w:color w:val="2E75B6"/>
+                  <w:sz w:val="16"/>
+                  <w:szCs w:val="16"/>
+                  <w:u w:val="single" w:color="2E75B6"/>
+                </w:rPr>
+                <w:t xml:space="preserve">Hooke's Law</w:t>
+              </w:r>
+            </w:hyperlink>
+          </w:p>
+          <w:p>
+            <w:pPr>
+              <w:spacing w:after="10" w:before="0"/>
+              <w:ind w:left="120"/>
+            </w:pPr>
+            <w:r>
+              <w:rPr>
+                <w:rFonts w:ascii="Arial" w:cs="Arial" w:eastAsia="Arial" w:hAnsi="Arial"/>
+                <w:color w:val="595959"/>
+                <w:sz w:val="14"/>
+                <w:szCs w:val="14"/>
+              </w:rPr>
+              <w:t xml:space="preserve">Source: PhET Interactive Simulations (English)</w:t>
+            </w:r>
+          </w:p>
+          <w:p>
+            <w:pPr>
+              <w:spacing w:after="10" w:before="0"/>
+              <w:ind w:left="120"/>
+            </w:pPr>
+            <w:hyperlink w:history="1" r:id="rIdlo-da9qvzmnjznay1cuse">
+              <w:r>
+                <w:rPr>
+                  <w:rFonts w:ascii="Arial" w:cs="Arial" w:eastAsia="Arial" w:hAnsi="Arial"/>
+                  <w:color w:val="595959"/>
+                  <w:sz w:val="14"/>
+                  <w:szCs w:val="14"/>
+                  <w:u w:val="single" w:color="595959"/>
+                </w:rPr>
+                <w:t xml:space="preserve">🔍 Search ARES for similar readings</w:t>
+              </w:r>
+            </w:hyperlink>
+          </w:p>
+        </w:tc>
+        <w:tc>
+          <w:tcPr>
+            <w:tcW w:type="dxa" w:w="3040"/>
+            <w:shd w:fill="FFFFFF" w:color="auto" w:val="clear"/>
+            <w:tcMar>
+              <w:top w:type="dxa" w:w="60"/>
+              <w:left w:type="dxa" w:w="120"/>
+              <w:bottom w:type="dxa" w:w="60"/>
+              <w:right w:type="dxa" w:w="120"/>
+            </w:tcMar>
+            <w:vAlign w:val="top"/>
+          </w:tcPr>
+          <w:p>
+            <w:pPr>
+              <w:spacing w:after="40" w:before="0"/>
+              <w:jc w:val="left"/>
+            </w:pPr>
+            <w:r>
+              <w:rPr>
+                <w:rFonts w:ascii="Arial" w:cs="Arial" w:eastAsia="Arial" w:hAnsi="Arial"/>
+                <w:b w:val="false"/>
+                <w:bCs w:val="false"/>
+                <w:i w:val="false"/>
+                <w:iCs w:val="false"/>
+                <w:color w:val="000000"/>
+                <w:sz w:val="18"/>
+                <w:szCs w:val="18"/>
+              </w:rPr>
+              <w:t xml:space="preserve">Each learner receives a half-sheet 'Prediction Slip' with two diagrams: (A) a spring with a 1 N load showing a 2 cm extension, and (B) the same spring with a 4 N load — the extension box is blank. Learners individually write their predicted extension for (B) and a one-sentence justification. They then share with a shoulder partner for 90 seconds before the teacher facilitates a whole-class share-out. A second prompt on the slip asks: 'If you kept adding more and more mass to the spring, what do you think would eventually happen — and how would you see this on a graph?' Learners sketch a rough prediction graph on the back of the slip. These prediction slips are kept and revisited during the Explain phase.</w:t>
+            </w:r>
+          </w:p>
+        </w:tc>
+        <w:tc>
+          <w:tcPr>
+            <w:tcW w:type="dxa" w:w="3040"/>
+            <w:shd w:fill="F2F2F2" w:color="auto" w:val="clear"/>
+            <w:tcMar>
+              <w:top w:type="dxa" w:w="60"/>
+              <w:left w:type="dxa" w:w="120"/>
+              <w:bottom w:type="dxa" w:w="60"/>
+              <w:right w:type="dxa" w:w="120"/>
+            </w:tcMar>
+            <w:vAlign w:val="top"/>
+          </w:tcPr>
+          <w:p>
+            <w:pPr>
+              <w:spacing w:after="40" w:before="0"/>
+              <w:jc w:val="left"/>
+            </w:pPr>
+            <w:r>
+              <w:rPr>
+                <w:rFonts w:ascii="Arial" w:cs="Arial" w:eastAsia="Arial" w:hAnsi="Arial"/>
+                <w:b w:val="false"/>
+                <w:bCs w:val="false"/>
+                <w:i w:val="false"/>
+                <w:iCs w:val="false"/>
+                <w:color w:val="000000"/>
+                <w:sz w:val="18"/>
+                <w:szCs w:val="18"/>
+              </w:rPr>
+              <w:t xml:space="preserve">Distribute prediction slips face-down; say 'Do NOT flip until I say go.' After 30 seconds of silent think time: 'Flip your slips — you have 3 minutes to write your prediction and justification individually. No talking yet.' After 3 minutes: 'Turn and share with your shoulder partner — you have 90 seconds.' Cold-call 3 pairs (choose one high-confidence and one uncertain pair): 'Amina, what extension did your pair predict for 4 N — and why?' After each response, ask the class: 'Hands up if your prediction matches — hands up if yours is different.' Do NOT confirm or deny. Say: 'Hold that thought — the spring on the retort stand will answer this for us in a few minutes.' Pin 3–4 varied prediction graphs on the board under the label 'OUR PREDICTIONS — CHECK THESE AT THE END.'</w:t>
+            </w:r>
+          </w:p>
+        </w:tc>
+        <w:tc>
+          <w:tcPr>
+            <w:tcW w:type="dxa" w:w="3040"/>
+            <w:shd w:fill="FFFFFF" w:color="auto" w:val="clear"/>
+            <w:tcMar>
+              <w:top w:type="dxa" w:w="60"/>
+              <w:left w:type="dxa" w:w="120"/>
+              <w:bottom w:type="dxa" w:w="60"/>
+              <w:right w:type="dxa" w:w="120"/>
+            </w:tcMar>
+            <w:vAlign w:val="top"/>
+          </w:tcPr>
+          <w:p>
+            <w:pPr>
+              <w:spacing w:after="40" w:before="0"/>
+              <w:jc w:val="left"/>
+            </w:pPr>
+            <w:r>
+              <w:rPr>
+                <w:rFonts w:ascii="Arial" w:cs="Arial" w:eastAsia="Arial" w:hAnsi="Arial"/>
+                <w:b w:val="false"/>
+                <w:bCs w:val="false"/>
+                <w:i w:val="false"/>
+                <w:iCs w:val="false"/>
+                <w:color w:val="000000"/>
+                <w:sz w:val="18"/>
+                <w:szCs w:val="18"/>
+              </w:rPr>
+              <w:t xml:space="preserve">Prediction Slip with Sketch Graph — activates prior knowledge of proportionality from mathematics (Grade 9 linear relationships) and forces learners to commit to a quantitative claim before gathering data, creating cognitive tension that motivates careful measurement. Shoulder-pair sharing surfaces misconceptions (e.g., 'it doubles every time' vs. 'it eventually stops stretching') before instruction.</w:t>
+            </w:r>
+          </w:p>
+        </w:tc>
+        <w:tc>
+          <w:tcPr>
+            <w:tcW w:type="dxa" w:w="3040"/>
+            <w:shd w:fill="F2F2F2" w:color="auto" w:val="clear"/>
+            <w:tcMar>
+              <w:top w:type="dxa" w:w="60"/>
+              <w:left w:type="dxa" w:w="120"/>
+              <w:bottom w:type="dxa" w:w="60"/>
+              <w:right w:type="dxa" w:w="120"/>
+            </w:tcMar>
+            <w:vAlign w:val="top"/>
+          </w:tcPr>
+          <w:p>
+            <w:pPr>
+              <w:spacing w:after="40" w:before="0"/>
+              <w:jc w:val="left"/>
+            </w:pPr>
+            <w:r>
+              <w:rPr>
+                <w:rFonts w:ascii="Arial" w:cs="Arial" w:eastAsia="Arial" w:hAnsi="Arial"/>
+                <w:b w:val="false"/>
+                <w:bCs w:val="false"/>
+                <w:i w:val="false"/>
+                <w:iCs w:val="false"/>
+                <w:color w:val="000000"/>
+                <w:sz w:val="18"/>
+                <w:szCs w:val="18"/>
+              </w:rPr>
+              <w:t xml:space="preserve">Teacher scans prediction slips during pair-share for two indicators: (1) Does the learner predict a proportional doubling (8 cm) — indicating readiness for Hooke's Law? (2) Does the learner's sketch graph show a straight line, a curve, or a plateau — revealing their mental model of elastic limits? Teacher notes any learner who predicts 'the spring will not stretch more because it is full' as a priority misconception to address in Phase 3.</w:t>
+            </w:r>
+          </w:p>
+        </w:tc>
+      </w:tr>
+      <w:tr>
+        <w:tc>
+          <w:tcPr>
+            <w:tcW w:type="dxa" w:w="1520"/>
+            <w:shd w:fill="D9EEF1" w:color="auto" w:val="clear"/>
+            <w:tcMar>
+              <w:top w:type="dxa" w:w="60"/>
+              <w:left w:type="dxa" w:w="120"/>
+              <w:bottom w:type="dxa" w:w="60"/>
+              <w:right w:type="dxa" w:w="120"/>
+            </w:tcMar>
+            <w:vAlign w:val="top"/>
+          </w:tcPr>
+          <w:p>
+            <w:pPr>
+              <w:spacing w:after="40" w:before="0"/>
+              <w:jc w:val="left"/>
+            </w:pPr>
+            <w:r>
+              <w:rPr>
+                <w:rFonts w:ascii="Arial" w:cs="Arial" w:eastAsia="Arial" w:hAnsi="Arial"/>
+                <w:b/>
+                <w:bCs/>
+                <w:i w:val="false"/>
+                <w:iCs w:val="false"/>
+                <w:color w:val="000000"/>
+                <w:sz w:val="18"/>
+                <w:szCs w:val="18"/>
+              </w:rPr>
+              <w:t xml:space="preserve">Observe Phase</w:t>
+            </w:r>
+          </w:p>
+          <w:p>
+            <w:pPr>
+              <w:spacing w:after="20" w:before="0"/>
+            </w:pPr>
+            <w:r>
+              <w:rPr>
+                <w:rFonts w:ascii="Arial" w:cs="Arial" w:eastAsia="Arial" w:hAnsi="Arial"/>
+                <w:b/>
+                <w:bCs/>
+                <w:color w:val="1F3864"/>
+                <w:sz w:val="16"/>
+                <w:szCs w:val="16"/>
+              </w:rPr>
+              <w:t xml:space="preserve">📹 VIDEO:</w:t>
+            </w:r>
+          </w:p>
+          <w:p>
+            <w:pPr>
+              <w:spacing w:after="20" w:before="0"/>
+            </w:pPr>
+            <w:hyperlink w:history="1" r:id="rIdbv9vaaz0ebicddjgeird-">
+              <w:r>
+                <w:rPr>
+                  <w:rFonts w:ascii="Arial" w:cs="Arial" w:eastAsia="Arial" w:hAnsi="Arial"/>
+                  <w:color w:val="2E75B6"/>
+                  <w:sz w:val="16"/>
+                  <w:szCs w:val="16"/>
+                  <w:u w:val="single" w:color="2E75B6"/>
+                </w:rPr>
+                <w:t xml:space="preserve">Intro to springs and Hooke's law -dubbed(KY)</w:t>
+              </w:r>
+            </w:hyperlink>
+          </w:p>
+          <w:p>
+            <w:pPr>
+              <w:spacing w:after="10" w:before="0"/>
+              <w:ind w:left="120"/>
+            </w:pPr>
+            <w:r>
+              <w:rPr>
+                <w:rFonts w:ascii="Arial" w:cs="Arial" w:eastAsia="Arial" w:hAnsi="Arial"/>
+                <w:color w:val="595959"/>
+                <w:sz w:val="14"/>
+                <w:szCs w:val="14"/>
+              </w:rPr>
+              <w:t xml:space="preserve">Source: Khan Academy (Kiswahili)</w:t>
+            </w:r>
+          </w:p>
+          <w:p>
+            <w:pPr>
+              <w:spacing w:after="10" w:before="0"/>
+              <w:ind w:left="120"/>
+            </w:pPr>
+            <w:hyperlink w:history="1" r:id="rIdpozsfi58f9uaralpi6l9y">
+              <w:r>
+                <w:rPr>
+                  <w:rFonts w:ascii="Arial" w:cs="Arial" w:eastAsia="Arial" w:hAnsi="Arial"/>
+                  <w:color w:val="595959"/>
+                  <w:sz w:val="14"/>
+                  <w:szCs w:val="14"/>
+                  <w:u w:val="single" w:color="595959"/>
+                </w:rPr>
+                <w:t xml:space="preserve">🔍 Search ARES for similar videos</w:t>
+              </w:r>
+            </w:hyperlink>
+          </w:p>
+          <w:p>
+            <w:pPr>
+              <w:spacing w:after="40" w:before="0"/>
+            </w:pPr>
+            <w:r>
+              <w:rPr>
+                <w:sz w:val="14"/>
+                <w:szCs w:val="14"/>
+              </w:rPr>
+              <w:t xml:space="preserve"/>
+            </w:r>
+          </w:p>
+          <w:p>
+            <w:pPr>
+              <w:spacing w:after="20" w:before="0"/>
+            </w:pPr>
+            <w:r>
+              <w:rPr>
+                <w:rFonts w:ascii="Arial" w:cs="Arial" w:eastAsia="Arial" w:hAnsi="Arial"/>
+                <w:b/>
+                <w:bCs/>
+                <w:color w:val="1F3864"/>
+                <w:sz w:val="16"/>
+                <w:szCs w:val="16"/>
+              </w:rPr>
+              <w:t xml:space="preserve">📖 HTML:</w:t>
+            </w:r>
+          </w:p>
+          <w:p>
+            <w:pPr>
+              <w:spacing w:after="20" w:before="0"/>
+            </w:pPr>
+            <w:hyperlink w:history="1" r:id="rIdrul5mtdlombvdw0sjt4lg">
+              <w:r>
+                <w:rPr>
+                  <w:rFonts w:ascii="Arial" w:cs="Arial" w:eastAsia="Arial" w:hAnsi="Arial"/>
+                  <w:color w:val="2E75B6"/>
+                  <w:sz w:val="16"/>
+                  <w:szCs w:val="16"/>
+                  <w:u w:val="single" w:color="2E75B6"/>
+                </w:rPr>
+                <w:t xml:space="preserve">Hooke's Law</w:t>
+              </w:r>
+            </w:hyperlink>
+          </w:p>
+          <w:p>
+            <w:pPr>
+              <w:spacing w:after="10" w:before="0"/>
+              <w:ind w:left="120"/>
+            </w:pPr>
+            <w:r>
+              <w:rPr>
+                <w:rFonts w:ascii="Arial" w:cs="Arial" w:eastAsia="Arial" w:hAnsi="Arial"/>
+                <w:color w:val="595959"/>
+                <w:sz w:val="14"/>
+                <w:szCs w:val="14"/>
+              </w:rPr>
+              <w:t xml:space="preserve">Source: PhET Interactive Simulations (English)</w:t>
+            </w:r>
+          </w:p>
+          <w:p>
+            <w:pPr>
+              <w:spacing w:after="10" w:before="0"/>
+              <w:ind w:left="120"/>
+            </w:pPr>
+            <w:hyperlink w:history="1" r:id="rIdgdfqosq4ydhdxb5zjy3ms">
+              <w:r>
+                <w:rPr>
+                  <w:rFonts w:ascii="Arial" w:cs="Arial" w:eastAsia="Arial" w:hAnsi="Arial"/>
+                  <w:color w:val="595959"/>
+                  <w:sz w:val="14"/>
+                  <w:szCs w:val="14"/>
+                  <w:u w:val="single" w:color="595959"/>
+                </w:rPr>
+                <w:t xml:space="preserve">🔍 Search ARES for similar readings</w:t>
+              </w:r>
+            </w:hyperlink>
+          </w:p>
+        </w:tc>
+        <w:tc>
+          <w:tcPr>
+            <w:tcW w:type="dxa" w:w="3040"/>
+            <w:shd w:fill="FFFFFF" w:color="auto" w:val="clear"/>
+            <w:tcMar>
+              <w:top w:type="dxa" w:w="60"/>
+              <w:left w:type="dxa" w:w="120"/>
+              <w:bottom w:type="dxa" w:w="60"/>
+              <w:right w:type="dxa" w:w="120"/>
+            </w:tcMar>
+            <w:vAlign w:val="top"/>
+          </w:tcPr>
+          <w:p>
+            <w:pPr>
+              <w:spacing w:after="40" w:before="0"/>
+              <w:jc w:val="left"/>
+            </w:pPr>
+            <w:r>
+              <w:rPr>
+                <w:rFonts w:ascii="Arial" w:cs="Arial" w:eastAsia="Arial" w:hAnsi="Arial"/>
+                <w:b w:val="false"/>
+                <w:bCs w:val="false"/>
+                <w:i w:val="false"/>
+                <w:iCs w:val="false"/>
+                <w:color w:val="000000"/>
+                <w:sz w:val="18"/>
+                <w:szCs w:val="18"/>
+              </w:rPr>
+              <w:t xml:space="preserve">Groups of four set up a retort stand with a steel spring hanging from the clamp. Each group has: a metre rule (clamped vertically beside the spring), a set of slotted masses (50 g each, up to 500 g), a results table in their science journals, and safety goggles. The investigation procedure is displayed on the board: (1) Record the natural length of the spring (no load) — this is the reference position. (2) Add masses one at a time (0.5 N increments). After each addition, wait 10 seconds for the spring to settle, then record the new length and calculate extension (extension = new length − natural length). (3) Continue until the graph begins to show a curve OR until 5 N is reached — whichever comes first. (4) Record observations in the two-column results table: Force (N) | Extension (cm). Groups using a 'stiff' spring (k ≈ 25 N/m) and groups using a 'soft' spring (k ≈ 10 N/m) are alternated around the room. After collecting data, each group plots their force-extension graph on pre-printed graph axes (Force on y-axis, Extension on x-axis), draws the line of best fit through the linear region, and marks with a cross (×) where the line begins to curve.</w:t>
+            </w:r>
+          </w:p>
+        </w:tc>
+        <w:tc>
+          <w:tcPr>
+            <w:tcW w:type="dxa" w:w="3040"/>
+            <w:shd w:fill="F2F2F2" w:color="auto" w:val="clear"/>
+            <w:tcMar>
+              <w:top w:type="dxa" w:w="60"/>
+              <w:left w:type="dxa" w:w="120"/>
+              <w:bottom w:type="dxa" w:w="60"/>
+              <w:right w:type="dxa" w:w="120"/>
+            </w:tcMar>
+            <w:vAlign w:val="top"/>
+          </w:tcPr>
+          <w:p>
+            <w:pPr>
+              <w:spacing w:after="40" w:before="0"/>
+              <w:jc w:val="left"/>
+            </w:pPr>
+            <w:r>
+              <w:rPr>
+                <w:rFonts w:ascii="Arial" w:cs="Arial" w:eastAsia="Arial" w:hAnsi="Arial"/>
+                <w:b w:val="false"/>
+                <w:bCs w:val="false"/>
+                <w:i w:val="false"/>
+                <w:iCs w:val="false"/>
+                <w:color w:val="000000"/>
+                <w:sz w:val="18"/>
+                <w:szCs w:val="18"/>
+              </w:rPr>
+              <w:t xml:space="preserve">Before groups begin, demonstrate the setup at the front bench (2 minutes): 'Watch how I read the ruler — my eye must be level with the bottom of the spring coil to avoid parallax error.' Ask: 'Korir, what error am I avoiding by keeping my eye level? Give me 10 seconds.' [WAIT 10 seconds.] Cold-call Korir. Circulate during data collection — every 4 minutes visit a new group. At each group ask: 'What pattern are you noticing in your extension column?' and 'How confident are you in your last reading — did you wait for the spring to stop oscillating?' At the 20-minute mark, prompt groups who have not yet seen a curve: 'Add one more 50 g mass — watch very carefully what happens to the spring after you remove the load.' For groups using the soft spring that reaches its elastic limit early: 'Mark that point with a star in your table — that is the moment we have been waiting for.' After all groups have plotted their graphs, say: 'Circle the region on your graph where the line is straight — that region has a name we are about to give it.'</w:t>
+            </w:r>
+          </w:p>
+        </w:tc>
+        <w:tc>
+          <w:tcPr>
+            <w:tcW w:type="dxa" w:w="3040"/>
+            <w:shd w:fill="FFFFFF" w:color="auto" w:val="clear"/>
+            <w:tcMar>
+              <w:top w:type="dxa" w:w="60"/>
+              <w:left w:type="dxa" w:w="120"/>
+              <w:bottom w:type="dxa" w:w="60"/>
+              <w:right w:type="dxa" w:w="120"/>
+            </w:tcMar>
+            <w:vAlign w:val="top"/>
+          </w:tcPr>
+          <w:p>
+            <w:pPr>
+              <w:spacing w:after="40" w:before="0"/>
+              <w:jc w:val="left"/>
+            </w:pPr>
+            <w:r>
+              <w:rPr>
+                <w:rFonts w:ascii="Arial" w:cs="Arial" w:eastAsia="Arial" w:hAnsi="Arial"/>
+                <w:b w:val="false"/>
+                <w:bCs w:val="false"/>
+                <w:i w:val="false"/>
+                <w:iCs w:val="false"/>
+                <w:color w:val="000000"/>
+                <w:sz w:val="18"/>
+                <w:szCs w:val="18"/>
+              </w:rPr>
+              <w:t xml:space="preserve">Structured Data Collection with Comparative Spring Groups — by deliberately giving half the class a stiff spring and half a soft spring, the investigation produces two different gradients and two different elastic limits. This built-in comparison mirrors the two Kericho bridge ropes and prevents learners from treating Hooke's Law as a single fixed number. The real-time graph plotting (rather than post-hoc) keeps learners engaged with the emerging shape of the relationship.</w:t>
+            </w:r>
+          </w:p>
+        </w:tc>
+        <w:tc>
+          <w:tcPr>
+            <w:tcW w:type="dxa" w:w="3040"/>
+            <w:shd w:fill="F2F2F2" w:color="auto" w:val="clear"/>
+            <w:tcMar>
+              <w:top w:type="dxa" w:w="60"/>
+              <w:left w:type="dxa" w:w="120"/>
+              <w:bottom w:type="dxa" w:w="60"/>
+              <w:right w:type="dxa" w:w="120"/>
+            </w:tcMar>
+            <w:vAlign w:val="top"/>
+          </w:tcPr>
+          <w:p>
+            <w:pPr>
+              <w:spacing w:after="40" w:before="0"/>
+              <w:jc w:val="left"/>
+            </w:pPr>
+            <w:r>
+              <w:rPr>
+                <w:rFonts w:ascii="Arial" w:cs="Arial" w:eastAsia="Arial" w:hAnsi="Arial"/>
+                <w:b w:val="false"/>
+                <w:bCs w:val="false"/>
+                <w:i w:val="false"/>
+                <w:iCs w:val="false"/>
+                <w:color w:val="000000"/>
+                <w:sz w:val="18"/>
+                <w:szCs w:val="18"/>
+              </w:rPr>
+              <w:t xml:space="preserve">Teacher checks each group's results table for two indicators: (1) Are extension values increasing by approximately equal amounts for equal force increments (proportionality)? A group whose values jump erratically likely has a parallax reading error — teacher re-demonstrates. (2) Has the group correctly calculated extension as (new length − natural length), not just recorded the new length? Any group recording total length instead of extension is flagged and corrected before graph plotting begins.</w:t>
+            </w:r>
+          </w:p>
+        </w:tc>
+      </w:tr>
+      <w:tr>
+        <w:tc>
+          <w:tcPr>
+            <w:tcW w:type="dxa" w:w="1520"/>
+            <w:shd w:fill="E2EFDA" w:color="auto" w:val="clear"/>
+            <w:tcMar>
+              <w:top w:type="dxa" w:w="60"/>
+              <w:left w:type="dxa" w:w="120"/>
+              <w:bottom w:type="dxa" w:w="60"/>
+              <w:right w:type="dxa" w:w="120"/>
+            </w:tcMar>
+            <w:vAlign w:val="top"/>
+          </w:tcPr>
+          <w:p>
+            <w:pPr>
+              <w:spacing w:after="40" w:before="0"/>
+              <w:jc w:val="left"/>
+            </w:pPr>
+            <w:r>
+              <w:rPr>
+                <w:rFonts w:ascii="Arial" w:cs="Arial" w:eastAsia="Arial" w:hAnsi="Arial"/>
+                <w:b/>
+                <w:bCs/>
+                <w:i w:val="false"/>
+                <w:iCs w:val="false"/>
+                <w:color w:val="000000"/>
+                <w:sz w:val="18"/>
+                <w:szCs w:val="18"/>
+              </w:rPr>
+              <w:t xml:space="preserve">Explain Phase</w:t>
+            </w:r>
+          </w:p>
+          <w:p>
+            <w:pPr>
+              <w:spacing w:after="20" w:before="0"/>
+            </w:pPr>
+            <w:r>
+              <w:rPr>
+                <w:rFonts w:ascii="Arial" w:cs="Arial" w:eastAsia="Arial" w:hAnsi="Arial"/>
+                <w:b/>
+                <w:bCs/>
+                <w:color w:val="1F3864"/>
+                <w:sz w:val="16"/>
+                <w:szCs w:val="16"/>
+              </w:rPr>
+              <w:t xml:space="preserve">📹 VIDEO:</w:t>
+            </w:r>
+          </w:p>
+          <w:p>
+            <w:pPr>
+              <w:spacing w:after="20" w:before="0"/>
+            </w:pPr>
+            <w:hyperlink w:history="1" r:id="rIdckqphm-bsnjzmpcd-_ktd">
               <w:r>
                 <w:rPr>
                   <w:rFonts w:ascii="Arial" w:cs="Arial" w:eastAsia="Arial" w:hAnsi="Arial"/>
@@ -13407,7 +14019,7 @@
               <w:spacing w:after="10" w:before="0"/>
               <w:ind w:left="120"/>
             </w:pPr>
-            <w:hyperlink w:history="1" r:id="rIdfveblvejvy_tvmas3ewv8">
+            <w:hyperlink w:history="1" r:id="rIdrtgk-irrsrx1wmvtbr5mz">
               <w:r>
                 <w:rPr>
                   <w:rFonts w:ascii="Arial" w:cs="Arial" w:eastAsia="Arial" w:hAnsi="Arial"/>
@@ -13452,7 +14064,7 @@
             <w:pPr>
               <w:spacing w:after="20" w:before="0"/>
             </w:pPr>
-            <w:hyperlink w:history="1" r:id="rId__-t9baukpwafchz8aqt6">
+            <w:hyperlink w:history="1" r:id="rIdncv5psralzcg0yjt1zsy5">
               <w:r>
                 <w:rPr>
                   <w:rFonts w:ascii="Arial" w:cs="Arial" w:eastAsia="Arial" w:hAnsi="Arial"/>
@@ -13461,7 +14073,7 @@
                   <w:szCs w:val="16"/>
                   <w:u w:val="single" w:color="2E75B6"/>
                 </w:rPr>
-                <w:t xml:space="preserve">Newton's Law of Gravity (Flexbook)</w:t>
+                <w:t xml:space="preserve">Hooke's Law</w:t>
               </w:r>
             </w:hyperlink>
           </w:p>
@@ -13477,7 +14089,7 @@
                 <w:sz w:val="14"/>
                 <w:szCs w:val="14"/>
               </w:rPr>
-              <w:t xml:space="preserve">Source: CK-12</w:t>
+              <w:t xml:space="preserve">Source: PhET Interactive Simulations (English)</w:t>
             </w:r>
           </w:p>
           <w:p>
@@ -13485,7 +14097,7 @@
               <w:spacing w:after="10" w:before="0"/>
               <w:ind w:left="120"/>
             </w:pPr>
-            <w:hyperlink w:history="1" r:id="rIdzlstrj4lcly2s2dkaq2dm">
+            <w:hyperlink w:history="1" r:id="rIddgfd_xe8yimyc1pkd1dqn">
               <w:r>
                 <w:rPr>
                   <w:rFonts w:ascii="Arial" w:cs="Arial" w:eastAsia="Arial" w:hAnsi="Arial"/>
@@ -13527,7 +14139,7 @@
                 <w:sz w:val="18"/>
                 <w:szCs w:val="18"/>
               </w:rPr>
-              <w:t xml:space="preserve">Each learner receives a half-sheet 'Prediction Slip' with two diagrams: (A) a spring with a 1 N load showing a 2 cm extension, and (B) the same spring with a 4 N load — the extension box is blank. Learners individually write their predicted extension for (B) and a one-sentence justification. They then share with a shoulder partner for 90 seconds before the teacher facilitates a whole-class share-out. A second prompt on the slip asks: 'If you kept adding more and more mass to the spring, what do you think would eventually happen — and how would you see this on a graph?' Learners sketch a rough prediction graph on the back of the slip. These prediction slips are kept and revisited during the Explain phase.</w:t>
+              <w:t xml:space="preserve">The teacher leads a whole-class data collation: one representative from each group writes their spring type and k value (calculated from graph gradient) on the class data wall — a large sheet of paper at the front divided into 'Stiff Spring' and 'Soft Spring' columns. Learners compare values within each column (expecting consistency) and between columns (expecting a clear difference). The teacher then introduces the formal vocabulary: Hooke's Law (F = kx), spring constant k (unit: N/m), elastic limit, and proportionality limit. Learners annotate their graphs with these labels. A worked example is solved together: 'A spring has k = 20 N/m. A Kenyan farmer hangs a 2.5 kg bunch of bananas from it. What is the extension?' (Answer: F = 2.5 × 10 = 25 N; x = F/k = 25/20 = 1.25 m — teacher pauses here to ask 'Does 1.25 m make sense for a small spring?', prompting learners to recognise the spring in the example must be very soft or the bananas are very heavy — reinforcing unit and magnitude sense-checking). Learners then retrieve their prediction slips from Phase 1, compare their predicted graph shape with their actual graph, and write a two-sentence 'I thought… but I found…' reflection in their journals. Finally, each group calculates the ratio F/x at three points in the linear region and confirms it is constant — this is the physical meaning of k.</w:t>
             </w:r>
           </w:p>
         </w:tc>
@@ -13559,7 +14171,7 @@
                 <w:sz w:val="18"/>
                 <w:szCs w:val="18"/>
               </w:rPr>
-              <w:t xml:space="preserve">Distribute prediction slips face-down; say 'Do NOT flip until I say go.' After 30 seconds of silent think time: 'Flip your slips — you have 3 minutes to write your prediction and justification individually. No talking yet.' After 3 minutes: 'Turn and share with your shoulder partner — you have 90 seconds.' Cold-call 3 pairs (choose one high-confidence and one uncertain pair): 'Amina, what extension did your pair predict for 4 N — and why?' After each response, ask the class: 'Hands up if your prediction matches — hands up if yours is different.' Do NOT confirm or deny. Say: 'Hold that thought — the spring on the retort stand will answer this for us in a few minutes.' Pin 3–4 varied prediction graphs on the board under the label 'OUR PREDICTIONS — CHECK THESE AT THE END.'</w:t>
+              <w:t xml:space="preserve">At the class data wall, ask: 'Wanjiru, read out your group's k value for the stiff spring.' After three groups have shared: 'What do you notice about these numbers? [WAIT 12 seconds.] Fatuma, what pattern do you see?' After the pattern is confirmed: 'Now look at the soft spring column — Otieno, how does this group of k values compare? [WAIT 10 seconds.]' Introduce the formal definition: write F = kx on the board and say: 'k is the spring constant — the larger k is, the stiffer the spring, and the more force you need for every extra centimetre of stretch.' Connect explicitly: 'Now think about our two Kericho ropes — if rope A is like our stiff spring and rope B is like our soft spring, which rope do you think had the higher k? [WAIT 15 seconds.] Cold-call 2 learners, require justification: 'Because…' During the prediction slip review, choose one learner whose original prediction was wrong and celebrate: 'This is exactly what science is — you made a brave prediction, the evidence corrected you, and now you know something true about the world.'</w:t>
             </w:r>
           </w:p>
         </w:tc>
@@ -13591,7 +14203,7 @@
                 <w:sz w:val="18"/>
                 <w:szCs w:val="18"/>
               </w:rPr>
-              <w:t xml:space="preserve">Prediction Slip with Sketch Graph — activates prior knowledge of proportionality from mathematics (Grade 9 linear relationships) and forces learners to commit to a quantitative claim before gathering data, creating cognitive tension that motivates careful measurement. Shoulder-pair sharing surfaces misconceptions (e.g., 'it doubles every time' vs. 'it eventually stops stretching') before instruction.</w:t>
+              <w:t xml:space="preserve">Class Data Wall with Cross-Group Comparison — aggregating data from all groups into a shared display models the scientific practice of using multiple trials and replications to build confidence in a result. The 'I thought… but I found…' reflection is a metacognitive sensemaking tool that helps learners explicitly track conceptual change, a core NGSS Science and Engineering Practice (SEP 6: Constructing Explanations). The F/x ratio check reinforces that k is not read off the graph but is a property derivable from any point in the linear region.</w:t>
             </w:r>
           </w:p>
         </w:tc>
@@ -13623,7 +14235,7 @@
                 <w:sz w:val="18"/>
                 <w:szCs w:val="18"/>
               </w:rPr>
-              <w:t xml:space="preserve">Teacher scans prediction slips during pair-share for two indicators: (1) Does the learner predict a proportional doubling (8 cm) — indicating readiness for Hooke's Law? (2) Does the learner's sketch graph show a straight line, a curve, or a plateau — revealing their mental model of elastic limits? Teacher notes any learner who predicts 'the spring will not stretch more because it is full' as a priority misconception to address in Phase 3.</w:t>
+              <w:t xml:space="preserve">Exit check (2 minutes at end of phase): Teacher shows a force-extension graph on the board with the elastic limit marked and asks three rapid cold-call questions: (1) 'What does the gradient of the straight-line portion represent?' (2) 'What happens to the spring if you load it beyond this marked point?' (3) 'Which spring — stiff or soft — would you choose for a bridge rope, and why?' Observable indicator of success: learner correctly identifies k as gradient, describes permanent deformation beyond the elastic limit, and justifies their rope choice using the language of Hooke's Law.</w:t>
             </w:r>
           </w:p>
         </w:tc>
@@ -13632,32 +14244,32 @@
         <w:tc>
           <w:tcPr>
             <w:tcW w:type="dxa" w:w="1520"/>
-            <w:shd w:fill="D9EEF1" w:color="auto" w:val="clear"/>
-            <w:tcMar>
-              <w:top w:type="dxa" w:w="60"/>
-              <w:left w:type="dxa" w:w="120"/>
-              <w:bottom w:type="dxa" w:w="60"/>
-              <w:right w:type="dxa" w:w="120"/>
-            </w:tcMar>
-            <w:vAlign w:val="top"/>
-          </w:tcPr>
-          <w:p>
-            <w:pPr>
-              <w:spacing w:after="40" w:before="0"/>
-              <w:jc w:val="left"/>
-            </w:pPr>
-            <w:r>
-              <w:rPr>
-                <w:rFonts w:ascii="Arial" w:cs="Arial" w:eastAsia="Arial" w:hAnsi="Arial"/>
-                <w:b/>
-                <w:bCs/>
-                <w:i w:val="false"/>
-                <w:iCs w:val="false"/>
-                <w:color w:val="000000"/>
-                <w:sz w:val="18"/>
-                <w:szCs w:val="18"/>
-              </w:rPr>
-              <w:t xml:space="preserve">Observe Phase</w:t>
+            <w:shd w:fill="FCE4D6" w:color="auto" w:val="clear"/>
+            <w:tcMar>
+              <w:top w:type="dxa" w:w="60"/>
+              <w:left w:type="dxa" w:w="120"/>
+              <w:bottom w:type="dxa" w:w="60"/>
+              <w:right w:type="dxa" w:w="120"/>
+            </w:tcMar>
+            <w:vAlign w:val="top"/>
+          </w:tcPr>
+          <w:p>
+            <w:pPr>
+              <w:spacing w:after="40" w:before="0"/>
+              <w:jc w:val="left"/>
+            </w:pPr>
+            <w:r>
+              <w:rPr>
+                <w:rFonts w:ascii="Arial" w:cs="Arial" w:eastAsia="Arial" w:hAnsi="Arial"/>
+                <w:b/>
+                <w:bCs/>
+                <w:i w:val="false"/>
+                <w:iCs w:val="false"/>
+                <w:color w:val="000000"/>
+                <w:sz w:val="18"/>
+                <w:szCs w:val="18"/>
+              </w:rPr>
+              <w:t xml:space="preserve">Driving Question Board (DQB) Creation</w:t>
             </w:r>
           </w:p>
           <w:p>
@@ -13680,7 +14292,7 @@
             <w:pPr>
               <w:spacing w:after="20" w:before="0"/>
             </w:pPr>
-            <w:hyperlink w:history="1" r:id="rId-kfeqhi4zkpnodwxhhxgb">
+            <w:hyperlink w:history="1" r:id="rIdo4a7il2mqjvdka13crcwd">
               <w:r>
                 <w:rPr>
                   <w:rFonts w:ascii="Arial" w:cs="Arial" w:eastAsia="Arial" w:hAnsi="Arial"/>
@@ -13689,7 +14301,7 @@
                   <w:szCs w:val="16"/>
                   <w:u w:val="single" w:color="2E75B6"/>
                 </w:rPr>
-                <w:t xml:space="preserve">Video: Hooke's Law</w:t>
+                <w:t xml:space="preserve">hooke's law</w:t>
               </w:r>
             </w:hyperlink>
           </w:p>
@@ -13705,7 +14317,7 @@
                 <w:sz w:val="14"/>
                 <w:szCs w:val="14"/>
               </w:rPr>
-              <w:t xml:space="preserve">Source: PhET Interactive Simulations (English)</w:t>
+              <w:t xml:space="preserve">Source: ARES Local Curriculum  - Digital Literacy Content</w:t>
             </w:r>
           </w:p>
           <w:p>
@@ -13713,7 +14325,7 @@
               <w:spacing w:after="10" w:before="0"/>
               <w:ind w:left="120"/>
             </w:pPr>
-            <w:hyperlink w:history="1" r:id="rIdcgok_mllfbm-plec6h5hr">
+            <w:hyperlink w:history="1" r:id="rIdf1zqhbv-lc2n7vmrvxkyt">
               <w:r>
                 <w:rPr>
                   <w:rFonts w:ascii="Arial" w:cs="Arial" w:eastAsia="Arial" w:hAnsi="Arial"/>
@@ -13758,7 +14370,7 @@
             <w:pPr>
               <w:spacing w:after="20" w:before="0"/>
             </w:pPr>
-            <w:hyperlink w:history="1" r:id="rIdllqv1uzovu05-ij2utj24">
+            <w:hyperlink w:history="1" r:id="rIdsqsbaxzx7cknweqooybbt">
               <w:r>
                 <w:rPr>
                   <w:rFonts w:ascii="Arial" w:cs="Arial" w:eastAsia="Arial" w:hAnsi="Arial"/>
@@ -13767,7 +14379,7 @@
                   <w:szCs w:val="16"/>
                   <w:u w:val="single" w:color="2E75B6"/>
                 </w:rPr>
-                <w:t xml:space="preserve">Newton's Law of Gravity (Flexbook)</w:t>
+                <w:t xml:space="preserve">Hooke's Law</w:t>
               </w:r>
             </w:hyperlink>
           </w:p>
@@ -13783,7 +14395,7 @@
                 <w:sz w:val="14"/>
                 <w:szCs w:val="14"/>
               </w:rPr>
-              <w:t xml:space="preserve">Source: CK-12</w:t>
+              <w:t xml:space="preserve">Source: PhET Interactive Simulations (English)</w:t>
             </w:r>
           </w:p>
           <w:p>
@@ -13791,7 +14403,7 @@
               <w:spacing w:after="10" w:before="0"/>
               <w:ind w:left="120"/>
             </w:pPr>
-            <w:hyperlink w:history="1" r:id="rIdxfzpszhknkmr5gbdyvdvt">
+            <w:hyperlink w:history="1" r:id="rIdxufv-t-_t1hcd-bzmpcsk">
               <w:r>
                 <w:rPr>
                   <w:rFonts w:ascii="Arial" w:cs="Arial" w:eastAsia="Arial" w:hAnsi="Arial"/>
@@ -13833,7 +14445,7 @@
                 <w:sz w:val="18"/>
                 <w:szCs w:val="18"/>
               </w:rPr>
-              <w:t xml:space="preserve">Groups of four set up a retort stand with a steel spring hanging from the clamp. Each group has: a metre rule (clamped vertically beside the spring), a set of slotted masses (50 g each, up to 500 g), a results table in their science journals, and safety goggles. The investigation procedure is displayed on the board: (1) Record the natural length of the spring (no load) — this is the reference position. (2) Add masses one at a time (0.5 N increments). After each addition, wait 10 seconds for the spring to settle, then record the new length and calculate extension (extension = new length − natural length). (3) Continue until the graph begins to show a curve OR until 5 N is reached — whichever comes first. (4) Record observations in the two-column results table: Force (N) | Extension (cm). Groups using a 'stiff' spring (k ≈ 25 N/m) and groups using a 'soft' spring (k ≈ 10 N/m) are alternated around the room. After collecting data, each group plots their force-extension graph on pre-printed graph axes (Force on y-axis, Extension on x-axis), draws the line of best fit through the linear region, and marks with a cross (×) where the line begins to curve.</w:t>
+              <w:t xml:space="preserve">Each group receives two colours of sticky notes: yellow for 'new understanding' and pink for 'new question.' Groups spend 4 minutes writing: at least one yellow note (e.g., 'The stiff spring has a larger k — it needs more force per centimetre of stretch') and at least one pink note (e.g., 'Does a rope have a spring constant? How do we measure k for a rope made of sisal?' or 'What happens after the elastic limit — does the material keep stretching forever or does it snap?'). Groups post their notes on the class DQB under the existing columns: 'What we think we know' (yellow) and 'New questions' (pink). The teacher reads three pink notes aloud and says: 'These questions are exactly what Lesson 5 will address — tensile strength and the breaking point.' The teacher also draws a large arrow on the DQB connecting today's finding ('k is measurable and different for different materials') to the original phenomenon question ('Can we predict which rope will snap?') and writes: 'PARTIAL ANSWER: A rope with a lower k and a lower elastic limit is more likely to permanently deform and snap under the same load.'</w:t>
             </w:r>
           </w:p>
         </w:tc>
@@ -13865,7 +14477,7 @@
                 <w:sz w:val="18"/>
                 <w:szCs w:val="18"/>
               </w:rPr>
-              <w:t xml:space="preserve">Before groups begin, demonstrate the setup at the front bench (2 minutes): 'Watch how I read the ruler — my eye must be level with the bottom of the spring coil to avoid parallax error.' Ask: 'Korir, what error am I avoiding by keeping my eye level? Give me 10 seconds.' [WAIT 10 seconds.] Cold-call Korir. Circulate during data collection — every 4 minutes visit a new group. At each group ask: 'What pattern are you noticing in your extension column?' and 'How confident are you in your last reading — did you wait for the spring to stop oscillating?' At the 20-minute mark, prompt groups who have not yet seen a curve: 'Add one more 50 g mass — watch very carefully what happens to the spring after you remove the load.' For groups using the soft spring that reaches its elastic limit early: 'Mark that point with a star in your table — that is the moment we have been waiting for.' After all groups have plotted their graphs, say: 'Circle the region on your graph where the line is straight — that region has a name we are about to give it.'</w:t>
+              <w:t xml:space="preserve">Before sticky-note writing, re-read the driving question aloud: 'Why do some materials stretch and snap back while others permanently deform or break — and how can we use this knowledge to choose the right material for a safe structure in Kenya?' Say: 'Your yellow note must connect something from today's investigation directly to this question.' After notes are posted, select one yellow and one pink note from different groups. Ask the class: 'Ngeno's group wrote that the elastic limit is the key safety boundary. Do you agree? [WAIT 12 seconds.] Baraka, respond to Ngeno's idea.' Facilitate a 2-minute class discussion. Close by pointing to the DQB: 'Notice how our board is growing — two lessons ago we could only say the ropes looked the same but behaved differently. Now we can say: the rope that snapped had passed its elastic limit. Next lesson we find out exactly when a material breaks.'</w:t>
             </w:r>
           </w:p>
         </w:tc>
@@ -13897,7 +14509,7 @@
                 <w:sz w:val="18"/>
                 <w:szCs w:val="18"/>
               </w:rPr>
-              <w:t xml:space="preserve">Structured Data Collection with Comparative Spring Groups — by deliberately giving half the class a stiff spring and half a soft spring, the investigation produces two different gradients and two different elastic limits. This built-in comparison mirrors the two Kericho bridge ropes and prevents learners from treating Hooke's Law as a single fixed number. The real-time graph plotting (rather than post-hoc) keeps learners engaged with the emerging shape of the relationship.</w:t>
+              <w:t xml:space="preserve">DQB Sticky-Note Protocol (Two-Colour) — the deliberate colour-coding of 'understanding' versus 'question' notes trains learners in the scientific practice of distinguishing claims from open problems (NGSS SEP 1: Asking Questions and Defining Problems). The teacher's visible arrow connecting today's evidence to the phenomenon creates a public record of the storyline's progress, making the cumulative nature of scientific knowledge construction explicit.</w:t>
             </w:r>
           </w:p>
         </w:tc>
@@ -13929,7 +14541,7 @@
                 <w:sz w:val="18"/>
                 <w:szCs w:val="18"/>
               </w:rPr>
-              <w:t xml:space="preserve">Teacher checks each group's results table for two indicators: (1) Are extension values increasing by approximately equal amounts for equal force increments (proportionality)? A group whose values jump erratically likely has a parallax reading error — teacher re-demonstrates. (2) Has the group correctly calculated extension as (new length − natural length), not just recorded the new length? Any group recording total length instead of extension is flagged and corrected before graph plotting begins.</w:t>
+              <w:t xml:space="preserve">Teacher reads all posted yellow notes after class. Success indicator: yellow notes reference k, elastic limit, or the comparative stiffness of the two spring types in relation to the bridge ropes. A yellow note that says only 'springs stretch when you pull them' signals insufficient conceptual advancement — teacher follows up individually at the start of Lesson 5. Pink notes are catalogued to inform the framing of Lesson 5.</w:t>
             </w:r>
           </w:p>
         </w:tc>
@@ -13938,32 +14550,32 @@
         <w:tc>
           <w:tcPr>
             <w:tcW w:type="dxa" w:w="1520"/>
-            <w:shd w:fill="E2EFDA" w:color="auto" w:val="clear"/>
-            <w:tcMar>
-              <w:top w:type="dxa" w:w="60"/>
-              <w:left w:type="dxa" w:w="120"/>
-              <w:bottom w:type="dxa" w:w="60"/>
-              <w:right w:type="dxa" w:w="120"/>
-            </w:tcMar>
-            <w:vAlign w:val="top"/>
-          </w:tcPr>
-          <w:p>
-            <w:pPr>
-              <w:spacing w:after="40" w:before="0"/>
-              <w:jc w:val="left"/>
-            </w:pPr>
-            <w:r>
-              <w:rPr>
-                <w:rFonts w:ascii="Arial" w:cs="Arial" w:eastAsia="Arial" w:hAnsi="Arial"/>
-                <w:b/>
-                <w:bCs/>
-                <w:i w:val="false"/>
-                <w:iCs w:val="false"/>
-                <w:color w:val="000000"/>
-                <w:sz w:val="18"/>
-                <w:szCs w:val="18"/>
-              </w:rPr>
-              <w:t xml:space="preserve">Explain Phase</w:t>
+            <w:shd w:fill="D5E8F0" w:color="auto" w:val="clear"/>
+            <w:tcMar>
+              <w:top w:type="dxa" w:w="60"/>
+              <w:left w:type="dxa" w:w="120"/>
+              <w:bottom w:type="dxa" w:w="60"/>
+              <w:right w:type="dxa" w:w="120"/>
+            </w:tcMar>
+            <w:vAlign w:val="top"/>
+          </w:tcPr>
+          <w:p>
+            <w:pPr>
+              <w:spacing w:after="40" w:before="0"/>
+              <w:jc w:val="left"/>
+            </w:pPr>
+            <w:r>
+              <w:rPr>
+                <w:rFonts w:ascii="Arial" w:cs="Arial" w:eastAsia="Arial" w:hAnsi="Arial"/>
+                <w:b/>
+                <w:bCs/>
+                <w:i w:val="false"/>
+                <w:iCs w:val="false"/>
+                <w:color w:val="000000"/>
+                <w:sz w:val="18"/>
+                <w:szCs w:val="18"/>
+              </w:rPr>
+              <w:t xml:space="preserve">Model Building Phase</w:t>
             </w:r>
           </w:p>
           <w:p>
@@ -13986,7 +14598,7 @@
             <w:pPr>
               <w:spacing w:after="20" w:before="0"/>
             </w:pPr>
-            <w:hyperlink w:history="1" r:id="rId1qtze5dgicpmrzljkq5us">
+            <w:hyperlink w:history="1" r:id="rIdy5zvosw4a3escz1rmk2j0">
               <w:r>
                 <w:rPr>
                   <w:rFonts w:ascii="Arial" w:cs="Arial" w:eastAsia="Arial" w:hAnsi="Arial"/>
@@ -13995,7 +14607,7 @@
                   <w:szCs w:val="16"/>
                   <w:u w:val="single" w:color="2E75B6"/>
                 </w:rPr>
-                <w:t xml:space="preserve">Video: Hooke's Law</w:t>
+                <w:t xml:space="preserve">Potential energy stored in a spring</w:t>
               </w:r>
             </w:hyperlink>
           </w:p>
@@ -14011,7 +14623,7 @@
                 <w:sz w:val="14"/>
                 <w:szCs w:val="14"/>
               </w:rPr>
-              <w:t xml:space="preserve">Source: PhET Interactive Simulations (English)</w:t>
+              <w:t xml:space="preserve">Source: Khan Academy (English - US curriculum)</w:t>
             </w:r>
           </w:p>
           <w:p>
@@ -14019,7 +14631,7 @@
               <w:spacing w:after="10" w:before="0"/>
               <w:ind w:left="120"/>
             </w:pPr>
-            <w:hyperlink w:history="1" r:id="rIdfrpsbt2t8fhnsmkdurc7z">
+            <w:hyperlink w:history="1" r:id="rIdxfc_v7ssst6ydvpqug7fd">
               <w:r>
                 <w:rPr>
                   <w:rFonts w:ascii="Arial" w:cs="Arial" w:eastAsia="Arial" w:hAnsi="Arial"/>
@@ -14064,7 +14676,7 @@
             <w:pPr>
               <w:spacing w:after="20" w:before="0"/>
             </w:pPr>
-            <w:hyperlink w:history="1" r:id="rIdbwblwqldlyaxiyctlqedz">
+            <w:hyperlink w:history="1" r:id="rId8payyn9n749vls24z_esl">
               <w:r>
                 <w:rPr>
                   <w:rFonts w:ascii="Arial" w:cs="Arial" w:eastAsia="Arial" w:hAnsi="Arial"/>
@@ -14073,7 +14685,7 @@
                   <w:szCs w:val="16"/>
                   <w:u w:val="single" w:color="2E75B6"/>
                 </w:rPr>
-                <w:t xml:space="preserve">Newton's Law of Gravity (Flexbook)</w:t>
+                <w:t xml:space="preserve">Hooke's Law</w:t>
               </w:r>
             </w:hyperlink>
           </w:p>
@@ -14089,7 +14701,7 @@
                 <w:sz w:val="14"/>
                 <w:szCs w:val="14"/>
               </w:rPr>
-              <w:t xml:space="preserve">Source: CK-12</w:t>
+              <w:t xml:space="preserve">Source: PhET Interactive Simulations (English)</w:t>
             </w:r>
           </w:p>
           <w:p>
@@ -14097,619 +14709,7 @@
               <w:spacing w:after="10" w:before="0"/>
               <w:ind w:left="120"/>
             </w:pPr>
-            <w:hyperlink w:history="1" r:id="rIdybpwtca7df_hxe9u4_ewj">
-              <w:r>
-                <w:rPr>
-                  <w:rFonts w:ascii="Arial" w:cs="Arial" w:eastAsia="Arial" w:hAnsi="Arial"/>
-                  <w:color w:val="595959"/>
-                  <w:sz w:val="14"/>
-                  <w:szCs w:val="14"/>
-                  <w:u w:val="single" w:color="595959"/>
-                </w:rPr>
-                <w:t xml:space="preserve">🔍 Search ARES for similar readings</w:t>
-              </w:r>
-            </w:hyperlink>
-          </w:p>
-        </w:tc>
-        <w:tc>
-          <w:tcPr>
-            <w:tcW w:type="dxa" w:w="3040"/>
-            <w:shd w:fill="FFFFFF" w:color="auto" w:val="clear"/>
-            <w:tcMar>
-              <w:top w:type="dxa" w:w="60"/>
-              <w:left w:type="dxa" w:w="120"/>
-              <w:bottom w:type="dxa" w:w="60"/>
-              <w:right w:type="dxa" w:w="120"/>
-            </w:tcMar>
-            <w:vAlign w:val="top"/>
-          </w:tcPr>
-          <w:p>
-            <w:pPr>
-              <w:spacing w:after="40" w:before="0"/>
-              <w:jc w:val="left"/>
-            </w:pPr>
-            <w:r>
-              <w:rPr>
-                <w:rFonts w:ascii="Arial" w:cs="Arial" w:eastAsia="Arial" w:hAnsi="Arial"/>
-                <w:b w:val="false"/>
-                <w:bCs w:val="false"/>
-                <w:i w:val="false"/>
-                <w:iCs w:val="false"/>
-                <w:color w:val="000000"/>
-                <w:sz w:val="18"/>
-                <w:szCs w:val="18"/>
-              </w:rPr>
-              <w:t xml:space="preserve">The teacher leads a whole-class data collation: one representative from each group writes their spring type and k value (calculated from graph gradient) on the class data wall — a large sheet of paper at the front divided into 'Stiff Spring' and 'Soft Spring' columns. Learners compare values within each column (expecting consistency) and between columns (expecting a clear difference). The teacher then introduces the formal vocabulary: Hooke's Law (F = kx), spring constant k (unit: N/m), elastic limit, and proportionality limit. Learners annotate their graphs with these labels. A worked example is solved together: 'A spring has k = 20 N/m. A Kenyan farmer hangs a 2.5 kg bunch of bananas from it. What is the extension?' (Answer: F = 2.5 × 10 = 25 N; x = F/k = 25/20 = 1.25 m — teacher pauses here to ask 'Does 1.25 m make sense for a small spring?', prompting learners to recognise the spring in the example must be very soft or the bananas are very heavy — reinforcing unit and magnitude sense-checking). Learners then retrieve their prediction slips from Phase 1, compare their predicted graph shape with their actual graph, and write a two-sentence 'I thought… but I found…' reflection in their journals. Finally, each group calculates the ratio F/x at three points in the linear region and confirms it is constant — this is the physical meaning of k.</w:t>
-            </w:r>
-          </w:p>
-        </w:tc>
-        <w:tc>
-          <w:tcPr>
-            <w:tcW w:type="dxa" w:w="3040"/>
-            <w:shd w:fill="F2F2F2" w:color="auto" w:val="clear"/>
-            <w:tcMar>
-              <w:top w:type="dxa" w:w="60"/>
-              <w:left w:type="dxa" w:w="120"/>
-              <w:bottom w:type="dxa" w:w="60"/>
-              <w:right w:type="dxa" w:w="120"/>
-            </w:tcMar>
-            <w:vAlign w:val="top"/>
-          </w:tcPr>
-          <w:p>
-            <w:pPr>
-              <w:spacing w:after="40" w:before="0"/>
-              <w:jc w:val="left"/>
-            </w:pPr>
-            <w:r>
-              <w:rPr>
-                <w:rFonts w:ascii="Arial" w:cs="Arial" w:eastAsia="Arial" w:hAnsi="Arial"/>
-                <w:b w:val="false"/>
-                <w:bCs w:val="false"/>
-                <w:i w:val="false"/>
-                <w:iCs w:val="false"/>
-                <w:color w:val="000000"/>
-                <w:sz w:val="18"/>
-                <w:szCs w:val="18"/>
-              </w:rPr>
-              <w:t xml:space="preserve">At the class data wall, ask: 'Wanjiru, read out your group's k value for the stiff spring.' After three groups have shared: 'What do you notice about these numbers? [WAIT 12 seconds.] Fatuma, what pattern do you see?' After the pattern is confirmed: 'Now look at the soft spring column — Otieno, how does this group of k values compare? [WAIT 10 seconds.]' Introduce the formal definition: write F = kx on the board and say: 'k is the spring constant — the larger k is, the stiffer the spring, and the more force you need for every extra centimetre of stretch.' Connect explicitly: 'Now think about our two Kericho ropes — if rope A is like our stiff spring and rope B is like our soft spring, which rope do you think had the higher k? [WAIT 15 seconds.] Cold-call 2 learners, require justification: 'Because…' During the prediction slip review, choose one learner whose original prediction was wrong and celebrate: 'This is exactly what science is — you made a brave prediction, the evidence corrected you, and now you know something true about the world.'</w:t>
-            </w:r>
-          </w:p>
-        </w:tc>
-        <w:tc>
-          <w:tcPr>
-            <w:tcW w:type="dxa" w:w="3040"/>
-            <w:shd w:fill="FFFFFF" w:color="auto" w:val="clear"/>
-            <w:tcMar>
-              <w:top w:type="dxa" w:w="60"/>
-              <w:left w:type="dxa" w:w="120"/>
-              <w:bottom w:type="dxa" w:w="60"/>
-              <w:right w:type="dxa" w:w="120"/>
-            </w:tcMar>
-            <w:vAlign w:val="top"/>
-          </w:tcPr>
-          <w:p>
-            <w:pPr>
-              <w:spacing w:after="40" w:before="0"/>
-              <w:jc w:val="left"/>
-            </w:pPr>
-            <w:r>
-              <w:rPr>
-                <w:rFonts w:ascii="Arial" w:cs="Arial" w:eastAsia="Arial" w:hAnsi="Arial"/>
-                <w:b w:val="false"/>
-                <w:bCs w:val="false"/>
-                <w:i w:val="false"/>
-                <w:iCs w:val="false"/>
-                <w:color w:val="000000"/>
-                <w:sz w:val="18"/>
-                <w:szCs w:val="18"/>
-              </w:rPr>
-              <w:t xml:space="preserve">Class Data Wall with Cross-Group Comparison — aggregating data from all groups into a shared display models the scientific practice of using multiple trials and replications to build confidence in a result. The 'I thought… but I found…' reflection is a metacognitive sensemaking tool that helps learners explicitly track conceptual change, a core NGSS Science and Engineering Practice (SEP 6: Constructing Explanations). The F/x ratio check reinforces that k is not read off the graph but is a property derivable from any point in the linear region.</w:t>
-            </w:r>
-          </w:p>
-        </w:tc>
-        <w:tc>
-          <w:tcPr>
-            <w:tcW w:type="dxa" w:w="3040"/>
-            <w:shd w:fill="F2F2F2" w:color="auto" w:val="clear"/>
-            <w:tcMar>
-              <w:top w:type="dxa" w:w="60"/>
-              <w:left w:type="dxa" w:w="120"/>
-              <w:bottom w:type="dxa" w:w="60"/>
-              <w:right w:type="dxa" w:w="120"/>
-            </w:tcMar>
-            <w:vAlign w:val="top"/>
-          </w:tcPr>
-          <w:p>
-            <w:pPr>
-              <w:spacing w:after="40" w:before="0"/>
-              <w:jc w:val="left"/>
-            </w:pPr>
-            <w:r>
-              <w:rPr>
-                <w:rFonts w:ascii="Arial" w:cs="Arial" w:eastAsia="Arial" w:hAnsi="Arial"/>
-                <w:b w:val="false"/>
-                <w:bCs w:val="false"/>
-                <w:i w:val="false"/>
-                <w:iCs w:val="false"/>
-                <w:color w:val="000000"/>
-                <w:sz w:val="18"/>
-                <w:szCs w:val="18"/>
-              </w:rPr>
-              <w:t xml:space="preserve">Exit check (2 minutes at end of phase): Teacher shows a force-extension graph on the board with the elastic limit marked and asks three rapid cold-call questions: (1) 'What does the gradient of the straight-line portion represent?' (2) 'What happens to the spring if you load it beyond this marked point?' (3) 'Which spring — stiff or soft — would you choose for a bridge rope, and why?' Observable indicator of success: learner correctly identifies k as gradient, describes permanent deformation beyond the elastic limit, and justifies their rope choice using the language of Hooke's Law.</w:t>
-            </w:r>
-          </w:p>
-        </w:tc>
-      </w:tr>
-      <w:tr>
-        <w:tc>
-          <w:tcPr>
-            <w:tcW w:type="dxa" w:w="1520"/>
-            <w:shd w:fill="FCE4D6" w:color="auto" w:val="clear"/>
-            <w:tcMar>
-              <w:top w:type="dxa" w:w="60"/>
-              <w:left w:type="dxa" w:w="120"/>
-              <w:bottom w:type="dxa" w:w="60"/>
-              <w:right w:type="dxa" w:w="120"/>
-            </w:tcMar>
-            <w:vAlign w:val="top"/>
-          </w:tcPr>
-          <w:p>
-            <w:pPr>
-              <w:spacing w:after="40" w:before="0"/>
-              <w:jc w:val="left"/>
-            </w:pPr>
-            <w:r>
-              <w:rPr>
-                <w:rFonts w:ascii="Arial" w:cs="Arial" w:eastAsia="Arial" w:hAnsi="Arial"/>
-                <w:b/>
-                <w:bCs/>
-                <w:i w:val="false"/>
-                <w:iCs w:val="false"/>
-                <w:color w:val="000000"/>
-                <w:sz w:val="18"/>
-                <w:szCs w:val="18"/>
-              </w:rPr>
-              <w:t xml:space="preserve">Driving Question Board (DQB) Creation</w:t>
-            </w:r>
-          </w:p>
-          <w:p>
-            <w:pPr>
-              <w:spacing w:after="20" w:before="0"/>
-            </w:pPr>
-            <w:r>
-              <w:rPr>
-                <w:rFonts w:ascii="Arial" w:cs="Arial" w:eastAsia="Arial" w:hAnsi="Arial"/>
-                <w:b/>
-                <w:bCs/>
-                <w:color w:val="1F3864"/>
-                <w:sz w:val="16"/>
-                <w:szCs w:val="16"/>
-              </w:rPr>
-              <w:t xml:space="preserve">📹 VIDEO:</w:t>
-            </w:r>
-          </w:p>
-          <w:p>
-            <w:pPr>
-              <w:spacing w:after="20" w:before="0"/>
-            </w:pPr>
-            <w:hyperlink w:history="1" r:id="rId0qkoyogvmlgwueq3zvws7">
-              <w:r>
-                <w:rPr>
-                  <w:rFonts w:ascii="Arial" w:cs="Arial" w:eastAsia="Arial" w:hAnsi="Arial"/>
-                  <w:color w:val="2E75B6"/>
-                  <w:sz w:val="16"/>
-                  <w:szCs w:val="16"/>
-                  <w:u w:val="single" w:color="2E75B6"/>
-                </w:rPr>
-                <w:t xml:space="preserve">Video: Hooke's Law</w:t>
-              </w:r>
-            </w:hyperlink>
-          </w:p>
-          <w:p>
-            <w:pPr>
-              <w:spacing w:after="10" w:before="0"/>
-              <w:ind w:left="120"/>
-            </w:pPr>
-            <w:r>
-              <w:rPr>
-                <w:rFonts w:ascii="Arial" w:cs="Arial" w:eastAsia="Arial" w:hAnsi="Arial"/>
-                <w:color w:val="595959"/>
-                <w:sz w:val="14"/>
-                <w:szCs w:val="14"/>
-              </w:rPr>
-              <w:t xml:space="preserve">Source: PhET Interactive Simulations (English)</w:t>
-            </w:r>
-          </w:p>
-          <w:p>
-            <w:pPr>
-              <w:spacing w:after="10" w:before="0"/>
-              <w:ind w:left="120"/>
-            </w:pPr>
-            <w:hyperlink w:history="1" r:id="rIdh5abrlrmn8wocpphhpahp">
-              <w:r>
-                <w:rPr>
-                  <w:rFonts w:ascii="Arial" w:cs="Arial" w:eastAsia="Arial" w:hAnsi="Arial"/>
-                  <w:color w:val="595959"/>
-                  <w:sz w:val="14"/>
-                  <w:szCs w:val="14"/>
-                  <w:u w:val="single" w:color="595959"/>
-                </w:rPr>
-                <w:t xml:space="preserve">🔍 Search ARES for similar videos</w:t>
-              </w:r>
-            </w:hyperlink>
-          </w:p>
-          <w:p>
-            <w:pPr>
-              <w:spacing w:after="40" w:before="0"/>
-            </w:pPr>
-            <w:r>
-              <w:rPr>
-                <w:sz w:val="14"/>
-                <w:szCs w:val="14"/>
-              </w:rPr>
-              <w:t xml:space="preserve"/>
-            </w:r>
-          </w:p>
-          <w:p>
-            <w:pPr>
-              <w:spacing w:after="20" w:before="0"/>
-            </w:pPr>
-            <w:r>
-              <w:rPr>
-                <w:rFonts w:ascii="Arial" w:cs="Arial" w:eastAsia="Arial" w:hAnsi="Arial"/>
-                <w:b/>
-                <w:bCs/>
-                <w:color w:val="1F3864"/>
-                <w:sz w:val="16"/>
-                <w:szCs w:val="16"/>
-              </w:rPr>
-              <w:t xml:space="preserve">📖 HTML:</w:t>
-            </w:r>
-          </w:p>
-          <w:p>
-            <w:pPr>
-              <w:spacing w:after="20" w:before="0"/>
-            </w:pPr>
-            <w:hyperlink w:history="1" r:id="rIdqz02ameb7qzxx08rthcat">
-              <w:r>
-                <w:rPr>
-                  <w:rFonts w:ascii="Arial" w:cs="Arial" w:eastAsia="Arial" w:hAnsi="Arial"/>
-                  <w:color w:val="2E75B6"/>
-                  <w:sz w:val="16"/>
-                  <w:szCs w:val="16"/>
-                  <w:u w:val="single" w:color="2E75B6"/>
-                </w:rPr>
-                <w:t xml:space="preserve">Newton's Law of Gravity (Flexbook)</w:t>
-              </w:r>
-            </w:hyperlink>
-          </w:p>
-          <w:p>
-            <w:pPr>
-              <w:spacing w:after="10" w:before="0"/>
-              <w:ind w:left="120"/>
-            </w:pPr>
-            <w:r>
-              <w:rPr>
-                <w:rFonts w:ascii="Arial" w:cs="Arial" w:eastAsia="Arial" w:hAnsi="Arial"/>
-                <w:color w:val="595959"/>
-                <w:sz w:val="14"/>
-                <w:szCs w:val="14"/>
-              </w:rPr>
-              <w:t xml:space="preserve">Source: CK-12</w:t>
-            </w:r>
-          </w:p>
-          <w:p>
-            <w:pPr>
-              <w:spacing w:after="10" w:before="0"/>
-              <w:ind w:left="120"/>
-            </w:pPr>
-            <w:hyperlink w:history="1" r:id="rIdzd5je8r3vytcs2xy3hac8">
-              <w:r>
-                <w:rPr>
-                  <w:rFonts w:ascii="Arial" w:cs="Arial" w:eastAsia="Arial" w:hAnsi="Arial"/>
-                  <w:color w:val="595959"/>
-                  <w:sz w:val="14"/>
-                  <w:szCs w:val="14"/>
-                  <w:u w:val="single" w:color="595959"/>
-                </w:rPr>
-                <w:t xml:space="preserve">🔍 Search ARES for similar readings</w:t>
-              </w:r>
-            </w:hyperlink>
-          </w:p>
-        </w:tc>
-        <w:tc>
-          <w:tcPr>
-            <w:tcW w:type="dxa" w:w="3040"/>
-            <w:shd w:fill="FFFFFF" w:color="auto" w:val="clear"/>
-            <w:tcMar>
-              <w:top w:type="dxa" w:w="60"/>
-              <w:left w:type="dxa" w:w="120"/>
-              <w:bottom w:type="dxa" w:w="60"/>
-              <w:right w:type="dxa" w:w="120"/>
-            </w:tcMar>
-            <w:vAlign w:val="top"/>
-          </w:tcPr>
-          <w:p>
-            <w:pPr>
-              <w:spacing w:after="40" w:before="0"/>
-              <w:jc w:val="left"/>
-            </w:pPr>
-            <w:r>
-              <w:rPr>
-                <w:rFonts w:ascii="Arial" w:cs="Arial" w:eastAsia="Arial" w:hAnsi="Arial"/>
-                <w:b w:val="false"/>
-                <w:bCs w:val="false"/>
-                <w:i w:val="false"/>
-                <w:iCs w:val="false"/>
-                <w:color w:val="000000"/>
-                <w:sz w:val="18"/>
-                <w:szCs w:val="18"/>
-              </w:rPr>
-              <w:t xml:space="preserve">Each group receives two colours of sticky notes: yellow for 'new understanding' and pink for 'new question.' Groups spend 4 minutes writing: at least one yellow note (e.g., 'The stiff spring has a larger k — it needs more force per centimetre of stretch') and at least one pink note (e.g., 'Does a rope have a spring constant? How do we measure k for a rope made of sisal?' or 'What happens after the elastic limit — does the material keep stretching forever or does it snap?'). Groups post their notes on the class DQB under the existing columns: 'What we think we know' (yellow) and 'New questions' (pink). The teacher reads three pink notes aloud and says: 'These questions are exactly what Lesson 5 will address — tensile strength and the breaking point.' The teacher also draws a large arrow on the DQB connecting today's finding ('k is measurable and different for different materials') to the original phenomenon question ('Can we predict which rope will snap?') and writes: 'PARTIAL ANSWER: A rope with a lower k and a lower elastic limit is more likely to permanently deform and snap under the same load.'</w:t>
-            </w:r>
-          </w:p>
-        </w:tc>
-        <w:tc>
-          <w:tcPr>
-            <w:tcW w:type="dxa" w:w="3040"/>
-            <w:shd w:fill="F2F2F2" w:color="auto" w:val="clear"/>
-            <w:tcMar>
-              <w:top w:type="dxa" w:w="60"/>
-              <w:left w:type="dxa" w:w="120"/>
-              <w:bottom w:type="dxa" w:w="60"/>
-              <w:right w:type="dxa" w:w="120"/>
-            </w:tcMar>
-            <w:vAlign w:val="top"/>
-          </w:tcPr>
-          <w:p>
-            <w:pPr>
-              <w:spacing w:after="40" w:before="0"/>
-              <w:jc w:val="left"/>
-            </w:pPr>
-            <w:r>
-              <w:rPr>
-                <w:rFonts w:ascii="Arial" w:cs="Arial" w:eastAsia="Arial" w:hAnsi="Arial"/>
-                <w:b w:val="false"/>
-                <w:bCs w:val="false"/>
-                <w:i w:val="false"/>
-                <w:iCs w:val="false"/>
-                <w:color w:val="000000"/>
-                <w:sz w:val="18"/>
-                <w:szCs w:val="18"/>
-              </w:rPr>
-              <w:t xml:space="preserve">Before sticky-note writing, re-read the driving question aloud: 'Why do some materials stretch and snap back while others permanently deform or break — and how can we use this knowledge to choose the right material for a safe structure in Kenya?' Say: 'Your yellow note must connect something from today's investigation directly to this question.' After notes are posted, select one yellow and one pink note from different groups. Ask the class: 'Ngeno's group wrote that the elastic limit is the key safety boundary. Do you agree? [WAIT 12 seconds.] Baraka, respond to Ngeno's idea.' Facilitate a 2-minute class discussion. Close by pointing to the DQB: 'Notice how our board is growing — two lessons ago we could only say the ropes looked the same but behaved differently. Now we can say: the rope that snapped had passed its elastic limit. Next lesson we find out exactly when a material breaks.'</w:t>
-            </w:r>
-          </w:p>
-        </w:tc>
-        <w:tc>
-          <w:tcPr>
-            <w:tcW w:type="dxa" w:w="3040"/>
-            <w:shd w:fill="FFFFFF" w:color="auto" w:val="clear"/>
-            <w:tcMar>
-              <w:top w:type="dxa" w:w="60"/>
-              <w:left w:type="dxa" w:w="120"/>
-              <w:bottom w:type="dxa" w:w="60"/>
-              <w:right w:type="dxa" w:w="120"/>
-            </w:tcMar>
-            <w:vAlign w:val="top"/>
-          </w:tcPr>
-          <w:p>
-            <w:pPr>
-              <w:spacing w:after="40" w:before="0"/>
-              <w:jc w:val="left"/>
-            </w:pPr>
-            <w:r>
-              <w:rPr>
-                <w:rFonts w:ascii="Arial" w:cs="Arial" w:eastAsia="Arial" w:hAnsi="Arial"/>
-                <w:b w:val="false"/>
-                <w:bCs w:val="false"/>
-                <w:i w:val="false"/>
-                <w:iCs w:val="false"/>
-                <w:color w:val="000000"/>
-                <w:sz w:val="18"/>
-                <w:szCs w:val="18"/>
-              </w:rPr>
-              <w:t xml:space="preserve">DQB Sticky-Note Protocol (Two-Colour) — the deliberate colour-coding of 'understanding' versus 'question' notes trains learners in the scientific practice of distinguishing claims from open problems (NGSS SEP 1: Asking Questions and Defining Problems). The teacher's visible arrow connecting today's evidence to the phenomenon creates a public record of the storyline's progress, making the cumulative nature of scientific knowledge construction explicit.</w:t>
-            </w:r>
-          </w:p>
-        </w:tc>
-        <w:tc>
-          <w:tcPr>
-            <w:tcW w:type="dxa" w:w="3040"/>
-            <w:shd w:fill="F2F2F2" w:color="auto" w:val="clear"/>
-            <w:tcMar>
-              <w:top w:type="dxa" w:w="60"/>
-              <w:left w:type="dxa" w:w="120"/>
-              <w:bottom w:type="dxa" w:w="60"/>
-              <w:right w:type="dxa" w:w="120"/>
-            </w:tcMar>
-            <w:vAlign w:val="top"/>
-          </w:tcPr>
-          <w:p>
-            <w:pPr>
-              <w:spacing w:after="40" w:before="0"/>
-              <w:jc w:val="left"/>
-            </w:pPr>
-            <w:r>
-              <w:rPr>
-                <w:rFonts w:ascii="Arial" w:cs="Arial" w:eastAsia="Arial" w:hAnsi="Arial"/>
-                <w:b w:val="false"/>
-                <w:bCs w:val="false"/>
-                <w:i w:val="false"/>
-                <w:iCs w:val="false"/>
-                <w:color w:val="000000"/>
-                <w:sz w:val="18"/>
-                <w:szCs w:val="18"/>
-              </w:rPr>
-              <w:t xml:space="preserve">Teacher reads all posted yellow notes after class. Success indicator: yellow notes reference k, elastic limit, or the comparative stiffness of the two spring types in relation to the bridge ropes. A yellow note that says only 'springs stretch when you pull them' signals insufficient conceptual advancement — teacher follows up individually at the start of Lesson 5. Pink notes are catalogued to inform the framing of Lesson 5.</w:t>
-            </w:r>
-          </w:p>
-        </w:tc>
-      </w:tr>
-      <w:tr>
-        <w:tc>
-          <w:tcPr>
-            <w:tcW w:type="dxa" w:w="1520"/>
-            <w:shd w:fill="D5E8F0" w:color="auto" w:val="clear"/>
-            <w:tcMar>
-              <w:top w:type="dxa" w:w="60"/>
-              <w:left w:type="dxa" w:w="120"/>
-              <w:bottom w:type="dxa" w:w="60"/>
-              <w:right w:type="dxa" w:w="120"/>
-            </w:tcMar>
-            <w:vAlign w:val="top"/>
-          </w:tcPr>
-          <w:p>
-            <w:pPr>
-              <w:spacing w:after="40" w:before="0"/>
-              <w:jc w:val="left"/>
-            </w:pPr>
-            <w:r>
-              <w:rPr>
-                <w:rFonts w:ascii="Arial" w:cs="Arial" w:eastAsia="Arial" w:hAnsi="Arial"/>
-                <w:b/>
-                <w:bCs/>
-                <w:i w:val="false"/>
-                <w:iCs w:val="false"/>
-                <w:color w:val="000000"/>
-                <w:sz w:val="18"/>
-                <w:szCs w:val="18"/>
-              </w:rPr>
-              <w:t xml:space="preserve">Model Building Phase</w:t>
-            </w:r>
-          </w:p>
-          <w:p>
-            <w:pPr>
-              <w:spacing w:after="20" w:before="0"/>
-            </w:pPr>
-            <w:r>
-              <w:rPr>
-                <w:rFonts w:ascii="Arial" w:cs="Arial" w:eastAsia="Arial" w:hAnsi="Arial"/>
-                <w:b/>
-                <w:bCs/>
-                <w:color w:val="1F3864"/>
-                <w:sz w:val="16"/>
-                <w:szCs w:val="16"/>
-              </w:rPr>
-              <w:t xml:space="preserve">📹 VIDEO:</w:t>
-            </w:r>
-          </w:p>
-          <w:p>
-            <w:pPr>
-              <w:spacing w:after="20" w:before="0"/>
-            </w:pPr>
-            <w:hyperlink w:history="1" r:id="rIdec9a4em5by9th2tgjuhhd">
-              <w:r>
-                <w:rPr>
-                  <w:rFonts w:ascii="Arial" w:cs="Arial" w:eastAsia="Arial" w:hAnsi="Arial"/>
-                  <w:color w:val="2E75B6"/>
-                  <w:sz w:val="16"/>
-                  <w:szCs w:val="16"/>
-                  <w:u w:val="single" w:color="2E75B6"/>
-                </w:rPr>
-                <w:t xml:space="preserve">Video: Hooke's Law</w:t>
-              </w:r>
-            </w:hyperlink>
-          </w:p>
-          <w:p>
-            <w:pPr>
-              <w:spacing w:after="10" w:before="0"/>
-              <w:ind w:left="120"/>
-            </w:pPr>
-            <w:r>
-              <w:rPr>
-                <w:rFonts w:ascii="Arial" w:cs="Arial" w:eastAsia="Arial" w:hAnsi="Arial"/>
-                <w:color w:val="595959"/>
-                <w:sz w:val="14"/>
-                <w:szCs w:val="14"/>
-              </w:rPr>
-              <w:t xml:space="preserve">Source: PhET Interactive Simulations (English)</w:t>
-            </w:r>
-          </w:p>
-          <w:p>
-            <w:pPr>
-              <w:spacing w:after="10" w:before="0"/>
-              <w:ind w:left="120"/>
-            </w:pPr>
-            <w:hyperlink w:history="1" r:id="rId4pi_6vjvmzkfbrgmaeiuu">
-              <w:r>
-                <w:rPr>
-                  <w:rFonts w:ascii="Arial" w:cs="Arial" w:eastAsia="Arial" w:hAnsi="Arial"/>
-                  <w:color w:val="595959"/>
-                  <w:sz w:val="14"/>
-                  <w:szCs w:val="14"/>
-                  <w:u w:val="single" w:color="595959"/>
-                </w:rPr>
-                <w:t xml:space="preserve">🔍 Search ARES for similar videos</w:t>
-              </w:r>
-            </w:hyperlink>
-          </w:p>
-          <w:p>
-            <w:pPr>
-              <w:spacing w:after="40" w:before="0"/>
-            </w:pPr>
-            <w:r>
-              <w:rPr>
-                <w:sz w:val="14"/>
-                <w:szCs w:val="14"/>
-              </w:rPr>
-              <w:t xml:space="preserve"/>
-            </w:r>
-          </w:p>
-          <w:p>
-            <w:pPr>
-              <w:spacing w:after="20" w:before="0"/>
-            </w:pPr>
-            <w:r>
-              <w:rPr>
-                <w:rFonts w:ascii="Arial" w:cs="Arial" w:eastAsia="Arial" w:hAnsi="Arial"/>
-                <w:b/>
-                <w:bCs/>
-                <w:color w:val="1F3864"/>
-                <w:sz w:val="16"/>
-                <w:szCs w:val="16"/>
-              </w:rPr>
-              <w:t xml:space="preserve">📖 HTML:</w:t>
-            </w:r>
-          </w:p>
-          <w:p>
-            <w:pPr>
-              <w:spacing w:after="20" w:before="0"/>
-            </w:pPr>
-            <w:hyperlink w:history="1" r:id="rIdidyeiezlyul09k6dca_ek">
-              <w:r>
-                <w:rPr>
-                  <w:rFonts w:ascii="Arial" w:cs="Arial" w:eastAsia="Arial" w:hAnsi="Arial"/>
-                  <w:color w:val="2E75B6"/>
-                  <w:sz w:val="16"/>
-                  <w:szCs w:val="16"/>
-                  <w:u w:val="single" w:color="2E75B6"/>
-                </w:rPr>
-                <w:t xml:space="preserve">Newton's Law of Gravity (Flexbook)</w:t>
-              </w:r>
-            </w:hyperlink>
-          </w:p>
-          <w:p>
-            <w:pPr>
-              <w:spacing w:after="10" w:before="0"/>
-              <w:ind w:left="120"/>
-            </w:pPr>
-            <w:r>
-              <w:rPr>
-                <w:rFonts w:ascii="Arial" w:cs="Arial" w:eastAsia="Arial" w:hAnsi="Arial"/>
-                <w:color w:val="595959"/>
-                <w:sz w:val="14"/>
-                <w:szCs w:val="14"/>
-              </w:rPr>
-              <w:t xml:space="preserve">Source: CK-12</w:t>
-            </w:r>
-          </w:p>
-          <w:p>
-            <w:pPr>
-              <w:spacing w:after="10" w:before="0"/>
-              <w:ind w:left="120"/>
-            </w:pPr>
-            <w:hyperlink w:history="1" r:id="rIdyrm9f5druu6pcyvz_f8ni">
+            <w:hyperlink w:history="1" r:id="rIdoznhxadioawdwfg7ok_8i">
               <w:r>
                 <w:rPr>
                   <w:rFonts w:ascii="Arial" w:cs="Arial" w:eastAsia="Arial" w:hAnsi="Arial"/>
@@ -16291,40 +16291,24 @@
             <w:pPr>
               <w:spacing w:after="20" w:before="0"/>
             </w:pPr>
-            <w:hyperlink w:history="1" r:id="rIdbesxhqdu7c2zt0lwdxerk">
-              <w:r>
-                <w:rPr>
-                  <w:rFonts w:ascii="Arial" w:cs="Arial" w:eastAsia="Arial" w:hAnsi="Arial"/>
-                  <w:color w:val="2E75B6"/>
-                  <w:sz w:val="16"/>
-                  <w:szCs w:val="16"/>
-                  <w:u w:val="single" w:color="2E75B6"/>
-                </w:rPr>
-                <w:t xml:space="preserve">Complex numbers with the same modulus (absolute value)</w:t>
-              </w:r>
-            </w:hyperlink>
+            <w:r>
+              <w:rPr>
+                <w:rFonts w:ascii="Arial" w:cs="Arial" w:eastAsia="Arial" w:hAnsi="Arial"/>
+                <w:i/>
+                <w:iCs/>
+                <w:color w:val="595959"/>
+                <w:sz w:val="16"/>
+                <w:szCs w:val="16"/>
+              </w:rPr>
+              <w:t xml:space="preserve">No closely matching video in the ARES library for this activity.</w:t>
+            </w:r>
           </w:p>
           <w:p>
             <w:pPr>
               <w:spacing w:after="10" w:before="0"/>
               <w:ind w:left="120"/>
             </w:pPr>
-            <w:r>
-              <w:rPr>
-                <w:rFonts w:ascii="Arial" w:cs="Arial" w:eastAsia="Arial" w:hAnsi="Arial"/>
-                <w:color w:val="595959"/>
-                <w:sz w:val="14"/>
-                <w:szCs w:val="14"/>
-              </w:rPr>
-              <w:t xml:space="preserve">Source: Khan Academy (English - US curriculum)</w:t>
-            </w:r>
-          </w:p>
-          <w:p>
-            <w:pPr>
-              <w:spacing w:after="10" w:before="0"/>
-              <w:ind w:left="120"/>
-            </w:pPr>
-            <w:hyperlink w:history="1" r:id="rId8ozqwgr9nyykpcwfycteu">
+            <w:hyperlink w:history="1" r:id="rIdnk_ooj1tc1d4dpbcrl0fm">
               <w:r>
                 <w:rPr>
                   <w:rFonts w:ascii="Arial" w:cs="Arial" w:eastAsia="Arial" w:hAnsi="Arial"/>
@@ -16333,9 +16317,24 @@
                   <w:szCs w:val="14"/>
                   <w:u w:val="single" w:color="595959"/>
                 </w:rPr>
-                <w:t xml:space="preserve">🔍 Search ARES for similar videos</w:t>
+                <w:t xml:space="preserve">🔍 Search ARES for videos</w:t>
               </w:r>
             </w:hyperlink>
+          </w:p>
+          <w:p>
+            <w:pPr>
+              <w:spacing w:after="10" w:before="0"/>
+              <w:ind w:left="120"/>
+            </w:pPr>
+            <w:r>
+              <w:rPr>
+                <w:rFonts w:ascii="Arial" w:cs="Arial" w:eastAsia="Arial" w:hAnsi="Arial"/>
+                <w:color w:val="595959"/>
+                <w:sz w:val="14"/>
+                <w:szCs w:val="14"/>
+              </w:rPr>
+              <w:t xml:space="preserve">Search terms: mechanical properties materials young's</w:t>
+            </w:r>
           </w:p>
           <w:p>
             <w:pPr>
@@ -16362,47 +16361,31 @@
                 <w:sz w:val="16"/>
                 <w:szCs w:val="16"/>
               </w:rPr>
-              <w:t xml:space="preserve">📖 HTML:</w:t>
+              <w:t xml:space="preserve">📖 READING:</w:t>
             </w:r>
           </w:p>
           <w:p>
             <w:pPr>
               <w:spacing w:after="20" w:before="0"/>
             </w:pPr>
-            <w:hyperlink w:history="1" r:id="rIdsrea9gi5g8pzi9v-e6njk">
-              <w:r>
-                <w:rPr>
-                  <w:rFonts w:ascii="Arial" w:cs="Arial" w:eastAsia="Arial" w:hAnsi="Arial"/>
-                  <w:color w:val="2E75B6"/>
-                  <w:sz w:val="16"/>
-                  <w:szCs w:val="16"/>
-                  <w:u w:val="single" w:color="2E75B6"/>
-                </w:rPr>
-                <w:t xml:space="preserve">Sine Graph and Cosine Graph: Changing Amplitude (PLIX)</w:t>
-              </w:r>
-            </w:hyperlink>
+            <w:r>
+              <w:rPr>
+                <w:rFonts w:ascii="Arial" w:cs="Arial" w:eastAsia="Arial" w:hAnsi="Arial"/>
+                <w:i/>
+                <w:iCs/>
+                <w:color w:val="595959"/>
+                <w:sz w:val="16"/>
+                <w:szCs w:val="16"/>
+              </w:rPr>
+              <w:t xml:space="preserve">No closely matching reading in the ARES library for this activity.</w:t>
+            </w:r>
           </w:p>
           <w:p>
             <w:pPr>
               <w:spacing w:after="10" w:before="0"/>
               <w:ind w:left="120"/>
             </w:pPr>
-            <w:r>
-              <w:rPr>
-                <w:rFonts w:ascii="Arial" w:cs="Arial" w:eastAsia="Arial" w:hAnsi="Arial"/>
-                <w:color w:val="595959"/>
-                <w:sz w:val="14"/>
-                <w:szCs w:val="14"/>
-              </w:rPr>
-              <w:t xml:space="preserve">Source: CK-12</w:t>
-            </w:r>
-          </w:p>
-          <w:p>
-            <w:pPr>
-              <w:spacing w:after="10" w:before="0"/>
-              <w:ind w:left="120"/>
-            </w:pPr>
-            <w:hyperlink w:history="1" r:id="rIdrnejqkj4gje_itbccnexk">
+            <w:hyperlink w:history="1" r:id="rIdlces6hyncbw0zm_s5qtyn">
               <w:r>
                 <w:rPr>
                   <w:rFonts w:ascii="Arial" w:cs="Arial" w:eastAsia="Arial" w:hAnsi="Arial"/>
@@ -16411,9 +16394,24 @@
                   <w:szCs w:val="14"/>
                   <w:u w:val="single" w:color="595959"/>
                 </w:rPr>
-                <w:t xml:space="preserve">🔍 Search ARES for similar readings</w:t>
+                <w:t xml:space="preserve">🔍 Search ARES for readings</w:t>
               </w:r>
             </w:hyperlink>
+          </w:p>
+          <w:p>
+            <w:pPr>
+              <w:spacing w:after="10" w:before="0"/>
+              <w:ind w:left="120"/>
+            </w:pPr>
+            <w:r>
+              <w:rPr>
+                <w:rFonts w:ascii="Arial" w:cs="Arial" w:eastAsia="Arial" w:hAnsi="Arial"/>
+                <w:color w:val="595959"/>
+                <w:sz w:val="14"/>
+                <w:szCs w:val="14"/>
+              </w:rPr>
+              <w:t xml:space="preserve">Search terms: mechanical properties materials young's</w:t>
+            </w:r>
           </w:p>
         </w:tc>
         <w:tc>
@@ -16597,40 +16595,24 @@
             <w:pPr>
               <w:spacing w:after="20" w:before="0"/>
             </w:pPr>
-            <w:hyperlink w:history="1" r:id="rIdeiv6osr-8tkpel0ub9tdo">
-              <w:r>
-                <w:rPr>
-                  <w:rFonts w:ascii="Arial" w:cs="Arial" w:eastAsia="Arial" w:hAnsi="Arial"/>
-                  <w:color w:val="2E75B6"/>
-                  <w:sz w:val="16"/>
-                  <w:szCs w:val="16"/>
-                  <w:u w:val="single" w:color="2E75B6"/>
-                </w:rPr>
-                <w:t xml:space="preserve">Complex numbers with the same modulus (absolute value)</w:t>
-              </w:r>
-            </w:hyperlink>
+            <w:r>
+              <w:rPr>
+                <w:rFonts w:ascii="Arial" w:cs="Arial" w:eastAsia="Arial" w:hAnsi="Arial"/>
+                <w:i/>
+                <w:iCs/>
+                <w:color w:val="595959"/>
+                <w:sz w:val="16"/>
+                <w:szCs w:val="16"/>
+              </w:rPr>
+              <w:t xml:space="preserve">No closely matching video in the ARES library for this activity.</w:t>
+            </w:r>
           </w:p>
           <w:p>
             <w:pPr>
               <w:spacing w:after="10" w:before="0"/>
               <w:ind w:left="120"/>
             </w:pPr>
-            <w:r>
-              <w:rPr>
-                <w:rFonts w:ascii="Arial" w:cs="Arial" w:eastAsia="Arial" w:hAnsi="Arial"/>
-                <w:color w:val="595959"/>
-                <w:sz w:val="14"/>
-                <w:szCs w:val="14"/>
-              </w:rPr>
-              <w:t xml:space="preserve">Source: Khan Academy (English - US curriculum)</w:t>
-            </w:r>
-          </w:p>
-          <w:p>
-            <w:pPr>
-              <w:spacing w:after="10" w:before="0"/>
-              <w:ind w:left="120"/>
-            </w:pPr>
-            <w:hyperlink w:history="1" r:id="rIdab2bevycgolhjmjuqhlxy">
+            <w:hyperlink w:history="1" r:id="rIdwiv0xm0h0fopuzeyg4-de">
               <w:r>
                 <w:rPr>
                   <w:rFonts w:ascii="Arial" w:cs="Arial" w:eastAsia="Arial" w:hAnsi="Arial"/>
@@ -16639,9 +16621,24 @@
                   <w:szCs w:val="14"/>
                   <w:u w:val="single" w:color="595959"/>
                 </w:rPr>
-                <w:t xml:space="preserve">🔍 Search ARES for similar videos</w:t>
+                <w:t xml:space="preserve">🔍 Search ARES for videos</w:t>
               </w:r>
             </w:hyperlink>
+          </w:p>
+          <w:p>
+            <w:pPr>
+              <w:spacing w:after="10" w:before="0"/>
+              <w:ind w:left="120"/>
+            </w:pPr>
+            <w:r>
+              <w:rPr>
+                <w:rFonts w:ascii="Arial" w:cs="Arial" w:eastAsia="Arial" w:hAnsi="Arial"/>
+                <w:color w:val="595959"/>
+                <w:sz w:val="14"/>
+                <w:szCs w:val="14"/>
+              </w:rPr>
+              <w:t xml:space="preserve">Search terms: mechanical properties materials young's</w:t>
+            </w:r>
           </w:p>
           <w:p>
             <w:pPr>
@@ -16668,47 +16665,31 @@
                 <w:sz w:val="16"/>
                 <w:szCs w:val="16"/>
               </w:rPr>
-              <w:t xml:space="preserve">📖 HTML:</w:t>
+              <w:t xml:space="preserve">📖 READING:</w:t>
             </w:r>
           </w:p>
           <w:p>
             <w:pPr>
               <w:spacing w:after="20" w:before="0"/>
             </w:pPr>
-            <w:hyperlink w:history="1" r:id="rIdajilhqif41iarc7jd9dwl">
-              <w:r>
-                <w:rPr>
-                  <w:rFonts w:ascii="Arial" w:cs="Arial" w:eastAsia="Arial" w:hAnsi="Arial"/>
-                  <w:color w:val="2E75B6"/>
-                  <w:sz w:val="16"/>
-                  <w:szCs w:val="16"/>
-                  <w:u w:val="single" w:color="2E75B6"/>
-                </w:rPr>
-                <w:t xml:space="preserve">Sine Graph and Cosine Graph: Changing Amplitude (PLIX)</w:t>
-              </w:r>
-            </w:hyperlink>
+            <w:r>
+              <w:rPr>
+                <w:rFonts w:ascii="Arial" w:cs="Arial" w:eastAsia="Arial" w:hAnsi="Arial"/>
+                <w:i/>
+                <w:iCs/>
+                <w:color w:val="595959"/>
+                <w:sz w:val="16"/>
+                <w:szCs w:val="16"/>
+              </w:rPr>
+              <w:t xml:space="preserve">No closely matching reading in the ARES library for this activity.</w:t>
+            </w:r>
           </w:p>
           <w:p>
             <w:pPr>
               <w:spacing w:after="10" w:before="0"/>
               <w:ind w:left="120"/>
             </w:pPr>
-            <w:r>
-              <w:rPr>
-                <w:rFonts w:ascii="Arial" w:cs="Arial" w:eastAsia="Arial" w:hAnsi="Arial"/>
-                <w:color w:val="595959"/>
-                <w:sz w:val="14"/>
-                <w:szCs w:val="14"/>
-              </w:rPr>
-              <w:t xml:space="preserve">Source: CK-12</w:t>
-            </w:r>
-          </w:p>
-          <w:p>
-            <w:pPr>
-              <w:spacing w:after="10" w:before="0"/>
-              <w:ind w:left="120"/>
-            </w:pPr>
-            <w:hyperlink w:history="1" r:id="rIdeegs8aig7nfy1ykj0onb7">
+            <w:hyperlink w:history="1" r:id="rId5gj-pocs46y9lneapiw9q">
               <w:r>
                 <w:rPr>
                   <w:rFonts w:ascii="Arial" w:cs="Arial" w:eastAsia="Arial" w:hAnsi="Arial"/>
@@ -16717,9 +16698,24 @@
                   <w:szCs w:val="14"/>
                   <w:u w:val="single" w:color="595959"/>
                 </w:rPr>
-                <w:t xml:space="preserve">🔍 Search ARES for similar readings</w:t>
+                <w:t xml:space="preserve">🔍 Search ARES for readings</w:t>
               </w:r>
             </w:hyperlink>
+          </w:p>
+          <w:p>
+            <w:pPr>
+              <w:spacing w:after="10" w:before="0"/>
+              <w:ind w:left="120"/>
+            </w:pPr>
+            <w:r>
+              <w:rPr>
+                <w:rFonts w:ascii="Arial" w:cs="Arial" w:eastAsia="Arial" w:hAnsi="Arial"/>
+                <w:color w:val="595959"/>
+                <w:sz w:val="14"/>
+                <w:szCs w:val="14"/>
+              </w:rPr>
+              <w:t xml:space="preserve">Search terms: mechanical properties materials young's</w:t>
+            </w:r>
           </w:p>
         </w:tc>
         <w:tc>
@@ -16903,40 +16899,24 @@
             <w:pPr>
               <w:spacing w:after="20" w:before="0"/>
             </w:pPr>
-            <w:hyperlink w:history="1" r:id="rId6aocklkbx9cy3mymjh6gr">
-              <w:r>
-                <w:rPr>
-                  <w:rFonts w:ascii="Arial" w:cs="Arial" w:eastAsia="Arial" w:hAnsi="Arial"/>
-                  <w:color w:val="2E75B6"/>
-                  <w:sz w:val="16"/>
-                  <w:szCs w:val="16"/>
-                  <w:u w:val="single" w:color="2E75B6"/>
-                </w:rPr>
-                <w:t xml:space="preserve">Complex numbers with the same modulus (absolute value)</w:t>
-              </w:r>
-            </w:hyperlink>
+            <w:r>
+              <w:rPr>
+                <w:rFonts w:ascii="Arial" w:cs="Arial" w:eastAsia="Arial" w:hAnsi="Arial"/>
+                <w:i/>
+                <w:iCs/>
+                <w:color w:val="595959"/>
+                <w:sz w:val="16"/>
+                <w:szCs w:val="16"/>
+              </w:rPr>
+              <w:t xml:space="preserve">No closely matching video in the ARES library for this activity.</w:t>
+            </w:r>
           </w:p>
           <w:p>
             <w:pPr>
               <w:spacing w:after="10" w:before="0"/>
               <w:ind w:left="120"/>
             </w:pPr>
-            <w:r>
-              <w:rPr>
-                <w:rFonts w:ascii="Arial" w:cs="Arial" w:eastAsia="Arial" w:hAnsi="Arial"/>
-                <w:color w:val="595959"/>
-                <w:sz w:val="14"/>
-                <w:szCs w:val="14"/>
-              </w:rPr>
-              <w:t xml:space="preserve">Source: Khan Academy (English - US curriculum)</w:t>
-            </w:r>
-          </w:p>
-          <w:p>
-            <w:pPr>
-              <w:spacing w:after="10" w:before="0"/>
-              <w:ind w:left="120"/>
-            </w:pPr>
-            <w:hyperlink w:history="1" r:id="rIdyo60gn2hx2o-fpcvhrdoa">
+            <w:hyperlink w:history="1" r:id="rIdu59dtyvt5xyitzpo3ijaq">
               <w:r>
                 <w:rPr>
                   <w:rFonts w:ascii="Arial" w:cs="Arial" w:eastAsia="Arial" w:hAnsi="Arial"/>
@@ -16945,9 +16925,24 @@
                   <w:szCs w:val="14"/>
                   <w:u w:val="single" w:color="595959"/>
                 </w:rPr>
-                <w:t xml:space="preserve">🔍 Search ARES for similar videos</w:t>
+                <w:t xml:space="preserve">🔍 Search ARES for videos</w:t>
               </w:r>
             </w:hyperlink>
+          </w:p>
+          <w:p>
+            <w:pPr>
+              <w:spacing w:after="10" w:before="0"/>
+              <w:ind w:left="120"/>
+            </w:pPr>
+            <w:r>
+              <w:rPr>
+                <w:rFonts w:ascii="Arial" w:cs="Arial" w:eastAsia="Arial" w:hAnsi="Arial"/>
+                <w:color w:val="595959"/>
+                <w:sz w:val="14"/>
+                <w:szCs w:val="14"/>
+              </w:rPr>
+              <w:t xml:space="preserve">Search terms: mechanical properties materials young's</w:t>
+            </w:r>
           </w:p>
           <w:p>
             <w:pPr>
@@ -16974,47 +16969,31 @@
                 <w:sz w:val="16"/>
                 <w:szCs w:val="16"/>
               </w:rPr>
-              <w:t xml:space="preserve">📖 HTML:</w:t>
+              <w:t xml:space="preserve">📖 READING:</w:t>
             </w:r>
           </w:p>
           <w:p>
             <w:pPr>
               <w:spacing w:after="20" w:before="0"/>
             </w:pPr>
-            <w:hyperlink w:history="1" r:id="rIde_j-3y3bmpkyweahlic3s">
-              <w:r>
-                <w:rPr>
-                  <w:rFonts w:ascii="Arial" w:cs="Arial" w:eastAsia="Arial" w:hAnsi="Arial"/>
-                  <w:color w:val="2E75B6"/>
-                  <w:sz w:val="16"/>
-                  <w:szCs w:val="16"/>
-                  <w:u w:val="single" w:color="2E75B6"/>
-                </w:rPr>
-                <w:t xml:space="preserve">Sine Graph and Cosine Graph: Changing Amplitude (PLIX)</w:t>
-              </w:r>
-            </w:hyperlink>
+            <w:r>
+              <w:rPr>
+                <w:rFonts w:ascii="Arial" w:cs="Arial" w:eastAsia="Arial" w:hAnsi="Arial"/>
+                <w:i/>
+                <w:iCs/>
+                <w:color w:val="595959"/>
+                <w:sz w:val="16"/>
+                <w:szCs w:val="16"/>
+              </w:rPr>
+              <w:t xml:space="preserve">No closely matching reading in the ARES library for this activity.</w:t>
+            </w:r>
           </w:p>
           <w:p>
             <w:pPr>
               <w:spacing w:after="10" w:before="0"/>
               <w:ind w:left="120"/>
             </w:pPr>
-            <w:r>
-              <w:rPr>
-                <w:rFonts w:ascii="Arial" w:cs="Arial" w:eastAsia="Arial" w:hAnsi="Arial"/>
-                <w:color w:val="595959"/>
-                <w:sz w:val="14"/>
-                <w:szCs w:val="14"/>
-              </w:rPr>
-              <w:t xml:space="preserve">Source: CK-12</w:t>
-            </w:r>
-          </w:p>
-          <w:p>
-            <w:pPr>
-              <w:spacing w:after="10" w:before="0"/>
-              <w:ind w:left="120"/>
-            </w:pPr>
-            <w:hyperlink w:history="1" r:id="rIddt3zi3mx6gdpiuioqxrps">
+            <w:hyperlink w:history="1" r:id="rIdqrmbtjfaj5p2j_dp1a8_h">
               <w:r>
                 <w:rPr>
                   <w:rFonts w:ascii="Arial" w:cs="Arial" w:eastAsia="Arial" w:hAnsi="Arial"/>
@@ -17023,9 +17002,24 @@
                   <w:szCs w:val="14"/>
                   <w:u w:val="single" w:color="595959"/>
                 </w:rPr>
-                <w:t xml:space="preserve">🔍 Search ARES for similar readings</w:t>
+                <w:t xml:space="preserve">🔍 Search ARES for readings</w:t>
               </w:r>
             </w:hyperlink>
+          </w:p>
+          <w:p>
+            <w:pPr>
+              <w:spacing w:after="10" w:before="0"/>
+              <w:ind w:left="120"/>
+            </w:pPr>
+            <w:r>
+              <w:rPr>
+                <w:rFonts w:ascii="Arial" w:cs="Arial" w:eastAsia="Arial" w:hAnsi="Arial"/>
+                <w:color w:val="595959"/>
+                <w:sz w:val="14"/>
+                <w:szCs w:val="14"/>
+              </w:rPr>
+              <w:t xml:space="preserve">Search terms: mechanical properties materials young's</w:t>
+            </w:r>
           </w:p>
         </w:tc>
         <w:tc>
@@ -17209,40 +17203,24 @@
             <w:pPr>
               <w:spacing w:after="20" w:before="0"/>
             </w:pPr>
-            <w:hyperlink w:history="1" r:id="rIdt7qg-q6e3uqae-9q6oge0">
-              <w:r>
-                <w:rPr>
-                  <w:rFonts w:ascii="Arial" w:cs="Arial" w:eastAsia="Arial" w:hAnsi="Arial"/>
-                  <w:color w:val="2E75B6"/>
-                  <w:sz w:val="16"/>
-                  <w:szCs w:val="16"/>
-                  <w:u w:val="single" w:color="2E75B6"/>
-                </w:rPr>
-                <w:t xml:space="preserve">Complex numbers with the same modulus (absolute value)</w:t>
-              </w:r>
-            </w:hyperlink>
+            <w:r>
+              <w:rPr>
+                <w:rFonts w:ascii="Arial" w:cs="Arial" w:eastAsia="Arial" w:hAnsi="Arial"/>
+                <w:i/>
+                <w:iCs/>
+                <w:color w:val="595959"/>
+                <w:sz w:val="16"/>
+                <w:szCs w:val="16"/>
+              </w:rPr>
+              <w:t xml:space="preserve">No closely matching video in the ARES library for this activity.</w:t>
+            </w:r>
           </w:p>
           <w:p>
             <w:pPr>
               <w:spacing w:after="10" w:before="0"/>
               <w:ind w:left="120"/>
             </w:pPr>
-            <w:r>
-              <w:rPr>
-                <w:rFonts w:ascii="Arial" w:cs="Arial" w:eastAsia="Arial" w:hAnsi="Arial"/>
-                <w:color w:val="595959"/>
-                <w:sz w:val="14"/>
-                <w:szCs w:val="14"/>
-              </w:rPr>
-              <w:t xml:space="preserve">Source: Khan Academy (English - US curriculum)</w:t>
-            </w:r>
-          </w:p>
-          <w:p>
-            <w:pPr>
-              <w:spacing w:after="10" w:before="0"/>
-              <w:ind w:left="120"/>
-            </w:pPr>
-            <w:hyperlink w:history="1" r:id="rIdfwgx7wg61psohj4u82hgq">
+            <w:hyperlink w:history="1" r:id="rId2dwzltt2cr3rmiahwnf2q">
               <w:r>
                 <w:rPr>
                   <w:rFonts w:ascii="Arial" w:cs="Arial" w:eastAsia="Arial" w:hAnsi="Arial"/>
@@ -17251,9 +17229,24 @@
                   <w:szCs w:val="14"/>
                   <w:u w:val="single" w:color="595959"/>
                 </w:rPr>
-                <w:t xml:space="preserve">🔍 Search ARES for similar videos</w:t>
+                <w:t xml:space="preserve">🔍 Search ARES for videos</w:t>
               </w:r>
             </w:hyperlink>
+          </w:p>
+          <w:p>
+            <w:pPr>
+              <w:spacing w:after="10" w:before="0"/>
+              <w:ind w:left="120"/>
+            </w:pPr>
+            <w:r>
+              <w:rPr>
+                <w:rFonts w:ascii="Arial" w:cs="Arial" w:eastAsia="Arial" w:hAnsi="Arial"/>
+                <w:color w:val="595959"/>
+                <w:sz w:val="14"/>
+                <w:szCs w:val="14"/>
+              </w:rPr>
+              <w:t xml:space="preserve">Search terms: mechanical properties materials young's</w:t>
+            </w:r>
           </w:p>
           <w:p>
             <w:pPr>
@@ -17280,47 +17273,31 @@
                 <w:sz w:val="16"/>
                 <w:szCs w:val="16"/>
               </w:rPr>
-              <w:t xml:space="preserve">📖 HTML:</w:t>
+              <w:t xml:space="preserve">📖 READING:</w:t>
             </w:r>
           </w:p>
           <w:p>
             <w:pPr>
               <w:spacing w:after="20" w:before="0"/>
             </w:pPr>
-            <w:hyperlink w:history="1" r:id="rId6ddxigl_ixgxmvgqpon2y">
-              <w:r>
-                <w:rPr>
-                  <w:rFonts w:ascii="Arial" w:cs="Arial" w:eastAsia="Arial" w:hAnsi="Arial"/>
-                  <w:color w:val="2E75B6"/>
-                  <w:sz w:val="16"/>
-                  <w:szCs w:val="16"/>
-                  <w:u w:val="single" w:color="2E75B6"/>
-                </w:rPr>
-                <w:t xml:space="preserve">Sine Graph and Cosine Graph: Changing Amplitude (PLIX)</w:t>
-              </w:r>
-            </w:hyperlink>
+            <w:r>
+              <w:rPr>
+                <w:rFonts w:ascii="Arial" w:cs="Arial" w:eastAsia="Arial" w:hAnsi="Arial"/>
+                <w:i/>
+                <w:iCs/>
+                <w:color w:val="595959"/>
+                <w:sz w:val="16"/>
+                <w:szCs w:val="16"/>
+              </w:rPr>
+              <w:t xml:space="preserve">No closely matching reading in the ARES library for this activity.</w:t>
+            </w:r>
           </w:p>
           <w:p>
             <w:pPr>
               <w:spacing w:after="10" w:before="0"/>
               <w:ind w:left="120"/>
             </w:pPr>
-            <w:r>
-              <w:rPr>
-                <w:rFonts w:ascii="Arial" w:cs="Arial" w:eastAsia="Arial" w:hAnsi="Arial"/>
-                <w:color w:val="595959"/>
-                <w:sz w:val="14"/>
-                <w:szCs w:val="14"/>
-              </w:rPr>
-              <w:t xml:space="preserve">Source: CK-12</w:t>
-            </w:r>
-          </w:p>
-          <w:p>
-            <w:pPr>
-              <w:spacing w:after="10" w:before="0"/>
-              <w:ind w:left="120"/>
-            </w:pPr>
-            <w:hyperlink w:history="1" r:id="rIdmaipgv0i3n6t1hecrjtoz">
+            <w:hyperlink w:history="1" r:id="rIdkro-a8pn41--wpngqcutv">
               <w:r>
                 <w:rPr>
                   <w:rFonts w:ascii="Arial" w:cs="Arial" w:eastAsia="Arial" w:hAnsi="Arial"/>
@@ -17329,9 +17306,24 @@
                   <w:szCs w:val="14"/>
                   <w:u w:val="single" w:color="595959"/>
                 </w:rPr>
-                <w:t xml:space="preserve">🔍 Search ARES for similar readings</w:t>
+                <w:t xml:space="preserve">🔍 Search ARES for readings</w:t>
               </w:r>
             </w:hyperlink>
+          </w:p>
+          <w:p>
+            <w:pPr>
+              <w:spacing w:after="10" w:before="0"/>
+              <w:ind w:left="120"/>
+            </w:pPr>
+            <w:r>
+              <w:rPr>
+                <w:rFonts w:ascii="Arial" w:cs="Arial" w:eastAsia="Arial" w:hAnsi="Arial"/>
+                <w:color w:val="595959"/>
+                <w:sz w:val="14"/>
+                <w:szCs w:val="14"/>
+              </w:rPr>
+              <w:t xml:space="preserve">Search terms: mechanical properties materials young's</w:t>
+            </w:r>
           </w:p>
         </w:tc>
         <w:tc>
@@ -17515,40 +17507,24 @@
             <w:pPr>
               <w:spacing w:after="20" w:before="0"/>
             </w:pPr>
-            <w:hyperlink w:history="1" r:id="rIdjalhupialy2kbu6mlzncx">
-              <w:r>
-                <w:rPr>
-                  <w:rFonts w:ascii="Arial" w:cs="Arial" w:eastAsia="Arial" w:hAnsi="Arial"/>
-                  <w:color w:val="2E75B6"/>
-                  <w:sz w:val="16"/>
-                  <w:szCs w:val="16"/>
-                  <w:u w:val="single" w:color="2E75B6"/>
-                </w:rPr>
-                <w:t xml:space="preserve">Complex numbers with the same modulus (absolute value)</w:t>
-              </w:r>
-            </w:hyperlink>
+            <w:r>
+              <w:rPr>
+                <w:rFonts w:ascii="Arial" w:cs="Arial" w:eastAsia="Arial" w:hAnsi="Arial"/>
+                <w:i/>
+                <w:iCs/>
+                <w:color w:val="595959"/>
+                <w:sz w:val="16"/>
+                <w:szCs w:val="16"/>
+              </w:rPr>
+              <w:t xml:space="preserve">No closely matching video in the ARES library for this activity.</w:t>
+            </w:r>
           </w:p>
           <w:p>
             <w:pPr>
               <w:spacing w:after="10" w:before="0"/>
               <w:ind w:left="120"/>
             </w:pPr>
-            <w:r>
-              <w:rPr>
-                <w:rFonts w:ascii="Arial" w:cs="Arial" w:eastAsia="Arial" w:hAnsi="Arial"/>
-                <w:color w:val="595959"/>
-                <w:sz w:val="14"/>
-                <w:szCs w:val="14"/>
-              </w:rPr>
-              <w:t xml:space="preserve">Source: Khan Academy (English - US curriculum)</w:t>
-            </w:r>
-          </w:p>
-          <w:p>
-            <w:pPr>
-              <w:spacing w:after="10" w:before="0"/>
-              <w:ind w:left="120"/>
-            </w:pPr>
-            <w:hyperlink w:history="1" r:id="rIdq9goe9_702l8wqd1o-qba">
+            <w:hyperlink w:history="1" r:id="rIdexv08ek0om7lqrqeiu1th">
               <w:r>
                 <w:rPr>
                   <w:rFonts w:ascii="Arial" w:cs="Arial" w:eastAsia="Arial" w:hAnsi="Arial"/>
@@ -17557,9 +17533,24 @@
                   <w:szCs w:val="14"/>
                   <w:u w:val="single" w:color="595959"/>
                 </w:rPr>
-                <w:t xml:space="preserve">🔍 Search ARES for similar videos</w:t>
+                <w:t xml:space="preserve">🔍 Search ARES for videos</w:t>
               </w:r>
             </w:hyperlink>
+          </w:p>
+          <w:p>
+            <w:pPr>
+              <w:spacing w:after="10" w:before="0"/>
+              <w:ind w:left="120"/>
+            </w:pPr>
+            <w:r>
+              <w:rPr>
+                <w:rFonts w:ascii="Arial" w:cs="Arial" w:eastAsia="Arial" w:hAnsi="Arial"/>
+                <w:color w:val="595959"/>
+                <w:sz w:val="14"/>
+                <w:szCs w:val="14"/>
+              </w:rPr>
+              <w:t xml:space="preserve">Search terms: mechanical properties materials young's</w:t>
+            </w:r>
           </w:p>
           <w:p>
             <w:pPr>
@@ -17586,47 +17577,31 @@
                 <w:sz w:val="16"/>
                 <w:szCs w:val="16"/>
               </w:rPr>
-              <w:t xml:space="preserve">📖 HTML:</w:t>
+              <w:t xml:space="preserve">📖 READING:</w:t>
             </w:r>
           </w:p>
           <w:p>
             <w:pPr>
               <w:spacing w:after="20" w:before="0"/>
             </w:pPr>
-            <w:hyperlink w:history="1" r:id="rIdy_h8awi82e5qknd4wun12">
-              <w:r>
-                <w:rPr>
-                  <w:rFonts w:ascii="Arial" w:cs="Arial" w:eastAsia="Arial" w:hAnsi="Arial"/>
-                  <w:color w:val="2E75B6"/>
-                  <w:sz w:val="16"/>
-                  <w:szCs w:val="16"/>
-                  <w:u w:val="single" w:color="2E75B6"/>
-                </w:rPr>
-                <w:t xml:space="preserve">Sine Graph and Cosine Graph: Changing Amplitude (PLIX)</w:t>
-              </w:r>
-            </w:hyperlink>
+            <w:r>
+              <w:rPr>
+                <w:rFonts w:ascii="Arial" w:cs="Arial" w:eastAsia="Arial" w:hAnsi="Arial"/>
+                <w:i/>
+                <w:iCs/>
+                <w:color w:val="595959"/>
+                <w:sz w:val="16"/>
+                <w:szCs w:val="16"/>
+              </w:rPr>
+              <w:t xml:space="preserve">No closely matching reading in the ARES library for this activity.</w:t>
+            </w:r>
           </w:p>
           <w:p>
             <w:pPr>
               <w:spacing w:after="10" w:before="0"/>
               <w:ind w:left="120"/>
             </w:pPr>
-            <w:r>
-              <w:rPr>
-                <w:rFonts w:ascii="Arial" w:cs="Arial" w:eastAsia="Arial" w:hAnsi="Arial"/>
-                <w:color w:val="595959"/>
-                <w:sz w:val="14"/>
-                <w:szCs w:val="14"/>
-              </w:rPr>
-              <w:t xml:space="preserve">Source: CK-12</w:t>
-            </w:r>
-          </w:p>
-          <w:p>
-            <w:pPr>
-              <w:spacing w:after="10" w:before="0"/>
-              <w:ind w:left="120"/>
-            </w:pPr>
-            <w:hyperlink w:history="1" r:id="rIdwpdc9k23acvb4fmgn3m-z">
+            <w:hyperlink w:history="1" r:id="rIdjtqhntgij-_izqalq5zxy">
               <w:r>
                 <w:rPr>
                   <w:rFonts w:ascii="Arial" w:cs="Arial" w:eastAsia="Arial" w:hAnsi="Arial"/>
@@ -17635,9 +17610,24 @@
                   <w:szCs w:val="14"/>
                   <w:u w:val="single" w:color="595959"/>
                 </w:rPr>
-                <w:t xml:space="preserve">🔍 Search ARES for similar readings</w:t>
+                <w:t xml:space="preserve">🔍 Search ARES for readings</w:t>
               </w:r>
             </w:hyperlink>
+          </w:p>
+          <w:p>
+            <w:pPr>
+              <w:spacing w:after="10" w:before="0"/>
+              <w:ind w:left="120"/>
+            </w:pPr>
+            <w:r>
+              <w:rPr>
+                <w:rFonts w:ascii="Arial" w:cs="Arial" w:eastAsia="Arial" w:hAnsi="Arial"/>
+                <w:color w:val="595959"/>
+                <w:sz w:val="14"/>
+                <w:szCs w:val="14"/>
+              </w:rPr>
+              <w:t xml:space="preserve">Search terms: mechanical properties materials young's</w:t>
+            </w:r>
           </w:p>
         </w:tc>
         <w:tc>
@@ -19227,7 +19217,7 @@
             <w:pPr>
               <w:spacing w:after="20" w:before="0"/>
             </w:pPr>
-            <w:hyperlink w:history="1" r:id="rIdpxnz4sr91yl_k4-k9me6y">
+            <w:hyperlink w:history="1" r:id="rIdcnb6qsprkums2njpxh75t">
               <w:r>
                 <w:rPr>
                   <w:rFonts w:ascii="Arial" w:cs="Arial" w:eastAsia="Arial" w:hAnsi="Arial"/>
@@ -19236,7 +19226,7 @@
                   <w:szCs w:val="16"/>
                   <w:u w:val="single" w:color="2E75B6"/>
                 </w:rPr>
-                <w:t xml:space="preserve">Potential energy</w:t>
+                <w:t xml:space="preserve">Intro to springs and Hooke's law</w:t>
               </w:r>
             </w:hyperlink>
           </w:p>
@@ -19260,7 +19250,7 @@
               <w:spacing w:after="10" w:before="0"/>
               <w:ind w:left="120"/>
             </w:pPr>
-            <w:hyperlink w:history="1" r:id="rIdwdqt_va6tt40uhyv8lfcg">
+            <w:hyperlink w:history="1" r:id="rIdxdi11y8jz5n3w0hzr3ffw">
               <w:r>
                 <w:rPr>
                   <w:rFonts w:ascii="Arial" w:cs="Arial" w:eastAsia="Arial" w:hAnsi="Arial"/>
@@ -19305,7 +19295,7 @@
             <w:pPr>
               <w:spacing w:after="20" w:before="0"/>
             </w:pPr>
-            <w:hyperlink w:history="1" r:id="rIdfpxhhah56wn5m6utn2kw_">
+            <w:hyperlink w:history="1" r:id="rIdvuispf_t-lvuzefrw3atp">
               <w:r>
                 <w:rPr>
                   <w:rFonts w:ascii="Arial" w:cs="Arial" w:eastAsia="Arial" w:hAnsi="Arial"/>
@@ -19314,7 +19304,7 @@
                   <w:szCs w:val="16"/>
                   <w:u w:val="single" w:color="2E75B6"/>
                 </w:rPr>
-                <w:t xml:space="preserve">Elastic Force (Flexbook)</w:t>
+                <w:t xml:space="preserve">Hooke's Law</w:t>
               </w:r>
             </w:hyperlink>
           </w:p>
@@ -19330,7 +19320,7 @@
                 <w:sz w:val="14"/>
                 <w:szCs w:val="14"/>
               </w:rPr>
-              <w:t xml:space="preserve">Source: CK-12</w:t>
+              <w:t xml:space="preserve">Source: PhET Interactive Simulations (English)</w:t>
             </w:r>
           </w:p>
           <w:p>
@@ -19338,7 +19328,7 @@
               <w:spacing w:after="10" w:before="0"/>
               <w:ind w:left="120"/>
             </w:pPr>
-            <w:hyperlink w:history="1" r:id="rIdlu4xmmbwqacipkfmhktzr">
+            <w:hyperlink w:history="1" r:id="rIdgn7jq8mndgdeayjgtbwwb">
               <w:r>
                 <w:rPr>
                   <w:rFonts w:ascii="Arial" w:cs="Arial" w:eastAsia="Arial" w:hAnsi="Arial"/>
@@ -19533,7 +19523,7 @@
             <w:pPr>
               <w:spacing w:after="20" w:before="0"/>
             </w:pPr>
-            <w:hyperlink w:history="1" r:id="rIdwdzh0_ncfilvs6gtybkjy">
+            <w:hyperlink w:history="1" r:id="rIdwohyesbjjkosxza_ufe9n">
               <w:r>
                 <w:rPr>
                   <w:rFonts w:ascii="Arial" w:cs="Arial" w:eastAsia="Arial" w:hAnsi="Arial"/>
@@ -19542,7 +19532,7 @@
                   <w:szCs w:val="16"/>
                   <w:u w:val="single" w:color="2E75B6"/>
                 </w:rPr>
-                <w:t xml:space="preserve">Potential energy</w:t>
+                <w:t xml:space="preserve">Intro to springs and Hooke's law -dubbed(KY)</w:t>
               </w:r>
             </w:hyperlink>
           </w:p>
@@ -19558,7 +19548,7 @@
                 <w:sz w:val="14"/>
                 <w:szCs w:val="14"/>
               </w:rPr>
-              <w:t xml:space="preserve">Source: Khan Academy (English - US curriculum)</w:t>
+              <w:t xml:space="preserve">Source: Khan Academy (Kiswahili)</w:t>
             </w:r>
           </w:p>
           <w:p>
@@ -19566,7 +19556,7 @@
               <w:spacing w:after="10" w:before="0"/>
               <w:ind w:left="120"/>
             </w:pPr>
-            <w:hyperlink w:history="1" r:id="rId7qkbdocug6jmcfmtlfrfn">
+            <w:hyperlink w:history="1" r:id="rId_1odn3sfd7gnpphog6e7w">
               <w:r>
                 <w:rPr>
                   <w:rFonts w:ascii="Arial" w:cs="Arial" w:eastAsia="Arial" w:hAnsi="Arial"/>
@@ -19611,7 +19601,7 @@
             <w:pPr>
               <w:spacing w:after="20" w:before="0"/>
             </w:pPr>
-            <w:hyperlink w:history="1" r:id="rIdc1uayda9mpfl8gwoesagt">
+            <w:hyperlink w:history="1" r:id="rIdyuft7838tjpsbnbejglm2">
               <w:r>
                 <w:rPr>
                   <w:rFonts w:ascii="Arial" w:cs="Arial" w:eastAsia="Arial" w:hAnsi="Arial"/>
@@ -19620,7 +19610,7 @@
                   <w:szCs w:val="16"/>
                   <w:u w:val="single" w:color="2E75B6"/>
                 </w:rPr>
-                <w:t xml:space="preserve">Elastic Force (Flexbook)</w:t>
+                <w:t xml:space="preserve">Hooke's Law</w:t>
               </w:r>
             </w:hyperlink>
           </w:p>
@@ -19636,7 +19626,7 @@
                 <w:sz w:val="14"/>
                 <w:szCs w:val="14"/>
               </w:rPr>
-              <w:t xml:space="preserve">Source: CK-12</w:t>
+              <w:t xml:space="preserve">Source: PhET Interactive Simulations (English)</w:t>
             </w:r>
           </w:p>
           <w:p>
@@ -19644,7 +19634,7 @@
               <w:spacing w:after="10" w:before="0"/>
               <w:ind w:left="120"/>
             </w:pPr>
-            <w:hyperlink w:history="1" r:id="rIdyuczdmu9yss71eojvak8p">
+            <w:hyperlink w:history="1" r:id="rId2szp0zdwojjpm2t02mvgy">
               <w:r>
                 <w:rPr>
                   <w:rFonts w:ascii="Arial" w:cs="Arial" w:eastAsia="Arial" w:hAnsi="Arial"/>
@@ -19839,7 +19829,7 @@
             <w:pPr>
               <w:spacing w:after="20" w:before="0"/>
             </w:pPr>
-            <w:hyperlink w:history="1" r:id="rIdhxuchfhuoomwrfwefih2d">
+            <w:hyperlink w:history="1" r:id="rIdcucbar0jttft7osunbiui">
               <w:r>
                 <w:rPr>
                   <w:rFonts w:ascii="Arial" w:cs="Arial" w:eastAsia="Arial" w:hAnsi="Arial"/>
@@ -19848,7 +19838,7 @@
                   <w:szCs w:val="16"/>
                   <w:u w:val="single" w:color="2E75B6"/>
                 </w:rPr>
-                <w:t xml:space="preserve">Potential energy</w:t>
+                <w:t xml:space="preserve">Potential energy stored in a spring</w:t>
               </w:r>
             </w:hyperlink>
           </w:p>
@@ -19872,7 +19862,7 @@
               <w:spacing w:after="10" w:before="0"/>
               <w:ind w:left="120"/>
             </w:pPr>
-            <w:hyperlink w:history="1" r:id="rIdfqhmpb6bqbfeg0-3pbskj">
+            <w:hyperlink w:history="1" r:id="rIdln0_i3quacx6xvv_f0wu4">
               <w:r>
                 <w:rPr>
                   <w:rFonts w:ascii="Arial" w:cs="Arial" w:eastAsia="Arial" w:hAnsi="Arial"/>
@@ -19917,7 +19907,7 @@
             <w:pPr>
               <w:spacing w:after="20" w:before="0"/>
             </w:pPr>
-            <w:hyperlink w:history="1" r:id="rId-ksqtpngjz3is6ss8kl1d">
+            <w:hyperlink w:history="1" r:id="rIdgtvulygwkaf2djtwmx7bu">
               <w:r>
                 <w:rPr>
                   <w:rFonts w:ascii="Arial" w:cs="Arial" w:eastAsia="Arial" w:hAnsi="Arial"/>
@@ -19926,7 +19916,7 @@
                   <w:szCs w:val="16"/>
                   <w:u w:val="single" w:color="2E75B6"/>
                 </w:rPr>
-                <w:t xml:space="preserve">Elastic Force (Flexbook)</w:t>
+                <w:t xml:space="preserve">Hooke's Law</w:t>
               </w:r>
             </w:hyperlink>
           </w:p>
@@ -19942,7 +19932,7 @@
                 <w:sz w:val="14"/>
                 <w:szCs w:val="14"/>
               </w:rPr>
-              <w:t xml:space="preserve">Source: CK-12</w:t>
+              <w:t xml:space="preserve">Source: PhET Interactive Simulations (English)</w:t>
             </w:r>
           </w:p>
           <w:p>
@@ -19950,7 +19940,7 @@
               <w:spacing w:after="10" w:before="0"/>
               <w:ind w:left="120"/>
             </w:pPr>
-            <w:hyperlink w:history="1" r:id="rIdgmsc_cbdtjxke1cq6cdkb">
+            <w:hyperlink w:history="1" r:id="rIdqlbkgls0ydirh5msy0wnw">
               <w:r>
                 <w:rPr>
                   <w:rFonts w:ascii="Arial" w:cs="Arial" w:eastAsia="Arial" w:hAnsi="Arial"/>
@@ -20145,7 +20135,7 @@
             <w:pPr>
               <w:spacing w:after="20" w:before="0"/>
             </w:pPr>
-            <w:hyperlink w:history="1" r:id="rIdppuszfkjhtdshaddvdho9">
+            <w:hyperlink w:history="1" r:id="rIdxpfwzmtojfcpy8l9sv3zk">
               <w:r>
                 <w:rPr>
                   <w:rFonts w:ascii="Arial" w:cs="Arial" w:eastAsia="Arial" w:hAnsi="Arial"/>
@@ -20154,7 +20144,7 @@
                   <w:szCs w:val="16"/>
                   <w:u w:val="single" w:color="2E75B6"/>
                 </w:rPr>
-                <w:t xml:space="preserve">Potential energy</w:t>
+                <w:t xml:space="preserve">Video: Hooke's Law</w:t>
               </w:r>
             </w:hyperlink>
           </w:p>
@@ -20170,7 +20160,7 @@
                 <w:sz w:val="14"/>
                 <w:szCs w:val="14"/>
               </w:rPr>
-              <w:t xml:space="preserve">Source: Khan Academy (English - US curriculum)</w:t>
+              <w:t xml:space="preserve">Source: PhET Interactive Simulations (English)</w:t>
             </w:r>
           </w:p>
           <w:p>
@@ -20178,7 +20168,7 @@
               <w:spacing w:after="10" w:before="0"/>
               <w:ind w:left="120"/>
             </w:pPr>
-            <w:hyperlink w:history="1" r:id="rIdnuytbiica7sbr2kwfaiqa">
+            <w:hyperlink w:history="1" r:id="rIdv_1qvkgrt4p9vem5abhtp">
               <w:r>
                 <w:rPr>
                   <w:rFonts w:ascii="Arial" w:cs="Arial" w:eastAsia="Arial" w:hAnsi="Arial"/>
@@ -20223,7 +20213,7 @@
             <w:pPr>
               <w:spacing w:after="20" w:before="0"/>
             </w:pPr>
-            <w:hyperlink w:history="1" r:id="rIdf5bh_k5irw7pxdmpwgoww">
+            <w:hyperlink w:history="1" r:id="rIdfj-srffyzo4qf4j-yghr7">
               <w:r>
                 <w:rPr>
                   <w:rFonts w:ascii="Arial" w:cs="Arial" w:eastAsia="Arial" w:hAnsi="Arial"/>
@@ -20232,7 +20222,7 @@
                   <w:szCs w:val="16"/>
                   <w:u w:val="single" w:color="2E75B6"/>
                 </w:rPr>
-                <w:t xml:space="preserve">Elastic Force (Flexbook)</w:t>
+                <w:t xml:space="preserve">Hooke's Law</w:t>
               </w:r>
             </w:hyperlink>
           </w:p>
@@ -20248,7 +20238,7 @@
                 <w:sz w:val="14"/>
                 <w:szCs w:val="14"/>
               </w:rPr>
-              <w:t xml:space="preserve">Source: CK-12</w:t>
+              <w:t xml:space="preserve">Source: PhET Interactive Simulations (English)</w:t>
             </w:r>
           </w:p>
           <w:p>
@@ -20256,7 +20246,7 @@
               <w:spacing w:after="10" w:before="0"/>
               <w:ind w:left="120"/>
             </w:pPr>
-            <w:hyperlink w:history="1" r:id="rIdt69wxjhqbzzblvxfylerj">
+            <w:hyperlink w:history="1" r:id="rIdovxdbndzdxxndxmlukngx">
               <w:r>
                 <w:rPr>
                   <w:rFonts w:ascii="Arial" w:cs="Arial" w:eastAsia="Arial" w:hAnsi="Arial"/>
@@ -20451,7 +20441,7 @@
             <w:pPr>
               <w:spacing w:after="20" w:before="0"/>
             </w:pPr>
-            <w:hyperlink w:history="1" r:id="rId6iq3lvl95a8lokyb7_xqg">
+            <w:hyperlink w:history="1" r:id="rIdfpng_7lqsvkynnrgbtyst">
               <w:r>
                 <w:rPr>
                   <w:rFonts w:ascii="Arial" w:cs="Arial" w:eastAsia="Arial" w:hAnsi="Arial"/>
@@ -20460,7 +20450,7 @@
                   <w:szCs w:val="16"/>
                   <w:u w:val="single" w:color="2E75B6"/>
                 </w:rPr>
-                <w:t xml:space="preserve">Potential energy</w:t>
+                <w:t xml:space="preserve">hooke's law</w:t>
               </w:r>
             </w:hyperlink>
           </w:p>
@@ -20476,7 +20466,7 @@
                 <w:sz w:val="14"/>
                 <w:szCs w:val="14"/>
               </w:rPr>
-              <w:t xml:space="preserve">Source: Khan Academy (English - US curriculum)</w:t>
+              <w:t xml:space="preserve">Source: ARES Local Curriculum  - Digital Literacy Content</w:t>
             </w:r>
           </w:p>
           <w:p>
@@ -20484,7 +20474,7 @@
               <w:spacing w:after="10" w:before="0"/>
               <w:ind w:left="120"/>
             </w:pPr>
-            <w:hyperlink w:history="1" r:id="rId8kvunmpz_utry6ymmu2m9">
+            <w:hyperlink w:history="1" r:id="rIdb5afzkbxmsbgegwri-d7g">
               <w:r>
                 <w:rPr>
                   <w:rFonts w:ascii="Arial" w:cs="Arial" w:eastAsia="Arial" w:hAnsi="Arial"/>
@@ -20529,7 +20519,7 @@
             <w:pPr>
               <w:spacing w:after="20" w:before="0"/>
             </w:pPr>
-            <w:hyperlink w:history="1" r:id="rId_cqdlnx43c-__dcpvjxs-">
+            <w:hyperlink w:history="1" r:id="rIdxqsq0pfst9mq0wwug1n8w">
               <w:r>
                 <w:rPr>
                   <w:rFonts w:ascii="Arial" w:cs="Arial" w:eastAsia="Arial" w:hAnsi="Arial"/>
@@ -20538,7 +20528,7 @@
                   <w:szCs w:val="16"/>
                   <w:u w:val="single" w:color="2E75B6"/>
                 </w:rPr>
-                <w:t xml:space="preserve">Elastic Force (Flexbook)</w:t>
+                <w:t xml:space="preserve">Hooke's Law</w:t>
               </w:r>
             </w:hyperlink>
           </w:p>
@@ -20554,7 +20544,7 @@
                 <w:sz w:val="14"/>
                 <w:szCs w:val="14"/>
               </w:rPr>
-              <w:t xml:space="preserve">Source: CK-12</w:t>
+              <w:t xml:space="preserve">Source: PhET Interactive Simulations (English)</w:t>
             </w:r>
           </w:p>
           <w:p>
@@ -20562,7 +20552,7 @@
               <w:spacing w:after="10" w:before="0"/>
               <w:ind w:left="120"/>
             </w:pPr>
-            <w:hyperlink w:history="1" r:id="rIdaedf8kromhyagsmydygw0">
+            <w:hyperlink w:history="1" r:id="rIdhdpdizwsvhswgy78tcaza">
               <w:r>
                 <w:rPr>
                   <w:rFonts w:ascii="Arial" w:cs="Arial" w:eastAsia="Arial" w:hAnsi="Arial"/>

--- a/data/outputs/v2/Physics/SS1.2_Mechanical_Properties_of_Materials/Physics_Mechanical_Properties_of_Materials_CBE_LessonSequence.docx
+++ b/data/outputs/v2/Physics/SS1.2_Mechanical_Properties_of_Materials/Physics_Mechanical_Properties_of_Materials_CBE_LessonSequence.docx
@@ -3278,7 +3278,7 @@
             <w:pPr>
               <w:spacing w:after="20" w:before="0"/>
             </w:pPr>
-            <w:hyperlink w:history="1" r:id="rIdeuro6giwvl-e_oqwcar64">
+            <w:hyperlink w:history="1" r:id="rIdm5qvnb7f0zu-kpoq77nqw">
               <w:r>
                 <w:rPr>
                   <w:rFonts w:ascii="Arial" w:cs="Arial" w:eastAsia="Arial" w:hAnsi="Arial"/>
@@ -3311,7 +3311,7 @@
               <w:spacing w:after="10" w:before="0"/>
               <w:ind w:left="120"/>
             </w:pPr>
-            <w:hyperlink w:history="1" r:id="rIdm5bhvbpczschqwclg5dob">
+            <w:hyperlink w:history="1" r:id="rIdunrcxicqzwatzbbvg9qhk">
               <w:r>
                 <w:rPr>
                   <w:rFonts w:ascii="Arial" w:cs="Arial" w:eastAsia="Arial" w:hAnsi="Arial"/>
@@ -3356,7 +3356,7 @@
             <w:pPr>
               <w:spacing w:after="20" w:before="0"/>
             </w:pPr>
-            <w:hyperlink w:history="1" r:id="rIdbjghmxd7dnx9lqyceorlv">
+            <w:hyperlink w:history="1" r:id="rId7qz1czwrkqtl7yycp68ax">
               <w:r>
                 <w:rPr>
                   <w:rFonts w:ascii="Arial" w:cs="Arial" w:eastAsia="Arial" w:hAnsi="Arial"/>
@@ -3389,7 +3389,7 @@
               <w:spacing w:after="10" w:before="0"/>
               <w:ind w:left="120"/>
             </w:pPr>
-            <w:hyperlink w:history="1" r:id="rIdzyfmleh5w6y3pmecwrufd">
+            <w:hyperlink w:history="1" r:id="rIdfygxffnk4dqyuquijvrnt">
               <w:r>
                 <w:rPr>
                   <w:rFonts w:ascii="Arial" w:cs="Arial" w:eastAsia="Arial" w:hAnsi="Arial"/>
@@ -3584,7 +3584,7 @@
             <w:pPr>
               <w:spacing w:after="20" w:before="0"/>
             </w:pPr>
-            <w:hyperlink w:history="1" r:id="rIdehkxugzq-urhaqyypq53c">
+            <w:hyperlink w:history="1" r:id="rId1lfifnxz31uyubywrobvk">
               <w:r>
                 <w:rPr>
                   <w:rFonts w:ascii="Arial" w:cs="Arial" w:eastAsia="Arial" w:hAnsi="Arial"/>
@@ -3617,7 +3617,7 @@
               <w:spacing w:after="10" w:before="0"/>
               <w:ind w:left="120"/>
             </w:pPr>
-            <w:hyperlink w:history="1" r:id="rIdt-oyyri4cbxxqevkihppu">
+            <w:hyperlink w:history="1" r:id="rIdxsvyiv5t9ox14nnvuycr3">
               <w:r>
                 <w:rPr>
                   <w:rFonts w:ascii="Arial" w:cs="Arial" w:eastAsia="Arial" w:hAnsi="Arial"/>
@@ -3662,7 +3662,7 @@
             <w:pPr>
               <w:spacing w:after="20" w:before="0"/>
             </w:pPr>
-            <w:hyperlink w:history="1" r:id="rIdsesdo03hm59eeugho_t4s">
+            <w:hyperlink w:history="1" r:id="rIdhcccjsrqxxvppzmslxkzj">
               <w:r>
                 <w:rPr>
                   <w:rFonts w:ascii="Arial" w:cs="Arial" w:eastAsia="Arial" w:hAnsi="Arial"/>
@@ -3695,7 +3695,7 @@
               <w:spacing w:after="10" w:before="0"/>
               <w:ind w:left="120"/>
             </w:pPr>
-            <w:hyperlink w:history="1" r:id="rId0l7kj0w6gh3ywneddtnhd">
+            <w:hyperlink w:history="1" r:id="rIdp7p3zf42bkthwmsycryrb">
               <w:r>
                 <w:rPr>
                   <w:rFonts w:ascii="Arial" w:cs="Arial" w:eastAsia="Arial" w:hAnsi="Arial"/>
@@ -3890,7 +3890,7 @@
             <w:pPr>
               <w:spacing w:after="20" w:before="0"/>
             </w:pPr>
-            <w:hyperlink w:history="1" r:id="rId2d8kohedbsphd0tswbb0a">
+            <w:hyperlink w:history="1" r:id="rIdrenfi2knz8tsz_vrvcyxj">
               <w:r>
                 <w:rPr>
                   <w:rFonts w:ascii="Arial" w:cs="Arial" w:eastAsia="Arial" w:hAnsi="Arial"/>
@@ -3923,7 +3923,7 @@
               <w:spacing w:after="10" w:before="0"/>
               <w:ind w:left="120"/>
             </w:pPr>
-            <w:hyperlink w:history="1" r:id="rIdn_htnkwe-u_xxndb6yahw">
+            <w:hyperlink w:history="1" r:id="rIdxgc08ekeqmqccmcftmdfo">
               <w:r>
                 <w:rPr>
                   <w:rFonts w:ascii="Arial" w:cs="Arial" w:eastAsia="Arial" w:hAnsi="Arial"/>
@@ -3968,7 +3968,7 @@
             <w:pPr>
               <w:spacing w:after="20" w:before="0"/>
             </w:pPr>
-            <w:hyperlink w:history="1" r:id="rIdi7dw3cmsmwjzpz7rud4bd">
+            <w:hyperlink w:history="1" r:id="rIdfwnno21hbb3zsjehaucgr">
               <w:r>
                 <w:rPr>
                   <w:rFonts w:ascii="Arial" w:cs="Arial" w:eastAsia="Arial" w:hAnsi="Arial"/>
@@ -4001,7 +4001,7 @@
               <w:spacing w:after="10" w:before="0"/>
               <w:ind w:left="120"/>
             </w:pPr>
-            <w:hyperlink w:history="1" r:id="rIdk45ufpwff6rslz4xtp6ux">
+            <w:hyperlink w:history="1" r:id="rIdu9z3rcoax58-xxonafgdg">
               <w:r>
                 <w:rPr>
                   <w:rFonts w:ascii="Arial" w:cs="Arial" w:eastAsia="Arial" w:hAnsi="Arial"/>
@@ -4196,7 +4196,7 @@
             <w:pPr>
               <w:spacing w:after="20" w:before="0"/>
             </w:pPr>
-            <w:hyperlink w:history="1" r:id="rIdiitg0djvnmrjtjwfccbds">
+            <w:hyperlink w:history="1" r:id="rIdlqt9kuub5w_kiqzlmject">
               <w:r>
                 <w:rPr>
                   <w:rFonts w:ascii="Arial" w:cs="Arial" w:eastAsia="Arial" w:hAnsi="Arial"/>
@@ -4229,7 +4229,7 @@
               <w:spacing w:after="10" w:before="0"/>
               <w:ind w:left="120"/>
             </w:pPr>
-            <w:hyperlink w:history="1" r:id="rIdkn56bp2zi6gaes20i95hh">
+            <w:hyperlink w:history="1" r:id="rIdzkvyqe3op5r1kto-uh9mw">
               <w:r>
                 <w:rPr>
                   <w:rFonts w:ascii="Arial" w:cs="Arial" w:eastAsia="Arial" w:hAnsi="Arial"/>
@@ -4274,7 +4274,7 @@
             <w:pPr>
               <w:spacing w:after="20" w:before="0"/>
             </w:pPr>
-            <w:hyperlink w:history="1" r:id="rIdvsdhhprabbspbby564my5">
+            <w:hyperlink w:history="1" r:id="rIdosqd-rszwe3eo65_kocex">
               <w:r>
                 <w:rPr>
                   <w:rFonts w:ascii="Arial" w:cs="Arial" w:eastAsia="Arial" w:hAnsi="Arial"/>
@@ -4307,7 +4307,7 @@
               <w:spacing w:after="10" w:before="0"/>
               <w:ind w:left="120"/>
             </w:pPr>
-            <w:hyperlink w:history="1" r:id="rIdpygi5mzjj59fgkqsouhfs">
+            <w:hyperlink w:history="1" r:id="rIdiuaf2uex13wfkdw9piapg">
               <w:r>
                 <w:rPr>
                   <w:rFonts w:ascii="Arial" w:cs="Arial" w:eastAsia="Arial" w:hAnsi="Arial"/>
@@ -4502,7 +4502,7 @@
             <w:pPr>
               <w:spacing w:after="20" w:before="0"/>
             </w:pPr>
-            <w:hyperlink w:history="1" r:id="rIdkjo26l6yabkbgwyzdxo43">
+            <w:hyperlink w:history="1" r:id="rIduzozjoank1p-rizwz_jr4">
               <w:r>
                 <w:rPr>
                   <w:rFonts w:ascii="Arial" w:cs="Arial" w:eastAsia="Arial" w:hAnsi="Arial"/>
@@ -4511,7 +4511,7 @@
                   <w:szCs w:val="16"/>
                   <w:u w:val="single" w:color="2E75B6"/>
                 </w:rPr>
-                <w:t xml:space="preserve">Price elasticity of supply determinants</w:t>
+                <w:t xml:space="preserve">The kinetic molecular theory of gases</w:t>
               </w:r>
             </w:hyperlink>
           </w:p>
@@ -4535,7 +4535,7 @@
               <w:spacing w:after="10" w:before="0"/>
               <w:ind w:left="120"/>
             </w:pPr>
-            <w:hyperlink w:history="1" r:id="rId89nvwvyndonzemtkp_n5g">
+            <w:hyperlink w:history="1" r:id="rId7sn4ojwt5khs45blvfh-e">
               <w:r>
                 <w:rPr>
                   <w:rFonts w:ascii="Arial" w:cs="Arial" w:eastAsia="Arial" w:hAnsi="Arial"/>
@@ -4580,7 +4580,7 @@
             <w:pPr>
               <w:spacing w:after="20" w:before="0"/>
             </w:pPr>
-            <w:hyperlink w:history="1" r:id="rId7h0qd9mkg7tb3pwahwpn6">
+            <w:hyperlink w:history="1" r:id="rIdv-m3ul1ybzdhymqeqojr0">
               <w:r>
                 <w:rPr>
                   <w:rFonts w:ascii="Arial" w:cs="Arial" w:eastAsia="Arial" w:hAnsi="Arial"/>
@@ -4613,7 +4613,7 @@
               <w:spacing w:after="10" w:before="0"/>
               <w:ind w:left="120"/>
             </w:pPr>
-            <w:hyperlink w:history="1" r:id="rIdp4a2afezwnbb20xiu2nzu">
+            <w:hyperlink w:history="1" r:id="rIdthix-0cdhqyiu5vfnkvgu">
               <w:r>
                 <w:rPr>
                   <w:rFonts w:ascii="Arial" w:cs="Arial" w:eastAsia="Arial" w:hAnsi="Arial"/>
@@ -6100,7 +6100,7 @@
             <w:pPr>
               <w:spacing w:after="20" w:before="0"/>
             </w:pPr>
-            <w:hyperlink w:history="1" r:id="rIdzl48p5mcy5sgn_135svpq">
+            <w:hyperlink w:history="1" r:id="rIdeyq4rzwmnxy70orindips">
               <w:r>
                 <w:rPr>
                   <w:rFonts w:ascii="Arial" w:cs="Arial" w:eastAsia="Arial" w:hAnsi="Arial"/>
@@ -6133,7 +6133,7 @@
               <w:spacing w:after="10" w:before="0"/>
               <w:ind w:left="120"/>
             </w:pPr>
-            <w:hyperlink w:history="1" r:id="rId-azacqshbky09dfxlecpz">
+            <w:hyperlink w:history="1" r:id="rId2eh02nzlxg_jwidg-ncbl">
               <w:r>
                 <w:rPr>
                   <w:rFonts w:ascii="Arial" w:cs="Arial" w:eastAsia="Arial" w:hAnsi="Arial"/>
@@ -6178,7 +6178,7 @@
             <w:pPr>
               <w:spacing w:after="20" w:before="0"/>
             </w:pPr>
-            <w:hyperlink w:history="1" r:id="rId6ejcnjvfekotk6lg1_4f3">
+            <w:hyperlink w:history="1" r:id="rIde5wvphtggg4x-psji4qnd">
               <w:r>
                 <w:rPr>
                   <w:rFonts w:ascii="Arial" w:cs="Arial" w:eastAsia="Arial" w:hAnsi="Arial"/>
@@ -6211,7 +6211,7 @@
               <w:spacing w:after="10" w:before="0"/>
               <w:ind w:left="120"/>
             </w:pPr>
-            <w:hyperlink w:history="1" r:id="rIdz2gauriwyj2qnw9_vtndj">
+            <w:hyperlink w:history="1" r:id="rIdortjb5nureh0t2tso-ng1">
               <w:r>
                 <w:rPr>
                   <w:rFonts w:ascii="Arial" w:cs="Arial" w:eastAsia="Arial" w:hAnsi="Arial"/>
@@ -6634,7 +6634,7 @@
             <w:pPr>
               <w:spacing w:after="20" w:before="0"/>
             </w:pPr>
-            <w:hyperlink w:history="1" r:id="rIdbep97nogbwbhn1gpudzxk">
+            <w:hyperlink w:history="1" r:id="rIdcmcpockhax8cjlvlz5v0n">
               <w:r>
                 <w:rPr>
                   <w:rFonts w:ascii="Arial" w:cs="Arial" w:eastAsia="Arial" w:hAnsi="Arial"/>
@@ -6667,7 +6667,7 @@
               <w:spacing w:after="10" w:before="0"/>
               <w:ind w:left="120"/>
             </w:pPr>
-            <w:hyperlink w:history="1" r:id="rIdiu0g5vtjwyetznlebpt_r">
+            <w:hyperlink w:history="1" r:id="rIdggfukuyieefijr1nqrxi7">
               <w:r>
                 <w:rPr>
                   <w:rFonts w:ascii="Arial" w:cs="Arial" w:eastAsia="Arial" w:hAnsi="Arial"/>
@@ -6712,7 +6712,7 @@
             <w:pPr>
               <w:spacing w:after="20" w:before="0"/>
             </w:pPr>
-            <w:hyperlink w:history="1" r:id="rIdhdy78jszjiyf6qroyql7f">
+            <w:hyperlink w:history="1" r:id="rId79fxnn6tgb5yryxtwnrj-">
               <w:r>
                 <w:rPr>
                   <w:rFonts w:ascii="Arial" w:cs="Arial" w:eastAsia="Arial" w:hAnsi="Arial"/>
@@ -6745,7 +6745,7 @@
               <w:spacing w:after="10" w:before="0"/>
               <w:ind w:left="120"/>
             </w:pPr>
-            <w:hyperlink w:history="1" r:id="rIdksznnaxcio3t3dxnbrs8l">
+            <w:hyperlink w:history="1" r:id="rIdezkip0qdp9y8d7igjd1oi">
               <w:r>
                 <w:rPr>
                   <w:rFonts w:ascii="Arial" w:cs="Arial" w:eastAsia="Arial" w:hAnsi="Arial"/>
@@ -7480,7 +7480,7 @@
             <w:pPr>
               <w:spacing w:after="20" w:before="0"/>
             </w:pPr>
-            <w:hyperlink w:history="1" r:id="rIdnu4hapwqf-wuepskjjlrx">
+            <w:hyperlink w:history="1" r:id="rIdk4yxtifjkhwelnglnspxj">
               <w:r>
                 <w:rPr>
                   <w:rFonts w:ascii="Arial" w:cs="Arial" w:eastAsia="Arial" w:hAnsi="Arial"/>
@@ -7513,7 +7513,7 @@
               <w:spacing w:after="10" w:before="0"/>
               <w:ind w:left="120"/>
             </w:pPr>
-            <w:hyperlink w:history="1" r:id="rId4zrsfttjg4dyihdsrxi16">
+            <w:hyperlink w:history="1" r:id="rIdkrduz3nizvwp22a8o8zaa">
               <w:r>
                 <w:rPr>
                   <w:rFonts w:ascii="Arial" w:cs="Arial" w:eastAsia="Arial" w:hAnsi="Arial"/>
@@ -7558,7 +7558,7 @@
             <w:pPr>
               <w:spacing w:after="20" w:before="0"/>
             </w:pPr>
-            <w:hyperlink w:history="1" r:id="rIdodd4extp4xpzxjh1poy33">
+            <w:hyperlink w:history="1" r:id="rIdxxz6be5yui5n48leofiv2">
               <w:r>
                 <w:rPr>
                   <w:rFonts w:ascii="Arial" w:cs="Arial" w:eastAsia="Arial" w:hAnsi="Arial"/>
@@ -7591,7 +7591,7 @@
               <w:spacing w:after="10" w:before="0"/>
               <w:ind w:left="120"/>
             </w:pPr>
-            <w:hyperlink w:history="1" r:id="rId0kgkuciqb8ak5tm02cyap">
+            <w:hyperlink w:history="1" r:id="rIdq_l0sjuetmbtypynik15x">
               <w:r>
                 <w:rPr>
                   <w:rFonts w:ascii="Arial" w:cs="Arial" w:eastAsia="Arial" w:hAnsi="Arial"/>
@@ -8073,7 +8073,7 @@
             <w:pPr>
               <w:spacing w:after="20" w:before="0"/>
             </w:pPr>
-            <w:hyperlink w:history="1" r:id="rIdt1zccsubu73apypinkmdo">
+            <w:hyperlink w:history="1" r:id="rIdog_z_1fpzrl0xp-nrn-ly">
               <w:r>
                 <w:rPr>
                   <w:rFonts w:ascii="Arial" w:cs="Arial" w:eastAsia="Arial" w:hAnsi="Arial"/>
@@ -8106,7 +8106,7 @@
               <w:spacing w:after="10" w:before="0"/>
               <w:ind w:left="120"/>
             </w:pPr>
-            <w:hyperlink w:history="1" r:id="rId0_lwtkrd6mipdydl6474w">
+            <w:hyperlink w:history="1" r:id="rIdkcs7um4xxoatwjqbkg97h">
               <w:r>
                 <w:rPr>
                   <w:rFonts w:ascii="Arial" w:cs="Arial" w:eastAsia="Arial" w:hAnsi="Arial"/>
@@ -8151,7 +8151,7 @@
             <w:pPr>
               <w:spacing w:after="20" w:before="0"/>
             </w:pPr>
-            <w:hyperlink w:history="1" r:id="rIdgvxpiwuy2utui5usfroam">
+            <w:hyperlink w:history="1" r:id="rId_3pfxuzbcql-kao3srddj">
               <w:r>
                 <w:rPr>
                   <w:rFonts w:ascii="Arial" w:cs="Arial" w:eastAsia="Arial" w:hAnsi="Arial"/>
@@ -8184,7 +8184,7 @@
               <w:spacing w:after="10" w:before="0"/>
               <w:ind w:left="120"/>
             </w:pPr>
-            <w:hyperlink w:history="1" r:id="rId8h3qol9d3mgnz3pbujuqb">
+            <w:hyperlink w:history="1" r:id="rIdy-z_tqwbvw9j-zgvc7wjq">
               <w:r>
                 <w:rPr>
                   <w:rFonts w:ascii="Arial" w:cs="Arial" w:eastAsia="Arial" w:hAnsi="Arial"/>
@@ -8571,7 +8571,7 @@
             <w:pPr>
               <w:spacing w:after="20" w:before="0"/>
             </w:pPr>
-            <w:hyperlink w:history="1" r:id="rIdtqosmjv17rmfyya1-mis7">
+            <w:hyperlink w:history="1" r:id="rId1g_g2wph1hep7if0deq84">
               <w:r>
                 <w:rPr>
                   <w:rFonts w:ascii="Arial" w:cs="Arial" w:eastAsia="Arial" w:hAnsi="Arial"/>
@@ -8604,7 +8604,7 @@
               <w:spacing w:after="10" w:before="0"/>
               <w:ind w:left="120"/>
             </w:pPr>
-            <w:hyperlink w:history="1" r:id="rIdqwdyfgepynpmub2k19t37">
+            <w:hyperlink w:history="1" r:id="rIdpbf2jmiz3c_zhzi5ka3qq">
               <w:r>
                 <w:rPr>
                   <w:rFonts w:ascii="Arial" w:cs="Arial" w:eastAsia="Arial" w:hAnsi="Arial"/>
@@ -8649,7 +8649,7 @@
             <w:pPr>
               <w:spacing w:after="20" w:before="0"/>
             </w:pPr>
-            <w:hyperlink w:history="1" r:id="rIdt-pr-vf0hczt9l6mtf9gd">
+            <w:hyperlink w:history="1" r:id="rIdvotp22o55v-q5m6kxiprw">
               <w:r>
                 <w:rPr>
                   <w:rFonts w:ascii="Arial" w:cs="Arial" w:eastAsia="Arial" w:hAnsi="Arial"/>
@@ -8682,7 +8682,7 @@
               <w:spacing w:after="10" w:before="0"/>
               <w:ind w:left="120"/>
             </w:pPr>
-            <w:hyperlink w:history="1" r:id="rIdgfvdjscumz_rpunqsthpk">
+            <w:hyperlink w:history="1" r:id="rIdkq1van8jyh_ik8rqwpl2b">
               <w:r>
                 <w:rPr>
                   <w:rFonts w:ascii="Arial" w:cs="Arial" w:eastAsia="Arial" w:hAnsi="Arial"/>
@@ -10552,7 +10552,7 @@
             <w:pPr>
               <w:spacing w:after="20" w:before="0"/>
             </w:pPr>
-            <w:hyperlink w:history="1" r:id="rIdibh33xvae0cumqfisghm7">
+            <w:hyperlink w:history="1" r:id="rId0vwjbzxdea3ez3qavg5yc">
               <w:r>
                 <w:rPr>
                   <w:rFonts w:ascii="Arial" w:cs="Arial" w:eastAsia="Arial" w:hAnsi="Arial"/>
@@ -10585,7 +10585,7 @@
               <w:spacing w:after="10" w:before="0"/>
               <w:ind w:left="120"/>
             </w:pPr>
-            <w:hyperlink w:history="1" r:id="rIdaah3dgt6fofcinarqvfqn">
+            <w:hyperlink w:history="1" r:id="rIdlamasakx-tqwt-tbynjtw">
               <w:r>
                 <w:rPr>
                   <w:rFonts w:ascii="Arial" w:cs="Arial" w:eastAsia="Arial" w:hAnsi="Arial"/>
@@ -10630,7 +10630,7 @@
             <w:pPr>
               <w:spacing w:after="20" w:before="0"/>
             </w:pPr>
-            <w:hyperlink w:history="1" r:id="rIdmoo-_covchxycu_pkzuyk">
+            <w:hyperlink w:history="1" r:id="rIdypbkxu8rcd2tryush6utt">
               <w:r>
                 <w:rPr>
                   <w:rFonts w:ascii="Arial" w:cs="Arial" w:eastAsia="Arial" w:hAnsi="Arial"/>
@@ -10663,7 +10663,7 @@
               <w:spacing w:after="10" w:before="0"/>
               <w:ind w:left="120"/>
             </w:pPr>
-            <w:hyperlink w:history="1" r:id="rIdvozar46gppkiwximm01j8">
+            <w:hyperlink w:history="1" r:id="rIdebilrbq6ixbdbqlh2-tcl">
               <w:r>
                 <w:rPr>
                   <w:rFonts w:ascii="Arial" w:cs="Arial" w:eastAsia="Arial" w:hAnsi="Arial"/>
@@ -10858,7 +10858,7 @@
             <w:pPr>
               <w:spacing w:after="20" w:before="0"/>
             </w:pPr>
-            <w:hyperlink w:history="1" r:id="rIdib5nqss1_q4lc8rzl7bpq">
+            <w:hyperlink w:history="1" r:id="rIdekcgl0ze42nhadsnsavgm">
               <w:r>
                 <w:rPr>
                   <w:rFonts w:ascii="Arial" w:cs="Arial" w:eastAsia="Arial" w:hAnsi="Arial"/>
@@ -10891,7 +10891,7 @@
               <w:spacing w:after="10" w:before="0"/>
               <w:ind w:left="120"/>
             </w:pPr>
-            <w:hyperlink w:history="1" r:id="rIdkljiwxg0kmismtw89ygqb">
+            <w:hyperlink w:history="1" r:id="rId1uyugodrmi4cnfykxkojh">
               <w:r>
                 <w:rPr>
                   <w:rFonts w:ascii="Arial" w:cs="Arial" w:eastAsia="Arial" w:hAnsi="Arial"/>
@@ -10936,7 +10936,7 @@
             <w:pPr>
               <w:spacing w:after="20" w:before="0"/>
             </w:pPr>
-            <w:hyperlink w:history="1" r:id="rIdtwpvi-2mr6gz_mxqfn0u0">
+            <w:hyperlink w:history="1" r:id="rIdn30dluvkezwxbch2dwdtr">
               <w:r>
                 <w:rPr>
                   <w:rFonts w:ascii="Arial" w:cs="Arial" w:eastAsia="Arial" w:hAnsi="Arial"/>
@@ -10969,7 +10969,7 @@
               <w:spacing w:after="10" w:before="0"/>
               <w:ind w:left="120"/>
             </w:pPr>
-            <w:hyperlink w:history="1" r:id="rIddnedzkhwewvtvkggjg-hq">
+            <w:hyperlink w:history="1" r:id="rIddenw3huvhhwxbhzzwjzyz">
               <w:r>
                 <w:rPr>
                   <w:rFonts w:ascii="Arial" w:cs="Arial" w:eastAsia="Arial" w:hAnsi="Arial"/>
@@ -11164,7 +11164,7 @@
             <w:pPr>
               <w:spacing w:after="20" w:before="0"/>
             </w:pPr>
-            <w:hyperlink w:history="1" r:id="rIdqs7gg8fjjfviblh5086su">
+            <w:hyperlink w:history="1" r:id="rIdpl_qqpaojt5vn9aq8kly6">
               <w:r>
                 <w:rPr>
                   <w:rFonts w:ascii="Arial" w:cs="Arial" w:eastAsia="Arial" w:hAnsi="Arial"/>
@@ -11197,7 +11197,7 @@
               <w:spacing w:after="10" w:before="0"/>
               <w:ind w:left="120"/>
             </w:pPr>
-            <w:hyperlink w:history="1" r:id="rIdaebcrxfmevj--xbfn5rwu">
+            <w:hyperlink w:history="1" r:id="rIdwccvzfzzbst8ljxucpjes">
               <w:r>
                 <w:rPr>
                   <w:rFonts w:ascii="Arial" w:cs="Arial" w:eastAsia="Arial" w:hAnsi="Arial"/>
@@ -11242,7 +11242,7 @@
             <w:pPr>
               <w:spacing w:after="20" w:before="0"/>
             </w:pPr>
-            <w:hyperlink w:history="1" r:id="rIdqcxcktmp-h4isslgppsev">
+            <w:hyperlink w:history="1" r:id="rIdqynsoctfiwmevwoijootn">
               <w:r>
                 <w:rPr>
                   <w:rFonts w:ascii="Arial" w:cs="Arial" w:eastAsia="Arial" w:hAnsi="Arial"/>
@@ -11275,7 +11275,7 @@
               <w:spacing w:after="10" w:before="0"/>
               <w:ind w:left="120"/>
             </w:pPr>
-            <w:hyperlink w:history="1" r:id="rIdh0c_ybzalo22_hoa3im9s">
+            <w:hyperlink w:history="1" r:id="rIdi2iu-fwiughi_z7gp6ba8">
               <w:r>
                 <w:rPr>
                   <w:rFonts w:ascii="Arial" w:cs="Arial" w:eastAsia="Arial" w:hAnsi="Arial"/>
@@ -11470,7 +11470,7 @@
             <w:pPr>
               <w:spacing w:after="20" w:before="0"/>
             </w:pPr>
-            <w:hyperlink w:history="1" r:id="rIdepvgkfcyr9eew1gq1ehjh">
+            <w:hyperlink w:history="1" r:id="rId06ey4biqmawm1htilhhov">
               <w:r>
                 <w:rPr>
                   <w:rFonts w:ascii="Arial" w:cs="Arial" w:eastAsia="Arial" w:hAnsi="Arial"/>
@@ -11503,7 +11503,7 @@
               <w:spacing w:after="10" w:before="0"/>
               <w:ind w:left="120"/>
             </w:pPr>
-            <w:hyperlink w:history="1" r:id="rIdvdjnq5fm0znlecmhuct2t">
+            <w:hyperlink w:history="1" r:id="rIdmeyeswc2ev5bhymclppxz">
               <w:r>
                 <w:rPr>
                   <w:rFonts w:ascii="Arial" w:cs="Arial" w:eastAsia="Arial" w:hAnsi="Arial"/>
@@ -11548,7 +11548,7 @@
             <w:pPr>
               <w:spacing w:after="20" w:before="0"/>
             </w:pPr>
-            <w:hyperlink w:history="1" r:id="rIdbar81z_nn5s2ta8uz-xb9">
+            <w:hyperlink w:history="1" r:id="rIdbefyznet49bml3ledjas1">
               <w:r>
                 <w:rPr>
                   <w:rFonts w:ascii="Arial" w:cs="Arial" w:eastAsia="Arial" w:hAnsi="Arial"/>
@@ -11581,7 +11581,7 @@
               <w:spacing w:after="10" w:before="0"/>
               <w:ind w:left="120"/>
             </w:pPr>
-            <w:hyperlink w:history="1" r:id="rIdimnq9btcstb9gnrdssjbr">
+            <w:hyperlink w:history="1" r:id="rId239robfqzm70nupg2u8qd">
               <w:r>
                 <w:rPr>
                   <w:rFonts w:ascii="Arial" w:cs="Arial" w:eastAsia="Arial" w:hAnsi="Arial"/>
@@ -11776,7 +11776,7 @@
             <w:pPr>
               <w:spacing w:after="20" w:before="0"/>
             </w:pPr>
-            <w:hyperlink w:history="1" r:id="rId5l6t2jzctxjrfatgikqwy">
+            <w:hyperlink w:history="1" r:id="rIdo6xhkbkx_5gpq1-d35m-n">
               <w:r>
                 <w:rPr>
                   <w:rFonts w:ascii="Arial" w:cs="Arial" w:eastAsia="Arial" w:hAnsi="Arial"/>
@@ -11809,7 +11809,7 @@
               <w:spacing w:after="10" w:before="0"/>
               <w:ind w:left="120"/>
             </w:pPr>
-            <w:hyperlink w:history="1" r:id="rIdd81ffv4fnihzhlthrr8rd">
+            <w:hyperlink w:history="1" r:id="rIdjv7ehpst9kvn3fr2i0pci">
               <w:r>
                 <w:rPr>
                   <w:rFonts w:ascii="Arial" w:cs="Arial" w:eastAsia="Arial" w:hAnsi="Arial"/>
@@ -11854,7 +11854,7 @@
             <w:pPr>
               <w:spacing w:after="20" w:before="0"/>
             </w:pPr>
-            <w:hyperlink w:history="1" r:id="rIdejxo5yyge923adm5z-rt9">
+            <w:hyperlink w:history="1" r:id="rIdbyp_gdqxzqusuzi5kcxwq">
               <w:r>
                 <w:rPr>
                   <w:rFonts w:ascii="Arial" w:cs="Arial" w:eastAsia="Arial" w:hAnsi="Arial"/>
@@ -11887,7 +11887,7 @@
               <w:spacing w:after="10" w:before="0"/>
               <w:ind w:left="120"/>
             </w:pPr>
-            <w:hyperlink w:history="1" r:id="rIdvxr-1ztgc6i67uflmretj">
+            <w:hyperlink w:history="1" r:id="rIdyibux2c85iysoyrviroq4">
               <w:r>
                 <w:rPr>
                   <w:rFonts w:ascii="Arial" w:cs="Arial" w:eastAsia="Arial" w:hAnsi="Arial"/>
@@ -13374,7 +13374,7 @@
             <w:pPr>
               <w:spacing w:after="20" w:before="0"/>
             </w:pPr>
-            <w:hyperlink w:history="1" r:id="rIdzw_np-grqtshmldrafruh">
+            <w:hyperlink w:history="1" r:id="rIdp7chx-tyw-f_fgu3jc71n">
               <w:r>
                 <w:rPr>
                   <w:rFonts w:ascii="Arial" w:cs="Arial" w:eastAsia="Arial" w:hAnsi="Arial"/>
@@ -13407,7 +13407,7 @@
               <w:spacing w:after="10" w:before="0"/>
               <w:ind w:left="120"/>
             </w:pPr>
-            <w:hyperlink w:history="1" r:id="rIdokribbxs8spfcx32m6wwr">
+            <w:hyperlink w:history="1" r:id="rId4i63drauqyqcbe8cnllvs">
               <w:r>
                 <w:rPr>
                   <w:rFonts w:ascii="Arial" w:cs="Arial" w:eastAsia="Arial" w:hAnsi="Arial"/>
@@ -13452,7 +13452,7 @@
             <w:pPr>
               <w:spacing w:after="20" w:before="0"/>
             </w:pPr>
-            <w:hyperlink w:history="1" r:id="rIdnpong_fesiojauhh4yw3h">
+            <w:hyperlink w:history="1" r:id="rIdzewa-qq69pjirjl5ucbz9">
               <w:r>
                 <w:rPr>
                   <w:rFonts w:ascii="Arial" w:cs="Arial" w:eastAsia="Arial" w:hAnsi="Arial"/>
@@ -13485,7 +13485,7 @@
               <w:spacing w:after="10" w:before="0"/>
               <w:ind w:left="120"/>
             </w:pPr>
-            <w:hyperlink w:history="1" r:id="rIdlo-da9qvzmnjznay1cuse">
+            <w:hyperlink w:history="1" r:id="rIduggxo2qxtjbauffaucbs0">
               <w:r>
                 <w:rPr>
                   <w:rFonts w:ascii="Arial" w:cs="Arial" w:eastAsia="Arial" w:hAnsi="Arial"/>
@@ -13680,7 +13680,7 @@
             <w:pPr>
               <w:spacing w:after="20" w:before="0"/>
             </w:pPr>
-            <w:hyperlink w:history="1" r:id="rIdbv9vaaz0ebicddjgeird-">
+            <w:hyperlink w:history="1" r:id="rIdbbj-n8s-wemcvt7befoag">
               <w:r>
                 <w:rPr>
                   <w:rFonts w:ascii="Arial" w:cs="Arial" w:eastAsia="Arial" w:hAnsi="Arial"/>
@@ -13713,7 +13713,7 @@
               <w:spacing w:after="10" w:before="0"/>
               <w:ind w:left="120"/>
             </w:pPr>
-            <w:hyperlink w:history="1" r:id="rIdpozsfi58f9uaralpi6l9y">
+            <w:hyperlink w:history="1" r:id="rIdyosa8otudlv-d52lxo9yb">
               <w:r>
                 <w:rPr>
                   <w:rFonts w:ascii="Arial" w:cs="Arial" w:eastAsia="Arial" w:hAnsi="Arial"/>
@@ -13758,7 +13758,7 @@
             <w:pPr>
               <w:spacing w:after="20" w:before="0"/>
             </w:pPr>
-            <w:hyperlink w:history="1" r:id="rIdrul5mtdlombvdw0sjt4lg">
+            <w:hyperlink w:history="1" r:id="rIdj9an4k_i4gb8asyf4v-mw">
               <w:r>
                 <w:rPr>
                   <w:rFonts w:ascii="Arial" w:cs="Arial" w:eastAsia="Arial" w:hAnsi="Arial"/>
@@ -13791,7 +13791,7 @@
               <w:spacing w:after="10" w:before="0"/>
               <w:ind w:left="120"/>
             </w:pPr>
-            <w:hyperlink w:history="1" r:id="rIdgdfqosq4ydhdxb5zjy3ms">
+            <w:hyperlink w:history="1" r:id="rIdwc21odb2nb3kp_y0vjqtq">
               <w:r>
                 <w:rPr>
                   <w:rFonts w:ascii="Arial" w:cs="Arial" w:eastAsia="Arial" w:hAnsi="Arial"/>
@@ -13986,7 +13986,7 @@
             <w:pPr>
               <w:spacing w:after="20" w:before="0"/>
             </w:pPr>
-            <w:hyperlink w:history="1" r:id="rIdckqphm-bsnjzmpcd-_ktd">
+            <w:hyperlink w:history="1" r:id="rIdw5ml563ahwp4rc_ycl7jh">
               <w:r>
                 <w:rPr>
                   <w:rFonts w:ascii="Arial" w:cs="Arial" w:eastAsia="Arial" w:hAnsi="Arial"/>
@@ -14019,7 +14019,7 @@
               <w:spacing w:after="10" w:before="0"/>
               <w:ind w:left="120"/>
             </w:pPr>
-            <w:hyperlink w:history="1" r:id="rIdrtgk-irrsrx1wmvtbr5mz">
+            <w:hyperlink w:history="1" r:id="rIdvvlawu0efg6d7lt-_wiwi">
               <w:r>
                 <w:rPr>
                   <w:rFonts w:ascii="Arial" w:cs="Arial" w:eastAsia="Arial" w:hAnsi="Arial"/>
@@ -14064,7 +14064,7 @@
             <w:pPr>
               <w:spacing w:after="20" w:before="0"/>
             </w:pPr>
-            <w:hyperlink w:history="1" r:id="rIdncv5psralzcg0yjt1zsy5">
+            <w:hyperlink w:history="1" r:id="rIdy0jgflso9bs5zdrgl-47j">
               <w:r>
                 <w:rPr>
                   <w:rFonts w:ascii="Arial" w:cs="Arial" w:eastAsia="Arial" w:hAnsi="Arial"/>
@@ -14097,7 +14097,7 @@
               <w:spacing w:after="10" w:before="0"/>
               <w:ind w:left="120"/>
             </w:pPr>
-            <w:hyperlink w:history="1" r:id="rIddgfd_xe8yimyc1pkd1dqn">
+            <w:hyperlink w:history="1" r:id="rId20kgugiqdpaxra7db5bl8">
               <w:r>
                 <w:rPr>
                   <w:rFonts w:ascii="Arial" w:cs="Arial" w:eastAsia="Arial" w:hAnsi="Arial"/>
@@ -14292,7 +14292,7 @@
             <w:pPr>
               <w:spacing w:after="20" w:before="0"/>
             </w:pPr>
-            <w:hyperlink w:history="1" r:id="rIdo4a7il2mqjvdka13crcwd">
+            <w:hyperlink w:history="1" r:id="rIddtlx_mhtgsz2ewhiq10ry">
               <w:r>
                 <w:rPr>
                   <w:rFonts w:ascii="Arial" w:cs="Arial" w:eastAsia="Arial" w:hAnsi="Arial"/>
@@ -14325,7 +14325,7 @@
               <w:spacing w:after="10" w:before="0"/>
               <w:ind w:left="120"/>
             </w:pPr>
-            <w:hyperlink w:history="1" r:id="rIdf1zqhbv-lc2n7vmrvxkyt">
+            <w:hyperlink w:history="1" r:id="rIdemwldkddfrmjfxz2cqgbt">
               <w:r>
                 <w:rPr>
                   <w:rFonts w:ascii="Arial" w:cs="Arial" w:eastAsia="Arial" w:hAnsi="Arial"/>
@@ -14370,7 +14370,7 @@
             <w:pPr>
               <w:spacing w:after="20" w:before="0"/>
             </w:pPr>
-            <w:hyperlink w:history="1" r:id="rIdsqsbaxzx7cknweqooybbt">
+            <w:hyperlink w:history="1" r:id="rId76tigk5snyol7tn_u2ozv">
               <w:r>
                 <w:rPr>
                   <w:rFonts w:ascii="Arial" w:cs="Arial" w:eastAsia="Arial" w:hAnsi="Arial"/>
@@ -14403,7 +14403,7 @@
               <w:spacing w:after="10" w:before="0"/>
               <w:ind w:left="120"/>
             </w:pPr>
-            <w:hyperlink w:history="1" r:id="rIdxufv-t-_t1hcd-bzmpcsk">
+            <w:hyperlink w:history="1" r:id="rIdjzsb5w0fkccokpg6hcwop">
               <w:r>
                 <w:rPr>
                   <w:rFonts w:ascii="Arial" w:cs="Arial" w:eastAsia="Arial" w:hAnsi="Arial"/>
@@ -14598,7 +14598,7 @@
             <w:pPr>
               <w:spacing w:after="20" w:before="0"/>
             </w:pPr>
-            <w:hyperlink w:history="1" r:id="rIdy5zvosw4a3escz1rmk2j0">
+            <w:hyperlink w:history="1" r:id="rIdwehq5ylaabwph9nmfenit">
               <w:r>
                 <w:rPr>
                   <w:rFonts w:ascii="Arial" w:cs="Arial" w:eastAsia="Arial" w:hAnsi="Arial"/>
@@ -14631,7 +14631,7 @@
               <w:spacing w:after="10" w:before="0"/>
               <w:ind w:left="120"/>
             </w:pPr>
-            <w:hyperlink w:history="1" r:id="rIdxfc_v7ssst6ydvpqug7fd">
+            <w:hyperlink w:history="1" r:id="rId-kyltfcicx4xr6nn6s0ar">
               <w:r>
                 <w:rPr>
                   <w:rFonts w:ascii="Arial" w:cs="Arial" w:eastAsia="Arial" w:hAnsi="Arial"/>
@@ -14676,7 +14676,7 @@
             <w:pPr>
               <w:spacing w:after="20" w:before="0"/>
             </w:pPr>
-            <w:hyperlink w:history="1" r:id="rId8payyn9n749vls24z_esl">
+            <w:hyperlink w:history="1" r:id="rId7cbqnkg6hkngesnc57mbq">
               <w:r>
                 <w:rPr>
                   <w:rFonts w:ascii="Arial" w:cs="Arial" w:eastAsia="Arial" w:hAnsi="Arial"/>
@@ -14709,7 +14709,7 @@
               <w:spacing w:after="10" w:before="0"/>
               <w:ind w:left="120"/>
             </w:pPr>
-            <w:hyperlink w:history="1" r:id="rIdoznhxadioawdwfg7ok_8i">
+            <w:hyperlink w:history="1" r:id="rId9eaorfbmfj1ymyq52l9z4">
               <w:r>
                 <w:rPr>
                   <w:rFonts w:ascii="Arial" w:cs="Arial" w:eastAsia="Arial" w:hAnsi="Arial"/>
@@ -16308,7 +16308,7 @@
               <w:spacing w:after="10" w:before="0"/>
               <w:ind w:left="120"/>
             </w:pPr>
-            <w:hyperlink w:history="1" r:id="rIdnk_ooj1tc1d4dpbcrl0fm">
+            <w:hyperlink w:history="1" r:id="rIdnaozrgqdfrqrzgjrhigze">
               <w:r>
                 <w:rPr>
                   <w:rFonts w:ascii="Arial" w:cs="Arial" w:eastAsia="Arial" w:hAnsi="Arial"/>
@@ -16385,7 +16385,7 @@
               <w:spacing w:after="10" w:before="0"/>
               <w:ind w:left="120"/>
             </w:pPr>
-            <w:hyperlink w:history="1" r:id="rIdlces6hyncbw0zm_s5qtyn">
+            <w:hyperlink w:history="1" r:id="rId7-wmpt8mto_rjawsuqemj">
               <w:r>
                 <w:rPr>
                   <w:rFonts w:ascii="Arial" w:cs="Arial" w:eastAsia="Arial" w:hAnsi="Arial"/>
@@ -16612,7 +16612,7 @@
               <w:spacing w:after="10" w:before="0"/>
               <w:ind w:left="120"/>
             </w:pPr>
-            <w:hyperlink w:history="1" r:id="rIdwiv0xm0h0fopuzeyg4-de">
+            <w:hyperlink w:history="1" r:id="rIdbbvzg705vcen6qpimvnyv">
               <w:r>
                 <w:rPr>
                   <w:rFonts w:ascii="Arial" w:cs="Arial" w:eastAsia="Arial" w:hAnsi="Arial"/>
@@ -16689,7 +16689,7 @@
               <w:spacing w:after="10" w:before="0"/>
               <w:ind w:left="120"/>
             </w:pPr>
-            <w:hyperlink w:history="1" r:id="rId5gj-pocs46y9lneapiw9q">
+            <w:hyperlink w:history="1" r:id="rIdq6nfouhffve_p-tpfjinq">
               <w:r>
                 <w:rPr>
                   <w:rFonts w:ascii="Arial" w:cs="Arial" w:eastAsia="Arial" w:hAnsi="Arial"/>
@@ -16916,7 +16916,7 @@
               <w:spacing w:after="10" w:before="0"/>
               <w:ind w:left="120"/>
             </w:pPr>
-            <w:hyperlink w:history="1" r:id="rIdu59dtyvt5xyitzpo3ijaq">
+            <w:hyperlink w:history="1" r:id="rId2pl9rv4njxqz3wccvyto_">
               <w:r>
                 <w:rPr>
                   <w:rFonts w:ascii="Arial" w:cs="Arial" w:eastAsia="Arial" w:hAnsi="Arial"/>
@@ -16993,7 +16993,7 @@
               <w:spacing w:after="10" w:before="0"/>
               <w:ind w:left="120"/>
             </w:pPr>
-            <w:hyperlink w:history="1" r:id="rIdqrmbtjfaj5p2j_dp1a8_h">
+            <w:hyperlink w:history="1" r:id="rId9a6x1jdo-dxikjir52qv8">
               <w:r>
                 <w:rPr>
                   <w:rFonts w:ascii="Arial" w:cs="Arial" w:eastAsia="Arial" w:hAnsi="Arial"/>
@@ -17220,7 +17220,7 @@
               <w:spacing w:after="10" w:before="0"/>
               <w:ind w:left="120"/>
             </w:pPr>
-            <w:hyperlink w:history="1" r:id="rId2dwzltt2cr3rmiahwnf2q">
+            <w:hyperlink w:history="1" r:id="rIdhvh0gfktkpfoqin448ro6">
               <w:r>
                 <w:rPr>
                   <w:rFonts w:ascii="Arial" w:cs="Arial" w:eastAsia="Arial" w:hAnsi="Arial"/>
@@ -17297,7 +17297,7 @@
               <w:spacing w:after="10" w:before="0"/>
               <w:ind w:left="120"/>
             </w:pPr>
-            <w:hyperlink w:history="1" r:id="rIdkro-a8pn41--wpngqcutv">
+            <w:hyperlink w:history="1" r:id="rId9vvjpdji02x1l3dgknjul">
               <w:r>
                 <w:rPr>
                   <w:rFonts w:ascii="Arial" w:cs="Arial" w:eastAsia="Arial" w:hAnsi="Arial"/>
@@ -17524,7 +17524,7 @@
               <w:spacing w:after="10" w:before="0"/>
               <w:ind w:left="120"/>
             </w:pPr>
-            <w:hyperlink w:history="1" r:id="rIdexv08ek0om7lqrqeiu1th">
+            <w:hyperlink w:history="1" r:id="rIdxvspcpinyjzg_muagmhj0">
               <w:r>
                 <w:rPr>
                   <w:rFonts w:ascii="Arial" w:cs="Arial" w:eastAsia="Arial" w:hAnsi="Arial"/>
@@ -17601,7 +17601,7 @@
               <w:spacing w:after="10" w:before="0"/>
               <w:ind w:left="120"/>
             </w:pPr>
-            <w:hyperlink w:history="1" r:id="rIdjtqhntgij-_izqalq5zxy">
+            <w:hyperlink w:history="1" r:id="rIdn-jkmb6ttoqc9m_0p1xzj">
               <w:r>
                 <w:rPr>
                   <w:rFonts w:ascii="Arial" w:cs="Arial" w:eastAsia="Arial" w:hAnsi="Arial"/>
@@ -19217,7 +19217,7 @@
             <w:pPr>
               <w:spacing w:after="20" w:before="0"/>
             </w:pPr>
-            <w:hyperlink w:history="1" r:id="rIdcnb6qsprkums2njpxh75t">
+            <w:hyperlink w:history="1" r:id="rIdfka-uetvuf0jzi9skxtb9">
               <w:r>
                 <w:rPr>
                   <w:rFonts w:ascii="Arial" w:cs="Arial" w:eastAsia="Arial" w:hAnsi="Arial"/>
@@ -19250,7 +19250,7 @@
               <w:spacing w:after="10" w:before="0"/>
               <w:ind w:left="120"/>
             </w:pPr>
-            <w:hyperlink w:history="1" r:id="rIdxdi11y8jz5n3w0hzr3ffw">
+            <w:hyperlink w:history="1" r:id="rIdez8crqyyfyk6zeoyzksvv">
               <w:r>
                 <w:rPr>
                   <w:rFonts w:ascii="Arial" w:cs="Arial" w:eastAsia="Arial" w:hAnsi="Arial"/>
@@ -19295,7 +19295,7 @@
             <w:pPr>
               <w:spacing w:after="20" w:before="0"/>
             </w:pPr>
-            <w:hyperlink w:history="1" r:id="rIdvuispf_t-lvuzefrw3atp">
+            <w:hyperlink w:history="1" r:id="rId-n9eliut7bzxwryu2kmdt">
               <w:r>
                 <w:rPr>
                   <w:rFonts w:ascii="Arial" w:cs="Arial" w:eastAsia="Arial" w:hAnsi="Arial"/>
@@ -19328,7 +19328,7 @@
               <w:spacing w:after="10" w:before="0"/>
               <w:ind w:left="120"/>
             </w:pPr>
-            <w:hyperlink w:history="1" r:id="rIdgn7jq8mndgdeayjgtbwwb">
+            <w:hyperlink w:history="1" r:id="rIde3nn6mr_rswqbct0vrs5u">
               <w:r>
                 <w:rPr>
                   <w:rFonts w:ascii="Arial" w:cs="Arial" w:eastAsia="Arial" w:hAnsi="Arial"/>
@@ -19523,7 +19523,7 @@
             <w:pPr>
               <w:spacing w:after="20" w:before="0"/>
             </w:pPr>
-            <w:hyperlink w:history="1" r:id="rIdwohyesbjjkosxza_ufe9n">
+            <w:hyperlink w:history="1" r:id="rIdbhajf3ggt9mmjfmkltgzd">
               <w:r>
                 <w:rPr>
                   <w:rFonts w:ascii="Arial" w:cs="Arial" w:eastAsia="Arial" w:hAnsi="Arial"/>
@@ -19556,7 +19556,7 @@
               <w:spacing w:after="10" w:before="0"/>
               <w:ind w:left="120"/>
             </w:pPr>
-            <w:hyperlink w:history="1" r:id="rId_1odn3sfd7gnpphog6e7w">
+            <w:hyperlink w:history="1" r:id="rIdesnznujdlwigb-ngoyxxl">
               <w:r>
                 <w:rPr>
                   <w:rFonts w:ascii="Arial" w:cs="Arial" w:eastAsia="Arial" w:hAnsi="Arial"/>
@@ -19601,7 +19601,7 @@
             <w:pPr>
               <w:spacing w:after="20" w:before="0"/>
             </w:pPr>
-            <w:hyperlink w:history="1" r:id="rIdyuft7838tjpsbnbejglm2">
+            <w:hyperlink w:history="1" r:id="rIdtamhyhtmyjigsdbq-us3o">
               <w:r>
                 <w:rPr>
                   <w:rFonts w:ascii="Arial" w:cs="Arial" w:eastAsia="Arial" w:hAnsi="Arial"/>
@@ -19634,7 +19634,7 @@
               <w:spacing w:after="10" w:before="0"/>
               <w:ind w:left="120"/>
             </w:pPr>
-            <w:hyperlink w:history="1" r:id="rId2szp0zdwojjpm2t02mvgy">
+            <w:hyperlink w:history="1" r:id="rIdkb9h1pjpaupg1sqv5nd-z">
               <w:r>
                 <w:rPr>
                   <w:rFonts w:ascii="Arial" w:cs="Arial" w:eastAsia="Arial" w:hAnsi="Arial"/>
@@ -19829,7 +19829,7 @@
             <w:pPr>
               <w:spacing w:after="20" w:before="0"/>
             </w:pPr>
-            <w:hyperlink w:history="1" r:id="rIdcucbar0jttft7osunbiui">
+            <w:hyperlink w:history="1" r:id="rId6mw-j-aceb8xxckz9x_-y">
               <w:r>
                 <w:rPr>
                   <w:rFonts w:ascii="Arial" w:cs="Arial" w:eastAsia="Arial" w:hAnsi="Arial"/>
@@ -19862,7 +19862,7 @@
               <w:spacing w:after="10" w:before="0"/>
               <w:ind w:left="120"/>
             </w:pPr>
-            <w:hyperlink w:history="1" r:id="rIdln0_i3quacx6xvv_f0wu4">
+            <w:hyperlink w:history="1" r:id="rId5w-xx2rrucha6ocosipl6">
               <w:r>
                 <w:rPr>
                   <w:rFonts w:ascii="Arial" w:cs="Arial" w:eastAsia="Arial" w:hAnsi="Arial"/>
@@ -19907,7 +19907,7 @@
             <w:pPr>
               <w:spacing w:after="20" w:before="0"/>
             </w:pPr>
-            <w:hyperlink w:history="1" r:id="rIdgtvulygwkaf2djtwmx7bu">
+            <w:hyperlink w:history="1" r:id="rId-c13isddwn_evctv4677m">
               <w:r>
                 <w:rPr>
                   <w:rFonts w:ascii="Arial" w:cs="Arial" w:eastAsia="Arial" w:hAnsi="Arial"/>
@@ -19940,7 +19940,7 @@
               <w:spacing w:after="10" w:before="0"/>
               <w:ind w:left="120"/>
             </w:pPr>
-            <w:hyperlink w:history="1" r:id="rIdqlbkgls0ydirh5msy0wnw">
+            <w:hyperlink w:history="1" r:id="rIdcrbx33pdbbzcvtfu_ydnh">
               <w:r>
                 <w:rPr>
                   <w:rFonts w:ascii="Arial" w:cs="Arial" w:eastAsia="Arial" w:hAnsi="Arial"/>
@@ -20135,7 +20135,7 @@
             <w:pPr>
               <w:spacing w:after="20" w:before="0"/>
             </w:pPr>
-            <w:hyperlink w:history="1" r:id="rIdxpfwzmtojfcpy8l9sv3zk">
+            <w:hyperlink w:history="1" r:id="rIdxi9iglambycz12neespqj">
               <w:r>
                 <w:rPr>
                   <w:rFonts w:ascii="Arial" w:cs="Arial" w:eastAsia="Arial" w:hAnsi="Arial"/>
@@ -20168,7 +20168,7 @@
               <w:spacing w:after="10" w:before="0"/>
               <w:ind w:left="120"/>
             </w:pPr>
-            <w:hyperlink w:history="1" r:id="rIdv_1qvkgrt4p9vem5abhtp">
+            <w:hyperlink w:history="1" r:id="rId24zv8rizxmujqqehb-z9g">
               <w:r>
                 <w:rPr>
                   <w:rFonts w:ascii="Arial" w:cs="Arial" w:eastAsia="Arial" w:hAnsi="Arial"/>
@@ -20213,7 +20213,7 @@
             <w:pPr>
               <w:spacing w:after="20" w:before="0"/>
             </w:pPr>
-            <w:hyperlink w:history="1" r:id="rIdfj-srffyzo4qf4j-yghr7">
+            <w:hyperlink w:history="1" r:id="rIdpg_7mzpbdrcckstz1zerw">
               <w:r>
                 <w:rPr>
                   <w:rFonts w:ascii="Arial" w:cs="Arial" w:eastAsia="Arial" w:hAnsi="Arial"/>
@@ -20246,7 +20246,7 @@
               <w:spacing w:after="10" w:before="0"/>
               <w:ind w:left="120"/>
             </w:pPr>
-            <w:hyperlink w:history="1" r:id="rIdovxdbndzdxxndxmlukngx">
+            <w:hyperlink w:history="1" r:id="rIdp97u4itkm5cc5ukfcajqa">
               <w:r>
                 <w:rPr>
                   <w:rFonts w:ascii="Arial" w:cs="Arial" w:eastAsia="Arial" w:hAnsi="Arial"/>
@@ -20441,7 +20441,7 @@
             <w:pPr>
               <w:spacing w:after="20" w:before="0"/>
             </w:pPr>
-            <w:hyperlink w:history="1" r:id="rIdfpng_7lqsvkynnrgbtyst">
+            <w:hyperlink w:history="1" r:id="rIdphranxfmcwoav_suz5znb">
               <w:r>
                 <w:rPr>
                   <w:rFonts w:ascii="Arial" w:cs="Arial" w:eastAsia="Arial" w:hAnsi="Arial"/>
@@ -20474,7 +20474,7 @@
               <w:spacing w:after="10" w:before="0"/>
               <w:ind w:left="120"/>
             </w:pPr>
-            <w:hyperlink w:history="1" r:id="rIdb5afzkbxmsbgegwri-d7g">
+            <w:hyperlink w:history="1" r:id="rIdrnjla7ukqwzk7agxm05xn">
               <w:r>
                 <w:rPr>
                   <w:rFonts w:ascii="Arial" w:cs="Arial" w:eastAsia="Arial" w:hAnsi="Arial"/>
@@ -20519,7 +20519,7 @@
             <w:pPr>
               <w:spacing w:after="20" w:before="0"/>
             </w:pPr>
-            <w:hyperlink w:history="1" r:id="rIdxqsq0pfst9mq0wwug1n8w">
+            <w:hyperlink w:history="1" r:id="rIddmndpetezar0cmahogtrj">
               <w:r>
                 <w:rPr>
                   <w:rFonts w:ascii="Arial" w:cs="Arial" w:eastAsia="Arial" w:hAnsi="Arial"/>
@@ -20552,7 +20552,7 @@
               <w:spacing w:after="10" w:before="0"/>
               <w:ind w:left="120"/>
             </w:pPr>
-            <w:hyperlink w:history="1" r:id="rIdhdpdizwsvhswgy78tcaza">
+            <w:hyperlink w:history="1" r:id="rIdx0ompmo-ytyx3nt4t0h8k">
               <w:r>
                 <w:rPr>
                   <w:rFonts w:ascii="Arial" w:cs="Arial" w:eastAsia="Arial" w:hAnsi="Arial"/>

--- a/data/outputs/v2/Physics/SS1.2_Mechanical_Properties_of_Materials/Physics_Mechanical_Properties_of_Materials_CBE_LessonSequence.docx
+++ b/data/outputs/v2/Physics/SS1.2_Mechanical_Properties_of_Materials/Physics_Mechanical_Properties_of_Materials_CBE_LessonSequence.docx
@@ -42,6 +42,177 @@
     </w:p>
     <w:p>
       <w:pPr>
+        <w:spacing w:after="80" w:before="120"/>
+      </w:pPr>
+      <w:r>
+        <w:rPr>
+          <w:rFonts w:ascii="Arial" w:cs="Arial" w:eastAsia="Arial" w:hAnsi="Arial"/>
+          <w:b/>
+          <w:bCs/>
+          <w:color w:val="1F3864"/>
+          <w:sz w:val="20"/>
+          <w:szCs w:val="20"/>
+        </w:rPr>
+        <w:t xml:space="preserve">ATTRIBUTION AND LICENSING</w:t>
+      </w:r>
+    </w:p>
+    <w:p>
+      <w:pPr>
+        <w:spacing w:after="60" w:before="0"/>
+      </w:pPr>
+      <w:r>
+        <w:rPr>
+          <w:rFonts w:ascii="Arial" w:cs="Arial" w:eastAsia="Arial" w:hAnsi="Arial"/>
+          <w:b/>
+          <w:bCs/>
+          <w:sz w:val="17"/>
+          <w:szCs w:val="17"/>
+        </w:rPr>
+        <w:t xml:space="preserve">Curriculum Alignment: </w:t>
+      </w:r>
+      <w:r>
+        <w:rPr>
+          <w:rFonts w:ascii="Arial" w:cs="Arial" w:eastAsia="Arial" w:hAnsi="Arial"/>
+          <w:sz w:val="17"/>
+          <w:szCs w:val="17"/>
+        </w:rPr>
+        <w:t xml:space="preserve">Structured in pedagogical alignment with the competence-based curriculum format and learning outcomes established by the Kenya Institute of Curriculum Development (KICD). This material is independently developed and is not officially endorsed or published by KICD.</w:t>
+      </w:r>
+    </w:p>
+    <w:p>
+      <w:pPr>
+        <w:spacing w:after="60" w:before="0"/>
+      </w:pPr>
+      <w:r>
+        <w:rPr>
+          <w:rFonts w:ascii="Arial" w:cs="Arial" w:eastAsia="Arial" w:hAnsi="Arial"/>
+          <w:b/>
+          <w:bCs/>
+          <w:sz w:val="17"/>
+          <w:szCs w:val="17"/>
+        </w:rPr>
+        <w:t xml:space="preserve">Content &amp; Pedagogy: </w:t>
+      </w:r>
+      <w:r>
+        <w:rPr>
+          <w:rFonts w:ascii="Arial" w:cs="Arial" w:eastAsia="Arial" w:hAnsi="Arial"/>
+          <w:sz w:val="17"/>
+          <w:szCs w:val="17"/>
+        </w:rPr>
+        <w:t xml:space="preserve">Developed and adapted by the educator team at SeaVuria (registered 501(c)(3) in the United States and registered NGO in Kenya, No. 872-850A-BF11), who designed the pedagogical framework, lesson templates and exemplar lessons on which this material is based.</w:t>
+      </w:r>
+    </w:p>
+    <w:p>
+      <w:pPr>
+        <w:spacing w:after="60" w:before="0"/>
+      </w:pPr>
+      <w:r>
+        <w:rPr>
+          <w:rFonts w:ascii="Arial" w:cs="Arial" w:eastAsia="Arial" w:hAnsi="Arial"/>
+          <w:b/>
+          <w:bCs/>
+          <w:sz w:val="17"/>
+          <w:szCs w:val="17"/>
+        </w:rPr>
+        <w:t xml:space="preserve">Production &amp; Layout: </w:t>
+      </w:r>
+      <w:r>
+        <w:rPr>
+          <w:rFonts w:ascii="Arial" w:cs="Arial" w:eastAsia="Arial" w:hAnsi="Arial"/>
+          <w:sz w:val="17"/>
+          <w:szCs w:val="17"/>
+        </w:rPr>
+        <w:t xml:space="preserve">Educational design and curriculum sequencing by SeaVuria. Technical layout, structural formatting, and digital optimization/implementation executed in partnership with ARES Education (registered 501(c)(3) in the United States and Canada (as Afretech Aid) and registered NGO in Kenya), with lesson drafting and compilation assisted by AI (Claude, Anthropic).</w:t>
+      </w:r>
+    </w:p>
+    <w:p>
+      <w:pPr>
+        <w:pBdr>
+          <w:bottom w:val="single" w:color="1F3864" w:sz="6" w:space="6"/>
+        </w:pBdr>
+        <w:spacing w:after="60" w:before="0"/>
+      </w:pPr>
+      <w:r>
+        <w:rPr>
+          <w:rFonts w:ascii="Arial" w:cs="Arial" w:eastAsia="Arial" w:hAnsi="Arial"/>
+          <w:b/>
+          <w:bCs/>
+          <w:sz w:val="17"/>
+          <w:szCs w:val="17"/>
+        </w:rPr>
+        <w:t xml:space="preserve">Licensing &amp; Copyright: </w:t>
+      </w:r>
+      <w:r>
+        <w:rPr>
+          <w:rFonts w:ascii="Arial" w:cs="Arial" w:eastAsia="Arial" w:hAnsi="Arial"/>
+          <w:sz w:val="17"/>
+          <w:szCs w:val="17"/>
+        </w:rPr>
+        <w:t xml:space="preserve">© 2026 SeaVuria and ARES. This work is licensed under a </w:t>
+      </w:r>
+      <w:hyperlink w:history="1" r:id="rIdqlhazkkatbcmlsla-dipw">
+        <w:r>
+          <w:rPr>
+            <w:rFonts w:ascii="Arial" w:cs="Arial" w:eastAsia="Arial" w:hAnsi="Arial"/>
+            <w:color w:val="1F6B75"/>
+            <w:sz w:val="17"/>
+            <w:szCs w:val="17"/>
+            <w:u w:val="single" w:color="1F6B75"/>
+          </w:rPr>
+          <w:t xml:space="preserve">Creative Commons Attribution-NonCommercial 4.0 International License</w:t>
+        </w:r>
+      </w:hyperlink>
+      <w:r>
+        <w:rPr>
+          <w:rFonts w:ascii="Arial" w:cs="Arial" w:eastAsia="Arial" w:hAnsi="Arial"/>
+          <w:sz w:val="17"/>
+          <w:szCs w:val="17"/>
+        </w:rPr>
+        <w:t xml:space="preserve"> (</w:t>
+      </w:r>
+      <w:hyperlink w:history="1" r:id="rIdva_pbsfxqspuhquh83pqi">
+        <w:r>
+          <w:rPr>
+            <w:rFonts w:ascii="Arial" w:cs="Arial" w:eastAsia="Arial" w:hAnsi="Arial"/>
+            <w:color w:val="1F6B75"/>
+            <w:sz w:val="17"/>
+            <w:szCs w:val="17"/>
+            <w:u w:val="single" w:color="1F6B75"/>
+          </w:rPr>
+          <w:t xml:space="preserve">CC BY-NC 4.0</w:t>
+        </w:r>
+      </w:hyperlink>
+      <w:r>
+        <w:rPr>
+          <w:rFonts w:ascii="Arial" w:cs="Arial" w:eastAsia="Arial" w:hAnsi="Arial"/>
+          <w:sz w:val="17"/>
+          <w:szCs w:val="17"/>
+        </w:rPr>
+        <w:t xml:space="preserve">). To view a copy of this license, visit </w:t>
+      </w:r>
+      <w:hyperlink w:history="1" r:id="rIdzrmd79npwkihtxjugo5ro">
+        <w:r>
+          <w:rPr>
+            <w:rFonts w:ascii="Arial" w:cs="Arial" w:eastAsia="Arial" w:hAnsi="Arial"/>
+            <w:color w:val="1F6B75"/>
+            <w:sz w:val="17"/>
+            <w:szCs w:val="17"/>
+            <w:u w:val="single" w:color="1F6B75"/>
+          </w:rPr>
+          <w:t xml:space="preserve">https://creativecommons.org/licenses/by-nc/4.0/</w:t>
+        </w:r>
+      </w:hyperlink>
+      <w:r>
+        <w:rPr>
+          <w:rFonts w:ascii="Arial" w:cs="Arial" w:eastAsia="Arial" w:hAnsi="Arial"/>
+          <w:sz w:val="17"/>
+          <w:szCs w:val="17"/>
+        </w:rPr>
+        <w:t xml:space="preserve">. You are free to copy, redistribute, and adapt this material in any medium or format, provided appropriate credit is given and the material is not used for commercial purposes. KICD learning outcomes and curriculum designations reproduced here for alignment purposes remain the property of KICD and are not covered by this license. Linked external resources (e.g. CK-12, Khan Academy, PhET) are subject to their own licenses.</w:t>
+      </w:r>
+    </w:p>
+    <w:p>
+      <w:pPr>
         <w:spacing w:after="120"/>
       </w:pPr>
       <w:r>
@@ -3278,7 +3449,7 @@
             <w:pPr>
               <w:spacing w:after="20" w:before="0"/>
             </w:pPr>
-            <w:hyperlink w:history="1" r:id="rIdm5qvnb7f0zu-kpoq77nqw">
+            <w:hyperlink w:history="1" r:id="rId45kk8xl5j9harpeyw-co5">
               <w:r>
                 <w:rPr>
                   <w:rFonts w:ascii="Arial" w:cs="Arial" w:eastAsia="Arial" w:hAnsi="Arial"/>
@@ -3311,7 +3482,7 @@
               <w:spacing w:after="10" w:before="0"/>
               <w:ind w:left="120"/>
             </w:pPr>
-            <w:hyperlink w:history="1" r:id="rIdunrcxicqzwatzbbvg9qhk">
+            <w:hyperlink w:history="1" r:id="rId1yt4_ogvmyvzvojqocf19">
               <w:r>
                 <w:rPr>
                   <w:rFonts w:ascii="Arial" w:cs="Arial" w:eastAsia="Arial" w:hAnsi="Arial"/>
@@ -3356,7 +3527,7 @@
             <w:pPr>
               <w:spacing w:after="20" w:before="0"/>
             </w:pPr>
-            <w:hyperlink w:history="1" r:id="rId7qz1czwrkqtl7yycp68ax">
+            <w:hyperlink w:history="1" r:id="rIdyh9swtwursdkhq_zsbesx">
               <w:r>
                 <w:rPr>
                   <w:rFonts w:ascii="Arial" w:cs="Arial" w:eastAsia="Arial" w:hAnsi="Arial"/>
@@ -3389,7 +3560,7 @@
               <w:spacing w:after="10" w:before="0"/>
               <w:ind w:left="120"/>
             </w:pPr>
-            <w:hyperlink w:history="1" r:id="rIdfygxffnk4dqyuquijvrnt">
+            <w:hyperlink w:history="1" r:id="rId5m6qbvrrsv3diess9q4ay">
               <w:r>
                 <w:rPr>
                   <w:rFonts w:ascii="Arial" w:cs="Arial" w:eastAsia="Arial" w:hAnsi="Arial"/>
@@ -3584,7 +3755,7 @@
             <w:pPr>
               <w:spacing w:after="20" w:before="0"/>
             </w:pPr>
-            <w:hyperlink w:history="1" r:id="rId1lfifnxz31uyubywrobvk">
+            <w:hyperlink w:history="1" r:id="rIdnab83ugo_hc0ylvhmaret">
               <w:r>
                 <w:rPr>
                   <w:rFonts w:ascii="Arial" w:cs="Arial" w:eastAsia="Arial" w:hAnsi="Arial"/>
@@ -3617,7 +3788,7 @@
               <w:spacing w:after="10" w:before="0"/>
               <w:ind w:left="120"/>
             </w:pPr>
-            <w:hyperlink w:history="1" r:id="rIdxsvyiv5t9ox14nnvuycr3">
+            <w:hyperlink w:history="1" r:id="rIdxajs4tt_drzrta2xwqzoo">
               <w:r>
                 <w:rPr>
                   <w:rFonts w:ascii="Arial" w:cs="Arial" w:eastAsia="Arial" w:hAnsi="Arial"/>
@@ -3662,7 +3833,7 @@
             <w:pPr>
               <w:spacing w:after="20" w:before="0"/>
             </w:pPr>
-            <w:hyperlink w:history="1" r:id="rIdhcccjsrqxxvppzmslxkzj">
+            <w:hyperlink w:history="1" r:id="rIdpabud4yvrp8nmg1icj8gf">
               <w:r>
                 <w:rPr>
                   <w:rFonts w:ascii="Arial" w:cs="Arial" w:eastAsia="Arial" w:hAnsi="Arial"/>
@@ -3695,7 +3866,7 @@
               <w:spacing w:after="10" w:before="0"/>
               <w:ind w:left="120"/>
             </w:pPr>
-            <w:hyperlink w:history="1" r:id="rIdp7p3zf42bkthwmsycryrb">
+            <w:hyperlink w:history="1" r:id="rIdbxskyvztpznuwyxmx5gta">
               <w:r>
                 <w:rPr>
                   <w:rFonts w:ascii="Arial" w:cs="Arial" w:eastAsia="Arial" w:hAnsi="Arial"/>
@@ -3890,7 +4061,7 @@
             <w:pPr>
               <w:spacing w:after="20" w:before="0"/>
             </w:pPr>
-            <w:hyperlink w:history="1" r:id="rIdrenfi2knz8tsz_vrvcyxj">
+            <w:hyperlink w:history="1" r:id="rIdlzk87smpulwsi36qv2cza">
               <w:r>
                 <w:rPr>
                   <w:rFonts w:ascii="Arial" w:cs="Arial" w:eastAsia="Arial" w:hAnsi="Arial"/>
@@ -3923,7 +4094,7 @@
               <w:spacing w:after="10" w:before="0"/>
               <w:ind w:left="120"/>
             </w:pPr>
-            <w:hyperlink w:history="1" r:id="rIdxgc08ekeqmqccmcftmdfo">
+            <w:hyperlink w:history="1" r:id="rId67qgqbxusurc2wp0zghzs">
               <w:r>
                 <w:rPr>
                   <w:rFonts w:ascii="Arial" w:cs="Arial" w:eastAsia="Arial" w:hAnsi="Arial"/>
@@ -3968,7 +4139,7 @@
             <w:pPr>
               <w:spacing w:after="20" w:before="0"/>
             </w:pPr>
-            <w:hyperlink w:history="1" r:id="rIdfwnno21hbb3zsjehaucgr">
+            <w:hyperlink w:history="1" r:id="rIdgh9dxcwkjm8awonoc4mb1">
               <w:r>
                 <w:rPr>
                   <w:rFonts w:ascii="Arial" w:cs="Arial" w:eastAsia="Arial" w:hAnsi="Arial"/>
@@ -4001,7 +4172,7 @@
               <w:spacing w:after="10" w:before="0"/>
               <w:ind w:left="120"/>
             </w:pPr>
-            <w:hyperlink w:history="1" r:id="rIdu9z3rcoax58-xxonafgdg">
+            <w:hyperlink w:history="1" r:id="rIdmz0h8xl0vhlqffkt-bn4b">
               <w:r>
                 <w:rPr>
                   <w:rFonts w:ascii="Arial" w:cs="Arial" w:eastAsia="Arial" w:hAnsi="Arial"/>
@@ -4196,7 +4367,7 @@
             <w:pPr>
               <w:spacing w:after="20" w:before="0"/>
             </w:pPr>
-            <w:hyperlink w:history="1" r:id="rIdlqt9kuub5w_kiqzlmject">
+            <w:hyperlink w:history="1" r:id="rIdmt4i6hxmnhpy4idiurmkv">
               <w:r>
                 <w:rPr>
                   <w:rFonts w:ascii="Arial" w:cs="Arial" w:eastAsia="Arial" w:hAnsi="Arial"/>
@@ -4229,7 +4400,7 @@
               <w:spacing w:after="10" w:before="0"/>
               <w:ind w:left="120"/>
             </w:pPr>
-            <w:hyperlink w:history="1" r:id="rIdzkvyqe3op5r1kto-uh9mw">
+            <w:hyperlink w:history="1" r:id="rIddbpxseu4d1j72hk9k8zr1">
               <w:r>
                 <w:rPr>
                   <w:rFonts w:ascii="Arial" w:cs="Arial" w:eastAsia="Arial" w:hAnsi="Arial"/>
@@ -4274,7 +4445,7 @@
             <w:pPr>
               <w:spacing w:after="20" w:before="0"/>
             </w:pPr>
-            <w:hyperlink w:history="1" r:id="rIdosqd-rszwe3eo65_kocex">
+            <w:hyperlink w:history="1" r:id="rId53lm0opfknppmbmvpf39q">
               <w:r>
                 <w:rPr>
                   <w:rFonts w:ascii="Arial" w:cs="Arial" w:eastAsia="Arial" w:hAnsi="Arial"/>
@@ -4307,7 +4478,7 @@
               <w:spacing w:after="10" w:before="0"/>
               <w:ind w:left="120"/>
             </w:pPr>
-            <w:hyperlink w:history="1" r:id="rIdiuaf2uex13wfkdw9piapg">
+            <w:hyperlink w:history="1" r:id="rIdh5umx6x-n0zx-o5tchhrh">
               <w:r>
                 <w:rPr>
                   <w:rFonts w:ascii="Arial" w:cs="Arial" w:eastAsia="Arial" w:hAnsi="Arial"/>
@@ -4502,7 +4673,7 @@
             <w:pPr>
               <w:spacing w:after="20" w:before="0"/>
             </w:pPr>
-            <w:hyperlink w:history="1" r:id="rIduzozjoank1p-rizwz_jr4">
+            <w:hyperlink w:history="1" r:id="rIdlvktgxso-_sr8zt_fospa">
               <w:r>
                 <w:rPr>
                   <w:rFonts w:ascii="Arial" w:cs="Arial" w:eastAsia="Arial" w:hAnsi="Arial"/>
@@ -4535,7 +4706,7 @@
               <w:spacing w:after="10" w:before="0"/>
               <w:ind w:left="120"/>
             </w:pPr>
-            <w:hyperlink w:history="1" r:id="rId7sn4ojwt5khs45blvfh-e">
+            <w:hyperlink w:history="1" r:id="rId8o4y3ucsjebjqvnzm6wvm">
               <w:r>
                 <w:rPr>
                   <w:rFonts w:ascii="Arial" w:cs="Arial" w:eastAsia="Arial" w:hAnsi="Arial"/>
@@ -4580,7 +4751,7 @@
             <w:pPr>
               <w:spacing w:after="20" w:before="0"/>
             </w:pPr>
-            <w:hyperlink w:history="1" r:id="rIdv-m3ul1ybzdhymqeqojr0">
+            <w:hyperlink w:history="1" r:id="rId96s5pfivpean3nm6edrxi">
               <w:r>
                 <w:rPr>
                   <w:rFonts w:ascii="Arial" w:cs="Arial" w:eastAsia="Arial" w:hAnsi="Arial"/>
@@ -4613,7 +4784,7 @@
               <w:spacing w:after="10" w:before="0"/>
               <w:ind w:left="120"/>
             </w:pPr>
-            <w:hyperlink w:history="1" r:id="rIdthix-0cdhqyiu5vfnkvgu">
+            <w:hyperlink w:history="1" r:id="rIdm8xgrbnfhej41pbg4vdfu">
               <w:r>
                 <w:rPr>
                   <w:rFonts w:ascii="Arial" w:cs="Arial" w:eastAsia="Arial" w:hAnsi="Arial"/>
@@ -5109,6 +5280,65 @@
         </w:tc>
       </w:tr>
     </w:tbl>
+    <w:p>
+      <w:pPr>
+        <w:pBdr>
+          <w:top w:val="single" w:color="BBBBBB" w:sz="4" w:space="4"/>
+        </w:pBdr>
+        <w:spacing w:after="0" w:before="160"/>
+      </w:pPr>
+      <w:r>
+        <w:rPr>
+          <w:rFonts w:ascii="Arial" w:cs="Arial" w:eastAsia="Arial" w:hAnsi="Arial"/>
+          <w:color w:val="666666"/>
+          <w:sz w:val="14"/>
+          <w:szCs w:val="14"/>
+        </w:rPr>
+        <w:t xml:space="preserve">© 2026 SeaVuria and ARES. Aligned with KICD objectives. Developed by SeaVuria; technical implementation by ARES (with AI assistance from Claude). Licensed under </w:t>
+      </w:r>
+      <w:hyperlink w:history="1" r:id="rIdsuygf0r4xmlw5t6n3sdz1">
+        <w:r>
+          <w:rPr>
+            <w:rFonts w:ascii="Arial" w:cs="Arial" w:eastAsia="Arial" w:hAnsi="Arial"/>
+            <w:color w:val="1F6B75"/>
+            <w:sz w:val="14"/>
+            <w:szCs w:val="14"/>
+            <w:u w:val="single" w:color="1F6B75"/>
+          </w:rPr>
+          <w:t xml:space="preserve">CC BY-NC 4.0</w:t>
+        </w:r>
+      </w:hyperlink>
+      <w:r>
+        <w:rPr>
+          <w:rFonts w:ascii="Arial" w:cs="Arial" w:eastAsia="Arial" w:hAnsi="Arial"/>
+          <w:color w:val="666666"/>
+          <w:sz w:val="14"/>
+          <w:szCs w:val="14"/>
+        </w:rPr>
+        <w:t xml:space="preserve"> (</w:t>
+      </w:r>
+      <w:hyperlink w:history="1" r:id="rIdruz04nakt8fd0gzzpv6am">
+        <w:r>
+          <w:rPr>
+            <w:rFonts w:ascii="Arial" w:cs="Arial" w:eastAsia="Arial" w:hAnsi="Arial"/>
+            <w:color w:val="1F6B75"/>
+            <w:sz w:val="14"/>
+            <w:szCs w:val="14"/>
+            <w:u w:val="single" w:color="1F6B75"/>
+          </w:rPr>
+          <w:t xml:space="preserve">https://creativecommons.org/licenses/by-nc/4.0/</w:t>
+        </w:r>
+      </w:hyperlink>
+      <w:r>
+        <w:rPr>
+          <w:rFonts w:ascii="Arial" w:cs="Arial" w:eastAsia="Arial" w:hAnsi="Arial"/>
+          <w:color w:val="666666"/>
+          <w:sz w:val="14"/>
+          <w:szCs w:val="14"/>
+        </w:rPr>
+        <w:t xml:space="preserve">).</w:t>
+      </w:r>
+    </w:p>
     <w:p>
       <w:r>
         <w:br w:type="page"/>
@@ -6100,7 +6330,7 @@
             <w:pPr>
               <w:spacing w:after="20" w:before="0"/>
             </w:pPr>
-            <w:hyperlink w:history="1" r:id="rIdeyq4rzwmnxy70orindips">
+            <w:hyperlink w:history="1" r:id="rId0erutnoip4pfjdl9h5yhv">
               <w:r>
                 <w:rPr>
                   <w:rFonts w:ascii="Arial" w:cs="Arial" w:eastAsia="Arial" w:hAnsi="Arial"/>
@@ -6133,7 +6363,7 @@
               <w:spacing w:after="10" w:before="0"/>
               <w:ind w:left="120"/>
             </w:pPr>
-            <w:hyperlink w:history="1" r:id="rId2eh02nzlxg_jwidg-ncbl">
+            <w:hyperlink w:history="1" r:id="rIdjw_uw7gj4bkm91kxijrla">
               <w:r>
                 <w:rPr>
                   <w:rFonts w:ascii="Arial" w:cs="Arial" w:eastAsia="Arial" w:hAnsi="Arial"/>
@@ -6178,7 +6408,7 @@
             <w:pPr>
               <w:spacing w:after="20" w:before="0"/>
             </w:pPr>
-            <w:hyperlink w:history="1" r:id="rIde5wvphtggg4x-psji4qnd">
+            <w:hyperlink w:history="1" r:id="rIdr9v3xr-ztk126tznpks8q">
               <w:r>
                 <w:rPr>
                   <w:rFonts w:ascii="Arial" w:cs="Arial" w:eastAsia="Arial" w:hAnsi="Arial"/>
@@ -6211,7 +6441,7 @@
               <w:spacing w:after="10" w:before="0"/>
               <w:ind w:left="120"/>
             </w:pPr>
-            <w:hyperlink w:history="1" r:id="rIdortjb5nureh0t2tso-ng1">
+            <w:hyperlink w:history="1" r:id="rIdntahnptkmfbntawy5mzit">
               <w:r>
                 <w:rPr>
                   <w:rFonts w:ascii="Arial" w:cs="Arial" w:eastAsia="Arial" w:hAnsi="Arial"/>
@@ -6634,7 +6864,7 @@
             <w:pPr>
               <w:spacing w:after="20" w:before="0"/>
             </w:pPr>
-            <w:hyperlink w:history="1" r:id="rIdcmcpockhax8cjlvlz5v0n">
+            <w:hyperlink w:history="1" r:id="rIdd5skps6dzt3gpmdur0pbg">
               <w:r>
                 <w:rPr>
                   <w:rFonts w:ascii="Arial" w:cs="Arial" w:eastAsia="Arial" w:hAnsi="Arial"/>
@@ -6667,7 +6897,7 @@
               <w:spacing w:after="10" w:before="0"/>
               <w:ind w:left="120"/>
             </w:pPr>
-            <w:hyperlink w:history="1" r:id="rIdggfukuyieefijr1nqrxi7">
+            <w:hyperlink w:history="1" r:id="rIdc2fsidc73cjc2n2pahgqy">
               <w:r>
                 <w:rPr>
                   <w:rFonts w:ascii="Arial" w:cs="Arial" w:eastAsia="Arial" w:hAnsi="Arial"/>
@@ -6712,7 +6942,7 @@
             <w:pPr>
               <w:spacing w:after="20" w:before="0"/>
             </w:pPr>
-            <w:hyperlink w:history="1" r:id="rId79fxnn6tgb5yryxtwnrj-">
+            <w:hyperlink w:history="1" r:id="rId3t_yphcwzkrecq-g17hpw">
               <w:r>
                 <w:rPr>
                   <w:rFonts w:ascii="Arial" w:cs="Arial" w:eastAsia="Arial" w:hAnsi="Arial"/>
@@ -6745,7 +6975,7 @@
               <w:spacing w:after="10" w:before="0"/>
               <w:ind w:left="120"/>
             </w:pPr>
-            <w:hyperlink w:history="1" r:id="rIdezkip0qdp9y8d7igjd1oi">
+            <w:hyperlink w:history="1" r:id="rIdtvmrwqhg1nld1ath8amco">
               <w:r>
                 <w:rPr>
                   <w:rFonts w:ascii="Arial" w:cs="Arial" w:eastAsia="Arial" w:hAnsi="Arial"/>
@@ -7480,7 +7710,7 @@
             <w:pPr>
               <w:spacing w:after="20" w:before="0"/>
             </w:pPr>
-            <w:hyperlink w:history="1" r:id="rIdk4yxtifjkhwelnglnspxj">
+            <w:hyperlink w:history="1" r:id="rId01ywgpjiaztx_p8uzv6aq">
               <w:r>
                 <w:rPr>
                   <w:rFonts w:ascii="Arial" w:cs="Arial" w:eastAsia="Arial" w:hAnsi="Arial"/>
@@ -7513,7 +7743,7 @@
               <w:spacing w:after="10" w:before="0"/>
               <w:ind w:left="120"/>
             </w:pPr>
-            <w:hyperlink w:history="1" r:id="rIdkrduz3nizvwp22a8o8zaa">
+            <w:hyperlink w:history="1" r:id="rIdylm6w9kuprppyzlevdsz5">
               <w:r>
                 <w:rPr>
                   <w:rFonts w:ascii="Arial" w:cs="Arial" w:eastAsia="Arial" w:hAnsi="Arial"/>
@@ -7558,7 +7788,7 @@
             <w:pPr>
               <w:spacing w:after="20" w:before="0"/>
             </w:pPr>
-            <w:hyperlink w:history="1" r:id="rIdxxz6be5yui5n48leofiv2">
+            <w:hyperlink w:history="1" r:id="rId_-cr4nto9obq9oxkse7xo">
               <w:r>
                 <w:rPr>
                   <w:rFonts w:ascii="Arial" w:cs="Arial" w:eastAsia="Arial" w:hAnsi="Arial"/>
@@ -7591,7 +7821,7 @@
               <w:spacing w:after="10" w:before="0"/>
               <w:ind w:left="120"/>
             </w:pPr>
-            <w:hyperlink w:history="1" r:id="rIdq_l0sjuetmbtypynik15x">
+            <w:hyperlink w:history="1" r:id="rIdalzj6ffn6wcw4fi-iokhd">
               <w:r>
                 <w:rPr>
                   <w:rFonts w:ascii="Arial" w:cs="Arial" w:eastAsia="Arial" w:hAnsi="Arial"/>
@@ -8073,7 +8303,7 @@
             <w:pPr>
               <w:spacing w:after="20" w:before="0"/>
             </w:pPr>
-            <w:hyperlink w:history="1" r:id="rIdog_z_1fpzrl0xp-nrn-ly">
+            <w:hyperlink w:history="1" r:id="rIdilclcuwemqyvazpsdohut">
               <w:r>
                 <w:rPr>
                   <w:rFonts w:ascii="Arial" w:cs="Arial" w:eastAsia="Arial" w:hAnsi="Arial"/>
@@ -8106,7 +8336,7 @@
               <w:spacing w:after="10" w:before="0"/>
               <w:ind w:left="120"/>
             </w:pPr>
-            <w:hyperlink w:history="1" r:id="rIdkcs7um4xxoatwjqbkg97h">
+            <w:hyperlink w:history="1" r:id="rId_idpa2059zu1ohh8jh9eo">
               <w:r>
                 <w:rPr>
                   <w:rFonts w:ascii="Arial" w:cs="Arial" w:eastAsia="Arial" w:hAnsi="Arial"/>
@@ -8151,7 +8381,7 @@
             <w:pPr>
               <w:spacing w:after="20" w:before="0"/>
             </w:pPr>
-            <w:hyperlink w:history="1" r:id="rId_3pfxuzbcql-kao3srddj">
+            <w:hyperlink w:history="1" r:id="rIdg3t2yo251wkjl3wjh661x">
               <w:r>
                 <w:rPr>
                   <w:rFonts w:ascii="Arial" w:cs="Arial" w:eastAsia="Arial" w:hAnsi="Arial"/>
@@ -8184,7 +8414,7 @@
               <w:spacing w:after="10" w:before="0"/>
               <w:ind w:left="120"/>
             </w:pPr>
-            <w:hyperlink w:history="1" r:id="rIdy-z_tqwbvw9j-zgvc7wjq">
+            <w:hyperlink w:history="1" r:id="rIda8vrl92kmxwimtdinmuzx">
               <w:r>
                 <w:rPr>
                   <w:rFonts w:ascii="Arial" w:cs="Arial" w:eastAsia="Arial" w:hAnsi="Arial"/>
@@ -8571,7 +8801,7 @@
             <w:pPr>
               <w:spacing w:after="20" w:before="0"/>
             </w:pPr>
-            <w:hyperlink w:history="1" r:id="rId1g_g2wph1hep7if0deq84">
+            <w:hyperlink w:history="1" r:id="rIdlg29nek5e2qtt_neo1otm">
               <w:r>
                 <w:rPr>
                   <w:rFonts w:ascii="Arial" w:cs="Arial" w:eastAsia="Arial" w:hAnsi="Arial"/>
@@ -8604,7 +8834,7 @@
               <w:spacing w:after="10" w:before="0"/>
               <w:ind w:left="120"/>
             </w:pPr>
-            <w:hyperlink w:history="1" r:id="rIdpbf2jmiz3c_zhzi5ka3qq">
+            <w:hyperlink w:history="1" r:id="rIdvqjarj_hw8rukmuus6jcw">
               <w:r>
                 <w:rPr>
                   <w:rFonts w:ascii="Arial" w:cs="Arial" w:eastAsia="Arial" w:hAnsi="Arial"/>
@@ -8649,7 +8879,7 @@
             <w:pPr>
               <w:spacing w:after="20" w:before="0"/>
             </w:pPr>
-            <w:hyperlink w:history="1" r:id="rIdvotp22o55v-q5m6kxiprw">
+            <w:hyperlink w:history="1" r:id="rIdddkoxzpgvtpa9y-ggmq1b">
               <w:r>
                 <w:rPr>
                   <w:rFonts w:ascii="Arial" w:cs="Arial" w:eastAsia="Arial" w:hAnsi="Arial"/>
@@ -8682,7 +8912,7 @@
               <w:spacing w:after="10" w:before="0"/>
               <w:ind w:left="120"/>
             </w:pPr>
-            <w:hyperlink w:history="1" r:id="rIdkq1van8jyh_ik8rqwpl2b">
+            <w:hyperlink w:history="1" r:id="rIdhwlrmt-i7i_n6125ycqvg">
               <w:r>
                 <w:rPr>
                   <w:rFonts w:ascii="Arial" w:cs="Arial" w:eastAsia="Arial" w:hAnsi="Arial"/>
@@ -9561,6 +9791,65 @@
         </w:tc>
       </w:tr>
     </w:tbl>
+    <w:p>
+      <w:pPr>
+        <w:pBdr>
+          <w:top w:val="single" w:color="BBBBBB" w:sz="4" w:space="4"/>
+        </w:pBdr>
+        <w:spacing w:after="0" w:before="160"/>
+      </w:pPr>
+      <w:r>
+        <w:rPr>
+          <w:rFonts w:ascii="Arial" w:cs="Arial" w:eastAsia="Arial" w:hAnsi="Arial"/>
+          <w:color w:val="666666"/>
+          <w:sz w:val="14"/>
+          <w:szCs w:val="14"/>
+        </w:rPr>
+        <w:t xml:space="preserve">© 2026 SeaVuria and ARES. Aligned with KICD objectives. Developed by SeaVuria; technical implementation by ARES (with AI assistance from Claude). Licensed under </w:t>
+      </w:r>
+      <w:hyperlink w:history="1" r:id="rIdnrynuzbb1vlzrs3xv6igy">
+        <w:r>
+          <w:rPr>
+            <w:rFonts w:ascii="Arial" w:cs="Arial" w:eastAsia="Arial" w:hAnsi="Arial"/>
+            <w:color w:val="1F6B75"/>
+            <w:sz w:val="14"/>
+            <w:szCs w:val="14"/>
+            <w:u w:val="single" w:color="1F6B75"/>
+          </w:rPr>
+          <w:t xml:space="preserve">CC BY-NC 4.0</w:t>
+        </w:r>
+      </w:hyperlink>
+      <w:r>
+        <w:rPr>
+          <w:rFonts w:ascii="Arial" w:cs="Arial" w:eastAsia="Arial" w:hAnsi="Arial"/>
+          <w:color w:val="666666"/>
+          <w:sz w:val="14"/>
+          <w:szCs w:val="14"/>
+        </w:rPr>
+        <w:t xml:space="preserve"> (</w:t>
+      </w:r>
+      <w:hyperlink w:history="1" r:id="rIdef7ckvgf-uwfzcehppdqf">
+        <w:r>
+          <w:rPr>
+            <w:rFonts w:ascii="Arial" w:cs="Arial" w:eastAsia="Arial" w:hAnsi="Arial"/>
+            <w:color w:val="1F6B75"/>
+            <w:sz w:val="14"/>
+            <w:szCs w:val="14"/>
+            <w:u w:val="single" w:color="1F6B75"/>
+          </w:rPr>
+          <w:t xml:space="preserve">https://creativecommons.org/licenses/by-nc/4.0/</w:t>
+        </w:r>
+      </w:hyperlink>
+      <w:r>
+        <w:rPr>
+          <w:rFonts w:ascii="Arial" w:cs="Arial" w:eastAsia="Arial" w:hAnsi="Arial"/>
+          <w:color w:val="666666"/>
+          <w:sz w:val="14"/>
+          <w:szCs w:val="14"/>
+        </w:rPr>
+        <w:t xml:space="preserve">).</w:t>
+      </w:r>
+    </w:p>
     <w:p>
       <w:r>
         <w:br w:type="page"/>
@@ -10552,7 +10841,7 @@
             <w:pPr>
               <w:spacing w:after="20" w:before="0"/>
             </w:pPr>
-            <w:hyperlink w:history="1" r:id="rId0vwjbzxdea3ez3qavg5yc">
+            <w:hyperlink w:history="1" r:id="rIdavjotwdcy8o2oshsxnitn">
               <w:r>
                 <w:rPr>
                   <w:rFonts w:ascii="Arial" w:cs="Arial" w:eastAsia="Arial" w:hAnsi="Arial"/>
@@ -10585,7 +10874,7 @@
               <w:spacing w:after="10" w:before="0"/>
               <w:ind w:left="120"/>
             </w:pPr>
-            <w:hyperlink w:history="1" r:id="rIdlamasakx-tqwt-tbynjtw">
+            <w:hyperlink w:history="1" r:id="rIdx7zggcefur4xajzrrihpk">
               <w:r>
                 <w:rPr>
                   <w:rFonts w:ascii="Arial" w:cs="Arial" w:eastAsia="Arial" w:hAnsi="Arial"/>
@@ -10630,7 +10919,7 @@
             <w:pPr>
               <w:spacing w:after="20" w:before="0"/>
             </w:pPr>
-            <w:hyperlink w:history="1" r:id="rIdypbkxu8rcd2tryush6utt">
+            <w:hyperlink w:history="1" r:id="rIdzzxvpkmi3khj4hukrc7ti">
               <w:r>
                 <w:rPr>
                   <w:rFonts w:ascii="Arial" w:cs="Arial" w:eastAsia="Arial" w:hAnsi="Arial"/>
@@ -10663,7 +10952,7 @@
               <w:spacing w:after="10" w:before="0"/>
               <w:ind w:left="120"/>
             </w:pPr>
-            <w:hyperlink w:history="1" r:id="rIdebilrbq6ixbdbqlh2-tcl">
+            <w:hyperlink w:history="1" r:id="rIdbo-w_4emmvswpl5jqifgn">
               <w:r>
                 <w:rPr>
                   <w:rFonts w:ascii="Arial" w:cs="Arial" w:eastAsia="Arial" w:hAnsi="Arial"/>
@@ -10858,7 +11147,7 @@
             <w:pPr>
               <w:spacing w:after="20" w:before="0"/>
             </w:pPr>
-            <w:hyperlink w:history="1" r:id="rIdekcgl0ze42nhadsnsavgm">
+            <w:hyperlink w:history="1" r:id="rIdagzvnstuy27cnr9f3jr-n">
               <w:r>
                 <w:rPr>
                   <w:rFonts w:ascii="Arial" w:cs="Arial" w:eastAsia="Arial" w:hAnsi="Arial"/>
@@ -10891,7 +11180,7 @@
               <w:spacing w:after="10" w:before="0"/>
               <w:ind w:left="120"/>
             </w:pPr>
-            <w:hyperlink w:history="1" r:id="rId1uyugodrmi4cnfykxkojh">
+            <w:hyperlink w:history="1" r:id="rIdgme_74ll4ebjylqb7u24i">
               <w:r>
                 <w:rPr>
                   <w:rFonts w:ascii="Arial" w:cs="Arial" w:eastAsia="Arial" w:hAnsi="Arial"/>
@@ -10936,7 +11225,7 @@
             <w:pPr>
               <w:spacing w:after="20" w:before="0"/>
             </w:pPr>
-            <w:hyperlink w:history="1" r:id="rIdn30dluvkezwxbch2dwdtr">
+            <w:hyperlink w:history="1" r:id="rIdnjtuorh3yngolobx4emca">
               <w:r>
                 <w:rPr>
                   <w:rFonts w:ascii="Arial" w:cs="Arial" w:eastAsia="Arial" w:hAnsi="Arial"/>
@@ -10969,7 +11258,7 @@
               <w:spacing w:after="10" w:before="0"/>
               <w:ind w:left="120"/>
             </w:pPr>
-            <w:hyperlink w:history="1" r:id="rIddenw3huvhhwxbhzzwjzyz">
+            <w:hyperlink w:history="1" r:id="rId32kggbostk5ohggfeyfpr">
               <w:r>
                 <w:rPr>
                   <w:rFonts w:ascii="Arial" w:cs="Arial" w:eastAsia="Arial" w:hAnsi="Arial"/>
@@ -11164,7 +11453,7 @@
             <w:pPr>
               <w:spacing w:after="20" w:before="0"/>
             </w:pPr>
-            <w:hyperlink w:history="1" r:id="rIdpl_qqpaojt5vn9aq8kly6">
+            <w:hyperlink w:history="1" r:id="rIdzidblxo0xrm_3jb7e18zm">
               <w:r>
                 <w:rPr>
                   <w:rFonts w:ascii="Arial" w:cs="Arial" w:eastAsia="Arial" w:hAnsi="Arial"/>
@@ -11197,7 +11486,7 @@
               <w:spacing w:after="10" w:before="0"/>
               <w:ind w:left="120"/>
             </w:pPr>
-            <w:hyperlink w:history="1" r:id="rIdwccvzfzzbst8ljxucpjes">
+            <w:hyperlink w:history="1" r:id="rIdt5ftesddzs6efn0jdqjwc">
               <w:r>
                 <w:rPr>
                   <w:rFonts w:ascii="Arial" w:cs="Arial" w:eastAsia="Arial" w:hAnsi="Arial"/>
@@ -11242,7 +11531,7 @@
             <w:pPr>
               <w:spacing w:after="20" w:before="0"/>
             </w:pPr>
-            <w:hyperlink w:history="1" r:id="rIdqynsoctfiwmevwoijootn">
+            <w:hyperlink w:history="1" r:id="rIdi157tylwxxh9bj8tjf6nx">
               <w:r>
                 <w:rPr>
                   <w:rFonts w:ascii="Arial" w:cs="Arial" w:eastAsia="Arial" w:hAnsi="Arial"/>
@@ -11275,7 +11564,7 @@
               <w:spacing w:after="10" w:before="0"/>
               <w:ind w:left="120"/>
             </w:pPr>
-            <w:hyperlink w:history="1" r:id="rIdi2iu-fwiughi_z7gp6ba8">
+            <w:hyperlink w:history="1" r:id="rIdprqypvu304xhbrrtnquts">
               <w:r>
                 <w:rPr>
                   <w:rFonts w:ascii="Arial" w:cs="Arial" w:eastAsia="Arial" w:hAnsi="Arial"/>
@@ -11470,7 +11759,7 @@
             <w:pPr>
               <w:spacing w:after="20" w:before="0"/>
             </w:pPr>
-            <w:hyperlink w:history="1" r:id="rId06ey4biqmawm1htilhhov">
+            <w:hyperlink w:history="1" r:id="rIdpsb_gczost2t0rfp26a7f">
               <w:r>
                 <w:rPr>
                   <w:rFonts w:ascii="Arial" w:cs="Arial" w:eastAsia="Arial" w:hAnsi="Arial"/>
@@ -11503,7 +11792,7 @@
               <w:spacing w:after="10" w:before="0"/>
               <w:ind w:left="120"/>
             </w:pPr>
-            <w:hyperlink w:history="1" r:id="rIdmeyeswc2ev5bhymclppxz">
+            <w:hyperlink w:history="1" r:id="rIdltfydgts6dkx7envrrb3r">
               <w:r>
                 <w:rPr>
                   <w:rFonts w:ascii="Arial" w:cs="Arial" w:eastAsia="Arial" w:hAnsi="Arial"/>
@@ -11548,7 +11837,7 @@
             <w:pPr>
               <w:spacing w:after="20" w:before="0"/>
             </w:pPr>
-            <w:hyperlink w:history="1" r:id="rIdbefyznet49bml3ledjas1">
+            <w:hyperlink w:history="1" r:id="rIdc68ojqc-q0bdvvoyjtvtd">
               <w:r>
                 <w:rPr>
                   <w:rFonts w:ascii="Arial" w:cs="Arial" w:eastAsia="Arial" w:hAnsi="Arial"/>
@@ -11581,7 +11870,7 @@
               <w:spacing w:after="10" w:before="0"/>
               <w:ind w:left="120"/>
             </w:pPr>
-            <w:hyperlink w:history="1" r:id="rId239robfqzm70nupg2u8qd">
+            <w:hyperlink w:history="1" r:id="rId-asf8qzreu0daq9kdely3">
               <w:r>
                 <w:rPr>
                   <w:rFonts w:ascii="Arial" w:cs="Arial" w:eastAsia="Arial" w:hAnsi="Arial"/>
@@ -11776,7 +12065,7 @@
             <w:pPr>
               <w:spacing w:after="20" w:before="0"/>
             </w:pPr>
-            <w:hyperlink w:history="1" r:id="rIdo6xhkbkx_5gpq1-d35m-n">
+            <w:hyperlink w:history="1" r:id="rId9qoxssnulozzdqqwnqjbe">
               <w:r>
                 <w:rPr>
                   <w:rFonts w:ascii="Arial" w:cs="Arial" w:eastAsia="Arial" w:hAnsi="Arial"/>
@@ -11809,7 +12098,7 @@
               <w:spacing w:after="10" w:before="0"/>
               <w:ind w:left="120"/>
             </w:pPr>
-            <w:hyperlink w:history="1" r:id="rIdjv7ehpst9kvn3fr2i0pci">
+            <w:hyperlink w:history="1" r:id="rId7kbj486mlvhmbtmqamjvd">
               <w:r>
                 <w:rPr>
                   <w:rFonts w:ascii="Arial" w:cs="Arial" w:eastAsia="Arial" w:hAnsi="Arial"/>
@@ -11854,7 +12143,7 @@
             <w:pPr>
               <w:spacing w:after="20" w:before="0"/>
             </w:pPr>
-            <w:hyperlink w:history="1" r:id="rIdbyp_gdqxzqusuzi5kcxwq">
+            <w:hyperlink w:history="1" r:id="rIdks5qe3ojet4igv1tr-sdl">
               <w:r>
                 <w:rPr>
                   <w:rFonts w:ascii="Arial" w:cs="Arial" w:eastAsia="Arial" w:hAnsi="Arial"/>
@@ -11887,7 +12176,7 @@
               <w:spacing w:after="10" w:before="0"/>
               <w:ind w:left="120"/>
             </w:pPr>
-            <w:hyperlink w:history="1" r:id="rIdyibux2c85iysoyrviroq4">
+            <w:hyperlink w:history="1" r:id="rIdkizdervzqf4w_ncoqplrh">
               <w:r>
                 <w:rPr>
                   <w:rFonts w:ascii="Arial" w:cs="Arial" w:eastAsia="Arial" w:hAnsi="Arial"/>
@@ -12383,6 +12672,65 @@
         </w:tc>
       </w:tr>
     </w:tbl>
+    <w:p>
+      <w:pPr>
+        <w:pBdr>
+          <w:top w:val="single" w:color="BBBBBB" w:sz="4" w:space="4"/>
+        </w:pBdr>
+        <w:spacing w:after="0" w:before="160"/>
+      </w:pPr>
+      <w:r>
+        <w:rPr>
+          <w:rFonts w:ascii="Arial" w:cs="Arial" w:eastAsia="Arial" w:hAnsi="Arial"/>
+          <w:color w:val="666666"/>
+          <w:sz w:val="14"/>
+          <w:szCs w:val="14"/>
+        </w:rPr>
+        <w:t xml:space="preserve">© 2026 SeaVuria and ARES. Aligned with KICD objectives. Developed by SeaVuria; technical implementation by ARES (with AI assistance from Claude). Licensed under </w:t>
+      </w:r>
+      <w:hyperlink w:history="1" r:id="rIdylkofipebh3h_kbwfqszg">
+        <w:r>
+          <w:rPr>
+            <w:rFonts w:ascii="Arial" w:cs="Arial" w:eastAsia="Arial" w:hAnsi="Arial"/>
+            <w:color w:val="1F6B75"/>
+            <w:sz w:val="14"/>
+            <w:szCs w:val="14"/>
+            <w:u w:val="single" w:color="1F6B75"/>
+          </w:rPr>
+          <w:t xml:space="preserve">CC BY-NC 4.0</w:t>
+        </w:r>
+      </w:hyperlink>
+      <w:r>
+        <w:rPr>
+          <w:rFonts w:ascii="Arial" w:cs="Arial" w:eastAsia="Arial" w:hAnsi="Arial"/>
+          <w:color w:val="666666"/>
+          <w:sz w:val="14"/>
+          <w:szCs w:val="14"/>
+        </w:rPr>
+        <w:t xml:space="preserve"> (</w:t>
+      </w:r>
+      <w:hyperlink w:history="1" r:id="rIdkrbae_aeitchisqkeiw65">
+        <w:r>
+          <w:rPr>
+            <w:rFonts w:ascii="Arial" w:cs="Arial" w:eastAsia="Arial" w:hAnsi="Arial"/>
+            <w:color w:val="1F6B75"/>
+            <w:sz w:val="14"/>
+            <w:szCs w:val="14"/>
+            <w:u w:val="single" w:color="1F6B75"/>
+          </w:rPr>
+          <w:t xml:space="preserve">https://creativecommons.org/licenses/by-nc/4.0/</w:t>
+        </w:r>
+      </w:hyperlink>
+      <w:r>
+        <w:rPr>
+          <w:rFonts w:ascii="Arial" w:cs="Arial" w:eastAsia="Arial" w:hAnsi="Arial"/>
+          <w:color w:val="666666"/>
+          <w:sz w:val="14"/>
+          <w:szCs w:val="14"/>
+        </w:rPr>
+        <w:t xml:space="preserve">).</w:t>
+      </w:r>
+    </w:p>
     <w:p>
       <w:r>
         <w:br w:type="page"/>
@@ -13374,7 +13722,7 @@
             <w:pPr>
               <w:spacing w:after="20" w:before="0"/>
             </w:pPr>
-            <w:hyperlink w:history="1" r:id="rIdp7chx-tyw-f_fgu3jc71n">
+            <w:hyperlink w:history="1" r:id="rIdjij5b94rv8w9pdtds75q1">
               <w:r>
                 <w:rPr>
                   <w:rFonts w:ascii="Arial" w:cs="Arial" w:eastAsia="Arial" w:hAnsi="Arial"/>
@@ -13407,7 +13755,7 @@
               <w:spacing w:after="10" w:before="0"/>
               <w:ind w:left="120"/>
             </w:pPr>
-            <w:hyperlink w:history="1" r:id="rId4i63drauqyqcbe8cnllvs">
+            <w:hyperlink w:history="1" r:id="rId3kb0pkeva55gk488q-yds">
               <w:r>
                 <w:rPr>
                   <w:rFonts w:ascii="Arial" w:cs="Arial" w:eastAsia="Arial" w:hAnsi="Arial"/>
@@ -13452,7 +13800,7 @@
             <w:pPr>
               <w:spacing w:after="20" w:before="0"/>
             </w:pPr>
-            <w:hyperlink w:history="1" r:id="rIdzewa-qq69pjirjl5ucbz9">
+            <w:hyperlink w:history="1" r:id="rId4l2ozovdeypckhqlpqzqd">
               <w:r>
                 <w:rPr>
                   <w:rFonts w:ascii="Arial" w:cs="Arial" w:eastAsia="Arial" w:hAnsi="Arial"/>
@@ -13485,7 +13833,7 @@
               <w:spacing w:after="10" w:before="0"/>
               <w:ind w:left="120"/>
             </w:pPr>
-            <w:hyperlink w:history="1" r:id="rIduggxo2qxtjbauffaucbs0">
+            <w:hyperlink w:history="1" r:id="rId1legodkpwdercgva01s4e">
               <w:r>
                 <w:rPr>
                   <w:rFonts w:ascii="Arial" w:cs="Arial" w:eastAsia="Arial" w:hAnsi="Arial"/>
@@ -13680,7 +14028,7 @@
             <w:pPr>
               <w:spacing w:after="20" w:before="0"/>
             </w:pPr>
-            <w:hyperlink w:history="1" r:id="rIdbbj-n8s-wemcvt7befoag">
+            <w:hyperlink w:history="1" r:id="rIdow40vb8wdm0q-fhsre_y8">
               <w:r>
                 <w:rPr>
                   <w:rFonts w:ascii="Arial" w:cs="Arial" w:eastAsia="Arial" w:hAnsi="Arial"/>
@@ -13713,7 +14061,7 @@
               <w:spacing w:after="10" w:before="0"/>
               <w:ind w:left="120"/>
             </w:pPr>
-            <w:hyperlink w:history="1" r:id="rIdyosa8otudlv-d52lxo9yb">
+            <w:hyperlink w:history="1" r:id="rIdgpkmyfju53u1dis5kxuql">
               <w:r>
                 <w:rPr>
                   <w:rFonts w:ascii="Arial" w:cs="Arial" w:eastAsia="Arial" w:hAnsi="Arial"/>
@@ -13758,7 +14106,7 @@
             <w:pPr>
               <w:spacing w:after="20" w:before="0"/>
             </w:pPr>
-            <w:hyperlink w:history="1" r:id="rIdj9an4k_i4gb8asyf4v-mw">
+            <w:hyperlink w:history="1" r:id="rIdhx3vow0pefsheuhixrkyp">
               <w:r>
                 <w:rPr>
                   <w:rFonts w:ascii="Arial" w:cs="Arial" w:eastAsia="Arial" w:hAnsi="Arial"/>
@@ -13791,7 +14139,7 @@
               <w:spacing w:after="10" w:before="0"/>
               <w:ind w:left="120"/>
             </w:pPr>
-            <w:hyperlink w:history="1" r:id="rIdwc21odb2nb3kp_y0vjqtq">
+            <w:hyperlink w:history="1" r:id="rIdczy14mh3yckud9jsouhv_">
               <w:r>
                 <w:rPr>
                   <w:rFonts w:ascii="Arial" w:cs="Arial" w:eastAsia="Arial" w:hAnsi="Arial"/>
@@ -13986,7 +14334,7 @@
             <w:pPr>
               <w:spacing w:after="20" w:before="0"/>
             </w:pPr>
-            <w:hyperlink w:history="1" r:id="rIdw5ml563ahwp4rc_ycl7jh">
+            <w:hyperlink w:history="1" r:id="rIdsjla2uwe6gsdannt5rc92">
               <w:r>
                 <w:rPr>
                   <w:rFonts w:ascii="Arial" w:cs="Arial" w:eastAsia="Arial" w:hAnsi="Arial"/>
@@ -14019,7 +14367,7 @@
               <w:spacing w:after="10" w:before="0"/>
               <w:ind w:left="120"/>
             </w:pPr>
-            <w:hyperlink w:history="1" r:id="rIdvvlawu0efg6d7lt-_wiwi">
+            <w:hyperlink w:history="1" r:id="rIdy4ryo6pnchkzagihmjgx9">
               <w:r>
                 <w:rPr>
                   <w:rFonts w:ascii="Arial" w:cs="Arial" w:eastAsia="Arial" w:hAnsi="Arial"/>
@@ -14064,7 +14412,7 @@
             <w:pPr>
               <w:spacing w:after="20" w:before="0"/>
             </w:pPr>
-            <w:hyperlink w:history="1" r:id="rIdy0jgflso9bs5zdrgl-47j">
+            <w:hyperlink w:history="1" r:id="rIdslyrvwafr3eps3qxqd-ug">
               <w:r>
                 <w:rPr>
                   <w:rFonts w:ascii="Arial" w:cs="Arial" w:eastAsia="Arial" w:hAnsi="Arial"/>
@@ -14097,7 +14445,7 @@
               <w:spacing w:after="10" w:before="0"/>
               <w:ind w:left="120"/>
             </w:pPr>
-            <w:hyperlink w:history="1" r:id="rId20kgugiqdpaxra7db5bl8">
+            <w:hyperlink w:history="1" r:id="rIdgozibw22qvahejal2lkwb">
               <w:r>
                 <w:rPr>
                   <w:rFonts w:ascii="Arial" w:cs="Arial" w:eastAsia="Arial" w:hAnsi="Arial"/>
@@ -14292,7 +14640,7 @@
             <w:pPr>
               <w:spacing w:after="20" w:before="0"/>
             </w:pPr>
-            <w:hyperlink w:history="1" r:id="rIddtlx_mhtgsz2ewhiq10ry">
+            <w:hyperlink w:history="1" r:id="rId4bceafe5vbymnyvewq19u">
               <w:r>
                 <w:rPr>
                   <w:rFonts w:ascii="Arial" w:cs="Arial" w:eastAsia="Arial" w:hAnsi="Arial"/>
@@ -14325,7 +14673,7 @@
               <w:spacing w:after="10" w:before="0"/>
               <w:ind w:left="120"/>
             </w:pPr>
-            <w:hyperlink w:history="1" r:id="rIdemwldkddfrmjfxz2cqgbt">
+            <w:hyperlink w:history="1" r:id="rIdqd5rtxq5dunrwmki_zxug">
               <w:r>
                 <w:rPr>
                   <w:rFonts w:ascii="Arial" w:cs="Arial" w:eastAsia="Arial" w:hAnsi="Arial"/>
@@ -14370,7 +14718,7 @@
             <w:pPr>
               <w:spacing w:after="20" w:before="0"/>
             </w:pPr>
-            <w:hyperlink w:history="1" r:id="rId76tigk5snyol7tn_u2ozv">
+            <w:hyperlink w:history="1" r:id="rIdebwihett3-im42_qpvnqj">
               <w:r>
                 <w:rPr>
                   <w:rFonts w:ascii="Arial" w:cs="Arial" w:eastAsia="Arial" w:hAnsi="Arial"/>
@@ -14403,7 +14751,7 @@
               <w:spacing w:after="10" w:before="0"/>
               <w:ind w:left="120"/>
             </w:pPr>
-            <w:hyperlink w:history="1" r:id="rIdjzsb5w0fkccokpg6hcwop">
+            <w:hyperlink w:history="1" r:id="rIdycptvhyxujs-p4wziasfe">
               <w:r>
                 <w:rPr>
                   <w:rFonts w:ascii="Arial" w:cs="Arial" w:eastAsia="Arial" w:hAnsi="Arial"/>
@@ -14598,7 +14946,7 @@
             <w:pPr>
               <w:spacing w:after="20" w:before="0"/>
             </w:pPr>
-            <w:hyperlink w:history="1" r:id="rIdwehq5ylaabwph9nmfenit">
+            <w:hyperlink w:history="1" r:id="rIdyxqv7bkmlcfqvlfpp8s6z">
               <w:r>
                 <w:rPr>
                   <w:rFonts w:ascii="Arial" w:cs="Arial" w:eastAsia="Arial" w:hAnsi="Arial"/>
@@ -14631,7 +14979,7 @@
               <w:spacing w:after="10" w:before="0"/>
               <w:ind w:left="120"/>
             </w:pPr>
-            <w:hyperlink w:history="1" r:id="rId-kyltfcicx4xr6nn6s0ar">
+            <w:hyperlink w:history="1" r:id="rIdc4vtlnpw9j-njbt1e9ugt">
               <w:r>
                 <w:rPr>
                   <w:rFonts w:ascii="Arial" w:cs="Arial" w:eastAsia="Arial" w:hAnsi="Arial"/>
@@ -14676,7 +15024,7 @@
             <w:pPr>
               <w:spacing w:after="20" w:before="0"/>
             </w:pPr>
-            <w:hyperlink w:history="1" r:id="rId7cbqnkg6hkngesnc57mbq">
+            <w:hyperlink w:history="1" r:id="rIdlg7d8xn_eidhaanwihvko">
               <w:r>
                 <w:rPr>
                   <w:rFonts w:ascii="Arial" w:cs="Arial" w:eastAsia="Arial" w:hAnsi="Arial"/>
@@ -14709,7 +15057,7 @@
               <w:spacing w:after="10" w:before="0"/>
               <w:ind w:left="120"/>
             </w:pPr>
-            <w:hyperlink w:history="1" r:id="rId9eaorfbmfj1ymyq52l9z4">
+            <w:hyperlink w:history="1" r:id="rIdip4odupze9r0vhcw9bola">
               <w:r>
                 <w:rPr>
                   <w:rFonts w:ascii="Arial" w:cs="Arial" w:eastAsia="Arial" w:hAnsi="Arial"/>
@@ -15300,6 +15648,65 @@
         </w:tc>
       </w:tr>
     </w:tbl>
+    <w:p>
+      <w:pPr>
+        <w:pBdr>
+          <w:top w:val="single" w:color="BBBBBB" w:sz="4" w:space="4"/>
+        </w:pBdr>
+        <w:spacing w:after="0" w:before="160"/>
+      </w:pPr>
+      <w:r>
+        <w:rPr>
+          <w:rFonts w:ascii="Arial" w:cs="Arial" w:eastAsia="Arial" w:hAnsi="Arial"/>
+          <w:color w:val="666666"/>
+          <w:sz w:val="14"/>
+          <w:szCs w:val="14"/>
+        </w:rPr>
+        <w:t xml:space="preserve">© 2026 SeaVuria and ARES. Aligned with KICD objectives. Developed by SeaVuria; technical implementation by ARES (with AI assistance from Claude). Licensed under </w:t>
+      </w:r>
+      <w:hyperlink w:history="1" r:id="rIdk4skmv7fowgfwpdpg_jvc">
+        <w:r>
+          <w:rPr>
+            <w:rFonts w:ascii="Arial" w:cs="Arial" w:eastAsia="Arial" w:hAnsi="Arial"/>
+            <w:color w:val="1F6B75"/>
+            <w:sz w:val="14"/>
+            <w:szCs w:val="14"/>
+            <w:u w:val="single" w:color="1F6B75"/>
+          </w:rPr>
+          <w:t xml:space="preserve">CC BY-NC 4.0</w:t>
+        </w:r>
+      </w:hyperlink>
+      <w:r>
+        <w:rPr>
+          <w:rFonts w:ascii="Arial" w:cs="Arial" w:eastAsia="Arial" w:hAnsi="Arial"/>
+          <w:color w:val="666666"/>
+          <w:sz w:val="14"/>
+          <w:szCs w:val="14"/>
+        </w:rPr>
+        <w:t xml:space="preserve"> (</w:t>
+      </w:r>
+      <w:hyperlink w:history="1" r:id="rIdjhqxf3ln4dbfp2ljhfmaq">
+        <w:r>
+          <w:rPr>
+            <w:rFonts w:ascii="Arial" w:cs="Arial" w:eastAsia="Arial" w:hAnsi="Arial"/>
+            <w:color w:val="1F6B75"/>
+            <w:sz w:val="14"/>
+            <w:szCs w:val="14"/>
+            <w:u w:val="single" w:color="1F6B75"/>
+          </w:rPr>
+          <w:t xml:space="preserve">https://creativecommons.org/licenses/by-nc/4.0/</w:t>
+        </w:r>
+      </w:hyperlink>
+      <w:r>
+        <w:rPr>
+          <w:rFonts w:ascii="Arial" w:cs="Arial" w:eastAsia="Arial" w:hAnsi="Arial"/>
+          <w:color w:val="666666"/>
+          <w:sz w:val="14"/>
+          <w:szCs w:val="14"/>
+        </w:rPr>
+        <w:t xml:space="preserve">).</w:t>
+      </w:r>
+    </w:p>
     <w:p>
       <w:r>
         <w:br w:type="page"/>
@@ -16308,7 +16715,7 @@
               <w:spacing w:after="10" w:before="0"/>
               <w:ind w:left="120"/>
             </w:pPr>
-            <w:hyperlink w:history="1" r:id="rIdnaozrgqdfrqrzgjrhigze">
+            <w:hyperlink w:history="1" r:id="rIdd7yhim-xkar5xa8mitcwg">
               <w:r>
                 <w:rPr>
                   <w:rFonts w:ascii="Arial" w:cs="Arial" w:eastAsia="Arial" w:hAnsi="Arial"/>
@@ -16385,7 +16792,7 @@
               <w:spacing w:after="10" w:before="0"/>
               <w:ind w:left="120"/>
             </w:pPr>
-            <w:hyperlink w:history="1" r:id="rId7-wmpt8mto_rjawsuqemj">
+            <w:hyperlink w:history="1" r:id="rIdbpm9lzbbmivztj8ogpejy">
               <w:r>
                 <w:rPr>
                   <w:rFonts w:ascii="Arial" w:cs="Arial" w:eastAsia="Arial" w:hAnsi="Arial"/>
@@ -16612,7 +17019,7 @@
               <w:spacing w:after="10" w:before="0"/>
               <w:ind w:left="120"/>
             </w:pPr>
-            <w:hyperlink w:history="1" r:id="rIdbbvzg705vcen6qpimvnyv">
+            <w:hyperlink w:history="1" r:id="rIdjjzkraq1szf4szxb8rbkr">
               <w:r>
                 <w:rPr>
                   <w:rFonts w:ascii="Arial" w:cs="Arial" w:eastAsia="Arial" w:hAnsi="Arial"/>
@@ -16689,7 +17096,7 @@
               <w:spacing w:after="10" w:before="0"/>
               <w:ind w:left="120"/>
             </w:pPr>
-            <w:hyperlink w:history="1" r:id="rIdq6nfouhffve_p-tpfjinq">
+            <w:hyperlink w:history="1" r:id="rIdreigb8qi9s9pdq-jltur2">
               <w:r>
                 <w:rPr>
                   <w:rFonts w:ascii="Arial" w:cs="Arial" w:eastAsia="Arial" w:hAnsi="Arial"/>
@@ -16916,7 +17323,7 @@
               <w:spacing w:after="10" w:before="0"/>
               <w:ind w:left="120"/>
             </w:pPr>
-            <w:hyperlink w:history="1" r:id="rId2pl9rv4njxqz3wccvyto_">
+            <w:hyperlink w:history="1" r:id="rIdgm6sy8fjxfdcweryxheki">
               <w:r>
                 <w:rPr>
                   <w:rFonts w:ascii="Arial" w:cs="Arial" w:eastAsia="Arial" w:hAnsi="Arial"/>
@@ -16993,7 +17400,7 @@
               <w:spacing w:after="10" w:before="0"/>
               <w:ind w:left="120"/>
             </w:pPr>
-            <w:hyperlink w:history="1" r:id="rId9a6x1jdo-dxikjir52qv8">
+            <w:hyperlink w:history="1" r:id="rIde4wq0mntl_ataexrgttab">
               <w:r>
                 <w:rPr>
                   <w:rFonts w:ascii="Arial" w:cs="Arial" w:eastAsia="Arial" w:hAnsi="Arial"/>
@@ -17220,7 +17627,7 @@
               <w:spacing w:after="10" w:before="0"/>
               <w:ind w:left="120"/>
             </w:pPr>
-            <w:hyperlink w:history="1" r:id="rIdhvh0gfktkpfoqin448ro6">
+            <w:hyperlink w:history="1" r:id="rIdtizvujyhhunodpzjegakp">
               <w:r>
                 <w:rPr>
                   <w:rFonts w:ascii="Arial" w:cs="Arial" w:eastAsia="Arial" w:hAnsi="Arial"/>
@@ -17297,7 +17704,7 @@
               <w:spacing w:after="10" w:before="0"/>
               <w:ind w:left="120"/>
             </w:pPr>
-            <w:hyperlink w:history="1" r:id="rId9vvjpdji02x1l3dgknjul">
+            <w:hyperlink w:history="1" r:id="rIdujlfdq-bl0zcz4pyv8_jd">
               <w:r>
                 <w:rPr>
                   <w:rFonts w:ascii="Arial" w:cs="Arial" w:eastAsia="Arial" w:hAnsi="Arial"/>
@@ -17524,7 +17931,7 @@
               <w:spacing w:after="10" w:before="0"/>
               <w:ind w:left="120"/>
             </w:pPr>
-            <w:hyperlink w:history="1" r:id="rIdxvspcpinyjzg_muagmhj0">
+            <w:hyperlink w:history="1" r:id="rIdspqbfc5j0htrnyzcnhwf2">
               <w:r>
                 <w:rPr>
                   <w:rFonts w:ascii="Arial" w:cs="Arial" w:eastAsia="Arial" w:hAnsi="Arial"/>
@@ -17601,7 +18008,7 @@
               <w:spacing w:after="10" w:before="0"/>
               <w:ind w:left="120"/>
             </w:pPr>
-            <w:hyperlink w:history="1" r:id="rIdn-jkmb6ttoqc9m_0p1xzj">
+            <w:hyperlink w:history="1" r:id="rId8bbox_uys16d4rvbukjv2">
               <w:r>
                 <w:rPr>
                   <w:rFonts w:ascii="Arial" w:cs="Arial" w:eastAsia="Arial" w:hAnsi="Arial"/>
@@ -18226,6 +18633,65 @@
         </w:tc>
       </w:tr>
     </w:tbl>
+    <w:p>
+      <w:pPr>
+        <w:pBdr>
+          <w:top w:val="single" w:color="BBBBBB" w:sz="4" w:space="4"/>
+        </w:pBdr>
+        <w:spacing w:after="0" w:before="160"/>
+      </w:pPr>
+      <w:r>
+        <w:rPr>
+          <w:rFonts w:ascii="Arial" w:cs="Arial" w:eastAsia="Arial" w:hAnsi="Arial"/>
+          <w:color w:val="666666"/>
+          <w:sz w:val="14"/>
+          <w:szCs w:val="14"/>
+        </w:rPr>
+        <w:t xml:space="preserve">© 2026 SeaVuria and ARES. Aligned with KICD objectives. Developed by SeaVuria; technical implementation by ARES (with AI assistance from Claude). Licensed under </w:t>
+      </w:r>
+      <w:hyperlink w:history="1" r:id="rIdc7udcyi7c6tjxpxaschi6">
+        <w:r>
+          <w:rPr>
+            <w:rFonts w:ascii="Arial" w:cs="Arial" w:eastAsia="Arial" w:hAnsi="Arial"/>
+            <w:color w:val="1F6B75"/>
+            <w:sz w:val="14"/>
+            <w:szCs w:val="14"/>
+            <w:u w:val="single" w:color="1F6B75"/>
+          </w:rPr>
+          <w:t xml:space="preserve">CC BY-NC 4.0</w:t>
+        </w:r>
+      </w:hyperlink>
+      <w:r>
+        <w:rPr>
+          <w:rFonts w:ascii="Arial" w:cs="Arial" w:eastAsia="Arial" w:hAnsi="Arial"/>
+          <w:color w:val="666666"/>
+          <w:sz w:val="14"/>
+          <w:szCs w:val="14"/>
+        </w:rPr>
+        <w:t xml:space="preserve"> (</w:t>
+      </w:r>
+      <w:hyperlink w:history="1" r:id="rIdsdi0elry3d8mv94shwaol">
+        <w:r>
+          <w:rPr>
+            <w:rFonts w:ascii="Arial" w:cs="Arial" w:eastAsia="Arial" w:hAnsi="Arial"/>
+            <w:color w:val="1F6B75"/>
+            <w:sz w:val="14"/>
+            <w:szCs w:val="14"/>
+            <w:u w:val="single" w:color="1F6B75"/>
+          </w:rPr>
+          <w:t xml:space="preserve">https://creativecommons.org/licenses/by-nc/4.0/</w:t>
+        </w:r>
+      </w:hyperlink>
+      <w:r>
+        <w:rPr>
+          <w:rFonts w:ascii="Arial" w:cs="Arial" w:eastAsia="Arial" w:hAnsi="Arial"/>
+          <w:color w:val="666666"/>
+          <w:sz w:val="14"/>
+          <w:szCs w:val="14"/>
+        </w:rPr>
+        <w:t xml:space="preserve">).</w:t>
+      </w:r>
+    </w:p>
     <w:p>
       <w:r>
         <w:br w:type="page"/>
@@ -19217,7 +19683,7 @@
             <w:pPr>
               <w:spacing w:after="20" w:before="0"/>
             </w:pPr>
-            <w:hyperlink w:history="1" r:id="rIdfka-uetvuf0jzi9skxtb9">
+            <w:hyperlink w:history="1" r:id="rIdqrfe-p12d0udqsu0ymysq">
               <w:r>
                 <w:rPr>
                   <w:rFonts w:ascii="Arial" w:cs="Arial" w:eastAsia="Arial" w:hAnsi="Arial"/>
@@ -19250,7 +19716,7 @@
               <w:spacing w:after="10" w:before="0"/>
               <w:ind w:left="120"/>
             </w:pPr>
-            <w:hyperlink w:history="1" r:id="rIdez8crqyyfyk6zeoyzksvv">
+            <w:hyperlink w:history="1" r:id="rIdeampsnop_rb2qxperolo8">
               <w:r>
                 <w:rPr>
                   <w:rFonts w:ascii="Arial" w:cs="Arial" w:eastAsia="Arial" w:hAnsi="Arial"/>
@@ -19295,7 +19761,7 @@
             <w:pPr>
               <w:spacing w:after="20" w:before="0"/>
             </w:pPr>
-            <w:hyperlink w:history="1" r:id="rId-n9eliut7bzxwryu2kmdt">
+            <w:hyperlink w:history="1" r:id="rIdpdz13fpgaw_2c6av0jcli">
               <w:r>
                 <w:rPr>
                   <w:rFonts w:ascii="Arial" w:cs="Arial" w:eastAsia="Arial" w:hAnsi="Arial"/>
@@ -19328,7 +19794,7 @@
               <w:spacing w:after="10" w:before="0"/>
               <w:ind w:left="120"/>
             </w:pPr>
-            <w:hyperlink w:history="1" r:id="rIde3nn6mr_rswqbct0vrs5u">
+            <w:hyperlink w:history="1" r:id="rIdptkwspxfwao4enkjlx7or">
               <w:r>
                 <w:rPr>
                   <w:rFonts w:ascii="Arial" w:cs="Arial" w:eastAsia="Arial" w:hAnsi="Arial"/>
@@ -19523,7 +19989,7 @@
             <w:pPr>
               <w:spacing w:after="20" w:before="0"/>
             </w:pPr>
-            <w:hyperlink w:history="1" r:id="rIdbhajf3ggt9mmjfmkltgzd">
+            <w:hyperlink w:history="1" r:id="rIdjpuliur1ngye6n2kypukh">
               <w:r>
                 <w:rPr>
                   <w:rFonts w:ascii="Arial" w:cs="Arial" w:eastAsia="Arial" w:hAnsi="Arial"/>
@@ -19556,7 +20022,7 @@
               <w:spacing w:after="10" w:before="0"/>
               <w:ind w:left="120"/>
             </w:pPr>
-            <w:hyperlink w:history="1" r:id="rIdesnznujdlwigb-ngoyxxl">
+            <w:hyperlink w:history="1" r:id="rIdxeg-gj-ughxfpe4hhh292">
               <w:r>
                 <w:rPr>
                   <w:rFonts w:ascii="Arial" w:cs="Arial" w:eastAsia="Arial" w:hAnsi="Arial"/>
@@ -19601,7 +20067,7 @@
             <w:pPr>
               <w:spacing w:after="20" w:before="0"/>
             </w:pPr>
-            <w:hyperlink w:history="1" r:id="rIdtamhyhtmyjigsdbq-us3o">
+            <w:hyperlink w:history="1" r:id="rIdhdz55ox9lwn8fdeexbhe0">
               <w:r>
                 <w:rPr>
                   <w:rFonts w:ascii="Arial" w:cs="Arial" w:eastAsia="Arial" w:hAnsi="Arial"/>
@@ -19634,7 +20100,7 @@
               <w:spacing w:after="10" w:before="0"/>
               <w:ind w:left="120"/>
             </w:pPr>
-            <w:hyperlink w:history="1" r:id="rIdkb9h1pjpaupg1sqv5nd-z">
+            <w:hyperlink w:history="1" r:id="rIdxw84tb03ecaoimqwogydf">
               <w:r>
                 <w:rPr>
                   <w:rFonts w:ascii="Arial" w:cs="Arial" w:eastAsia="Arial" w:hAnsi="Arial"/>
@@ -19829,7 +20295,7 @@
             <w:pPr>
               <w:spacing w:after="20" w:before="0"/>
             </w:pPr>
-            <w:hyperlink w:history="1" r:id="rId6mw-j-aceb8xxckz9x_-y">
+            <w:hyperlink w:history="1" r:id="rIdp-q8jh7fmuopwyjuh1slo">
               <w:r>
                 <w:rPr>
                   <w:rFonts w:ascii="Arial" w:cs="Arial" w:eastAsia="Arial" w:hAnsi="Arial"/>
@@ -19862,7 +20328,7 @@
               <w:spacing w:after="10" w:before="0"/>
               <w:ind w:left="120"/>
             </w:pPr>
-            <w:hyperlink w:history="1" r:id="rId5w-xx2rrucha6ocosipl6">
+            <w:hyperlink w:history="1" r:id="rId-rjdlekm3cu6dtqsi-arj">
               <w:r>
                 <w:rPr>
                   <w:rFonts w:ascii="Arial" w:cs="Arial" w:eastAsia="Arial" w:hAnsi="Arial"/>
@@ -19907,7 +20373,7 @@
             <w:pPr>
               <w:spacing w:after="20" w:before="0"/>
             </w:pPr>
-            <w:hyperlink w:history="1" r:id="rId-c13isddwn_evctv4677m">
+            <w:hyperlink w:history="1" r:id="rIdrqmanh13lks3anaw4jh59">
               <w:r>
                 <w:rPr>
                   <w:rFonts w:ascii="Arial" w:cs="Arial" w:eastAsia="Arial" w:hAnsi="Arial"/>
@@ -19940,7 +20406,7 @@
               <w:spacing w:after="10" w:before="0"/>
               <w:ind w:left="120"/>
             </w:pPr>
-            <w:hyperlink w:history="1" r:id="rIdcrbx33pdbbzcvtfu_ydnh">
+            <w:hyperlink w:history="1" r:id="rIdp6lpvepwx5hev01xfdtl6">
               <w:r>
                 <w:rPr>
                   <w:rFonts w:ascii="Arial" w:cs="Arial" w:eastAsia="Arial" w:hAnsi="Arial"/>
@@ -20135,7 +20601,7 @@
             <w:pPr>
               <w:spacing w:after="20" w:before="0"/>
             </w:pPr>
-            <w:hyperlink w:history="1" r:id="rIdxi9iglambycz12neespqj">
+            <w:hyperlink w:history="1" r:id="rIdbhclb38qslokxqwpoigxe">
               <w:r>
                 <w:rPr>
                   <w:rFonts w:ascii="Arial" w:cs="Arial" w:eastAsia="Arial" w:hAnsi="Arial"/>
@@ -20168,7 +20634,7 @@
               <w:spacing w:after="10" w:before="0"/>
               <w:ind w:left="120"/>
             </w:pPr>
-            <w:hyperlink w:history="1" r:id="rId24zv8rizxmujqqehb-z9g">
+            <w:hyperlink w:history="1" r:id="rIdonkdh8vflrm8xqfwmf4zc">
               <w:r>
                 <w:rPr>
                   <w:rFonts w:ascii="Arial" w:cs="Arial" w:eastAsia="Arial" w:hAnsi="Arial"/>
@@ -20213,7 +20679,7 @@
             <w:pPr>
               <w:spacing w:after="20" w:before="0"/>
             </w:pPr>
-            <w:hyperlink w:history="1" r:id="rIdpg_7mzpbdrcckstz1zerw">
+            <w:hyperlink w:history="1" r:id="rIdrbekuj3dmjdfg6s8hkuud">
               <w:r>
                 <w:rPr>
                   <w:rFonts w:ascii="Arial" w:cs="Arial" w:eastAsia="Arial" w:hAnsi="Arial"/>
@@ -20246,7 +20712,7 @@
               <w:spacing w:after="10" w:before="0"/>
               <w:ind w:left="120"/>
             </w:pPr>
-            <w:hyperlink w:history="1" r:id="rIdp97u4itkm5cc5ukfcajqa">
+            <w:hyperlink w:history="1" r:id="rIdnfyxywgcuz7ngpqkqyv2a">
               <w:r>
                 <w:rPr>
                   <w:rFonts w:ascii="Arial" w:cs="Arial" w:eastAsia="Arial" w:hAnsi="Arial"/>
@@ -20441,7 +20907,7 @@
             <w:pPr>
               <w:spacing w:after="20" w:before="0"/>
             </w:pPr>
-            <w:hyperlink w:history="1" r:id="rIdphranxfmcwoav_suz5znb">
+            <w:hyperlink w:history="1" r:id="rIdn4xgjnmzmv7vu4rrbr0wf">
               <w:r>
                 <w:rPr>
                   <w:rFonts w:ascii="Arial" w:cs="Arial" w:eastAsia="Arial" w:hAnsi="Arial"/>
@@ -20474,7 +20940,7 @@
               <w:spacing w:after="10" w:before="0"/>
               <w:ind w:left="120"/>
             </w:pPr>
-            <w:hyperlink w:history="1" r:id="rIdrnjla7ukqwzk7agxm05xn">
+            <w:hyperlink w:history="1" r:id="rId9g1leyxwyrre9x3bpkvzk">
               <w:r>
                 <w:rPr>
                   <w:rFonts w:ascii="Arial" w:cs="Arial" w:eastAsia="Arial" w:hAnsi="Arial"/>
@@ -20519,7 +20985,7 @@
             <w:pPr>
               <w:spacing w:after="20" w:before="0"/>
             </w:pPr>
-            <w:hyperlink w:history="1" r:id="rIddmndpetezar0cmahogtrj">
+            <w:hyperlink w:history="1" r:id="rIdq49e7d6unhfcpn1cfwj8e">
               <w:r>
                 <w:rPr>
                   <w:rFonts w:ascii="Arial" w:cs="Arial" w:eastAsia="Arial" w:hAnsi="Arial"/>
@@ -20552,7 +21018,7 @@
               <w:spacing w:after="10" w:before="0"/>
               <w:ind w:left="120"/>
             </w:pPr>
-            <w:hyperlink w:history="1" r:id="rIdx0ompmo-ytyx3nt4t0h8k">
+            <w:hyperlink w:history="1" r:id="rIdq2udwkevd4o7kbwlvzdn3">
               <w:r>
                 <w:rPr>
                   <w:rFonts w:ascii="Arial" w:cs="Arial" w:eastAsia="Arial" w:hAnsi="Arial"/>
@@ -21276,6 +21742,65 @@
         </w:tc>
       </w:tr>
     </w:tbl>
+    <w:p>
+      <w:pPr>
+        <w:pBdr>
+          <w:top w:val="single" w:color="BBBBBB" w:sz="4" w:space="4"/>
+        </w:pBdr>
+        <w:spacing w:after="0" w:before="160"/>
+      </w:pPr>
+      <w:r>
+        <w:rPr>
+          <w:rFonts w:ascii="Arial" w:cs="Arial" w:eastAsia="Arial" w:hAnsi="Arial"/>
+          <w:color w:val="666666"/>
+          <w:sz w:val="14"/>
+          <w:szCs w:val="14"/>
+        </w:rPr>
+        <w:t xml:space="preserve">© 2026 SeaVuria and ARES. Aligned with KICD objectives. Developed by SeaVuria; technical implementation by ARES (with AI assistance from Claude). Licensed under </w:t>
+      </w:r>
+      <w:hyperlink w:history="1" r:id="rIdczrg2vcw_8wnrlgqhd_s4">
+        <w:r>
+          <w:rPr>
+            <w:rFonts w:ascii="Arial" w:cs="Arial" w:eastAsia="Arial" w:hAnsi="Arial"/>
+            <w:color w:val="1F6B75"/>
+            <w:sz w:val="14"/>
+            <w:szCs w:val="14"/>
+            <w:u w:val="single" w:color="1F6B75"/>
+          </w:rPr>
+          <w:t xml:space="preserve">CC BY-NC 4.0</w:t>
+        </w:r>
+      </w:hyperlink>
+      <w:r>
+        <w:rPr>
+          <w:rFonts w:ascii="Arial" w:cs="Arial" w:eastAsia="Arial" w:hAnsi="Arial"/>
+          <w:color w:val="666666"/>
+          <w:sz w:val="14"/>
+          <w:szCs w:val="14"/>
+        </w:rPr>
+        <w:t xml:space="preserve"> (</w:t>
+      </w:r>
+      <w:hyperlink w:history="1" r:id="rIda_4vofmkiwyjz0foc45tn">
+        <w:r>
+          <w:rPr>
+            <w:rFonts w:ascii="Arial" w:cs="Arial" w:eastAsia="Arial" w:hAnsi="Arial"/>
+            <w:color w:val="1F6B75"/>
+            <w:sz w:val="14"/>
+            <w:szCs w:val="14"/>
+            <w:u w:val="single" w:color="1F6B75"/>
+          </w:rPr>
+          <w:t xml:space="preserve">https://creativecommons.org/licenses/by-nc/4.0/</w:t>
+        </w:r>
+      </w:hyperlink>
+      <w:r>
+        <w:rPr>
+          <w:rFonts w:ascii="Arial" w:cs="Arial" w:eastAsia="Arial" w:hAnsi="Arial"/>
+          <w:color w:val="666666"/>
+          <w:sz w:val="14"/>
+          <w:szCs w:val="14"/>
+        </w:rPr>
+        <w:t xml:space="preserve">).</w:t>
+      </w:r>
+    </w:p>
     <w:p>
       <w:r>
         <w:br w:type="page"/>

--- a/data/outputs/v2/Physics/SS1.2_Mechanical_Properties_of_Materials/Physics_Mechanical_Properties_of_Materials_CBE_LessonSequence.docx
+++ b/data/outputs/v2/Physics/SS1.2_Mechanical_Properties_of_Materials/Physics_Mechanical_Properties_of_Materials_CBE_LessonSequence.docx
@@ -38,6 +38,2253 @@
           <w:szCs w:val="22"/>
         </w:rPr>
         <w:t xml:space="preserve">CBE Phenomenon-Driven Lesson Sequence — Sub-Strand 1.2 (6 Lessons)</w:t>
+      </w:r>
+    </w:p>
+    <w:p>
+      <w:pPr>
+        <w:spacing w:after="120"/>
+      </w:pPr>
+      <w:r>
+        <w:t xml:space="preserve"/>
+      </w:r>
+    </w:p>
+    <w:tbl>
+      <w:tblPr>
+        <w:tblW w:type="dxa" w:w="13680"/>
+        <w:tblBorders>
+          <w:top w:val="single" w:color="AAAAAA" w:sz="4"/>
+          <w:left w:val="single" w:color="AAAAAA" w:sz="4"/>
+          <w:bottom w:val="single" w:color="AAAAAA" w:sz="4"/>
+          <w:right w:val="single" w:color="AAAAAA" w:sz="4"/>
+          <w:insideH w:val="single" w:color="auto" w:sz="4"/>
+          <w:insideV w:val="single" w:color="auto" w:sz="4"/>
+        </w:tblBorders>
+        <w:tblLayout w:type="fixed"/>
+      </w:tblPr>
+      <w:tblGrid>
+        <w:gridCol w:w="3000"/>
+        <w:gridCol w:w="10680"/>
+      </w:tblGrid>
+      <w:tr>
+        <w:tc>
+          <w:tcPr>
+            <w:tcW w:type="dxa" w:w="13680"/>
+            <w:gridSpan w:val="2"/>
+            <w:shd w:fill="1F3864" w:color="auto" w:val="clear"/>
+            <w:tcMar>
+              <w:top w:type="dxa" w:w="60"/>
+              <w:left w:type="dxa" w:w="120"/>
+              <w:bottom w:type="dxa" w:w="60"/>
+              <w:right w:type="dxa" w:w="120"/>
+            </w:tcMar>
+            <w:vAlign w:val="top"/>
+          </w:tcPr>
+          <w:p>
+            <w:pPr>
+              <w:spacing w:after="40" w:before="0"/>
+              <w:jc w:val="center"/>
+            </w:pPr>
+            <w:r>
+              <w:rPr>
+                <w:rFonts w:ascii="Arial" w:cs="Arial" w:eastAsia="Arial" w:hAnsi="Arial"/>
+                <w:b/>
+                <w:bCs/>
+                <w:i w:val="false"/>
+                <w:iCs w:val="false"/>
+                <w:color w:val="FFFFFF"/>
+                <w:sz w:val="22"/>
+                <w:szCs w:val="22"/>
+              </w:rPr>
+              <w:t xml:space="preserve">SUB-STRAND OVERVIEW</w:t>
+            </w:r>
+          </w:p>
+        </w:tc>
+      </w:tr>
+      <w:tr>
+        <w:tc>
+          <w:tcPr>
+            <w:tcW w:type="dxa" w:w="3000"/>
+            <w:shd w:fill="D5E8F0" w:color="auto" w:val="clear"/>
+            <w:tcMar>
+              <w:top w:type="dxa" w:w="60"/>
+              <w:left w:type="dxa" w:w="120"/>
+              <w:bottom w:type="dxa" w:w="60"/>
+              <w:right w:type="dxa" w:w="120"/>
+            </w:tcMar>
+            <w:vAlign w:val="top"/>
+          </w:tcPr>
+          <w:p>
+            <w:pPr>
+              <w:spacing w:after="40" w:before="0"/>
+              <w:jc w:val="left"/>
+            </w:pPr>
+            <w:r>
+              <w:rPr>
+                <w:rFonts w:ascii="Arial" w:cs="Arial" w:eastAsia="Arial" w:hAnsi="Arial"/>
+                <w:b/>
+                <w:bCs/>
+                <w:i w:val="false"/>
+                <w:iCs w:val="false"/>
+                <w:color w:val="000000"/>
+                <w:sz w:val="18"/>
+                <w:szCs w:val="18"/>
+              </w:rPr>
+              <w:t xml:space="preserve">Grade Level</w:t>
+            </w:r>
+          </w:p>
+        </w:tc>
+        <w:tc>
+          <w:tcPr>
+            <w:tcW w:type="dxa" w:w="10680"/>
+            <w:shd w:fill="FFFFFF" w:color="auto" w:val="clear"/>
+            <w:tcMar>
+              <w:top w:type="dxa" w:w="60"/>
+              <w:left w:type="dxa" w:w="120"/>
+              <w:bottom w:type="dxa" w:w="60"/>
+              <w:right w:type="dxa" w:w="120"/>
+            </w:tcMar>
+            <w:vAlign w:val="top"/>
+          </w:tcPr>
+          <w:p>
+            <w:pPr>
+              <w:spacing w:after="40" w:before="0"/>
+              <w:jc w:val="left"/>
+            </w:pPr>
+            <w:r>
+              <w:rPr>
+                <w:rFonts w:ascii="Arial" w:cs="Arial" w:eastAsia="Arial" w:hAnsi="Arial"/>
+                <w:b w:val="false"/>
+                <w:bCs w:val="false"/>
+                <w:i w:val="false"/>
+                <w:iCs w:val="false"/>
+                <w:color w:val="000000"/>
+                <w:sz w:val="18"/>
+                <w:szCs w:val="18"/>
+              </w:rPr>
+              <w:t xml:space="preserve">10</w:t>
+            </w:r>
+          </w:p>
+        </w:tc>
+      </w:tr>
+      <w:tr>
+        <w:tc>
+          <w:tcPr>
+            <w:tcW w:type="dxa" w:w="3000"/>
+            <w:shd w:fill="D5E8F0" w:color="auto" w:val="clear"/>
+            <w:tcMar>
+              <w:top w:type="dxa" w:w="60"/>
+              <w:left w:type="dxa" w:w="120"/>
+              <w:bottom w:type="dxa" w:w="60"/>
+              <w:right w:type="dxa" w:w="120"/>
+            </w:tcMar>
+            <w:vAlign w:val="top"/>
+          </w:tcPr>
+          <w:p>
+            <w:pPr>
+              <w:spacing w:after="40" w:before="0"/>
+              <w:jc w:val="left"/>
+            </w:pPr>
+            <w:r>
+              <w:rPr>
+                <w:rFonts w:ascii="Arial" w:cs="Arial" w:eastAsia="Arial" w:hAnsi="Arial"/>
+                <w:b/>
+                <w:bCs/>
+                <w:i w:val="false"/>
+                <w:iCs w:val="false"/>
+                <w:color w:val="000000"/>
+                <w:sz w:val="18"/>
+                <w:szCs w:val="18"/>
+              </w:rPr>
+              <w:t xml:space="preserve">Subject</w:t>
+            </w:r>
+          </w:p>
+        </w:tc>
+        <w:tc>
+          <w:tcPr>
+            <w:tcW w:type="dxa" w:w="10680"/>
+            <w:shd w:fill="FFFFFF" w:color="auto" w:val="clear"/>
+            <w:tcMar>
+              <w:top w:type="dxa" w:w="60"/>
+              <w:left w:type="dxa" w:w="120"/>
+              <w:bottom w:type="dxa" w:w="60"/>
+              <w:right w:type="dxa" w:w="120"/>
+            </w:tcMar>
+            <w:vAlign w:val="top"/>
+          </w:tcPr>
+          <w:p>
+            <w:pPr>
+              <w:spacing w:after="40" w:before="0"/>
+              <w:jc w:val="left"/>
+            </w:pPr>
+            <w:r>
+              <w:rPr>
+                <w:rFonts w:ascii="Arial" w:cs="Arial" w:eastAsia="Arial" w:hAnsi="Arial"/>
+                <w:b w:val="false"/>
+                <w:bCs w:val="false"/>
+                <w:i w:val="false"/>
+                <w:iCs w:val="false"/>
+                <w:color w:val="000000"/>
+                <w:sz w:val="18"/>
+                <w:szCs w:val="18"/>
+              </w:rPr>
+              <w:t xml:space="preserve">Physics</w:t>
+            </w:r>
+          </w:p>
+        </w:tc>
+      </w:tr>
+      <w:tr>
+        <w:tc>
+          <w:tcPr>
+            <w:tcW w:type="dxa" w:w="3000"/>
+            <w:shd w:fill="D5E8F0" w:color="auto" w:val="clear"/>
+            <w:tcMar>
+              <w:top w:type="dxa" w:w="60"/>
+              <w:left w:type="dxa" w:w="120"/>
+              <w:bottom w:type="dxa" w:w="60"/>
+              <w:right w:type="dxa" w:w="120"/>
+            </w:tcMar>
+            <w:vAlign w:val="top"/>
+          </w:tcPr>
+          <w:p>
+            <w:pPr>
+              <w:spacing w:after="40" w:before="0"/>
+              <w:jc w:val="left"/>
+            </w:pPr>
+            <w:r>
+              <w:rPr>
+                <w:rFonts w:ascii="Arial" w:cs="Arial" w:eastAsia="Arial" w:hAnsi="Arial"/>
+                <w:b/>
+                <w:bCs/>
+                <w:i w:val="false"/>
+                <w:iCs w:val="false"/>
+                <w:color w:val="000000"/>
+                <w:sz w:val="18"/>
+                <w:szCs w:val="18"/>
+              </w:rPr>
+              <w:t xml:space="preserve">Strand</w:t>
+            </w:r>
+          </w:p>
+        </w:tc>
+        <w:tc>
+          <w:tcPr>
+            <w:tcW w:type="dxa" w:w="10680"/>
+            <w:shd w:fill="FFFFFF" w:color="auto" w:val="clear"/>
+            <w:tcMar>
+              <w:top w:type="dxa" w:w="60"/>
+              <w:left w:type="dxa" w:w="120"/>
+              <w:bottom w:type="dxa" w:w="60"/>
+              <w:right w:type="dxa" w:w="120"/>
+            </w:tcMar>
+            <w:vAlign w:val="top"/>
+          </w:tcPr>
+          <w:p>
+            <w:pPr>
+              <w:spacing w:after="40" w:before="0"/>
+              <w:jc w:val="left"/>
+            </w:pPr>
+            <w:r>
+              <w:rPr>
+                <w:rFonts w:ascii="Arial" w:cs="Arial" w:eastAsia="Arial" w:hAnsi="Arial"/>
+                <w:b w:val="false"/>
+                <w:bCs w:val="false"/>
+                <w:i w:val="false"/>
+                <w:iCs w:val="false"/>
+                <w:color w:val="000000"/>
+                <w:sz w:val="18"/>
+                <w:szCs w:val="18"/>
+              </w:rPr>
+              <w:t xml:space="preserve">Strand 1.0: Mechanics and Thermal Physics</w:t>
+            </w:r>
+          </w:p>
+        </w:tc>
+      </w:tr>
+      <w:tr>
+        <w:tc>
+          <w:tcPr>
+            <w:tcW w:type="dxa" w:w="3000"/>
+            <w:shd w:fill="D5E8F0" w:color="auto" w:val="clear"/>
+            <w:tcMar>
+              <w:top w:type="dxa" w:w="60"/>
+              <w:left w:type="dxa" w:w="120"/>
+              <w:bottom w:type="dxa" w:w="60"/>
+              <w:right w:type="dxa" w:w="120"/>
+            </w:tcMar>
+            <w:vAlign w:val="top"/>
+          </w:tcPr>
+          <w:p>
+            <w:pPr>
+              <w:spacing w:after="40" w:before="0"/>
+              <w:jc w:val="left"/>
+            </w:pPr>
+            <w:r>
+              <w:rPr>
+                <w:rFonts w:ascii="Arial" w:cs="Arial" w:eastAsia="Arial" w:hAnsi="Arial"/>
+                <w:b/>
+                <w:bCs/>
+                <w:i w:val="false"/>
+                <w:iCs w:val="false"/>
+                <w:color w:val="000000"/>
+                <w:sz w:val="18"/>
+                <w:szCs w:val="18"/>
+              </w:rPr>
+              <w:t xml:space="preserve">Sub-Strand</w:t>
+            </w:r>
+          </w:p>
+        </w:tc>
+        <w:tc>
+          <w:tcPr>
+            <w:tcW w:type="dxa" w:w="10680"/>
+            <w:shd w:fill="FFFFFF" w:color="auto" w:val="clear"/>
+            <w:tcMar>
+              <w:top w:type="dxa" w:w="60"/>
+              <w:left w:type="dxa" w:w="120"/>
+              <w:bottom w:type="dxa" w:w="60"/>
+              <w:right w:type="dxa" w:w="120"/>
+            </w:tcMar>
+            <w:vAlign w:val="top"/>
+          </w:tcPr>
+          <w:p>
+            <w:pPr>
+              <w:spacing w:after="40" w:before="0"/>
+              <w:jc w:val="left"/>
+            </w:pPr>
+            <w:r>
+              <w:rPr>
+                <w:rFonts w:ascii="Arial" w:cs="Arial" w:eastAsia="Arial" w:hAnsi="Arial"/>
+                <w:b w:val="false"/>
+                <w:bCs w:val="false"/>
+                <w:i w:val="false"/>
+                <w:iCs w:val="false"/>
+                <w:color w:val="000000"/>
+                <w:sz w:val="18"/>
+                <w:szCs w:val="18"/>
+              </w:rPr>
+              <w:t xml:space="preserve">Sub-Strand 1.3: Mechanical Properties of Materials</w:t>
+            </w:r>
+          </w:p>
+        </w:tc>
+      </w:tr>
+      <w:tr>
+        <w:tc>
+          <w:tcPr>
+            <w:tcW w:type="dxa" w:w="3000"/>
+            <w:shd w:fill="D5E8F0" w:color="auto" w:val="clear"/>
+            <w:tcMar>
+              <w:top w:type="dxa" w:w="60"/>
+              <w:left w:type="dxa" w:w="120"/>
+              <w:bottom w:type="dxa" w:w="60"/>
+              <w:right w:type="dxa" w:w="120"/>
+            </w:tcMar>
+            <w:vAlign w:val="top"/>
+          </w:tcPr>
+          <w:p>
+            <w:pPr>
+              <w:spacing w:after="40" w:before="0"/>
+              <w:jc w:val="left"/>
+            </w:pPr>
+            <w:r>
+              <w:rPr>
+                <w:rFonts w:ascii="Arial" w:cs="Arial" w:eastAsia="Arial" w:hAnsi="Arial"/>
+                <w:b/>
+                <w:bCs/>
+                <w:i w:val="false"/>
+                <w:iCs w:val="false"/>
+                <w:color w:val="000000"/>
+                <w:sz w:val="18"/>
+                <w:szCs w:val="18"/>
+              </w:rPr>
+              <w:t xml:space="preserve">Total Duration</w:t>
+            </w:r>
+          </w:p>
+        </w:tc>
+        <w:tc>
+          <w:tcPr>
+            <w:tcW w:type="dxa" w:w="10680"/>
+            <w:shd w:fill="FFFFFF" w:color="auto" w:val="clear"/>
+            <w:tcMar>
+              <w:top w:type="dxa" w:w="60"/>
+              <w:left w:type="dxa" w:w="120"/>
+              <w:bottom w:type="dxa" w:w="60"/>
+              <w:right w:type="dxa" w:w="120"/>
+            </w:tcMar>
+            <w:vAlign w:val="top"/>
+          </w:tcPr>
+          <w:p>
+            <w:pPr>
+              <w:spacing w:after="40" w:before="0"/>
+              <w:jc w:val="left"/>
+            </w:pPr>
+            <w:r>
+              <w:rPr>
+                <w:rFonts w:ascii="Arial" w:cs="Arial" w:eastAsia="Arial" w:hAnsi="Arial"/>
+                <w:b w:val="false"/>
+                <w:bCs w:val="false"/>
+                <w:i w:val="false"/>
+                <w:iCs w:val="false"/>
+                <w:color w:val="000000"/>
+                <w:sz w:val="18"/>
+                <w:szCs w:val="18"/>
+              </w:rPr>
+              <w:t xml:space="preserve">6 lessons × 40 minutes = 240 minutes total</w:t>
+            </w:r>
+          </w:p>
+        </w:tc>
+      </w:tr>
+      <w:tr>
+        <w:tc>
+          <w:tcPr>
+            <w:tcW w:type="dxa" w:w="3000"/>
+            <w:shd w:fill="D5E8F0" w:color="auto" w:val="clear"/>
+            <w:tcMar>
+              <w:top w:type="dxa" w:w="60"/>
+              <w:left w:type="dxa" w:w="120"/>
+              <w:bottom w:type="dxa" w:w="60"/>
+              <w:right w:type="dxa" w:w="120"/>
+            </w:tcMar>
+            <w:vAlign w:val="top"/>
+          </w:tcPr>
+          <w:p>
+            <w:pPr>
+              <w:spacing w:after="40" w:before="0"/>
+              <w:jc w:val="left"/>
+            </w:pPr>
+            <w:r>
+              <w:rPr>
+                <w:rFonts w:ascii="Arial" w:cs="Arial" w:eastAsia="Arial" w:hAnsi="Arial"/>
+                <w:b/>
+                <w:bCs/>
+                <w:i w:val="false"/>
+                <w:iCs w:val="false"/>
+                <w:color w:val="000000"/>
+                <w:sz w:val="18"/>
+                <w:szCs w:val="18"/>
+              </w:rPr>
+              <w:t xml:space="preserve">Sub-Strand Content</w:t>
+            </w:r>
+          </w:p>
+        </w:tc>
+        <w:tc>
+          <w:tcPr>
+            <w:tcW w:type="dxa" w:w="10680"/>
+            <w:shd w:fill="FFFFFF" w:color="auto" w:val="clear"/>
+            <w:tcMar>
+              <w:top w:type="dxa" w:w="60"/>
+              <w:left w:type="dxa" w:w="120"/>
+              <w:bottom w:type="dxa" w:w="60"/>
+              <w:right w:type="dxa" w:w="120"/>
+            </w:tcMar>
+            <w:vAlign w:val="top"/>
+          </w:tcPr>
+          <w:p>
+            <w:pPr>
+              <w:spacing w:after="30" w:before="0"/>
+              <w:ind w:left="360" w:hanging="180"/>
+              <w:jc w:val="left"/>
+            </w:pPr>
+            <w:r>
+              <w:rPr>
+                <w:rFonts w:ascii="Arial" w:cs="Arial" w:eastAsia="Arial" w:hAnsi="Arial"/>
+                <w:b w:val="false"/>
+                <w:bCs w:val="false"/>
+                <w:i w:val="false"/>
+                <w:iCs w:val="false"/>
+                <w:color w:val="000000"/>
+                <w:sz w:val="18"/>
+                <w:szCs w:val="18"/>
+              </w:rPr>
+              <w:t xml:space="preserve">–  Elasticity: elastic and plastic deformation of materials</w:t>
+            </w:r>
+          </w:p>
+          <w:p>
+            <w:pPr>
+              <w:spacing w:after="30" w:before="0"/>
+              <w:ind w:left="360" w:hanging="180"/>
+              <w:jc w:val="left"/>
+            </w:pPr>
+            <w:r>
+              <w:rPr>
+                <w:rFonts w:ascii="Arial" w:cs="Arial" w:eastAsia="Arial" w:hAnsi="Arial"/>
+                <w:b w:val="false"/>
+                <w:bCs w:val="false"/>
+                <w:i w:val="false"/>
+                <w:iCs w:val="false"/>
+                <w:color w:val="000000"/>
+                <w:sz w:val="18"/>
+                <w:szCs w:val="18"/>
+              </w:rPr>
+              <w:t xml:space="preserve">–  Hooke's Law: relationship between force and extension in a spring</w:t>
+            </w:r>
+          </w:p>
+          <w:p>
+            <w:pPr>
+              <w:spacing w:after="30" w:before="0"/>
+              <w:ind w:left="360" w:hanging="180"/>
+              <w:jc w:val="left"/>
+            </w:pPr>
+            <w:r>
+              <w:rPr>
+                <w:rFonts w:ascii="Arial" w:cs="Arial" w:eastAsia="Arial" w:hAnsi="Arial"/>
+                <w:b w:val="false"/>
+                <w:bCs w:val="false"/>
+                <w:i w:val="false"/>
+                <w:iCs w:val="false"/>
+                <w:color w:val="000000"/>
+                <w:sz w:val="18"/>
+                <w:szCs w:val="18"/>
+              </w:rPr>
+              <w:t xml:space="preserve">–  Spring constant (k) and its determination from force-extension graphs</w:t>
+            </w:r>
+          </w:p>
+          <w:p>
+            <w:pPr>
+              <w:spacing w:after="30" w:before="0"/>
+              <w:ind w:left="360" w:hanging="180"/>
+              <w:jc w:val="left"/>
+            </w:pPr>
+            <w:r>
+              <w:rPr>
+                <w:rFonts w:ascii="Arial" w:cs="Arial" w:eastAsia="Arial" w:hAnsi="Arial"/>
+                <w:b w:val="false"/>
+                <w:bCs w:val="false"/>
+                <w:i w:val="false"/>
+                <w:iCs w:val="false"/>
+                <w:color w:val="000000"/>
+                <w:sz w:val="18"/>
+                <w:szCs w:val="18"/>
+              </w:rPr>
+              <w:t xml:space="preserve">–  Elastic potential energy stored in a stretched spring</w:t>
+            </w:r>
+          </w:p>
+          <w:p>
+            <w:pPr>
+              <w:spacing w:after="30" w:before="0"/>
+              <w:ind w:left="360" w:hanging="180"/>
+              <w:jc w:val="left"/>
+            </w:pPr>
+            <w:r>
+              <w:rPr>
+                <w:rFonts w:ascii="Arial" w:cs="Arial" w:eastAsia="Arial" w:hAnsi="Arial"/>
+                <w:b w:val="false"/>
+                <w:bCs w:val="false"/>
+                <w:i w:val="false"/>
+                <w:iCs w:val="false"/>
+                <w:color w:val="000000"/>
+                <w:sz w:val="18"/>
+                <w:szCs w:val="18"/>
+              </w:rPr>
+              <w:t xml:space="preserve">–  Tensile stress, tensile strain, and Young's Modulus</w:t>
+            </w:r>
+          </w:p>
+          <w:p>
+            <w:pPr>
+              <w:spacing w:after="30" w:before="0"/>
+              <w:ind w:left="360" w:hanging="180"/>
+              <w:jc w:val="left"/>
+            </w:pPr>
+            <w:r>
+              <w:rPr>
+                <w:rFonts w:ascii="Arial" w:cs="Arial" w:eastAsia="Arial" w:hAnsi="Arial"/>
+                <w:b w:val="false"/>
+                <w:bCs w:val="false"/>
+                <w:i w:val="false"/>
+                <w:iCs w:val="false"/>
+                <w:color w:val="000000"/>
+                <w:sz w:val="18"/>
+                <w:szCs w:val="18"/>
+              </w:rPr>
+              <w:t xml:space="preserve">–  Ductility, brittleness, and malleability as mechanical properties</w:t>
+            </w:r>
+          </w:p>
+          <w:p>
+            <w:pPr>
+              <w:spacing w:after="30" w:before="0"/>
+              <w:ind w:left="360" w:hanging="180"/>
+              <w:jc w:val="left"/>
+            </w:pPr>
+            <w:r>
+              <w:rPr>
+                <w:rFonts w:ascii="Arial" w:cs="Arial" w:eastAsia="Arial" w:hAnsi="Arial"/>
+                <w:b w:val="false"/>
+                <w:bCs w:val="false"/>
+                <w:i w:val="false"/>
+                <w:iCs w:val="false"/>
+                <w:color w:val="000000"/>
+                <w:sz w:val="18"/>
+                <w:szCs w:val="18"/>
+              </w:rPr>
+              <w:t xml:space="preserve">–  Practical applications of mechanical properties in everyday materials and engineering</w:t>
+            </w:r>
+          </w:p>
+        </w:tc>
+      </w:tr>
+      <w:tr>
+        <w:tc>
+          <w:tcPr>
+            <w:tcW w:type="dxa" w:w="3000"/>
+            <w:shd w:fill="D5E8F0" w:color="auto" w:val="clear"/>
+            <w:tcMar>
+              <w:top w:type="dxa" w:w="60"/>
+              <w:left w:type="dxa" w:w="120"/>
+              <w:bottom w:type="dxa" w:w="60"/>
+              <w:right w:type="dxa" w:w="120"/>
+            </w:tcMar>
+            <w:vAlign w:val="top"/>
+          </w:tcPr>
+          <w:p>
+            <w:pPr>
+              <w:spacing w:after="40" w:before="0"/>
+              <w:jc w:val="left"/>
+            </w:pPr>
+            <w:r>
+              <w:rPr>
+                <w:rFonts w:ascii="Arial" w:cs="Arial" w:eastAsia="Arial" w:hAnsi="Arial"/>
+                <w:b/>
+                <w:bCs/>
+                <w:i w:val="false"/>
+                <w:iCs w:val="false"/>
+                <w:color w:val="000000"/>
+                <w:sz w:val="18"/>
+                <w:szCs w:val="18"/>
+              </w:rPr>
+              <w:t xml:space="preserve">Learning Outcomes</w:t>
+            </w:r>
+          </w:p>
+        </w:tc>
+        <w:tc>
+          <w:tcPr>
+            <w:tcW w:type="dxa" w:w="10680"/>
+            <w:shd w:fill="FFFFFF" w:color="auto" w:val="clear"/>
+            <w:tcMar>
+              <w:top w:type="dxa" w:w="60"/>
+              <w:left w:type="dxa" w:w="120"/>
+              <w:bottom w:type="dxa" w:w="60"/>
+              <w:right w:type="dxa" w:w="120"/>
+            </w:tcMar>
+            <w:vAlign w:val="top"/>
+          </w:tcPr>
+          <w:p>
+            <w:pPr>
+              <w:spacing w:after="40" w:before="0"/>
+              <w:jc w:val="left"/>
+            </w:pPr>
+            <w:r>
+              <w:rPr>
+                <w:rFonts w:ascii="Arial" w:cs="Arial" w:eastAsia="Arial" w:hAnsi="Arial"/>
+                <w:b w:val="false"/>
+                <w:bCs w:val="false"/>
+                <w:i w:val="false"/>
+                <w:iCs w:val="false"/>
+                <w:color w:val="000000"/>
+                <w:sz w:val="18"/>
+                <w:szCs w:val="18"/>
+              </w:rPr>
+              <w:t xml:space="preserve">By the end of the sub-strand, the learner should be able to:</w:t>
+            </w:r>
+          </w:p>
+          <w:p>
+            <w:pPr>
+              <w:spacing w:after="40" w:before="0"/>
+              <w:jc w:val="left"/>
+            </w:pPr>
+            <w:r>
+              <w:rPr>
+                <w:rFonts w:ascii="Arial" w:cs="Arial" w:eastAsia="Arial" w:hAnsi="Arial"/>
+                <w:b w:val="false"/>
+                <w:bCs w:val="false"/>
+                <w:i w:val="false"/>
+                <w:iCs w:val="false"/>
+                <w:color w:val="000000"/>
+                <w:sz w:val="18"/>
+                <w:szCs w:val="18"/>
+              </w:rPr>
+              <w:t xml:space="preserve">a) describe elasticity and plasticity as mechanical properties of materials,</w:t>
+            </w:r>
+          </w:p>
+          <w:p>
+            <w:pPr>
+              <w:spacing w:after="40" w:before="0"/>
+              <w:jc w:val="left"/>
+            </w:pPr>
+            <w:r>
+              <w:rPr>
+                <w:rFonts w:ascii="Arial" w:cs="Arial" w:eastAsia="Arial" w:hAnsi="Arial"/>
+                <w:b w:val="false"/>
+                <w:bCs w:val="false"/>
+                <w:i w:val="false"/>
+                <w:iCs w:val="false"/>
+                <w:color w:val="000000"/>
+                <w:sz w:val="18"/>
+                <w:szCs w:val="18"/>
+              </w:rPr>
+              <w:t xml:space="preserve">b) state Hooke's Law and apply it to determine the relationship between force and extension,</w:t>
+            </w:r>
+          </w:p>
+          <w:p>
+            <w:pPr>
+              <w:spacing w:after="40" w:before="0"/>
+              <w:jc w:val="left"/>
+            </w:pPr>
+            <w:r>
+              <w:rPr>
+                <w:rFonts w:ascii="Arial" w:cs="Arial" w:eastAsia="Arial" w:hAnsi="Arial"/>
+                <w:b w:val="false"/>
+                <w:bCs w:val="false"/>
+                <w:i w:val="false"/>
+                <w:iCs w:val="false"/>
+                <w:color w:val="000000"/>
+                <w:sz w:val="18"/>
+                <w:szCs w:val="18"/>
+              </w:rPr>
+              <w:t xml:space="preserve">c) determine the spring constant from a force-extension graph,</w:t>
+            </w:r>
+          </w:p>
+          <w:p>
+            <w:pPr>
+              <w:spacing w:after="40" w:before="0"/>
+              <w:jc w:val="left"/>
+            </w:pPr>
+            <w:r>
+              <w:rPr>
+                <w:rFonts w:ascii="Arial" w:cs="Arial" w:eastAsia="Arial" w:hAnsi="Arial"/>
+                <w:b w:val="false"/>
+                <w:bCs w:val="false"/>
+                <w:i w:val="false"/>
+                <w:iCs w:val="false"/>
+                <w:color w:val="000000"/>
+                <w:sz w:val="18"/>
+                <w:szCs w:val="18"/>
+              </w:rPr>
+              <w:t xml:space="preserve">d) calculate elastic potential energy stored in a stretched or compressed spring,</w:t>
+            </w:r>
+          </w:p>
+          <w:p>
+            <w:pPr>
+              <w:spacing w:after="40" w:before="0"/>
+              <w:jc w:val="left"/>
+            </w:pPr>
+            <w:r>
+              <w:rPr>
+                <w:rFonts w:ascii="Arial" w:cs="Arial" w:eastAsia="Arial" w:hAnsi="Arial"/>
+                <w:b w:val="false"/>
+                <w:bCs w:val="false"/>
+                <w:i w:val="false"/>
+                <w:iCs w:val="false"/>
+                <w:color w:val="000000"/>
+                <w:sz w:val="18"/>
+                <w:szCs w:val="18"/>
+              </w:rPr>
+              <w:t xml:space="preserve">e) define tensile stress, tensile strain, and Young's Modulus and solve related problems,</w:t>
+            </w:r>
+          </w:p>
+          <w:p>
+            <w:pPr>
+              <w:spacing w:after="40" w:before="0"/>
+              <w:jc w:val="left"/>
+            </w:pPr>
+            <w:r>
+              <w:rPr>
+                <w:rFonts w:ascii="Arial" w:cs="Arial" w:eastAsia="Arial" w:hAnsi="Arial"/>
+                <w:b w:val="false"/>
+                <w:bCs w:val="false"/>
+                <w:i w:val="false"/>
+                <w:iCs w:val="false"/>
+                <w:color w:val="000000"/>
+                <w:sz w:val="18"/>
+                <w:szCs w:val="18"/>
+              </w:rPr>
+              <w:t xml:space="preserve">f) distinguish between ductile, brittle, and malleable materials with relevant examples,</w:t>
+            </w:r>
+          </w:p>
+          <w:p>
+            <w:pPr>
+              <w:spacing w:after="40" w:before="0"/>
+              <w:jc w:val="left"/>
+            </w:pPr>
+            <w:r>
+              <w:rPr>
+                <w:rFonts w:ascii="Arial" w:cs="Arial" w:eastAsia="Arial" w:hAnsi="Arial"/>
+                <w:b w:val="false"/>
+                <w:bCs w:val="false"/>
+                <w:i w:val="false"/>
+                <w:iCs w:val="false"/>
+                <w:color w:val="000000"/>
+                <w:sz w:val="18"/>
+                <w:szCs w:val="18"/>
+              </w:rPr>
+              <w:t xml:space="preserve">g) appreciate the importance of mechanical properties of materials in engineering, construction, and daily life in Kenya.</w:t>
+            </w:r>
+          </w:p>
+        </w:tc>
+      </w:tr>
+      <w:tr>
+        <w:tc>
+          <w:tcPr>
+            <w:tcW w:type="dxa" w:w="3000"/>
+            <w:shd w:fill="D5E8F0" w:color="auto" w:val="clear"/>
+            <w:tcMar>
+              <w:top w:type="dxa" w:w="60"/>
+              <w:left w:type="dxa" w:w="120"/>
+              <w:bottom w:type="dxa" w:w="60"/>
+              <w:right w:type="dxa" w:w="120"/>
+            </w:tcMar>
+            <w:vAlign w:val="top"/>
+          </w:tcPr>
+          <w:p>
+            <w:pPr>
+              <w:spacing w:after="40" w:before="0"/>
+              <w:jc w:val="left"/>
+            </w:pPr>
+            <w:r>
+              <w:rPr>
+                <w:rFonts w:ascii="Arial" w:cs="Arial" w:eastAsia="Arial" w:hAnsi="Arial"/>
+                <w:b/>
+                <w:bCs/>
+                <w:i w:val="false"/>
+                <w:iCs w:val="false"/>
+                <w:color w:val="000000"/>
+                <w:sz w:val="18"/>
+                <w:szCs w:val="18"/>
+              </w:rPr>
+              <w:t xml:space="preserve">Core Competencies</w:t>
+            </w:r>
+          </w:p>
+        </w:tc>
+        <w:tc>
+          <w:tcPr>
+            <w:tcW w:type="dxa" w:w="10680"/>
+            <w:shd w:fill="FFFFFF" w:color="auto" w:val="clear"/>
+            <w:tcMar>
+              <w:top w:type="dxa" w:w="60"/>
+              <w:left w:type="dxa" w:w="120"/>
+              <w:bottom w:type="dxa" w:w="60"/>
+              <w:right w:type="dxa" w:w="120"/>
+            </w:tcMar>
+            <w:vAlign w:val="top"/>
+          </w:tcPr>
+          <w:p>
+            <w:pPr>
+              <w:spacing w:after="30" w:before="0"/>
+              <w:ind w:left="360" w:hanging="180"/>
+              <w:jc w:val="left"/>
+            </w:pPr>
+            <w:r>
+              <w:rPr>
+                <w:rFonts w:ascii="Arial" w:cs="Arial" w:eastAsia="Arial" w:hAnsi="Arial"/>
+                <w:b w:val="false"/>
+                <w:bCs w:val="false"/>
+                <w:i w:val="false"/>
+                <w:iCs w:val="false"/>
+                <w:color w:val="000000"/>
+                <w:sz w:val="18"/>
+                <w:szCs w:val="18"/>
+              </w:rPr>
+              <w:t xml:space="preserve">–  Communication and Collaboration: the learner works in groups during spring-stretching experiments to share observations, record data on force-extension tables, and present findings to the class, embracing teamwork and joint decision-making.</w:t>
+            </w:r>
+          </w:p>
+          <w:p>
+            <w:pPr>
+              <w:spacing w:after="30" w:before="0"/>
+              <w:ind w:left="360" w:hanging="180"/>
+              <w:jc w:val="left"/>
+            </w:pPr>
+            <w:r>
+              <w:rPr>
+                <w:rFonts w:ascii="Arial" w:cs="Arial" w:eastAsia="Arial" w:hAnsi="Arial"/>
+                <w:b w:val="false"/>
+                <w:bCs w:val="false"/>
+                <w:i w:val="false"/>
+                <w:iCs w:val="false"/>
+                <w:color w:val="000000"/>
+                <w:sz w:val="18"/>
+                <w:szCs w:val="18"/>
+              </w:rPr>
+              <w:t xml:space="preserve">–  Critical Thinking and Problem Solving: the learner analyses force-extension graphs, identifies the elastic limit, and applies Hooke's Law to solve quantitative problems involving Kenyan engineering contexts such as suspension bridges and vehicle springs.</w:t>
+            </w:r>
+          </w:p>
+          <w:p>
+            <w:pPr>
+              <w:spacing w:after="30" w:before="0"/>
+              <w:ind w:left="360" w:hanging="180"/>
+              <w:jc w:val="left"/>
+            </w:pPr>
+            <w:r>
+              <w:rPr>
+                <w:rFonts w:ascii="Arial" w:cs="Arial" w:eastAsia="Arial" w:hAnsi="Arial"/>
+                <w:b w:val="false"/>
+                <w:bCs w:val="false"/>
+                <w:i w:val="false"/>
+                <w:iCs w:val="false"/>
+                <w:color w:val="000000"/>
+                <w:sz w:val="18"/>
+                <w:szCs w:val="18"/>
+              </w:rPr>
+              <w:t xml:space="preserve">–  Learning to Learn: the learner reflects on and self-corrects experimental technique (e.g., reading a metre rule accurately, avoiding parallax errors) and connects new concepts of stress and strain to prior knowledge of forces from Sub-Strand 1.2.</w:t>
+            </w:r>
+          </w:p>
+          <w:p>
+            <w:pPr>
+              <w:spacing w:after="30" w:before="0"/>
+              <w:ind w:left="360" w:hanging="180"/>
+              <w:jc w:val="left"/>
+            </w:pPr>
+            <w:r>
+              <w:rPr>
+                <w:rFonts w:ascii="Arial" w:cs="Arial" w:eastAsia="Arial" w:hAnsi="Arial"/>
+                <w:b w:val="false"/>
+                <w:bCs w:val="false"/>
+                <w:i w:val="false"/>
+                <w:iCs w:val="false"/>
+                <w:color w:val="000000"/>
+                <w:sz w:val="18"/>
+                <w:szCs w:val="18"/>
+              </w:rPr>
+              <w:t xml:space="preserve">–  Digital Literacy: the learner uses digital devices or simulations (e.g., PhET Springs and Masses) to model spring behaviour where physical apparatus is unavailable, effectively accomplishing data collection and graph plotting tasks.</w:t>
+            </w:r>
+          </w:p>
+        </w:tc>
+      </w:tr>
+      <w:tr>
+        <w:tc>
+          <w:tcPr>
+            <w:tcW w:type="dxa" w:w="3000"/>
+            <w:shd w:fill="E2EFDA" w:color="auto" w:val="clear"/>
+            <w:tcMar>
+              <w:top w:type="dxa" w:w="60"/>
+              <w:left w:type="dxa" w:w="120"/>
+              <w:bottom w:type="dxa" w:w="60"/>
+              <w:right w:type="dxa" w:w="120"/>
+            </w:tcMar>
+            <w:vAlign w:val="top"/>
+          </w:tcPr>
+          <w:p>
+            <w:pPr>
+              <w:spacing w:after="40" w:before="0"/>
+              <w:jc w:val="left"/>
+            </w:pPr>
+            <w:r>
+              <w:rPr>
+                <w:rFonts w:ascii="Arial" w:cs="Arial" w:eastAsia="Arial" w:hAnsi="Arial"/>
+                <w:b/>
+                <w:bCs/>
+                <w:i w:val="false"/>
+                <w:iCs w:val="false"/>
+                <w:color w:val="000000"/>
+                <w:sz w:val="18"/>
+                <w:szCs w:val="18"/>
+              </w:rPr>
+              <w:t xml:space="preserve">Core Values</w:t>
+            </w:r>
+          </w:p>
+        </w:tc>
+        <w:tc>
+          <w:tcPr>
+            <w:tcW w:type="dxa" w:w="10680"/>
+            <w:shd w:fill="FFFFFF" w:color="auto" w:val="clear"/>
+            <w:tcMar>
+              <w:top w:type="dxa" w:w="60"/>
+              <w:left w:type="dxa" w:w="120"/>
+              <w:bottom w:type="dxa" w:w="60"/>
+              <w:right w:type="dxa" w:w="120"/>
+            </w:tcMar>
+            <w:vAlign w:val="top"/>
+          </w:tcPr>
+          <w:p>
+            <w:pPr>
+              <w:spacing w:after="30" w:before="0"/>
+              <w:ind w:left="360" w:hanging="180"/>
+              <w:jc w:val="left"/>
+            </w:pPr>
+            <w:r>
+              <w:rPr>
+                <w:rFonts w:ascii="Arial" w:cs="Arial" w:eastAsia="Arial" w:hAnsi="Arial"/>
+                <w:b w:val="false"/>
+                <w:bCs w:val="false"/>
+                <w:i w:val="false"/>
+                <w:iCs w:val="false"/>
+                <w:color w:val="000000"/>
+                <w:sz w:val="18"/>
+                <w:szCs w:val="18"/>
+              </w:rPr>
+              <w:t xml:space="preserve">–  Responsibility: the learner handles laboratory equipment (springs, slotted masses, retort stands) with care, ensures accurate data recording, and takes ownership of their group's experimental results.</w:t>
+            </w:r>
+          </w:p>
+          <w:p>
+            <w:pPr>
+              <w:spacing w:after="30" w:before="0"/>
+              <w:ind w:left="360" w:hanging="180"/>
+              <w:jc w:val="left"/>
+            </w:pPr>
+            <w:r>
+              <w:rPr>
+                <w:rFonts w:ascii="Arial" w:cs="Arial" w:eastAsia="Arial" w:hAnsi="Arial"/>
+                <w:b w:val="false"/>
+                <w:bCs w:val="false"/>
+                <w:i w:val="false"/>
+                <w:iCs w:val="false"/>
+                <w:color w:val="000000"/>
+                <w:sz w:val="18"/>
+                <w:szCs w:val="18"/>
+              </w:rPr>
+              <w:t xml:space="preserve">–  Integrity: the learner records experimental data honestly, including anomalous results, rather than adjusting figures to fit expectations, thereby upholding scientific honesty.</w:t>
+            </w:r>
+          </w:p>
+          <w:p>
+            <w:pPr>
+              <w:spacing w:after="30" w:before="0"/>
+              <w:ind w:left="360" w:hanging="180"/>
+              <w:jc w:val="left"/>
+            </w:pPr>
+            <w:r>
+              <w:rPr>
+                <w:rFonts w:ascii="Arial" w:cs="Arial" w:eastAsia="Arial" w:hAnsi="Arial"/>
+                <w:b w:val="false"/>
+                <w:bCs w:val="false"/>
+                <w:i w:val="false"/>
+                <w:iCs w:val="false"/>
+                <w:color w:val="000000"/>
+                <w:sz w:val="18"/>
+                <w:szCs w:val="18"/>
+              </w:rPr>
+              <w:t xml:space="preserve">–  Respect: the learner appreciates diverse approaches and conclusions presented by different groups during class discussions on material properties and acknowledges the contributions of all group members.</w:t>
+            </w:r>
+          </w:p>
+        </w:tc>
+      </w:tr>
+      <w:tr>
+        <w:tc>
+          <w:tcPr>
+            <w:tcW w:type="dxa" w:w="3000"/>
+            <w:shd w:fill="D5E8F0" w:color="auto" w:val="clear"/>
+            <w:tcMar>
+              <w:top w:type="dxa" w:w="60"/>
+              <w:left w:type="dxa" w:w="120"/>
+              <w:bottom w:type="dxa" w:w="60"/>
+              <w:right w:type="dxa" w:w="120"/>
+            </w:tcMar>
+            <w:vAlign w:val="top"/>
+          </w:tcPr>
+          <w:p>
+            <w:pPr>
+              <w:spacing w:after="40" w:before="0"/>
+              <w:jc w:val="left"/>
+            </w:pPr>
+            <w:r>
+              <w:rPr>
+                <w:rFonts w:ascii="Arial" w:cs="Arial" w:eastAsia="Arial" w:hAnsi="Arial"/>
+                <w:b/>
+                <w:bCs/>
+                <w:i w:val="false"/>
+                <w:iCs w:val="false"/>
+                <w:color w:val="000000"/>
+                <w:sz w:val="18"/>
+                <w:szCs w:val="18"/>
+              </w:rPr>
+              <w:t xml:space="preserve">Science &amp; Engineering Practices</w:t>
+            </w:r>
+          </w:p>
+        </w:tc>
+        <w:tc>
+          <w:tcPr>
+            <w:tcW w:type="dxa" w:w="10680"/>
+            <w:shd w:fill="FFFFFF" w:color="auto" w:val="clear"/>
+            <w:tcMar>
+              <w:top w:type="dxa" w:w="60"/>
+              <w:left w:type="dxa" w:w="120"/>
+              <w:bottom w:type="dxa" w:w="60"/>
+              <w:right w:type="dxa" w:w="120"/>
+            </w:tcMar>
+            <w:vAlign w:val="top"/>
+          </w:tcPr>
+          <w:p>
+            <w:pPr>
+              <w:spacing w:after="30" w:before="0"/>
+              <w:ind w:left="360" w:hanging="180"/>
+              <w:jc w:val="left"/>
+            </w:pPr>
+            <w:r>
+              <w:rPr>
+                <w:rFonts w:ascii="Arial" w:cs="Arial" w:eastAsia="Arial" w:hAnsi="Arial"/>
+                <w:b w:val="false"/>
+                <w:bCs w:val="false"/>
+                <w:i w:val="false"/>
+                <w:iCs w:val="false"/>
+                <w:color w:val="000000"/>
+                <w:sz w:val="18"/>
+                <w:szCs w:val="18"/>
+              </w:rPr>
+              <w:t xml:space="preserve">–  Planning and Carrying Out Investigations (SEP 3): the learner plans and conducts a controlled spring-stretching experiment — selecting variables (force, extension), controlling constants (same spring, same ruler position), and collecting repeated measurements to determine the spring constant.</w:t>
+            </w:r>
+          </w:p>
+          <w:p>
+            <w:pPr>
+              <w:spacing w:after="30" w:before="0"/>
+              <w:ind w:left="360" w:hanging="180"/>
+              <w:jc w:val="left"/>
+            </w:pPr>
+            <w:r>
+              <w:rPr>
+                <w:rFonts w:ascii="Arial" w:cs="Arial" w:eastAsia="Arial" w:hAnsi="Arial"/>
+                <w:b w:val="false"/>
+                <w:bCs w:val="false"/>
+                <w:i w:val="false"/>
+                <w:iCs w:val="false"/>
+                <w:color w:val="000000"/>
+                <w:sz w:val="18"/>
+                <w:szCs w:val="18"/>
+              </w:rPr>
+              <w:t xml:space="preserve">–  Analysing and Interpreting Data (SEP 4): the learner plots force-extension graphs, draws lines of best fit, identifies the elastic limit, calculates the gradient (spring constant k), and uses the graph to determine elastic potential energy.</w:t>
+            </w:r>
+          </w:p>
+          <w:p>
+            <w:pPr>
+              <w:spacing w:after="30" w:before="0"/>
+              <w:ind w:left="360" w:hanging="180"/>
+              <w:jc w:val="left"/>
+            </w:pPr>
+            <w:r>
+              <w:rPr>
+                <w:rFonts w:ascii="Arial" w:cs="Arial" w:eastAsia="Arial" w:hAnsi="Arial"/>
+                <w:b w:val="false"/>
+                <w:bCs w:val="false"/>
+                <w:i w:val="false"/>
+                <w:iCs w:val="false"/>
+                <w:color w:val="000000"/>
+                <w:sz w:val="18"/>
+                <w:szCs w:val="18"/>
+              </w:rPr>
+              <w:t xml:space="preserve">–  Constructing Explanations (SEP 6): the learner uses Hooke's Law and the concept of Young's Modulus to explain why certain Kenyan construction materials (steel rods in Nairobi high-rises, sisal rope in Rift Valley farms) behave differently under load.</w:t>
+            </w:r>
+          </w:p>
+          <w:p>
+            <w:pPr>
+              <w:spacing w:after="30" w:before="0"/>
+              <w:ind w:left="360" w:hanging="180"/>
+              <w:jc w:val="left"/>
+            </w:pPr>
+            <w:r>
+              <w:rPr>
+                <w:rFonts w:ascii="Arial" w:cs="Arial" w:eastAsia="Arial" w:hAnsi="Arial"/>
+                <w:b w:val="false"/>
+                <w:bCs w:val="false"/>
+                <w:i w:val="false"/>
+                <w:iCs w:val="false"/>
+                <w:color w:val="000000"/>
+                <w:sz w:val="18"/>
+                <w:szCs w:val="18"/>
+              </w:rPr>
+              <w:t xml:space="preserve">–  Obtaining, Evaluating, and Communicating Information (SEP 8): the learner evaluates information from data tables and graphs to communicate conclusions about material behaviour, presenting findings clearly with appropriate scientific vocabulary.</w:t>
+            </w:r>
+          </w:p>
+        </w:tc>
+      </w:tr>
+      <w:tr>
+        <w:tc>
+          <w:tcPr>
+            <w:tcW w:type="dxa" w:w="3000"/>
+            <w:shd w:fill="FCE4D6" w:color="auto" w:val="clear"/>
+            <w:tcMar>
+              <w:top w:type="dxa" w:w="60"/>
+              <w:left w:type="dxa" w:w="120"/>
+              <w:bottom w:type="dxa" w:w="60"/>
+              <w:right w:type="dxa" w:w="120"/>
+            </w:tcMar>
+            <w:vAlign w:val="top"/>
+          </w:tcPr>
+          <w:p>
+            <w:pPr>
+              <w:spacing w:after="40" w:before="0"/>
+              <w:jc w:val="left"/>
+            </w:pPr>
+            <w:r>
+              <w:rPr>
+                <w:rFonts w:ascii="Arial" w:cs="Arial" w:eastAsia="Arial" w:hAnsi="Arial"/>
+                <w:b/>
+                <w:bCs/>
+                <w:i w:val="false"/>
+                <w:iCs w:val="false"/>
+                <w:color w:val="000000"/>
+                <w:sz w:val="18"/>
+                <w:szCs w:val="18"/>
+              </w:rPr>
+              <w:t xml:space="preserve">Pertinent &amp; Contemporary Issues (PCIs)</w:t>
+            </w:r>
+          </w:p>
+        </w:tc>
+        <w:tc>
+          <w:tcPr>
+            <w:tcW w:type="dxa" w:w="10680"/>
+            <w:shd w:fill="FFFFFF" w:color="auto" w:val="clear"/>
+            <w:tcMar>
+              <w:top w:type="dxa" w:w="60"/>
+              <w:left w:type="dxa" w:w="120"/>
+              <w:bottom w:type="dxa" w:w="60"/>
+              <w:right w:type="dxa" w:w="120"/>
+            </w:tcMar>
+            <w:vAlign w:val="top"/>
+          </w:tcPr>
+          <w:p>
+            <w:pPr>
+              <w:spacing w:after="30" w:before="0"/>
+              <w:ind w:left="360" w:hanging="180"/>
+              <w:jc w:val="left"/>
+            </w:pPr>
+            <w:r>
+              <w:rPr>
+                <w:rFonts w:ascii="Arial" w:cs="Arial" w:eastAsia="Arial" w:hAnsi="Arial"/>
+                <w:b w:val="false"/>
+                <w:bCs w:val="false"/>
+                <w:i w:val="false"/>
+                <w:iCs w:val="false"/>
+                <w:color w:val="000000"/>
+                <w:sz w:val="18"/>
+                <w:szCs w:val="18"/>
+              </w:rPr>
+              <w:t xml:space="preserve">–  Safety and Security: the learner observes laboratory safety rules during spring-stretching experiments — securing retort stands, wearing safety goggles, and ensuring slotted masses are handled carefully to prevent injury, reinforcing a culture of personal and peer safety.</w:t>
+            </w:r>
+          </w:p>
+          <w:p>
+            <w:pPr>
+              <w:spacing w:after="30" w:before="0"/>
+              <w:ind w:left="360" w:hanging="180"/>
+              <w:jc w:val="left"/>
+            </w:pPr>
+            <w:r>
+              <w:rPr>
+                <w:rFonts w:ascii="Arial" w:cs="Arial" w:eastAsia="Arial" w:hAnsi="Arial"/>
+                <w:b w:val="false"/>
+                <w:bCs w:val="false"/>
+                <w:i w:val="false"/>
+                <w:iCs w:val="false"/>
+                <w:color w:val="000000"/>
+                <w:sz w:val="18"/>
+                <w:szCs w:val="18"/>
+              </w:rPr>
+              <w:t xml:space="preserve">–  Life Skills — Critical Thinking: the learner evaluates the suitability of different materials for real-world Kenyan applications (e.g., choosing steel vs. wood for a footbridge over a Rift Valley river) by analysing their mechanical properties, building decision-making skills.</w:t>
+            </w:r>
+          </w:p>
+          <w:p>
+            <w:pPr>
+              <w:spacing w:after="30" w:before="0"/>
+              <w:ind w:left="360" w:hanging="180"/>
+              <w:jc w:val="left"/>
+            </w:pPr>
+            <w:r>
+              <w:rPr>
+                <w:rFonts w:ascii="Arial" w:cs="Arial" w:eastAsia="Arial" w:hAnsi="Arial"/>
+                <w:b w:val="false"/>
+                <w:bCs w:val="false"/>
+                <w:i w:val="false"/>
+                <w:iCs w:val="false"/>
+                <w:color w:val="000000"/>
+                <w:sz w:val="18"/>
+                <w:szCs w:val="18"/>
+              </w:rPr>
+              <w:t xml:space="preserve">–  Environmental Education: the learner considers how selecting materials with appropriate mechanical properties reduces material waste and structural failure, linking responsible material choice to environmental sustainability in Kenya's growing construction sector.</w:t>
+            </w:r>
+          </w:p>
+        </w:tc>
+      </w:tr>
+      <w:tr>
+        <w:tc>
+          <w:tcPr>
+            <w:tcW w:type="dxa" w:w="3000"/>
+            <w:shd w:fill="D9EEF1" w:color="auto" w:val="clear"/>
+            <w:tcMar>
+              <w:top w:type="dxa" w:w="60"/>
+              <w:left w:type="dxa" w:w="120"/>
+              <w:bottom w:type="dxa" w:w="60"/>
+              <w:right w:type="dxa" w:w="120"/>
+            </w:tcMar>
+            <w:vAlign w:val="top"/>
+          </w:tcPr>
+          <w:p>
+            <w:pPr>
+              <w:spacing w:after="40" w:before="0"/>
+              <w:jc w:val="left"/>
+            </w:pPr>
+            <w:r>
+              <w:rPr>
+                <w:rFonts w:ascii="Arial" w:cs="Arial" w:eastAsia="Arial" w:hAnsi="Arial"/>
+                <w:b/>
+                <w:bCs/>
+                <w:i w:val="false"/>
+                <w:iCs w:val="false"/>
+                <w:color w:val="000000"/>
+                <w:sz w:val="18"/>
+                <w:szCs w:val="18"/>
+              </w:rPr>
+              <w:t xml:space="preserve">Career Connections</w:t>
+            </w:r>
+          </w:p>
+        </w:tc>
+        <w:tc>
+          <w:tcPr>
+            <w:tcW w:type="dxa" w:w="10680"/>
+            <w:shd w:fill="FFFFFF" w:color="auto" w:val="clear"/>
+            <w:tcMar>
+              <w:top w:type="dxa" w:w="60"/>
+              <w:left w:type="dxa" w:w="120"/>
+              <w:bottom w:type="dxa" w:w="60"/>
+              <w:right w:type="dxa" w:w="120"/>
+            </w:tcMar>
+            <w:vAlign w:val="top"/>
+          </w:tcPr>
+          <w:p>
+            <w:pPr>
+              <w:spacing w:after="30" w:before="0"/>
+              <w:ind w:left="360" w:hanging="180"/>
+              <w:jc w:val="left"/>
+            </w:pPr>
+            <w:r>
+              <w:rPr>
+                <w:rFonts w:ascii="Arial" w:cs="Arial" w:eastAsia="Arial" w:hAnsi="Arial"/>
+                <w:b w:val="false"/>
+                <w:bCs w:val="false"/>
+                <w:i w:val="false"/>
+                <w:iCs w:val="false"/>
+                <w:color w:val="000000"/>
+                <w:sz w:val="18"/>
+                <w:szCs w:val="18"/>
+              </w:rPr>
+              <w:t xml:space="preserve">–  Civil and Structural Engineering: understanding Young's Modulus and tensile strength is fundamental for engineers designing bridges, buildings, and roads across Kenya, including projects such as the Nairobi Expressway.</w:t>
+            </w:r>
+          </w:p>
+          <w:p>
+            <w:pPr>
+              <w:spacing w:after="30" w:before="0"/>
+              <w:ind w:left="360" w:hanging="180"/>
+              <w:jc w:val="left"/>
+            </w:pPr>
+            <w:r>
+              <w:rPr>
+                <w:rFonts w:ascii="Arial" w:cs="Arial" w:eastAsia="Arial" w:hAnsi="Arial"/>
+                <w:b w:val="false"/>
+                <w:bCs w:val="false"/>
+                <w:i w:val="false"/>
+                <w:iCs w:val="false"/>
+                <w:color w:val="000000"/>
+                <w:sz w:val="18"/>
+                <w:szCs w:val="18"/>
+              </w:rPr>
+              <w:t xml:space="preserve">–  Materials Science and Metallurgy: knowledge of ductility, brittleness, and elasticity enables materials scientists working with Kenya's manufacturing industries to select and develop appropriate metals and composites.</w:t>
+            </w:r>
+          </w:p>
+          <w:p>
+            <w:pPr>
+              <w:spacing w:after="30" w:before="0"/>
+              <w:ind w:left="360" w:hanging="180"/>
+              <w:jc w:val="left"/>
+            </w:pPr>
+            <w:r>
+              <w:rPr>
+                <w:rFonts w:ascii="Arial" w:cs="Arial" w:eastAsia="Arial" w:hAnsi="Arial"/>
+                <w:b w:val="false"/>
+                <w:bCs w:val="false"/>
+                <w:i w:val="false"/>
+                <w:iCs w:val="false"/>
+                <w:color w:val="000000"/>
+                <w:sz w:val="18"/>
+                <w:szCs w:val="18"/>
+              </w:rPr>
+              <w:t xml:space="preserve">–  Orthopaedics and Biomedical Engineering: mechanical properties of materials underpin the design of surgical implants, prosthetic limbs, and orthopaedic supports used in Kenyan hospitals such as Kenyatta National Hospital.</w:t>
+            </w:r>
+          </w:p>
+          <w:p>
+            <w:pPr>
+              <w:spacing w:after="30" w:before="0"/>
+              <w:ind w:left="360" w:hanging="180"/>
+              <w:jc w:val="left"/>
+            </w:pPr>
+            <w:r>
+              <w:rPr>
+                <w:rFonts w:ascii="Arial" w:cs="Arial" w:eastAsia="Arial" w:hAnsi="Arial"/>
+                <w:b w:val="false"/>
+                <w:bCs w:val="false"/>
+                <w:i w:val="false"/>
+                <w:iCs w:val="false"/>
+                <w:color w:val="000000"/>
+                <w:sz w:val="18"/>
+                <w:szCs w:val="18"/>
+              </w:rPr>
+              <w:t xml:space="preserve">–  Textile and Agro-processing Industry: understanding elasticity and malleability supports innovation in processing sisal, cotton, and other Kenyan agricultural fibres into ropes, fabrics, and packaging materials.</w:t>
+            </w:r>
+          </w:p>
+          <w:p>
+            <w:pPr>
+              <w:spacing w:after="30" w:before="0"/>
+              <w:ind w:left="360" w:hanging="180"/>
+              <w:jc w:val="left"/>
+            </w:pPr>
+            <w:r>
+              <w:rPr>
+                <w:rFonts w:ascii="Arial" w:cs="Arial" w:eastAsia="Arial" w:hAnsi="Arial"/>
+                <w:b w:val="false"/>
+                <w:bCs w:val="false"/>
+                <w:i w:val="false"/>
+                <w:iCs w:val="false"/>
+                <w:color w:val="000000"/>
+                <w:sz w:val="18"/>
+                <w:szCs w:val="18"/>
+              </w:rPr>
+              <w:t xml:space="preserve">–  Automotive Technology: technicians and engineers servicing vehicles in Kenya apply knowledge of spring constants and material fatigue when working on suspension systems and chassis components.</w:t>
+            </w:r>
+          </w:p>
+        </w:tc>
+      </w:tr>
+      <w:tr>
+        <w:tc>
+          <w:tcPr>
+            <w:tcW w:type="dxa" w:w="3000"/>
+            <w:shd w:fill="D5E8F0" w:color="auto" w:val="clear"/>
+            <w:tcMar>
+              <w:top w:type="dxa" w:w="60"/>
+              <w:left w:type="dxa" w:w="120"/>
+              <w:bottom w:type="dxa" w:w="60"/>
+              <w:right w:type="dxa" w:w="120"/>
+            </w:tcMar>
+            <w:vAlign w:val="top"/>
+          </w:tcPr>
+          <w:p>
+            <w:pPr>
+              <w:spacing w:after="40" w:before="0"/>
+              <w:jc w:val="left"/>
+            </w:pPr>
+            <w:r>
+              <w:rPr>
+                <w:rFonts w:ascii="Arial" w:cs="Arial" w:eastAsia="Arial" w:hAnsi="Arial"/>
+                <w:b/>
+                <w:bCs/>
+                <w:i w:val="false"/>
+                <w:iCs w:val="false"/>
+                <w:color w:val="000000"/>
+                <w:sz w:val="18"/>
+                <w:szCs w:val="18"/>
+              </w:rPr>
+              <w:t xml:space="preserve">Focus for Lessons</w:t>
+            </w:r>
+          </w:p>
+        </w:tc>
+        <w:tc>
+          <w:tcPr>
+            <w:tcW w:type="dxa" w:w="10680"/>
+            <w:shd w:fill="FFFFFF" w:color="auto" w:val="clear"/>
+            <w:tcMar>
+              <w:top w:type="dxa" w:w="60"/>
+              <w:left w:type="dxa" w:w="120"/>
+              <w:bottom w:type="dxa" w:w="60"/>
+              <w:right w:type="dxa" w:w="120"/>
+            </w:tcMar>
+            <w:vAlign w:val="top"/>
+          </w:tcPr>
+          <w:p>
+            <w:pPr>
+              <w:spacing w:after="40" w:before="0"/>
+              <w:jc w:val="left"/>
+            </w:pPr>
+            <w:r>
+              <w:rPr>
+                <w:rFonts w:ascii="Arial" w:cs="Arial" w:eastAsia="Arial" w:hAnsi="Arial"/>
+                <w:b w:val="false"/>
+                <w:bCs w:val="false"/>
+                <w:i w:val="false"/>
+                <w:iCs w:val="false"/>
+                <w:color w:val="000000"/>
+                <w:sz w:val="18"/>
+                <w:szCs w:val="18"/>
+              </w:rPr>
+              <w:t xml:space="preserve">This unit develops learners' understanding of how solid materials respond to applied forces, anchored in the everyday Kenyan experience of elastic and permanent deformation. Learners progress from qualitative observations of stretching rubber bands and springs to quantitative application of Hooke's Law, Young's Modulus, and elastic potential energy, building strong links between experimental evidence and mathematical models. The unit uses a phenomenon-driven, investigation-based approach in which all concepts are developed in the context of explaining a real, puzzling observation about material behaviour.</w:t>
+            </w:r>
+          </w:p>
+        </w:tc>
+      </w:tr>
+      <w:tr>
+        <w:tc>
+          <w:tcPr>
+            <w:tcW w:type="dxa" w:w="3000"/>
+            <w:shd w:fill="EAD1F5" w:color="auto" w:val="clear"/>
+            <w:tcMar>
+              <w:top w:type="dxa" w:w="60"/>
+              <w:left w:type="dxa" w:w="120"/>
+              <w:bottom w:type="dxa" w:w="60"/>
+              <w:right w:type="dxa" w:w="120"/>
+            </w:tcMar>
+            <w:vAlign w:val="top"/>
+          </w:tcPr>
+          <w:p>
+            <w:pPr>
+              <w:spacing w:after="40" w:before="0"/>
+              <w:jc w:val="left"/>
+            </w:pPr>
+            <w:r>
+              <w:rPr>
+                <w:rFonts w:ascii="Arial" w:cs="Arial" w:eastAsia="Arial" w:hAnsi="Arial"/>
+                <w:b/>
+                <w:bCs/>
+                <w:i w:val="false"/>
+                <w:iCs w:val="false"/>
+                <w:color w:val="000000"/>
+                <w:sz w:val="18"/>
+                <w:szCs w:val="18"/>
+              </w:rPr>
+              <w:t xml:space="preserve">Driving Question / Key Inquiry Questions</w:t>
+            </w:r>
+          </w:p>
+        </w:tc>
+        <w:tc>
+          <w:tcPr>
+            <w:tcW w:type="dxa" w:w="10680"/>
+            <w:shd w:fill="FFFFFF" w:color="auto" w:val="clear"/>
+            <w:tcMar>
+              <w:top w:type="dxa" w:w="60"/>
+              <w:left w:type="dxa" w:w="120"/>
+              <w:bottom w:type="dxa" w:w="60"/>
+              <w:right w:type="dxa" w:w="120"/>
+            </w:tcMar>
+            <w:vAlign w:val="top"/>
+          </w:tcPr>
+          <w:p>
+            <w:pPr>
+              <w:spacing w:after="40" w:before="0"/>
+              <w:jc w:val="left"/>
+            </w:pPr>
+            <w:r>
+              <w:rPr>
+                <w:rFonts w:ascii="Arial" w:cs="Arial" w:eastAsia="Arial" w:hAnsi="Arial"/>
+                <w:b w:val="false"/>
+                <w:bCs w:val="false"/>
+                <w:i w:val="false"/>
+                <w:iCs w:val="false"/>
+                <w:color w:val="000000"/>
+                <w:sz w:val="18"/>
+                <w:szCs w:val="18"/>
+              </w:rPr>
+              <w:t xml:space="preserve">DRIVING QUESTION: Why do some materials stretch and snap back while others permanently deform or break — and how can we use this knowledge to choose the right material for a safe structure in Kenya?</w:t>
+            </w:r>
+          </w:p>
+          <w:p>
+            <w:pPr>
+              <w:spacing w:after="40" w:before="0"/>
+              <w:jc w:val="left"/>
+            </w:pPr>
+            <w:r>
+              <w:rPr>
+                <w:rFonts w:ascii="Arial" w:cs="Arial" w:eastAsia="Arial" w:hAnsi="Arial"/>
+                <w:b w:val="false"/>
+                <w:bCs w:val="false"/>
+                <w:i w:val="false"/>
+                <w:iCs w:val="false"/>
+                <w:color w:val="000000"/>
+                <w:sz w:val="18"/>
+                <w:szCs w:val="18"/>
+              </w:rPr>
+              <w:t xml:space="preserve"/>
+            </w:r>
+          </w:p>
+          <w:p>
+            <w:pPr>
+              <w:spacing w:after="40" w:before="0"/>
+              <w:jc w:val="left"/>
+            </w:pPr>
+            <w:r>
+              <w:rPr>
+                <w:rFonts w:ascii="Arial" w:cs="Arial" w:eastAsia="Arial" w:hAnsi="Arial"/>
+                <w:b w:val="false"/>
+                <w:bCs w:val="false"/>
+                <w:i w:val="false"/>
+                <w:iCs w:val="false"/>
+                <w:color w:val="000000"/>
+                <w:sz w:val="18"/>
+                <w:szCs w:val="18"/>
+              </w:rPr>
+              <w:t xml:space="preserve">KICD KEY INQUIRY QUESTIONS:</w:t>
+            </w:r>
+          </w:p>
+          <w:p>
+            <w:pPr>
+              <w:spacing w:after="40" w:before="0"/>
+              <w:jc w:val="left"/>
+            </w:pPr>
+            <w:r>
+              <w:rPr>
+                <w:rFonts w:ascii="Arial" w:cs="Arial" w:eastAsia="Arial" w:hAnsi="Arial"/>
+                <w:b w:val="false"/>
+                <w:bCs w:val="false"/>
+                <w:i w:val="false"/>
+                <w:iCs w:val="false"/>
+                <w:color w:val="000000"/>
+                <w:sz w:val="18"/>
+                <w:szCs w:val="18"/>
+              </w:rPr>
+              <w:t xml:space="preserve">1. What determines how a material responds when a force is applied to it?</w:t>
+            </w:r>
+          </w:p>
+          <w:p>
+            <w:pPr>
+              <w:spacing w:after="40" w:before="0"/>
+              <w:jc w:val="left"/>
+            </w:pPr>
+            <w:r>
+              <w:rPr>
+                <w:rFonts w:ascii="Arial" w:cs="Arial" w:eastAsia="Arial" w:hAnsi="Arial"/>
+                <w:b w:val="false"/>
+                <w:bCs w:val="false"/>
+                <w:i w:val="false"/>
+                <w:iCs w:val="false"/>
+                <w:color w:val="000000"/>
+                <w:sz w:val="18"/>
+                <w:szCs w:val="18"/>
+              </w:rPr>
+              <w:t xml:space="preserve">2. How are the mechanical properties of materials applied in engineering and everyday life?</w:t>
+            </w:r>
+          </w:p>
+        </w:tc>
+      </w:tr>
+      <w:tr>
+        <w:tc>
+          <w:tcPr>
+            <w:tcW w:type="dxa" w:w="3000"/>
+            <w:shd w:fill="EAD1F5" w:color="auto" w:val="clear"/>
+            <w:tcMar>
+              <w:top w:type="dxa" w:w="60"/>
+              <w:left w:type="dxa" w:w="120"/>
+              <w:bottom w:type="dxa" w:w="60"/>
+              <w:right w:type="dxa" w:w="120"/>
+            </w:tcMar>
+            <w:vAlign w:val="top"/>
+          </w:tcPr>
+          <w:p>
+            <w:pPr>
+              <w:spacing w:after="40" w:before="0"/>
+              <w:jc w:val="left"/>
+            </w:pPr>
+            <w:r>
+              <w:rPr>
+                <w:rFonts w:ascii="Arial" w:cs="Arial" w:eastAsia="Arial" w:hAnsi="Arial"/>
+                <w:b/>
+                <w:bCs/>
+                <w:i w:val="false"/>
+                <w:iCs w:val="false"/>
+                <w:color w:val="000000"/>
+                <w:sz w:val="18"/>
+                <w:szCs w:val="18"/>
+              </w:rPr>
+              <w:t xml:space="preserve">Anchoring Phenomenon</w:t>
+            </w:r>
+          </w:p>
+        </w:tc>
+        <w:tc>
+          <w:tcPr>
+            <w:tcW w:type="dxa" w:w="10680"/>
+            <w:shd w:fill="FFFFFF" w:color="auto" w:val="clear"/>
+            <w:tcMar>
+              <w:top w:type="dxa" w:w="60"/>
+              <w:left w:type="dxa" w:w="120"/>
+              <w:bottom w:type="dxa" w:w="60"/>
+              <w:right w:type="dxa" w:w="120"/>
+            </w:tcMar>
+            <w:vAlign w:val="top"/>
+          </w:tcPr>
+          <w:p>
+            <w:pPr>
+              <w:spacing w:after="40" w:before="0"/>
+              <w:jc w:val="left"/>
+            </w:pPr>
+            <w:r>
+              <w:rPr>
+                <w:rFonts w:ascii="Arial" w:cs="Arial" w:eastAsia="Arial" w:hAnsi="Arial"/>
+                <w:b w:val="false"/>
+                <w:bCs w:val="false"/>
+                <w:i w:val="false"/>
+                <w:iCs w:val="false"/>
+                <w:color w:val="000000"/>
+                <w:sz w:val="18"/>
+                <w:szCs w:val="18"/>
+              </w:rPr>
+              <w:t xml:space="preserve">ANCHORING PHENOMENON — The Broken Suspension Bridge Rope at a Rift Valley Farm:</w:t>
+            </w:r>
+          </w:p>
+          <w:p>
+            <w:pPr>
+              <w:spacing w:after="40" w:before="0"/>
+              <w:jc w:val="left"/>
+            </w:pPr>
+            <w:r>
+              <w:rPr>
+                <w:rFonts w:ascii="Arial" w:cs="Arial" w:eastAsia="Arial" w:hAnsi="Arial"/>
+                <w:b w:val="false"/>
+                <w:bCs w:val="false"/>
+                <w:i w:val="false"/>
+                <w:iCs w:val="false"/>
+                <w:color w:val="000000"/>
+                <w:sz w:val="18"/>
+                <w:szCs w:val="18"/>
+              </w:rPr>
+              <w:t xml:space="preserve"/>
+            </w:r>
+          </w:p>
+          <w:p>
+            <w:pPr>
+              <w:spacing w:after="40" w:before="0"/>
+              <w:jc w:val="left"/>
+            </w:pPr>
+            <w:r>
+              <w:rPr>
+                <w:rFonts w:ascii="Arial" w:cs="Arial" w:eastAsia="Arial" w:hAnsi="Arial"/>
+                <w:b w:val="false"/>
+                <w:bCs w:val="false"/>
+                <w:i w:val="false"/>
+                <w:iCs w:val="false"/>
+                <w:color w:val="000000"/>
+                <w:sz w:val="18"/>
+                <w:szCs w:val="18"/>
+              </w:rPr>
+              <w:t xml:space="preserve">A farmer in Kericho uses a hand-made suspension footbridge to cross a small river. The bridge is supported by two thick sisal ropes. One day, after loading a heavy sack of tea leaves (approximately 80 kg) onto the bridge, learners observe a short video clip (or teacher-narrated story with photographs) showing that one rope stretches noticeably and bounces back when the load is removed, while the second — older — rope stretches and then snaps without returning to its original length.</w:t>
+            </w:r>
+          </w:p>
+          <w:p>
+            <w:pPr>
+              <w:spacing w:after="40" w:before="0"/>
+              <w:jc w:val="left"/>
+            </w:pPr>
+            <w:r>
+              <w:rPr>
+                <w:rFonts w:ascii="Arial" w:cs="Arial" w:eastAsia="Arial" w:hAnsi="Arial"/>
+                <w:b w:val="false"/>
+                <w:bCs w:val="false"/>
+                <w:i w:val="false"/>
+                <w:iCs w:val="false"/>
+                <w:color w:val="000000"/>
+                <w:sz w:val="18"/>
+                <w:szCs w:val="18"/>
+              </w:rPr>
+              <w:t xml:space="preserve"/>
+            </w:r>
+          </w:p>
+          <w:p>
+            <w:pPr>
+              <w:spacing w:after="40" w:before="0"/>
+              <w:jc w:val="left"/>
+            </w:pPr>
+            <w:r>
+              <w:rPr>
+                <w:rFonts w:ascii="Arial" w:cs="Arial" w:eastAsia="Arial" w:hAnsi="Arial"/>
+                <w:b w:val="false"/>
+                <w:bCs w:val="false"/>
+                <w:i w:val="false"/>
+                <w:iCs w:val="false"/>
+                <w:color w:val="000000"/>
+                <w:sz w:val="18"/>
+                <w:szCs w:val="18"/>
+              </w:rPr>
+              <w:t xml:space="preserve">What is puzzling: Both ropes look similar and are made of natural fibre, yet they behave completely differently under the same load. Why did one rope return to its original shape while the other did not? Why did the second rope snap at all — what was happening inside the rope material? Can we predict beforehand which rope will snap and which will survive? This puzzle drives the entire unit: learners are compelled to investigate what properties of materials determine how they respond to forces, and how we can measure and predict those properties scientifically.</w:t>
+            </w:r>
+          </w:p>
+        </w:tc>
+      </w:tr>
+      <w:tr>
+        <w:tc>
+          <w:tcPr>
+            <w:tcW w:type="dxa" w:w="3000"/>
+            <w:shd w:fill="D9EEF1" w:color="auto" w:val="clear"/>
+            <w:tcMar>
+              <w:top w:type="dxa" w:w="60"/>
+              <w:left w:type="dxa" w:w="120"/>
+              <w:bottom w:type="dxa" w:w="60"/>
+              <w:right w:type="dxa" w:w="120"/>
+            </w:tcMar>
+            <w:vAlign w:val="top"/>
+          </w:tcPr>
+          <w:p>
+            <w:pPr>
+              <w:spacing w:after="40" w:before="0"/>
+              <w:jc w:val="left"/>
+            </w:pPr>
+            <w:r>
+              <w:rPr>
+                <w:rFonts w:ascii="Arial" w:cs="Arial" w:eastAsia="Arial" w:hAnsi="Arial"/>
+                <w:b/>
+                <w:bCs/>
+                <w:i w:val="false"/>
+                <w:iCs w:val="false"/>
+                <w:color w:val="000000"/>
+                <w:sz w:val="18"/>
+                <w:szCs w:val="18"/>
+              </w:rPr>
+              <w:t xml:space="preserve">Storyline Thread</w:t>
+            </w:r>
+          </w:p>
+        </w:tc>
+        <w:tc>
+          <w:tcPr>
+            <w:tcW w:type="dxa" w:w="10680"/>
+            <w:shd w:fill="FFFFFF" w:color="auto" w:val="clear"/>
+            <w:tcMar>
+              <w:top w:type="dxa" w:w="60"/>
+              <w:left w:type="dxa" w:w="120"/>
+              <w:bottom w:type="dxa" w:w="60"/>
+              <w:right w:type="dxa" w:w="120"/>
+            </w:tcMar>
+            <w:vAlign w:val="top"/>
+          </w:tcPr>
+          <w:p>
+            <w:pPr>
+              <w:spacing w:after="40" w:before="0"/>
+              <w:jc w:val="left"/>
+            </w:pPr>
+            <w:r>
+              <w:rPr>
+                <w:rFonts w:ascii="Arial" w:cs="Arial" w:eastAsia="Arial" w:hAnsi="Arial"/>
+                <w:b w:val="false"/>
+                <w:bCs w:val="false"/>
+                <w:i w:val="false"/>
+                <w:iCs w:val="false"/>
+                <w:color w:val="000000"/>
+                <w:sz w:val="18"/>
+                <w:szCs w:val="18"/>
+              </w:rPr>
+              <w:t xml:space="preserve">Lesson 1 — Predict &amp; Observe: Elastic vs. Plastic Behaviour</w:t>
+            </w:r>
+          </w:p>
+          <w:p>
+            <w:pPr>
+              <w:spacing w:after="40" w:before="0"/>
+              <w:jc w:val="left"/>
+            </w:pPr>
+            <w:r>
+              <w:rPr>
+                <w:rFonts w:ascii="Arial" w:cs="Arial" w:eastAsia="Arial" w:hAnsi="Arial"/>
+                <w:b w:val="false"/>
+                <w:bCs w:val="false"/>
+                <w:i w:val="false"/>
+                <w:iCs w:val="false"/>
+                <w:color w:val="000000"/>
+                <w:sz w:val="18"/>
+                <w:szCs w:val="18"/>
+              </w:rPr>
+              <w:t xml:space="preserve">Learners are introduced to the anchoring phenomenon (the Kericho bridge ropes). They first predict — individually and in groups — why one rope survived and one snapped, recording ideas on sticky notes for the Driving Question Board (DQB). They then carry out a hands-on exploration: stretching rubber bands, sisal twine, and copper wire with hanging masses, classifying materials as elastic or plastic. Learners record observations and begin building an initial model of what "elasticity" means at the particle level.</w:t>
+            </w:r>
+          </w:p>
+          <w:p>
+            <w:pPr>
+              <w:spacing w:after="40" w:before="0"/>
+              <w:jc w:val="left"/>
+            </w:pPr>
+            <w:r>
+              <w:rPr>
+                <w:rFonts w:ascii="Arial" w:cs="Arial" w:eastAsia="Arial" w:hAnsi="Arial"/>
+                <w:b w:val="false"/>
+                <w:bCs w:val="false"/>
+                <w:i w:val="false"/>
+                <w:iCs w:val="false"/>
+                <w:color w:val="000000"/>
+                <w:sz w:val="18"/>
+                <w:szCs w:val="18"/>
+              </w:rPr>
+              <w:t xml:space="preserve"/>
+            </w:r>
+          </w:p>
+          <w:p>
+            <w:pPr>
+              <w:spacing w:after="40" w:before="0"/>
+              <w:jc w:val="left"/>
+            </w:pPr>
+            <w:r>
+              <w:rPr>
+                <w:rFonts w:ascii="Arial" w:cs="Arial" w:eastAsia="Arial" w:hAnsi="Arial"/>
+                <w:b w:val="false"/>
+                <w:bCs w:val="false"/>
+                <w:i w:val="false"/>
+                <w:iCs w:val="false"/>
+                <w:color w:val="000000"/>
+                <w:sz w:val="18"/>
+                <w:szCs w:val="18"/>
+              </w:rPr>
+              <w:t xml:space="preserve">Lesson 2 — Investigate: Hooke's Law Experiment</w:t>
+            </w:r>
+          </w:p>
+          <w:p>
+            <w:pPr>
+              <w:spacing w:after="40" w:before="0"/>
+              <w:jc w:val="left"/>
+            </w:pPr>
+            <w:r>
+              <w:rPr>
+                <w:rFonts w:ascii="Arial" w:cs="Arial" w:eastAsia="Arial" w:hAnsi="Arial"/>
+                <w:b w:val="false"/>
+                <w:bCs w:val="false"/>
+                <w:i w:val="false"/>
+                <w:iCs w:val="false"/>
+                <w:color w:val="000000"/>
+                <w:sz w:val="18"/>
+                <w:szCs w:val="18"/>
+              </w:rPr>
+              <w:t xml:space="preserve">Learners conduct a structured investigation using a steel spring, slotted masses (0–5 N), a retort stand, and a metre rule. They measure extensions for increasing loads, plot force-extension graphs, identify the elastic limit, and determine the spring constant (k = F/x) from the graph gradient. Groups compare k values for different springs and connect findings back to the DQB: "a stiffer spring has a larger k — could this explain why one rope survived?" Learners update their DQB with new questions about quantitative limits.</w:t>
+            </w:r>
+          </w:p>
+          <w:p>
+            <w:pPr>
+              <w:spacing w:after="40" w:before="0"/>
+              <w:jc w:val="left"/>
+            </w:pPr>
+            <w:r>
+              <w:rPr>
+                <w:rFonts w:ascii="Arial" w:cs="Arial" w:eastAsia="Arial" w:hAnsi="Arial"/>
+                <w:b w:val="false"/>
+                <w:bCs w:val="false"/>
+                <w:i w:val="false"/>
+                <w:iCs w:val="false"/>
+                <w:color w:val="000000"/>
+                <w:sz w:val="18"/>
+                <w:szCs w:val="18"/>
+              </w:rPr>
+              <w:t xml:space="preserve"/>
+            </w:r>
+          </w:p>
+          <w:p>
+            <w:pPr>
+              <w:spacing w:after="40" w:before="0"/>
+              <w:jc w:val="left"/>
+            </w:pPr>
+            <w:r>
+              <w:rPr>
+                <w:rFonts w:ascii="Arial" w:cs="Arial" w:eastAsia="Arial" w:hAnsi="Arial"/>
+                <w:b w:val="false"/>
+                <w:bCs w:val="false"/>
+                <w:i w:val="false"/>
+                <w:iCs w:val="false"/>
+                <w:color w:val="000000"/>
+                <w:sz w:val="18"/>
+                <w:szCs w:val="18"/>
+              </w:rPr>
+              <w:t xml:space="preserve">Lesson 3 — Explain: Elastic Potential Energy and the Elastic Limit</w:t>
+            </w:r>
+          </w:p>
+          <w:p>
+            <w:pPr>
+              <w:spacing w:after="40" w:before="0"/>
+              <w:jc w:val="left"/>
+            </w:pPr>
+            <w:r>
+              <w:rPr>
+                <w:rFonts w:ascii="Arial" w:cs="Arial" w:eastAsia="Arial" w:hAnsi="Arial"/>
+                <w:b w:val="false"/>
+                <w:bCs w:val="false"/>
+                <w:i w:val="false"/>
+                <w:iCs w:val="false"/>
+                <w:color w:val="000000"/>
+                <w:sz w:val="18"/>
+                <w:szCs w:val="18"/>
+              </w:rPr>
+              <w:t xml:space="preserve">Learners use their force-extension graphs to calculate elastic potential energy (Ep = ½kx²) stored in stretched springs, connecting energy storage to the idea of a "safe working load." The teacher introduces the elastic limit formally, and learners explain — using evidence from Lesson 2 — why loading beyond this limit caused the older Kericho rope to fail permanently. Learners apply Hooke's Law quantitatively in worked examples set in Kenyan contexts (vehicle suspension springs, bungee cords at a Nairobi adventure park).</w:t>
+            </w:r>
+          </w:p>
+          <w:p>
+            <w:pPr>
+              <w:spacing w:after="40" w:before="0"/>
+              <w:jc w:val="left"/>
+            </w:pPr>
+            <w:r>
+              <w:rPr>
+                <w:rFonts w:ascii="Arial" w:cs="Arial" w:eastAsia="Arial" w:hAnsi="Arial"/>
+                <w:b w:val="false"/>
+                <w:bCs w:val="false"/>
+                <w:i w:val="false"/>
+                <w:iCs w:val="false"/>
+                <w:color w:val="000000"/>
+                <w:sz w:val="18"/>
+                <w:szCs w:val="18"/>
+              </w:rPr>
+              <w:t xml:space="preserve"/>
+            </w:r>
+          </w:p>
+          <w:p>
+            <w:pPr>
+              <w:spacing w:after="40" w:before="0"/>
+              <w:jc w:val="left"/>
+            </w:pPr>
+            <w:r>
+              <w:rPr>
+                <w:rFonts w:ascii="Arial" w:cs="Arial" w:eastAsia="Arial" w:hAnsi="Arial"/>
+                <w:b w:val="false"/>
+                <w:bCs w:val="false"/>
+                <w:i w:val="false"/>
+                <w:iCs w:val="false"/>
+                <w:color w:val="000000"/>
+                <w:sz w:val="18"/>
+                <w:szCs w:val="18"/>
+              </w:rPr>
+              <w:t xml:space="preserve">Lesson 4 — Extend: Tensile Stress, Strain, and Young's Modulus</w:t>
+            </w:r>
+          </w:p>
+          <w:p>
+            <w:pPr>
+              <w:spacing w:after="40" w:before="0"/>
+              <w:jc w:val="left"/>
+            </w:pPr>
+            <w:r>
+              <w:rPr>
+                <w:rFonts w:ascii="Arial" w:cs="Arial" w:eastAsia="Arial" w:hAnsi="Arial"/>
+                <w:b w:val="false"/>
+                <w:bCs w:val="false"/>
+                <w:i w:val="false"/>
+                <w:iCs w:val="false"/>
+                <w:color w:val="000000"/>
+                <w:sz w:val="18"/>
+                <w:szCs w:val="18"/>
+              </w:rPr>
+              <w:t xml:space="preserve">Learners are introduced to tensile stress (σ = F/A) and tensile strain (ε = ΔL/L₀) through guided note-taking and worked examples. They calculate Young's Modulus (E = σ/ε) for steel and sisal using provided data sets from a simulated Kenyan materials-testing laboratory. Learners compare E values for different materials (steel, rubber, wood, bone) and revise their particle-level models to explain why a high E value means a material is stiff but not necessarily strong. DQB is updated: "What is the difference between a stiff material and a strong material?"</w:t>
+            </w:r>
+          </w:p>
+          <w:p>
+            <w:pPr>
+              <w:spacing w:after="40" w:before="0"/>
+              <w:jc w:val="left"/>
+            </w:pPr>
+            <w:r>
+              <w:rPr>
+                <w:rFonts w:ascii="Arial" w:cs="Arial" w:eastAsia="Arial" w:hAnsi="Arial"/>
+                <w:b w:val="false"/>
+                <w:bCs w:val="false"/>
+                <w:i w:val="false"/>
+                <w:iCs w:val="false"/>
+                <w:color w:val="000000"/>
+                <w:sz w:val="18"/>
+                <w:szCs w:val="18"/>
+              </w:rPr>
+              <w:t xml:space="preserve"/>
+            </w:r>
+          </w:p>
+          <w:p>
+            <w:pPr>
+              <w:spacing w:after="40" w:before="0"/>
+              <w:jc w:val="left"/>
+            </w:pPr>
+            <w:r>
+              <w:rPr>
+                <w:rFonts w:ascii="Arial" w:cs="Arial" w:eastAsia="Arial" w:hAnsi="Arial"/>
+                <w:b w:val="false"/>
+                <w:bCs w:val="false"/>
+                <w:i w:val="false"/>
+                <w:iCs w:val="false"/>
+                <w:color w:val="000000"/>
+                <w:sz w:val="18"/>
+                <w:szCs w:val="18"/>
+              </w:rPr>
+              <w:t xml:space="preserve">Lesson 5 — Differentiate: Ductility, Brittleness, and Malleability</w:t>
+            </w:r>
+          </w:p>
+          <w:p>
+            <w:pPr>
+              <w:spacing w:after="40" w:before="0"/>
+              <w:jc w:val="left"/>
+            </w:pPr>
+            <w:r>
+              <w:rPr>
+                <w:rFonts w:ascii="Arial" w:cs="Arial" w:eastAsia="Arial" w:hAnsi="Arial"/>
+                <w:b w:val="false"/>
+                <w:bCs w:val="false"/>
+                <w:i w:val="false"/>
+                <w:iCs w:val="false"/>
+                <w:color w:val="000000"/>
+                <w:sz w:val="18"/>
+                <w:szCs w:val="18"/>
+              </w:rPr>
+              <w:t xml:space="preserve">Learners examine and classify material samples (copper wire, chalk, plasticine, glass rod, steel nail) by bending, stretching, and compressing them under teacher supervision. They map observations to the formal definitions of ductile, brittle, and malleable, and sketch stress-strain curves for each type. Real Kenyan engineering contexts are analysed: why steel rebar (ductile) is preferred over concrete (brittle) for earthquake-resistant buildings in Nairobi; why copper (malleable) is used for electrical wiring across Kenya. Learners connect each property back to the anchoring phenomenon.</w:t>
+            </w:r>
+          </w:p>
+          <w:p>
+            <w:pPr>
+              <w:spacing w:after="40" w:before="0"/>
+              <w:jc w:val="left"/>
+            </w:pPr>
+            <w:r>
+              <w:rPr>
+                <w:rFonts w:ascii="Arial" w:cs="Arial" w:eastAsia="Arial" w:hAnsi="Arial"/>
+                <w:b w:val="false"/>
+                <w:bCs w:val="false"/>
+                <w:i w:val="false"/>
+                <w:iCs w:val="false"/>
+                <w:color w:val="000000"/>
+                <w:sz w:val="18"/>
+                <w:szCs w:val="18"/>
+              </w:rPr>
+              <w:t xml:space="preserve"/>
+            </w:r>
+          </w:p>
+          <w:p>
+            <w:pPr>
+              <w:spacing w:after="40" w:before="0"/>
+              <w:jc w:val="left"/>
+            </w:pPr>
+            <w:r>
+              <w:rPr>
+                <w:rFonts w:ascii="Arial" w:cs="Arial" w:eastAsia="Arial" w:hAnsi="Arial"/>
+                <w:b w:val="false"/>
+                <w:bCs w:val="false"/>
+                <w:i w:val="false"/>
+                <w:iCs w:val="false"/>
+                <w:color w:val="000000"/>
+                <w:sz w:val="18"/>
+                <w:szCs w:val="18"/>
+              </w:rPr>
+              <w:t xml:space="preserve">Lesson 6 — Model Building &amp; Synthesis: Choosing the Right Material</w:t>
+            </w:r>
+          </w:p>
+          <w:p>
+            <w:pPr>
+              <w:spacing w:after="40" w:before="0"/>
+              <w:jc w:val="left"/>
+            </w:pPr>
+            <w:r>
+              <w:rPr>
+                <w:rFonts w:ascii="Arial" w:cs="Arial" w:eastAsia="Arial" w:hAnsi="Arial"/>
+                <w:b w:val="false"/>
+                <w:bCs w:val="false"/>
+                <w:i w:val="false"/>
+                <w:iCs w:val="false"/>
+                <w:color w:val="000000"/>
+                <w:sz w:val="18"/>
+                <w:szCs w:val="18"/>
+              </w:rPr>
+              <w:t xml:space="preserve">Learners return to the anchoring phenomenon and now construct a full explanatory model: why the new sisal rope behaved elastically (below its elastic limit, high enough Young's Modulus, sufficient cross-sectional area) while the old rope — weakened by use, smaller effective cross-section, reduced elastic limit — exceeded its tensile stress limit and snapped. Groups present their revised models, respond to peer questions, and complete a summative design challenge: recommend a suitable material (with justification using k, E, ductility) for a specific Kenyan infrastructure scenario. DQB is reviewed and all learner questions are addressed.</w:t>
+            </w:r>
+          </w:p>
+        </w:tc>
+      </w:tr>
+      <w:tr>
+        <w:tc>
+          <w:tcPr>
+            <w:tcW w:type="dxa" w:w="3000"/>
+            <w:shd w:fill="EAD1F5" w:color="auto" w:val="clear"/>
+            <w:tcMar>
+              <w:top w:type="dxa" w:w="60"/>
+              <w:left w:type="dxa" w:w="120"/>
+              <w:bottom w:type="dxa" w:w="60"/>
+              <w:right w:type="dxa" w:w="120"/>
+            </w:tcMar>
+            <w:vAlign w:val="top"/>
+          </w:tcPr>
+          <w:p>
+            <w:pPr>
+              <w:spacing w:after="40" w:before="0"/>
+              <w:jc w:val="left"/>
+            </w:pPr>
+            <w:r>
+              <w:rPr>
+                <w:rFonts w:ascii="Arial" w:cs="Arial" w:eastAsia="Arial" w:hAnsi="Arial"/>
+                <w:b/>
+                <w:bCs/>
+                <w:i w:val="false"/>
+                <w:iCs w:val="false"/>
+                <w:color w:val="000000"/>
+                <w:sz w:val="18"/>
+                <w:szCs w:val="18"/>
+              </w:rPr>
+              <w:t xml:space="preserve">Supporting Phenomena</w:t>
+            </w:r>
+          </w:p>
+        </w:tc>
+        <w:tc>
+          <w:tcPr>
+            <w:tcW w:type="dxa" w:w="10680"/>
+            <w:shd w:fill="FFFFFF" w:color="auto" w:val="clear"/>
+            <w:tcMar>
+              <w:top w:type="dxa" w:w="60"/>
+              <w:left w:type="dxa" w:w="120"/>
+              <w:bottom w:type="dxa" w:w="60"/>
+              <w:right w:type="dxa" w:w="120"/>
+            </w:tcMar>
+            <w:vAlign w:val="top"/>
+          </w:tcPr>
+          <w:p>
+            <w:pPr>
+              <w:spacing w:after="30" w:before="0"/>
+              <w:ind w:left="360" w:hanging="180"/>
+              <w:jc w:val="left"/>
+            </w:pPr>
+            <w:r>
+              <w:rPr>
+                <w:rFonts w:ascii="Arial" w:cs="Arial" w:eastAsia="Arial" w:hAnsi="Arial"/>
+                <w:b w:val="false"/>
+                <w:bCs w:val="false"/>
+                <w:i w:val="false"/>
+                <w:iCs w:val="false"/>
+                <w:color w:val="000000"/>
+                <w:sz w:val="18"/>
+                <w:szCs w:val="18"/>
+              </w:rPr>
+              <w:t xml:space="preserve">–  A rubber band used to bundle sukuma wiki at Wakulima Market in Nairobi stretches when pulled and snaps back — but if stretched too far, it remains deformed or breaks. Why does it have a limit?</w:t>
+            </w:r>
+          </w:p>
+          <w:p>
+            <w:pPr>
+              <w:spacing w:after="30" w:before="0"/>
+              <w:ind w:left="360" w:hanging="180"/>
+              <w:jc w:val="left"/>
+            </w:pPr>
+            <w:r>
+              <w:rPr>
+                <w:rFonts w:ascii="Arial" w:cs="Arial" w:eastAsia="Arial" w:hAnsi="Arial"/>
+                <w:b w:val="false"/>
+                <w:bCs w:val="false"/>
+                <w:i w:val="false"/>
+                <w:iCs w:val="false"/>
+                <w:color w:val="000000"/>
+                <w:sz w:val="18"/>
+                <w:szCs w:val="18"/>
+              </w:rPr>
+              <w:t xml:space="preserve">–  A steel reinforcement rod (rebar) used in construction of a Nairobi apartment block can be bent into a curve and stays bent permanently, whereas a thin steel spring used in a ballpoint pen returns to its original shape after compression. Why do two steel objects behave so differently?</w:t>
+            </w:r>
+          </w:p>
+          <w:p>
+            <w:pPr>
+              <w:spacing w:after="30" w:before="0"/>
+              <w:ind w:left="360" w:hanging="180"/>
+              <w:jc w:val="left"/>
+            </w:pPr>
+            <w:r>
+              <w:rPr>
+                <w:rFonts w:ascii="Arial" w:cs="Arial" w:eastAsia="Arial" w:hAnsi="Arial"/>
+                <w:b w:val="false"/>
+                <w:bCs w:val="false"/>
+                <w:i w:val="false"/>
+                <w:iCs w:val="false"/>
+                <w:color w:val="000000"/>
+                <w:sz w:val="18"/>
+                <w:szCs w:val="18"/>
+              </w:rPr>
+              <w:t xml:space="preserve">–  A glass bottle dropped on a concrete floor in Mombasa shatters into pieces rather than bending or bouncing back. Why do some materials break instantly without any visible stretching beforehand?</w:t>
+            </w:r>
+          </w:p>
+          <w:p>
+            <w:pPr>
+              <w:spacing w:after="30" w:before="0"/>
+              <w:ind w:left="360" w:hanging="180"/>
+              <w:jc w:val="left"/>
+            </w:pPr>
+            <w:r>
+              <w:rPr>
+                <w:rFonts w:ascii="Arial" w:cs="Arial" w:eastAsia="Arial" w:hAnsi="Arial"/>
+                <w:b w:val="false"/>
+                <w:bCs w:val="false"/>
+                <w:i w:val="false"/>
+                <w:iCs w:val="false"/>
+                <w:color w:val="000000"/>
+                <w:sz w:val="18"/>
+                <w:szCs w:val="18"/>
+              </w:rPr>
+              <w:t xml:space="preserve">–  The spring inside a matatu passenger seat in Kisumu compresses under the weight of a passenger and returns to its original position when the passenger stands up, lesson after lesson, year after year — yet the spring eventually "wears out" and no longer bounces back. What causes this gradual change?</w:t>
+            </w:r>
+          </w:p>
+        </w:tc>
+      </w:tr>
+    </w:tbl>
+    <w:p>
+      <w:pPr>
+        <w:spacing w:after="120"/>
+      </w:pPr>
+      <w:r>
+        <w:t xml:space="preserve"/>
       </w:r>
     </w:p>
     <w:p>
@@ -150,7 +2397,7 @@
         </w:rPr>
         <w:t xml:space="preserve">© 2026 SeaVuria and ARES. This work is licensed under a </w:t>
       </w:r>
-      <w:hyperlink w:history="1" r:id="rIdqlhazkkatbcmlsla-dipw">
+      <w:hyperlink w:history="1" r:id="rId9xodl0pzh7vmhsgsamp6y">
         <w:r>
           <w:rPr>
             <w:rFonts w:ascii="Arial" w:cs="Arial" w:eastAsia="Arial" w:hAnsi="Arial"/>
@@ -170,7 +2417,7 @@
         </w:rPr>
         <w:t xml:space="preserve"> (</w:t>
       </w:r>
-      <w:hyperlink w:history="1" r:id="rIdva_pbsfxqspuhquh83pqi">
+      <w:hyperlink w:history="1" r:id="rIdtcie0z-vpo7yzu6biyrpz">
         <w:r>
           <w:rPr>
             <w:rFonts w:ascii="Arial" w:cs="Arial" w:eastAsia="Arial" w:hAnsi="Arial"/>
@@ -190,7 +2437,7 @@
         </w:rPr>
         <w:t xml:space="preserve">). To view a copy of this license, visit </w:t>
       </w:r>
-      <w:hyperlink w:history="1" r:id="rIdzrmd79npwkihtxjugo5ro">
+      <w:hyperlink w:history="1" r:id="rIdufbmxfn3ffwfdtbys7q9d">
         <w:r>
           <w:rPr>
             <w:rFonts w:ascii="Arial" w:cs="Arial" w:eastAsia="Arial" w:hAnsi="Arial"/>
@@ -209,2253 +2456,6 @@
           <w:szCs w:val="17"/>
         </w:rPr>
         <w:t xml:space="preserve">. You are free to copy, redistribute, and adapt this material in any medium or format, provided appropriate credit is given and the material is not used for commercial purposes. KICD learning outcomes and curriculum designations reproduced here for alignment purposes remain the property of KICD and are not covered by this license. Linked external resources (e.g. CK-12, Khan Academy, PhET) are subject to their own licenses.</w:t>
-      </w:r>
-    </w:p>
-    <w:p>
-      <w:pPr>
-        <w:spacing w:after="120"/>
-      </w:pPr>
-      <w:r>
-        <w:t xml:space="preserve"/>
-      </w:r>
-    </w:p>
-    <w:tbl>
-      <w:tblPr>
-        <w:tblW w:type="dxa" w:w="13680"/>
-        <w:tblBorders>
-          <w:top w:val="single" w:color="AAAAAA" w:sz="4"/>
-          <w:left w:val="single" w:color="AAAAAA" w:sz="4"/>
-          <w:bottom w:val="single" w:color="AAAAAA" w:sz="4"/>
-          <w:right w:val="single" w:color="AAAAAA" w:sz="4"/>
-          <w:insideH w:val="single" w:color="auto" w:sz="4"/>
-          <w:insideV w:val="single" w:color="auto" w:sz="4"/>
-        </w:tblBorders>
-        <w:tblLayout w:type="fixed"/>
-      </w:tblPr>
-      <w:tblGrid>
-        <w:gridCol w:w="3000"/>
-        <w:gridCol w:w="10680"/>
-      </w:tblGrid>
-      <w:tr>
-        <w:tc>
-          <w:tcPr>
-            <w:tcW w:type="dxa" w:w="13680"/>
-            <w:gridSpan w:val="2"/>
-            <w:shd w:fill="1F3864" w:color="auto" w:val="clear"/>
-            <w:tcMar>
-              <w:top w:type="dxa" w:w="60"/>
-              <w:left w:type="dxa" w:w="120"/>
-              <w:bottom w:type="dxa" w:w="60"/>
-              <w:right w:type="dxa" w:w="120"/>
-            </w:tcMar>
-            <w:vAlign w:val="top"/>
-          </w:tcPr>
-          <w:p>
-            <w:pPr>
-              <w:spacing w:after="40" w:before="0"/>
-              <w:jc w:val="center"/>
-            </w:pPr>
-            <w:r>
-              <w:rPr>
-                <w:rFonts w:ascii="Arial" w:cs="Arial" w:eastAsia="Arial" w:hAnsi="Arial"/>
-                <w:b/>
-                <w:bCs/>
-                <w:i w:val="false"/>
-                <w:iCs w:val="false"/>
-                <w:color w:val="FFFFFF"/>
-                <w:sz w:val="22"/>
-                <w:szCs w:val="22"/>
-              </w:rPr>
-              <w:t xml:space="preserve">SUB-STRAND OVERVIEW</w:t>
-            </w:r>
-          </w:p>
-        </w:tc>
-      </w:tr>
-      <w:tr>
-        <w:tc>
-          <w:tcPr>
-            <w:tcW w:type="dxa" w:w="3000"/>
-            <w:shd w:fill="D5E8F0" w:color="auto" w:val="clear"/>
-            <w:tcMar>
-              <w:top w:type="dxa" w:w="60"/>
-              <w:left w:type="dxa" w:w="120"/>
-              <w:bottom w:type="dxa" w:w="60"/>
-              <w:right w:type="dxa" w:w="120"/>
-            </w:tcMar>
-            <w:vAlign w:val="top"/>
-          </w:tcPr>
-          <w:p>
-            <w:pPr>
-              <w:spacing w:after="40" w:before="0"/>
-              <w:jc w:val="left"/>
-            </w:pPr>
-            <w:r>
-              <w:rPr>
-                <w:rFonts w:ascii="Arial" w:cs="Arial" w:eastAsia="Arial" w:hAnsi="Arial"/>
-                <w:b/>
-                <w:bCs/>
-                <w:i w:val="false"/>
-                <w:iCs w:val="false"/>
-                <w:color w:val="000000"/>
-                <w:sz w:val="18"/>
-                <w:szCs w:val="18"/>
-              </w:rPr>
-              <w:t xml:space="preserve">Grade Level</w:t>
-            </w:r>
-          </w:p>
-        </w:tc>
-        <w:tc>
-          <w:tcPr>
-            <w:tcW w:type="dxa" w:w="10680"/>
-            <w:shd w:fill="FFFFFF" w:color="auto" w:val="clear"/>
-            <w:tcMar>
-              <w:top w:type="dxa" w:w="60"/>
-              <w:left w:type="dxa" w:w="120"/>
-              <w:bottom w:type="dxa" w:w="60"/>
-              <w:right w:type="dxa" w:w="120"/>
-            </w:tcMar>
-            <w:vAlign w:val="top"/>
-          </w:tcPr>
-          <w:p>
-            <w:pPr>
-              <w:spacing w:after="40" w:before="0"/>
-              <w:jc w:val="left"/>
-            </w:pPr>
-            <w:r>
-              <w:rPr>
-                <w:rFonts w:ascii="Arial" w:cs="Arial" w:eastAsia="Arial" w:hAnsi="Arial"/>
-                <w:b w:val="false"/>
-                <w:bCs w:val="false"/>
-                <w:i w:val="false"/>
-                <w:iCs w:val="false"/>
-                <w:color w:val="000000"/>
-                <w:sz w:val="18"/>
-                <w:szCs w:val="18"/>
-              </w:rPr>
-              <w:t xml:space="preserve">10</w:t>
-            </w:r>
-          </w:p>
-        </w:tc>
-      </w:tr>
-      <w:tr>
-        <w:tc>
-          <w:tcPr>
-            <w:tcW w:type="dxa" w:w="3000"/>
-            <w:shd w:fill="D5E8F0" w:color="auto" w:val="clear"/>
-            <w:tcMar>
-              <w:top w:type="dxa" w:w="60"/>
-              <w:left w:type="dxa" w:w="120"/>
-              <w:bottom w:type="dxa" w:w="60"/>
-              <w:right w:type="dxa" w:w="120"/>
-            </w:tcMar>
-            <w:vAlign w:val="top"/>
-          </w:tcPr>
-          <w:p>
-            <w:pPr>
-              <w:spacing w:after="40" w:before="0"/>
-              <w:jc w:val="left"/>
-            </w:pPr>
-            <w:r>
-              <w:rPr>
-                <w:rFonts w:ascii="Arial" w:cs="Arial" w:eastAsia="Arial" w:hAnsi="Arial"/>
-                <w:b/>
-                <w:bCs/>
-                <w:i w:val="false"/>
-                <w:iCs w:val="false"/>
-                <w:color w:val="000000"/>
-                <w:sz w:val="18"/>
-                <w:szCs w:val="18"/>
-              </w:rPr>
-              <w:t xml:space="preserve">Subject</w:t>
-            </w:r>
-          </w:p>
-        </w:tc>
-        <w:tc>
-          <w:tcPr>
-            <w:tcW w:type="dxa" w:w="10680"/>
-            <w:shd w:fill="FFFFFF" w:color="auto" w:val="clear"/>
-            <w:tcMar>
-              <w:top w:type="dxa" w:w="60"/>
-              <w:left w:type="dxa" w:w="120"/>
-              <w:bottom w:type="dxa" w:w="60"/>
-              <w:right w:type="dxa" w:w="120"/>
-            </w:tcMar>
-            <w:vAlign w:val="top"/>
-          </w:tcPr>
-          <w:p>
-            <w:pPr>
-              <w:spacing w:after="40" w:before="0"/>
-              <w:jc w:val="left"/>
-            </w:pPr>
-            <w:r>
-              <w:rPr>
-                <w:rFonts w:ascii="Arial" w:cs="Arial" w:eastAsia="Arial" w:hAnsi="Arial"/>
-                <w:b w:val="false"/>
-                <w:bCs w:val="false"/>
-                <w:i w:val="false"/>
-                <w:iCs w:val="false"/>
-                <w:color w:val="000000"/>
-                <w:sz w:val="18"/>
-                <w:szCs w:val="18"/>
-              </w:rPr>
-              <w:t xml:space="preserve">Physics</w:t>
-            </w:r>
-          </w:p>
-        </w:tc>
-      </w:tr>
-      <w:tr>
-        <w:tc>
-          <w:tcPr>
-            <w:tcW w:type="dxa" w:w="3000"/>
-            <w:shd w:fill="D5E8F0" w:color="auto" w:val="clear"/>
-            <w:tcMar>
-              <w:top w:type="dxa" w:w="60"/>
-              <w:left w:type="dxa" w:w="120"/>
-              <w:bottom w:type="dxa" w:w="60"/>
-              <w:right w:type="dxa" w:w="120"/>
-            </w:tcMar>
-            <w:vAlign w:val="top"/>
-          </w:tcPr>
-          <w:p>
-            <w:pPr>
-              <w:spacing w:after="40" w:before="0"/>
-              <w:jc w:val="left"/>
-            </w:pPr>
-            <w:r>
-              <w:rPr>
-                <w:rFonts w:ascii="Arial" w:cs="Arial" w:eastAsia="Arial" w:hAnsi="Arial"/>
-                <w:b/>
-                <w:bCs/>
-                <w:i w:val="false"/>
-                <w:iCs w:val="false"/>
-                <w:color w:val="000000"/>
-                <w:sz w:val="18"/>
-                <w:szCs w:val="18"/>
-              </w:rPr>
-              <w:t xml:space="preserve">Strand</w:t>
-            </w:r>
-          </w:p>
-        </w:tc>
-        <w:tc>
-          <w:tcPr>
-            <w:tcW w:type="dxa" w:w="10680"/>
-            <w:shd w:fill="FFFFFF" w:color="auto" w:val="clear"/>
-            <w:tcMar>
-              <w:top w:type="dxa" w:w="60"/>
-              <w:left w:type="dxa" w:w="120"/>
-              <w:bottom w:type="dxa" w:w="60"/>
-              <w:right w:type="dxa" w:w="120"/>
-            </w:tcMar>
-            <w:vAlign w:val="top"/>
-          </w:tcPr>
-          <w:p>
-            <w:pPr>
-              <w:spacing w:after="40" w:before="0"/>
-              <w:jc w:val="left"/>
-            </w:pPr>
-            <w:r>
-              <w:rPr>
-                <w:rFonts w:ascii="Arial" w:cs="Arial" w:eastAsia="Arial" w:hAnsi="Arial"/>
-                <w:b w:val="false"/>
-                <w:bCs w:val="false"/>
-                <w:i w:val="false"/>
-                <w:iCs w:val="false"/>
-                <w:color w:val="000000"/>
-                <w:sz w:val="18"/>
-                <w:szCs w:val="18"/>
-              </w:rPr>
-              <w:t xml:space="preserve">Strand 1.0: Mechanics and Thermal Physics</w:t>
-            </w:r>
-          </w:p>
-        </w:tc>
-      </w:tr>
-      <w:tr>
-        <w:tc>
-          <w:tcPr>
-            <w:tcW w:type="dxa" w:w="3000"/>
-            <w:shd w:fill="D5E8F0" w:color="auto" w:val="clear"/>
-            <w:tcMar>
-              <w:top w:type="dxa" w:w="60"/>
-              <w:left w:type="dxa" w:w="120"/>
-              <w:bottom w:type="dxa" w:w="60"/>
-              <w:right w:type="dxa" w:w="120"/>
-            </w:tcMar>
-            <w:vAlign w:val="top"/>
-          </w:tcPr>
-          <w:p>
-            <w:pPr>
-              <w:spacing w:after="40" w:before="0"/>
-              <w:jc w:val="left"/>
-            </w:pPr>
-            <w:r>
-              <w:rPr>
-                <w:rFonts w:ascii="Arial" w:cs="Arial" w:eastAsia="Arial" w:hAnsi="Arial"/>
-                <w:b/>
-                <w:bCs/>
-                <w:i w:val="false"/>
-                <w:iCs w:val="false"/>
-                <w:color w:val="000000"/>
-                <w:sz w:val="18"/>
-                <w:szCs w:val="18"/>
-              </w:rPr>
-              <w:t xml:space="preserve">Sub-Strand</w:t>
-            </w:r>
-          </w:p>
-        </w:tc>
-        <w:tc>
-          <w:tcPr>
-            <w:tcW w:type="dxa" w:w="10680"/>
-            <w:shd w:fill="FFFFFF" w:color="auto" w:val="clear"/>
-            <w:tcMar>
-              <w:top w:type="dxa" w:w="60"/>
-              <w:left w:type="dxa" w:w="120"/>
-              <w:bottom w:type="dxa" w:w="60"/>
-              <w:right w:type="dxa" w:w="120"/>
-            </w:tcMar>
-            <w:vAlign w:val="top"/>
-          </w:tcPr>
-          <w:p>
-            <w:pPr>
-              <w:spacing w:after="40" w:before="0"/>
-              <w:jc w:val="left"/>
-            </w:pPr>
-            <w:r>
-              <w:rPr>
-                <w:rFonts w:ascii="Arial" w:cs="Arial" w:eastAsia="Arial" w:hAnsi="Arial"/>
-                <w:b w:val="false"/>
-                <w:bCs w:val="false"/>
-                <w:i w:val="false"/>
-                <w:iCs w:val="false"/>
-                <w:color w:val="000000"/>
-                <w:sz w:val="18"/>
-                <w:szCs w:val="18"/>
-              </w:rPr>
-              <w:t xml:space="preserve">Sub-Strand 1.3: Mechanical Properties of Materials</w:t>
-            </w:r>
-          </w:p>
-        </w:tc>
-      </w:tr>
-      <w:tr>
-        <w:tc>
-          <w:tcPr>
-            <w:tcW w:type="dxa" w:w="3000"/>
-            <w:shd w:fill="D5E8F0" w:color="auto" w:val="clear"/>
-            <w:tcMar>
-              <w:top w:type="dxa" w:w="60"/>
-              <w:left w:type="dxa" w:w="120"/>
-              <w:bottom w:type="dxa" w:w="60"/>
-              <w:right w:type="dxa" w:w="120"/>
-            </w:tcMar>
-            <w:vAlign w:val="top"/>
-          </w:tcPr>
-          <w:p>
-            <w:pPr>
-              <w:spacing w:after="40" w:before="0"/>
-              <w:jc w:val="left"/>
-            </w:pPr>
-            <w:r>
-              <w:rPr>
-                <w:rFonts w:ascii="Arial" w:cs="Arial" w:eastAsia="Arial" w:hAnsi="Arial"/>
-                <w:b/>
-                <w:bCs/>
-                <w:i w:val="false"/>
-                <w:iCs w:val="false"/>
-                <w:color w:val="000000"/>
-                <w:sz w:val="18"/>
-                <w:szCs w:val="18"/>
-              </w:rPr>
-              <w:t xml:space="preserve">Total Duration</w:t>
-            </w:r>
-          </w:p>
-        </w:tc>
-        <w:tc>
-          <w:tcPr>
-            <w:tcW w:type="dxa" w:w="10680"/>
-            <w:shd w:fill="FFFFFF" w:color="auto" w:val="clear"/>
-            <w:tcMar>
-              <w:top w:type="dxa" w:w="60"/>
-              <w:left w:type="dxa" w:w="120"/>
-              <w:bottom w:type="dxa" w:w="60"/>
-              <w:right w:type="dxa" w:w="120"/>
-            </w:tcMar>
-            <w:vAlign w:val="top"/>
-          </w:tcPr>
-          <w:p>
-            <w:pPr>
-              <w:spacing w:after="40" w:before="0"/>
-              <w:jc w:val="left"/>
-            </w:pPr>
-            <w:r>
-              <w:rPr>
-                <w:rFonts w:ascii="Arial" w:cs="Arial" w:eastAsia="Arial" w:hAnsi="Arial"/>
-                <w:b w:val="false"/>
-                <w:bCs w:val="false"/>
-                <w:i w:val="false"/>
-                <w:iCs w:val="false"/>
-                <w:color w:val="000000"/>
-                <w:sz w:val="18"/>
-                <w:szCs w:val="18"/>
-              </w:rPr>
-              <w:t xml:space="preserve">6 lessons × 40 minutes = 240 minutes total</w:t>
-            </w:r>
-          </w:p>
-        </w:tc>
-      </w:tr>
-      <w:tr>
-        <w:tc>
-          <w:tcPr>
-            <w:tcW w:type="dxa" w:w="3000"/>
-            <w:shd w:fill="D5E8F0" w:color="auto" w:val="clear"/>
-            <w:tcMar>
-              <w:top w:type="dxa" w:w="60"/>
-              <w:left w:type="dxa" w:w="120"/>
-              <w:bottom w:type="dxa" w:w="60"/>
-              <w:right w:type="dxa" w:w="120"/>
-            </w:tcMar>
-            <w:vAlign w:val="top"/>
-          </w:tcPr>
-          <w:p>
-            <w:pPr>
-              <w:spacing w:after="40" w:before="0"/>
-              <w:jc w:val="left"/>
-            </w:pPr>
-            <w:r>
-              <w:rPr>
-                <w:rFonts w:ascii="Arial" w:cs="Arial" w:eastAsia="Arial" w:hAnsi="Arial"/>
-                <w:b/>
-                <w:bCs/>
-                <w:i w:val="false"/>
-                <w:iCs w:val="false"/>
-                <w:color w:val="000000"/>
-                <w:sz w:val="18"/>
-                <w:szCs w:val="18"/>
-              </w:rPr>
-              <w:t xml:space="preserve">Sub-Strand Content</w:t>
-            </w:r>
-          </w:p>
-        </w:tc>
-        <w:tc>
-          <w:tcPr>
-            <w:tcW w:type="dxa" w:w="10680"/>
-            <w:shd w:fill="FFFFFF" w:color="auto" w:val="clear"/>
-            <w:tcMar>
-              <w:top w:type="dxa" w:w="60"/>
-              <w:left w:type="dxa" w:w="120"/>
-              <w:bottom w:type="dxa" w:w="60"/>
-              <w:right w:type="dxa" w:w="120"/>
-            </w:tcMar>
-            <w:vAlign w:val="top"/>
-          </w:tcPr>
-          <w:p>
-            <w:pPr>
-              <w:spacing w:after="30" w:before="0"/>
-              <w:ind w:left="360" w:hanging="180"/>
-              <w:jc w:val="left"/>
-            </w:pPr>
-            <w:r>
-              <w:rPr>
-                <w:rFonts w:ascii="Arial" w:cs="Arial" w:eastAsia="Arial" w:hAnsi="Arial"/>
-                <w:b w:val="false"/>
-                <w:bCs w:val="false"/>
-                <w:i w:val="false"/>
-                <w:iCs w:val="false"/>
-                <w:color w:val="000000"/>
-                <w:sz w:val="18"/>
-                <w:szCs w:val="18"/>
-              </w:rPr>
-              <w:t xml:space="preserve">–  Elasticity: elastic and plastic deformation of materials</w:t>
-            </w:r>
-          </w:p>
-          <w:p>
-            <w:pPr>
-              <w:spacing w:after="30" w:before="0"/>
-              <w:ind w:left="360" w:hanging="180"/>
-              <w:jc w:val="left"/>
-            </w:pPr>
-            <w:r>
-              <w:rPr>
-                <w:rFonts w:ascii="Arial" w:cs="Arial" w:eastAsia="Arial" w:hAnsi="Arial"/>
-                <w:b w:val="false"/>
-                <w:bCs w:val="false"/>
-                <w:i w:val="false"/>
-                <w:iCs w:val="false"/>
-                <w:color w:val="000000"/>
-                <w:sz w:val="18"/>
-                <w:szCs w:val="18"/>
-              </w:rPr>
-              <w:t xml:space="preserve">–  Hooke's Law: relationship between force and extension in a spring</w:t>
-            </w:r>
-          </w:p>
-          <w:p>
-            <w:pPr>
-              <w:spacing w:after="30" w:before="0"/>
-              <w:ind w:left="360" w:hanging="180"/>
-              <w:jc w:val="left"/>
-            </w:pPr>
-            <w:r>
-              <w:rPr>
-                <w:rFonts w:ascii="Arial" w:cs="Arial" w:eastAsia="Arial" w:hAnsi="Arial"/>
-                <w:b w:val="false"/>
-                <w:bCs w:val="false"/>
-                <w:i w:val="false"/>
-                <w:iCs w:val="false"/>
-                <w:color w:val="000000"/>
-                <w:sz w:val="18"/>
-                <w:szCs w:val="18"/>
-              </w:rPr>
-              <w:t xml:space="preserve">–  Spring constant (k) and its determination from force-extension graphs</w:t>
-            </w:r>
-          </w:p>
-          <w:p>
-            <w:pPr>
-              <w:spacing w:after="30" w:before="0"/>
-              <w:ind w:left="360" w:hanging="180"/>
-              <w:jc w:val="left"/>
-            </w:pPr>
-            <w:r>
-              <w:rPr>
-                <w:rFonts w:ascii="Arial" w:cs="Arial" w:eastAsia="Arial" w:hAnsi="Arial"/>
-                <w:b w:val="false"/>
-                <w:bCs w:val="false"/>
-                <w:i w:val="false"/>
-                <w:iCs w:val="false"/>
-                <w:color w:val="000000"/>
-                <w:sz w:val="18"/>
-                <w:szCs w:val="18"/>
-              </w:rPr>
-              <w:t xml:space="preserve">–  Elastic potential energy stored in a stretched spring</w:t>
-            </w:r>
-          </w:p>
-          <w:p>
-            <w:pPr>
-              <w:spacing w:after="30" w:before="0"/>
-              <w:ind w:left="360" w:hanging="180"/>
-              <w:jc w:val="left"/>
-            </w:pPr>
-            <w:r>
-              <w:rPr>
-                <w:rFonts w:ascii="Arial" w:cs="Arial" w:eastAsia="Arial" w:hAnsi="Arial"/>
-                <w:b w:val="false"/>
-                <w:bCs w:val="false"/>
-                <w:i w:val="false"/>
-                <w:iCs w:val="false"/>
-                <w:color w:val="000000"/>
-                <w:sz w:val="18"/>
-                <w:szCs w:val="18"/>
-              </w:rPr>
-              <w:t xml:space="preserve">–  Tensile stress, tensile strain, and Young's Modulus</w:t>
-            </w:r>
-          </w:p>
-          <w:p>
-            <w:pPr>
-              <w:spacing w:after="30" w:before="0"/>
-              <w:ind w:left="360" w:hanging="180"/>
-              <w:jc w:val="left"/>
-            </w:pPr>
-            <w:r>
-              <w:rPr>
-                <w:rFonts w:ascii="Arial" w:cs="Arial" w:eastAsia="Arial" w:hAnsi="Arial"/>
-                <w:b w:val="false"/>
-                <w:bCs w:val="false"/>
-                <w:i w:val="false"/>
-                <w:iCs w:val="false"/>
-                <w:color w:val="000000"/>
-                <w:sz w:val="18"/>
-                <w:szCs w:val="18"/>
-              </w:rPr>
-              <w:t xml:space="preserve">–  Ductility, brittleness, and malleability as mechanical properties</w:t>
-            </w:r>
-          </w:p>
-          <w:p>
-            <w:pPr>
-              <w:spacing w:after="30" w:before="0"/>
-              <w:ind w:left="360" w:hanging="180"/>
-              <w:jc w:val="left"/>
-            </w:pPr>
-            <w:r>
-              <w:rPr>
-                <w:rFonts w:ascii="Arial" w:cs="Arial" w:eastAsia="Arial" w:hAnsi="Arial"/>
-                <w:b w:val="false"/>
-                <w:bCs w:val="false"/>
-                <w:i w:val="false"/>
-                <w:iCs w:val="false"/>
-                <w:color w:val="000000"/>
-                <w:sz w:val="18"/>
-                <w:szCs w:val="18"/>
-              </w:rPr>
-              <w:t xml:space="preserve">–  Practical applications of mechanical properties in everyday materials and engineering</w:t>
-            </w:r>
-          </w:p>
-        </w:tc>
-      </w:tr>
-      <w:tr>
-        <w:tc>
-          <w:tcPr>
-            <w:tcW w:type="dxa" w:w="3000"/>
-            <w:shd w:fill="D5E8F0" w:color="auto" w:val="clear"/>
-            <w:tcMar>
-              <w:top w:type="dxa" w:w="60"/>
-              <w:left w:type="dxa" w:w="120"/>
-              <w:bottom w:type="dxa" w:w="60"/>
-              <w:right w:type="dxa" w:w="120"/>
-            </w:tcMar>
-            <w:vAlign w:val="top"/>
-          </w:tcPr>
-          <w:p>
-            <w:pPr>
-              <w:spacing w:after="40" w:before="0"/>
-              <w:jc w:val="left"/>
-            </w:pPr>
-            <w:r>
-              <w:rPr>
-                <w:rFonts w:ascii="Arial" w:cs="Arial" w:eastAsia="Arial" w:hAnsi="Arial"/>
-                <w:b/>
-                <w:bCs/>
-                <w:i w:val="false"/>
-                <w:iCs w:val="false"/>
-                <w:color w:val="000000"/>
-                <w:sz w:val="18"/>
-                <w:szCs w:val="18"/>
-              </w:rPr>
-              <w:t xml:space="preserve">Learning Outcomes</w:t>
-            </w:r>
-          </w:p>
-        </w:tc>
-        <w:tc>
-          <w:tcPr>
-            <w:tcW w:type="dxa" w:w="10680"/>
-            <w:shd w:fill="FFFFFF" w:color="auto" w:val="clear"/>
-            <w:tcMar>
-              <w:top w:type="dxa" w:w="60"/>
-              <w:left w:type="dxa" w:w="120"/>
-              <w:bottom w:type="dxa" w:w="60"/>
-              <w:right w:type="dxa" w:w="120"/>
-            </w:tcMar>
-            <w:vAlign w:val="top"/>
-          </w:tcPr>
-          <w:p>
-            <w:pPr>
-              <w:spacing w:after="40" w:before="0"/>
-              <w:jc w:val="left"/>
-            </w:pPr>
-            <w:r>
-              <w:rPr>
-                <w:rFonts w:ascii="Arial" w:cs="Arial" w:eastAsia="Arial" w:hAnsi="Arial"/>
-                <w:b w:val="false"/>
-                <w:bCs w:val="false"/>
-                <w:i w:val="false"/>
-                <w:iCs w:val="false"/>
-                <w:color w:val="000000"/>
-                <w:sz w:val="18"/>
-                <w:szCs w:val="18"/>
-              </w:rPr>
-              <w:t xml:space="preserve">By the end of the sub-strand, the learner should be able to:</w:t>
-            </w:r>
-          </w:p>
-          <w:p>
-            <w:pPr>
-              <w:spacing w:after="40" w:before="0"/>
-              <w:jc w:val="left"/>
-            </w:pPr>
-            <w:r>
-              <w:rPr>
-                <w:rFonts w:ascii="Arial" w:cs="Arial" w:eastAsia="Arial" w:hAnsi="Arial"/>
-                <w:b w:val="false"/>
-                <w:bCs w:val="false"/>
-                <w:i w:val="false"/>
-                <w:iCs w:val="false"/>
-                <w:color w:val="000000"/>
-                <w:sz w:val="18"/>
-                <w:szCs w:val="18"/>
-              </w:rPr>
-              <w:t xml:space="preserve">a) describe elasticity and plasticity as mechanical properties of materials,</w:t>
-            </w:r>
-          </w:p>
-          <w:p>
-            <w:pPr>
-              <w:spacing w:after="40" w:before="0"/>
-              <w:jc w:val="left"/>
-            </w:pPr>
-            <w:r>
-              <w:rPr>
-                <w:rFonts w:ascii="Arial" w:cs="Arial" w:eastAsia="Arial" w:hAnsi="Arial"/>
-                <w:b w:val="false"/>
-                <w:bCs w:val="false"/>
-                <w:i w:val="false"/>
-                <w:iCs w:val="false"/>
-                <w:color w:val="000000"/>
-                <w:sz w:val="18"/>
-                <w:szCs w:val="18"/>
-              </w:rPr>
-              <w:t xml:space="preserve">b) state Hooke's Law and apply it to determine the relationship between force and extension,</w:t>
-            </w:r>
-          </w:p>
-          <w:p>
-            <w:pPr>
-              <w:spacing w:after="40" w:before="0"/>
-              <w:jc w:val="left"/>
-            </w:pPr>
-            <w:r>
-              <w:rPr>
-                <w:rFonts w:ascii="Arial" w:cs="Arial" w:eastAsia="Arial" w:hAnsi="Arial"/>
-                <w:b w:val="false"/>
-                <w:bCs w:val="false"/>
-                <w:i w:val="false"/>
-                <w:iCs w:val="false"/>
-                <w:color w:val="000000"/>
-                <w:sz w:val="18"/>
-                <w:szCs w:val="18"/>
-              </w:rPr>
-              <w:t xml:space="preserve">c) determine the spring constant from a force-extension graph,</w:t>
-            </w:r>
-          </w:p>
-          <w:p>
-            <w:pPr>
-              <w:spacing w:after="40" w:before="0"/>
-              <w:jc w:val="left"/>
-            </w:pPr>
-            <w:r>
-              <w:rPr>
-                <w:rFonts w:ascii="Arial" w:cs="Arial" w:eastAsia="Arial" w:hAnsi="Arial"/>
-                <w:b w:val="false"/>
-                <w:bCs w:val="false"/>
-                <w:i w:val="false"/>
-                <w:iCs w:val="false"/>
-                <w:color w:val="000000"/>
-                <w:sz w:val="18"/>
-                <w:szCs w:val="18"/>
-              </w:rPr>
-              <w:t xml:space="preserve">d) calculate elastic potential energy stored in a stretched or compressed spring,</w:t>
-            </w:r>
-          </w:p>
-          <w:p>
-            <w:pPr>
-              <w:spacing w:after="40" w:before="0"/>
-              <w:jc w:val="left"/>
-            </w:pPr>
-            <w:r>
-              <w:rPr>
-                <w:rFonts w:ascii="Arial" w:cs="Arial" w:eastAsia="Arial" w:hAnsi="Arial"/>
-                <w:b w:val="false"/>
-                <w:bCs w:val="false"/>
-                <w:i w:val="false"/>
-                <w:iCs w:val="false"/>
-                <w:color w:val="000000"/>
-                <w:sz w:val="18"/>
-                <w:szCs w:val="18"/>
-              </w:rPr>
-              <w:t xml:space="preserve">e) define tensile stress, tensile strain, and Young's Modulus and solve related problems,</w:t>
-            </w:r>
-          </w:p>
-          <w:p>
-            <w:pPr>
-              <w:spacing w:after="40" w:before="0"/>
-              <w:jc w:val="left"/>
-            </w:pPr>
-            <w:r>
-              <w:rPr>
-                <w:rFonts w:ascii="Arial" w:cs="Arial" w:eastAsia="Arial" w:hAnsi="Arial"/>
-                <w:b w:val="false"/>
-                <w:bCs w:val="false"/>
-                <w:i w:val="false"/>
-                <w:iCs w:val="false"/>
-                <w:color w:val="000000"/>
-                <w:sz w:val="18"/>
-                <w:szCs w:val="18"/>
-              </w:rPr>
-              <w:t xml:space="preserve">f) distinguish between ductile, brittle, and malleable materials with relevant examples,</w:t>
-            </w:r>
-          </w:p>
-          <w:p>
-            <w:pPr>
-              <w:spacing w:after="40" w:before="0"/>
-              <w:jc w:val="left"/>
-            </w:pPr>
-            <w:r>
-              <w:rPr>
-                <w:rFonts w:ascii="Arial" w:cs="Arial" w:eastAsia="Arial" w:hAnsi="Arial"/>
-                <w:b w:val="false"/>
-                <w:bCs w:val="false"/>
-                <w:i w:val="false"/>
-                <w:iCs w:val="false"/>
-                <w:color w:val="000000"/>
-                <w:sz w:val="18"/>
-                <w:szCs w:val="18"/>
-              </w:rPr>
-              <w:t xml:space="preserve">g) appreciate the importance of mechanical properties of materials in engineering, construction, and daily life in Kenya.</w:t>
-            </w:r>
-          </w:p>
-        </w:tc>
-      </w:tr>
-      <w:tr>
-        <w:tc>
-          <w:tcPr>
-            <w:tcW w:type="dxa" w:w="3000"/>
-            <w:shd w:fill="D5E8F0" w:color="auto" w:val="clear"/>
-            <w:tcMar>
-              <w:top w:type="dxa" w:w="60"/>
-              <w:left w:type="dxa" w:w="120"/>
-              <w:bottom w:type="dxa" w:w="60"/>
-              <w:right w:type="dxa" w:w="120"/>
-            </w:tcMar>
-            <w:vAlign w:val="top"/>
-          </w:tcPr>
-          <w:p>
-            <w:pPr>
-              <w:spacing w:after="40" w:before="0"/>
-              <w:jc w:val="left"/>
-            </w:pPr>
-            <w:r>
-              <w:rPr>
-                <w:rFonts w:ascii="Arial" w:cs="Arial" w:eastAsia="Arial" w:hAnsi="Arial"/>
-                <w:b/>
-                <w:bCs/>
-                <w:i w:val="false"/>
-                <w:iCs w:val="false"/>
-                <w:color w:val="000000"/>
-                <w:sz w:val="18"/>
-                <w:szCs w:val="18"/>
-              </w:rPr>
-              <w:t xml:space="preserve">Core Competencies</w:t>
-            </w:r>
-          </w:p>
-        </w:tc>
-        <w:tc>
-          <w:tcPr>
-            <w:tcW w:type="dxa" w:w="10680"/>
-            <w:shd w:fill="FFFFFF" w:color="auto" w:val="clear"/>
-            <w:tcMar>
-              <w:top w:type="dxa" w:w="60"/>
-              <w:left w:type="dxa" w:w="120"/>
-              <w:bottom w:type="dxa" w:w="60"/>
-              <w:right w:type="dxa" w:w="120"/>
-            </w:tcMar>
-            <w:vAlign w:val="top"/>
-          </w:tcPr>
-          <w:p>
-            <w:pPr>
-              <w:spacing w:after="30" w:before="0"/>
-              <w:ind w:left="360" w:hanging="180"/>
-              <w:jc w:val="left"/>
-            </w:pPr>
-            <w:r>
-              <w:rPr>
-                <w:rFonts w:ascii="Arial" w:cs="Arial" w:eastAsia="Arial" w:hAnsi="Arial"/>
-                <w:b w:val="false"/>
-                <w:bCs w:val="false"/>
-                <w:i w:val="false"/>
-                <w:iCs w:val="false"/>
-                <w:color w:val="000000"/>
-                <w:sz w:val="18"/>
-                <w:szCs w:val="18"/>
-              </w:rPr>
-              <w:t xml:space="preserve">–  Communication and Collaboration: the learner works in groups during spring-stretching experiments to share observations, record data on force-extension tables, and present findings to the class, embracing teamwork and joint decision-making.</w:t>
-            </w:r>
-          </w:p>
-          <w:p>
-            <w:pPr>
-              <w:spacing w:after="30" w:before="0"/>
-              <w:ind w:left="360" w:hanging="180"/>
-              <w:jc w:val="left"/>
-            </w:pPr>
-            <w:r>
-              <w:rPr>
-                <w:rFonts w:ascii="Arial" w:cs="Arial" w:eastAsia="Arial" w:hAnsi="Arial"/>
-                <w:b w:val="false"/>
-                <w:bCs w:val="false"/>
-                <w:i w:val="false"/>
-                <w:iCs w:val="false"/>
-                <w:color w:val="000000"/>
-                <w:sz w:val="18"/>
-                <w:szCs w:val="18"/>
-              </w:rPr>
-              <w:t xml:space="preserve">–  Critical Thinking and Problem Solving: the learner analyses force-extension graphs, identifies the elastic limit, and applies Hooke's Law to solve quantitative problems involving Kenyan engineering contexts such as suspension bridges and vehicle springs.</w:t>
-            </w:r>
-          </w:p>
-          <w:p>
-            <w:pPr>
-              <w:spacing w:after="30" w:before="0"/>
-              <w:ind w:left="360" w:hanging="180"/>
-              <w:jc w:val="left"/>
-            </w:pPr>
-            <w:r>
-              <w:rPr>
-                <w:rFonts w:ascii="Arial" w:cs="Arial" w:eastAsia="Arial" w:hAnsi="Arial"/>
-                <w:b w:val="false"/>
-                <w:bCs w:val="false"/>
-                <w:i w:val="false"/>
-                <w:iCs w:val="false"/>
-                <w:color w:val="000000"/>
-                <w:sz w:val="18"/>
-                <w:szCs w:val="18"/>
-              </w:rPr>
-              <w:t xml:space="preserve">–  Learning to Learn: the learner reflects on and self-corrects experimental technique (e.g., reading a metre rule accurately, avoiding parallax errors) and connects new concepts of stress and strain to prior knowledge of forces from Sub-Strand 1.2.</w:t>
-            </w:r>
-          </w:p>
-          <w:p>
-            <w:pPr>
-              <w:spacing w:after="30" w:before="0"/>
-              <w:ind w:left="360" w:hanging="180"/>
-              <w:jc w:val="left"/>
-            </w:pPr>
-            <w:r>
-              <w:rPr>
-                <w:rFonts w:ascii="Arial" w:cs="Arial" w:eastAsia="Arial" w:hAnsi="Arial"/>
-                <w:b w:val="false"/>
-                <w:bCs w:val="false"/>
-                <w:i w:val="false"/>
-                <w:iCs w:val="false"/>
-                <w:color w:val="000000"/>
-                <w:sz w:val="18"/>
-                <w:szCs w:val="18"/>
-              </w:rPr>
-              <w:t xml:space="preserve">–  Digital Literacy: the learner uses digital devices or simulations (e.g., PhET Springs and Masses) to model spring behaviour where physical apparatus is unavailable, effectively accomplishing data collection and graph plotting tasks.</w:t>
-            </w:r>
-          </w:p>
-        </w:tc>
-      </w:tr>
-      <w:tr>
-        <w:tc>
-          <w:tcPr>
-            <w:tcW w:type="dxa" w:w="3000"/>
-            <w:shd w:fill="E2EFDA" w:color="auto" w:val="clear"/>
-            <w:tcMar>
-              <w:top w:type="dxa" w:w="60"/>
-              <w:left w:type="dxa" w:w="120"/>
-              <w:bottom w:type="dxa" w:w="60"/>
-              <w:right w:type="dxa" w:w="120"/>
-            </w:tcMar>
-            <w:vAlign w:val="top"/>
-          </w:tcPr>
-          <w:p>
-            <w:pPr>
-              <w:spacing w:after="40" w:before="0"/>
-              <w:jc w:val="left"/>
-            </w:pPr>
-            <w:r>
-              <w:rPr>
-                <w:rFonts w:ascii="Arial" w:cs="Arial" w:eastAsia="Arial" w:hAnsi="Arial"/>
-                <w:b/>
-                <w:bCs/>
-                <w:i w:val="false"/>
-                <w:iCs w:val="false"/>
-                <w:color w:val="000000"/>
-                <w:sz w:val="18"/>
-                <w:szCs w:val="18"/>
-              </w:rPr>
-              <w:t xml:space="preserve">Core Values</w:t>
-            </w:r>
-          </w:p>
-        </w:tc>
-        <w:tc>
-          <w:tcPr>
-            <w:tcW w:type="dxa" w:w="10680"/>
-            <w:shd w:fill="FFFFFF" w:color="auto" w:val="clear"/>
-            <w:tcMar>
-              <w:top w:type="dxa" w:w="60"/>
-              <w:left w:type="dxa" w:w="120"/>
-              <w:bottom w:type="dxa" w:w="60"/>
-              <w:right w:type="dxa" w:w="120"/>
-            </w:tcMar>
-            <w:vAlign w:val="top"/>
-          </w:tcPr>
-          <w:p>
-            <w:pPr>
-              <w:spacing w:after="30" w:before="0"/>
-              <w:ind w:left="360" w:hanging="180"/>
-              <w:jc w:val="left"/>
-            </w:pPr>
-            <w:r>
-              <w:rPr>
-                <w:rFonts w:ascii="Arial" w:cs="Arial" w:eastAsia="Arial" w:hAnsi="Arial"/>
-                <w:b w:val="false"/>
-                <w:bCs w:val="false"/>
-                <w:i w:val="false"/>
-                <w:iCs w:val="false"/>
-                <w:color w:val="000000"/>
-                <w:sz w:val="18"/>
-                <w:szCs w:val="18"/>
-              </w:rPr>
-              <w:t xml:space="preserve">–  Responsibility: the learner handles laboratory equipment (springs, slotted masses, retort stands) with care, ensures accurate data recording, and takes ownership of their group's experimental results.</w:t>
-            </w:r>
-          </w:p>
-          <w:p>
-            <w:pPr>
-              <w:spacing w:after="30" w:before="0"/>
-              <w:ind w:left="360" w:hanging="180"/>
-              <w:jc w:val="left"/>
-            </w:pPr>
-            <w:r>
-              <w:rPr>
-                <w:rFonts w:ascii="Arial" w:cs="Arial" w:eastAsia="Arial" w:hAnsi="Arial"/>
-                <w:b w:val="false"/>
-                <w:bCs w:val="false"/>
-                <w:i w:val="false"/>
-                <w:iCs w:val="false"/>
-                <w:color w:val="000000"/>
-                <w:sz w:val="18"/>
-                <w:szCs w:val="18"/>
-              </w:rPr>
-              <w:t xml:space="preserve">–  Integrity: the learner records experimental data honestly, including anomalous results, rather than adjusting figures to fit expectations, thereby upholding scientific honesty.</w:t>
-            </w:r>
-          </w:p>
-          <w:p>
-            <w:pPr>
-              <w:spacing w:after="30" w:before="0"/>
-              <w:ind w:left="360" w:hanging="180"/>
-              <w:jc w:val="left"/>
-            </w:pPr>
-            <w:r>
-              <w:rPr>
-                <w:rFonts w:ascii="Arial" w:cs="Arial" w:eastAsia="Arial" w:hAnsi="Arial"/>
-                <w:b w:val="false"/>
-                <w:bCs w:val="false"/>
-                <w:i w:val="false"/>
-                <w:iCs w:val="false"/>
-                <w:color w:val="000000"/>
-                <w:sz w:val="18"/>
-                <w:szCs w:val="18"/>
-              </w:rPr>
-              <w:t xml:space="preserve">–  Respect: the learner appreciates diverse approaches and conclusions presented by different groups during class discussions on material properties and acknowledges the contributions of all group members.</w:t>
-            </w:r>
-          </w:p>
-        </w:tc>
-      </w:tr>
-      <w:tr>
-        <w:tc>
-          <w:tcPr>
-            <w:tcW w:type="dxa" w:w="3000"/>
-            <w:shd w:fill="D5E8F0" w:color="auto" w:val="clear"/>
-            <w:tcMar>
-              <w:top w:type="dxa" w:w="60"/>
-              <w:left w:type="dxa" w:w="120"/>
-              <w:bottom w:type="dxa" w:w="60"/>
-              <w:right w:type="dxa" w:w="120"/>
-            </w:tcMar>
-            <w:vAlign w:val="top"/>
-          </w:tcPr>
-          <w:p>
-            <w:pPr>
-              <w:spacing w:after="40" w:before="0"/>
-              <w:jc w:val="left"/>
-            </w:pPr>
-            <w:r>
-              <w:rPr>
-                <w:rFonts w:ascii="Arial" w:cs="Arial" w:eastAsia="Arial" w:hAnsi="Arial"/>
-                <w:b/>
-                <w:bCs/>
-                <w:i w:val="false"/>
-                <w:iCs w:val="false"/>
-                <w:color w:val="000000"/>
-                <w:sz w:val="18"/>
-                <w:szCs w:val="18"/>
-              </w:rPr>
-              <w:t xml:space="preserve">Science &amp; Engineering Practices</w:t>
-            </w:r>
-          </w:p>
-        </w:tc>
-        <w:tc>
-          <w:tcPr>
-            <w:tcW w:type="dxa" w:w="10680"/>
-            <w:shd w:fill="FFFFFF" w:color="auto" w:val="clear"/>
-            <w:tcMar>
-              <w:top w:type="dxa" w:w="60"/>
-              <w:left w:type="dxa" w:w="120"/>
-              <w:bottom w:type="dxa" w:w="60"/>
-              <w:right w:type="dxa" w:w="120"/>
-            </w:tcMar>
-            <w:vAlign w:val="top"/>
-          </w:tcPr>
-          <w:p>
-            <w:pPr>
-              <w:spacing w:after="30" w:before="0"/>
-              <w:ind w:left="360" w:hanging="180"/>
-              <w:jc w:val="left"/>
-            </w:pPr>
-            <w:r>
-              <w:rPr>
-                <w:rFonts w:ascii="Arial" w:cs="Arial" w:eastAsia="Arial" w:hAnsi="Arial"/>
-                <w:b w:val="false"/>
-                <w:bCs w:val="false"/>
-                <w:i w:val="false"/>
-                <w:iCs w:val="false"/>
-                <w:color w:val="000000"/>
-                <w:sz w:val="18"/>
-                <w:szCs w:val="18"/>
-              </w:rPr>
-              <w:t xml:space="preserve">–  Planning and Carrying Out Investigations (SEP 3): the learner plans and conducts a controlled spring-stretching experiment — selecting variables (force, extension), controlling constants (same spring, same ruler position), and collecting repeated measurements to determine the spring constant.</w:t>
-            </w:r>
-          </w:p>
-          <w:p>
-            <w:pPr>
-              <w:spacing w:after="30" w:before="0"/>
-              <w:ind w:left="360" w:hanging="180"/>
-              <w:jc w:val="left"/>
-            </w:pPr>
-            <w:r>
-              <w:rPr>
-                <w:rFonts w:ascii="Arial" w:cs="Arial" w:eastAsia="Arial" w:hAnsi="Arial"/>
-                <w:b w:val="false"/>
-                <w:bCs w:val="false"/>
-                <w:i w:val="false"/>
-                <w:iCs w:val="false"/>
-                <w:color w:val="000000"/>
-                <w:sz w:val="18"/>
-                <w:szCs w:val="18"/>
-              </w:rPr>
-              <w:t xml:space="preserve">–  Analysing and Interpreting Data (SEP 4): the learner plots force-extension graphs, draws lines of best fit, identifies the elastic limit, calculates the gradient (spring constant k), and uses the graph to determine elastic potential energy.</w:t>
-            </w:r>
-          </w:p>
-          <w:p>
-            <w:pPr>
-              <w:spacing w:after="30" w:before="0"/>
-              <w:ind w:left="360" w:hanging="180"/>
-              <w:jc w:val="left"/>
-            </w:pPr>
-            <w:r>
-              <w:rPr>
-                <w:rFonts w:ascii="Arial" w:cs="Arial" w:eastAsia="Arial" w:hAnsi="Arial"/>
-                <w:b w:val="false"/>
-                <w:bCs w:val="false"/>
-                <w:i w:val="false"/>
-                <w:iCs w:val="false"/>
-                <w:color w:val="000000"/>
-                <w:sz w:val="18"/>
-                <w:szCs w:val="18"/>
-              </w:rPr>
-              <w:t xml:space="preserve">–  Constructing Explanations (SEP 6): the learner uses Hooke's Law and the concept of Young's Modulus to explain why certain Kenyan construction materials (steel rods in Nairobi high-rises, sisal rope in Rift Valley farms) behave differently under load.</w:t>
-            </w:r>
-          </w:p>
-          <w:p>
-            <w:pPr>
-              <w:spacing w:after="30" w:before="0"/>
-              <w:ind w:left="360" w:hanging="180"/>
-              <w:jc w:val="left"/>
-            </w:pPr>
-            <w:r>
-              <w:rPr>
-                <w:rFonts w:ascii="Arial" w:cs="Arial" w:eastAsia="Arial" w:hAnsi="Arial"/>
-                <w:b w:val="false"/>
-                <w:bCs w:val="false"/>
-                <w:i w:val="false"/>
-                <w:iCs w:val="false"/>
-                <w:color w:val="000000"/>
-                <w:sz w:val="18"/>
-                <w:szCs w:val="18"/>
-              </w:rPr>
-              <w:t xml:space="preserve">–  Obtaining, Evaluating, and Communicating Information (SEP 8): the learner evaluates information from data tables and graphs to communicate conclusions about material behaviour, presenting findings clearly with appropriate scientific vocabulary.</w:t>
-            </w:r>
-          </w:p>
-        </w:tc>
-      </w:tr>
-      <w:tr>
-        <w:tc>
-          <w:tcPr>
-            <w:tcW w:type="dxa" w:w="3000"/>
-            <w:shd w:fill="FCE4D6" w:color="auto" w:val="clear"/>
-            <w:tcMar>
-              <w:top w:type="dxa" w:w="60"/>
-              <w:left w:type="dxa" w:w="120"/>
-              <w:bottom w:type="dxa" w:w="60"/>
-              <w:right w:type="dxa" w:w="120"/>
-            </w:tcMar>
-            <w:vAlign w:val="top"/>
-          </w:tcPr>
-          <w:p>
-            <w:pPr>
-              <w:spacing w:after="40" w:before="0"/>
-              <w:jc w:val="left"/>
-            </w:pPr>
-            <w:r>
-              <w:rPr>
-                <w:rFonts w:ascii="Arial" w:cs="Arial" w:eastAsia="Arial" w:hAnsi="Arial"/>
-                <w:b/>
-                <w:bCs/>
-                <w:i w:val="false"/>
-                <w:iCs w:val="false"/>
-                <w:color w:val="000000"/>
-                <w:sz w:val="18"/>
-                <w:szCs w:val="18"/>
-              </w:rPr>
-              <w:t xml:space="preserve">Pertinent &amp; Contemporary Issues (PCIs)</w:t>
-            </w:r>
-          </w:p>
-        </w:tc>
-        <w:tc>
-          <w:tcPr>
-            <w:tcW w:type="dxa" w:w="10680"/>
-            <w:shd w:fill="FFFFFF" w:color="auto" w:val="clear"/>
-            <w:tcMar>
-              <w:top w:type="dxa" w:w="60"/>
-              <w:left w:type="dxa" w:w="120"/>
-              <w:bottom w:type="dxa" w:w="60"/>
-              <w:right w:type="dxa" w:w="120"/>
-            </w:tcMar>
-            <w:vAlign w:val="top"/>
-          </w:tcPr>
-          <w:p>
-            <w:pPr>
-              <w:spacing w:after="30" w:before="0"/>
-              <w:ind w:left="360" w:hanging="180"/>
-              <w:jc w:val="left"/>
-            </w:pPr>
-            <w:r>
-              <w:rPr>
-                <w:rFonts w:ascii="Arial" w:cs="Arial" w:eastAsia="Arial" w:hAnsi="Arial"/>
-                <w:b w:val="false"/>
-                <w:bCs w:val="false"/>
-                <w:i w:val="false"/>
-                <w:iCs w:val="false"/>
-                <w:color w:val="000000"/>
-                <w:sz w:val="18"/>
-                <w:szCs w:val="18"/>
-              </w:rPr>
-              <w:t xml:space="preserve">–  Safety and Security: the learner observes laboratory safety rules during spring-stretching experiments — securing retort stands, wearing safety goggles, and ensuring slotted masses are handled carefully to prevent injury, reinforcing a culture of personal and peer safety.</w:t>
-            </w:r>
-          </w:p>
-          <w:p>
-            <w:pPr>
-              <w:spacing w:after="30" w:before="0"/>
-              <w:ind w:left="360" w:hanging="180"/>
-              <w:jc w:val="left"/>
-            </w:pPr>
-            <w:r>
-              <w:rPr>
-                <w:rFonts w:ascii="Arial" w:cs="Arial" w:eastAsia="Arial" w:hAnsi="Arial"/>
-                <w:b w:val="false"/>
-                <w:bCs w:val="false"/>
-                <w:i w:val="false"/>
-                <w:iCs w:val="false"/>
-                <w:color w:val="000000"/>
-                <w:sz w:val="18"/>
-                <w:szCs w:val="18"/>
-              </w:rPr>
-              <w:t xml:space="preserve">–  Life Skills — Critical Thinking: the learner evaluates the suitability of different materials for real-world Kenyan applications (e.g., choosing steel vs. wood for a footbridge over a Rift Valley river) by analysing their mechanical properties, building decision-making skills.</w:t>
-            </w:r>
-          </w:p>
-          <w:p>
-            <w:pPr>
-              <w:spacing w:after="30" w:before="0"/>
-              <w:ind w:left="360" w:hanging="180"/>
-              <w:jc w:val="left"/>
-            </w:pPr>
-            <w:r>
-              <w:rPr>
-                <w:rFonts w:ascii="Arial" w:cs="Arial" w:eastAsia="Arial" w:hAnsi="Arial"/>
-                <w:b w:val="false"/>
-                <w:bCs w:val="false"/>
-                <w:i w:val="false"/>
-                <w:iCs w:val="false"/>
-                <w:color w:val="000000"/>
-                <w:sz w:val="18"/>
-                <w:szCs w:val="18"/>
-              </w:rPr>
-              <w:t xml:space="preserve">–  Environmental Education: the learner considers how selecting materials with appropriate mechanical properties reduces material waste and structural failure, linking responsible material choice to environmental sustainability in Kenya's growing construction sector.</w:t>
-            </w:r>
-          </w:p>
-        </w:tc>
-      </w:tr>
-      <w:tr>
-        <w:tc>
-          <w:tcPr>
-            <w:tcW w:type="dxa" w:w="3000"/>
-            <w:shd w:fill="D9EEF1" w:color="auto" w:val="clear"/>
-            <w:tcMar>
-              <w:top w:type="dxa" w:w="60"/>
-              <w:left w:type="dxa" w:w="120"/>
-              <w:bottom w:type="dxa" w:w="60"/>
-              <w:right w:type="dxa" w:w="120"/>
-            </w:tcMar>
-            <w:vAlign w:val="top"/>
-          </w:tcPr>
-          <w:p>
-            <w:pPr>
-              <w:spacing w:after="40" w:before="0"/>
-              <w:jc w:val="left"/>
-            </w:pPr>
-            <w:r>
-              <w:rPr>
-                <w:rFonts w:ascii="Arial" w:cs="Arial" w:eastAsia="Arial" w:hAnsi="Arial"/>
-                <w:b/>
-                <w:bCs/>
-                <w:i w:val="false"/>
-                <w:iCs w:val="false"/>
-                <w:color w:val="000000"/>
-                <w:sz w:val="18"/>
-                <w:szCs w:val="18"/>
-              </w:rPr>
-              <w:t xml:space="preserve">Career Connections</w:t>
-            </w:r>
-          </w:p>
-        </w:tc>
-        <w:tc>
-          <w:tcPr>
-            <w:tcW w:type="dxa" w:w="10680"/>
-            <w:shd w:fill="FFFFFF" w:color="auto" w:val="clear"/>
-            <w:tcMar>
-              <w:top w:type="dxa" w:w="60"/>
-              <w:left w:type="dxa" w:w="120"/>
-              <w:bottom w:type="dxa" w:w="60"/>
-              <w:right w:type="dxa" w:w="120"/>
-            </w:tcMar>
-            <w:vAlign w:val="top"/>
-          </w:tcPr>
-          <w:p>
-            <w:pPr>
-              <w:spacing w:after="30" w:before="0"/>
-              <w:ind w:left="360" w:hanging="180"/>
-              <w:jc w:val="left"/>
-            </w:pPr>
-            <w:r>
-              <w:rPr>
-                <w:rFonts w:ascii="Arial" w:cs="Arial" w:eastAsia="Arial" w:hAnsi="Arial"/>
-                <w:b w:val="false"/>
-                <w:bCs w:val="false"/>
-                <w:i w:val="false"/>
-                <w:iCs w:val="false"/>
-                <w:color w:val="000000"/>
-                <w:sz w:val="18"/>
-                <w:szCs w:val="18"/>
-              </w:rPr>
-              <w:t xml:space="preserve">–  Civil and Structural Engineering: understanding Young's Modulus and tensile strength is fundamental for engineers designing bridges, buildings, and roads across Kenya, including projects such as the Nairobi Expressway.</w:t>
-            </w:r>
-          </w:p>
-          <w:p>
-            <w:pPr>
-              <w:spacing w:after="30" w:before="0"/>
-              <w:ind w:left="360" w:hanging="180"/>
-              <w:jc w:val="left"/>
-            </w:pPr>
-            <w:r>
-              <w:rPr>
-                <w:rFonts w:ascii="Arial" w:cs="Arial" w:eastAsia="Arial" w:hAnsi="Arial"/>
-                <w:b w:val="false"/>
-                <w:bCs w:val="false"/>
-                <w:i w:val="false"/>
-                <w:iCs w:val="false"/>
-                <w:color w:val="000000"/>
-                <w:sz w:val="18"/>
-                <w:szCs w:val="18"/>
-              </w:rPr>
-              <w:t xml:space="preserve">–  Materials Science and Metallurgy: knowledge of ductility, brittleness, and elasticity enables materials scientists working with Kenya's manufacturing industries to select and develop appropriate metals and composites.</w:t>
-            </w:r>
-          </w:p>
-          <w:p>
-            <w:pPr>
-              <w:spacing w:after="30" w:before="0"/>
-              <w:ind w:left="360" w:hanging="180"/>
-              <w:jc w:val="left"/>
-            </w:pPr>
-            <w:r>
-              <w:rPr>
-                <w:rFonts w:ascii="Arial" w:cs="Arial" w:eastAsia="Arial" w:hAnsi="Arial"/>
-                <w:b w:val="false"/>
-                <w:bCs w:val="false"/>
-                <w:i w:val="false"/>
-                <w:iCs w:val="false"/>
-                <w:color w:val="000000"/>
-                <w:sz w:val="18"/>
-                <w:szCs w:val="18"/>
-              </w:rPr>
-              <w:t xml:space="preserve">–  Orthopaedics and Biomedical Engineering: mechanical properties of materials underpin the design of surgical implants, prosthetic limbs, and orthopaedic supports used in Kenyan hospitals such as Kenyatta National Hospital.</w:t>
-            </w:r>
-          </w:p>
-          <w:p>
-            <w:pPr>
-              <w:spacing w:after="30" w:before="0"/>
-              <w:ind w:left="360" w:hanging="180"/>
-              <w:jc w:val="left"/>
-            </w:pPr>
-            <w:r>
-              <w:rPr>
-                <w:rFonts w:ascii="Arial" w:cs="Arial" w:eastAsia="Arial" w:hAnsi="Arial"/>
-                <w:b w:val="false"/>
-                <w:bCs w:val="false"/>
-                <w:i w:val="false"/>
-                <w:iCs w:val="false"/>
-                <w:color w:val="000000"/>
-                <w:sz w:val="18"/>
-                <w:szCs w:val="18"/>
-              </w:rPr>
-              <w:t xml:space="preserve">–  Textile and Agro-processing Industry: understanding elasticity and malleability supports innovation in processing sisal, cotton, and other Kenyan agricultural fibres into ropes, fabrics, and packaging materials.</w:t>
-            </w:r>
-          </w:p>
-          <w:p>
-            <w:pPr>
-              <w:spacing w:after="30" w:before="0"/>
-              <w:ind w:left="360" w:hanging="180"/>
-              <w:jc w:val="left"/>
-            </w:pPr>
-            <w:r>
-              <w:rPr>
-                <w:rFonts w:ascii="Arial" w:cs="Arial" w:eastAsia="Arial" w:hAnsi="Arial"/>
-                <w:b w:val="false"/>
-                <w:bCs w:val="false"/>
-                <w:i w:val="false"/>
-                <w:iCs w:val="false"/>
-                <w:color w:val="000000"/>
-                <w:sz w:val="18"/>
-                <w:szCs w:val="18"/>
-              </w:rPr>
-              <w:t xml:space="preserve">–  Automotive Technology: technicians and engineers servicing vehicles in Kenya apply knowledge of spring constants and material fatigue when working on suspension systems and chassis components.</w:t>
-            </w:r>
-          </w:p>
-        </w:tc>
-      </w:tr>
-      <w:tr>
-        <w:tc>
-          <w:tcPr>
-            <w:tcW w:type="dxa" w:w="3000"/>
-            <w:shd w:fill="D5E8F0" w:color="auto" w:val="clear"/>
-            <w:tcMar>
-              <w:top w:type="dxa" w:w="60"/>
-              <w:left w:type="dxa" w:w="120"/>
-              <w:bottom w:type="dxa" w:w="60"/>
-              <w:right w:type="dxa" w:w="120"/>
-            </w:tcMar>
-            <w:vAlign w:val="top"/>
-          </w:tcPr>
-          <w:p>
-            <w:pPr>
-              <w:spacing w:after="40" w:before="0"/>
-              <w:jc w:val="left"/>
-            </w:pPr>
-            <w:r>
-              <w:rPr>
-                <w:rFonts w:ascii="Arial" w:cs="Arial" w:eastAsia="Arial" w:hAnsi="Arial"/>
-                <w:b/>
-                <w:bCs/>
-                <w:i w:val="false"/>
-                <w:iCs w:val="false"/>
-                <w:color w:val="000000"/>
-                <w:sz w:val="18"/>
-                <w:szCs w:val="18"/>
-              </w:rPr>
-              <w:t xml:space="preserve">Focus for Lessons</w:t>
-            </w:r>
-          </w:p>
-        </w:tc>
-        <w:tc>
-          <w:tcPr>
-            <w:tcW w:type="dxa" w:w="10680"/>
-            <w:shd w:fill="FFFFFF" w:color="auto" w:val="clear"/>
-            <w:tcMar>
-              <w:top w:type="dxa" w:w="60"/>
-              <w:left w:type="dxa" w:w="120"/>
-              <w:bottom w:type="dxa" w:w="60"/>
-              <w:right w:type="dxa" w:w="120"/>
-            </w:tcMar>
-            <w:vAlign w:val="top"/>
-          </w:tcPr>
-          <w:p>
-            <w:pPr>
-              <w:spacing w:after="40" w:before="0"/>
-              <w:jc w:val="left"/>
-            </w:pPr>
-            <w:r>
-              <w:rPr>
-                <w:rFonts w:ascii="Arial" w:cs="Arial" w:eastAsia="Arial" w:hAnsi="Arial"/>
-                <w:b w:val="false"/>
-                <w:bCs w:val="false"/>
-                <w:i w:val="false"/>
-                <w:iCs w:val="false"/>
-                <w:color w:val="000000"/>
-                <w:sz w:val="18"/>
-                <w:szCs w:val="18"/>
-              </w:rPr>
-              <w:t xml:space="preserve">This unit develops learners' understanding of how solid materials respond to applied forces, anchored in the everyday Kenyan experience of elastic and permanent deformation. Learners progress from qualitative observations of stretching rubber bands and springs to quantitative application of Hooke's Law, Young's Modulus, and elastic potential energy, building strong links between experimental evidence and mathematical models. The unit uses a phenomenon-driven, investigation-based approach in which all concepts are developed in the context of explaining a real, puzzling observation about material behaviour.</w:t>
-            </w:r>
-          </w:p>
-        </w:tc>
-      </w:tr>
-      <w:tr>
-        <w:tc>
-          <w:tcPr>
-            <w:tcW w:type="dxa" w:w="3000"/>
-            <w:shd w:fill="EAD1F5" w:color="auto" w:val="clear"/>
-            <w:tcMar>
-              <w:top w:type="dxa" w:w="60"/>
-              <w:left w:type="dxa" w:w="120"/>
-              <w:bottom w:type="dxa" w:w="60"/>
-              <w:right w:type="dxa" w:w="120"/>
-            </w:tcMar>
-            <w:vAlign w:val="top"/>
-          </w:tcPr>
-          <w:p>
-            <w:pPr>
-              <w:spacing w:after="40" w:before="0"/>
-              <w:jc w:val="left"/>
-            </w:pPr>
-            <w:r>
-              <w:rPr>
-                <w:rFonts w:ascii="Arial" w:cs="Arial" w:eastAsia="Arial" w:hAnsi="Arial"/>
-                <w:b/>
-                <w:bCs/>
-                <w:i w:val="false"/>
-                <w:iCs w:val="false"/>
-                <w:color w:val="000000"/>
-                <w:sz w:val="18"/>
-                <w:szCs w:val="18"/>
-              </w:rPr>
-              <w:t xml:space="preserve">Driving Question / Key Inquiry Questions</w:t>
-            </w:r>
-          </w:p>
-        </w:tc>
-        <w:tc>
-          <w:tcPr>
-            <w:tcW w:type="dxa" w:w="10680"/>
-            <w:shd w:fill="FFFFFF" w:color="auto" w:val="clear"/>
-            <w:tcMar>
-              <w:top w:type="dxa" w:w="60"/>
-              <w:left w:type="dxa" w:w="120"/>
-              <w:bottom w:type="dxa" w:w="60"/>
-              <w:right w:type="dxa" w:w="120"/>
-            </w:tcMar>
-            <w:vAlign w:val="top"/>
-          </w:tcPr>
-          <w:p>
-            <w:pPr>
-              <w:spacing w:after="40" w:before="0"/>
-              <w:jc w:val="left"/>
-            </w:pPr>
-            <w:r>
-              <w:rPr>
-                <w:rFonts w:ascii="Arial" w:cs="Arial" w:eastAsia="Arial" w:hAnsi="Arial"/>
-                <w:b w:val="false"/>
-                <w:bCs w:val="false"/>
-                <w:i w:val="false"/>
-                <w:iCs w:val="false"/>
-                <w:color w:val="000000"/>
-                <w:sz w:val="18"/>
-                <w:szCs w:val="18"/>
-              </w:rPr>
-              <w:t xml:space="preserve">DRIVING QUESTION: Why do some materials stretch and snap back while others permanently deform or break — and how can we use this knowledge to choose the right material for a safe structure in Kenya?</w:t>
-            </w:r>
-          </w:p>
-          <w:p>
-            <w:pPr>
-              <w:spacing w:after="40" w:before="0"/>
-              <w:jc w:val="left"/>
-            </w:pPr>
-            <w:r>
-              <w:rPr>
-                <w:rFonts w:ascii="Arial" w:cs="Arial" w:eastAsia="Arial" w:hAnsi="Arial"/>
-                <w:b w:val="false"/>
-                <w:bCs w:val="false"/>
-                <w:i w:val="false"/>
-                <w:iCs w:val="false"/>
-                <w:color w:val="000000"/>
-                <w:sz w:val="18"/>
-                <w:szCs w:val="18"/>
-              </w:rPr>
-              <w:t xml:space="preserve"/>
-            </w:r>
-          </w:p>
-          <w:p>
-            <w:pPr>
-              <w:spacing w:after="40" w:before="0"/>
-              <w:jc w:val="left"/>
-            </w:pPr>
-            <w:r>
-              <w:rPr>
-                <w:rFonts w:ascii="Arial" w:cs="Arial" w:eastAsia="Arial" w:hAnsi="Arial"/>
-                <w:b w:val="false"/>
-                <w:bCs w:val="false"/>
-                <w:i w:val="false"/>
-                <w:iCs w:val="false"/>
-                <w:color w:val="000000"/>
-                <w:sz w:val="18"/>
-                <w:szCs w:val="18"/>
-              </w:rPr>
-              <w:t xml:space="preserve">KICD KEY INQUIRY QUESTIONS:</w:t>
-            </w:r>
-          </w:p>
-          <w:p>
-            <w:pPr>
-              <w:spacing w:after="40" w:before="0"/>
-              <w:jc w:val="left"/>
-            </w:pPr>
-            <w:r>
-              <w:rPr>
-                <w:rFonts w:ascii="Arial" w:cs="Arial" w:eastAsia="Arial" w:hAnsi="Arial"/>
-                <w:b w:val="false"/>
-                <w:bCs w:val="false"/>
-                <w:i w:val="false"/>
-                <w:iCs w:val="false"/>
-                <w:color w:val="000000"/>
-                <w:sz w:val="18"/>
-                <w:szCs w:val="18"/>
-              </w:rPr>
-              <w:t xml:space="preserve">1. What determines how a material responds when a force is applied to it?</w:t>
-            </w:r>
-          </w:p>
-          <w:p>
-            <w:pPr>
-              <w:spacing w:after="40" w:before="0"/>
-              <w:jc w:val="left"/>
-            </w:pPr>
-            <w:r>
-              <w:rPr>
-                <w:rFonts w:ascii="Arial" w:cs="Arial" w:eastAsia="Arial" w:hAnsi="Arial"/>
-                <w:b w:val="false"/>
-                <w:bCs w:val="false"/>
-                <w:i w:val="false"/>
-                <w:iCs w:val="false"/>
-                <w:color w:val="000000"/>
-                <w:sz w:val="18"/>
-                <w:szCs w:val="18"/>
-              </w:rPr>
-              <w:t xml:space="preserve">2. How are the mechanical properties of materials applied in engineering and everyday life?</w:t>
-            </w:r>
-          </w:p>
-        </w:tc>
-      </w:tr>
-      <w:tr>
-        <w:tc>
-          <w:tcPr>
-            <w:tcW w:type="dxa" w:w="3000"/>
-            <w:shd w:fill="EAD1F5" w:color="auto" w:val="clear"/>
-            <w:tcMar>
-              <w:top w:type="dxa" w:w="60"/>
-              <w:left w:type="dxa" w:w="120"/>
-              <w:bottom w:type="dxa" w:w="60"/>
-              <w:right w:type="dxa" w:w="120"/>
-            </w:tcMar>
-            <w:vAlign w:val="top"/>
-          </w:tcPr>
-          <w:p>
-            <w:pPr>
-              <w:spacing w:after="40" w:before="0"/>
-              <w:jc w:val="left"/>
-            </w:pPr>
-            <w:r>
-              <w:rPr>
-                <w:rFonts w:ascii="Arial" w:cs="Arial" w:eastAsia="Arial" w:hAnsi="Arial"/>
-                <w:b/>
-                <w:bCs/>
-                <w:i w:val="false"/>
-                <w:iCs w:val="false"/>
-                <w:color w:val="000000"/>
-                <w:sz w:val="18"/>
-                <w:szCs w:val="18"/>
-              </w:rPr>
-              <w:t xml:space="preserve">Anchoring Phenomenon</w:t>
-            </w:r>
-          </w:p>
-        </w:tc>
-        <w:tc>
-          <w:tcPr>
-            <w:tcW w:type="dxa" w:w="10680"/>
-            <w:shd w:fill="FFFFFF" w:color="auto" w:val="clear"/>
-            <w:tcMar>
-              <w:top w:type="dxa" w:w="60"/>
-              <w:left w:type="dxa" w:w="120"/>
-              <w:bottom w:type="dxa" w:w="60"/>
-              <w:right w:type="dxa" w:w="120"/>
-            </w:tcMar>
-            <w:vAlign w:val="top"/>
-          </w:tcPr>
-          <w:p>
-            <w:pPr>
-              <w:spacing w:after="40" w:before="0"/>
-              <w:jc w:val="left"/>
-            </w:pPr>
-            <w:r>
-              <w:rPr>
-                <w:rFonts w:ascii="Arial" w:cs="Arial" w:eastAsia="Arial" w:hAnsi="Arial"/>
-                <w:b w:val="false"/>
-                <w:bCs w:val="false"/>
-                <w:i w:val="false"/>
-                <w:iCs w:val="false"/>
-                <w:color w:val="000000"/>
-                <w:sz w:val="18"/>
-                <w:szCs w:val="18"/>
-              </w:rPr>
-              <w:t xml:space="preserve">ANCHORING PHENOMENON — The Broken Suspension Bridge Rope at a Rift Valley Farm:</w:t>
-            </w:r>
-          </w:p>
-          <w:p>
-            <w:pPr>
-              <w:spacing w:after="40" w:before="0"/>
-              <w:jc w:val="left"/>
-            </w:pPr>
-            <w:r>
-              <w:rPr>
-                <w:rFonts w:ascii="Arial" w:cs="Arial" w:eastAsia="Arial" w:hAnsi="Arial"/>
-                <w:b w:val="false"/>
-                <w:bCs w:val="false"/>
-                <w:i w:val="false"/>
-                <w:iCs w:val="false"/>
-                <w:color w:val="000000"/>
-                <w:sz w:val="18"/>
-                <w:szCs w:val="18"/>
-              </w:rPr>
-              <w:t xml:space="preserve"/>
-            </w:r>
-          </w:p>
-          <w:p>
-            <w:pPr>
-              <w:spacing w:after="40" w:before="0"/>
-              <w:jc w:val="left"/>
-            </w:pPr>
-            <w:r>
-              <w:rPr>
-                <w:rFonts w:ascii="Arial" w:cs="Arial" w:eastAsia="Arial" w:hAnsi="Arial"/>
-                <w:b w:val="false"/>
-                <w:bCs w:val="false"/>
-                <w:i w:val="false"/>
-                <w:iCs w:val="false"/>
-                <w:color w:val="000000"/>
-                <w:sz w:val="18"/>
-                <w:szCs w:val="18"/>
-              </w:rPr>
-              <w:t xml:space="preserve">A farmer in Kericho uses a hand-made suspension footbridge to cross a small river. The bridge is supported by two thick sisal ropes. One day, after loading a heavy sack of tea leaves (approximately 80 kg) onto the bridge, learners observe a short video clip (or teacher-narrated story with photographs) showing that one rope stretches noticeably and bounces back when the load is removed, while the second — older — rope stretches and then snaps without returning to its original length.</w:t>
-            </w:r>
-          </w:p>
-          <w:p>
-            <w:pPr>
-              <w:spacing w:after="40" w:before="0"/>
-              <w:jc w:val="left"/>
-            </w:pPr>
-            <w:r>
-              <w:rPr>
-                <w:rFonts w:ascii="Arial" w:cs="Arial" w:eastAsia="Arial" w:hAnsi="Arial"/>
-                <w:b w:val="false"/>
-                <w:bCs w:val="false"/>
-                <w:i w:val="false"/>
-                <w:iCs w:val="false"/>
-                <w:color w:val="000000"/>
-                <w:sz w:val="18"/>
-                <w:szCs w:val="18"/>
-              </w:rPr>
-              <w:t xml:space="preserve"/>
-            </w:r>
-          </w:p>
-          <w:p>
-            <w:pPr>
-              <w:spacing w:after="40" w:before="0"/>
-              <w:jc w:val="left"/>
-            </w:pPr>
-            <w:r>
-              <w:rPr>
-                <w:rFonts w:ascii="Arial" w:cs="Arial" w:eastAsia="Arial" w:hAnsi="Arial"/>
-                <w:b w:val="false"/>
-                <w:bCs w:val="false"/>
-                <w:i w:val="false"/>
-                <w:iCs w:val="false"/>
-                <w:color w:val="000000"/>
-                <w:sz w:val="18"/>
-                <w:szCs w:val="18"/>
-              </w:rPr>
-              <w:t xml:space="preserve">What is puzzling: Both ropes look similar and are made of natural fibre, yet they behave completely differently under the same load. Why did one rope return to its original shape while the other did not? Why did the second rope snap at all — what was happening inside the rope material? Can we predict beforehand which rope will snap and which will survive? This puzzle drives the entire unit: learners are compelled to investigate what properties of materials determine how they respond to forces, and how we can measure and predict those properties scientifically.</w:t>
-            </w:r>
-          </w:p>
-        </w:tc>
-      </w:tr>
-      <w:tr>
-        <w:tc>
-          <w:tcPr>
-            <w:tcW w:type="dxa" w:w="3000"/>
-            <w:shd w:fill="D9EEF1" w:color="auto" w:val="clear"/>
-            <w:tcMar>
-              <w:top w:type="dxa" w:w="60"/>
-              <w:left w:type="dxa" w:w="120"/>
-              <w:bottom w:type="dxa" w:w="60"/>
-              <w:right w:type="dxa" w:w="120"/>
-            </w:tcMar>
-            <w:vAlign w:val="top"/>
-          </w:tcPr>
-          <w:p>
-            <w:pPr>
-              <w:spacing w:after="40" w:before="0"/>
-              <w:jc w:val="left"/>
-            </w:pPr>
-            <w:r>
-              <w:rPr>
-                <w:rFonts w:ascii="Arial" w:cs="Arial" w:eastAsia="Arial" w:hAnsi="Arial"/>
-                <w:b/>
-                <w:bCs/>
-                <w:i w:val="false"/>
-                <w:iCs w:val="false"/>
-                <w:color w:val="000000"/>
-                <w:sz w:val="18"/>
-                <w:szCs w:val="18"/>
-              </w:rPr>
-              <w:t xml:space="preserve">Storyline Thread</w:t>
-            </w:r>
-          </w:p>
-        </w:tc>
-        <w:tc>
-          <w:tcPr>
-            <w:tcW w:type="dxa" w:w="10680"/>
-            <w:shd w:fill="FFFFFF" w:color="auto" w:val="clear"/>
-            <w:tcMar>
-              <w:top w:type="dxa" w:w="60"/>
-              <w:left w:type="dxa" w:w="120"/>
-              <w:bottom w:type="dxa" w:w="60"/>
-              <w:right w:type="dxa" w:w="120"/>
-            </w:tcMar>
-            <w:vAlign w:val="top"/>
-          </w:tcPr>
-          <w:p>
-            <w:pPr>
-              <w:spacing w:after="40" w:before="0"/>
-              <w:jc w:val="left"/>
-            </w:pPr>
-            <w:r>
-              <w:rPr>
-                <w:rFonts w:ascii="Arial" w:cs="Arial" w:eastAsia="Arial" w:hAnsi="Arial"/>
-                <w:b w:val="false"/>
-                <w:bCs w:val="false"/>
-                <w:i w:val="false"/>
-                <w:iCs w:val="false"/>
-                <w:color w:val="000000"/>
-                <w:sz w:val="18"/>
-                <w:szCs w:val="18"/>
-              </w:rPr>
-              <w:t xml:space="preserve">Lesson 1 — Predict &amp; Observe: Elastic vs. Plastic Behaviour</w:t>
-            </w:r>
-          </w:p>
-          <w:p>
-            <w:pPr>
-              <w:spacing w:after="40" w:before="0"/>
-              <w:jc w:val="left"/>
-            </w:pPr>
-            <w:r>
-              <w:rPr>
-                <w:rFonts w:ascii="Arial" w:cs="Arial" w:eastAsia="Arial" w:hAnsi="Arial"/>
-                <w:b w:val="false"/>
-                <w:bCs w:val="false"/>
-                <w:i w:val="false"/>
-                <w:iCs w:val="false"/>
-                <w:color w:val="000000"/>
-                <w:sz w:val="18"/>
-                <w:szCs w:val="18"/>
-              </w:rPr>
-              <w:t xml:space="preserve">Learners are introduced to the anchoring phenomenon (the Kericho bridge ropes). They first predict — individually and in groups — why one rope survived and one snapped, recording ideas on sticky notes for the Driving Question Board (DQB). They then carry out a hands-on exploration: stretching rubber bands, sisal twine, and copper wire with hanging masses, classifying materials as elastic or plastic. Learners record observations and begin building an initial model of what "elasticity" means at the particle level.</w:t>
-            </w:r>
-          </w:p>
-          <w:p>
-            <w:pPr>
-              <w:spacing w:after="40" w:before="0"/>
-              <w:jc w:val="left"/>
-            </w:pPr>
-            <w:r>
-              <w:rPr>
-                <w:rFonts w:ascii="Arial" w:cs="Arial" w:eastAsia="Arial" w:hAnsi="Arial"/>
-                <w:b w:val="false"/>
-                <w:bCs w:val="false"/>
-                <w:i w:val="false"/>
-                <w:iCs w:val="false"/>
-                <w:color w:val="000000"/>
-                <w:sz w:val="18"/>
-                <w:szCs w:val="18"/>
-              </w:rPr>
-              <w:t xml:space="preserve"/>
-            </w:r>
-          </w:p>
-          <w:p>
-            <w:pPr>
-              <w:spacing w:after="40" w:before="0"/>
-              <w:jc w:val="left"/>
-            </w:pPr>
-            <w:r>
-              <w:rPr>
-                <w:rFonts w:ascii="Arial" w:cs="Arial" w:eastAsia="Arial" w:hAnsi="Arial"/>
-                <w:b w:val="false"/>
-                <w:bCs w:val="false"/>
-                <w:i w:val="false"/>
-                <w:iCs w:val="false"/>
-                <w:color w:val="000000"/>
-                <w:sz w:val="18"/>
-                <w:szCs w:val="18"/>
-              </w:rPr>
-              <w:t xml:space="preserve">Lesson 2 — Investigate: Hooke's Law Experiment</w:t>
-            </w:r>
-          </w:p>
-          <w:p>
-            <w:pPr>
-              <w:spacing w:after="40" w:before="0"/>
-              <w:jc w:val="left"/>
-            </w:pPr>
-            <w:r>
-              <w:rPr>
-                <w:rFonts w:ascii="Arial" w:cs="Arial" w:eastAsia="Arial" w:hAnsi="Arial"/>
-                <w:b w:val="false"/>
-                <w:bCs w:val="false"/>
-                <w:i w:val="false"/>
-                <w:iCs w:val="false"/>
-                <w:color w:val="000000"/>
-                <w:sz w:val="18"/>
-                <w:szCs w:val="18"/>
-              </w:rPr>
-              <w:t xml:space="preserve">Learners conduct a structured investigation using a steel spring, slotted masses (0–5 N), a retort stand, and a metre rule. They measure extensions for increasing loads, plot force-extension graphs, identify the elastic limit, and determine the spring constant (k = F/x) from the graph gradient. Groups compare k values for different springs and connect findings back to the DQB: "a stiffer spring has a larger k — could this explain why one rope survived?" Learners update their DQB with new questions about quantitative limits.</w:t>
-            </w:r>
-          </w:p>
-          <w:p>
-            <w:pPr>
-              <w:spacing w:after="40" w:before="0"/>
-              <w:jc w:val="left"/>
-            </w:pPr>
-            <w:r>
-              <w:rPr>
-                <w:rFonts w:ascii="Arial" w:cs="Arial" w:eastAsia="Arial" w:hAnsi="Arial"/>
-                <w:b w:val="false"/>
-                <w:bCs w:val="false"/>
-                <w:i w:val="false"/>
-                <w:iCs w:val="false"/>
-                <w:color w:val="000000"/>
-                <w:sz w:val="18"/>
-                <w:szCs w:val="18"/>
-              </w:rPr>
-              <w:t xml:space="preserve"/>
-            </w:r>
-          </w:p>
-          <w:p>
-            <w:pPr>
-              <w:spacing w:after="40" w:before="0"/>
-              <w:jc w:val="left"/>
-            </w:pPr>
-            <w:r>
-              <w:rPr>
-                <w:rFonts w:ascii="Arial" w:cs="Arial" w:eastAsia="Arial" w:hAnsi="Arial"/>
-                <w:b w:val="false"/>
-                <w:bCs w:val="false"/>
-                <w:i w:val="false"/>
-                <w:iCs w:val="false"/>
-                <w:color w:val="000000"/>
-                <w:sz w:val="18"/>
-                <w:szCs w:val="18"/>
-              </w:rPr>
-              <w:t xml:space="preserve">Lesson 3 — Explain: Elastic Potential Energy and the Elastic Limit</w:t>
-            </w:r>
-          </w:p>
-          <w:p>
-            <w:pPr>
-              <w:spacing w:after="40" w:before="0"/>
-              <w:jc w:val="left"/>
-            </w:pPr>
-            <w:r>
-              <w:rPr>
-                <w:rFonts w:ascii="Arial" w:cs="Arial" w:eastAsia="Arial" w:hAnsi="Arial"/>
-                <w:b w:val="false"/>
-                <w:bCs w:val="false"/>
-                <w:i w:val="false"/>
-                <w:iCs w:val="false"/>
-                <w:color w:val="000000"/>
-                <w:sz w:val="18"/>
-                <w:szCs w:val="18"/>
-              </w:rPr>
-              <w:t xml:space="preserve">Learners use their force-extension graphs to calculate elastic potential energy (Ep = ½kx²) stored in stretched springs, connecting energy storage to the idea of a "safe working load." The teacher introduces the elastic limit formally, and learners explain — using evidence from Lesson 2 — why loading beyond this limit caused the older Kericho rope to fail permanently. Learners apply Hooke's Law quantitatively in worked examples set in Kenyan contexts (vehicle suspension springs, bungee cords at a Nairobi adventure park).</w:t>
-            </w:r>
-          </w:p>
-          <w:p>
-            <w:pPr>
-              <w:spacing w:after="40" w:before="0"/>
-              <w:jc w:val="left"/>
-            </w:pPr>
-            <w:r>
-              <w:rPr>
-                <w:rFonts w:ascii="Arial" w:cs="Arial" w:eastAsia="Arial" w:hAnsi="Arial"/>
-                <w:b w:val="false"/>
-                <w:bCs w:val="false"/>
-                <w:i w:val="false"/>
-                <w:iCs w:val="false"/>
-                <w:color w:val="000000"/>
-                <w:sz w:val="18"/>
-                <w:szCs w:val="18"/>
-              </w:rPr>
-              <w:t xml:space="preserve"/>
-            </w:r>
-          </w:p>
-          <w:p>
-            <w:pPr>
-              <w:spacing w:after="40" w:before="0"/>
-              <w:jc w:val="left"/>
-            </w:pPr>
-            <w:r>
-              <w:rPr>
-                <w:rFonts w:ascii="Arial" w:cs="Arial" w:eastAsia="Arial" w:hAnsi="Arial"/>
-                <w:b w:val="false"/>
-                <w:bCs w:val="false"/>
-                <w:i w:val="false"/>
-                <w:iCs w:val="false"/>
-                <w:color w:val="000000"/>
-                <w:sz w:val="18"/>
-                <w:szCs w:val="18"/>
-              </w:rPr>
-              <w:t xml:space="preserve">Lesson 4 — Extend: Tensile Stress, Strain, and Young's Modulus</w:t>
-            </w:r>
-          </w:p>
-          <w:p>
-            <w:pPr>
-              <w:spacing w:after="40" w:before="0"/>
-              <w:jc w:val="left"/>
-            </w:pPr>
-            <w:r>
-              <w:rPr>
-                <w:rFonts w:ascii="Arial" w:cs="Arial" w:eastAsia="Arial" w:hAnsi="Arial"/>
-                <w:b w:val="false"/>
-                <w:bCs w:val="false"/>
-                <w:i w:val="false"/>
-                <w:iCs w:val="false"/>
-                <w:color w:val="000000"/>
-                <w:sz w:val="18"/>
-                <w:szCs w:val="18"/>
-              </w:rPr>
-              <w:t xml:space="preserve">Learners are introduced to tensile stress (σ = F/A) and tensile strain (ε = ΔL/L₀) through guided note-taking and worked examples. They calculate Young's Modulus (E = σ/ε) for steel and sisal using provided data sets from a simulated Kenyan materials-testing laboratory. Learners compare E values for different materials (steel, rubber, wood, bone) and revise their particle-level models to explain why a high E value means a material is stiff but not necessarily strong. DQB is updated: "What is the difference between a stiff material and a strong material?"</w:t>
-            </w:r>
-          </w:p>
-          <w:p>
-            <w:pPr>
-              <w:spacing w:after="40" w:before="0"/>
-              <w:jc w:val="left"/>
-            </w:pPr>
-            <w:r>
-              <w:rPr>
-                <w:rFonts w:ascii="Arial" w:cs="Arial" w:eastAsia="Arial" w:hAnsi="Arial"/>
-                <w:b w:val="false"/>
-                <w:bCs w:val="false"/>
-                <w:i w:val="false"/>
-                <w:iCs w:val="false"/>
-                <w:color w:val="000000"/>
-                <w:sz w:val="18"/>
-                <w:szCs w:val="18"/>
-              </w:rPr>
-              <w:t xml:space="preserve"/>
-            </w:r>
-          </w:p>
-          <w:p>
-            <w:pPr>
-              <w:spacing w:after="40" w:before="0"/>
-              <w:jc w:val="left"/>
-            </w:pPr>
-            <w:r>
-              <w:rPr>
-                <w:rFonts w:ascii="Arial" w:cs="Arial" w:eastAsia="Arial" w:hAnsi="Arial"/>
-                <w:b w:val="false"/>
-                <w:bCs w:val="false"/>
-                <w:i w:val="false"/>
-                <w:iCs w:val="false"/>
-                <w:color w:val="000000"/>
-                <w:sz w:val="18"/>
-                <w:szCs w:val="18"/>
-              </w:rPr>
-              <w:t xml:space="preserve">Lesson 5 — Differentiate: Ductility, Brittleness, and Malleability</w:t>
-            </w:r>
-          </w:p>
-          <w:p>
-            <w:pPr>
-              <w:spacing w:after="40" w:before="0"/>
-              <w:jc w:val="left"/>
-            </w:pPr>
-            <w:r>
-              <w:rPr>
-                <w:rFonts w:ascii="Arial" w:cs="Arial" w:eastAsia="Arial" w:hAnsi="Arial"/>
-                <w:b w:val="false"/>
-                <w:bCs w:val="false"/>
-                <w:i w:val="false"/>
-                <w:iCs w:val="false"/>
-                <w:color w:val="000000"/>
-                <w:sz w:val="18"/>
-                <w:szCs w:val="18"/>
-              </w:rPr>
-              <w:t xml:space="preserve">Learners examine and classify material samples (copper wire, chalk, plasticine, glass rod, steel nail) by bending, stretching, and compressing them under teacher supervision. They map observations to the formal definitions of ductile, brittle, and malleable, and sketch stress-strain curves for each type. Real Kenyan engineering contexts are analysed: why steel rebar (ductile) is preferred over concrete (brittle) for earthquake-resistant buildings in Nairobi; why copper (malleable) is used for electrical wiring across Kenya. Learners connect each property back to the anchoring phenomenon.</w:t>
-            </w:r>
-          </w:p>
-          <w:p>
-            <w:pPr>
-              <w:spacing w:after="40" w:before="0"/>
-              <w:jc w:val="left"/>
-            </w:pPr>
-            <w:r>
-              <w:rPr>
-                <w:rFonts w:ascii="Arial" w:cs="Arial" w:eastAsia="Arial" w:hAnsi="Arial"/>
-                <w:b w:val="false"/>
-                <w:bCs w:val="false"/>
-                <w:i w:val="false"/>
-                <w:iCs w:val="false"/>
-                <w:color w:val="000000"/>
-                <w:sz w:val="18"/>
-                <w:szCs w:val="18"/>
-              </w:rPr>
-              <w:t xml:space="preserve"/>
-            </w:r>
-          </w:p>
-          <w:p>
-            <w:pPr>
-              <w:spacing w:after="40" w:before="0"/>
-              <w:jc w:val="left"/>
-            </w:pPr>
-            <w:r>
-              <w:rPr>
-                <w:rFonts w:ascii="Arial" w:cs="Arial" w:eastAsia="Arial" w:hAnsi="Arial"/>
-                <w:b w:val="false"/>
-                <w:bCs w:val="false"/>
-                <w:i w:val="false"/>
-                <w:iCs w:val="false"/>
-                <w:color w:val="000000"/>
-                <w:sz w:val="18"/>
-                <w:szCs w:val="18"/>
-              </w:rPr>
-              <w:t xml:space="preserve">Lesson 6 — Model Building &amp; Synthesis: Choosing the Right Material</w:t>
-            </w:r>
-          </w:p>
-          <w:p>
-            <w:pPr>
-              <w:spacing w:after="40" w:before="0"/>
-              <w:jc w:val="left"/>
-            </w:pPr>
-            <w:r>
-              <w:rPr>
-                <w:rFonts w:ascii="Arial" w:cs="Arial" w:eastAsia="Arial" w:hAnsi="Arial"/>
-                <w:b w:val="false"/>
-                <w:bCs w:val="false"/>
-                <w:i w:val="false"/>
-                <w:iCs w:val="false"/>
-                <w:color w:val="000000"/>
-                <w:sz w:val="18"/>
-                <w:szCs w:val="18"/>
-              </w:rPr>
-              <w:t xml:space="preserve">Learners return to the anchoring phenomenon and now construct a full explanatory model: why the new sisal rope behaved elastically (below its elastic limit, high enough Young's Modulus, sufficient cross-sectional area) while the old rope — weakened by use, smaller effective cross-section, reduced elastic limit — exceeded its tensile stress limit and snapped. Groups present their revised models, respond to peer questions, and complete a summative design challenge: recommend a suitable material (with justification using k, E, ductility) for a specific Kenyan infrastructure scenario. DQB is reviewed and all learner questions are addressed.</w:t>
-            </w:r>
-          </w:p>
-        </w:tc>
-      </w:tr>
-      <w:tr>
-        <w:tc>
-          <w:tcPr>
-            <w:tcW w:type="dxa" w:w="3000"/>
-            <w:shd w:fill="EAD1F5" w:color="auto" w:val="clear"/>
-            <w:tcMar>
-              <w:top w:type="dxa" w:w="60"/>
-              <w:left w:type="dxa" w:w="120"/>
-              <w:bottom w:type="dxa" w:w="60"/>
-              <w:right w:type="dxa" w:w="120"/>
-            </w:tcMar>
-            <w:vAlign w:val="top"/>
-          </w:tcPr>
-          <w:p>
-            <w:pPr>
-              <w:spacing w:after="40" w:before="0"/>
-              <w:jc w:val="left"/>
-            </w:pPr>
-            <w:r>
-              <w:rPr>
-                <w:rFonts w:ascii="Arial" w:cs="Arial" w:eastAsia="Arial" w:hAnsi="Arial"/>
-                <w:b/>
-                <w:bCs/>
-                <w:i w:val="false"/>
-                <w:iCs w:val="false"/>
-                <w:color w:val="000000"/>
-                <w:sz w:val="18"/>
-                <w:szCs w:val="18"/>
-              </w:rPr>
-              <w:t xml:space="preserve">Supporting Phenomena</w:t>
-            </w:r>
-          </w:p>
-        </w:tc>
-        <w:tc>
-          <w:tcPr>
-            <w:tcW w:type="dxa" w:w="10680"/>
-            <w:shd w:fill="FFFFFF" w:color="auto" w:val="clear"/>
-            <w:tcMar>
-              <w:top w:type="dxa" w:w="60"/>
-              <w:left w:type="dxa" w:w="120"/>
-              <w:bottom w:type="dxa" w:w="60"/>
-              <w:right w:type="dxa" w:w="120"/>
-            </w:tcMar>
-            <w:vAlign w:val="top"/>
-          </w:tcPr>
-          <w:p>
-            <w:pPr>
-              <w:spacing w:after="30" w:before="0"/>
-              <w:ind w:left="360" w:hanging="180"/>
-              <w:jc w:val="left"/>
-            </w:pPr>
-            <w:r>
-              <w:rPr>
-                <w:rFonts w:ascii="Arial" w:cs="Arial" w:eastAsia="Arial" w:hAnsi="Arial"/>
-                <w:b w:val="false"/>
-                <w:bCs w:val="false"/>
-                <w:i w:val="false"/>
-                <w:iCs w:val="false"/>
-                <w:color w:val="000000"/>
-                <w:sz w:val="18"/>
-                <w:szCs w:val="18"/>
-              </w:rPr>
-              <w:t xml:space="preserve">–  A rubber band used to bundle sukuma wiki at Wakulima Market in Nairobi stretches when pulled and snaps back — but if stretched too far, it remains deformed or breaks. Why does it have a limit?</w:t>
-            </w:r>
-          </w:p>
-          <w:p>
-            <w:pPr>
-              <w:spacing w:after="30" w:before="0"/>
-              <w:ind w:left="360" w:hanging="180"/>
-              <w:jc w:val="left"/>
-            </w:pPr>
-            <w:r>
-              <w:rPr>
-                <w:rFonts w:ascii="Arial" w:cs="Arial" w:eastAsia="Arial" w:hAnsi="Arial"/>
-                <w:b w:val="false"/>
-                <w:bCs w:val="false"/>
-                <w:i w:val="false"/>
-                <w:iCs w:val="false"/>
-                <w:color w:val="000000"/>
-                <w:sz w:val="18"/>
-                <w:szCs w:val="18"/>
-              </w:rPr>
-              <w:t xml:space="preserve">–  A steel reinforcement rod (rebar) used in construction of a Nairobi apartment block can be bent into a curve and stays bent permanently, whereas a thin steel spring used in a ballpoint pen returns to its original shape after compression. Why do two steel objects behave so differently?</w:t>
-            </w:r>
-          </w:p>
-          <w:p>
-            <w:pPr>
-              <w:spacing w:after="30" w:before="0"/>
-              <w:ind w:left="360" w:hanging="180"/>
-              <w:jc w:val="left"/>
-            </w:pPr>
-            <w:r>
-              <w:rPr>
-                <w:rFonts w:ascii="Arial" w:cs="Arial" w:eastAsia="Arial" w:hAnsi="Arial"/>
-                <w:b w:val="false"/>
-                <w:bCs w:val="false"/>
-                <w:i w:val="false"/>
-                <w:iCs w:val="false"/>
-                <w:color w:val="000000"/>
-                <w:sz w:val="18"/>
-                <w:szCs w:val="18"/>
-              </w:rPr>
-              <w:t xml:space="preserve">–  A glass bottle dropped on a concrete floor in Mombasa shatters into pieces rather than bending or bouncing back. Why do some materials break instantly without any visible stretching beforehand?</w:t>
-            </w:r>
-          </w:p>
-          <w:p>
-            <w:pPr>
-              <w:spacing w:after="30" w:before="0"/>
-              <w:ind w:left="360" w:hanging="180"/>
-              <w:jc w:val="left"/>
-            </w:pPr>
-            <w:r>
-              <w:rPr>
-                <w:rFonts w:ascii="Arial" w:cs="Arial" w:eastAsia="Arial" w:hAnsi="Arial"/>
-                <w:b w:val="false"/>
-                <w:bCs w:val="false"/>
-                <w:i w:val="false"/>
-                <w:iCs w:val="false"/>
-                <w:color w:val="000000"/>
-                <w:sz w:val="18"/>
-                <w:szCs w:val="18"/>
-              </w:rPr>
-              <w:t xml:space="preserve">–  The spring inside a matatu passenger seat in Kisumu compresses under the weight of a passenger and returns to its original position when the passenger stands up, lesson after lesson, year after year — yet the spring eventually "wears out" and no longer bounces back. What causes this gradual change?</w:t>
-            </w:r>
-          </w:p>
-        </w:tc>
-      </w:tr>
-    </w:tbl>
-    <w:p>
-      <w:pPr>
-        <w:spacing w:after="120"/>
-      </w:pPr>
-      <w:r>
-        <w:t xml:space="preserve"/>
       </w:r>
     </w:p>
     <w:p>
@@ -3449,7 +3449,7 @@
             <w:pPr>
               <w:spacing w:after="20" w:before="0"/>
             </w:pPr>
-            <w:hyperlink w:history="1" r:id="rId45kk8xl5j9harpeyw-co5">
+            <w:hyperlink w:history="1" r:id="rIdal4rwrcpbluzrijppreuc">
               <w:r>
                 <w:rPr>
                   <w:rFonts w:ascii="Arial" w:cs="Arial" w:eastAsia="Arial" w:hAnsi="Arial"/>
@@ -3482,7 +3482,7 @@
               <w:spacing w:after="10" w:before="0"/>
               <w:ind w:left="120"/>
             </w:pPr>
-            <w:hyperlink w:history="1" r:id="rId1yt4_ogvmyvzvojqocf19">
+            <w:hyperlink w:history="1" r:id="rId5ksukqlioxk8bwm4cor2s">
               <w:r>
                 <w:rPr>
                   <w:rFonts w:ascii="Arial" w:cs="Arial" w:eastAsia="Arial" w:hAnsi="Arial"/>
@@ -3527,7 +3527,7 @@
             <w:pPr>
               <w:spacing w:after="20" w:before="0"/>
             </w:pPr>
-            <w:hyperlink w:history="1" r:id="rIdyh9swtwursdkhq_zsbesx">
+            <w:hyperlink w:history="1" r:id="rIdd3f019uv7a1bhqtuzcqjv">
               <w:r>
                 <w:rPr>
                   <w:rFonts w:ascii="Arial" w:cs="Arial" w:eastAsia="Arial" w:hAnsi="Arial"/>
@@ -3560,7 +3560,7 @@
               <w:spacing w:after="10" w:before="0"/>
               <w:ind w:left="120"/>
             </w:pPr>
-            <w:hyperlink w:history="1" r:id="rId5m6qbvrrsv3diess9q4ay">
+            <w:hyperlink w:history="1" r:id="rIdmxxjgubib3ftb0nndb4jf">
               <w:r>
                 <w:rPr>
                   <w:rFonts w:ascii="Arial" w:cs="Arial" w:eastAsia="Arial" w:hAnsi="Arial"/>
@@ -3755,7 +3755,7 @@
             <w:pPr>
               <w:spacing w:after="20" w:before="0"/>
             </w:pPr>
-            <w:hyperlink w:history="1" r:id="rIdnab83ugo_hc0ylvhmaret">
+            <w:hyperlink w:history="1" r:id="rIds2l2eoamyhz7y5xwhqjdd">
               <w:r>
                 <w:rPr>
                   <w:rFonts w:ascii="Arial" w:cs="Arial" w:eastAsia="Arial" w:hAnsi="Arial"/>
@@ -3788,7 +3788,7 @@
               <w:spacing w:after="10" w:before="0"/>
               <w:ind w:left="120"/>
             </w:pPr>
-            <w:hyperlink w:history="1" r:id="rIdxajs4tt_drzrta2xwqzoo">
+            <w:hyperlink w:history="1" r:id="rIdlaq-xo3bkv0va4o3zasp6">
               <w:r>
                 <w:rPr>
                   <w:rFonts w:ascii="Arial" w:cs="Arial" w:eastAsia="Arial" w:hAnsi="Arial"/>
@@ -3833,7 +3833,7 @@
             <w:pPr>
               <w:spacing w:after="20" w:before="0"/>
             </w:pPr>
-            <w:hyperlink w:history="1" r:id="rIdpabud4yvrp8nmg1icj8gf">
+            <w:hyperlink w:history="1" r:id="rIddgpgypg6bay5-curdqycq">
               <w:r>
                 <w:rPr>
                   <w:rFonts w:ascii="Arial" w:cs="Arial" w:eastAsia="Arial" w:hAnsi="Arial"/>
@@ -3866,7 +3866,7 @@
               <w:spacing w:after="10" w:before="0"/>
               <w:ind w:left="120"/>
             </w:pPr>
-            <w:hyperlink w:history="1" r:id="rIdbxskyvztpznuwyxmx5gta">
+            <w:hyperlink w:history="1" r:id="rIdmhziju1ybztfu50fy9jfm">
               <w:r>
                 <w:rPr>
                   <w:rFonts w:ascii="Arial" w:cs="Arial" w:eastAsia="Arial" w:hAnsi="Arial"/>
@@ -4061,7 +4061,7 @@
             <w:pPr>
               <w:spacing w:after="20" w:before="0"/>
             </w:pPr>
-            <w:hyperlink w:history="1" r:id="rIdlzk87smpulwsi36qv2cza">
+            <w:hyperlink w:history="1" r:id="rIdujq896g7hb_ocmwuampzu">
               <w:r>
                 <w:rPr>
                   <w:rFonts w:ascii="Arial" w:cs="Arial" w:eastAsia="Arial" w:hAnsi="Arial"/>
@@ -4094,7 +4094,7 @@
               <w:spacing w:after="10" w:before="0"/>
               <w:ind w:left="120"/>
             </w:pPr>
-            <w:hyperlink w:history="1" r:id="rId67qgqbxusurc2wp0zghzs">
+            <w:hyperlink w:history="1" r:id="rIda-ok4h6ju5doyyuxbaswz">
               <w:r>
                 <w:rPr>
                   <w:rFonts w:ascii="Arial" w:cs="Arial" w:eastAsia="Arial" w:hAnsi="Arial"/>
@@ -4139,7 +4139,7 @@
             <w:pPr>
               <w:spacing w:after="20" w:before="0"/>
             </w:pPr>
-            <w:hyperlink w:history="1" r:id="rIdgh9dxcwkjm8awonoc4mb1">
+            <w:hyperlink w:history="1" r:id="rIdahebo4cit6xve8gswl2om">
               <w:r>
                 <w:rPr>
                   <w:rFonts w:ascii="Arial" w:cs="Arial" w:eastAsia="Arial" w:hAnsi="Arial"/>
@@ -4172,7 +4172,7 @@
               <w:spacing w:after="10" w:before="0"/>
               <w:ind w:left="120"/>
             </w:pPr>
-            <w:hyperlink w:history="1" r:id="rIdmz0h8xl0vhlqffkt-bn4b">
+            <w:hyperlink w:history="1" r:id="rIdgsk-c9p8v-cto2s9f2ogx">
               <w:r>
                 <w:rPr>
                   <w:rFonts w:ascii="Arial" w:cs="Arial" w:eastAsia="Arial" w:hAnsi="Arial"/>
@@ -4367,7 +4367,7 @@
             <w:pPr>
               <w:spacing w:after="20" w:before="0"/>
             </w:pPr>
-            <w:hyperlink w:history="1" r:id="rIdmt4i6hxmnhpy4idiurmkv">
+            <w:hyperlink w:history="1" r:id="rIdmm7m7r3rlwbykzdaj4kop">
               <w:r>
                 <w:rPr>
                   <w:rFonts w:ascii="Arial" w:cs="Arial" w:eastAsia="Arial" w:hAnsi="Arial"/>
@@ -4400,7 +4400,7 @@
               <w:spacing w:after="10" w:before="0"/>
               <w:ind w:left="120"/>
             </w:pPr>
-            <w:hyperlink w:history="1" r:id="rIddbpxseu4d1j72hk9k8zr1">
+            <w:hyperlink w:history="1" r:id="rId1ljtwow7crcqm-b19sqjw">
               <w:r>
                 <w:rPr>
                   <w:rFonts w:ascii="Arial" w:cs="Arial" w:eastAsia="Arial" w:hAnsi="Arial"/>
@@ -4445,7 +4445,7 @@
             <w:pPr>
               <w:spacing w:after="20" w:before="0"/>
             </w:pPr>
-            <w:hyperlink w:history="1" r:id="rId53lm0opfknppmbmvpf39q">
+            <w:hyperlink w:history="1" r:id="rIdaz6bh3edzrue2rk9im85-">
               <w:r>
                 <w:rPr>
                   <w:rFonts w:ascii="Arial" w:cs="Arial" w:eastAsia="Arial" w:hAnsi="Arial"/>
@@ -4478,7 +4478,7 @@
               <w:spacing w:after="10" w:before="0"/>
               <w:ind w:left="120"/>
             </w:pPr>
-            <w:hyperlink w:history="1" r:id="rIdh5umx6x-n0zx-o5tchhrh">
+            <w:hyperlink w:history="1" r:id="rIdslbhpsrzqdii1o9_tydry">
               <w:r>
                 <w:rPr>
                   <w:rFonts w:ascii="Arial" w:cs="Arial" w:eastAsia="Arial" w:hAnsi="Arial"/>
@@ -4673,7 +4673,7 @@
             <w:pPr>
               <w:spacing w:after="20" w:before="0"/>
             </w:pPr>
-            <w:hyperlink w:history="1" r:id="rIdlvktgxso-_sr8zt_fospa">
+            <w:hyperlink w:history="1" r:id="rIdvaoj1yvliatupgfb70i2t">
               <w:r>
                 <w:rPr>
                   <w:rFonts w:ascii="Arial" w:cs="Arial" w:eastAsia="Arial" w:hAnsi="Arial"/>
@@ -4706,7 +4706,7 @@
               <w:spacing w:after="10" w:before="0"/>
               <w:ind w:left="120"/>
             </w:pPr>
-            <w:hyperlink w:history="1" r:id="rId8o4y3ucsjebjqvnzm6wvm">
+            <w:hyperlink w:history="1" r:id="rIds7josmx-sox3upjfstc55">
               <w:r>
                 <w:rPr>
                   <w:rFonts w:ascii="Arial" w:cs="Arial" w:eastAsia="Arial" w:hAnsi="Arial"/>
@@ -4751,7 +4751,7 @@
             <w:pPr>
               <w:spacing w:after="20" w:before="0"/>
             </w:pPr>
-            <w:hyperlink w:history="1" r:id="rId96s5pfivpean3nm6edrxi">
+            <w:hyperlink w:history="1" r:id="rIdaje6opogphr6ilnjjhr3p">
               <w:r>
                 <w:rPr>
                   <w:rFonts w:ascii="Arial" w:cs="Arial" w:eastAsia="Arial" w:hAnsi="Arial"/>
@@ -4784,7 +4784,7 @@
               <w:spacing w:after="10" w:before="0"/>
               <w:ind w:left="120"/>
             </w:pPr>
-            <w:hyperlink w:history="1" r:id="rIdm8xgrbnfhej41pbg4vdfu">
+            <w:hyperlink w:history="1" r:id="rId5czuves8kaefkz-ux2sx0">
               <w:r>
                 <w:rPr>
                   <w:rFonts w:ascii="Arial" w:cs="Arial" w:eastAsia="Arial" w:hAnsi="Arial"/>
@@ -5296,7 +5296,7 @@
         </w:rPr>
         <w:t xml:space="preserve">© 2026 SeaVuria and ARES. Aligned with KICD objectives. Developed by SeaVuria; technical implementation by ARES (with AI assistance from Claude). Licensed under </w:t>
       </w:r>
-      <w:hyperlink w:history="1" r:id="rIdsuygf0r4xmlw5t6n3sdz1">
+      <w:hyperlink w:history="1" r:id="rIdmwxhipalxiyf3c-fvlt1j">
         <w:r>
           <w:rPr>
             <w:rFonts w:ascii="Arial" w:cs="Arial" w:eastAsia="Arial" w:hAnsi="Arial"/>
@@ -5317,7 +5317,7 @@
         </w:rPr>
         <w:t xml:space="preserve"> (</w:t>
       </w:r>
-      <w:hyperlink w:history="1" r:id="rIdruz04nakt8fd0gzzpv6am">
+      <w:hyperlink w:history="1" r:id="rIdjkyl_wwmzdxmiuqitwwge">
         <w:r>
           <w:rPr>
             <w:rFonts w:ascii="Arial" w:cs="Arial" w:eastAsia="Arial" w:hAnsi="Arial"/>
@@ -6330,7 +6330,7 @@
             <w:pPr>
               <w:spacing w:after="20" w:before="0"/>
             </w:pPr>
-            <w:hyperlink w:history="1" r:id="rId0erutnoip4pfjdl9h5yhv">
+            <w:hyperlink w:history="1" r:id="rIdatr29dbtzecqyq48f80z-">
               <w:r>
                 <w:rPr>
                   <w:rFonts w:ascii="Arial" w:cs="Arial" w:eastAsia="Arial" w:hAnsi="Arial"/>
@@ -6363,7 +6363,7 @@
               <w:spacing w:after="10" w:before="0"/>
               <w:ind w:left="120"/>
             </w:pPr>
-            <w:hyperlink w:history="1" r:id="rIdjw_uw7gj4bkm91kxijrla">
+            <w:hyperlink w:history="1" r:id="rIds6hq8nn4e66ijhpdbc_l_">
               <w:r>
                 <w:rPr>
                   <w:rFonts w:ascii="Arial" w:cs="Arial" w:eastAsia="Arial" w:hAnsi="Arial"/>
@@ -6408,7 +6408,7 @@
             <w:pPr>
               <w:spacing w:after="20" w:before="0"/>
             </w:pPr>
-            <w:hyperlink w:history="1" r:id="rIdr9v3xr-ztk126tznpks8q">
+            <w:hyperlink w:history="1" r:id="rIdcqeswleehbaiowtaxnh2d">
               <w:r>
                 <w:rPr>
                   <w:rFonts w:ascii="Arial" w:cs="Arial" w:eastAsia="Arial" w:hAnsi="Arial"/>
@@ -6441,7 +6441,7 @@
               <w:spacing w:after="10" w:before="0"/>
               <w:ind w:left="120"/>
             </w:pPr>
-            <w:hyperlink w:history="1" r:id="rIdntahnptkmfbntawy5mzit">
+            <w:hyperlink w:history="1" r:id="rId8koigkf8e-jniduds1box">
               <w:r>
                 <w:rPr>
                   <w:rFonts w:ascii="Arial" w:cs="Arial" w:eastAsia="Arial" w:hAnsi="Arial"/>
@@ -6864,7 +6864,7 @@
             <w:pPr>
               <w:spacing w:after="20" w:before="0"/>
             </w:pPr>
-            <w:hyperlink w:history="1" r:id="rIdd5skps6dzt3gpmdur0pbg">
+            <w:hyperlink w:history="1" r:id="rIdpv5hga8zv5_ns0vilbqv1">
               <w:r>
                 <w:rPr>
                   <w:rFonts w:ascii="Arial" w:cs="Arial" w:eastAsia="Arial" w:hAnsi="Arial"/>
@@ -6897,7 +6897,7 @@
               <w:spacing w:after="10" w:before="0"/>
               <w:ind w:left="120"/>
             </w:pPr>
-            <w:hyperlink w:history="1" r:id="rIdc2fsidc73cjc2n2pahgqy">
+            <w:hyperlink w:history="1" r:id="rIdlcm_gjnakvsefivmhqev9">
               <w:r>
                 <w:rPr>
                   <w:rFonts w:ascii="Arial" w:cs="Arial" w:eastAsia="Arial" w:hAnsi="Arial"/>
@@ -6942,7 +6942,7 @@
             <w:pPr>
               <w:spacing w:after="20" w:before="0"/>
             </w:pPr>
-            <w:hyperlink w:history="1" r:id="rId3t_yphcwzkrecq-g17hpw">
+            <w:hyperlink w:history="1" r:id="rIdefzwzk7ynawwx_uxg3hvc">
               <w:r>
                 <w:rPr>
                   <w:rFonts w:ascii="Arial" w:cs="Arial" w:eastAsia="Arial" w:hAnsi="Arial"/>
@@ -6975,7 +6975,7 @@
               <w:spacing w:after="10" w:before="0"/>
               <w:ind w:left="120"/>
             </w:pPr>
-            <w:hyperlink w:history="1" r:id="rIdtvmrwqhg1nld1ath8amco">
+            <w:hyperlink w:history="1" r:id="rId9rnx-cngux6mt3ghvvccn">
               <w:r>
                 <w:rPr>
                   <w:rFonts w:ascii="Arial" w:cs="Arial" w:eastAsia="Arial" w:hAnsi="Arial"/>
@@ -7710,7 +7710,7 @@
             <w:pPr>
               <w:spacing w:after="20" w:before="0"/>
             </w:pPr>
-            <w:hyperlink w:history="1" r:id="rId01ywgpjiaztx_p8uzv6aq">
+            <w:hyperlink w:history="1" r:id="rIdsqt33c0u2s--dd5virzgd">
               <w:r>
                 <w:rPr>
                   <w:rFonts w:ascii="Arial" w:cs="Arial" w:eastAsia="Arial" w:hAnsi="Arial"/>
@@ -7743,7 +7743,7 @@
               <w:spacing w:after="10" w:before="0"/>
               <w:ind w:left="120"/>
             </w:pPr>
-            <w:hyperlink w:history="1" r:id="rIdylm6w9kuprppyzlevdsz5">
+            <w:hyperlink w:history="1" r:id="rIdzdks5fpvu0y7pgxgewwil">
               <w:r>
                 <w:rPr>
                   <w:rFonts w:ascii="Arial" w:cs="Arial" w:eastAsia="Arial" w:hAnsi="Arial"/>
@@ -7788,7 +7788,7 @@
             <w:pPr>
               <w:spacing w:after="20" w:before="0"/>
             </w:pPr>
-            <w:hyperlink w:history="1" r:id="rId_-cr4nto9obq9oxkse7xo">
+            <w:hyperlink w:history="1" r:id="rIdjcptjxpc58ibsowiteibq">
               <w:r>
                 <w:rPr>
                   <w:rFonts w:ascii="Arial" w:cs="Arial" w:eastAsia="Arial" w:hAnsi="Arial"/>
@@ -7821,7 +7821,7 @@
               <w:spacing w:after="10" w:before="0"/>
               <w:ind w:left="120"/>
             </w:pPr>
-            <w:hyperlink w:history="1" r:id="rIdalzj6ffn6wcw4fi-iokhd">
+            <w:hyperlink w:history="1" r:id="rId4l-jfirrdxxlzlfie2b4b">
               <w:r>
                 <w:rPr>
                   <w:rFonts w:ascii="Arial" w:cs="Arial" w:eastAsia="Arial" w:hAnsi="Arial"/>
@@ -8303,7 +8303,7 @@
             <w:pPr>
               <w:spacing w:after="20" w:before="0"/>
             </w:pPr>
-            <w:hyperlink w:history="1" r:id="rIdilclcuwemqyvazpsdohut">
+            <w:hyperlink w:history="1" r:id="rIdjhgnnseswzouot86r3qdm">
               <w:r>
                 <w:rPr>
                   <w:rFonts w:ascii="Arial" w:cs="Arial" w:eastAsia="Arial" w:hAnsi="Arial"/>
@@ -8336,7 +8336,7 @@
               <w:spacing w:after="10" w:before="0"/>
               <w:ind w:left="120"/>
             </w:pPr>
-            <w:hyperlink w:history="1" r:id="rId_idpa2059zu1ohh8jh9eo">
+            <w:hyperlink w:history="1" r:id="rIdnxkybyoufyk4t9ashz9yf">
               <w:r>
                 <w:rPr>
                   <w:rFonts w:ascii="Arial" w:cs="Arial" w:eastAsia="Arial" w:hAnsi="Arial"/>
@@ -8381,7 +8381,7 @@
             <w:pPr>
               <w:spacing w:after="20" w:before="0"/>
             </w:pPr>
-            <w:hyperlink w:history="1" r:id="rIdg3t2yo251wkjl3wjh661x">
+            <w:hyperlink w:history="1" r:id="rIdt7gtpzthpe_j4j_desqve">
               <w:r>
                 <w:rPr>
                   <w:rFonts w:ascii="Arial" w:cs="Arial" w:eastAsia="Arial" w:hAnsi="Arial"/>
@@ -8414,7 +8414,7 @@
               <w:spacing w:after="10" w:before="0"/>
               <w:ind w:left="120"/>
             </w:pPr>
-            <w:hyperlink w:history="1" r:id="rIda8vrl92kmxwimtdinmuzx">
+            <w:hyperlink w:history="1" r:id="rIdqjnkau8iczxyuzduc5yap">
               <w:r>
                 <w:rPr>
                   <w:rFonts w:ascii="Arial" w:cs="Arial" w:eastAsia="Arial" w:hAnsi="Arial"/>
@@ -8801,7 +8801,7 @@
             <w:pPr>
               <w:spacing w:after="20" w:before="0"/>
             </w:pPr>
-            <w:hyperlink w:history="1" r:id="rIdlg29nek5e2qtt_neo1otm">
+            <w:hyperlink w:history="1" r:id="rIdloxnmdhro6vrvhao0dr8l">
               <w:r>
                 <w:rPr>
                   <w:rFonts w:ascii="Arial" w:cs="Arial" w:eastAsia="Arial" w:hAnsi="Arial"/>
@@ -8834,7 +8834,7 @@
               <w:spacing w:after="10" w:before="0"/>
               <w:ind w:left="120"/>
             </w:pPr>
-            <w:hyperlink w:history="1" r:id="rIdvqjarj_hw8rukmuus6jcw">
+            <w:hyperlink w:history="1" r:id="rIdjnkihr5dwj3tap-0grctq">
               <w:r>
                 <w:rPr>
                   <w:rFonts w:ascii="Arial" w:cs="Arial" w:eastAsia="Arial" w:hAnsi="Arial"/>
@@ -8879,7 +8879,7 @@
             <w:pPr>
               <w:spacing w:after="20" w:before="0"/>
             </w:pPr>
-            <w:hyperlink w:history="1" r:id="rIdddkoxzpgvtpa9y-ggmq1b">
+            <w:hyperlink w:history="1" r:id="rIddlkjamh--qrte47mxs8mq">
               <w:r>
                 <w:rPr>
                   <w:rFonts w:ascii="Arial" w:cs="Arial" w:eastAsia="Arial" w:hAnsi="Arial"/>
@@ -8912,7 +8912,7 @@
               <w:spacing w:after="10" w:before="0"/>
               <w:ind w:left="120"/>
             </w:pPr>
-            <w:hyperlink w:history="1" r:id="rIdhwlrmt-i7i_n6125ycqvg">
+            <w:hyperlink w:history="1" r:id="rIdz0dpi-x8qrxzylpowpazo">
               <w:r>
                 <w:rPr>
                   <w:rFonts w:ascii="Arial" w:cs="Arial" w:eastAsia="Arial" w:hAnsi="Arial"/>
@@ -9807,7 +9807,7 @@
         </w:rPr>
         <w:t xml:space="preserve">© 2026 SeaVuria and ARES. Aligned with KICD objectives. Developed by SeaVuria; technical implementation by ARES (with AI assistance from Claude). Licensed under </w:t>
       </w:r>
-      <w:hyperlink w:history="1" r:id="rIdnrynuzbb1vlzrs3xv6igy">
+      <w:hyperlink w:history="1" r:id="rIdhoye-myxenam3zkudkso9">
         <w:r>
           <w:rPr>
             <w:rFonts w:ascii="Arial" w:cs="Arial" w:eastAsia="Arial" w:hAnsi="Arial"/>
@@ -9828,7 +9828,7 @@
         </w:rPr>
         <w:t xml:space="preserve"> (</w:t>
       </w:r>
-      <w:hyperlink w:history="1" r:id="rIdef7ckvgf-uwfzcehppdqf">
+      <w:hyperlink w:history="1" r:id="rIdf1ous9snxbjxgg2pe2e-i">
         <w:r>
           <w:rPr>
             <w:rFonts w:ascii="Arial" w:cs="Arial" w:eastAsia="Arial" w:hAnsi="Arial"/>
@@ -10841,7 +10841,7 @@
             <w:pPr>
               <w:spacing w:after="20" w:before="0"/>
             </w:pPr>
-            <w:hyperlink w:history="1" r:id="rIdavjotwdcy8o2oshsxnitn">
+            <w:hyperlink w:history="1" r:id="rIdrh5ghfeiuym3oykl86spi">
               <w:r>
                 <w:rPr>
                   <w:rFonts w:ascii="Arial" w:cs="Arial" w:eastAsia="Arial" w:hAnsi="Arial"/>
@@ -10874,7 +10874,7 @@
               <w:spacing w:after="10" w:before="0"/>
               <w:ind w:left="120"/>
             </w:pPr>
-            <w:hyperlink w:history="1" r:id="rIdx7zggcefur4xajzrrihpk">
+            <w:hyperlink w:history="1" r:id="rIdhklgft-xllkbyrw9ehat0">
               <w:r>
                 <w:rPr>
                   <w:rFonts w:ascii="Arial" w:cs="Arial" w:eastAsia="Arial" w:hAnsi="Arial"/>
@@ -10919,7 +10919,7 @@
             <w:pPr>
               <w:spacing w:after="20" w:before="0"/>
             </w:pPr>
-            <w:hyperlink w:history="1" r:id="rIdzzxvpkmi3khj4hukrc7ti">
+            <w:hyperlink w:history="1" r:id="rIdgxbrizvhnsnog-sjwdjru">
               <w:r>
                 <w:rPr>
                   <w:rFonts w:ascii="Arial" w:cs="Arial" w:eastAsia="Arial" w:hAnsi="Arial"/>
@@ -10952,7 +10952,7 @@
               <w:spacing w:after="10" w:before="0"/>
               <w:ind w:left="120"/>
             </w:pPr>
-            <w:hyperlink w:history="1" r:id="rIdbo-w_4emmvswpl5jqifgn">
+            <w:hyperlink w:history="1" r:id="rId68chekqcqhgslz-c7pc2p">
               <w:r>
                 <w:rPr>
                   <w:rFonts w:ascii="Arial" w:cs="Arial" w:eastAsia="Arial" w:hAnsi="Arial"/>
@@ -11147,7 +11147,7 @@
             <w:pPr>
               <w:spacing w:after="20" w:before="0"/>
             </w:pPr>
-            <w:hyperlink w:history="1" r:id="rIdagzvnstuy27cnr9f3jr-n">
+            <w:hyperlink w:history="1" r:id="rIdglaiv_fwdtzpj0kl6i7x6">
               <w:r>
                 <w:rPr>
                   <w:rFonts w:ascii="Arial" w:cs="Arial" w:eastAsia="Arial" w:hAnsi="Arial"/>
@@ -11180,7 +11180,7 @@
               <w:spacing w:after="10" w:before="0"/>
               <w:ind w:left="120"/>
             </w:pPr>
-            <w:hyperlink w:history="1" r:id="rIdgme_74ll4ebjylqb7u24i">
+            <w:hyperlink w:history="1" r:id="rIdccei_pw9re6j8yh9c5crh">
               <w:r>
                 <w:rPr>
                   <w:rFonts w:ascii="Arial" w:cs="Arial" w:eastAsia="Arial" w:hAnsi="Arial"/>
@@ -11225,7 +11225,7 @@
             <w:pPr>
               <w:spacing w:after="20" w:before="0"/>
             </w:pPr>
-            <w:hyperlink w:history="1" r:id="rIdnjtuorh3yngolobx4emca">
+            <w:hyperlink w:history="1" r:id="rIdzvd3fu57f4fnisptyim-c">
               <w:r>
                 <w:rPr>
                   <w:rFonts w:ascii="Arial" w:cs="Arial" w:eastAsia="Arial" w:hAnsi="Arial"/>
@@ -11258,7 +11258,7 @@
               <w:spacing w:after="10" w:before="0"/>
               <w:ind w:left="120"/>
             </w:pPr>
-            <w:hyperlink w:history="1" r:id="rId32kggbostk5ohggfeyfpr">
+            <w:hyperlink w:history="1" r:id="rIdvcupajsdukrl6c374uy-k">
               <w:r>
                 <w:rPr>
                   <w:rFonts w:ascii="Arial" w:cs="Arial" w:eastAsia="Arial" w:hAnsi="Arial"/>
@@ -11453,7 +11453,7 @@
             <w:pPr>
               <w:spacing w:after="20" w:before="0"/>
             </w:pPr>
-            <w:hyperlink w:history="1" r:id="rIdzidblxo0xrm_3jb7e18zm">
+            <w:hyperlink w:history="1" r:id="rId03qvytsztagjizmmcmwhb">
               <w:r>
                 <w:rPr>
                   <w:rFonts w:ascii="Arial" w:cs="Arial" w:eastAsia="Arial" w:hAnsi="Arial"/>
@@ -11486,7 +11486,7 @@
               <w:spacing w:after="10" w:before="0"/>
               <w:ind w:left="120"/>
             </w:pPr>
-            <w:hyperlink w:history="1" r:id="rIdt5ftesddzs6efn0jdqjwc">
+            <w:hyperlink w:history="1" r:id="rIdqkazp0e2kacbe5ubr1gci">
               <w:r>
                 <w:rPr>
                   <w:rFonts w:ascii="Arial" w:cs="Arial" w:eastAsia="Arial" w:hAnsi="Arial"/>
@@ -11531,7 +11531,7 @@
             <w:pPr>
               <w:spacing w:after="20" w:before="0"/>
             </w:pPr>
-            <w:hyperlink w:history="1" r:id="rIdi157tylwxxh9bj8tjf6nx">
+            <w:hyperlink w:history="1" r:id="rIdtztxf13-snbdaw9xf1epd">
               <w:r>
                 <w:rPr>
                   <w:rFonts w:ascii="Arial" w:cs="Arial" w:eastAsia="Arial" w:hAnsi="Arial"/>
@@ -11564,7 +11564,7 @@
               <w:spacing w:after="10" w:before="0"/>
               <w:ind w:left="120"/>
             </w:pPr>
-            <w:hyperlink w:history="1" r:id="rIdprqypvu304xhbrrtnquts">
+            <w:hyperlink w:history="1" r:id="rId5qs60y8xv52v6avlabmlk">
               <w:r>
                 <w:rPr>
                   <w:rFonts w:ascii="Arial" w:cs="Arial" w:eastAsia="Arial" w:hAnsi="Arial"/>
@@ -11759,7 +11759,7 @@
             <w:pPr>
               <w:spacing w:after="20" w:before="0"/>
             </w:pPr>
-            <w:hyperlink w:history="1" r:id="rIdpsb_gczost2t0rfp26a7f">
+            <w:hyperlink w:history="1" r:id="rIdepsioug7lgb7wjfrmj3ui">
               <w:r>
                 <w:rPr>
                   <w:rFonts w:ascii="Arial" w:cs="Arial" w:eastAsia="Arial" w:hAnsi="Arial"/>
@@ -11792,7 +11792,7 @@
               <w:spacing w:after="10" w:before="0"/>
               <w:ind w:left="120"/>
             </w:pPr>
-            <w:hyperlink w:history="1" r:id="rIdltfydgts6dkx7envrrb3r">
+            <w:hyperlink w:history="1" r:id="rId61x6cb3fz86raj4ayjwte">
               <w:r>
                 <w:rPr>
                   <w:rFonts w:ascii="Arial" w:cs="Arial" w:eastAsia="Arial" w:hAnsi="Arial"/>
@@ -11837,7 +11837,7 @@
             <w:pPr>
               <w:spacing w:after="20" w:before="0"/>
             </w:pPr>
-            <w:hyperlink w:history="1" r:id="rIdc68ojqc-q0bdvvoyjtvtd">
+            <w:hyperlink w:history="1" r:id="rIdu7i_twr6qfvvy72qne6mw">
               <w:r>
                 <w:rPr>
                   <w:rFonts w:ascii="Arial" w:cs="Arial" w:eastAsia="Arial" w:hAnsi="Arial"/>
@@ -11870,7 +11870,7 @@
               <w:spacing w:after="10" w:before="0"/>
               <w:ind w:left="120"/>
             </w:pPr>
-            <w:hyperlink w:history="1" r:id="rId-asf8qzreu0daq9kdely3">
+            <w:hyperlink w:history="1" r:id="rIdzc69ilknlvgl3k_ki1shh">
               <w:r>
                 <w:rPr>
                   <w:rFonts w:ascii="Arial" w:cs="Arial" w:eastAsia="Arial" w:hAnsi="Arial"/>
@@ -12065,7 +12065,7 @@
             <w:pPr>
               <w:spacing w:after="20" w:before="0"/>
             </w:pPr>
-            <w:hyperlink w:history="1" r:id="rId9qoxssnulozzdqqwnqjbe">
+            <w:hyperlink w:history="1" r:id="rIdpc5kgdwsk4enylkh6jsmi">
               <w:r>
                 <w:rPr>
                   <w:rFonts w:ascii="Arial" w:cs="Arial" w:eastAsia="Arial" w:hAnsi="Arial"/>
@@ -12098,7 +12098,7 @@
               <w:spacing w:after="10" w:before="0"/>
               <w:ind w:left="120"/>
             </w:pPr>
-            <w:hyperlink w:history="1" r:id="rId7kbj486mlvhmbtmqamjvd">
+            <w:hyperlink w:history="1" r:id="rIdrxx6-ojbglxf9nv211lkg">
               <w:r>
                 <w:rPr>
                   <w:rFonts w:ascii="Arial" w:cs="Arial" w:eastAsia="Arial" w:hAnsi="Arial"/>
@@ -12143,7 +12143,7 @@
             <w:pPr>
               <w:spacing w:after="20" w:before="0"/>
             </w:pPr>
-            <w:hyperlink w:history="1" r:id="rIdks5qe3ojet4igv1tr-sdl">
+            <w:hyperlink w:history="1" r:id="rIdou06ns4xi1pwbcr9wilap">
               <w:r>
                 <w:rPr>
                   <w:rFonts w:ascii="Arial" w:cs="Arial" w:eastAsia="Arial" w:hAnsi="Arial"/>
@@ -12176,7 +12176,7 @@
               <w:spacing w:after="10" w:before="0"/>
               <w:ind w:left="120"/>
             </w:pPr>
-            <w:hyperlink w:history="1" r:id="rIdkizdervzqf4w_ncoqplrh">
+            <w:hyperlink w:history="1" r:id="rId3qwqha2o-rkq_jyl7pldi">
               <w:r>
                 <w:rPr>
                   <w:rFonts w:ascii="Arial" w:cs="Arial" w:eastAsia="Arial" w:hAnsi="Arial"/>
@@ -12688,7 +12688,7 @@
         </w:rPr>
         <w:t xml:space="preserve">© 2026 SeaVuria and ARES. Aligned with KICD objectives. Developed by SeaVuria; technical implementation by ARES (with AI assistance from Claude). Licensed under </w:t>
       </w:r>
-      <w:hyperlink w:history="1" r:id="rIdylkofipebh3h_kbwfqszg">
+      <w:hyperlink w:history="1" r:id="rIdygc3wazyoihjw5s2blpy1">
         <w:r>
           <w:rPr>
             <w:rFonts w:ascii="Arial" w:cs="Arial" w:eastAsia="Arial" w:hAnsi="Arial"/>
@@ -12709,7 +12709,7 @@
         </w:rPr>
         <w:t xml:space="preserve"> (</w:t>
       </w:r>
-      <w:hyperlink w:history="1" r:id="rIdkrbae_aeitchisqkeiw65">
+      <w:hyperlink w:history="1" r:id="rIdpwjqsee5wtgixsgmlqtm-">
         <w:r>
           <w:rPr>
             <w:rFonts w:ascii="Arial" w:cs="Arial" w:eastAsia="Arial" w:hAnsi="Arial"/>
@@ -13722,7 +13722,7 @@
             <w:pPr>
               <w:spacing w:after="20" w:before="0"/>
             </w:pPr>
-            <w:hyperlink w:history="1" r:id="rIdjij5b94rv8w9pdtds75q1">
+            <w:hyperlink w:history="1" r:id="rIdagfss26hfezdcbeoabqck">
               <w:r>
                 <w:rPr>
                   <w:rFonts w:ascii="Arial" w:cs="Arial" w:eastAsia="Arial" w:hAnsi="Arial"/>
@@ -13755,7 +13755,7 @@
               <w:spacing w:after="10" w:before="0"/>
               <w:ind w:left="120"/>
             </w:pPr>
-            <w:hyperlink w:history="1" r:id="rId3kb0pkeva55gk488q-yds">
+            <w:hyperlink w:history="1" r:id="rIdcr3btqbn-v8lbfyibcew-">
               <w:r>
                 <w:rPr>
                   <w:rFonts w:ascii="Arial" w:cs="Arial" w:eastAsia="Arial" w:hAnsi="Arial"/>
@@ -13800,7 +13800,7 @@
             <w:pPr>
               <w:spacing w:after="20" w:before="0"/>
             </w:pPr>
-            <w:hyperlink w:history="1" r:id="rId4l2ozovdeypckhqlpqzqd">
+            <w:hyperlink w:history="1" r:id="rIdcewplvqafr4z8ffj62lnd">
               <w:r>
                 <w:rPr>
                   <w:rFonts w:ascii="Arial" w:cs="Arial" w:eastAsia="Arial" w:hAnsi="Arial"/>
@@ -13833,7 +13833,7 @@
               <w:spacing w:after="10" w:before="0"/>
               <w:ind w:left="120"/>
             </w:pPr>
-            <w:hyperlink w:history="1" r:id="rId1legodkpwdercgva01s4e">
+            <w:hyperlink w:history="1" r:id="rIdvbekasyedj05pznurcijr">
               <w:r>
                 <w:rPr>
                   <w:rFonts w:ascii="Arial" w:cs="Arial" w:eastAsia="Arial" w:hAnsi="Arial"/>
@@ -14028,7 +14028,7 @@
             <w:pPr>
               <w:spacing w:after="20" w:before="0"/>
             </w:pPr>
-            <w:hyperlink w:history="1" r:id="rIdow40vb8wdm0q-fhsre_y8">
+            <w:hyperlink w:history="1" r:id="rIdsqv7oualbmia4sxwwmaqx">
               <w:r>
                 <w:rPr>
                   <w:rFonts w:ascii="Arial" w:cs="Arial" w:eastAsia="Arial" w:hAnsi="Arial"/>
@@ -14061,7 +14061,7 @@
               <w:spacing w:after="10" w:before="0"/>
               <w:ind w:left="120"/>
             </w:pPr>
-            <w:hyperlink w:history="1" r:id="rIdgpkmyfju53u1dis5kxuql">
+            <w:hyperlink w:history="1" r:id="rIdqep5xt1w0iwso4rkgkkhg">
               <w:r>
                 <w:rPr>
                   <w:rFonts w:ascii="Arial" w:cs="Arial" w:eastAsia="Arial" w:hAnsi="Arial"/>
@@ -14106,7 +14106,7 @@
             <w:pPr>
               <w:spacing w:after="20" w:before="0"/>
             </w:pPr>
-            <w:hyperlink w:history="1" r:id="rIdhx3vow0pefsheuhixrkyp">
+            <w:hyperlink w:history="1" r:id="rId9zvlbrdqcz9dfh36qhrmr">
               <w:r>
                 <w:rPr>
                   <w:rFonts w:ascii="Arial" w:cs="Arial" w:eastAsia="Arial" w:hAnsi="Arial"/>
@@ -14139,7 +14139,7 @@
               <w:spacing w:after="10" w:before="0"/>
               <w:ind w:left="120"/>
             </w:pPr>
-            <w:hyperlink w:history="1" r:id="rIdczy14mh3yckud9jsouhv_">
+            <w:hyperlink w:history="1" r:id="rIde-yak8qmdvsuwgkxhcms1">
               <w:r>
                 <w:rPr>
                   <w:rFonts w:ascii="Arial" w:cs="Arial" w:eastAsia="Arial" w:hAnsi="Arial"/>
@@ -14334,7 +14334,7 @@
             <w:pPr>
               <w:spacing w:after="20" w:before="0"/>
             </w:pPr>
-            <w:hyperlink w:history="1" r:id="rIdsjla2uwe6gsdannt5rc92">
+            <w:hyperlink w:history="1" r:id="rIdn6rto6cak3cs_ozi63phj">
               <w:r>
                 <w:rPr>
                   <w:rFonts w:ascii="Arial" w:cs="Arial" w:eastAsia="Arial" w:hAnsi="Arial"/>
@@ -14367,7 +14367,7 @@
               <w:spacing w:after="10" w:before="0"/>
               <w:ind w:left="120"/>
             </w:pPr>
-            <w:hyperlink w:history="1" r:id="rIdy4ryo6pnchkzagihmjgx9">
+            <w:hyperlink w:history="1" r:id="rIdttgug4p_xp_ffxvzmc17i">
               <w:r>
                 <w:rPr>
                   <w:rFonts w:ascii="Arial" w:cs="Arial" w:eastAsia="Arial" w:hAnsi="Arial"/>
@@ -14412,7 +14412,7 @@
             <w:pPr>
               <w:spacing w:after="20" w:before="0"/>
             </w:pPr>
-            <w:hyperlink w:history="1" r:id="rIdslyrvwafr3eps3qxqd-ug">
+            <w:hyperlink w:history="1" r:id="rIdbu3doj5usfjshib0_xyiw">
               <w:r>
                 <w:rPr>
                   <w:rFonts w:ascii="Arial" w:cs="Arial" w:eastAsia="Arial" w:hAnsi="Arial"/>
@@ -14445,7 +14445,7 @@
               <w:spacing w:after="10" w:before="0"/>
               <w:ind w:left="120"/>
             </w:pPr>
-            <w:hyperlink w:history="1" r:id="rIdgozibw22qvahejal2lkwb">
+            <w:hyperlink w:history="1" r:id="rIdvadse4nxqun7tplwun-9j">
               <w:r>
                 <w:rPr>
                   <w:rFonts w:ascii="Arial" w:cs="Arial" w:eastAsia="Arial" w:hAnsi="Arial"/>
@@ -14640,7 +14640,7 @@
             <w:pPr>
               <w:spacing w:after="20" w:before="0"/>
             </w:pPr>
-            <w:hyperlink w:history="1" r:id="rId4bceafe5vbymnyvewq19u">
+            <w:hyperlink w:history="1" r:id="rId0dyj5ey5orrampggjje9k">
               <w:r>
                 <w:rPr>
                   <w:rFonts w:ascii="Arial" w:cs="Arial" w:eastAsia="Arial" w:hAnsi="Arial"/>
@@ -14673,7 +14673,7 @@
               <w:spacing w:after="10" w:before="0"/>
               <w:ind w:left="120"/>
             </w:pPr>
-            <w:hyperlink w:history="1" r:id="rIdqd5rtxq5dunrwmki_zxug">
+            <w:hyperlink w:history="1" r:id="rId264eh0xm167gotzfukujt">
               <w:r>
                 <w:rPr>
                   <w:rFonts w:ascii="Arial" w:cs="Arial" w:eastAsia="Arial" w:hAnsi="Arial"/>
@@ -14718,7 +14718,7 @@
             <w:pPr>
               <w:spacing w:after="20" w:before="0"/>
             </w:pPr>
-            <w:hyperlink w:history="1" r:id="rIdebwihett3-im42_qpvnqj">
+            <w:hyperlink w:history="1" r:id="rIdg2jgkh9w3bk9mw3iair-0">
               <w:r>
                 <w:rPr>
                   <w:rFonts w:ascii="Arial" w:cs="Arial" w:eastAsia="Arial" w:hAnsi="Arial"/>
@@ -14751,7 +14751,7 @@
               <w:spacing w:after="10" w:before="0"/>
               <w:ind w:left="120"/>
             </w:pPr>
-            <w:hyperlink w:history="1" r:id="rIdycptvhyxujs-p4wziasfe">
+            <w:hyperlink w:history="1" r:id="rIdzxujcdipqb6yb1ia_sifi">
               <w:r>
                 <w:rPr>
                   <w:rFonts w:ascii="Arial" w:cs="Arial" w:eastAsia="Arial" w:hAnsi="Arial"/>
@@ -14946,7 +14946,7 @@
             <w:pPr>
               <w:spacing w:after="20" w:before="0"/>
             </w:pPr>
-            <w:hyperlink w:history="1" r:id="rIdyxqv7bkmlcfqvlfpp8s6z">
+            <w:hyperlink w:history="1" r:id="rIdy9fobzndv8tfozaypaqlk">
               <w:r>
                 <w:rPr>
                   <w:rFonts w:ascii="Arial" w:cs="Arial" w:eastAsia="Arial" w:hAnsi="Arial"/>
@@ -14979,7 +14979,7 @@
               <w:spacing w:after="10" w:before="0"/>
               <w:ind w:left="120"/>
             </w:pPr>
-            <w:hyperlink w:history="1" r:id="rIdc4vtlnpw9j-njbt1e9ugt">
+            <w:hyperlink w:history="1" r:id="rId598lb-ejku4dcwnqz17qi">
               <w:r>
                 <w:rPr>
                   <w:rFonts w:ascii="Arial" w:cs="Arial" w:eastAsia="Arial" w:hAnsi="Arial"/>
@@ -15024,7 +15024,7 @@
             <w:pPr>
               <w:spacing w:after="20" w:before="0"/>
             </w:pPr>
-            <w:hyperlink w:history="1" r:id="rIdlg7d8xn_eidhaanwihvko">
+            <w:hyperlink w:history="1" r:id="rIduzu50yc-8fsl5hy3fwcl0">
               <w:r>
                 <w:rPr>
                   <w:rFonts w:ascii="Arial" w:cs="Arial" w:eastAsia="Arial" w:hAnsi="Arial"/>
@@ -15057,7 +15057,7 @@
               <w:spacing w:after="10" w:before="0"/>
               <w:ind w:left="120"/>
             </w:pPr>
-            <w:hyperlink w:history="1" r:id="rIdip4odupze9r0vhcw9bola">
+            <w:hyperlink w:history="1" r:id="rIdoydifc8lou8mkgosqjatv">
               <w:r>
                 <w:rPr>
                   <w:rFonts w:ascii="Arial" w:cs="Arial" w:eastAsia="Arial" w:hAnsi="Arial"/>
@@ -15664,7 +15664,7 @@
         </w:rPr>
         <w:t xml:space="preserve">© 2026 SeaVuria and ARES. Aligned with KICD objectives. Developed by SeaVuria; technical implementation by ARES (with AI assistance from Claude). Licensed under </w:t>
       </w:r>
-      <w:hyperlink w:history="1" r:id="rIdk4skmv7fowgfwpdpg_jvc">
+      <w:hyperlink w:history="1" r:id="rId_ng6reswoevrkjbjalgxv">
         <w:r>
           <w:rPr>
             <w:rFonts w:ascii="Arial" w:cs="Arial" w:eastAsia="Arial" w:hAnsi="Arial"/>
@@ -15685,7 +15685,7 @@
         </w:rPr>
         <w:t xml:space="preserve"> (</w:t>
       </w:r>
-      <w:hyperlink w:history="1" r:id="rIdjhqxf3ln4dbfp2ljhfmaq">
+      <w:hyperlink w:history="1" r:id="rId_gq4aknmmknufvogqkd6b">
         <w:r>
           <w:rPr>
             <w:rFonts w:ascii="Arial" w:cs="Arial" w:eastAsia="Arial" w:hAnsi="Arial"/>
@@ -16715,7 +16715,7 @@
               <w:spacing w:after="10" w:before="0"/>
               <w:ind w:left="120"/>
             </w:pPr>
-            <w:hyperlink w:history="1" r:id="rIdd7yhim-xkar5xa8mitcwg">
+            <w:hyperlink w:history="1" r:id="rIdzfyc2ijkoz6gywtkdytgh">
               <w:r>
                 <w:rPr>
                   <w:rFonts w:ascii="Arial" w:cs="Arial" w:eastAsia="Arial" w:hAnsi="Arial"/>
@@ -16792,7 +16792,7 @@
               <w:spacing w:after="10" w:before="0"/>
               <w:ind w:left="120"/>
             </w:pPr>
-            <w:hyperlink w:history="1" r:id="rIdbpm9lzbbmivztj8ogpejy">
+            <w:hyperlink w:history="1" r:id="rId7ytnsrpntp0tfeocyc7kn">
               <w:r>
                 <w:rPr>
                   <w:rFonts w:ascii="Arial" w:cs="Arial" w:eastAsia="Arial" w:hAnsi="Arial"/>
@@ -17019,7 +17019,7 @@
               <w:spacing w:after="10" w:before="0"/>
               <w:ind w:left="120"/>
             </w:pPr>
-            <w:hyperlink w:history="1" r:id="rIdjjzkraq1szf4szxb8rbkr">
+            <w:hyperlink w:history="1" r:id="rIde2odukedza5jumjffpwag">
               <w:r>
                 <w:rPr>
                   <w:rFonts w:ascii="Arial" w:cs="Arial" w:eastAsia="Arial" w:hAnsi="Arial"/>
@@ -17096,7 +17096,7 @@
               <w:spacing w:after="10" w:before="0"/>
               <w:ind w:left="120"/>
             </w:pPr>
-            <w:hyperlink w:history="1" r:id="rIdreigb8qi9s9pdq-jltur2">
+            <w:hyperlink w:history="1" r:id="rIdggfy154xfibq6jutboq5m">
               <w:r>
                 <w:rPr>
                   <w:rFonts w:ascii="Arial" w:cs="Arial" w:eastAsia="Arial" w:hAnsi="Arial"/>
@@ -17323,7 +17323,7 @@
               <w:spacing w:after="10" w:before="0"/>
               <w:ind w:left="120"/>
             </w:pPr>
-            <w:hyperlink w:history="1" r:id="rIdgm6sy8fjxfdcweryxheki">
+            <w:hyperlink w:history="1" r:id="rIdttuaekvwd9u0mllrpzr_e">
               <w:r>
                 <w:rPr>
                   <w:rFonts w:ascii="Arial" w:cs="Arial" w:eastAsia="Arial" w:hAnsi="Arial"/>
@@ -17400,7 +17400,7 @@
               <w:spacing w:after="10" w:before="0"/>
               <w:ind w:left="120"/>
             </w:pPr>
-            <w:hyperlink w:history="1" r:id="rIde4wq0mntl_ataexrgttab">
+            <w:hyperlink w:history="1" r:id="rId4tehxuezwpgzefxot7tp_">
               <w:r>
                 <w:rPr>
                   <w:rFonts w:ascii="Arial" w:cs="Arial" w:eastAsia="Arial" w:hAnsi="Arial"/>
@@ -17627,7 +17627,7 @@
               <w:spacing w:after="10" w:before="0"/>
               <w:ind w:left="120"/>
             </w:pPr>
-            <w:hyperlink w:history="1" r:id="rIdtizvujyhhunodpzjegakp">
+            <w:hyperlink w:history="1" r:id="rId0u5n29wddqe0bruxegp_n">
               <w:r>
                 <w:rPr>
                   <w:rFonts w:ascii="Arial" w:cs="Arial" w:eastAsia="Arial" w:hAnsi="Arial"/>
@@ -17704,7 +17704,7 @@
               <w:spacing w:after="10" w:before="0"/>
               <w:ind w:left="120"/>
             </w:pPr>
-            <w:hyperlink w:history="1" r:id="rIdujlfdq-bl0zcz4pyv8_jd">
+            <w:hyperlink w:history="1" r:id="rIdycr1cfqhvu8a0d184bdu0">
               <w:r>
                 <w:rPr>
                   <w:rFonts w:ascii="Arial" w:cs="Arial" w:eastAsia="Arial" w:hAnsi="Arial"/>
@@ -17931,7 +17931,7 @@
               <w:spacing w:after="10" w:before="0"/>
               <w:ind w:left="120"/>
             </w:pPr>
-            <w:hyperlink w:history="1" r:id="rIdspqbfc5j0htrnyzcnhwf2">
+            <w:hyperlink w:history="1" r:id="rIdan28y53avdovvwql6wsoe">
               <w:r>
                 <w:rPr>
                   <w:rFonts w:ascii="Arial" w:cs="Arial" w:eastAsia="Arial" w:hAnsi="Arial"/>
@@ -18008,7 +18008,7 @@
               <w:spacing w:after="10" w:before="0"/>
               <w:ind w:left="120"/>
             </w:pPr>
-            <w:hyperlink w:history="1" r:id="rId8bbox_uys16d4rvbukjv2">
+            <w:hyperlink w:history="1" r:id="rId_9zpqvb2t7opwsloymx9z">
               <w:r>
                 <w:rPr>
                   <w:rFonts w:ascii="Arial" w:cs="Arial" w:eastAsia="Arial" w:hAnsi="Arial"/>
@@ -18649,7 +18649,7 @@
         </w:rPr>
         <w:t xml:space="preserve">© 2026 SeaVuria and ARES. Aligned with KICD objectives. Developed by SeaVuria; technical implementation by ARES (with AI assistance from Claude). Licensed under </w:t>
       </w:r>
-      <w:hyperlink w:history="1" r:id="rIdc7udcyi7c6tjxpxaschi6">
+      <w:hyperlink w:history="1" r:id="rIdoa34skwqxs-wfdzk7dwdu">
         <w:r>
           <w:rPr>
             <w:rFonts w:ascii="Arial" w:cs="Arial" w:eastAsia="Arial" w:hAnsi="Arial"/>
@@ -18670,7 +18670,7 @@
         </w:rPr>
         <w:t xml:space="preserve"> (</w:t>
       </w:r>
-      <w:hyperlink w:history="1" r:id="rIdsdi0elry3d8mv94shwaol">
+      <w:hyperlink w:history="1" r:id="rIdbzyujxfy5arxcvi0vgp5j">
         <w:r>
           <w:rPr>
             <w:rFonts w:ascii="Arial" w:cs="Arial" w:eastAsia="Arial" w:hAnsi="Arial"/>
@@ -19683,7 +19683,7 @@
             <w:pPr>
               <w:spacing w:after="20" w:before="0"/>
             </w:pPr>
-            <w:hyperlink w:history="1" r:id="rIdqrfe-p12d0udqsu0ymysq">
+            <w:hyperlink w:history="1" r:id="rIdsmn27jjj5bcx6bbjwnuy7">
               <w:r>
                 <w:rPr>
                   <w:rFonts w:ascii="Arial" w:cs="Arial" w:eastAsia="Arial" w:hAnsi="Arial"/>
@@ -19716,7 +19716,7 @@
               <w:spacing w:after="10" w:before="0"/>
               <w:ind w:left="120"/>
             </w:pPr>
-            <w:hyperlink w:history="1" r:id="rIdeampsnop_rb2qxperolo8">
+            <w:hyperlink w:history="1" r:id="rIdiymcuyvnbfc2t88auhwk6">
               <w:r>
                 <w:rPr>
                   <w:rFonts w:ascii="Arial" w:cs="Arial" w:eastAsia="Arial" w:hAnsi="Arial"/>
@@ -19761,7 +19761,7 @@
             <w:pPr>
               <w:spacing w:after="20" w:before="0"/>
             </w:pPr>
-            <w:hyperlink w:history="1" r:id="rIdpdz13fpgaw_2c6av0jcli">
+            <w:hyperlink w:history="1" r:id="rIdycsj7ojkr56sscsrq-r3u">
               <w:r>
                 <w:rPr>
                   <w:rFonts w:ascii="Arial" w:cs="Arial" w:eastAsia="Arial" w:hAnsi="Arial"/>
@@ -19794,7 +19794,7 @@
               <w:spacing w:after="10" w:before="0"/>
               <w:ind w:left="120"/>
             </w:pPr>
-            <w:hyperlink w:history="1" r:id="rIdptkwspxfwao4enkjlx7or">
+            <w:hyperlink w:history="1" r:id="rId8tj0stt_1dxfp-ytl2h9y">
               <w:r>
                 <w:rPr>
                   <w:rFonts w:ascii="Arial" w:cs="Arial" w:eastAsia="Arial" w:hAnsi="Arial"/>
@@ -19989,7 +19989,7 @@
             <w:pPr>
               <w:spacing w:after="20" w:before="0"/>
             </w:pPr>
-            <w:hyperlink w:history="1" r:id="rIdjpuliur1ngye6n2kypukh">
+            <w:hyperlink w:history="1" r:id="rIdfkhxvorobqsxlw1xdzwch">
               <w:r>
                 <w:rPr>
                   <w:rFonts w:ascii="Arial" w:cs="Arial" w:eastAsia="Arial" w:hAnsi="Arial"/>
@@ -20022,7 +20022,7 @@
               <w:spacing w:after="10" w:before="0"/>
               <w:ind w:left="120"/>
             </w:pPr>
-            <w:hyperlink w:history="1" r:id="rIdxeg-gj-ughxfpe4hhh292">
+            <w:hyperlink w:history="1" r:id="rIdgzzawywpebc3np3-v3-or">
               <w:r>
                 <w:rPr>
                   <w:rFonts w:ascii="Arial" w:cs="Arial" w:eastAsia="Arial" w:hAnsi="Arial"/>
@@ -20067,7 +20067,7 @@
             <w:pPr>
               <w:spacing w:after="20" w:before="0"/>
             </w:pPr>
-            <w:hyperlink w:history="1" r:id="rIdhdz55ox9lwn8fdeexbhe0">
+            <w:hyperlink w:history="1" r:id="rIdz85bpmkxsdstk9k2igynt">
               <w:r>
                 <w:rPr>
                   <w:rFonts w:ascii="Arial" w:cs="Arial" w:eastAsia="Arial" w:hAnsi="Arial"/>
@@ -20100,7 +20100,7 @@
               <w:spacing w:after="10" w:before="0"/>
               <w:ind w:left="120"/>
             </w:pPr>
-            <w:hyperlink w:history="1" r:id="rIdxw84tb03ecaoimqwogydf">
+            <w:hyperlink w:history="1" r:id="rId_sba_i2ktm1pjb6kr_nav">
               <w:r>
                 <w:rPr>
                   <w:rFonts w:ascii="Arial" w:cs="Arial" w:eastAsia="Arial" w:hAnsi="Arial"/>
@@ -20295,7 +20295,7 @@
             <w:pPr>
               <w:spacing w:after="20" w:before="0"/>
             </w:pPr>
-            <w:hyperlink w:history="1" r:id="rIdp-q8jh7fmuopwyjuh1slo">
+            <w:hyperlink w:history="1" r:id="rIdy8ot6npr0mri6heklbdee">
               <w:r>
                 <w:rPr>
                   <w:rFonts w:ascii="Arial" w:cs="Arial" w:eastAsia="Arial" w:hAnsi="Arial"/>
@@ -20328,7 +20328,7 @@
               <w:spacing w:after="10" w:before="0"/>
               <w:ind w:left="120"/>
             </w:pPr>
-            <w:hyperlink w:history="1" r:id="rId-rjdlekm3cu6dtqsi-arj">
+            <w:hyperlink w:history="1" r:id="rIdtlhxgzlnmnhqqs3o9zdnd">
               <w:r>
                 <w:rPr>
                   <w:rFonts w:ascii="Arial" w:cs="Arial" w:eastAsia="Arial" w:hAnsi="Arial"/>
@@ -20373,7 +20373,7 @@
             <w:pPr>
               <w:spacing w:after="20" w:before="0"/>
             </w:pPr>
-            <w:hyperlink w:history="1" r:id="rIdrqmanh13lks3anaw4jh59">
+            <w:hyperlink w:history="1" r:id="rId4mnkuyf0sgqs4neqxcop1">
               <w:r>
                 <w:rPr>
                   <w:rFonts w:ascii="Arial" w:cs="Arial" w:eastAsia="Arial" w:hAnsi="Arial"/>
@@ -20406,7 +20406,7 @@
               <w:spacing w:after="10" w:before="0"/>
               <w:ind w:left="120"/>
             </w:pPr>
-            <w:hyperlink w:history="1" r:id="rIdp6lpvepwx5hev01xfdtl6">
+            <w:hyperlink w:history="1" r:id="rIdu-o0sizqb1zsb7ohhdn0y">
               <w:r>
                 <w:rPr>
                   <w:rFonts w:ascii="Arial" w:cs="Arial" w:eastAsia="Arial" w:hAnsi="Arial"/>
@@ -20601,7 +20601,7 @@
             <w:pPr>
               <w:spacing w:after="20" w:before="0"/>
             </w:pPr>
-            <w:hyperlink w:history="1" r:id="rIdbhclb38qslokxqwpoigxe">
+            <w:hyperlink w:history="1" r:id="rIdpbgebays_8k8d_sxzdok2">
               <w:r>
                 <w:rPr>
                   <w:rFonts w:ascii="Arial" w:cs="Arial" w:eastAsia="Arial" w:hAnsi="Arial"/>
@@ -20634,7 +20634,7 @@
               <w:spacing w:after="10" w:before="0"/>
               <w:ind w:left="120"/>
             </w:pPr>
-            <w:hyperlink w:history="1" r:id="rIdonkdh8vflrm8xqfwmf4zc">
+            <w:hyperlink w:history="1" r:id="rIdjcfnwuftbi4w6jaxyhzth">
               <w:r>
                 <w:rPr>
                   <w:rFonts w:ascii="Arial" w:cs="Arial" w:eastAsia="Arial" w:hAnsi="Arial"/>
@@ -20679,7 +20679,7 @@
             <w:pPr>
               <w:spacing w:after="20" w:before="0"/>
             </w:pPr>
-            <w:hyperlink w:history="1" r:id="rIdrbekuj3dmjdfg6s8hkuud">
+            <w:hyperlink w:history="1" r:id="rId7g8vkq4jlmod12qbhrlgt">
               <w:r>
                 <w:rPr>
                   <w:rFonts w:ascii="Arial" w:cs="Arial" w:eastAsia="Arial" w:hAnsi="Arial"/>
@@ -20712,7 +20712,7 @@
               <w:spacing w:after="10" w:before="0"/>
               <w:ind w:left="120"/>
             </w:pPr>
-            <w:hyperlink w:history="1" r:id="rIdnfyxywgcuz7ngpqkqyv2a">
+            <w:hyperlink w:history="1" r:id="rIdjif-pamforjyn1dir397e">
               <w:r>
                 <w:rPr>
                   <w:rFonts w:ascii="Arial" w:cs="Arial" w:eastAsia="Arial" w:hAnsi="Arial"/>
@@ -20907,7 +20907,7 @@
             <w:pPr>
               <w:spacing w:after="20" w:before="0"/>
             </w:pPr>
-            <w:hyperlink w:history="1" r:id="rIdn4xgjnmzmv7vu4rrbr0wf">
+            <w:hyperlink w:history="1" r:id="rId9eksqibtp9y3p1hbjydxk">
               <w:r>
                 <w:rPr>
                   <w:rFonts w:ascii="Arial" w:cs="Arial" w:eastAsia="Arial" w:hAnsi="Arial"/>
@@ -20940,7 +20940,7 @@
               <w:spacing w:after="10" w:before="0"/>
               <w:ind w:left="120"/>
             </w:pPr>
-            <w:hyperlink w:history="1" r:id="rId9g1leyxwyrre9x3bpkvzk">
+            <w:hyperlink w:history="1" r:id="rIdgynoxmpkhscspqrwldxpe">
               <w:r>
                 <w:rPr>
                   <w:rFonts w:ascii="Arial" w:cs="Arial" w:eastAsia="Arial" w:hAnsi="Arial"/>
@@ -20985,7 +20985,7 @@
             <w:pPr>
               <w:spacing w:after="20" w:before="0"/>
             </w:pPr>
-            <w:hyperlink w:history="1" r:id="rIdq49e7d6unhfcpn1cfwj8e">
+            <w:hyperlink w:history="1" r:id="rIdv07tbys8-f49oflsimc3l">
               <w:r>
                 <w:rPr>
                   <w:rFonts w:ascii="Arial" w:cs="Arial" w:eastAsia="Arial" w:hAnsi="Arial"/>
@@ -21018,7 +21018,7 @@
               <w:spacing w:after="10" w:before="0"/>
               <w:ind w:left="120"/>
             </w:pPr>
-            <w:hyperlink w:history="1" r:id="rIdq2udwkevd4o7kbwlvzdn3">
+            <w:hyperlink w:history="1" r:id="rIdfhjotgw0hij6t1tgaet3m">
               <w:r>
                 <w:rPr>
                   <w:rFonts w:ascii="Arial" w:cs="Arial" w:eastAsia="Arial" w:hAnsi="Arial"/>
@@ -21758,7 +21758,7 @@
         </w:rPr>
         <w:t xml:space="preserve">© 2026 SeaVuria and ARES. Aligned with KICD objectives. Developed by SeaVuria; technical implementation by ARES (with AI assistance from Claude). Licensed under </w:t>
       </w:r>
-      <w:hyperlink w:history="1" r:id="rIdczrg2vcw_8wnrlgqhd_s4">
+      <w:hyperlink w:history="1" r:id="rIdpjhpr2ir2dqngngkneh2o">
         <w:r>
           <w:rPr>
             <w:rFonts w:ascii="Arial" w:cs="Arial" w:eastAsia="Arial" w:hAnsi="Arial"/>
@@ -21779,7 +21779,7 @@
         </w:rPr>
         <w:t xml:space="preserve"> (</w:t>
       </w:r>
-      <w:hyperlink w:history="1" r:id="rIda_4vofmkiwyjz0foc45tn">
+      <w:hyperlink w:history="1" r:id="rIdbk4psiavxmr5wsazxdz-h">
         <w:r>
           <w:rPr>
             <w:rFonts w:ascii="Arial" w:cs="Arial" w:eastAsia="Arial" w:hAnsi="Arial"/>

--- a/data/outputs/v2/Physics/SS1.2_Mechanical_Properties_of_Materials/Physics_Mechanical_Properties_of_Materials_CBE_LessonSequence.docx
+++ b/data/outputs/v2/Physics/SS1.2_Mechanical_Properties_of_Materials/Physics_Mechanical_Properties_of_Materials_CBE_LessonSequence.docx
@@ -2397,7 +2397,7 @@
         </w:rPr>
         <w:t xml:space="preserve">© 2026 SeaVuria and ARES. This work is licensed under a </w:t>
       </w:r>
-      <w:hyperlink w:history="1" r:id="rId9xodl0pzh7vmhsgsamp6y">
+      <w:hyperlink w:history="1" r:id="rIdzpa1cb_bi7yevijcccenv">
         <w:r>
           <w:rPr>
             <w:rFonts w:ascii="Arial" w:cs="Arial" w:eastAsia="Arial" w:hAnsi="Arial"/>
@@ -2417,7 +2417,7 @@
         </w:rPr>
         <w:t xml:space="preserve"> (</w:t>
       </w:r>
-      <w:hyperlink w:history="1" r:id="rIdtcie0z-vpo7yzu6biyrpz">
+      <w:hyperlink w:history="1" r:id="rIdugxytkr6vsx79jw9veett">
         <w:r>
           <w:rPr>
             <w:rFonts w:ascii="Arial" w:cs="Arial" w:eastAsia="Arial" w:hAnsi="Arial"/>
@@ -2437,7 +2437,7 @@
         </w:rPr>
         <w:t xml:space="preserve">). To view a copy of this license, visit </w:t>
       </w:r>
-      <w:hyperlink w:history="1" r:id="rIdufbmxfn3ffwfdtbys7q9d">
+      <w:hyperlink w:history="1" r:id="rIdrabxkpdalkrlnnbalpycp">
         <w:r>
           <w:rPr>
             <w:rFonts w:ascii="Arial" w:cs="Arial" w:eastAsia="Arial" w:hAnsi="Arial"/>
@@ -3449,7 +3449,7 @@
             <w:pPr>
               <w:spacing w:after="20" w:before="0"/>
             </w:pPr>
-            <w:hyperlink w:history="1" r:id="rIdal4rwrcpbluzrijppreuc">
+            <w:hyperlink w:history="1" r:id="rIdniabh88fu3qpowd-lj3-s">
               <w:r>
                 <w:rPr>
                   <w:rFonts w:ascii="Arial" w:cs="Arial" w:eastAsia="Arial" w:hAnsi="Arial"/>
@@ -3458,9 +3458,25 @@
                   <w:szCs w:val="16"/>
                   <w:u w:val="single" w:color="2E75B6"/>
                 </w:rPr>
-                <w:t xml:space="preserve">Price elasticity of supply determinants</w:t>
+                <w:t xml:space="preserve">Potential energy stored in a spring</w:t>
               </w:r>
             </w:hyperlink>
+          </w:p>
+          <w:p>
+            <w:pPr>
+              <w:spacing w:after="20" w:before="0"/>
+            </w:pPr>
+            <w:r>
+              <w:rPr>
+                <w:rFonts w:ascii="Arial" w:cs="Arial" w:eastAsia="Arial" w:hAnsi="Arial"/>
+                <w:i/>
+                <w:iCs/>
+                <w:color w:val="595959"/>
+                <w:sz w:val="16"/>
+                <w:szCs w:val="16"/>
+              </w:rPr>
+              <w:t xml:space="preserve">Related topic: not an exact match for this lesson.</w:t>
+            </w:r>
           </w:p>
           <w:p>
             <w:pPr>
@@ -3482,7 +3498,7 @@
               <w:spacing w:after="10" w:before="0"/>
               <w:ind w:left="120"/>
             </w:pPr>
-            <w:hyperlink w:history="1" r:id="rId5ksukqlioxk8bwm4cor2s">
+            <w:hyperlink w:history="1" r:id="rIddfbgmz1nofrg10iuq0i1g">
               <w:r>
                 <w:rPr>
                   <w:rFonts w:ascii="Arial" w:cs="Arial" w:eastAsia="Arial" w:hAnsi="Arial"/>
@@ -3527,7 +3543,7 @@
             <w:pPr>
               <w:spacing w:after="20" w:before="0"/>
             </w:pPr>
-            <w:hyperlink w:history="1" r:id="rIdd3f019uv7a1bhqtuzcqjv">
+            <w:hyperlink w:history="1" r:id="rIdm1cmez3tl0cgjrm-vo1qt">
               <w:r>
                 <w:rPr>
                   <w:rFonts w:ascii="Arial" w:cs="Arial" w:eastAsia="Arial" w:hAnsi="Arial"/>
@@ -3536,9 +3552,25 @@
                   <w:szCs w:val="16"/>
                   <w:u w:val="single" w:color="2E75B6"/>
                 </w:rPr>
-                <w:t xml:space="preserve">Elasticity</w:t>
+                <w:t xml:space="preserve">Hooke's Law</w:t>
               </w:r>
             </w:hyperlink>
+          </w:p>
+          <w:p>
+            <w:pPr>
+              <w:spacing w:after="20" w:before="0"/>
+            </w:pPr>
+            <w:r>
+              <w:rPr>
+                <w:rFonts w:ascii="Arial" w:cs="Arial" w:eastAsia="Arial" w:hAnsi="Arial"/>
+                <w:i/>
+                <w:iCs/>
+                <w:color w:val="595959"/>
+                <w:sz w:val="16"/>
+                <w:szCs w:val="16"/>
+              </w:rPr>
+              <w:t xml:space="preserve">Related topic: not an exact match for this lesson.</w:t>
+            </w:r>
           </w:p>
           <w:p>
             <w:pPr>
@@ -3552,7 +3584,7 @@
                 <w:sz w:val="14"/>
                 <w:szCs w:val="14"/>
               </w:rPr>
-              <w:t xml:space="preserve">Source: PhET</w:t>
+              <w:t xml:space="preserve">Source: PhET Interactive Simulations (English)</w:t>
             </w:r>
           </w:p>
           <w:p>
@@ -3560,7 +3592,7 @@
               <w:spacing w:after="10" w:before="0"/>
               <w:ind w:left="120"/>
             </w:pPr>
-            <w:hyperlink w:history="1" r:id="rIdmxxjgubib3ftb0nndb4jf">
+            <w:hyperlink w:history="1" r:id="rIdhadxrn4j03xsd5g8crtxp">
               <w:r>
                 <w:rPr>
                   <w:rFonts w:ascii="Arial" w:cs="Arial" w:eastAsia="Arial" w:hAnsi="Arial"/>
@@ -3755,7 +3787,7 @@
             <w:pPr>
               <w:spacing w:after="20" w:before="0"/>
             </w:pPr>
-            <w:hyperlink w:history="1" r:id="rIds2l2eoamyhz7y5xwhqjdd">
+            <w:hyperlink w:history="1" r:id="rIdpyjkn237in4g3x6i4gft0">
               <w:r>
                 <w:rPr>
                   <w:rFonts w:ascii="Arial" w:cs="Arial" w:eastAsia="Arial" w:hAnsi="Arial"/>
@@ -3764,9 +3796,25 @@
                   <w:szCs w:val="16"/>
                   <w:u w:val="single" w:color="2E75B6"/>
                 </w:rPr>
-                <w:t xml:space="preserve">Determinants of elasticity example</w:t>
+                <w:t xml:space="preserve">Potential energy stored in a spring</w:t>
               </w:r>
             </w:hyperlink>
+          </w:p>
+          <w:p>
+            <w:pPr>
+              <w:spacing w:after="20" w:before="0"/>
+            </w:pPr>
+            <w:r>
+              <w:rPr>
+                <w:rFonts w:ascii="Arial" w:cs="Arial" w:eastAsia="Arial" w:hAnsi="Arial"/>
+                <w:i/>
+                <w:iCs/>
+                <w:color w:val="595959"/>
+                <w:sz w:val="16"/>
+                <w:szCs w:val="16"/>
+              </w:rPr>
+              <w:t xml:space="preserve">Related topic: not an exact match for this lesson.</w:t>
+            </w:r>
           </w:p>
           <w:p>
             <w:pPr>
@@ -3788,7 +3836,7 @@
               <w:spacing w:after="10" w:before="0"/>
               <w:ind w:left="120"/>
             </w:pPr>
-            <w:hyperlink w:history="1" r:id="rIdlaq-xo3bkv0va4o3zasp6">
+            <w:hyperlink w:history="1" r:id="rIdn_y2zi386tiynstybm-s8">
               <w:r>
                 <w:rPr>
                   <w:rFonts w:ascii="Arial" w:cs="Arial" w:eastAsia="Arial" w:hAnsi="Arial"/>
@@ -3826,14 +3874,14 @@
                 <w:sz w:val="16"/>
                 <w:szCs w:val="16"/>
               </w:rPr>
-              <w:t xml:space="preserve">📖 EXERCISE:</w:t>
+              <w:t xml:space="preserve">📖 HTML:</w:t>
             </w:r>
           </w:p>
           <w:p>
             <w:pPr>
               <w:spacing w:after="20" w:before="0"/>
             </w:pPr>
-            <w:hyperlink w:history="1" r:id="rIddgpgypg6bay5-curdqycq">
+            <w:hyperlink w:history="1" r:id="rId7xcqtvuzz4d9ly5apddfz">
               <w:r>
                 <w:rPr>
                   <w:rFonts w:ascii="Arial" w:cs="Arial" w:eastAsia="Arial" w:hAnsi="Arial"/>
@@ -3842,9 +3890,25 @@
                   <w:szCs w:val="16"/>
                   <w:u w:val="single" w:color="2E75B6"/>
                 </w:rPr>
-                <w:t xml:space="preserve">Income Elasticity of Demand</w:t>
+                <w:t xml:space="preserve">Hooke's Law</w:t>
               </w:r>
             </w:hyperlink>
+          </w:p>
+          <w:p>
+            <w:pPr>
+              <w:spacing w:after="20" w:before="0"/>
+            </w:pPr>
+            <w:r>
+              <w:rPr>
+                <w:rFonts w:ascii="Arial" w:cs="Arial" w:eastAsia="Arial" w:hAnsi="Arial"/>
+                <w:i/>
+                <w:iCs/>
+                <w:color w:val="595959"/>
+                <w:sz w:val="16"/>
+                <w:szCs w:val="16"/>
+              </w:rPr>
+              <w:t xml:space="preserve">Related topic: not an exact match for this lesson.</w:t>
+            </w:r>
           </w:p>
           <w:p>
             <w:pPr>
@@ -3858,7 +3922,7 @@
                 <w:sz w:val="14"/>
                 <w:szCs w:val="14"/>
               </w:rPr>
-              <w:t xml:space="preserve">Source: Khan Academy (English - US curriculum)</w:t>
+              <w:t xml:space="preserve">Source: PhET Interactive Simulations (English)</w:t>
             </w:r>
           </w:p>
           <w:p>
@@ -3866,7 +3930,7 @@
               <w:spacing w:after="10" w:before="0"/>
               <w:ind w:left="120"/>
             </w:pPr>
-            <w:hyperlink w:history="1" r:id="rIdmhziju1ybztfu50fy9jfm">
+            <w:hyperlink w:history="1" r:id="rIddti4zbvi0dkj6pj29hwet">
               <w:r>
                 <w:rPr>
                   <w:rFonts w:ascii="Arial" w:cs="Arial" w:eastAsia="Arial" w:hAnsi="Arial"/>
@@ -4061,7 +4125,7 @@
             <w:pPr>
               <w:spacing w:after="20" w:before="0"/>
             </w:pPr>
-            <w:hyperlink w:history="1" r:id="rIdujq896g7hb_ocmwuampzu">
+            <w:hyperlink w:history="1" r:id="rId8pmaymfbvo4bsvdmg0sud">
               <w:r>
                 <w:rPr>
                   <w:rFonts w:ascii="Arial" w:cs="Arial" w:eastAsia="Arial" w:hAnsi="Arial"/>
@@ -4070,9 +4134,25 @@
                   <w:szCs w:val="16"/>
                   <w:u w:val="single" w:color="2E75B6"/>
                 </w:rPr>
-                <w:t xml:space="preserve">Determinants of price elasticity of demand</w:t>
+                <w:t xml:space="preserve">Potential energy stored in a spring</w:t>
               </w:r>
             </w:hyperlink>
+          </w:p>
+          <w:p>
+            <w:pPr>
+              <w:spacing w:after="20" w:before="0"/>
+            </w:pPr>
+            <w:r>
+              <w:rPr>
+                <w:rFonts w:ascii="Arial" w:cs="Arial" w:eastAsia="Arial" w:hAnsi="Arial"/>
+                <w:i/>
+                <w:iCs/>
+                <w:color w:val="595959"/>
+                <w:sz w:val="16"/>
+                <w:szCs w:val="16"/>
+              </w:rPr>
+              <w:t xml:space="preserve">Related topic: not an exact match for this lesson.</w:t>
+            </w:r>
           </w:p>
           <w:p>
             <w:pPr>
@@ -4094,7 +4174,7 @@
               <w:spacing w:after="10" w:before="0"/>
               <w:ind w:left="120"/>
             </w:pPr>
-            <w:hyperlink w:history="1" r:id="rIda-ok4h6ju5doyyuxbaswz">
+            <w:hyperlink w:history="1" r:id="rIdr0ydctdp0nemwiruvtyj6">
               <w:r>
                 <w:rPr>
                   <w:rFonts w:ascii="Arial" w:cs="Arial" w:eastAsia="Arial" w:hAnsi="Arial"/>
@@ -4132,14 +4212,14 @@
                 <w:sz w:val="16"/>
                 <w:szCs w:val="16"/>
               </w:rPr>
-              <w:t xml:space="preserve">📖 EXERCISE:</w:t>
+              <w:t xml:space="preserve">📖 HTML:</w:t>
             </w:r>
           </w:p>
           <w:p>
             <w:pPr>
               <w:spacing w:after="20" w:before="0"/>
             </w:pPr>
-            <w:hyperlink w:history="1" r:id="rIdahebo4cit6xve8gswl2om">
+            <w:hyperlink w:history="1" r:id="rIdm--pi7r7q6jhjj2rlo03n">
               <w:r>
                 <w:rPr>
                   <w:rFonts w:ascii="Arial" w:cs="Arial" w:eastAsia="Arial" w:hAnsi="Arial"/>
@@ -4148,9 +4228,25 @@
                   <w:szCs w:val="16"/>
                   <w:u w:val="single" w:color="2E75B6"/>
                 </w:rPr>
-                <w:t xml:space="preserve">Cross-Price Elasticity of Demand</w:t>
+                <w:t xml:space="preserve">Hooke's Law</w:t>
               </w:r>
             </w:hyperlink>
+          </w:p>
+          <w:p>
+            <w:pPr>
+              <w:spacing w:after="20" w:before="0"/>
+            </w:pPr>
+            <w:r>
+              <w:rPr>
+                <w:rFonts w:ascii="Arial" w:cs="Arial" w:eastAsia="Arial" w:hAnsi="Arial"/>
+                <w:i/>
+                <w:iCs/>
+                <w:color w:val="595959"/>
+                <w:sz w:val="16"/>
+                <w:szCs w:val="16"/>
+              </w:rPr>
+              <w:t xml:space="preserve">Related topic: not an exact match for this lesson.</w:t>
+            </w:r>
           </w:p>
           <w:p>
             <w:pPr>
@@ -4164,7 +4260,7 @@
                 <w:sz w:val="14"/>
                 <w:szCs w:val="14"/>
               </w:rPr>
-              <w:t xml:space="preserve">Source: Khan Academy (English - US curriculum)</w:t>
+              <w:t xml:space="preserve">Source: PhET Interactive Simulations (English)</w:t>
             </w:r>
           </w:p>
           <w:p>
@@ -4172,7 +4268,7 @@
               <w:spacing w:after="10" w:before="0"/>
               <w:ind w:left="120"/>
             </w:pPr>
-            <w:hyperlink w:history="1" r:id="rIdgsk-c9p8v-cto2s9f2ogx">
+            <w:hyperlink w:history="1" r:id="rId4e-gtaslkocd5bdcnlcpe">
               <w:r>
                 <w:rPr>
                   <w:rFonts w:ascii="Arial" w:cs="Arial" w:eastAsia="Arial" w:hAnsi="Arial"/>
@@ -4367,7 +4463,7 @@
             <w:pPr>
               <w:spacing w:after="20" w:before="0"/>
             </w:pPr>
-            <w:hyperlink w:history="1" r:id="rIdmm7m7r3rlwbykzdaj4kop">
+            <w:hyperlink w:history="1" r:id="rIdxk-e14pvk8jur2k4f20g7">
               <w:r>
                 <w:rPr>
                   <w:rFonts w:ascii="Arial" w:cs="Arial" w:eastAsia="Arial" w:hAnsi="Arial"/>
@@ -4376,9 +4472,25 @@
                   <w:szCs w:val="16"/>
                   <w:u w:val="single" w:color="2E75B6"/>
                 </w:rPr>
-                <w:t xml:space="preserve">Introduction to price elasticity of supply</w:t>
+                <w:t xml:space="preserve">Potential energy stored in a spring</w:t>
               </w:r>
             </w:hyperlink>
+          </w:p>
+          <w:p>
+            <w:pPr>
+              <w:spacing w:after="20" w:before="0"/>
+            </w:pPr>
+            <w:r>
+              <w:rPr>
+                <w:rFonts w:ascii="Arial" w:cs="Arial" w:eastAsia="Arial" w:hAnsi="Arial"/>
+                <w:i/>
+                <w:iCs/>
+                <w:color w:val="595959"/>
+                <w:sz w:val="16"/>
+                <w:szCs w:val="16"/>
+              </w:rPr>
+              <w:t xml:space="preserve">Related topic: not an exact match for this lesson.</w:t>
+            </w:r>
           </w:p>
           <w:p>
             <w:pPr>
@@ -4400,7 +4512,7 @@
               <w:spacing w:after="10" w:before="0"/>
               <w:ind w:left="120"/>
             </w:pPr>
-            <w:hyperlink w:history="1" r:id="rId1ljtwow7crcqm-b19sqjw">
+            <w:hyperlink w:history="1" r:id="rIdnrpc5wcpjzyklyhq27vds">
               <w:r>
                 <w:rPr>
                   <w:rFonts w:ascii="Arial" w:cs="Arial" w:eastAsia="Arial" w:hAnsi="Arial"/>
@@ -4438,14 +4550,14 @@
                 <w:sz w:val="16"/>
                 <w:szCs w:val="16"/>
               </w:rPr>
-              <w:t xml:space="preserve">📖 EXERCISE:</w:t>
+              <w:t xml:space="preserve">📖 HTML:</w:t>
             </w:r>
           </w:p>
           <w:p>
             <w:pPr>
               <w:spacing w:after="20" w:before="0"/>
             </w:pPr>
-            <w:hyperlink w:history="1" r:id="rIdaz6bh3edzrue2rk9im85-">
+            <w:hyperlink w:history="1" r:id="rIdtfyqaeojqz7_qhb8vp0mv">
               <w:r>
                 <w:rPr>
                   <w:rFonts w:ascii="Arial" w:cs="Arial" w:eastAsia="Arial" w:hAnsi="Arial"/>
@@ -4454,9 +4566,25 @@
                   <w:szCs w:val="16"/>
                   <w:u w:val="single" w:color="2E75B6"/>
                 </w:rPr>
-                <w:t xml:space="preserve">Price Elasticity of Supply and its Determinants</w:t>
+                <w:t xml:space="preserve">Hooke's Law</w:t>
               </w:r>
             </w:hyperlink>
+          </w:p>
+          <w:p>
+            <w:pPr>
+              <w:spacing w:after="20" w:before="0"/>
+            </w:pPr>
+            <w:r>
+              <w:rPr>
+                <w:rFonts w:ascii="Arial" w:cs="Arial" w:eastAsia="Arial" w:hAnsi="Arial"/>
+                <w:i/>
+                <w:iCs/>
+                <w:color w:val="595959"/>
+                <w:sz w:val="16"/>
+                <w:szCs w:val="16"/>
+              </w:rPr>
+              <w:t xml:space="preserve">Related topic: not an exact match for this lesson.</w:t>
+            </w:r>
           </w:p>
           <w:p>
             <w:pPr>
@@ -4470,7 +4598,7 @@
                 <w:sz w:val="14"/>
                 <w:szCs w:val="14"/>
               </w:rPr>
-              <w:t xml:space="preserve">Source: Khan Academy (English - US curriculum)</w:t>
+              <w:t xml:space="preserve">Source: PhET Interactive Simulations (English)</w:t>
             </w:r>
           </w:p>
           <w:p>
@@ -4478,7 +4606,7 @@
               <w:spacing w:after="10" w:before="0"/>
               <w:ind w:left="120"/>
             </w:pPr>
-            <w:hyperlink w:history="1" r:id="rIdslbhpsrzqdii1o9_tydry">
+            <w:hyperlink w:history="1" r:id="rIdqquhh56zuyl7w4ajqbwyr">
               <w:r>
                 <w:rPr>
                   <w:rFonts w:ascii="Arial" w:cs="Arial" w:eastAsia="Arial" w:hAnsi="Arial"/>
@@ -4673,7 +4801,7 @@
             <w:pPr>
               <w:spacing w:after="20" w:before="0"/>
             </w:pPr>
-            <w:hyperlink w:history="1" r:id="rIdvaoj1yvliatupgfb70i2t">
+            <w:hyperlink w:history="1" r:id="rIdomn5hjwfulngvexeprzf2">
               <w:r>
                 <w:rPr>
                   <w:rFonts w:ascii="Arial" w:cs="Arial" w:eastAsia="Arial" w:hAnsi="Arial"/>
@@ -4682,9 +4810,25 @@
                   <w:szCs w:val="16"/>
                   <w:u w:val="single" w:color="2E75B6"/>
                 </w:rPr>
-                <w:t xml:space="preserve">The kinetic molecular theory of gases</w:t>
+                <w:t xml:space="preserve">Potential energy stored in a spring</w:t>
               </w:r>
             </w:hyperlink>
+          </w:p>
+          <w:p>
+            <w:pPr>
+              <w:spacing w:after="20" w:before="0"/>
+            </w:pPr>
+            <w:r>
+              <w:rPr>
+                <w:rFonts w:ascii="Arial" w:cs="Arial" w:eastAsia="Arial" w:hAnsi="Arial"/>
+                <w:i/>
+                <w:iCs/>
+                <w:color w:val="595959"/>
+                <w:sz w:val="16"/>
+                <w:szCs w:val="16"/>
+              </w:rPr>
+              <w:t xml:space="preserve">Related topic: not an exact match for this lesson.</w:t>
+            </w:r>
           </w:p>
           <w:p>
             <w:pPr>
@@ -4706,7 +4850,7 @@
               <w:spacing w:after="10" w:before="0"/>
               <w:ind w:left="120"/>
             </w:pPr>
-            <w:hyperlink w:history="1" r:id="rIds7josmx-sox3upjfstc55">
+            <w:hyperlink w:history="1" r:id="rIdjr3vpytiow5sv7x5sphqj">
               <w:r>
                 <w:rPr>
                   <w:rFonts w:ascii="Arial" w:cs="Arial" w:eastAsia="Arial" w:hAnsi="Arial"/>
@@ -4744,14 +4888,14 @@
                 <w:sz w:val="16"/>
                 <w:szCs w:val="16"/>
               </w:rPr>
-              <w:t xml:space="preserve">📖 EXERCISE:</w:t>
+              <w:t xml:space="preserve">📖 HTML:</w:t>
             </w:r>
           </w:p>
           <w:p>
             <w:pPr>
               <w:spacing w:after="20" w:before="0"/>
             </w:pPr>
-            <w:hyperlink w:history="1" r:id="rIdaje6opogphr6ilnjjhr3p">
+            <w:hyperlink w:history="1" r:id="rIdiyqw0aaihy1w7fteguq99">
               <w:r>
                 <w:rPr>
                   <w:rFonts w:ascii="Arial" w:cs="Arial" w:eastAsia="Arial" w:hAnsi="Arial"/>
@@ -4760,9 +4904,25 @@
                   <w:szCs w:val="16"/>
                   <w:u w:val="single" w:color="2E75B6"/>
                 </w:rPr>
-                <w:t xml:space="preserve">Price Elasticity of Demand and its Determinants</w:t>
+                <w:t xml:space="preserve">Hooke's Law</w:t>
               </w:r>
             </w:hyperlink>
+          </w:p>
+          <w:p>
+            <w:pPr>
+              <w:spacing w:after="20" w:before="0"/>
+            </w:pPr>
+            <w:r>
+              <w:rPr>
+                <w:rFonts w:ascii="Arial" w:cs="Arial" w:eastAsia="Arial" w:hAnsi="Arial"/>
+                <w:i/>
+                <w:iCs/>
+                <w:color w:val="595959"/>
+                <w:sz w:val="16"/>
+                <w:szCs w:val="16"/>
+              </w:rPr>
+              <w:t xml:space="preserve">Related topic: not an exact match for this lesson.</w:t>
+            </w:r>
           </w:p>
           <w:p>
             <w:pPr>
@@ -4776,7 +4936,7 @@
                 <w:sz w:val="14"/>
                 <w:szCs w:val="14"/>
               </w:rPr>
-              <w:t xml:space="preserve">Source: Khan Academy (English - US curriculum)</w:t>
+              <w:t xml:space="preserve">Source: PhET Interactive Simulations (English)</w:t>
             </w:r>
           </w:p>
           <w:p>
@@ -4784,7 +4944,7 @@
               <w:spacing w:after="10" w:before="0"/>
               <w:ind w:left="120"/>
             </w:pPr>
-            <w:hyperlink w:history="1" r:id="rId5czuves8kaefkz-ux2sx0">
+            <w:hyperlink w:history="1" r:id="rIdnjja1ws0j92s_lfb164ya">
               <w:r>
                 <w:rPr>
                   <w:rFonts w:ascii="Arial" w:cs="Arial" w:eastAsia="Arial" w:hAnsi="Arial"/>
@@ -5296,7 +5456,7 @@
         </w:rPr>
         <w:t xml:space="preserve">© 2026 SeaVuria and ARES. Aligned with KICD objectives. Developed by SeaVuria; technical implementation by ARES (with AI assistance from Claude). Licensed under </w:t>
       </w:r>
-      <w:hyperlink w:history="1" r:id="rIdmwxhipalxiyf3c-fvlt1j">
+      <w:hyperlink w:history="1" r:id="rIdqez5tu9e2lidxwmknn_ff">
         <w:r>
           <w:rPr>
             <w:rFonts w:ascii="Arial" w:cs="Arial" w:eastAsia="Arial" w:hAnsi="Arial"/>
@@ -5317,7 +5477,7 @@
         </w:rPr>
         <w:t xml:space="preserve"> (</w:t>
       </w:r>
-      <w:hyperlink w:history="1" r:id="rIdjkyl_wwmzdxmiuqitwwge">
+      <w:hyperlink w:history="1" r:id="rId25f6niljnyvp7ytoywwlo">
         <w:r>
           <w:rPr>
             <w:rFonts w:ascii="Arial" w:cs="Arial" w:eastAsia="Arial" w:hAnsi="Arial"/>
@@ -6330,40 +6490,24 @@
             <w:pPr>
               <w:spacing w:after="20" w:before="0"/>
             </w:pPr>
-            <w:hyperlink w:history="1" r:id="rIdatr29dbtzecqyq48f80z-">
-              <w:r>
-                <w:rPr>
-                  <w:rFonts w:ascii="Arial" w:cs="Arial" w:eastAsia="Arial" w:hAnsi="Arial"/>
-                  <w:color w:val="2E75B6"/>
-                  <w:sz w:val="16"/>
-                  <w:szCs w:val="16"/>
-                  <w:u w:val="single" w:color="2E75B6"/>
-                </w:rPr>
-                <w:t xml:space="preserve">Price elasticity of supply determinants</w:t>
-              </w:r>
-            </w:hyperlink>
+            <w:r>
+              <w:rPr>
+                <w:rFonts w:ascii="Arial" w:cs="Arial" w:eastAsia="Arial" w:hAnsi="Arial"/>
+                <w:i/>
+                <w:iCs/>
+                <w:color w:val="595959"/>
+                <w:sz w:val="16"/>
+                <w:szCs w:val="16"/>
+              </w:rPr>
+              <w:t xml:space="preserve">No closely matching video in the ARES library for this activity.</w:t>
+            </w:r>
           </w:p>
           <w:p>
             <w:pPr>
               <w:spacing w:after="10" w:before="0"/>
               <w:ind w:left="120"/>
             </w:pPr>
-            <w:r>
-              <w:rPr>
-                <w:rFonts w:ascii="Arial" w:cs="Arial" w:eastAsia="Arial" w:hAnsi="Arial"/>
-                <w:color w:val="595959"/>
-                <w:sz w:val="14"/>
-                <w:szCs w:val="14"/>
-              </w:rPr>
-              <w:t xml:space="preserve">Source: Khan Academy (English - US curriculum)</w:t>
-            </w:r>
-          </w:p>
-          <w:p>
-            <w:pPr>
-              <w:spacing w:after="10" w:before="0"/>
-              <w:ind w:left="120"/>
-            </w:pPr>
-            <w:hyperlink w:history="1" r:id="rIds6hq8nn4e66ijhpdbc_l_">
+            <w:hyperlink w:history="1" r:id="rIdnrffq4fn28h2m4myipj--">
               <w:r>
                 <w:rPr>
                   <w:rFonts w:ascii="Arial" w:cs="Arial" w:eastAsia="Arial" w:hAnsi="Arial"/>
@@ -6372,9 +6516,24 @@
                   <w:szCs w:val="14"/>
                   <w:u w:val="single" w:color="595959"/>
                 </w:rPr>
-                <w:t xml:space="preserve">🔍 Search ARES for similar videos</w:t>
+                <w:t xml:space="preserve">🔍 Search ARES for videos</w:t>
               </w:r>
             </w:hyperlink>
+          </w:p>
+          <w:p>
+            <w:pPr>
+              <w:spacing w:after="10" w:before="0"/>
+              <w:ind w:left="120"/>
+            </w:pPr>
+            <w:r>
+              <w:rPr>
+                <w:rFonts w:ascii="Arial" w:cs="Arial" w:eastAsia="Arial" w:hAnsi="Arial"/>
+                <w:color w:val="595959"/>
+                <w:sz w:val="14"/>
+                <w:szCs w:val="14"/>
+              </w:rPr>
+              <w:t xml:space="preserve">Search terms: mechanical properties materials elasticity</w:t>
+            </w:r>
           </w:p>
           <w:p>
             <w:pPr>
@@ -6408,7 +6567,7 @@
             <w:pPr>
               <w:spacing w:after="20" w:before="0"/>
             </w:pPr>
-            <w:hyperlink w:history="1" r:id="rIdcqeswleehbaiowtaxnh2d">
+            <w:hyperlink w:history="1" r:id="rIdryy0snysyiqkfaix2rhby">
               <w:r>
                 <w:rPr>
                   <w:rFonts w:ascii="Arial" w:cs="Arial" w:eastAsia="Arial" w:hAnsi="Arial"/>
@@ -6423,6 +6582,22 @@
           </w:p>
           <w:p>
             <w:pPr>
+              <w:spacing w:after="20" w:before="0"/>
+            </w:pPr>
+            <w:r>
+              <w:rPr>
+                <w:rFonts w:ascii="Arial" w:cs="Arial" w:eastAsia="Arial" w:hAnsi="Arial"/>
+                <w:i/>
+                <w:iCs/>
+                <w:color w:val="595959"/>
+                <w:sz w:val="16"/>
+                <w:szCs w:val="16"/>
+              </w:rPr>
+              <w:t xml:space="preserve">Related topic: not an exact match for this lesson.</w:t>
+            </w:r>
+          </w:p>
+          <w:p>
+            <w:pPr>
               <w:spacing w:after="10" w:before="0"/>
               <w:ind w:left="120"/>
             </w:pPr>
@@ -6441,7 +6616,7 @@
               <w:spacing w:after="10" w:before="0"/>
               <w:ind w:left="120"/>
             </w:pPr>
-            <w:hyperlink w:history="1" r:id="rId8koigkf8e-jniduds1box">
+            <w:hyperlink w:history="1" r:id="rIdgt9uams00d98oyy2jk-vv">
               <w:r>
                 <w:rPr>
                   <w:rFonts w:ascii="Arial" w:cs="Arial" w:eastAsia="Arial" w:hAnsi="Arial"/>
@@ -6864,7 +7039,84 @@
             <w:pPr>
               <w:spacing w:after="20" w:before="0"/>
             </w:pPr>
-            <w:hyperlink w:history="1" r:id="rIdpv5hga8zv5_ns0vilbqv1">
+            <w:r>
+              <w:rPr>
+                <w:rFonts w:ascii="Arial" w:cs="Arial" w:eastAsia="Arial" w:hAnsi="Arial"/>
+                <w:i/>
+                <w:iCs/>
+                <w:color w:val="595959"/>
+                <w:sz w:val="16"/>
+                <w:szCs w:val="16"/>
+              </w:rPr>
+              <w:t xml:space="preserve">No closely matching video in the ARES library for this activity.</w:t>
+            </w:r>
+          </w:p>
+          <w:p>
+            <w:pPr>
+              <w:spacing w:after="10" w:before="0"/>
+              <w:ind w:left="120"/>
+            </w:pPr>
+            <w:hyperlink w:history="1" r:id="rIdd72s3hxkmg6-uoprmz2ue">
+              <w:r>
+                <w:rPr>
+                  <w:rFonts w:ascii="Arial" w:cs="Arial" w:eastAsia="Arial" w:hAnsi="Arial"/>
+                  <w:color w:val="595959"/>
+                  <w:sz w:val="14"/>
+                  <w:szCs w:val="14"/>
+                  <w:u w:val="single" w:color="595959"/>
+                </w:rPr>
+                <w:t xml:space="preserve">🔍 Search ARES for videos</w:t>
+              </w:r>
+            </w:hyperlink>
+          </w:p>
+          <w:p>
+            <w:pPr>
+              <w:spacing w:after="10" w:before="0"/>
+              <w:ind w:left="120"/>
+            </w:pPr>
+            <w:r>
+              <w:rPr>
+                <w:rFonts w:ascii="Arial" w:cs="Arial" w:eastAsia="Arial" w:hAnsi="Arial"/>
+                <w:color w:val="595959"/>
+                <w:sz w:val="14"/>
+                <w:szCs w:val="14"/>
+              </w:rPr>
+              <w:t xml:space="preserve">Search terms: mechanical properties materials elasticity</w:t>
+            </w:r>
+          </w:p>
+          <w:p>
+            <w:pPr>
+              <w:spacing w:after="40" w:before="0"/>
+            </w:pPr>
+            <w:r>
+              <w:rPr>
+                <w:sz w:val="14"/>
+                <w:szCs w:val="14"/>
+              </w:rPr>
+              <w:t xml:space="preserve"/>
+            </w:r>
+          </w:p>
+          <w:p>
+            <w:pPr>
+              <w:spacing w:after="20" w:before="0"/>
+            </w:pPr>
+            <w:r>
+              <w:rPr>
+                <w:rFonts w:ascii="Arial" w:cs="Arial" w:eastAsia="Arial" w:hAnsi="Arial"/>
+                <w:b/>
+                <w:bCs/>
+                <w:color w:val="1F3864"/>
+                <w:sz w:val="16"/>
+                <w:szCs w:val="16"/>
+              </w:rPr>
+              <w:t xml:space="preserve">📖 HTML:</w:t>
+            </w:r>
+          </w:p>
+          <w:p>
+            <w:pPr>
+              <w:spacing w:after="20" w:before="0"/>
+            </w:pPr>
+            <w:hyperlink w:history="1" r:id="rIdqgax3oxbu_xgw7sfysmlf">
               <w:r>
                 <w:rPr>
                   <w:rFonts w:ascii="Arial" w:cs="Arial" w:eastAsia="Arial" w:hAnsi="Arial"/>
@@ -6873,9 +7125,25 @@
                   <w:szCs w:val="16"/>
                   <w:u w:val="single" w:color="2E75B6"/>
                 </w:rPr>
-                <w:t xml:space="preserve">Determinants of elasticity example</w:t>
+                <w:t xml:space="preserve">Elasticity</w:t>
               </w:r>
             </w:hyperlink>
+          </w:p>
+          <w:p>
+            <w:pPr>
+              <w:spacing w:after="20" w:before="0"/>
+            </w:pPr>
+            <w:r>
+              <w:rPr>
+                <w:rFonts w:ascii="Arial" w:cs="Arial" w:eastAsia="Arial" w:hAnsi="Arial"/>
+                <w:i/>
+                <w:iCs/>
+                <w:color w:val="595959"/>
+                <w:sz w:val="16"/>
+                <w:szCs w:val="16"/>
+              </w:rPr>
+              <w:t xml:space="preserve">Related topic: not an exact match for this lesson.</w:t>
+            </w:r>
           </w:p>
           <w:p>
             <w:pPr>
@@ -6889,7 +7157,7 @@
                 <w:sz w:val="14"/>
                 <w:szCs w:val="14"/>
               </w:rPr>
-              <w:t xml:space="preserve">Source: Khan Academy (English - US curriculum)</w:t>
+              <w:t xml:space="preserve">Source: PhET</w:t>
             </w:r>
           </w:p>
           <w:p>
@@ -6897,85 +7165,7 @@
               <w:spacing w:after="10" w:before="0"/>
               <w:ind w:left="120"/>
             </w:pPr>
-            <w:hyperlink w:history="1" r:id="rIdlcm_gjnakvsefivmhqev9">
-              <w:r>
-                <w:rPr>
-                  <w:rFonts w:ascii="Arial" w:cs="Arial" w:eastAsia="Arial" w:hAnsi="Arial"/>
-                  <w:color w:val="595959"/>
-                  <w:sz w:val="14"/>
-                  <w:szCs w:val="14"/>
-                  <w:u w:val="single" w:color="595959"/>
-                </w:rPr>
-                <w:t xml:space="preserve">🔍 Search ARES for similar videos</w:t>
-              </w:r>
-            </w:hyperlink>
-          </w:p>
-          <w:p>
-            <w:pPr>
-              <w:spacing w:after="40" w:before="0"/>
-            </w:pPr>
-            <w:r>
-              <w:rPr>
-                <w:sz w:val="14"/>
-                <w:szCs w:val="14"/>
-              </w:rPr>
-              <w:t xml:space="preserve"/>
-            </w:r>
-          </w:p>
-          <w:p>
-            <w:pPr>
-              <w:spacing w:after="20" w:before="0"/>
-            </w:pPr>
-            <w:r>
-              <w:rPr>
-                <w:rFonts w:ascii="Arial" w:cs="Arial" w:eastAsia="Arial" w:hAnsi="Arial"/>
-                <w:b/>
-                <w:bCs/>
-                <w:color w:val="1F3864"/>
-                <w:sz w:val="16"/>
-                <w:szCs w:val="16"/>
-              </w:rPr>
-              <w:t xml:space="preserve">📖 EXERCISE:</w:t>
-            </w:r>
-          </w:p>
-          <w:p>
-            <w:pPr>
-              <w:spacing w:after="20" w:before="0"/>
-            </w:pPr>
-            <w:hyperlink w:history="1" r:id="rIdefzwzk7ynawwx_uxg3hvc">
-              <w:r>
-                <w:rPr>
-                  <w:rFonts w:ascii="Arial" w:cs="Arial" w:eastAsia="Arial" w:hAnsi="Arial"/>
-                  <w:color w:val="2E75B6"/>
-                  <w:sz w:val="16"/>
-                  <w:szCs w:val="16"/>
-                  <w:u w:val="single" w:color="2E75B6"/>
-                </w:rPr>
-                <w:t xml:space="preserve">Income Elasticity of Demand</w:t>
-              </w:r>
-            </w:hyperlink>
-          </w:p>
-          <w:p>
-            <w:pPr>
-              <w:spacing w:after="10" w:before="0"/>
-              <w:ind w:left="120"/>
-            </w:pPr>
-            <w:r>
-              <w:rPr>
-                <w:rFonts w:ascii="Arial" w:cs="Arial" w:eastAsia="Arial" w:hAnsi="Arial"/>
-                <w:color w:val="595959"/>
-                <w:sz w:val="14"/>
-                <w:szCs w:val="14"/>
-              </w:rPr>
-              <w:t xml:space="preserve">Source: Khan Academy (English - US curriculum)</w:t>
-            </w:r>
-          </w:p>
-          <w:p>
-            <w:pPr>
-              <w:spacing w:after="10" w:before="0"/>
-              <w:ind w:left="120"/>
-            </w:pPr>
-            <w:hyperlink w:history="1" r:id="rId9rnx-cngux6mt3ghvvccn">
+            <w:hyperlink w:history="1" r:id="rIdhov3mmrhoqcv4v-kgbiwj">
               <w:r>
                 <w:rPr>
                   <w:rFonts w:ascii="Arial" w:cs="Arial" w:eastAsia="Arial" w:hAnsi="Arial"/>
@@ -7710,7 +7900,84 @@
             <w:pPr>
               <w:spacing w:after="20" w:before="0"/>
             </w:pPr>
-            <w:hyperlink w:history="1" r:id="rIdsqt33c0u2s--dd5virzgd">
+            <w:r>
+              <w:rPr>
+                <w:rFonts w:ascii="Arial" w:cs="Arial" w:eastAsia="Arial" w:hAnsi="Arial"/>
+                <w:i/>
+                <w:iCs/>
+                <w:color w:val="595959"/>
+                <w:sz w:val="16"/>
+                <w:szCs w:val="16"/>
+              </w:rPr>
+              <w:t xml:space="preserve">No closely matching video in the ARES library for this activity.</w:t>
+            </w:r>
+          </w:p>
+          <w:p>
+            <w:pPr>
+              <w:spacing w:after="10" w:before="0"/>
+              <w:ind w:left="120"/>
+            </w:pPr>
+            <w:hyperlink w:history="1" r:id="rIdgapbaseo7otnkdymzfcxm">
+              <w:r>
+                <w:rPr>
+                  <w:rFonts w:ascii="Arial" w:cs="Arial" w:eastAsia="Arial" w:hAnsi="Arial"/>
+                  <w:color w:val="595959"/>
+                  <w:sz w:val="14"/>
+                  <w:szCs w:val="14"/>
+                  <w:u w:val="single" w:color="595959"/>
+                </w:rPr>
+                <w:t xml:space="preserve">🔍 Search ARES for videos</w:t>
+              </w:r>
+            </w:hyperlink>
+          </w:p>
+          <w:p>
+            <w:pPr>
+              <w:spacing w:after="10" w:before="0"/>
+              <w:ind w:left="120"/>
+            </w:pPr>
+            <w:r>
+              <w:rPr>
+                <w:rFonts w:ascii="Arial" w:cs="Arial" w:eastAsia="Arial" w:hAnsi="Arial"/>
+                <w:color w:val="595959"/>
+                <w:sz w:val="14"/>
+                <w:szCs w:val="14"/>
+              </w:rPr>
+              <w:t xml:space="preserve">Search terms: mechanical properties materials elasticity</w:t>
+            </w:r>
+          </w:p>
+          <w:p>
+            <w:pPr>
+              <w:spacing w:after="40" w:before="0"/>
+            </w:pPr>
+            <w:r>
+              <w:rPr>
+                <w:sz w:val="14"/>
+                <w:szCs w:val="14"/>
+              </w:rPr>
+              <w:t xml:space="preserve"/>
+            </w:r>
+          </w:p>
+          <w:p>
+            <w:pPr>
+              <w:spacing w:after="20" w:before="0"/>
+            </w:pPr>
+            <w:r>
+              <w:rPr>
+                <w:rFonts w:ascii="Arial" w:cs="Arial" w:eastAsia="Arial" w:hAnsi="Arial"/>
+                <w:b/>
+                <w:bCs/>
+                <w:color w:val="1F3864"/>
+                <w:sz w:val="16"/>
+                <w:szCs w:val="16"/>
+              </w:rPr>
+              <w:t xml:space="preserve">📖 HTML:</w:t>
+            </w:r>
+          </w:p>
+          <w:p>
+            <w:pPr>
+              <w:spacing w:after="20" w:before="0"/>
+            </w:pPr>
+            <w:hyperlink w:history="1" r:id="rId3q3z9lb00kamf3quxtqqi">
               <w:r>
                 <w:rPr>
                   <w:rFonts w:ascii="Arial" w:cs="Arial" w:eastAsia="Arial" w:hAnsi="Arial"/>
@@ -7719,9 +7986,25 @@
                   <w:szCs w:val="16"/>
                   <w:u w:val="single" w:color="2E75B6"/>
                 </w:rPr>
-                <w:t xml:space="preserve">Determinants of price elasticity of demand</w:t>
+                <w:t xml:space="preserve">Elasticity</w:t>
               </w:r>
             </w:hyperlink>
+          </w:p>
+          <w:p>
+            <w:pPr>
+              <w:spacing w:after="20" w:before="0"/>
+            </w:pPr>
+            <w:r>
+              <w:rPr>
+                <w:rFonts w:ascii="Arial" w:cs="Arial" w:eastAsia="Arial" w:hAnsi="Arial"/>
+                <w:i/>
+                <w:iCs/>
+                <w:color w:val="595959"/>
+                <w:sz w:val="16"/>
+                <w:szCs w:val="16"/>
+              </w:rPr>
+              <w:t xml:space="preserve">Related topic: not an exact match for this lesson.</w:t>
+            </w:r>
           </w:p>
           <w:p>
             <w:pPr>
@@ -7735,7 +8018,7 @@
                 <w:sz w:val="14"/>
                 <w:szCs w:val="14"/>
               </w:rPr>
-              <w:t xml:space="preserve">Source: Khan Academy (English - US curriculum)</w:t>
+              <w:t xml:space="preserve">Source: PhET</w:t>
             </w:r>
           </w:p>
           <w:p>
@@ -7743,85 +8026,7 @@
               <w:spacing w:after="10" w:before="0"/>
               <w:ind w:left="120"/>
             </w:pPr>
-            <w:hyperlink w:history="1" r:id="rIdzdks5fpvu0y7pgxgewwil">
-              <w:r>
-                <w:rPr>
-                  <w:rFonts w:ascii="Arial" w:cs="Arial" w:eastAsia="Arial" w:hAnsi="Arial"/>
-                  <w:color w:val="595959"/>
-                  <w:sz w:val="14"/>
-                  <w:szCs w:val="14"/>
-                  <w:u w:val="single" w:color="595959"/>
-                </w:rPr>
-                <w:t xml:space="preserve">🔍 Search ARES for similar videos</w:t>
-              </w:r>
-            </w:hyperlink>
-          </w:p>
-          <w:p>
-            <w:pPr>
-              <w:spacing w:after="40" w:before="0"/>
-            </w:pPr>
-            <w:r>
-              <w:rPr>
-                <w:sz w:val="14"/>
-                <w:szCs w:val="14"/>
-              </w:rPr>
-              <w:t xml:space="preserve"/>
-            </w:r>
-          </w:p>
-          <w:p>
-            <w:pPr>
-              <w:spacing w:after="20" w:before="0"/>
-            </w:pPr>
-            <w:r>
-              <w:rPr>
-                <w:rFonts w:ascii="Arial" w:cs="Arial" w:eastAsia="Arial" w:hAnsi="Arial"/>
-                <w:b/>
-                <w:bCs/>
-                <w:color w:val="1F3864"/>
-                <w:sz w:val="16"/>
-                <w:szCs w:val="16"/>
-              </w:rPr>
-              <w:t xml:space="preserve">📖 EXERCISE:</w:t>
-            </w:r>
-          </w:p>
-          <w:p>
-            <w:pPr>
-              <w:spacing w:after="20" w:before="0"/>
-            </w:pPr>
-            <w:hyperlink w:history="1" r:id="rIdjcptjxpc58ibsowiteibq">
-              <w:r>
-                <w:rPr>
-                  <w:rFonts w:ascii="Arial" w:cs="Arial" w:eastAsia="Arial" w:hAnsi="Arial"/>
-                  <w:color w:val="2E75B6"/>
-                  <w:sz w:val="16"/>
-                  <w:szCs w:val="16"/>
-                  <w:u w:val="single" w:color="2E75B6"/>
-                </w:rPr>
-                <w:t xml:space="preserve">Cross-Price Elasticity of Demand</w:t>
-              </w:r>
-            </w:hyperlink>
-          </w:p>
-          <w:p>
-            <w:pPr>
-              <w:spacing w:after="10" w:before="0"/>
-              <w:ind w:left="120"/>
-            </w:pPr>
-            <w:r>
-              <w:rPr>
-                <w:rFonts w:ascii="Arial" w:cs="Arial" w:eastAsia="Arial" w:hAnsi="Arial"/>
-                <w:color w:val="595959"/>
-                <w:sz w:val="14"/>
-                <w:szCs w:val="14"/>
-              </w:rPr>
-              <w:t xml:space="preserve">Source: Khan Academy (English - US curriculum)</w:t>
-            </w:r>
-          </w:p>
-          <w:p>
-            <w:pPr>
-              <w:spacing w:after="10" w:before="0"/>
-              <w:ind w:left="120"/>
-            </w:pPr>
-            <w:hyperlink w:history="1" r:id="rId4l-jfirrdxxlzlfie2b4b">
+            <w:hyperlink w:history="1" r:id="rId3rqgokisqhyp9eyhazaxo">
               <w:r>
                 <w:rPr>
                   <w:rFonts w:ascii="Arial" w:cs="Arial" w:eastAsia="Arial" w:hAnsi="Arial"/>
@@ -8303,7 +8508,84 @@
             <w:pPr>
               <w:spacing w:after="20" w:before="0"/>
             </w:pPr>
-            <w:hyperlink w:history="1" r:id="rIdjhgnnseswzouot86r3qdm">
+            <w:r>
+              <w:rPr>
+                <w:rFonts w:ascii="Arial" w:cs="Arial" w:eastAsia="Arial" w:hAnsi="Arial"/>
+                <w:i/>
+                <w:iCs/>
+                <w:color w:val="595959"/>
+                <w:sz w:val="16"/>
+                <w:szCs w:val="16"/>
+              </w:rPr>
+              <w:t xml:space="preserve">No closely matching video in the ARES library for this activity.</w:t>
+            </w:r>
+          </w:p>
+          <w:p>
+            <w:pPr>
+              <w:spacing w:after="10" w:before="0"/>
+              <w:ind w:left="120"/>
+            </w:pPr>
+            <w:hyperlink w:history="1" r:id="rIdpylxasjen1ankqi6wm_4b">
+              <w:r>
+                <w:rPr>
+                  <w:rFonts w:ascii="Arial" w:cs="Arial" w:eastAsia="Arial" w:hAnsi="Arial"/>
+                  <w:color w:val="595959"/>
+                  <w:sz w:val="14"/>
+                  <w:szCs w:val="14"/>
+                  <w:u w:val="single" w:color="595959"/>
+                </w:rPr>
+                <w:t xml:space="preserve">🔍 Search ARES for videos</w:t>
+              </w:r>
+            </w:hyperlink>
+          </w:p>
+          <w:p>
+            <w:pPr>
+              <w:spacing w:after="10" w:before="0"/>
+              <w:ind w:left="120"/>
+            </w:pPr>
+            <w:r>
+              <w:rPr>
+                <w:rFonts w:ascii="Arial" w:cs="Arial" w:eastAsia="Arial" w:hAnsi="Arial"/>
+                <w:color w:val="595959"/>
+                <w:sz w:val="14"/>
+                <w:szCs w:val="14"/>
+              </w:rPr>
+              <w:t xml:space="preserve">Search terms: mechanical properties materials elasticity</w:t>
+            </w:r>
+          </w:p>
+          <w:p>
+            <w:pPr>
+              <w:spacing w:after="40" w:before="0"/>
+            </w:pPr>
+            <w:r>
+              <w:rPr>
+                <w:sz w:val="14"/>
+                <w:szCs w:val="14"/>
+              </w:rPr>
+              <w:t xml:space="preserve"/>
+            </w:r>
+          </w:p>
+          <w:p>
+            <w:pPr>
+              <w:spacing w:after="20" w:before="0"/>
+            </w:pPr>
+            <w:r>
+              <w:rPr>
+                <w:rFonts w:ascii="Arial" w:cs="Arial" w:eastAsia="Arial" w:hAnsi="Arial"/>
+                <w:b/>
+                <w:bCs/>
+                <w:color w:val="1F3864"/>
+                <w:sz w:val="16"/>
+                <w:szCs w:val="16"/>
+              </w:rPr>
+              <w:t xml:space="preserve">📖 HTML:</w:t>
+            </w:r>
+          </w:p>
+          <w:p>
+            <w:pPr>
+              <w:spacing w:after="20" w:before="0"/>
+            </w:pPr>
+            <w:hyperlink w:history="1" r:id="rIdgd8vmfg-li0ibm9qh8r7y">
               <w:r>
                 <w:rPr>
                   <w:rFonts w:ascii="Arial" w:cs="Arial" w:eastAsia="Arial" w:hAnsi="Arial"/>
@@ -8312,9 +8594,25 @@
                   <w:szCs w:val="16"/>
                   <w:u w:val="single" w:color="2E75B6"/>
                 </w:rPr>
-                <w:t xml:space="preserve">Introduction to price elasticity of supply</w:t>
+                <w:t xml:space="preserve">Elasticity</w:t>
               </w:r>
             </w:hyperlink>
+          </w:p>
+          <w:p>
+            <w:pPr>
+              <w:spacing w:after="20" w:before="0"/>
+            </w:pPr>
+            <w:r>
+              <w:rPr>
+                <w:rFonts w:ascii="Arial" w:cs="Arial" w:eastAsia="Arial" w:hAnsi="Arial"/>
+                <w:i/>
+                <w:iCs/>
+                <w:color w:val="595959"/>
+                <w:sz w:val="16"/>
+                <w:szCs w:val="16"/>
+              </w:rPr>
+              <w:t xml:space="preserve">Related topic: not an exact match for this lesson.</w:t>
+            </w:r>
           </w:p>
           <w:p>
             <w:pPr>
@@ -8328,7 +8626,7 @@
                 <w:sz w:val="14"/>
                 <w:szCs w:val="14"/>
               </w:rPr>
-              <w:t xml:space="preserve">Source: Khan Academy (English - US curriculum)</w:t>
+              <w:t xml:space="preserve">Source: PhET</w:t>
             </w:r>
           </w:p>
           <w:p>
@@ -8336,85 +8634,7 @@
               <w:spacing w:after="10" w:before="0"/>
               <w:ind w:left="120"/>
             </w:pPr>
-            <w:hyperlink w:history="1" r:id="rIdnxkybyoufyk4t9ashz9yf">
-              <w:r>
-                <w:rPr>
-                  <w:rFonts w:ascii="Arial" w:cs="Arial" w:eastAsia="Arial" w:hAnsi="Arial"/>
-                  <w:color w:val="595959"/>
-                  <w:sz w:val="14"/>
-                  <w:szCs w:val="14"/>
-                  <w:u w:val="single" w:color="595959"/>
-                </w:rPr>
-                <w:t xml:space="preserve">🔍 Search ARES for similar videos</w:t>
-              </w:r>
-            </w:hyperlink>
-          </w:p>
-          <w:p>
-            <w:pPr>
-              <w:spacing w:after="40" w:before="0"/>
-            </w:pPr>
-            <w:r>
-              <w:rPr>
-                <w:sz w:val="14"/>
-                <w:szCs w:val="14"/>
-              </w:rPr>
-              <w:t xml:space="preserve"/>
-            </w:r>
-          </w:p>
-          <w:p>
-            <w:pPr>
-              <w:spacing w:after="20" w:before="0"/>
-            </w:pPr>
-            <w:r>
-              <w:rPr>
-                <w:rFonts w:ascii="Arial" w:cs="Arial" w:eastAsia="Arial" w:hAnsi="Arial"/>
-                <w:b/>
-                <w:bCs/>
-                <w:color w:val="1F3864"/>
-                <w:sz w:val="16"/>
-                <w:szCs w:val="16"/>
-              </w:rPr>
-              <w:t xml:space="preserve">📖 EXERCISE:</w:t>
-            </w:r>
-          </w:p>
-          <w:p>
-            <w:pPr>
-              <w:spacing w:after="20" w:before="0"/>
-            </w:pPr>
-            <w:hyperlink w:history="1" r:id="rIdt7gtpzthpe_j4j_desqve">
-              <w:r>
-                <w:rPr>
-                  <w:rFonts w:ascii="Arial" w:cs="Arial" w:eastAsia="Arial" w:hAnsi="Arial"/>
-                  <w:color w:val="2E75B6"/>
-                  <w:sz w:val="16"/>
-                  <w:szCs w:val="16"/>
-                  <w:u w:val="single" w:color="2E75B6"/>
-                </w:rPr>
-                <w:t xml:space="preserve">Price Elasticity of Supply and its Determinants</w:t>
-              </w:r>
-            </w:hyperlink>
-          </w:p>
-          <w:p>
-            <w:pPr>
-              <w:spacing w:after="10" w:before="0"/>
-              <w:ind w:left="120"/>
-            </w:pPr>
-            <w:r>
-              <w:rPr>
-                <w:rFonts w:ascii="Arial" w:cs="Arial" w:eastAsia="Arial" w:hAnsi="Arial"/>
-                <w:color w:val="595959"/>
-                <w:sz w:val="14"/>
-                <w:szCs w:val="14"/>
-              </w:rPr>
-              <w:t xml:space="preserve">Source: Khan Academy (English - US curriculum)</w:t>
-            </w:r>
-          </w:p>
-          <w:p>
-            <w:pPr>
-              <w:spacing w:after="10" w:before="0"/>
-              <w:ind w:left="120"/>
-            </w:pPr>
-            <w:hyperlink w:history="1" r:id="rIdqjnkau8iczxyuzduc5yap">
+            <w:hyperlink w:history="1" r:id="rIdd62bf5dbpb1opxkjyxbte">
               <w:r>
                 <w:rPr>
                   <w:rFonts w:ascii="Arial" w:cs="Arial" w:eastAsia="Arial" w:hAnsi="Arial"/>
@@ -8801,7 +9021,84 @@
             <w:pPr>
               <w:spacing w:after="20" w:before="0"/>
             </w:pPr>
-            <w:hyperlink w:history="1" r:id="rIdloxnmdhro6vrvhao0dr8l">
+            <w:r>
+              <w:rPr>
+                <w:rFonts w:ascii="Arial" w:cs="Arial" w:eastAsia="Arial" w:hAnsi="Arial"/>
+                <w:i/>
+                <w:iCs/>
+                <w:color w:val="595959"/>
+                <w:sz w:val="16"/>
+                <w:szCs w:val="16"/>
+              </w:rPr>
+              <w:t xml:space="preserve">No closely matching video in the ARES library for this activity.</w:t>
+            </w:r>
+          </w:p>
+          <w:p>
+            <w:pPr>
+              <w:spacing w:after="10" w:before="0"/>
+              <w:ind w:left="120"/>
+            </w:pPr>
+            <w:hyperlink w:history="1" r:id="rId365dcq-zr1ewo3o4lfuei">
+              <w:r>
+                <w:rPr>
+                  <w:rFonts w:ascii="Arial" w:cs="Arial" w:eastAsia="Arial" w:hAnsi="Arial"/>
+                  <w:color w:val="595959"/>
+                  <w:sz w:val="14"/>
+                  <w:szCs w:val="14"/>
+                  <w:u w:val="single" w:color="595959"/>
+                </w:rPr>
+                <w:t xml:space="preserve">🔍 Search ARES for videos</w:t>
+              </w:r>
+            </w:hyperlink>
+          </w:p>
+          <w:p>
+            <w:pPr>
+              <w:spacing w:after="10" w:before="0"/>
+              <w:ind w:left="120"/>
+            </w:pPr>
+            <w:r>
+              <w:rPr>
+                <w:rFonts w:ascii="Arial" w:cs="Arial" w:eastAsia="Arial" w:hAnsi="Arial"/>
+                <w:color w:val="595959"/>
+                <w:sz w:val="14"/>
+                <w:szCs w:val="14"/>
+              </w:rPr>
+              <w:t xml:space="preserve">Search terms: mechanical properties materials elasticity</w:t>
+            </w:r>
+          </w:p>
+          <w:p>
+            <w:pPr>
+              <w:spacing w:after="40" w:before="0"/>
+            </w:pPr>
+            <w:r>
+              <w:rPr>
+                <w:sz w:val="14"/>
+                <w:szCs w:val="14"/>
+              </w:rPr>
+              <w:t xml:space="preserve"/>
+            </w:r>
+          </w:p>
+          <w:p>
+            <w:pPr>
+              <w:spacing w:after="20" w:before="0"/>
+            </w:pPr>
+            <w:r>
+              <w:rPr>
+                <w:rFonts w:ascii="Arial" w:cs="Arial" w:eastAsia="Arial" w:hAnsi="Arial"/>
+                <w:b/>
+                <w:bCs/>
+                <w:color w:val="1F3864"/>
+                <w:sz w:val="16"/>
+                <w:szCs w:val="16"/>
+              </w:rPr>
+              <w:t xml:space="preserve">📖 HTML:</w:t>
+            </w:r>
+          </w:p>
+          <w:p>
+            <w:pPr>
+              <w:spacing w:after="20" w:before="0"/>
+            </w:pPr>
+            <w:hyperlink w:history="1" r:id="rIdqw0movuhamq9uglic2gdu">
               <w:r>
                 <w:rPr>
                   <w:rFonts w:ascii="Arial" w:cs="Arial" w:eastAsia="Arial" w:hAnsi="Arial"/>
@@ -8810,9 +9107,25 @@
                   <w:szCs w:val="16"/>
                   <w:u w:val="single" w:color="2E75B6"/>
                 </w:rPr>
-                <w:t xml:space="preserve">Price elasticity of supply determinants</w:t>
+                <w:t xml:space="preserve">Elasticity</w:t>
               </w:r>
             </w:hyperlink>
+          </w:p>
+          <w:p>
+            <w:pPr>
+              <w:spacing w:after="20" w:before="0"/>
+            </w:pPr>
+            <w:r>
+              <w:rPr>
+                <w:rFonts w:ascii="Arial" w:cs="Arial" w:eastAsia="Arial" w:hAnsi="Arial"/>
+                <w:i/>
+                <w:iCs/>
+                <w:color w:val="595959"/>
+                <w:sz w:val="16"/>
+                <w:szCs w:val="16"/>
+              </w:rPr>
+              <w:t xml:space="preserve">Related topic: not an exact match for this lesson.</w:t>
+            </w:r>
           </w:p>
           <w:p>
             <w:pPr>
@@ -8826,7 +9139,7 @@
                 <w:sz w:val="14"/>
                 <w:szCs w:val="14"/>
               </w:rPr>
-              <w:t xml:space="preserve">Source: Khan Academy (English - US curriculum)</w:t>
+              <w:t xml:space="preserve">Source: PhET</w:t>
             </w:r>
           </w:p>
           <w:p>
@@ -8834,85 +9147,7 @@
               <w:spacing w:after="10" w:before="0"/>
               <w:ind w:left="120"/>
             </w:pPr>
-            <w:hyperlink w:history="1" r:id="rIdjnkihr5dwj3tap-0grctq">
-              <w:r>
-                <w:rPr>
-                  <w:rFonts w:ascii="Arial" w:cs="Arial" w:eastAsia="Arial" w:hAnsi="Arial"/>
-                  <w:color w:val="595959"/>
-                  <w:sz w:val="14"/>
-                  <w:szCs w:val="14"/>
-                  <w:u w:val="single" w:color="595959"/>
-                </w:rPr>
-                <w:t xml:space="preserve">🔍 Search ARES for similar videos</w:t>
-              </w:r>
-            </w:hyperlink>
-          </w:p>
-          <w:p>
-            <w:pPr>
-              <w:spacing w:after="40" w:before="0"/>
-            </w:pPr>
-            <w:r>
-              <w:rPr>
-                <w:sz w:val="14"/>
-                <w:szCs w:val="14"/>
-              </w:rPr>
-              <w:t xml:space="preserve"/>
-            </w:r>
-          </w:p>
-          <w:p>
-            <w:pPr>
-              <w:spacing w:after="20" w:before="0"/>
-            </w:pPr>
-            <w:r>
-              <w:rPr>
-                <w:rFonts w:ascii="Arial" w:cs="Arial" w:eastAsia="Arial" w:hAnsi="Arial"/>
-                <w:b/>
-                <w:bCs/>
-                <w:color w:val="1F3864"/>
-                <w:sz w:val="16"/>
-                <w:szCs w:val="16"/>
-              </w:rPr>
-              <w:t xml:space="preserve">📖 EXERCISE:</w:t>
-            </w:r>
-          </w:p>
-          <w:p>
-            <w:pPr>
-              <w:spacing w:after="20" w:before="0"/>
-            </w:pPr>
-            <w:hyperlink w:history="1" r:id="rIddlkjamh--qrte47mxs8mq">
-              <w:r>
-                <w:rPr>
-                  <w:rFonts w:ascii="Arial" w:cs="Arial" w:eastAsia="Arial" w:hAnsi="Arial"/>
-                  <w:color w:val="2E75B6"/>
-                  <w:sz w:val="16"/>
-                  <w:szCs w:val="16"/>
-                  <w:u w:val="single" w:color="2E75B6"/>
-                </w:rPr>
-                <w:t xml:space="preserve">Price Elasticity of Demand and its Determinants</w:t>
-              </w:r>
-            </w:hyperlink>
-          </w:p>
-          <w:p>
-            <w:pPr>
-              <w:spacing w:after="10" w:before="0"/>
-              <w:ind w:left="120"/>
-            </w:pPr>
-            <w:r>
-              <w:rPr>
-                <w:rFonts w:ascii="Arial" w:cs="Arial" w:eastAsia="Arial" w:hAnsi="Arial"/>
-                <w:color w:val="595959"/>
-                <w:sz w:val="14"/>
-                <w:szCs w:val="14"/>
-              </w:rPr>
-              <w:t xml:space="preserve">Source: Khan Academy (English - US curriculum)</w:t>
-            </w:r>
-          </w:p>
-          <w:p>
-            <w:pPr>
-              <w:spacing w:after="10" w:before="0"/>
-              <w:ind w:left="120"/>
-            </w:pPr>
-            <w:hyperlink w:history="1" r:id="rIdz0dpi-x8qrxzylpowpazo">
+            <w:hyperlink w:history="1" r:id="rIdmmn8albrd1rrsqpz5ko29">
               <w:r>
                 <w:rPr>
                   <w:rFonts w:ascii="Arial" w:cs="Arial" w:eastAsia="Arial" w:hAnsi="Arial"/>
@@ -9807,7 +10042,7 @@
         </w:rPr>
         <w:t xml:space="preserve">© 2026 SeaVuria and ARES. Aligned with KICD objectives. Developed by SeaVuria; technical implementation by ARES (with AI assistance from Claude). Licensed under </w:t>
       </w:r>
-      <w:hyperlink w:history="1" r:id="rIdhoye-myxenam3zkudkso9">
+      <w:hyperlink w:history="1" r:id="rIdhcrizvx8veunbrj9zyrqg">
         <w:r>
           <w:rPr>
             <w:rFonts w:ascii="Arial" w:cs="Arial" w:eastAsia="Arial" w:hAnsi="Arial"/>
@@ -9828,7 +10063,7 @@
         </w:rPr>
         <w:t xml:space="preserve"> (</w:t>
       </w:r>
-      <w:hyperlink w:history="1" r:id="rIdf1ous9snxbjxgg2pe2e-i">
+      <w:hyperlink w:history="1" r:id="rId_qhtc_d7ea0prhdqm4n05">
         <w:r>
           <w:rPr>
             <w:rFonts w:ascii="Arial" w:cs="Arial" w:eastAsia="Arial" w:hAnsi="Arial"/>
@@ -10841,7 +11076,7 @@
             <w:pPr>
               <w:spacing w:after="20" w:before="0"/>
             </w:pPr>
-            <w:hyperlink w:history="1" r:id="rIdrh5ghfeiuym3oykl86spi">
+            <w:hyperlink w:history="1" r:id="rId9hu4rm1mvzzb0et0bdldk">
               <w:r>
                 <w:rPr>
                   <w:rFonts w:ascii="Arial" w:cs="Arial" w:eastAsia="Arial" w:hAnsi="Arial"/>
@@ -10874,7 +11109,7 @@
               <w:spacing w:after="10" w:before="0"/>
               <w:ind w:left="120"/>
             </w:pPr>
-            <w:hyperlink w:history="1" r:id="rIdhklgft-xllkbyrw9ehat0">
+            <w:hyperlink w:history="1" r:id="rId6kyjgru81dyeplzanrmxz">
               <w:r>
                 <w:rPr>
                   <w:rFonts w:ascii="Arial" w:cs="Arial" w:eastAsia="Arial" w:hAnsi="Arial"/>
@@ -10919,7 +11154,7 @@
             <w:pPr>
               <w:spacing w:after="20" w:before="0"/>
             </w:pPr>
-            <w:hyperlink w:history="1" r:id="rIdgxbrizvhnsnog-sjwdjru">
+            <w:hyperlink w:history="1" r:id="rId45epyfqhhr4nuondvguya">
               <w:r>
                 <w:rPr>
                   <w:rFonts w:ascii="Arial" w:cs="Arial" w:eastAsia="Arial" w:hAnsi="Arial"/>
@@ -10934,6 +11169,22 @@
           </w:p>
           <w:p>
             <w:pPr>
+              <w:spacing w:after="20" w:before="0"/>
+            </w:pPr>
+            <w:r>
+              <w:rPr>
+                <w:rFonts w:ascii="Arial" w:cs="Arial" w:eastAsia="Arial" w:hAnsi="Arial"/>
+                <w:i/>
+                <w:iCs/>
+                <w:color w:val="595959"/>
+                <w:sz w:val="16"/>
+                <w:szCs w:val="16"/>
+              </w:rPr>
+              <w:t xml:space="preserve">Related topic: not an exact match for this lesson.</w:t>
+            </w:r>
+          </w:p>
+          <w:p>
+            <w:pPr>
               <w:spacing w:after="10" w:before="0"/>
               <w:ind w:left="120"/>
             </w:pPr>
@@ -10952,7 +11203,7 @@
               <w:spacing w:after="10" w:before="0"/>
               <w:ind w:left="120"/>
             </w:pPr>
-            <w:hyperlink w:history="1" r:id="rId68chekqcqhgslz-c7pc2p">
+            <w:hyperlink w:history="1" r:id="rIdzo3zjx3kgyuoe3cjx-t-n">
               <w:r>
                 <w:rPr>
                   <w:rFonts w:ascii="Arial" w:cs="Arial" w:eastAsia="Arial" w:hAnsi="Arial"/>
@@ -11147,7 +11398,651 @@
             <w:pPr>
               <w:spacing w:after="20" w:before="0"/>
             </w:pPr>
-            <w:hyperlink w:history="1" r:id="rIdglaiv_fwdtzpj0kl6i7x6">
+            <w:hyperlink w:history="1" r:id="rIdtwkuxolxtpfc8ubuyr5zc">
+              <w:r>
+                <w:rPr>
+                  <w:rFonts w:ascii="Arial" w:cs="Arial" w:eastAsia="Arial" w:hAnsi="Arial"/>
+                  <w:color w:val="2E75B6"/>
+                  <w:sz w:val="16"/>
+                  <w:szCs w:val="16"/>
+                  <w:u w:val="single" w:color="2E75B6"/>
+                </w:rPr>
+                <w:t xml:space="preserve">Intro to springs and Hooke's law</w:t>
+              </w:r>
+            </w:hyperlink>
+          </w:p>
+          <w:p>
+            <w:pPr>
+              <w:spacing w:after="10" w:before="0"/>
+              <w:ind w:left="120"/>
+            </w:pPr>
+            <w:r>
+              <w:rPr>
+                <w:rFonts w:ascii="Arial" w:cs="Arial" w:eastAsia="Arial" w:hAnsi="Arial"/>
+                <w:color w:val="595959"/>
+                <w:sz w:val="14"/>
+                <w:szCs w:val="14"/>
+              </w:rPr>
+              <w:t xml:space="preserve">Source: Khan Academy (English - US curriculum)</w:t>
+            </w:r>
+          </w:p>
+          <w:p>
+            <w:pPr>
+              <w:spacing w:after="10" w:before="0"/>
+              <w:ind w:left="120"/>
+            </w:pPr>
+            <w:hyperlink w:history="1" r:id="rId1a4heqwo2ucy_rt87ongh">
+              <w:r>
+                <w:rPr>
+                  <w:rFonts w:ascii="Arial" w:cs="Arial" w:eastAsia="Arial" w:hAnsi="Arial"/>
+                  <w:color w:val="595959"/>
+                  <w:sz w:val="14"/>
+                  <w:szCs w:val="14"/>
+                  <w:u w:val="single" w:color="595959"/>
+                </w:rPr>
+                <w:t xml:space="preserve">🔍 Search ARES for similar videos</w:t>
+              </w:r>
+            </w:hyperlink>
+          </w:p>
+          <w:p>
+            <w:pPr>
+              <w:spacing w:after="40" w:before="0"/>
+            </w:pPr>
+            <w:r>
+              <w:rPr>
+                <w:sz w:val="14"/>
+                <w:szCs w:val="14"/>
+              </w:rPr>
+              <w:t xml:space="preserve"/>
+            </w:r>
+          </w:p>
+          <w:p>
+            <w:pPr>
+              <w:spacing w:after="20" w:before="0"/>
+            </w:pPr>
+            <w:r>
+              <w:rPr>
+                <w:rFonts w:ascii="Arial" w:cs="Arial" w:eastAsia="Arial" w:hAnsi="Arial"/>
+                <w:b/>
+                <w:bCs/>
+                <w:color w:val="1F3864"/>
+                <w:sz w:val="16"/>
+                <w:szCs w:val="16"/>
+              </w:rPr>
+              <w:t xml:space="preserve">📖 HTML:</w:t>
+            </w:r>
+          </w:p>
+          <w:p>
+            <w:pPr>
+              <w:spacing w:after="20" w:before="0"/>
+            </w:pPr>
+            <w:hyperlink w:history="1" r:id="rId4gt4cgdh_lgwqgydya5ni">
+              <w:r>
+                <w:rPr>
+                  <w:rFonts w:ascii="Arial" w:cs="Arial" w:eastAsia="Arial" w:hAnsi="Arial"/>
+                  <w:color w:val="2E75B6"/>
+                  <w:sz w:val="16"/>
+                  <w:szCs w:val="16"/>
+                  <w:u w:val="single" w:color="2E75B6"/>
+                </w:rPr>
+                <w:t xml:space="preserve">Hooke's Law</w:t>
+              </w:r>
+            </w:hyperlink>
+          </w:p>
+          <w:p>
+            <w:pPr>
+              <w:spacing w:after="20" w:before="0"/>
+            </w:pPr>
+            <w:r>
+              <w:rPr>
+                <w:rFonts w:ascii="Arial" w:cs="Arial" w:eastAsia="Arial" w:hAnsi="Arial"/>
+                <w:i/>
+                <w:iCs/>
+                <w:color w:val="595959"/>
+                <w:sz w:val="16"/>
+                <w:szCs w:val="16"/>
+              </w:rPr>
+              <w:t xml:space="preserve">Related topic: not an exact match for this lesson.</w:t>
+            </w:r>
+          </w:p>
+          <w:p>
+            <w:pPr>
+              <w:spacing w:after="10" w:before="0"/>
+              <w:ind w:left="120"/>
+            </w:pPr>
+            <w:r>
+              <w:rPr>
+                <w:rFonts w:ascii="Arial" w:cs="Arial" w:eastAsia="Arial" w:hAnsi="Arial"/>
+                <w:color w:val="595959"/>
+                <w:sz w:val="14"/>
+                <w:szCs w:val="14"/>
+              </w:rPr>
+              <w:t xml:space="preserve">Source: PhET Interactive Simulations (English)</w:t>
+            </w:r>
+          </w:p>
+          <w:p>
+            <w:pPr>
+              <w:spacing w:after="10" w:before="0"/>
+              <w:ind w:left="120"/>
+            </w:pPr>
+            <w:hyperlink w:history="1" r:id="rIdmudzepgfmztftqvdea7mp">
+              <w:r>
+                <w:rPr>
+                  <w:rFonts w:ascii="Arial" w:cs="Arial" w:eastAsia="Arial" w:hAnsi="Arial"/>
+                  <w:color w:val="595959"/>
+                  <w:sz w:val="14"/>
+                  <w:szCs w:val="14"/>
+                  <w:u w:val="single" w:color="595959"/>
+                </w:rPr>
+                <w:t xml:space="preserve">🔍 Search ARES for similar readings</w:t>
+              </w:r>
+            </w:hyperlink>
+          </w:p>
+        </w:tc>
+        <w:tc>
+          <w:tcPr>
+            <w:tcW w:type="dxa" w:w="3040"/>
+            <w:shd w:fill="FFFFFF" w:color="auto" w:val="clear"/>
+            <w:tcMar>
+              <w:top w:type="dxa" w:w="60"/>
+              <w:left w:type="dxa" w:w="120"/>
+              <w:bottom w:type="dxa" w:w="60"/>
+              <w:right w:type="dxa" w:w="120"/>
+            </w:tcMar>
+            <w:vAlign w:val="top"/>
+          </w:tcPr>
+          <w:p>
+            <w:pPr>
+              <w:spacing w:after="40" w:before="0"/>
+              <w:jc w:val="left"/>
+            </w:pPr>
+            <w:r>
+              <w:rPr>
+                <w:rFonts w:ascii="Arial" w:cs="Arial" w:eastAsia="Arial" w:hAnsi="Arial"/>
+                <w:b w:val="false"/>
+                <w:bCs w:val="false"/>
+                <w:i w:val="false"/>
+                <w:iCs w:val="false"/>
+                <w:color w:val="000000"/>
+                <w:sz w:val="18"/>
+                <w:szCs w:val="18"/>
+              </w:rPr>
+              <w:t xml:space="preserve">The teacher projects a large, clean force-extension graph drawn from the class data of Lesson 2 (a steel spring, linear up to the elastic limit, then curving and dropping). The teacher uses a coloured marker to slowly shade the triangular area under the straight-line region, narrating each step. Learners are asked to observe and describe what the shaded area looks like geometrically. The teacher then draws a vertical dashed line at the elastic limit and shades the area beyond it in a contrasting colour, asking: 'What is different about the shape of the area beyond the elastic limit?' Learners observe that it is no longer a neat triangle. The teacher places a transparent ruler along the base and height of the triangle and says: 'This triangle has a base of x — the extension — and a height of F — the force. What formula gives the area of a triangle?' Learners call out: half base times height. The teacher writes half times F times x on the board. Using a printed data card (spring constant k = 40 N per m, extension x = 0.05 m for the new rope; spring constant k = 25 N per m, extension x = 0.12 m for the older rope — simplified values for the Kericho scenario), learners individually calculate the triangle area for each rope on mini-whiteboards or in notebooks before the formula Ep = half kx squared is formally written.</w:t>
+            </w:r>
+          </w:p>
+        </w:tc>
+        <w:tc>
+          <w:tcPr>
+            <w:tcW w:type="dxa" w:w="3040"/>
+            <w:shd w:fill="F2F2F2" w:color="auto" w:val="clear"/>
+            <w:tcMar>
+              <w:top w:type="dxa" w:w="60"/>
+              <w:left w:type="dxa" w:w="120"/>
+              <w:bottom w:type="dxa" w:w="60"/>
+              <w:right w:type="dxa" w:w="120"/>
+            </w:tcMar>
+            <w:vAlign w:val="top"/>
+          </w:tcPr>
+          <w:p>
+            <w:pPr>
+              <w:spacing w:after="40" w:before="0"/>
+              <w:jc w:val="left"/>
+            </w:pPr>
+            <w:r>
+              <w:rPr>
+                <w:rFonts w:ascii="Arial" w:cs="Arial" w:eastAsia="Arial" w:hAnsi="Arial"/>
+                <w:b w:val="false"/>
+                <w:bCs w:val="false"/>
+                <w:i w:val="false"/>
+                <w:iCs w:val="false"/>
+                <w:color w:val="000000"/>
+                <w:sz w:val="18"/>
+                <w:szCs w:val="18"/>
+              </w:rPr>
+              <w:t xml:space="preserve">Stand at the projected graph and say: 'Watch carefully — I am not writing a formula yet. I am just colouring.' Shade the triangle slowly. Ask: 'What shape is this?' WAIT 10 SECONDS. Accept geometric descriptions. Ask: 'What does area represent in a graph of force against extension — what are the units?' WAIT 20 SECONDS. Guide learners: 'Force is in newtons. Extension is in metres. Newton times metre equals joule — so the area is energy.' Write AREA = ENERGY on the board in large text. Then say: 'Now I want you to calculate the area of this triangle using half base times height. Use the values on this data card. Do not use a formula I have not written yet — just geometry.' WAIT 90 SECONDS for individual calculation. After learners share answers, say: 'Notice that half times F times x is the same as half times kx times x, because Hooke's Law tells us F equals kx. So half F x equals half kx squared. That is our formula.' Write Ep = half kx squared. Emphasise: 'The formula came from your graph — it is not magic, it is geometry.'</w:t>
+            </w:r>
+          </w:p>
+        </w:tc>
+        <w:tc>
+          <w:tcPr>
+            <w:tcW w:type="dxa" w:w="3040"/>
+            <w:shd w:fill="FFFFFF" w:color="auto" w:val="clear"/>
+            <w:tcMar>
+              <w:top w:type="dxa" w:w="60"/>
+              <w:left w:type="dxa" w:w="120"/>
+              <w:bottom w:type="dxa" w:w="60"/>
+              <w:right w:type="dxa" w:w="120"/>
+            </w:tcMar>
+            <w:vAlign w:val="top"/>
+          </w:tcPr>
+          <w:p>
+            <w:pPr>
+              <w:spacing w:after="40" w:before="0"/>
+              <w:jc w:val="left"/>
+            </w:pPr>
+            <w:r>
+              <w:rPr>
+                <w:rFonts w:ascii="Arial" w:cs="Arial" w:eastAsia="Arial" w:hAnsi="Arial"/>
+                <w:b w:val="false"/>
+                <w:bCs w:val="false"/>
+                <w:i w:val="false"/>
+                <w:iCs w:val="false"/>
+                <w:color w:val="000000"/>
+                <w:sz w:val="18"/>
+                <w:szCs w:val="18"/>
+              </w:rPr>
+              <w:t xml:space="preserve">Concept-first, formula-second sequence: learners observe the area before they see the equation. This prevents the common misconception that Ep = half kx squared is an arbitrary formula rather than a geometric consequence of the force-extension relationship. The Kericho data card keeps the observation anchored to the phenomenon.</w:t>
+            </w:r>
+          </w:p>
+        </w:tc>
+        <w:tc>
+          <w:tcPr>
+            <w:tcW w:type="dxa" w:w="3040"/>
+            <w:shd w:fill="F2F2F2" w:color="auto" w:val="clear"/>
+            <w:tcMar>
+              <w:top w:type="dxa" w:w="60"/>
+              <w:left w:type="dxa" w:w="120"/>
+              <w:bottom w:type="dxa" w:w="60"/>
+              <w:right w:type="dxa" w:w="120"/>
+            </w:tcMar>
+            <w:vAlign w:val="top"/>
+          </w:tcPr>
+          <w:p>
+            <w:pPr>
+              <w:spacing w:after="40" w:before="0"/>
+              <w:jc w:val="left"/>
+            </w:pPr>
+            <w:r>
+              <w:rPr>
+                <w:rFonts w:ascii="Arial" w:cs="Arial" w:eastAsia="Arial" w:hAnsi="Arial"/>
+                <w:b w:val="false"/>
+                <w:bCs w:val="false"/>
+                <w:i w:val="false"/>
+                <w:iCs w:val="false"/>
+                <w:color w:val="000000"/>
+                <w:sz w:val="18"/>
+                <w:szCs w:val="18"/>
+              </w:rPr>
+              <w:t xml:space="preserve">Mini-whiteboard or notebook calculation of the triangle area. Teacher scans answers: correct answer for new rope is 0.025 J; correct answer for older rope is 0.18 J. Learners who calculate force times extension without the half factor have not recognised the triangular (not rectangular) area — reteach using the rectangle split into two triangles analogy.</w:t>
+            </w:r>
+          </w:p>
+        </w:tc>
+      </w:tr>
+      <w:tr>
+        <w:tc>
+          <w:tcPr>
+            <w:tcW w:type="dxa" w:w="1520"/>
+            <w:shd w:fill="E2EFDA" w:color="auto" w:val="clear"/>
+            <w:tcMar>
+              <w:top w:type="dxa" w:w="60"/>
+              <w:left w:type="dxa" w:w="120"/>
+              <w:bottom w:type="dxa" w:w="60"/>
+              <w:right w:type="dxa" w:w="120"/>
+            </w:tcMar>
+            <w:vAlign w:val="top"/>
+          </w:tcPr>
+          <w:p>
+            <w:pPr>
+              <w:spacing w:after="40" w:before="0"/>
+              <w:jc w:val="left"/>
+            </w:pPr>
+            <w:r>
+              <w:rPr>
+                <w:rFonts w:ascii="Arial" w:cs="Arial" w:eastAsia="Arial" w:hAnsi="Arial"/>
+                <w:b/>
+                <w:bCs/>
+                <w:i w:val="false"/>
+                <w:iCs w:val="false"/>
+                <w:color w:val="000000"/>
+                <w:sz w:val="18"/>
+                <w:szCs w:val="18"/>
+              </w:rPr>
+              <w:t xml:space="preserve">Explain Phase</w:t>
+            </w:r>
+          </w:p>
+          <w:p>
+            <w:pPr>
+              <w:spacing w:after="20" w:before="0"/>
+            </w:pPr>
+            <w:r>
+              <w:rPr>
+                <w:rFonts w:ascii="Arial" w:cs="Arial" w:eastAsia="Arial" w:hAnsi="Arial"/>
+                <w:b/>
+                <w:bCs/>
+                <w:color w:val="1F3864"/>
+                <w:sz w:val="16"/>
+                <w:szCs w:val="16"/>
+              </w:rPr>
+              <w:t xml:space="preserve">📹 VIDEO:</w:t>
+            </w:r>
+          </w:p>
+          <w:p>
+            <w:pPr>
+              <w:spacing w:after="20" w:before="0"/>
+            </w:pPr>
+            <w:hyperlink w:history="1" r:id="rIdouzdz5uoykucxbesdqj68">
+              <w:r>
+                <w:rPr>
+                  <w:rFonts w:ascii="Arial" w:cs="Arial" w:eastAsia="Arial" w:hAnsi="Arial"/>
+                  <w:color w:val="2E75B6"/>
+                  <w:sz w:val="16"/>
+                  <w:szCs w:val="16"/>
+                  <w:u w:val="single" w:color="2E75B6"/>
+                </w:rPr>
+                <w:t xml:space="preserve">Intro to springs and Hooke's law -dubbed(KY)</w:t>
+              </w:r>
+            </w:hyperlink>
+          </w:p>
+          <w:p>
+            <w:pPr>
+              <w:spacing w:after="10" w:before="0"/>
+              <w:ind w:left="120"/>
+            </w:pPr>
+            <w:r>
+              <w:rPr>
+                <w:rFonts w:ascii="Arial" w:cs="Arial" w:eastAsia="Arial" w:hAnsi="Arial"/>
+                <w:color w:val="595959"/>
+                <w:sz w:val="14"/>
+                <w:szCs w:val="14"/>
+              </w:rPr>
+              <w:t xml:space="preserve">Source: Khan Academy (Kiswahili)</w:t>
+            </w:r>
+          </w:p>
+          <w:p>
+            <w:pPr>
+              <w:spacing w:after="10" w:before="0"/>
+              <w:ind w:left="120"/>
+            </w:pPr>
+            <w:hyperlink w:history="1" r:id="rIdm15r5ejyleiyp_12qo5mq">
+              <w:r>
+                <w:rPr>
+                  <w:rFonts w:ascii="Arial" w:cs="Arial" w:eastAsia="Arial" w:hAnsi="Arial"/>
+                  <w:color w:val="595959"/>
+                  <w:sz w:val="14"/>
+                  <w:szCs w:val="14"/>
+                  <w:u w:val="single" w:color="595959"/>
+                </w:rPr>
+                <w:t xml:space="preserve">🔍 Search ARES for similar videos</w:t>
+              </w:r>
+            </w:hyperlink>
+          </w:p>
+          <w:p>
+            <w:pPr>
+              <w:spacing w:after="40" w:before="0"/>
+            </w:pPr>
+            <w:r>
+              <w:rPr>
+                <w:sz w:val="14"/>
+                <w:szCs w:val="14"/>
+              </w:rPr>
+              <w:t xml:space="preserve"/>
+            </w:r>
+          </w:p>
+          <w:p>
+            <w:pPr>
+              <w:spacing w:after="20" w:before="0"/>
+            </w:pPr>
+            <w:r>
+              <w:rPr>
+                <w:rFonts w:ascii="Arial" w:cs="Arial" w:eastAsia="Arial" w:hAnsi="Arial"/>
+                <w:b/>
+                <w:bCs/>
+                <w:color w:val="1F3864"/>
+                <w:sz w:val="16"/>
+                <w:szCs w:val="16"/>
+              </w:rPr>
+              <w:t xml:space="preserve">📖 HTML:</w:t>
+            </w:r>
+          </w:p>
+          <w:p>
+            <w:pPr>
+              <w:spacing w:after="20" w:before="0"/>
+            </w:pPr>
+            <w:hyperlink w:history="1" r:id="rIdfxfhi1zqvf2jx5c19wpea">
+              <w:r>
+                <w:rPr>
+                  <w:rFonts w:ascii="Arial" w:cs="Arial" w:eastAsia="Arial" w:hAnsi="Arial"/>
+                  <w:color w:val="2E75B6"/>
+                  <w:sz w:val="16"/>
+                  <w:szCs w:val="16"/>
+                  <w:u w:val="single" w:color="2E75B6"/>
+                </w:rPr>
+                <w:t xml:space="preserve">Hooke's Law</w:t>
+              </w:r>
+            </w:hyperlink>
+          </w:p>
+          <w:p>
+            <w:pPr>
+              <w:spacing w:after="20" w:before="0"/>
+            </w:pPr>
+            <w:r>
+              <w:rPr>
+                <w:rFonts w:ascii="Arial" w:cs="Arial" w:eastAsia="Arial" w:hAnsi="Arial"/>
+                <w:i/>
+                <w:iCs/>
+                <w:color w:val="595959"/>
+                <w:sz w:val="16"/>
+                <w:szCs w:val="16"/>
+              </w:rPr>
+              <w:t xml:space="preserve">Related topic: not an exact match for this lesson.</w:t>
+            </w:r>
+          </w:p>
+          <w:p>
+            <w:pPr>
+              <w:spacing w:after="10" w:before="0"/>
+              <w:ind w:left="120"/>
+            </w:pPr>
+            <w:r>
+              <w:rPr>
+                <w:rFonts w:ascii="Arial" w:cs="Arial" w:eastAsia="Arial" w:hAnsi="Arial"/>
+                <w:color w:val="595959"/>
+                <w:sz w:val="14"/>
+                <w:szCs w:val="14"/>
+              </w:rPr>
+              <w:t xml:space="preserve">Source: PhET Interactive Simulations (English)</w:t>
+            </w:r>
+          </w:p>
+          <w:p>
+            <w:pPr>
+              <w:spacing w:after="10" w:before="0"/>
+              <w:ind w:left="120"/>
+            </w:pPr>
+            <w:hyperlink w:history="1" r:id="rIdjadjhyqmro7tzb6vyt7xy">
+              <w:r>
+                <w:rPr>
+                  <w:rFonts w:ascii="Arial" w:cs="Arial" w:eastAsia="Arial" w:hAnsi="Arial"/>
+                  <w:color w:val="595959"/>
+                  <w:sz w:val="14"/>
+                  <w:szCs w:val="14"/>
+                  <w:u w:val="single" w:color="595959"/>
+                </w:rPr>
+                <w:t xml:space="preserve">🔍 Search ARES for similar readings</w:t>
+              </w:r>
+            </w:hyperlink>
+          </w:p>
+        </w:tc>
+        <w:tc>
+          <w:tcPr>
+            <w:tcW w:type="dxa" w:w="3040"/>
+            <w:shd w:fill="FFFFFF" w:color="auto" w:val="clear"/>
+            <w:tcMar>
+              <w:top w:type="dxa" w:w="60"/>
+              <w:left w:type="dxa" w:w="120"/>
+              <w:bottom w:type="dxa" w:w="60"/>
+              <w:right w:type="dxa" w:w="120"/>
+            </w:tcMar>
+            <w:vAlign w:val="top"/>
+          </w:tcPr>
+          <w:p>
+            <w:pPr>
+              <w:spacing w:after="40" w:before="0"/>
+              <w:jc w:val="left"/>
+            </w:pPr>
+            <w:r>
+              <w:rPr>
+                <w:rFonts w:ascii="Arial" w:cs="Arial" w:eastAsia="Arial" w:hAnsi="Arial"/>
+                <w:b w:val="false"/>
+                <w:bCs w:val="false"/>
+                <w:i w:val="false"/>
+                <w:iCs w:val="false"/>
+                <w:color w:val="000000"/>
+                <w:sz w:val="18"/>
+                <w:szCs w:val="18"/>
+              </w:rPr>
+              <w:t xml:space="preserve">Learners now work through three structured tasks in their notebooks. Task 1 — Deriving the formula: Learners write out the steps from half Fx to half kx squared substituting Hooke's Law, confirming the formula in their own handwriting. Task 2 — Kenyan worked example A (Vehicle suspension spring): A matatu in Nairobi has a suspension spring with k = 18 000 N per m. When fully loaded with 8 passengers (total additional load of 5400 N), the spring compresses by 0.30 m. Learners calculate: (a) the elastic potential energy stored in the spring at full load using Ep = half kx squared; (b) whether this load exceeds the elastic limit given that the spring's elastic limit is reached at an extension of 0.35 m. They conclude whether the spring is operating safely. Task 3 — Kenyan worked example B (Bungee cord): A bungee cord at a Nairobi adventure park has k = 120 N per m. A participant of mass 65 kg falls and extends the cord by 8.0 m. Calculate the elastic potential energy stored at maximum extension. Learners then discuss: 'If the elastic limit of this cord is reached at 9.5 m, is the participant safe?' After individual work (8 minutes), groups compare answers and the teacher leads a whole-class debrief. The teacher formally introduces safe working load: 'The safe working load is the maximum force we can apply and still stay within the elastic limit — the region where Hooke's Law holds and the material will recover.' Learners write a formal definition in their notebooks and connect it explicitly to the Kericho rope: 'The older rope had a lower elastic limit — its safe working load was less than the weight of the tea sack, which is why it failed.'</w:t>
+            </w:r>
+          </w:p>
+        </w:tc>
+        <w:tc>
+          <w:tcPr>
+            <w:tcW w:type="dxa" w:w="3040"/>
+            <w:shd w:fill="F2F2F2" w:color="auto" w:val="clear"/>
+            <w:tcMar>
+              <w:top w:type="dxa" w:w="60"/>
+              <w:left w:type="dxa" w:w="120"/>
+              <w:bottom w:type="dxa" w:w="60"/>
+              <w:right w:type="dxa" w:w="120"/>
+            </w:tcMar>
+            <w:vAlign w:val="top"/>
+          </w:tcPr>
+          <w:p>
+            <w:pPr>
+              <w:spacing w:after="40" w:before="0"/>
+              <w:jc w:val="left"/>
+            </w:pPr>
+            <w:r>
+              <w:rPr>
+                <w:rFonts w:ascii="Arial" w:cs="Arial" w:eastAsia="Arial" w:hAnsi="Arial"/>
+                <w:b w:val="false"/>
+                <w:bCs w:val="false"/>
+                <w:i w:val="false"/>
+                <w:iCs w:val="false"/>
+                <w:color w:val="000000"/>
+                <w:sz w:val="18"/>
+                <w:szCs w:val="18"/>
+              </w:rPr>
+              <w:t xml:space="preserve">Distribute the worked-example worksheet (or write problems on the board). Say: 'Work individually and silently for 8 minutes. Show every step — I am checking your substitution, not just your answer.' WAIT 8 MINUTES, circulating and noting common errors (unit errors: cm instead of m for extension; forgetting to square x). After 8 minutes say: 'Compare your answer for Task 2b with your neighbour. If you disagree, work out where your answers diverge.' WAIT 2 MINUTES. Then cold-call one group for each task answer. For Task 2b ask: 'The extension is 0.30 m and the elastic limit is at 0.35 m — so what is the conclusion? Be precise.' WAIT 15 SECONDS. Accept: 'The spring is operating within its elastic limit — it is safe.' Then introduce safe working load: 'Here is the key engineering term. Say it with me: safe working load.' After the debrief, pose the connective question: 'So — the older Kericho rope snapped. Using what you have just calculated, what does that tell you about the load on the bridge compared to the rope s safe working load?' WAIT 20 SECONDS. Expect learners to state that the load exceeded the safe working load, pushing the rope beyond its elastic limit. Affirm: 'Exactly. The rope was asked to do more than it was built to do — and now we can say that in numbers, not just words.'</w:t>
+            </w:r>
+          </w:p>
+        </w:tc>
+        <w:tc>
+          <w:tcPr>
+            <w:tcW w:type="dxa" w:w="3040"/>
+            <w:shd w:fill="FFFFFF" w:color="auto" w:val="clear"/>
+            <w:tcMar>
+              <w:top w:type="dxa" w:w="60"/>
+              <w:left w:type="dxa" w:w="120"/>
+              <w:bottom w:type="dxa" w:w="60"/>
+              <w:right w:type="dxa" w:w="120"/>
+            </w:tcMar>
+            <w:vAlign w:val="top"/>
+          </w:tcPr>
+          <w:p>
+            <w:pPr>
+              <w:spacing w:after="40" w:before="0"/>
+              <w:jc w:val="left"/>
+            </w:pPr>
+            <w:r>
+              <w:rPr>
+                <w:rFonts w:ascii="Arial" w:cs="Arial" w:eastAsia="Arial" w:hAnsi="Arial"/>
+                <w:b w:val="false"/>
+                <w:bCs w:val="false"/>
+                <w:i w:val="false"/>
+                <w:iCs w:val="false"/>
+                <w:color w:val="000000"/>
+                <w:sz w:val="18"/>
+                <w:szCs w:val="18"/>
+              </w:rPr>
+              <w:t xml:space="preserve">Structured worked examples move from guided (teacher narrates Task 1) to collaborative (Tasks 2 and 3 peer-compared) to independent application. Kenyan contexts (matatu suspension, Nairobi bungee) sustain relevance. The connective question at the end requires learners to synthesise the new quantitative tool with the anchoring phenomenon — this is the key sensemaking moment of the lesson.</w:t>
+            </w:r>
+          </w:p>
+        </w:tc>
+        <w:tc>
+          <w:tcPr>
+            <w:tcW w:type="dxa" w:w="3040"/>
+            <w:shd w:fill="F2F2F2" w:color="auto" w:val="clear"/>
+            <w:tcMar>
+              <w:top w:type="dxa" w:w="60"/>
+              <w:left w:type="dxa" w:w="120"/>
+              <w:bottom w:type="dxa" w:w="60"/>
+              <w:right w:type="dxa" w:w="120"/>
+            </w:tcMar>
+            <w:vAlign w:val="top"/>
+          </w:tcPr>
+          <w:p>
+            <w:pPr>
+              <w:spacing w:after="40" w:before="0"/>
+              <w:jc w:val="left"/>
+            </w:pPr>
+            <w:r>
+              <w:rPr>
+                <w:rFonts w:ascii="Arial" w:cs="Arial" w:eastAsia="Arial" w:hAnsi="Arial"/>
+                <w:b w:val="false"/>
+                <w:bCs w:val="false"/>
+                <w:i w:val="false"/>
+                <w:iCs w:val="false"/>
+                <w:color w:val="000000"/>
+                <w:sz w:val="18"/>
+                <w:szCs w:val="18"/>
+              </w:rPr>
+              <w:t xml:space="preserve">Circulate during the 8-minute silent work period. Check: (1) correct substitution into Ep = half kx squared; (2) correct unit for extension (metres); (3) correct comparison of extension to elastic limit for the safe-load judgment. Exit-level check: ask two learners to explain in words what safe working load means without looking at their notebooks.</w:t>
+            </w:r>
+          </w:p>
+        </w:tc>
+      </w:tr>
+      <w:tr>
+        <w:tc>
+          <w:tcPr>
+            <w:tcW w:type="dxa" w:w="1520"/>
+            <w:shd w:fill="FCE4D6" w:color="auto" w:val="clear"/>
+            <w:tcMar>
+              <w:top w:type="dxa" w:w="60"/>
+              <w:left w:type="dxa" w:w="120"/>
+              <w:bottom w:type="dxa" w:w="60"/>
+              <w:right w:type="dxa" w:w="120"/>
+            </w:tcMar>
+            <w:vAlign w:val="top"/>
+          </w:tcPr>
+          <w:p>
+            <w:pPr>
+              <w:spacing w:after="40" w:before="0"/>
+              <w:jc w:val="left"/>
+            </w:pPr>
+            <w:r>
+              <w:rPr>
+                <w:rFonts w:ascii="Arial" w:cs="Arial" w:eastAsia="Arial" w:hAnsi="Arial"/>
+                <w:b/>
+                <w:bCs/>
+                <w:i w:val="false"/>
+                <w:iCs w:val="false"/>
+                <w:color w:val="000000"/>
+                <w:sz w:val="18"/>
+                <w:szCs w:val="18"/>
+              </w:rPr>
+              <w:t xml:space="preserve">Driving Question Board (DQB) Creation</w:t>
+            </w:r>
+          </w:p>
+          <w:p>
+            <w:pPr>
+              <w:spacing w:after="20" w:before="0"/>
+            </w:pPr>
+            <w:r>
+              <w:rPr>
+                <w:rFonts w:ascii="Arial" w:cs="Arial" w:eastAsia="Arial" w:hAnsi="Arial"/>
+                <w:b/>
+                <w:bCs/>
+                <w:color w:val="1F3864"/>
+                <w:sz w:val="16"/>
+                <w:szCs w:val="16"/>
+              </w:rPr>
+              <w:t xml:space="preserve">📹 VIDEO:</w:t>
+            </w:r>
+          </w:p>
+          <w:p>
+            <w:pPr>
+              <w:spacing w:after="20" w:before="0"/>
+            </w:pPr>
+            <w:hyperlink w:history="1" r:id="rId7qjvggt2udcdkb-8l1fqc">
               <w:r>
                 <w:rPr>
                   <w:rFonts w:ascii="Arial" w:cs="Arial" w:eastAsia="Arial" w:hAnsi="Arial"/>
@@ -11180,7 +12075,7 @@
               <w:spacing w:after="10" w:before="0"/>
               <w:ind w:left="120"/>
             </w:pPr>
-            <w:hyperlink w:history="1" r:id="rIdccei_pw9re6j8yh9c5crh">
+            <w:hyperlink w:history="1" r:id="rIdwdyn-cnzpnefb0t9xkcrk">
               <w:r>
                 <w:rPr>
                   <w:rFonts w:ascii="Arial" w:cs="Arial" w:eastAsia="Arial" w:hAnsi="Arial"/>
@@ -11225,7 +12120,7 @@
             <w:pPr>
               <w:spacing w:after="20" w:before="0"/>
             </w:pPr>
-            <w:hyperlink w:history="1" r:id="rIdzvd3fu57f4fnisptyim-c">
+            <w:hyperlink w:history="1" r:id="rIdpmlrboqnswu3vz8xm0yyl">
               <w:r>
                 <w:rPr>
                   <w:rFonts w:ascii="Arial" w:cs="Arial" w:eastAsia="Arial" w:hAnsi="Arial"/>
@@ -11240,6 +12135,22 @@
           </w:p>
           <w:p>
             <w:pPr>
+              <w:spacing w:after="20" w:before="0"/>
+            </w:pPr>
+            <w:r>
+              <w:rPr>
+                <w:rFonts w:ascii="Arial" w:cs="Arial" w:eastAsia="Arial" w:hAnsi="Arial"/>
+                <w:i/>
+                <w:iCs/>
+                <w:color w:val="595959"/>
+                <w:sz w:val="16"/>
+                <w:szCs w:val="16"/>
+              </w:rPr>
+              <w:t xml:space="preserve">Related topic: not an exact match for this lesson.</w:t>
+            </w:r>
+          </w:p>
+          <w:p>
+            <w:pPr>
               <w:spacing w:after="10" w:before="0"/>
               <w:ind w:left="120"/>
             </w:pPr>
@@ -11258,7 +12169,7 @@
               <w:spacing w:after="10" w:before="0"/>
               <w:ind w:left="120"/>
             </w:pPr>
-            <w:hyperlink w:history="1" r:id="rIdvcupajsdukrl6c374uy-k">
+            <w:hyperlink w:history="1" r:id="rId2oyatu3-lqfdznyea41p2">
               <w:r>
                 <w:rPr>
                   <w:rFonts w:ascii="Arial" w:cs="Arial" w:eastAsia="Arial" w:hAnsi="Arial"/>
@@ -11300,7 +12211,7 @@
                 <w:sz w:val="18"/>
                 <w:szCs w:val="18"/>
               </w:rPr>
-              <w:t xml:space="preserve">The teacher projects a large, clean force-extension graph drawn from the class data of Lesson 2 (a steel spring, linear up to the elastic limit, then curving and dropping). The teacher uses a coloured marker to slowly shade the triangular area under the straight-line region, narrating each step. Learners are asked to observe and describe what the shaded area looks like geometrically. The teacher then draws a vertical dashed line at the elastic limit and shades the area beyond it in a contrasting colour, asking: 'What is different about the shape of the area beyond the elastic limit?' Learners observe that it is no longer a neat triangle. The teacher places a transparent ruler along the base and height of the triangle and says: 'This triangle has a base of x — the extension — and a height of F — the force. What formula gives the area of a triangle?' Learners call out: half base times height. The teacher writes half times F times x on the board. Using a printed data card (spring constant k = 40 N per m, extension x = 0.05 m for the new rope; spring constant k = 25 N per m, extension x = 0.12 m for the older rope — simplified values for the Kericho scenario), learners individually calculate the triangle area for each rope on mini-whiteboards or in notebooks before the formula Ep = half kx squared is formally written.</w:t>
+              <w:t xml:space="preserve">Learners return to the DQB. Each learner receives two sticky notes of a new colour (designated for Lesson 3 contributions). They write: (1) one piece of new evidence they now have that helps answer the driving question — e.g., 'The older rope stored more energy (0.18 J) before snapping because it stretched further past its elastic limit'; (2) one new question the lesson has raised — e.g., 'Does the thickness of the rope affect how much energy it can store before snapping?' Learners post both notes. The class reads the new evidence notes aloud in a gallery walk (2 minutes). The teacher identifies two or three questions that preview Lesson 4 content (stress and strain) and circles them with a marker, saying: 'These questions about thickness and cross-section are exactly what Lesson 4 will investigate — you are already thinking like materials scientists.'</w:t>
             </w:r>
           </w:p>
         </w:tc>
@@ -11332,7 +12243,7 @@
                 <w:sz w:val="18"/>
                 <w:szCs w:val="18"/>
               </w:rPr>
-              <w:t xml:space="preserve">Stand at the projected graph and say: 'Watch carefully — I am not writing a formula yet. I am just colouring.' Shade the triangle slowly. Ask: 'What shape is this?' WAIT 10 SECONDS. Accept geometric descriptions. Ask: 'What does area represent in a graph of force against extension — what are the units?' WAIT 20 SECONDS. Guide learners: 'Force is in newtons. Extension is in metres. Newton times metre equals joule — so the area is energy.' Write AREA = ENERGY on the board in large text. Then say: 'Now I want you to calculate the area of this triangle using half base times height. Use the values on this data card. Do not use a formula I have not written yet — just geometry.' WAIT 90 SECONDS for individual calculation. After learners share answers, say: 'Notice that half times F times x is the same as half times kx times x, because Hooke's Law tells us F equals kx. So half F x equals half kx squared. That is our formula.' Write Ep = half kx squared. Emphasise: 'The formula came from your graph — it is not magic, it is geometry.'</w:t>
+              <w:t xml:space="preserve">Say: 'The DQB is our living record of this investigation. Today you have new evidence — quantitative evidence. Add it now.' Distribute sticky notes of the new colour. WAIT 2 MINUTES for writing. After the gallery walk, read aloud the questions about cross-sectional area and material thickness. Say: 'I am circling these. Notice that you asked almost exactly the same question that engineers in Kenya ask when they design bridges. That question has a name — tensile stress — and it is the focus of Lesson 4.' Do not answer the question now; preserve curiosity. Ask: 'Has anyone changed their mind about which rope stored more energy — do your answers match your prediction from the start of the lesson?' WAIT 15 SECONDS for show of hands and brief justification.</w:t>
             </w:r>
           </w:p>
         </w:tc>
@@ -11364,7 +12275,7 @@
                 <w:sz w:val="18"/>
                 <w:szCs w:val="18"/>
               </w:rPr>
-              <w:t xml:space="preserve">Concept-first, formula-second sequence: learners observe the area before they see the equation. This prevents the common misconception that Ep = half kx squared is an arbitrary formula rather than a geometric consequence of the force-extension relationship. The Kericho data card keeps the observation anchored to the phenomenon.</w:t>
+              <w:t xml:space="preserve">The two-sticky-note protocol (evidence plus question) ensures that DQB contributions are both backward-looking (consolidating learning) and forward-looking (generating inquiry momentum). Circling questions that bridge to Lesson 4 makes the storyline progression explicit and gives learners a sense of authorship over the curriculum direction.</w:t>
             </w:r>
           </w:p>
         </w:tc>
@@ -11396,7 +12307,7 @@
                 <w:sz w:val="18"/>
                 <w:szCs w:val="18"/>
               </w:rPr>
-              <w:t xml:space="preserve">Mini-whiteboard or notebook calculation of the triangle area. Teacher scans answers: correct answer for new rope is 0.025 J; correct answer for older rope is 0.18 J. Learners who calculate force times extension without the half factor have not recognised the triangular (not rectangular) area — reteach using the rectangle split into two triangles analogy.</w:t>
+              <w:t xml:space="preserve">Read the evidence sticky notes to check whether learners are citing specific values (e.g., calculated Ep in joules) or remaining vague (e.g., 'the rope had too much energy'). Vague notes indicate that the formula was used procedurally without conceptual connection — these learners are targeted for additional questioning in Lesson 4.</w:t>
             </w:r>
           </w:p>
         </w:tc>
@@ -11405,32 +12316,32 @@
         <w:tc>
           <w:tcPr>
             <w:tcW w:type="dxa" w:w="1520"/>
-            <w:shd w:fill="E2EFDA" w:color="auto" w:val="clear"/>
-            <w:tcMar>
-              <w:top w:type="dxa" w:w="60"/>
-              <w:left w:type="dxa" w:w="120"/>
-              <w:bottom w:type="dxa" w:w="60"/>
-              <w:right w:type="dxa" w:w="120"/>
-            </w:tcMar>
-            <w:vAlign w:val="top"/>
-          </w:tcPr>
-          <w:p>
-            <w:pPr>
-              <w:spacing w:after="40" w:before="0"/>
-              <w:jc w:val="left"/>
-            </w:pPr>
-            <w:r>
-              <w:rPr>
-                <w:rFonts w:ascii="Arial" w:cs="Arial" w:eastAsia="Arial" w:hAnsi="Arial"/>
-                <w:b/>
-                <w:bCs/>
-                <w:i w:val="false"/>
-                <w:iCs w:val="false"/>
-                <w:color w:val="000000"/>
-                <w:sz w:val="18"/>
-                <w:szCs w:val="18"/>
-              </w:rPr>
-              <w:t xml:space="preserve">Explain Phase</w:t>
+            <w:shd w:fill="D5E8F0" w:color="auto" w:val="clear"/>
+            <w:tcMar>
+              <w:top w:type="dxa" w:w="60"/>
+              <w:left w:type="dxa" w:w="120"/>
+              <w:bottom w:type="dxa" w:w="60"/>
+              <w:right w:type="dxa" w:w="120"/>
+            </w:tcMar>
+            <w:vAlign w:val="top"/>
+          </w:tcPr>
+          <w:p>
+            <w:pPr>
+              <w:spacing w:after="40" w:before="0"/>
+              <w:jc w:val="left"/>
+            </w:pPr>
+            <w:r>
+              <w:rPr>
+                <w:rFonts w:ascii="Arial" w:cs="Arial" w:eastAsia="Arial" w:hAnsi="Arial"/>
+                <w:b/>
+                <w:bCs/>
+                <w:i w:val="false"/>
+                <w:iCs w:val="false"/>
+                <w:color w:val="000000"/>
+                <w:sz w:val="18"/>
+                <w:szCs w:val="18"/>
+              </w:rPr>
+              <w:t xml:space="preserve">Model Building Phase</w:t>
             </w:r>
           </w:p>
           <w:p>
@@ -11453,7 +12364,7 @@
             <w:pPr>
               <w:spacing w:after="20" w:before="0"/>
             </w:pPr>
-            <w:hyperlink w:history="1" r:id="rId03qvytsztagjizmmcmwhb">
+            <w:hyperlink w:history="1" r:id="rIddlzt1mos59ehw83eirc_e">
               <w:r>
                 <w:rPr>
                   <w:rFonts w:ascii="Arial" w:cs="Arial" w:eastAsia="Arial" w:hAnsi="Arial"/>
@@ -11462,7 +12373,7 @@
                   <w:szCs w:val="16"/>
                   <w:u w:val="single" w:color="2E75B6"/>
                 </w:rPr>
-                <w:t xml:space="preserve">Potential energy stored in a spring</w:t>
+                <w:t xml:space="preserve">Intro to springs and Hooke's law</w:t>
               </w:r>
             </w:hyperlink>
           </w:p>
@@ -11486,7 +12397,7 @@
               <w:spacing w:after="10" w:before="0"/>
               <w:ind w:left="120"/>
             </w:pPr>
-            <w:hyperlink w:history="1" r:id="rIdqkazp0e2kacbe5ubr1gci">
+            <w:hyperlink w:history="1" r:id="rIdiqtmo1ac68ppu6eg0bwrq">
               <w:r>
                 <w:rPr>
                   <w:rFonts w:ascii="Arial" w:cs="Arial" w:eastAsia="Arial" w:hAnsi="Arial"/>
@@ -11531,7 +12442,7 @@
             <w:pPr>
               <w:spacing w:after="20" w:before="0"/>
             </w:pPr>
-            <w:hyperlink w:history="1" r:id="rIdtztxf13-snbdaw9xf1epd">
+            <w:hyperlink w:history="1" r:id="rIdv8wcctryglsfystxpfh-q">
               <w:r>
                 <w:rPr>
                   <w:rFonts w:ascii="Arial" w:cs="Arial" w:eastAsia="Arial" w:hAnsi="Arial"/>
@@ -11546,6 +12457,22 @@
           </w:p>
           <w:p>
             <w:pPr>
+              <w:spacing w:after="20" w:before="0"/>
+            </w:pPr>
+            <w:r>
+              <w:rPr>
+                <w:rFonts w:ascii="Arial" w:cs="Arial" w:eastAsia="Arial" w:hAnsi="Arial"/>
+                <w:i/>
+                <w:iCs/>
+                <w:color w:val="595959"/>
+                <w:sz w:val="16"/>
+                <w:szCs w:val="16"/>
+              </w:rPr>
+              <w:t xml:space="preserve">Related topic: not an exact match for this lesson.</w:t>
+            </w:r>
+          </w:p>
+          <w:p>
+            <w:pPr>
               <w:spacing w:after="10" w:before="0"/>
               <w:ind w:left="120"/>
             </w:pPr>
@@ -11564,619 +12491,7 @@
               <w:spacing w:after="10" w:before="0"/>
               <w:ind w:left="120"/>
             </w:pPr>
-            <w:hyperlink w:history="1" r:id="rId5qs60y8xv52v6avlabmlk">
-              <w:r>
-                <w:rPr>
-                  <w:rFonts w:ascii="Arial" w:cs="Arial" w:eastAsia="Arial" w:hAnsi="Arial"/>
-                  <w:color w:val="595959"/>
-                  <w:sz w:val="14"/>
-                  <w:szCs w:val="14"/>
-                  <w:u w:val="single" w:color="595959"/>
-                </w:rPr>
-                <w:t xml:space="preserve">🔍 Search ARES for similar readings</w:t>
-              </w:r>
-            </w:hyperlink>
-          </w:p>
-        </w:tc>
-        <w:tc>
-          <w:tcPr>
-            <w:tcW w:type="dxa" w:w="3040"/>
-            <w:shd w:fill="FFFFFF" w:color="auto" w:val="clear"/>
-            <w:tcMar>
-              <w:top w:type="dxa" w:w="60"/>
-              <w:left w:type="dxa" w:w="120"/>
-              <w:bottom w:type="dxa" w:w="60"/>
-              <w:right w:type="dxa" w:w="120"/>
-            </w:tcMar>
-            <w:vAlign w:val="top"/>
-          </w:tcPr>
-          <w:p>
-            <w:pPr>
-              <w:spacing w:after="40" w:before="0"/>
-              <w:jc w:val="left"/>
-            </w:pPr>
-            <w:r>
-              <w:rPr>
-                <w:rFonts w:ascii="Arial" w:cs="Arial" w:eastAsia="Arial" w:hAnsi="Arial"/>
-                <w:b w:val="false"/>
-                <w:bCs w:val="false"/>
-                <w:i w:val="false"/>
-                <w:iCs w:val="false"/>
-                <w:color w:val="000000"/>
-                <w:sz w:val="18"/>
-                <w:szCs w:val="18"/>
-              </w:rPr>
-              <w:t xml:space="preserve">Learners now work through three structured tasks in their notebooks. Task 1 — Deriving the formula: Learners write out the steps from half Fx to half kx squared substituting Hooke's Law, confirming the formula in their own handwriting. Task 2 — Kenyan worked example A (Vehicle suspension spring): A matatu in Nairobi has a suspension spring with k = 18 000 N per m. When fully loaded with 8 passengers (total additional load of 5400 N), the spring compresses by 0.30 m. Learners calculate: (a) the elastic potential energy stored in the spring at full load using Ep = half kx squared; (b) whether this load exceeds the elastic limit given that the spring's elastic limit is reached at an extension of 0.35 m. They conclude whether the spring is operating safely. Task 3 — Kenyan worked example B (Bungee cord): A bungee cord at a Nairobi adventure park has k = 120 N per m. A participant of mass 65 kg falls and extends the cord by 8.0 m. Calculate the elastic potential energy stored at maximum extension. Learners then discuss: 'If the elastic limit of this cord is reached at 9.5 m, is the participant safe?' After individual work (8 minutes), groups compare answers and the teacher leads a whole-class debrief. The teacher formally introduces safe working load: 'The safe working load is the maximum force we can apply and still stay within the elastic limit — the region where Hooke's Law holds and the material will recover.' Learners write a formal definition in their notebooks and connect it explicitly to the Kericho rope: 'The older rope had a lower elastic limit — its safe working load was less than the weight of the tea sack, which is why it failed.'</w:t>
-            </w:r>
-          </w:p>
-        </w:tc>
-        <w:tc>
-          <w:tcPr>
-            <w:tcW w:type="dxa" w:w="3040"/>
-            <w:shd w:fill="F2F2F2" w:color="auto" w:val="clear"/>
-            <w:tcMar>
-              <w:top w:type="dxa" w:w="60"/>
-              <w:left w:type="dxa" w:w="120"/>
-              <w:bottom w:type="dxa" w:w="60"/>
-              <w:right w:type="dxa" w:w="120"/>
-            </w:tcMar>
-            <w:vAlign w:val="top"/>
-          </w:tcPr>
-          <w:p>
-            <w:pPr>
-              <w:spacing w:after="40" w:before="0"/>
-              <w:jc w:val="left"/>
-            </w:pPr>
-            <w:r>
-              <w:rPr>
-                <w:rFonts w:ascii="Arial" w:cs="Arial" w:eastAsia="Arial" w:hAnsi="Arial"/>
-                <w:b w:val="false"/>
-                <w:bCs w:val="false"/>
-                <w:i w:val="false"/>
-                <w:iCs w:val="false"/>
-                <w:color w:val="000000"/>
-                <w:sz w:val="18"/>
-                <w:szCs w:val="18"/>
-              </w:rPr>
-              <w:t xml:space="preserve">Distribute the worked-example worksheet (or write problems on the board). Say: 'Work individually and silently for 8 minutes. Show every step — I am checking your substitution, not just your answer.' WAIT 8 MINUTES, circulating and noting common errors (unit errors: cm instead of m for extension; forgetting to square x). After 8 minutes say: 'Compare your answer for Task 2b with your neighbour. If you disagree, work out where your answers diverge.' WAIT 2 MINUTES. Then cold-call one group for each task answer. For Task 2b ask: 'The extension is 0.30 m and the elastic limit is at 0.35 m — so what is the conclusion? Be precise.' WAIT 15 SECONDS. Accept: 'The spring is operating within its elastic limit — it is safe.' Then introduce safe working load: 'Here is the key engineering term. Say it with me: safe working load.' After the debrief, pose the connective question: 'So — the older Kericho rope snapped. Using what you have just calculated, what does that tell you about the load on the bridge compared to the rope s safe working load?' WAIT 20 SECONDS. Expect learners to state that the load exceeded the safe working load, pushing the rope beyond its elastic limit. Affirm: 'Exactly. The rope was asked to do more than it was built to do — and now we can say that in numbers, not just words.'</w:t>
-            </w:r>
-          </w:p>
-        </w:tc>
-        <w:tc>
-          <w:tcPr>
-            <w:tcW w:type="dxa" w:w="3040"/>
-            <w:shd w:fill="FFFFFF" w:color="auto" w:val="clear"/>
-            <w:tcMar>
-              <w:top w:type="dxa" w:w="60"/>
-              <w:left w:type="dxa" w:w="120"/>
-              <w:bottom w:type="dxa" w:w="60"/>
-              <w:right w:type="dxa" w:w="120"/>
-            </w:tcMar>
-            <w:vAlign w:val="top"/>
-          </w:tcPr>
-          <w:p>
-            <w:pPr>
-              <w:spacing w:after="40" w:before="0"/>
-              <w:jc w:val="left"/>
-            </w:pPr>
-            <w:r>
-              <w:rPr>
-                <w:rFonts w:ascii="Arial" w:cs="Arial" w:eastAsia="Arial" w:hAnsi="Arial"/>
-                <w:b w:val="false"/>
-                <w:bCs w:val="false"/>
-                <w:i w:val="false"/>
-                <w:iCs w:val="false"/>
-                <w:color w:val="000000"/>
-                <w:sz w:val="18"/>
-                <w:szCs w:val="18"/>
-              </w:rPr>
-              <w:t xml:space="preserve">Structured worked examples move from guided (teacher narrates Task 1) to collaborative (Tasks 2 and 3 peer-compared) to independent application. Kenyan contexts (matatu suspension, Nairobi bungee) sustain relevance. The connective question at the end requires learners to synthesise the new quantitative tool with the anchoring phenomenon — this is the key sensemaking moment of the lesson.</w:t>
-            </w:r>
-          </w:p>
-        </w:tc>
-        <w:tc>
-          <w:tcPr>
-            <w:tcW w:type="dxa" w:w="3040"/>
-            <w:shd w:fill="F2F2F2" w:color="auto" w:val="clear"/>
-            <w:tcMar>
-              <w:top w:type="dxa" w:w="60"/>
-              <w:left w:type="dxa" w:w="120"/>
-              <w:bottom w:type="dxa" w:w="60"/>
-              <w:right w:type="dxa" w:w="120"/>
-            </w:tcMar>
-            <w:vAlign w:val="top"/>
-          </w:tcPr>
-          <w:p>
-            <w:pPr>
-              <w:spacing w:after="40" w:before="0"/>
-              <w:jc w:val="left"/>
-            </w:pPr>
-            <w:r>
-              <w:rPr>
-                <w:rFonts w:ascii="Arial" w:cs="Arial" w:eastAsia="Arial" w:hAnsi="Arial"/>
-                <w:b w:val="false"/>
-                <w:bCs w:val="false"/>
-                <w:i w:val="false"/>
-                <w:iCs w:val="false"/>
-                <w:color w:val="000000"/>
-                <w:sz w:val="18"/>
-                <w:szCs w:val="18"/>
-              </w:rPr>
-              <w:t xml:space="preserve">Circulate during the 8-minute silent work period. Check: (1) correct substitution into Ep = half kx squared; (2) correct unit for extension (metres); (3) correct comparison of extension to elastic limit for the safe-load judgment. Exit-level check: ask two learners to explain in words what safe working load means without looking at their notebooks.</w:t>
-            </w:r>
-          </w:p>
-        </w:tc>
-      </w:tr>
-      <w:tr>
-        <w:tc>
-          <w:tcPr>
-            <w:tcW w:type="dxa" w:w="1520"/>
-            <w:shd w:fill="FCE4D6" w:color="auto" w:val="clear"/>
-            <w:tcMar>
-              <w:top w:type="dxa" w:w="60"/>
-              <w:left w:type="dxa" w:w="120"/>
-              <w:bottom w:type="dxa" w:w="60"/>
-              <w:right w:type="dxa" w:w="120"/>
-            </w:tcMar>
-            <w:vAlign w:val="top"/>
-          </w:tcPr>
-          <w:p>
-            <w:pPr>
-              <w:spacing w:after="40" w:before="0"/>
-              <w:jc w:val="left"/>
-            </w:pPr>
-            <w:r>
-              <w:rPr>
-                <w:rFonts w:ascii="Arial" w:cs="Arial" w:eastAsia="Arial" w:hAnsi="Arial"/>
-                <w:b/>
-                <w:bCs/>
-                <w:i w:val="false"/>
-                <w:iCs w:val="false"/>
-                <w:color w:val="000000"/>
-                <w:sz w:val="18"/>
-                <w:szCs w:val="18"/>
-              </w:rPr>
-              <w:t xml:space="preserve">Driving Question Board (DQB) Creation</w:t>
-            </w:r>
-          </w:p>
-          <w:p>
-            <w:pPr>
-              <w:spacing w:after="20" w:before="0"/>
-            </w:pPr>
-            <w:r>
-              <w:rPr>
-                <w:rFonts w:ascii="Arial" w:cs="Arial" w:eastAsia="Arial" w:hAnsi="Arial"/>
-                <w:b/>
-                <w:bCs/>
-                <w:color w:val="1F3864"/>
-                <w:sz w:val="16"/>
-                <w:szCs w:val="16"/>
-              </w:rPr>
-              <w:t xml:space="preserve">📹 VIDEO:</w:t>
-            </w:r>
-          </w:p>
-          <w:p>
-            <w:pPr>
-              <w:spacing w:after="20" w:before="0"/>
-            </w:pPr>
-            <w:hyperlink w:history="1" r:id="rIdepsioug7lgb7wjfrmj3ui">
-              <w:r>
-                <w:rPr>
-                  <w:rFonts w:ascii="Arial" w:cs="Arial" w:eastAsia="Arial" w:hAnsi="Arial"/>
-                  <w:color w:val="2E75B6"/>
-                  <w:sz w:val="16"/>
-                  <w:szCs w:val="16"/>
-                  <w:u w:val="single" w:color="2E75B6"/>
-                </w:rPr>
-                <w:t xml:space="preserve">Potential energy stored in a spring</w:t>
-              </w:r>
-            </w:hyperlink>
-          </w:p>
-          <w:p>
-            <w:pPr>
-              <w:spacing w:after="10" w:before="0"/>
-              <w:ind w:left="120"/>
-            </w:pPr>
-            <w:r>
-              <w:rPr>
-                <w:rFonts w:ascii="Arial" w:cs="Arial" w:eastAsia="Arial" w:hAnsi="Arial"/>
-                <w:color w:val="595959"/>
-                <w:sz w:val="14"/>
-                <w:szCs w:val="14"/>
-              </w:rPr>
-              <w:t xml:space="preserve">Source: Khan Academy (English - US curriculum)</w:t>
-            </w:r>
-          </w:p>
-          <w:p>
-            <w:pPr>
-              <w:spacing w:after="10" w:before="0"/>
-              <w:ind w:left="120"/>
-            </w:pPr>
-            <w:hyperlink w:history="1" r:id="rId61x6cb3fz86raj4ayjwte">
-              <w:r>
-                <w:rPr>
-                  <w:rFonts w:ascii="Arial" w:cs="Arial" w:eastAsia="Arial" w:hAnsi="Arial"/>
-                  <w:color w:val="595959"/>
-                  <w:sz w:val="14"/>
-                  <w:szCs w:val="14"/>
-                  <w:u w:val="single" w:color="595959"/>
-                </w:rPr>
-                <w:t xml:space="preserve">🔍 Search ARES for similar videos</w:t>
-              </w:r>
-            </w:hyperlink>
-          </w:p>
-          <w:p>
-            <w:pPr>
-              <w:spacing w:after="40" w:before="0"/>
-            </w:pPr>
-            <w:r>
-              <w:rPr>
-                <w:sz w:val="14"/>
-                <w:szCs w:val="14"/>
-              </w:rPr>
-              <w:t xml:space="preserve"/>
-            </w:r>
-          </w:p>
-          <w:p>
-            <w:pPr>
-              <w:spacing w:after="20" w:before="0"/>
-            </w:pPr>
-            <w:r>
-              <w:rPr>
-                <w:rFonts w:ascii="Arial" w:cs="Arial" w:eastAsia="Arial" w:hAnsi="Arial"/>
-                <w:b/>
-                <w:bCs/>
-                <w:color w:val="1F3864"/>
-                <w:sz w:val="16"/>
-                <w:szCs w:val="16"/>
-              </w:rPr>
-              <w:t xml:space="preserve">📖 HTML:</w:t>
-            </w:r>
-          </w:p>
-          <w:p>
-            <w:pPr>
-              <w:spacing w:after="20" w:before="0"/>
-            </w:pPr>
-            <w:hyperlink w:history="1" r:id="rIdu7i_twr6qfvvy72qne6mw">
-              <w:r>
-                <w:rPr>
-                  <w:rFonts w:ascii="Arial" w:cs="Arial" w:eastAsia="Arial" w:hAnsi="Arial"/>
-                  <w:color w:val="2E75B6"/>
-                  <w:sz w:val="16"/>
-                  <w:szCs w:val="16"/>
-                  <w:u w:val="single" w:color="2E75B6"/>
-                </w:rPr>
-                <w:t xml:space="preserve">Hooke's Law</w:t>
-              </w:r>
-            </w:hyperlink>
-          </w:p>
-          <w:p>
-            <w:pPr>
-              <w:spacing w:after="10" w:before="0"/>
-              <w:ind w:left="120"/>
-            </w:pPr>
-            <w:r>
-              <w:rPr>
-                <w:rFonts w:ascii="Arial" w:cs="Arial" w:eastAsia="Arial" w:hAnsi="Arial"/>
-                <w:color w:val="595959"/>
-                <w:sz w:val="14"/>
-                <w:szCs w:val="14"/>
-              </w:rPr>
-              <w:t xml:space="preserve">Source: PhET Interactive Simulations (English)</w:t>
-            </w:r>
-          </w:p>
-          <w:p>
-            <w:pPr>
-              <w:spacing w:after="10" w:before="0"/>
-              <w:ind w:left="120"/>
-            </w:pPr>
-            <w:hyperlink w:history="1" r:id="rIdzc69ilknlvgl3k_ki1shh">
-              <w:r>
-                <w:rPr>
-                  <w:rFonts w:ascii="Arial" w:cs="Arial" w:eastAsia="Arial" w:hAnsi="Arial"/>
-                  <w:color w:val="595959"/>
-                  <w:sz w:val="14"/>
-                  <w:szCs w:val="14"/>
-                  <w:u w:val="single" w:color="595959"/>
-                </w:rPr>
-                <w:t xml:space="preserve">🔍 Search ARES for similar readings</w:t>
-              </w:r>
-            </w:hyperlink>
-          </w:p>
-        </w:tc>
-        <w:tc>
-          <w:tcPr>
-            <w:tcW w:type="dxa" w:w="3040"/>
-            <w:shd w:fill="FFFFFF" w:color="auto" w:val="clear"/>
-            <w:tcMar>
-              <w:top w:type="dxa" w:w="60"/>
-              <w:left w:type="dxa" w:w="120"/>
-              <w:bottom w:type="dxa" w:w="60"/>
-              <w:right w:type="dxa" w:w="120"/>
-            </w:tcMar>
-            <w:vAlign w:val="top"/>
-          </w:tcPr>
-          <w:p>
-            <w:pPr>
-              <w:spacing w:after="40" w:before="0"/>
-              <w:jc w:val="left"/>
-            </w:pPr>
-            <w:r>
-              <w:rPr>
-                <w:rFonts w:ascii="Arial" w:cs="Arial" w:eastAsia="Arial" w:hAnsi="Arial"/>
-                <w:b w:val="false"/>
-                <w:bCs w:val="false"/>
-                <w:i w:val="false"/>
-                <w:iCs w:val="false"/>
-                <w:color w:val="000000"/>
-                <w:sz w:val="18"/>
-                <w:szCs w:val="18"/>
-              </w:rPr>
-              <w:t xml:space="preserve">Learners return to the DQB. Each learner receives two sticky notes of a new colour (designated for Lesson 3 contributions). They write: (1) one piece of new evidence they now have that helps answer the driving question — e.g., 'The older rope stored more energy (0.18 J) before snapping because it stretched further past its elastic limit'; (2) one new question the lesson has raised — e.g., 'Does the thickness of the rope affect how much energy it can store before snapping?' Learners post both notes. The class reads the new evidence notes aloud in a gallery walk (2 minutes). The teacher identifies two or three questions that preview Lesson 4 content (stress and strain) and circles them with a marker, saying: 'These questions about thickness and cross-section are exactly what Lesson 4 will investigate — you are already thinking like materials scientists.'</w:t>
-            </w:r>
-          </w:p>
-        </w:tc>
-        <w:tc>
-          <w:tcPr>
-            <w:tcW w:type="dxa" w:w="3040"/>
-            <w:shd w:fill="F2F2F2" w:color="auto" w:val="clear"/>
-            <w:tcMar>
-              <w:top w:type="dxa" w:w="60"/>
-              <w:left w:type="dxa" w:w="120"/>
-              <w:bottom w:type="dxa" w:w="60"/>
-              <w:right w:type="dxa" w:w="120"/>
-            </w:tcMar>
-            <w:vAlign w:val="top"/>
-          </w:tcPr>
-          <w:p>
-            <w:pPr>
-              <w:spacing w:after="40" w:before="0"/>
-              <w:jc w:val="left"/>
-            </w:pPr>
-            <w:r>
-              <w:rPr>
-                <w:rFonts w:ascii="Arial" w:cs="Arial" w:eastAsia="Arial" w:hAnsi="Arial"/>
-                <w:b w:val="false"/>
-                <w:bCs w:val="false"/>
-                <w:i w:val="false"/>
-                <w:iCs w:val="false"/>
-                <w:color w:val="000000"/>
-                <w:sz w:val="18"/>
-                <w:szCs w:val="18"/>
-              </w:rPr>
-              <w:t xml:space="preserve">Say: 'The DQB is our living record of this investigation. Today you have new evidence — quantitative evidence. Add it now.' Distribute sticky notes of the new colour. WAIT 2 MINUTES for writing. After the gallery walk, read aloud the questions about cross-sectional area and material thickness. Say: 'I am circling these. Notice that you asked almost exactly the same question that engineers in Kenya ask when they design bridges. That question has a name — tensile stress — and it is the focus of Lesson 4.' Do not answer the question now; preserve curiosity. Ask: 'Has anyone changed their mind about which rope stored more energy — do your answers match your prediction from the start of the lesson?' WAIT 15 SECONDS for show of hands and brief justification.</w:t>
-            </w:r>
-          </w:p>
-        </w:tc>
-        <w:tc>
-          <w:tcPr>
-            <w:tcW w:type="dxa" w:w="3040"/>
-            <w:shd w:fill="FFFFFF" w:color="auto" w:val="clear"/>
-            <w:tcMar>
-              <w:top w:type="dxa" w:w="60"/>
-              <w:left w:type="dxa" w:w="120"/>
-              <w:bottom w:type="dxa" w:w="60"/>
-              <w:right w:type="dxa" w:w="120"/>
-            </w:tcMar>
-            <w:vAlign w:val="top"/>
-          </w:tcPr>
-          <w:p>
-            <w:pPr>
-              <w:spacing w:after="40" w:before="0"/>
-              <w:jc w:val="left"/>
-            </w:pPr>
-            <w:r>
-              <w:rPr>
-                <w:rFonts w:ascii="Arial" w:cs="Arial" w:eastAsia="Arial" w:hAnsi="Arial"/>
-                <w:b w:val="false"/>
-                <w:bCs w:val="false"/>
-                <w:i w:val="false"/>
-                <w:iCs w:val="false"/>
-                <w:color w:val="000000"/>
-                <w:sz w:val="18"/>
-                <w:szCs w:val="18"/>
-              </w:rPr>
-              <w:t xml:space="preserve">The two-sticky-note protocol (evidence plus question) ensures that DQB contributions are both backward-looking (consolidating learning) and forward-looking (generating inquiry momentum). Circling questions that bridge to Lesson 4 makes the storyline progression explicit and gives learners a sense of authorship over the curriculum direction.</w:t>
-            </w:r>
-          </w:p>
-        </w:tc>
-        <w:tc>
-          <w:tcPr>
-            <w:tcW w:type="dxa" w:w="3040"/>
-            <w:shd w:fill="F2F2F2" w:color="auto" w:val="clear"/>
-            <w:tcMar>
-              <w:top w:type="dxa" w:w="60"/>
-              <w:left w:type="dxa" w:w="120"/>
-              <w:bottom w:type="dxa" w:w="60"/>
-              <w:right w:type="dxa" w:w="120"/>
-            </w:tcMar>
-            <w:vAlign w:val="top"/>
-          </w:tcPr>
-          <w:p>
-            <w:pPr>
-              <w:spacing w:after="40" w:before="0"/>
-              <w:jc w:val="left"/>
-            </w:pPr>
-            <w:r>
-              <w:rPr>
-                <w:rFonts w:ascii="Arial" w:cs="Arial" w:eastAsia="Arial" w:hAnsi="Arial"/>
-                <w:b w:val="false"/>
-                <w:bCs w:val="false"/>
-                <w:i w:val="false"/>
-                <w:iCs w:val="false"/>
-                <w:color w:val="000000"/>
-                <w:sz w:val="18"/>
-                <w:szCs w:val="18"/>
-              </w:rPr>
-              <w:t xml:space="preserve">Read the evidence sticky notes to check whether learners are citing specific values (e.g., calculated Ep in joules) or remaining vague (e.g., 'the rope had too much energy'). Vague notes indicate that the formula was used procedurally without conceptual connection — these learners are targeted for additional questioning in Lesson 4.</w:t>
-            </w:r>
-          </w:p>
-        </w:tc>
-      </w:tr>
-      <w:tr>
-        <w:tc>
-          <w:tcPr>
-            <w:tcW w:type="dxa" w:w="1520"/>
-            <w:shd w:fill="D5E8F0" w:color="auto" w:val="clear"/>
-            <w:tcMar>
-              <w:top w:type="dxa" w:w="60"/>
-              <w:left w:type="dxa" w:w="120"/>
-              <w:bottom w:type="dxa" w:w="60"/>
-              <w:right w:type="dxa" w:w="120"/>
-            </w:tcMar>
-            <w:vAlign w:val="top"/>
-          </w:tcPr>
-          <w:p>
-            <w:pPr>
-              <w:spacing w:after="40" w:before="0"/>
-              <w:jc w:val="left"/>
-            </w:pPr>
-            <w:r>
-              <w:rPr>
-                <w:rFonts w:ascii="Arial" w:cs="Arial" w:eastAsia="Arial" w:hAnsi="Arial"/>
-                <w:b/>
-                <w:bCs/>
-                <w:i w:val="false"/>
-                <w:iCs w:val="false"/>
-                <w:color w:val="000000"/>
-                <w:sz w:val="18"/>
-                <w:szCs w:val="18"/>
-              </w:rPr>
-              <w:t xml:space="preserve">Model Building Phase</w:t>
-            </w:r>
-          </w:p>
-          <w:p>
-            <w:pPr>
-              <w:spacing w:after="20" w:before="0"/>
-            </w:pPr>
-            <w:r>
-              <w:rPr>
-                <w:rFonts w:ascii="Arial" w:cs="Arial" w:eastAsia="Arial" w:hAnsi="Arial"/>
-                <w:b/>
-                <w:bCs/>
-                <w:color w:val="1F3864"/>
-                <w:sz w:val="16"/>
-                <w:szCs w:val="16"/>
-              </w:rPr>
-              <w:t xml:space="preserve">📹 VIDEO:</w:t>
-            </w:r>
-          </w:p>
-          <w:p>
-            <w:pPr>
-              <w:spacing w:after="20" w:before="0"/>
-            </w:pPr>
-            <w:hyperlink w:history="1" r:id="rIdpc5kgdwsk4enylkh6jsmi">
-              <w:r>
-                <w:rPr>
-                  <w:rFonts w:ascii="Arial" w:cs="Arial" w:eastAsia="Arial" w:hAnsi="Arial"/>
-                  <w:color w:val="2E75B6"/>
-                  <w:sz w:val="16"/>
-                  <w:szCs w:val="16"/>
-                  <w:u w:val="single" w:color="2E75B6"/>
-                </w:rPr>
-                <w:t xml:space="preserve">Potential energy stored in a spring</w:t>
-              </w:r>
-            </w:hyperlink>
-          </w:p>
-          <w:p>
-            <w:pPr>
-              <w:spacing w:after="10" w:before="0"/>
-              <w:ind w:left="120"/>
-            </w:pPr>
-            <w:r>
-              <w:rPr>
-                <w:rFonts w:ascii="Arial" w:cs="Arial" w:eastAsia="Arial" w:hAnsi="Arial"/>
-                <w:color w:val="595959"/>
-                <w:sz w:val="14"/>
-                <w:szCs w:val="14"/>
-              </w:rPr>
-              <w:t xml:space="preserve">Source: Khan Academy (English - US curriculum)</w:t>
-            </w:r>
-          </w:p>
-          <w:p>
-            <w:pPr>
-              <w:spacing w:after="10" w:before="0"/>
-              <w:ind w:left="120"/>
-            </w:pPr>
-            <w:hyperlink w:history="1" r:id="rIdrxx6-ojbglxf9nv211lkg">
-              <w:r>
-                <w:rPr>
-                  <w:rFonts w:ascii="Arial" w:cs="Arial" w:eastAsia="Arial" w:hAnsi="Arial"/>
-                  <w:color w:val="595959"/>
-                  <w:sz w:val="14"/>
-                  <w:szCs w:val="14"/>
-                  <w:u w:val="single" w:color="595959"/>
-                </w:rPr>
-                <w:t xml:space="preserve">🔍 Search ARES for similar videos</w:t>
-              </w:r>
-            </w:hyperlink>
-          </w:p>
-          <w:p>
-            <w:pPr>
-              <w:spacing w:after="40" w:before="0"/>
-            </w:pPr>
-            <w:r>
-              <w:rPr>
-                <w:sz w:val="14"/>
-                <w:szCs w:val="14"/>
-              </w:rPr>
-              <w:t xml:space="preserve"/>
-            </w:r>
-          </w:p>
-          <w:p>
-            <w:pPr>
-              <w:spacing w:after="20" w:before="0"/>
-            </w:pPr>
-            <w:r>
-              <w:rPr>
-                <w:rFonts w:ascii="Arial" w:cs="Arial" w:eastAsia="Arial" w:hAnsi="Arial"/>
-                <w:b/>
-                <w:bCs/>
-                <w:color w:val="1F3864"/>
-                <w:sz w:val="16"/>
-                <w:szCs w:val="16"/>
-              </w:rPr>
-              <w:t xml:space="preserve">📖 HTML:</w:t>
-            </w:r>
-          </w:p>
-          <w:p>
-            <w:pPr>
-              <w:spacing w:after="20" w:before="0"/>
-            </w:pPr>
-            <w:hyperlink w:history="1" r:id="rIdou06ns4xi1pwbcr9wilap">
-              <w:r>
-                <w:rPr>
-                  <w:rFonts w:ascii="Arial" w:cs="Arial" w:eastAsia="Arial" w:hAnsi="Arial"/>
-                  <w:color w:val="2E75B6"/>
-                  <w:sz w:val="16"/>
-                  <w:szCs w:val="16"/>
-                  <w:u w:val="single" w:color="2E75B6"/>
-                </w:rPr>
-                <w:t xml:space="preserve">Hooke's Law</w:t>
-              </w:r>
-            </w:hyperlink>
-          </w:p>
-          <w:p>
-            <w:pPr>
-              <w:spacing w:after="10" w:before="0"/>
-              <w:ind w:left="120"/>
-            </w:pPr>
-            <w:r>
-              <w:rPr>
-                <w:rFonts w:ascii="Arial" w:cs="Arial" w:eastAsia="Arial" w:hAnsi="Arial"/>
-                <w:color w:val="595959"/>
-                <w:sz w:val="14"/>
-                <w:szCs w:val="14"/>
-              </w:rPr>
-              <w:t xml:space="preserve">Source: PhET Interactive Simulations (English)</w:t>
-            </w:r>
-          </w:p>
-          <w:p>
-            <w:pPr>
-              <w:spacing w:after="10" w:before="0"/>
-              <w:ind w:left="120"/>
-            </w:pPr>
-            <w:hyperlink w:history="1" r:id="rId3qwqha2o-rkq_jyl7pldi">
+            <w:hyperlink w:history="1" r:id="rIdynqbflgdo5lhxd-0p8im6">
               <w:r>
                 <w:rPr>
                   <w:rFonts w:ascii="Arial" w:cs="Arial" w:eastAsia="Arial" w:hAnsi="Arial"/>
@@ -12688,7 +13003,7 @@
         </w:rPr>
         <w:t xml:space="preserve">© 2026 SeaVuria and ARES. Aligned with KICD objectives. Developed by SeaVuria; technical implementation by ARES (with AI assistance from Claude). Licensed under </w:t>
       </w:r>
-      <w:hyperlink w:history="1" r:id="rIdygc3wazyoihjw5s2blpy1">
+      <w:hyperlink w:history="1" r:id="rIdyus-qjhynvzg-0zerjfe9">
         <w:r>
           <w:rPr>
             <w:rFonts w:ascii="Arial" w:cs="Arial" w:eastAsia="Arial" w:hAnsi="Arial"/>
@@ -12709,7 +13024,7 @@
         </w:rPr>
         <w:t xml:space="preserve"> (</w:t>
       </w:r>
-      <w:hyperlink w:history="1" r:id="rIdpwjqsee5wtgixsgmlqtm-">
+      <w:hyperlink w:history="1" r:id="rIdibiy16wtsfvezkqffmpix">
         <w:r>
           <w:rPr>
             <w:rFonts w:ascii="Arial" w:cs="Arial" w:eastAsia="Arial" w:hAnsi="Arial"/>
@@ -13722,7 +14037,7 @@
             <w:pPr>
               <w:spacing w:after="20" w:before="0"/>
             </w:pPr>
-            <w:hyperlink w:history="1" r:id="rIdagfss26hfezdcbeoabqck">
+            <w:hyperlink w:history="1" r:id="rIdher-szea32u8u9qbhtxwl">
               <w:r>
                 <w:rPr>
                   <w:rFonts w:ascii="Arial" w:cs="Arial" w:eastAsia="Arial" w:hAnsi="Arial"/>
@@ -13755,7 +14070,7 @@
               <w:spacing w:after="10" w:before="0"/>
               <w:ind w:left="120"/>
             </w:pPr>
-            <w:hyperlink w:history="1" r:id="rIdcr3btqbn-v8lbfyibcew-">
+            <w:hyperlink w:history="1" r:id="rIdaxdppqxhws1sfhv_b86r9">
               <w:r>
                 <w:rPr>
                   <w:rFonts w:ascii="Arial" w:cs="Arial" w:eastAsia="Arial" w:hAnsi="Arial"/>
@@ -13800,7 +14115,7 @@
             <w:pPr>
               <w:spacing w:after="20" w:before="0"/>
             </w:pPr>
-            <w:hyperlink w:history="1" r:id="rIdcewplvqafr4z8ffj62lnd">
+            <w:hyperlink w:history="1" r:id="rId8uarfjqwta2wqxrqdua28">
               <w:r>
                 <w:rPr>
                   <w:rFonts w:ascii="Arial" w:cs="Arial" w:eastAsia="Arial" w:hAnsi="Arial"/>
@@ -13833,7 +14148,7 @@
               <w:spacing w:after="10" w:before="0"/>
               <w:ind w:left="120"/>
             </w:pPr>
-            <w:hyperlink w:history="1" r:id="rIdvbekasyedj05pznurcijr">
+            <w:hyperlink w:history="1" r:id="rIdiov72olf6z56qhdxgwwzn">
               <w:r>
                 <w:rPr>
                   <w:rFonts w:ascii="Arial" w:cs="Arial" w:eastAsia="Arial" w:hAnsi="Arial"/>
@@ -14028,7 +14343,7 @@
             <w:pPr>
               <w:spacing w:after="20" w:before="0"/>
             </w:pPr>
-            <w:hyperlink w:history="1" r:id="rIdsqv7oualbmia4sxwwmaqx">
+            <w:hyperlink w:history="1" r:id="rId4tv5o0hpvubb9punyw09k">
               <w:r>
                 <w:rPr>
                   <w:rFonts w:ascii="Arial" w:cs="Arial" w:eastAsia="Arial" w:hAnsi="Arial"/>
@@ -14061,7 +14376,7 @@
               <w:spacing w:after="10" w:before="0"/>
               <w:ind w:left="120"/>
             </w:pPr>
-            <w:hyperlink w:history="1" r:id="rIdqep5xt1w0iwso4rkgkkhg">
+            <w:hyperlink w:history="1" r:id="rIdrppqq2ozygaq_lqijzrah">
               <w:r>
                 <w:rPr>
                   <w:rFonts w:ascii="Arial" w:cs="Arial" w:eastAsia="Arial" w:hAnsi="Arial"/>
@@ -14106,7 +14421,7 @@
             <w:pPr>
               <w:spacing w:after="20" w:before="0"/>
             </w:pPr>
-            <w:hyperlink w:history="1" r:id="rId9zvlbrdqcz9dfh36qhrmr">
+            <w:hyperlink w:history="1" r:id="rId8qzfk3qftq1z4wjv5ru40">
               <w:r>
                 <w:rPr>
                   <w:rFonts w:ascii="Arial" w:cs="Arial" w:eastAsia="Arial" w:hAnsi="Arial"/>
@@ -14139,7 +14454,7 @@
               <w:spacing w:after="10" w:before="0"/>
               <w:ind w:left="120"/>
             </w:pPr>
-            <w:hyperlink w:history="1" r:id="rIde-yak8qmdvsuwgkxhcms1">
+            <w:hyperlink w:history="1" r:id="rIdlmmoexmipjemtiwnn6ozq">
               <w:r>
                 <w:rPr>
                   <w:rFonts w:ascii="Arial" w:cs="Arial" w:eastAsia="Arial" w:hAnsi="Arial"/>
@@ -14334,7 +14649,7 @@
             <w:pPr>
               <w:spacing w:after="20" w:before="0"/>
             </w:pPr>
-            <w:hyperlink w:history="1" r:id="rIdn6rto6cak3cs_ozi63phj">
+            <w:hyperlink w:history="1" r:id="rIdtymt3sboqlt-i075podpj">
               <w:r>
                 <w:rPr>
                   <w:rFonts w:ascii="Arial" w:cs="Arial" w:eastAsia="Arial" w:hAnsi="Arial"/>
@@ -14367,7 +14682,7 @@
               <w:spacing w:after="10" w:before="0"/>
               <w:ind w:left="120"/>
             </w:pPr>
-            <w:hyperlink w:history="1" r:id="rIdttgug4p_xp_ffxvzmc17i">
+            <w:hyperlink w:history="1" r:id="rIdxsck5v5a_tyerwdvttpdq">
               <w:r>
                 <w:rPr>
                   <w:rFonts w:ascii="Arial" w:cs="Arial" w:eastAsia="Arial" w:hAnsi="Arial"/>
@@ -14412,7 +14727,329 @@
             <w:pPr>
               <w:spacing w:after="20" w:before="0"/>
             </w:pPr>
-            <w:hyperlink w:history="1" r:id="rIdbu3doj5usfjshib0_xyiw">
+            <w:hyperlink w:history="1" r:id="rIdz5tlqfbsehuwavq7uwe8p">
+              <w:r>
+                <w:rPr>
+                  <w:rFonts w:ascii="Arial" w:cs="Arial" w:eastAsia="Arial" w:hAnsi="Arial"/>
+                  <w:color w:val="2E75B6"/>
+                  <w:sz w:val="16"/>
+                  <w:szCs w:val="16"/>
+                  <w:u w:val="single" w:color="2E75B6"/>
+                </w:rPr>
+                <w:t xml:space="preserve">Masses and Springs</w:t>
+              </w:r>
+            </w:hyperlink>
+          </w:p>
+          <w:p>
+            <w:pPr>
+              <w:spacing w:after="20" w:before="0"/>
+            </w:pPr>
+            <w:r>
+              <w:rPr>
+                <w:rFonts w:ascii="Arial" w:cs="Arial" w:eastAsia="Arial" w:hAnsi="Arial"/>
+                <w:i/>
+                <w:iCs/>
+                <w:color w:val="595959"/>
+                <w:sz w:val="16"/>
+                <w:szCs w:val="16"/>
+              </w:rPr>
+              <w:t xml:space="preserve">Related topic: not an exact match for this lesson.</w:t>
+            </w:r>
+          </w:p>
+          <w:p>
+            <w:pPr>
+              <w:spacing w:after="10" w:before="0"/>
+              <w:ind w:left="120"/>
+            </w:pPr>
+            <w:r>
+              <w:rPr>
+                <w:rFonts w:ascii="Arial" w:cs="Arial" w:eastAsia="Arial" w:hAnsi="Arial"/>
+                <w:color w:val="595959"/>
+                <w:sz w:val="14"/>
+                <w:szCs w:val="14"/>
+              </w:rPr>
+              <w:t xml:space="preserve">Source: PhET Interactive Simulations (English)</w:t>
+            </w:r>
+          </w:p>
+          <w:p>
+            <w:pPr>
+              <w:spacing w:after="10" w:before="0"/>
+              <w:ind w:left="120"/>
+            </w:pPr>
+            <w:hyperlink w:history="1" r:id="rIdnemoamwzecccjn68o863j">
+              <w:r>
+                <w:rPr>
+                  <w:rFonts w:ascii="Arial" w:cs="Arial" w:eastAsia="Arial" w:hAnsi="Arial"/>
+                  <w:color w:val="595959"/>
+                  <w:sz w:val="14"/>
+                  <w:szCs w:val="14"/>
+                  <w:u w:val="single" w:color="595959"/>
+                </w:rPr>
+                <w:t xml:space="preserve">🔍 Search ARES for similar readings</w:t>
+              </w:r>
+            </w:hyperlink>
+          </w:p>
+        </w:tc>
+        <w:tc>
+          <w:tcPr>
+            <w:tcW w:type="dxa" w:w="3040"/>
+            <w:shd w:fill="FFFFFF" w:color="auto" w:val="clear"/>
+            <w:tcMar>
+              <w:top w:type="dxa" w:w="60"/>
+              <w:left w:type="dxa" w:w="120"/>
+              <w:bottom w:type="dxa" w:w="60"/>
+              <w:right w:type="dxa" w:w="120"/>
+            </w:tcMar>
+            <w:vAlign w:val="top"/>
+          </w:tcPr>
+          <w:p>
+            <w:pPr>
+              <w:spacing w:after="40" w:before="0"/>
+              <w:jc w:val="left"/>
+            </w:pPr>
+            <w:r>
+              <w:rPr>
+                <w:rFonts w:ascii="Arial" w:cs="Arial" w:eastAsia="Arial" w:hAnsi="Arial"/>
+                <w:b w:val="false"/>
+                <w:bCs w:val="false"/>
+                <w:i w:val="false"/>
+                <w:iCs w:val="false"/>
+                <w:color w:val="000000"/>
+                <w:sz w:val="18"/>
+                <w:szCs w:val="18"/>
+              </w:rPr>
+              <w:t xml:space="preserve">The teacher leads a whole-class data collation: one representative from each group writes their spring type and k value (calculated from graph gradient) on the class data wall — a large sheet of paper at the front divided into 'Stiff Spring' and 'Soft Spring' columns. Learners compare values within each column (expecting consistency) and between columns (expecting a clear difference). The teacher then introduces the formal vocabulary: Hooke's Law (F = kx), spring constant k (unit: N/m), elastic limit, and proportionality limit. Learners annotate their graphs with these labels. A worked example is solved together: 'A spring has k = 20 N/m. A Kenyan farmer hangs a 2.5 kg bunch of bananas from it. What is the extension?' (Answer: F = 2.5 × 10 = 25 N; x = F/k = 25/20 = 1.25 m — teacher pauses here to ask 'Does 1.25 m make sense for a small spring?', prompting learners to recognise the spring in the example must be very soft or the bananas are very heavy — reinforcing unit and magnitude sense-checking). Learners then retrieve their prediction slips from Phase 1, compare their predicted graph shape with their actual graph, and write a two-sentence 'I thought… but I found…' reflection in their journals. Finally, each group calculates the ratio F/x at three points in the linear region and confirms it is constant — this is the physical meaning of k.</w:t>
+            </w:r>
+          </w:p>
+        </w:tc>
+        <w:tc>
+          <w:tcPr>
+            <w:tcW w:type="dxa" w:w="3040"/>
+            <w:shd w:fill="F2F2F2" w:color="auto" w:val="clear"/>
+            <w:tcMar>
+              <w:top w:type="dxa" w:w="60"/>
+              <w:left w:type="dxa" w:w="120"/>
+              <w:bottom w:type="dxa" w:w="60"/>
+              <w:right w:type="dxa" w:w="120"/>
+            </w:tcMar>
+            <w:vAlign w:val="top"/>
+          </w:tcPr>
+          <w:p>
+            <w:pPr>
+              <w:spacing w:after="40" w:before="0"/>
+              <w:jc w:val="left"/>
+            </w:pPr>
+            <w:r>
+              <w:rPr>
+                <w:rFonts w:ascii="Arial" w:cs="Arial" w:eastAsia="Arial" w:hAnsi="Arial"/>
+                <w:b w:val="false"/>
+                <w:bCs w:val="false"/>
+                <w:i w:val="false"/>
+                <w:iCs w:val="false"/>
+                <w:color w:val="000000"/>
+                <w:sz w:val="18"/>
+                <w:szCs w:val="18"/>
+              </w:rPr>
+              <w:t xml:space="preserve">At the class data wall, ask: 'Wanjiru, read out your group's k value for the stiff spring.' After three groups have shared: 'What do you notice about these numbers? [WAIT 12 seconds.] Fatuma, what pattern do you see?' After the pattern is confirmed: 'Now look at the soft spring column — Otieno, how does this group of k values compare? [WAIT 10 seconds.]' Introduce the formal definition: write F = kx on the board and say: 'k is the spring constant — the larger k is, the stiffer the spring, and the more force you need for every extra centimetre of stretch.' Connect explicitly: 'Now think about our two Kericho ropes — if rope A is like our stiff spring and rope B is like our soft spring, which rope do you think had the higher k? [WAIT 15 seconds.] Cold-call 2 learners, require justification: 'Because…' During the prediction slip review, choose one learner whose original prediction was wrong and celebrate: 'This is exactly what science is — you made a brave prediction, the evidence corrected you, and now you know something true about the world.'</w:t>
+            </w:r>
+          </w:p>
+        </w:tc>
+        <w:tc>
+          <w:tcPr>
+            <w:tcW w:type="dxa" w:w="3040"/>
+            <w:shd w:fill="FFFFFF" w:color="auto" w:val="clear"/>
+            <w:tcMar>
+              <w:top w:type="dxa" w:w="60"/>
+              <w:left w:type="dxa" w:w="120"/>
+              <w:bottom w:type="dxa" w:w="60"/>
+              <w:right w:type="dxa" w:w="120"/>
+            </w:tcMar>
+            <w:vAlign w:val="top"/>
+          </w:tcPr>
+          <w:p>
+            <w:pPr>
+              <w:spacing w:after="40" w:before="0"/>
+              <w:jc w:val="left"/>
+            </w:pPr>
+            <w:r>
+              <w:rPr>
+                <w:rFonts w:ascii="Arial" w:cs="Arial" w:eastAsia="Arial" w:hAnsi="Arial"/>
+                <w:b w:val="false"/>
+                <w:bCs w:val="false"/>
+                <w:i w:val="false"/>
+                <w:iCs w:val="false"/>
+                <w:color w:val="000000"/>
+                <w:sz w:val="18"/>
+                <w:szCs w:val="18"/>
+              </w:rPr>
+              <w:t xml:space="preserve">Class Data Wall with Cross-Group Comparison — aggregating data from all groups into a shared display models the scientific practice of using multiple trials and replications to build confidence in a result. The 'I thought… but I found…' reflection is a metacognitive sensemaking tool that helps learners explicitly track conceptual change, a core NGSS Science and Engineering Practice (SEP 6: Constructing Explanations). The F/x ratio check reinforces that k is not read off the graph but is a property derivable from any point in the linear region.</w:t>
+            </w:r>
+          </w:p>
+        </w:tc>
+        <w:tc>
+          <w:tcPr>
+            <w:tcW w:type="dxa" w:w="3040"/>
+            <w:shd w:fill="F2F2F2" w:color="auto" w:val="clear"/>
+            <w:tcMar>
+              <w:top w:type="dxa" w:w="60"/>
+              <w:left w:type="dxa" w:w="120"/>
+              <w:bottom w:type="dxa" w:w="60"/>
+              <w:right w:type="dxa" w:w="120"/>
+            </w:tcMar>
+            <w:vAlign w:val="top"/>
+          </w:tcPr>
+          <w:p>
+            <w:pPr>
+              <w:spacing w:after="40" w:before="0"/>
+              <w:jc w:val="left"/>
+            </w:pPr>
+            <w:r>
+              <w:rPr>
+                <w:rFonts w:ascii="Arial" w:cs="Arial" w:eastAsia="Arial" w:hAnsi="Arial"/>
+                <w:b w:val="false"/>
+                <w:bCs w:val="false"/>
+                <w:i w:val="false"/>
+                <w:iCs w:val="false"/>
+                <w:color w:val="000000"/>
+                <w:sz w:val="18"/>
+                <w:szCs w:val="18"/>
+              </w:rPr>
+              <w:t xml:space="preserve">Exit check (2 minutes at end of phase): Teacher shows a force-extension graph on the board with the elastic limit marked and asks three rapid cold-call questions: (1) 'What does the gradient of the straight-line portion represent?' (2) 'What happens to the spring if you load it beyond this marked point?' (3) 'Which spring — stiff or soft — would you choose for a bridge rope, and why?' Observable indicator of success: learner correctly identifies k as gradient, describes permanent deformation beyond the elastic limit, and justifies their rope choice using the language of Hooke's Law.</w:t>
+            </w:r>
+          </w:p>
+        </w:tc>
+      </w:tr>
+      <w:tr>
+        <w:tc>
+          <w:tcPr>
+            <w:tcW w:type="dxa" w:w="1520"/>
+            <w:shd w:fill="FCE4D6" w:color="auto" w:val="clear"/>
+            <w:tcMar>
+              <w:top w:type="dxa" w:w="60"/>
+              <w:left w:type="dxa" w:w="120"/>
+              <w:bottom w:type="dxa" w:w="60"/>
+              <w:right w:type="dxa" w:w="120"/>
+            </w:tcMar>
+            <w:vAlign w:val="top"/>
+          </w:tcPr>
+          <w:p>
+            <w:pPr>
+              <w:spacing w:after="40" w:before="0"/>
+              <w:jc w:val="left"/>
+            </w:pPr>
+            <w:r>
+              <w:rPr>
+                <w:rFonts w:ascii="Arial" w:cs="Arial" w:eastAsia="Arial" w:hAnsi="Arial"/>
+                <w:b/>
+                <w:bCs/>
+                <w:i w:val="false"/>
+                <w:iCs w:val="false"/>
+                <w:color w:val="000000"/>
+                <w:sz w:val="18"/>
+                <w:szCs w:val="18"/>
+              </w:rPr>
+              <w:t xml:space="preserve">Driving Question Board (DQB) Creation</w:t>
+            </w:r>
+          </w:p>
+          <w:p>
+            <w:pPr>
+              <w:spacing w:after="20" w:before="0"/>
+            </w:pPr>
+            <w:r>
+              <w:rPr>
+                <w:rFonts w:ascii="Arial" w:cs="Arial" w:eastAsia="Arial" w:hAnsi="Arial"/>
+                <w:b/>
+                <w:bCs/>
+                <w:color w:val="1F3864"/>
+                <w:sz w:val="16"/>
+                <w:szCs w:val="16"/>
+              </w:rPr>
+              <w:t xml:space="preserve">📹 VIDEO:</w:t>
+            </w:r>
+          </w:p>
+          <w:p>
+            <w:pPr>
+              <w:spacing w:after="20" w:before="0"/>
+            </w:pPr>
+            <w:hyperlink w:history="1" r:id="rIdxciwazgfnjyg0d6gkl89l">
+              <w:r>
+                <w:rPr>
+                  <w:rFonts w:ascii="Arial" w:cs="Arial" w:eastAsia="Arial" w:hAnsi="Arial"/>
+                  <w:color w:val="2E75B6"/>
+                  <w:sz w:val="16"/>
+                  <w:szCs w:val="16"/>
+                  <w:u w:val="single" w:color="2E75B6"/>
+                </w:rPr>
+                <w:t xml:space="preserve">hooke's law</w:t>
+              </w:r>
+            </w:hyperlink>
+          </w:p>
+          <w:p>
+            <w:pPr>
+              <w:spacing w:after="10" w:before="0"/>
+              <w:ind w:left="120"/>
+            </w:pPr>
+            <w:r>
+              <w:rPr>
+                <w:rFonts w:ascii="Arial" w:cs="Arial" w:eastAsia="Arial" w:hAnsi="Arial"/>
+                <w:color w:val="595959"/>
+                <w:sz w:val="14"/>
+                <w:szCs w:val="14"/>
+              </w:rPr>
+              <w:t xml:space="preserve">Source: ARES Local Curriculum  - Digital Literacy Content</w:t>
+            </w:r>
+          </w:p>
+          <w:p>
+            <w:pPr>
+              <w:spacing w:after="10" w:before="0"/>
+              <w:ind w:left="120"/>
+            </w:pPr>
+            <w:hyperlink w:history="1" r:id="rIdviub2wcktahcbggrzreei">
+              <w:r>
+                <w:rPr>
+                  <w:rFonts w:ascii="Arial" w:cs="Arial" w:eastAsia="Arial" w:hAnsi="Arial"/>
+                  <w:color w:val="595959"/>
+                  <w:sz w:val="14"/>
+                  <w:szCs w:val="14"/>
+                  <w:u w:val="single" w:color="595959"/>
+                </w:rPr>
+                <w:t xml:space="preserve">🔍 Search ARES for similar videos</w:t>
+              </w:r>
+            </w:hyperlink>
+          </w:p>
+          <w:p>
+            <w:pPr>
+              <w:spacing w:after="40" w:before="0"/>
+            </w:pPr>
+            <w:r>
+              <w:rPr>
+                <w:sz w:val="14"/>
+                <w:szCs w:val="14"/>
+              </w:rPr>
+              <w:t xml:space="preserve"/>
+            </w:r>
+          </w:p>
+          <w:p>
+            <w:pPr>
+              <w:spacing w:after="20" w:before="0"/>
+            </w:pPr>
+            <w:r>
+              <w:rPr>
+                <w:rFonts w:ascii="Arial" w:cs="Arial" w:eastAsia="Arial" w:hAnsi="Arial"/>
+                <w:b/>
+                <w:bCs/>
+                <w:color w:val="1F3864"/>
+                <w:sz w:val="16"/>
+                <w:szCs w:val="16"/>
+              </w:rPr>
+              <w:t xml:space="preserve">📖 HTML:</w:t>
+            </w:r>
+          </w:p>
+          <w:p>
+            <w:pPr>
+              <w:spacing w:after="20" w:before="0"/>
+            </w:pPr>
+            <w:hyperlink w:history="1" r:id="rIdso9otf2w6jmhghlduy0qe">
               <w:r>
                 <w:rPr>
                   <w:rFonts w:ascii="Arial" w:cs="Arial" w:eastAsia="Arial" w:hAnsi="Arial"/>
@@ -14445,7 +15082,7 @@
               <w:spacing w:after="10" w:before="0"/>
               <w:ind w:left="120"/>
             </w:pPr>
-            <w:hyperlink w:history="1" r:id="rIdvadse4nxqun7tplwun-9j">
+            <w:hyperlink w:history="1" r:id="rIdb-inyofehfn66un0tzppe">
               <w:r>
                 <w:rPr>
                   <w:rFonts w:ascii="Arial" w:cs="Arial" w:eastAsia="Arial" w:hAnsi="Arial"/>
@@ -14487,7 +15124,7 @@
                 <w:sz w:val="18"/>
                 <w:szCs w:val="18"/>
               </w:rPr>
-              <w:t xml:space="preserve">The teacher leads a whole-class data collation: one representative from each group writes their spring type and k value (calculated from graph gradient) on the class data wall — a large sheet of paper at the front divided into 'Stiff Spring' and 'Soft Spring' columns. Learners compare values within each column (expecting consistency) and between columns (expecting a clear difference). The teacher then introduces the formal vocabulary: Hooke's Law (F = kx), spring constant k (unit: N/m), elastic limit, and proportionality limit. Learners annotate their graphs with these labels. A worked example is solved together: 'A spring has k = 20 N/m. A Kenyan farmer hangs a 2.5 kg bunch of bananas from it. What is the extension?' (Answer: F = 2.5 × 10 = 25 N; x = F/k = 25/20 = 1.25 m — teacher pauses here to ask 'Does 1.25 m make sense for a small spring?', prompting learners to recognise the spring in the example must be very soft or the bananas are very heavy — reinforcing unit and magnitude sense-checking). Learners then retrieve their prediction slips from Phase 1, compare their predicted graph shape with their actual graph, and write a two-sentence 'I thought… but I found…' reflection in their journals. Finally, each group calculates the ratio F/x at three points in the linear region and confirms it is constant — this is the physical meaning of k.</w:t>
+              <w:t xml:space="preserve">Each group receives two colours of sticky notes: yellow for 'new understanding' and pink for 'new question.' Groups spend 4 minutes writing: at least one yellow note (e.g., 'The stiff spring has a larger k — it needs more force per centimetre of stretch') and at least one pink note (e.g., 'Does a rope have a spring constant? How do we measure k for a rope made of sisal?' or 'What happens after the elastic limit — does the material keep stretching forever or does it snap?'). Groups post their notes on the class DQB under the existing columns: 'What we think we know' (yellow) and 'New questions' (pink). The teacher reads three pink notes aloud and says: 'These questions are exactly what Lesson 5 will address — tensile strength and the breaking point.' The teacher also draws a large arrow on the DQB connecting today's finding ('k is measurable and different for different materials') to the original phenomenon question ('Can we predict which rope will snap?') and writes: 'PARTIAL ANSWER: A rope with a lower k and a lower elastic limit is more likely to permanently deform and snap under the same load.'</w:t>
             </w:r>
           </w:p>
         </w:tc>
@@ -14519,7 +15156,7 @@
                 <w:sz w:val="18"/>
                 <w:szCs w:val="18"/>
               </w:rPr>
-              <w:t xml:space="preserve">At the class data wall, ask: 'Wanjiru, read out your group's k value for the stiff spring.' After three groups have shared: 'What do you notice about these numbers? [WAIT 12 seconds.] Fatuma, what pattern do you see?' After the pattern is confirmed: 'Now look at the soft spring column — Otieno, how does this group of k values compare? [WAIT 10 seconds.]' Introduce the formal definition: write F = kx on the board and say: 'k is the spring constant — the larger k is, the stiffer the spring, and the more force you need for every extra centimetre of stretch.' Connect explicitly: 'Now think about our two Kericho ropes — if rope A is like our stiff spring and rope B is like our soft spring, which rope do you think had the higher k? [WAIT 15 seconds.] Cold-call 2 learners, require justification: 'Because…' During the prediction slip review, choose one learner whose original prediction was wrong and celebrate: 'This is exactly what science is — you made a brave prediction, the evidence corrected you, and now you know something true about the world.'</w:t>
+              <w:t xml:space="preserve">Before sticky-note writing, re-read the driving question aloud: 'Why do some materials stretch and snap back while others permanently deform or break — and how can we use this knowledge to choose the right material for a safe structure in Kenya?' Say: 'Your yellow note must connect something from today's investigation directly to this question.' After notes are posted, select one yellow and one pink note from different groups. Ask the class: 'Ngeno's group wrote that the elastic limit is the key safety boundary. Do you agree? [WAIT 12 seconds.] Baraka, respond to Ngeno's idea.' Facilitate a 2-minute class discussion. Close by pointing to the DQB: 'Notice how our board is growing — two lessons ago we could only say the ropes looked the same but behaved differently. Now we can say: the rope that snapped had passed its elastic limit. Next lesson we find out exactly when a material breaks.'</w:t>
             </w:r>
           </w:p>
         </w:tc>
@@ -14551,7 +15188,7 @@
                 <w:sz w:val="18"/>
                 <w:szCs w:val="18"/>
               </w:rPr>
-              <w:t xml:space="preserve">Class Data Wall with Cross-Group Comparison — aggregating data from all groups into a shared display models the scientific practice of using multiple trials and replications to build confidence in a result. The 'I thought… but I found…' reflection is a metacognitive sensemaking tool that helps learners explicitly track conceptual change, a core NGSS Science and Engineering Practice (SEP 6: Constructing Explanations). The F/x ratio check reinforces that k is not read off the graph but is a property derivable from any point in the linear region.</w:t>
+              <w:t xml:space="preserve">DQB Sticky-Note Protocol (Two-Colour) — the deliberate colour-coding of 'understanding' versus 'question' notes trains learners in the scientific practice of distinguishing claims from open problems (NGSS SEP 1: Asking Questions and Defining Problems). The teacher's visible arrow connecting today's evidence to the phenomenon creates a public record of the storyline's progress, making the cumulative nature of scientific knowledge construction explicit.</w:t>
             </w:r>
           </w:p>
         </w:tc>
@@ -14583,7 +15220,7 @@
                 <w:sz w:val="18"/>
                 <w:szCs w:val="18"/>
               </w:rPr>
-              <w:t xml:space="preserve">Exit check (2 minutes at end of phase): Teacher shows a force-extension graph on the board with the elastic limit marked and asks three rapid cold-call questions: (1) 'What does the gradient of the straight-line portion represent?' (2) 'What happens to the spring if you load it beyond this marked point?' (3) 'Which spring — stiff or soft — would you choose for a bridge rope, and why?' Observable indicator of success: learner correctly identifies k as gradient, describes permanent deformation beyond the elastic limit, and justifies their rope choice using the language of Hooke's Law.</w:t>
+              <w:t xml:space="preserve">Teacher reads all posted yellow notes after class. Success indicator: yellow notes reference k, elastic limit, or the comparative stiffness of the two spring types in relation to the bridge ropes. A yellow note that says only 'springs stretch when you pull them' signals insufficient conceptual advancement — teacher follows up individually at the start of Lesson 5. Pink notes are catalogued to inform the framing of Lesson 5.</w:t>
             </w:r>
           </w:p>
         </w:tc>
@@ -14592,32 +15229,32 @@
         <w:tc>
           <w:tcPr>
             <w:tcW w:type="dxa" w:w="1520"/>
-            <w:shd w:fill="FCE4D6" w:color="auto" w:val="clear"/>
-            <w:tcMar>
-              <w:top w:type="dxa" w:w="60"/>
-              <w:left w:type="dxa" w:w="120"/>
-              <w:bottom w:type="dxa" w:w="60"/>
-              <w:right w:type="dxa" w:w="120"/>
-            </w:tcMar>
-            <w:vAlign w:val="top"/>
-          </w:tcPr>
-          <w:p>
-            <w:pPr>
-              <w:spacing w:after="40" w:before="0"/>
-              <w:jc w:val="left"/>
-            </w:pPr>
-            <w:r>
-              <w:rPr>
-                <w:rFonts w:ascii="Arial" w:cs="Arial" w:eastAsia="Arial" w:hAnsi="Arial"/>
-                <w:b/>
-                <w:bCs/>
-                <w:i w:val="false"/>
-                <w:iCs w:val="false"/>
-                <w:color w:val="000000"/>
-                <w:sz w:val="18"/>
-                <w:szCs w:val="18"/>
-              </w:rPr>
-              <w:t xml:space="preserve">Driving Question Board (DQB) Creation</w:t>
+            <w:shd w:fill="D5E8F0" w:color="auto" w:val="clear"/>
+            <w:tcMar>
+              <w:top w:type="dxa" w:w="60"/>
+              <w:left w:type="dxa" w:w="120"/>
+              <w:bottom w:type="dxa" w:w="60"/>
+              <w:right w:type="dxa" w:w="120"/>
+            </w:tcMar>
+            <w:vAlign w:val="top"/>
+          </w:tcPr>
+          <w:p>
+            <w:pPr>
+              <w:spacing w:after="40" w:before="0"/>
+              <w:jc w:val="left"/>
+            </w:pPr>
+            <w:r>
+              <w:rPr>
+                <w:rFonts w:ascii="Arial" w:cs="Arial" w:eastAsia="Arial" w:hAnsi="Arial"/>
+                <w:b/>
+                <w:bCs/>
+                <w:i w:val="false"/>
+                <w:iCs w:val="false"/>
+                <w:color w:val="000000"/>
+                <w:sz w:val="18"/>
+                <w:szCs w:val="18"/>
+              </w:rPr>
+              <w:t xml:space="preserve">Model Building Phase</w:t>
             </w:r>
           </w:p>
           <w:p>
@@ -14640,7 +15277,7 @@
             <w:pPr>
               <w:spacing w:after="20" w:before="0"/>
             </w:pPr>
-            <w:hyperlink w:history="1" r:id="rId0dyj5ey5orrampggjje9k">
+            <w:hyperlink w:history="1" r:id="rIda7ggjteqnt5giimxftnkv">
               <w:r>
                 <w:rPr>
                   <w:rFonts w:ascii="Arial" w:cs="Arial" w:eastAsia="Arial" w:hAnsi="Arial"/>
@@ -14649,7 +15286,7 @@
                   <w:szCs w:val="16"/>
                   <w:u w:val="single" w:color="2E75B6"/>
                 </w:rPr>
-                <w:t xml:space="preserve">hooke's law</w:t>
+                <w:t xml:space="preserve">Intro to springs and Hooke's law</w:t>
               </w:r>
             </w:hyperlink>
           </w:p>
@@ -14665,7 +15302,7 @@
                 <w:sz w:val="14"/>
                 <w:szCs w:val="14"/>
               </w:rPr>
-              <w:t xml:space="preserve">Source: ARES Local Curriculum  - Digital Literacy Content</w:t>
+              <w:t xml:space="preserve">Source: Khan Academy (English - US curriculum)</w:t>
             </w:r>
           </w:p>
           <w:p>
@@ -14673,7 +15310,7 @@
               <w:spacing w:after="10" w:before="0"/>
               <w:ind w:left="120"/>
             </w:pPr>
-            <w:hyperlink w:history="1" r:id="rId264eh0xm167gotzfukujt">
+            <w:hyperlink w:history="1" r:id="rIdkrc3i4nucrqt5nfnwgov8">
               <w:r>
                 <w:rPr>
                   <w:rFonts w:ascii="Arial" w:cs="Arial" w:eastAsia="Arial" w:hAnsi="Arial"/>
@@ -14718,7 +15355,7 @@
             <w:pPr>
               <w:spacing w:after="20" w:before="0"/>
             </w:pPr>
-            <w:hyperlink w:history="1" r:id="rIdg2jgkh9w3bk9mw3iair-0">
+            <w:hyperlink w:history="1" r:id="rIdqxipc1wn5-lwsy7czv00j">
               <w:r>
                 <w:rPr>
                   <w:rFonts w:ascii="Arial" w:cs="Arial" w:eastAsia="Arial" w:hAnsi="Arial"/>
@@ -14751,313 +15388,7 @@
               <w:spacing w:after="10" w:before="0"/>
               <w:ind w:left="120"/>
             </w:pPr>
-            <w:hyperlink w:history="1" r:id="rIdzxujcdipqb6yb1ia_sifi">
-              <w:r>
-                <w:rPr>
-                  <w:rFonts w:ascii="Arial" w:cs="Arial" w:eastAsia="Arial" w:hAnsi="Arial"/>
-                  <w:color w:val="595959"/>
-                  <w:sz w:val="14"/>
-                  <w:szCs w:val="14"/>
-                  <w:u w:val="single" w:color="595959"/>
-                </w:rPr>
-                <w:t xml:space="preserve">🔍 Search ARES for similar readings</w:t>
-              </w:r>
-            </w:hyperlink>
-          </w:p>
-        </w:tc>
-        <w:tc>
-          <w:tcPr>
-            <w:tcW w:type="dxa" w:w="3040"/>
-            <w:shd w:fill="FFFFFF" w:color="auto" w:val="clear"/>
-            <w:tcMar>
-              <w:top w:type="dxa" w:w="60"/>
-              <w:left w:type="dxa" w:w="120"/>
-              <w:bottom w:type="dxa" w:w="60"/>
-              <w:right w:type="dxa" w:w="120"/>
-            </w:tcMar>
-            <w:vAlign w:val="top"/>
-          </w:tcPr>
-          <w:p>
-            <w:pPr>
-              <w:spacing w:after="40" w:before="0"/>
-              <w:jc w:val="left"/>
-            </w:pPr>
-            <w:r>
-              <w:rPr>
-                <w:rFonts w:ascii="Arial" w:cs="Arial" w:eastAsia="Arial" w:hAnsi="Arial"/>
-                <w:b w:val="false"/>
-                <w:bCs w:val="false"/>
-                <w:i w:val="false"/>
-                <w:iCs w:val="false"/>
-                <w:color w:val="000000"/>
-                <w:sz w:val="18"/>
-                <w:szCs w:val="18"/>
-              </w:rPr>
-              <w:t xml:space="preserve">Each group receives two colours of sticky notes: yellow for 'new understanding' and pink for 'new question.' Groups spend 4 minutes writing: at least one yellow note (e.g., 'The stiff spring has a larger k — it needs more force per centimetre of stretch') and at least one pink note (e.g., 'Does a rope have a spring constant? How do we measure k for a rope made of sisal?' or 'What happens after the elastic limit — does the material keep stretching forever or does it snap?'). Groups post their notes on the class DQB under the existing columns: 'What we think we know' (yellow) and 'New questions' (pink). The teacher reads three pink notes aloud and says: 'These questions are exactly what Lesson 5 will address — tensile strength and the breaking point.' The teacher also draws a large arrow on the DQB connecting today's finding ('k is measurable and different for different materials') to the original phenomenon question ('Can we predict which rope will snap?') and writes: 'PARTIAL ANSWER: A rope with a lower k and a lower elastic limit is more likely to permanently deform and snap under the same load.'</w:t>
-            </w:r>
-          </w:p>
-        </w:tc>
-        <w:tc>
-          <w:tcPr>
-            <w:tcW w:type="dxa" w:w="3040"/>
-            <w:shd w:fill="F2F2F2" w:color="auto" w:val="clear"/>
-            <w:tcMar>
-              <w:top w:type="dxa" w:w="60"/>
-              <w:left w:type="dxa" w:w="120"/>
-              <w:bottom w:type="dxa" w:w="60"/>
-              <w:right w:type="dxa" w:w="120"/>
-            </w:tcMar>
-            <w:vAlign w:val="top"/>
-          </w:tcPr>
-          <w:p>
-            <w:pPr>
-              <w:spacing w:after="40" w:before="0"/>
-              <w:jc w:val="left"/>
-            </w:pPr>
-            <w:r>
-              <w:rPr>
-                <w:rFonts w:ascii="Arial" w:cs="Arial" w:eastAsia="Arial" w:hAnsi="Arial"/>
-                <w:b w:val="false"/>
-                <w:bCs w:val="false"/>
-                <w:i w:val="false"/>
-                <w:iCs w:val="false"/>
-                <w:color w:val="000000"/>
-                <w:sz w:val="18"/>
-                <w:szCs w:val="18"/>
-              </w:rPr>
-              <w:t xml:space="preserve">Before sticky-note writing, re-read the driving question aloud: 'Why do some materials stretch and snap back while others permanently deform or break — and how can we use this knowledge to choose the right material for a safe structure in Kenya?' Say: 'Your yellow note must connect something from today's investigation directly to this question.' After notes are posted, select one yellow and one pink note from different groups. Ask the class: 'Ngeno's group wrote that the elastic limit is the key safety boundary. Do you agree? [WAIT 12 seconds.] Baraka, respond to Ngeno's idea.' Facilitate a 2-minute class discussion. Close by pointing to the DQB: 'Notice how our board is growing — two lessons ago we could only say the ropes looked the same but behaved differently. Now we can say: the rope that snapped had passed its elastic limit. Next lesson we find out exactly when a material breaks.'</w:t>
-            </w:r>
-          </w:p>
-        </w:tc>
-        <w:tc>
-          <w:tcPr>
-            <w:tcW w:type="dxa" w:w="3040"/>
-            <w:shd w:fill="FFFFFF" w:color="auto" w:val="clear"/>
-            <w:tcMar>
-              <w:top w:type="dxa" w:w="60"/>
-              <w:left w:type="dxa" w:w="120"/>
-              <w:bottom w:type="dxa" w:w="60"/>
-              <w:right w:type="dxa" w:w="120"/>
-            </w:tcMar>
-            <w:vAlign w:val="top"/>
-          </w:tcPr>
-          <w:p>
-            <w:pPr>
-              <w:spacing w:after="40" w:before="0"/>
-              <w:jc w:val="left"/>
-            </w:pPr>
-            <w:r>
-              <w:rPr>
-                <w:rFonts w:ascii="Arial" w:cs="Arial" w:eastAsia="Arial" w:hAnsi="Arial"/>
-                <w:b w:val="false"/>
-                <w:bCs w:val="false"/>
-                <w:i w:val="false"/>
-                <w:iCs w:val="false"/>
-                <w:color w:val="000000"/>
-                <w:sz w:val="18"/>
-                <w:szCs w:val="18"/>
-              </w:rPr>
-              <w:t xml:space="preserve">DQB Sticky-Note Protocol (Two-Colour) — the deliberate colour-coding of 'understanding' versus 'question' notes trains learners in the scientific practice of distinguishing claims from open problems (NGSS SEP 1: Asking Questions and Defining Problems). The teacher's visible arrow connecting today's evidence to the phenomenon creates a public record of the storyline's progress, making the cumulative nature of scientific knowledge construction explicit.</w:t>
-            </w:r>
-          </w:p>
-        </w:tc>
-        <w:tc>
-          <w:tcPr>
-            <w:tcW w:type="dxa" w:w="3040"/>
-            <w:shd w:fill="F2F2F2" w:color="auto" w:val="clear"/>
-            <w:tcMar>
-              <w:top w:type="dxa" w:w="60"/>
-              <w:left w:type="dxa" w:w="120"/>
-              <w:bottom w:type="dxa" w:w="60"/>
-              <w:right w:type="dxa" w:w="120"/>
-            </w:tcMar>
-            <w:vAlign w:val="top"/>
-          </w:tcPr>
-          <w:p>
-            <w:pPr>
-              <w:spacing w:after="40" w:before="0"/>
-              <w:jc w:val="left"/>
-            </w:pPr>
-            <w:r>
-              <w:rPr>
-                <w:rFonts w:ascii="Arial" w:cs="Arial" w:eastAsia="Arial" w:hAnsi="Arial"/>
-                <w:b w:val="false"/>
-                <w:bCs w:val="false"/>
-                <w:i w:val="false"/>
-                <w:iCs w:val="false"/>
-                <w:color w:val="000000"/>
-                <w:sz w:val="18"/>
-                <w:szCs w:val="18"/>
-              </w:rPr>
-              <w:t xml:space="preserve">Teacher reads all posted yellow notes after class. Success indicator: yellow notes reference k, elastic limit, or the comparative stiffness of the two spring types in relation to the bridge ropes. A yellow note that says only 'springs stretch when you pull them' signals insufficient conceptual advancement — teacher follows up individually at the start of Lesson 5. Pink notes are catalogued to inform the framing of Lesson 5.</w:t>
-            </w:r>
-          </w:p>
-        </w:tc>
-      </w:tr>
-      <w:tr>
-        <w:tc>
-          <w:tcPr>
-            <w:tcW w:type="dxa" w:w="1520"/>
-            <w:shd w:fill="D5E8F0" w:color="auto" w:val="clear"/>
-            <w:tcMar>
-              <w:top w:type="dxa" w:w="60"/>
-              <w:left w:type="dxa" w:w="120"/>
-              <w:bottom w:type="dxa" w:w="60"/>
-              <w:right w:type="dxa" w:w="120"/>
-            </w:tcMar>
-            <w:vAlign w:val="top"/>
-          </w:tcPr>
-          <w:p>
-            <w:pPr>
-              <w:spacing w:after="40" w:before="0"/>
-              <w:jc w:val="left"/>
-            </w:pPr>
-            <w:r>
-              <w:rPr>
-                <w:rFonts w:ascii="Arial" w:cs="Arial" w:eastAsia="Arial" w:hAnsi="Arial"/>
-                <w:b/>
-                <w:bCs/>
-                <w:i w:val="false"/>
-                <w:iCs w:val="false"/>
-                <w:color w:val="000000"/>
-                <w:sz w:val="18"/>
-                <w:szCs w:val="18"/>
-              </w:rPr>
-              <w:t xml:space="preserve">Model Building Phase</w:t>
-            </w:r>
-          </w:p>
-          <w:p>
-            <w:pPr>
-              <w:spacing w:after="20" w:before="0"/>
-            </w:pPr>
-            <w:r>
-              <w:rPr>
-                <w:rFonts w:ascii="Arial" w:cs="Arial" w:eastAsia="Arial" w:hAnsi="Arial"/>
-                <w:b/>
-                <w:bCs/>
-                <w:color w:val="1F3864"/>
-                <w:sz w:val="16"/>
-                <w:szCs w:val="16"/>
-              </w:rPr>
-              <w:t xml:space="preserve">📹 VIDEO:</w:t>
-            </w:r>
-          </w:p>
-          <w:p>
-            <w:pPr>
-              <w:spacing w:after="20" w:before="0"/>
-            </w:pPr>
-            <w:hyperlink w:history="1" r:id="rIdy9fobzndv8tfozaypaqlk">
-              <w:r>
-                <w:rPr>
-                  <w:rFonts w:ascii="Arial" w:cs="Arial" w:eastAsia="Arial" w:hAnsi="Arial"/>
-                  <w:color w:val="2E75B6"/>
-                  <w:sz w:val="16"/>
-                  <w:szCs w:val="16"/>
-                  <w:u w:val="single" w:color="2E75B6"/>
-                </w:rPr>
-                <w:t xml:space="preserve">Potential energy stored in a spring</w:t>
-              </w:r>
-            </w:hyperlink>
-          </w:p>
-          <w:p>
-            <w:pPr>
-              <w:spacing w:after="10" w:before="0"/>
-              <w:ind w:left="120"/>
-            </w:pPr>
-            <w:r>
-              <w:rPr>
-                <w:rFonts w:ascii="Arial" w:cs="Arial" w:eastAsia="Arial" w:hAnsi="Arial"/>
-                <w:color w:val="595959"/>
-                <w:sz w:val="14"/>
-                <w:szCs w:val="14"/>
-              </w:rPr>
-              <w:t xml:space="preserve">Source: Khan Academy (English - US curriculum)</w:t>
-            </w:r>
-          </w:p>
-          <w:p>
-            <w:pPr>
-              <w:spacing w:after="10" w:before="0"/>
-              <w:ind w:left="120"/>
-            </w:pPr>
-            <w:hyperlink w:history="1" r:id="rId598lb-ejku4dcwnqz17qi">
-              <w:r>
-                <w:rPr>
-                  <w:rFonts w:ascii="Arial" w:cs="Arial" w:eastAsia="Arial" w:hAnsi="Arial"/>
-                  <w:color w:val="595959"/>
-                  <w:sz w:val="14"/>
-                  <w:szCs w:val="14"/>
-                  <w:u w:val="single" w:color="595959"/>
-                </w:rPr>
-                <w:t xml:space="preserve">🔍 Search ARES for similar videos</w:t>
-              </w:r>
-            </w:hyperlink>
-          </w:p>
-          <w:p>
-            <w:pPr>
-              <w:spacing w:after="40" w:before="0"/>
-            </w:pPr>
-            <w:r>
-              <w:rPr>
-                <w:sz w:val="14"/>
-                <w:szCs w:val="14"/>
-              </w:rPr>
-              <w:t xml:space="preserve"/>
-            </w:r>
-          </w:p>
-          <w:p>
-            <w:pPr>
-              <w:spacing w:after="20" w:before="0"/>
-            </w:pPr>
-            <w:r>
-              <w:rPr>
-                <w:rFonts w:ascii="Arial" w:cs="Arial" w:eastAsia="Arial" w:hAnsi="Arial"/>
-                <w:b/>
-                <w:bCs/>
-                <w:color w:val="1F3864"/>
-                <w:sz w:val="16"/>
-                <w:szCs w:val="16"/>
-              </w:rPr>
-              <w:t xml:space="preserve">📖 HTML:</w:t>
-            </w:r>
-          </w:p>
-          <w:p>
-            <w:pPr>
-              <w:spacing w:after="20" w:before="0"/>
-            </w:pPr>
-            <w:hyperlink w:history="1" r:id="rIduzu50yc-8fsl5hy3fwcl0">
-              <w:r>
-                <w:rPr>
-                  <w:rFonts w:ascii="Arial" w:cs="Arial" w:eastAsia="Arial" w:hAnsi="Arial"/>
-                  <w:color w:val="2E75B6"/>
-                  <w:sz w:val="16"/>
-                  <w:szCs w:val="16"/>
-                  <w:u w:val="single" w:color="2E75B6"/>
-                </w:rPr>
-                <w:t xml:space="preserve">Hooke's Law</w:t>
-              </w:r>
-            </w:hyperlink>
-          </w:p>
-          <w:p>
-            <w:pPr>
-              <w:spacing w:after="10" w:before="0"/>
-              <w:ind w:left="120"/>
-            </w:pPr>
-            <w:r>
-              <w:rPr>
-                <w:rFonts w:ascii="Arial" w:cs="Arial" w:eastAsia="Arial" w:hAnsi="Arial"/>
-                <w:color w:val="595959"/>
-                <w:sz w:val="14"/>
-                <w:szCs w:val="14"/>
-              </w:rPr>
-              <w:t xml:space="preserve">Source: PhET Interactive Simulations (English)</w:t>
-            </w:r>
-          </w:p>
-          <w:p>
-            <w:pPr>
-              <w:spacing w:after="10" w:before="0"/>
-              <w:ind w:left="120"/>
-            </w:pPr>
-            <w:hyperlink w:history="1" r:id="rIdoydifc8lou8mkgosqjatv">
+            <w:hyperlink w:history="1" r:id="rIds1agsm-qx7xhzqp4otg_e">
               <w:r>
                 <w:rPr>
                   <w:rFonts w:ascii="Arial" w:cs="Arial" w:eastAsia="Arial" w:hAnsi="Arial"/>
@@ -15664,7 +15995,7 @@
         </w:rPr>
         <w:t xml:space="preserve">© 2026 SeaVuria and ARES. Aligned with KICD objectives. Developed by SeaVuria; technical implementation by ARES (with AI assistance from Claude). Licensed under </w:t>
       </w:r>
-      <w:hyperlink w:history="1" r:id="rId_ng6reswoevrkjbjalgxv">
+      <w:hyperlink w:history="1" r:id="rIdjpfqvgo1zwhhfuvejyaox">
         <w:r>
           <w:rPr>
             <w:rFonts w:ascii="Arial" w:cs="Arial" w:eastAsia="Arial" w:hAnsi="Arial"/>
@@ -15685,7 +16016,7 @@
         </w:rPr>
         <w:t xml:space="preserve"> (</w:t>
       </w:r>
-      <w:hyperlink w:history="1" r:id="rId_gq4aknmmknufvogqkd6b">
+      <w:hyperlink w:history="1" r:id="rIdgyb59zaaqxumbwlp9ljbu">
         <w:r>
           <w:rPr>
             <w:rFonts w:ascii="Arial" w:cs="Arial" w:eastAsia="Arial" w:hAnsi="Arial"/>
@@ -16698,6 +17029,23 @@
             <w:pPr>
               <w:spacing w:after="20" w:before="0"/>
             </w:pPr>
+            <w:hyperlink w:history="1" r:id="rIdvwn1luru8mn44hsbj7li1">
+              <w:r>
+                <w:rPr>
+                  <w:rFonts w:ascii="Arial" w:cs="Arial" w:eastAsia="Arial" w:hAnsi="Arial"/>
+                  <w:color w:val="2E75B6"/>
+                  <w:sz w:val="16"/>
+                  <w:szCs w:val="16"/>
+                  <w:u w:val="single" w:color="2E75B6"/>
+                </w:rPr>
+                <w:t xml:space="preserve">Potential energy stored in a spring</w:t>
+              </w:r>
+            </w:hyperlink>
+          </w:p>
+          <w:p>
+            <w:pPr>
+              <w:spacing w:after="20" w:before="0"/>
+            </w:pPr>
             <w:r>
               <w:rPr>
                 <w:rFonts w:ascii="Arial" w:cs="Arial" w:eastAsia="Arial" w:hAnsi="Arial"/>
@@ -16707,7 +17055,7 @@
                 <w:sz w:val="16"/>
                 <w:szCs w:val="16"/>
               </w:rPr>
-              <w:t xml:space="preserve">No closely matching video in the ARES library for this activity.</w:t>
+              <w:t xml:space="preserve">Related topic: not an exact match for this lesson.</w:t>
             </w:r>
           </w:p>
           <w:p>
@@ -16715,7 +17063,22 @@
               <w:spacing w:after="10" w:before="0"/>
               <w:ind w:left="120"/>
             </w:pPr>
-            <w:hyperlink w:history="1" r:id="rIdzfyc2ijkoz6gywtkdytgh">
+            <w:r>
+              <w:rPr>
+                <w:rFonts w:ascii="Arial" w:cs="Arial" w:eastAsia="Arial" w:hAnsi="Arial"/>
+                <w:color w:val="595959"/>
+                <w:sz w:val="14"/>
+                <w:szCs w:val="14"/>
+              </w:rPr>
+              <w:t xml:space="preserve">Source: Khan Academy (English - US curriculum)</w:t>
+            </w:r>
+          </w:p>
+          <w:p>
+            <w:pPr>
+              <w:spacing w:after="10" w:before="0"/>
+              <w:ind w:left="120"/>
+            </w:pPr>
+            <w:hyperlink w:history="1" r:id="rIdrsbss5begm4arf4qhionc">
               <w:r>
                 <w:rPr>
                   <w:rFonts w:ascii="Arial" w:cs="Arial" w:eastAsia="Arial" w:hAnsi="Arial"/>
@@ -16724,24 +17087,9 @@
                   <w:szCs w:val="14"/>
                   <w:u w:val="single" w:color="595959"/>
                 </w:rPr>
-                <w:t xml:space="preserve">🔍 Search ARES for videos</w:t>
+                <w:t xml:space="preserve">🔍 Search ARES for similar videos</w:t>
               </w:r>
             </w:hyperlink>
-          </w:p>
-          <w:p>
-            <w:pPr>
-              <w:spacing w:after="10" w:before="0"/>
-              <w:ind w:left="120"/>
-            </w:pPr>
-            <w:r>
-              <w:rPr>
-                <w:rFonts w:ascii="Arial" w:cs="Arial" w:eastAsia="Arial" w:hAnsi="Arial"/>
-                <w:color w:val="595959"/>
-                <w:sz w:val="14"/>
-                <w:szCs w:val="14"/>
-              </w:rPr>
-              <w:t xml:space="preserve">Search terms: mechanical properties materials young's</w:t>
-            </w:r>
           </w:p>
           <w:p>
             <w:pPr>
@@ -16768,8 +17116,25 @@
                 <w:sz w:val="16"/>
                 <w:szCs w:val="16"/>
               </w:rPr>
-              <w:t xml:space="preserve">📖 READING:</w:t>
-            </w:r>
+              <w:t xml:space="preserve">📖 HTML:</w:t>
+            </w:r>
+          </w:p>
+          <w:p>
+            <w:pPr>
+              <w:spacing w:after="20" w:before="0"/>
+            </w:pPr>
+            <w:hyperlink w:history="1" r:id="rId8lcr1hkngrf-nqh0qos2j">
+              <w:r>
+                <w:rPr>
+                  <w:rFonts w:ascii="Arial" w:cs="Arial" w:eastAsia="Arial" w:hAnsi="Arial"/>
+                  <w:color w:val="2E75B6"/>
+                  <w:sz w:val="16"/>
+                  <w:szCs w:val="16"/>
+                  <w:u w:val="single" w:color="2E75B6"/>
+                </w:rPr>
+                <w:t xml:space="preserve">Hooke's Law</w:t>
+              </w:r>
+            </w:hyperlink>
           </w:p>
           <w:p>
             <w:pPr>
@@ -16784,7 +17149,7 @@
                 <w:sz w:val="16"/>
                 <w:szCs w:val="16"/>
               </w:rPr>
-              <w:t xml:space="preserve">No closely matching reading in the ARES library for this activity.</w:t>
+              <w:t xml:space="preserve">Related topic: not an exact match for this lesson.</w:t>
             </w:r>
           </w:p>
           <w:p>
@@ -16792,7 +17157,22 @@
               <w:spacing w:after="10" w:before="0"/>
               <w:ind w:left="120"/>
             </w:pPr>
-            <w:hyperlink w:history="1" r:id="rId7ytnsrpntp0tfeocyc7kn">
+            <w:r>
+              <w:rPr>
+                <w:rFonts w:ascii="Arial" w:cs="Arial" w:eastAsia="Arial" w:hAnsi="Arial"/>
+                <w:color w:val="595959"/>
+                <w:sz w:val="14"/>
+                <w:szCs w:val="14"/>
+              </w:rPr>
+              <w:t xml:space="preserve">Source: PhET Interactive Simulations (English)</w:t>
+            </w:r>
+          </w:p>
+          <w:p>
+            <w:pPr>
+              <w:spacing w:after="10" w:before="0"/>
+              <w:ind w:left="120"/>
+            </w:pPr>
+            <w:hyperlink w:history="1" r:id="rIdlf9nkaqiipj2yv8tyimzg">
               <w:r>
                 <w:rPr>
                   <w:rFonts w:ascii="Arial" w:cs="Arial" w:eastAsia="Arial" w:hAnsi="Arial"/>
@@ -16801,24 +17181,9 @@
                   <w:szCs w:val="14"/>
                   <w:u w:val="single" w:color="595959"/>
                 </w:rPr>
-                <w:t xml:space="preserve">🔍 Search ARES for readings</w:t>
+                <w:t xml:space="preserve">🔍 Search ARES for similar readings</w:t>
               </w:r>
             </w:hyperlink>
-          </w:p>
-          <w:p>
-            <w:pPr>
-              <w:spacing w:after="10" w:before="0"/>
-              <w:ind w:left="120"/>
-            </w:pPr>
-            <w:r>
-              <w:rPr>
-                <w:rFonts w:ascii="Arial" w:cs="Arial" w:eastAsia="Arial" w:hAnsi="Arial"/>
-                <w:color w:val="595959"/>
-                <w:sz w:val="14"/>
-                <w:szCs w:val="14"/>
-              </w:rPr>
-              <w:t xml:space="preserve">Search terms: mechanical properties materials young's</w:t>
-            </w:r>
           </w:p>
         </w:tc>
         <w:tc>
@@ -16997,6 +17362,23 @@
               </w:rPr>
               <w:t xml:space="preserve">📹 VIDEO:</w:t>
             </w:r>
+          </w:p>
+          <w:p>
+            <w:pPr>
+              <w:spacing w:after="20" w:before="0"/>
+            </w:pPr>
+            <w:hyperlink w:history="1" r:id="rIdjxjepssecoud_jj-zssxh">
+              <w:r>
+                <w:rPr>
+                  <w:rFonts w:ascii="Arial" w:cs="Arial" w:eastAsia="Arial" w:hAnsi="Arial"/>
+                  <w:color w:val="2E75B6"/>
+                  <w:sz w:val="16"/>
+                  <w:szCs w:val="16"/>
+                  <w:u w:val="single" w:color="2E75B6"/>
+                </w:rPr>
+                <w:t xml:space="preserve">Potential energy stored in a spring</w:t>
+              </w:r>
+            </w:hyperlink>
           </w:p>
           <w:p>
             <w:pPr>
@@ -17011,7 +17393,7 @@
                 <w:sz w:val="16"/>
                 <w:szCs w:val="16"/>
               </w:rPr>
-              <w:t xml:space="preserve">No closely matching video in the ARES library for this activity.</w:t>
+              <w:t xml:space="preserve">Related topic: not an exact match for this lesson.</w:t>
             </w:r>
           </w:p>
           <w:p>
@@ -17019,7 +17401,22 @@
               <w:spacing w:after="10" w:before="0"/>
               <w:ind w:left="120"/>
             </w:pPr>
-            <w:hyperlink w:history="1" r:id="rIde2odukedza5jumjffpwag">
+            <w:r>
+              <w:rPr>
+                <w:rFonts w:ascii="Arial" w:cs="Arial" w:eastAsia="Arial" w:hAnsi="Arial"/>
+                <w:color w:val="595959"/>
+                <w:sz w:val="14"/>
+                <w:szCs w:val="14"/>
+              </w:rPr>
+              <w:t xml:space="preserve">Source: Khan Academy (English - US curriculum)</w:t>
+            </w:r>
+          </w:p>
+          <w:p>
+            <w:pPr>
+              <w:spacing w:after="10" w:before="0"/>
+              <w:ind w:left="120"/>
+            </w:pPr>
+            <w:hyperlink w:history="1" r:id="rIdjcr3j-tugtudtywpnqywy">
               <w:r>
                 <w:rPr>
                   <w:rFonts w:ascii="Arial" w:cs="Arial" w:eastAsia="Arial" w:hAnsi="Arial"/>
@@ -17028,24 +17425,9 @@
                   <w:szCs w:val="14"/>
                   <w:u w:val="single" w:color="595959"/>
                 </w:rPr>
-                <w:t xml:space="preserve">🔍 Search ARES for videos</w:t>
+                <w:t xml:space="preserve">🔍 Search ARES for similar videos</w:t>
               </w:r>
             </w:hyperlink>
-          </w:p>
-          <w:p>
-            <w:pPr>
-              <w:spacing w:after="10" w:before="0"/>
-              <w:ind w:left="120"/>
-            </w:pPr>
-            <w:r>
-              <w:rPr>
-                <w:rFonts w:ascii="Arial" w:cs="Arial" w:eastAsia="Arial" w:hAnsi="Arial"/>
-                <w:color w:val="595959"/>
-                <w:sz w:val="14"/>
-                <w:szCs w:val="14"/>
-              </w:rPr>
-              <w:t xml:space="preserve">Search terms: mechanical properties materials young's</w:t>
-            </w:r>
           </w:p>
           <w:p>
             <w:pPr>
@@ -17072,8 +17454,25 @@
                 <w:sz w:val="16"/>
                 <w:szCs w:val="16"/>
               </w:rPr>
-              <w:t xml:space="preserve">📖 READING:</w:t>
-            </w:r>
+              <w:t xml:space="preserve">📖 HTML:</w:t>
+            </w:r>
+          </w:p>
+          <w:p>
+            <w:pPr>
+              <w:spacing w:after="20" w:before="0"/>
+            </w:pPr>
+            <w:hyperlink w:history="1" r:id="rId7ib-vfnt-g2wim_-hwdf6">
+              <w:r>
+                <w:rPr>
+                  <w:rFonts w:ascii="Arial" w:cs="Arial" w:eastAsia="Arial" w:hAnsi="Arial"/>
+                  <w:color w:val="2E75B6"/>
+                  <w:sz w:val="16"/>
+                  <w:szCs w:val="16"/>
+                  <w:u w:val="single" w:color="2E75B6"/>
+                </w:rPr>
+                <w:t xml:space="preserve">Hooke's Law</w:t>
+              </w:r>
+            </w:hyperlink>
           </w:p>
           <w:p>
             <w:pPr>
@@ -17088,7 +17487,7 @@
                 <w:sz w:val="16"/>
                 <w:szCs w:val="16"/>
               </w:rPr>
-              <w:t xml:space="preserve">No closely matching reading in the ARES library for this activity.</w:t>
+              <w:t xml:space="preserve">Related topic: not an exact match for this lesson.</w:t>
             </w:r>
           </w:p>
           <w:p>
@@ -17096,7 +17495,22 @@
               <w:spacing w:after="10" w:before="0"/>
               <w:ind w:left="120"/>
             </w:pPr>
-            <w:hyperlink w:history="1" r:id="rIdggfy154xfibq6jutboq5m">
+            <w:r>
+              <w:rPr>
+                <w:rFonts w:ascii="Arial" w:cs="Arial" w:eastAsia="Arial" w:hAnsi="Arial"/>
+                <w:color w:val="595959"/>
+                <w:sz w:val="14"/>
+                <w:szCs w:val="14"/>
+              </w:rPr>
+              <w:t xml:space="preserve">Source: PhET Interactive Simulations (English)</w:t>
+            </w:r>
+          </w:p>
+          <w:p>
+            <w:pPr>
+              <w:spacing w:after="10" w:before="0"/>
+              <w:ind w:left="120"/>
+            </w:pPr>
+            <w:hyperlink w:history="1" r:id="rIdbppzjjkjepiwxw-2gm-fm">
               <w:r>
                 <w:rPr>
                   <w:rFonts w:ascii="Arial" w:cs="Arial" w:eastAsia="Arial" w:hAnsi="Arial"/>
@@ -17105,24 +17519,9 @@
                   <w:szCs w:val="14"/>
                   <w:u w:val="single" w:color="595959"/>
                 </w:rPr>
-                <w:t xml:space="preserve">🔍 Search ARES for readings</w:t>
+                <w:t xml:space="preserve">🔍 Search ARES for similar readings</w:t>
               </w:r>
             </w:hyperlink>
-          </w:p>
-          <w:p>
-            <w:pPr>
-              <w:spacing w:after="10" w:before="0"/>
-              <w:ind w:left="120"/>
-            </w:pPr>
-            <w:r>
-              <w:rPr>
-                <w:rFonts w:ascii="Arial" w:cs="Arial" w:eastAsia="Arial" w:hAnsi="Arial"/>
-                <w:color w:val="595959"/>
-                <w:sz w:val="14"/>
-                <w:szCs w:val="14"/>
-              </w:rPr>
-              <w:t xml:space="preserve">Search terms: mechanical properties materials young's</w:t>
-            </w:r>
           </w:p>
         </w:tc>
         <w:tc>
@@ -17301,6 +17700,23 @@
               </w:rPr>
               <w:t xml:space="preserve">📹 VIDEO:</w:t>
             </w:r>
+          </w:p>
+          <w:p>
+            <w:pPr>
+              <w:spacing w:after="20" w:before="0"/>
+            </w:pPr>
+            <w:hyperlink w:history="1" r:id="rIdpfgmyatitv6l32adl_fae">
+              <w:r>
+                <w:rPr>
+                  <w:rFonts w:ascii="Arial" w:cs="Arial" w:eastAsia="Arial" w:hAnsi="Arial"/>
+                  <w:color w:val="2E75B6"/>
+                  <w:sz w:val="16"/>
+                  <w:szCs w:val="16"/>
+                  <w:u w:val="single" w:color="2E75B6"/>
+                </w:rPr>
+                <w:t xml:space="preserve">Potential energy stored in a spring</w:t>
+              </w:r>
+            </w:hyperlink>
           </w:p>
           <w:p>
             <w:pPr>
@@ -17315,7 +17731,7 @@
                 <w:sz w:val="16"/>
                 <w:szCs w:val="16"/>
               </w:rPr>
-              <w:t xml:space="preserve">No closely matching video in the ARES library for this activity.</w:t>
+              <w:t xml:space="preserve">Related topic: not an exact match for this lesson.</w:t>
             </w:r>
           </w:p>
           <w:p>
@@ -17323,7 +17739,22 @@
               <w:spacing w:after="10" w:before="0"/>
               <w:ind w:left="120"/>
             </w:pPr>
-            <w:hyperlink w:history="1" r:id="rIdttuaekvwd9u0mllrpzr_e">
+            <w:r>
+              <w:rPr>
+                <w:rFonts w:ascii="Arial" w:cs="Arial" w:eastAsia="Arial" w:hAnsi="Arial"/>
+                <w:color w:val="595959"/>
+                <w:sz w:val="14"/>
+                <w:szCs w:val="14"/>
+              </w:rPr>
+              <w:t xml:space="preserve">Source: Khan Academy (English - US curriculum)</w:t>
+            </w:r>
+          </w:p>
+          <w:p>
+            <w:pPr>
+              <w:spacing w:after="10" w:before="0"/>
+              <w:ind w:left="120"/>
+            </w:pPr>
+            <w:hyperlink w:history="1" r:id="rIdctpuabehqzauxgmmtdpz7">
               <w:r>
                 <w:rPr>
                   <w:rFonts w:ascii="Arial" w:cs="Arial" w:eastAsia="Arial" w:hAnsi="Arial"/>
@@ -17332,24 +17763,9 @@
                   <w:szCs w:val="14"/>
                   <w:u w:val="single" w:color="595959"/>
                 </w:rPr>
-                <w:t xml:space="preserve">🔍 Search ARES for videos</w:t>
+                <w:t xml:space="preserve">🔍 Search ARES for similar videos</w:t>
               </w:r>
             </w:hyperlink>
-          </w:p>
-          <w:p>
-            <w:pPr>
-              <w:spacing w:after="10" w:before="0"/>
-              <w:ind w:left="120"/>
-            </w:pPr>
-            <w:r>
-              <w:rPr>
-                <w:rFonts w:ascii="Arial" w:cs="Arial" w:eastAsia="Arial" w:hAnsi="Arial"/>
-                <w:color w:val="595959"/>
-                <w:sz w:val="14"/>
-                <w:szCs w:val="14"/>
-              </w:rPr>
-              <w:t xml:space="preserve">Search terms: mechanical properties materials young's</w:t>
-            </w:r>
           </w:p>
           <w:p>
             <w:pPr>
@@ -17376,8 +17792,25 @@
                 <w:sz w:val="16"/>
                 <w:szCs w:val="16"/>
               </w:rPr>
-              <w:t xml:space="preserve">📖 READING:</w:t>
-            </w:r>
+              <w:t xml:space="preserve">📖 HTML:</w:t>
+            </w:r>
+          </w:p>
+          <w:p>
+            <w:pPr>
+              <w:spacing w:after="20" w:before="0"/>
+            </w:pPr>
+            <w:hyperlink w:history="1" r:id="rId0ifdo_f1avhugv3pwi-em">
+              <w:r>
+                <w:rPr>
+                  <w:rFonts w:ascii="Arial" w:cs="Arial" w:eastAsia="Arial" w:hAnsi="Arial"/>
+                  <w:color w:val="2E75B6"/>
+                  <w:sz w:val="16"/>
+                  <w:szCs w:val="16"/>
+                  <w:u w:val="single" w:color="2E75B6"/>
+                </w:rPr>
+                <w:t xml:space="preserve">Hooke's Law</w:t>
+              </w:r>
+            </w:hyperlink>
           </w:p>
           <w:p>
             <w:pPr>
@@ -17392,7 +17825,7 @@
                 <w:sz w:val="16"/>
                 <w:szCs w:val="16"/>
               </w:rPr>
-              <w:t xml:space="preserve">No closely matching reading in the ARES library for this activity.</w:t>
+              <w:t xml:space="preserve">Related topic: not an exact match for this lesson.</w:t>
             </w:r>
           </w:p>
           <w:p>
@@ -17400,7 +17833,22 @@
               <w:spacing w:after="10" w:before="0"/>
               <w:ind w:left="120"/>
             </w:pPr>
-            <w:hyperlink w:history="1" r:id="rId4tehxuezwpgzefxot7tp_">
+            <w:r>
+              <w:rPr>
+                <w:rFonts w:ascii="Arial" w:cs="Arial" w:eastAsia="Arial" w:hAnsi="Arial"/>
+                <w:color w:val="595959"/>
+                <w:sz w:val="14"/>
+                <w:szCs w:val="14"/>
+              </w:rPr>
+              <w:t xml:space="preserve">Source: PhET Interactive Simulations (English)</w:t>
+            </w:r>
+          </w:p>
+          <w:p>
+            <w:pPr>
+              <w:spacing w:after="10" w:before="0"/>
+              <w:ind w:left="120"/>
+            </w:pPr>
+            <w:hyperlink w:history="1" r:id="rIdzcwkmuunlaizmxtlzczqe">
               <w:r>
                 <w:rPr>
                   <w:rFonts w:ascii="Arial" w:cs="Arial" w:eastAsia="Arial" w:hAnsi="Arial"/>
@@ -17409,24 +17857,9 @@
                   <w:szCs w:val="14"/>
                   <w:u w:val="single" w:color="595959"/>
                 </w:rPr>
-                <w:t xml:space="preserve">🔍 Search ARES for readings</w:t>
+                <w:t xml:space="preserve">🔍 Search ARES for similar readings</w:t>
               </w:r>
             </w:hyperlink>
-          </w:p>
-          <w:p>
-            <w:pPr>
-              <w:spacing w:after="10" w:before="0"/>
-              <w:ind w:left="120"/>
-            </w:pPr>
-            <w:r>
-              <w:rPr>
-                <w:rFonts w:ascii="Arial" w:cs="Arial" w:eastAsia="Arial" w:hAnsi="Arial"/>
-                <w:color w:val="595959"/>
-                <w:sz w:val="14"/>
-                <w:szCs w:val="14"/>
-              </w:rPr>
-              <w:t xml:space="preserve">Search terms: mechanical properties materials young's</w:t>
-            </w:r>
           </w:p>
         </w:tc>
         <w:tc>
@@ -17605,6 +18038,23 @@
               </w:rPr>
               <w:t xml:space="preserve">📹 VIDEO:</w:t>
             </w:r>
+          </w:p>
+          <w:p>
+            <w:pPr>
+              <w:spacing w:after="20" w:before="0"/>
+            </w:pPr>
+            <w:hyperlink w:history="1" r:id="rIdowxfmefjdwcdngb2vrrel">
+              <w:r>
+                <w:rPr>
+                  <w:rFonts w:ascii="Arial" w:cs="Arial" w:eastAsia="Arial" w:hAnsi="Arial"/>
+                  <w:color w:val="2E75B6"/>
+                  <w:sz w:val="16"/>
+                  <w:szCs w:val="16"/>
+                  <w:u w:val="single" w:color="2E75B6"/>
+                </w:rPr>
+                <w:t xml:space="preserve">Potential energy stored in a spring</w:t>
+              </w:r>
+            </w:hyperlink>
           </w:p>
           <w:p>
             <w:pPr>
@@ -17619,7 +18069,7 @@
                 <w:sz w:val="16"/>
                 <w:szCs w:val="16"/>
               </w:rPr>
-              <w:t xml:space="preserve">No closely matching video in the ARES library for this activity.</w:t>
+              <w:t xml:space="preserve">Related topic: not an exact match for this lesson.</w:t>
             </w:r>
           </w:p>
           <w:p>
@@ -17627,7 +18077,22 @@
               <w:spacing w:after="10" w:before="0"/>
               <w:ind w:left="120"/>
             </w:pPr>
-            <w:hyperlink w:history="1" r:id="rId0u5n29wddqe0bruxegp_n">
+            <w:r>
+              <w:rPr>
+                <w:rFonts w:ascii="Arial" w:cs="Arial" w:eastAsia="Arial" w:hAnsi="Arial"/>
+                <w:color w:val="595959"/>
+                <w:sz w:val="14"/>
+                <w:szCs w:val="14"/>
+              </w:rPr>
+              <w:t xml:space="preserve">Source: Khan Academy (English - US curriculum)</w:t>
+            </w:r>
+          </w:p>
+          <w:p>
+            <w:pPr>
+              <w:spacing w:after="10" w:before="0"/>
+              <w:ind w:left="120"/>
+            </w:pPr>
+            <w:hyperlink w:history="1" r:id="rIdvgchbnvwf1h9evxziek1g">
               <w:r>
                 <w:rPr>
                   <w:rFonts w:ascii="Arial" w:cs="Arial" w:eastAsia="Arial" w:hAnsi="Arial"/>
@@ -17636,24 +18101,9 @@
                   <w:szCs w:val="14"/>
                   <w:u w:val="single" w:color="595959"/>
                 </w:rPr>
-                <w:t xml:space="preserve">🔍 Search ARES for videos</w:t>
+                <w:t xml:space="preserve">🔍 Search ARES for similar videos</w:t>
               </w:r>
             </w:hyperlink>
-          </w:p>
-          <w:p>
-            <w:pPr>
-              <w:spacing w:after="10" w:before="0"/>
-              <w:ind w:left="120"/>
-            </w:pPr>
-            <w:r>
-              <w:rPr>
-                <w:rFonts w:ascii="Arial" w:cs="Arial" w:eastAsia="Arial" w:hAnsi="Arial"/>
-                <w:color w:val="595959"/>
-                <w:sz w:val="14"/>
-                <w:szCs w:val="14"/>
-              </w:rPr>
-              <w:t xml:space="preserve">Search terms: mechanical properties materials young's</w:t>
-            </w:r>
           </w:p>
           <w:p>
             <w:pPr>
@@ -17680,8 +18130,25 @@
                 <w:sz w:val="16"/>
                 <w:szCs w:val="16"/>
               </w:rPr>
-              <w:t xml:space="preserve">📖 READING:</w:t>
-            </w:r>
+              <w:t xml:space="preserve">📖 HTML:</w:t>
+            </w:r>
+          </w:p>
+          <w:p>
+            <w:pPr>
+              <w:spacing w:after="20" w:before="0"/>
+            </w:pPr>
+            <w:hyperlink w:history="1" r:id="rIdkt66gi9olctgkbzm5g63o">
+              <w:r>
+                <w:rPr>
+                  <w:rFonts w:ascii="Arial" w:cs="Arial" w:eastAsia="Arial" w:hAnsi="Arial"/>
+                  <w:color w:val="2E75B6"/>
+                  <w:sz w:val="16"/>
+                  <w:szCs w:val="16"/>
+                  <w:u w:val="single" w:color="2E75B6"/>
+                </w:rPr>
+                <w:t xml:space="preserve">Hooke's Law</w:t>
+              </w:r>
+            </w:hyperlink>
           </w:p>
           <w:p>
             <w:pPr>
@@ -17696,7 +18163,7 @@
                 <w:sz w:val="16"/>
                 <w:szCs w:val="16"/>
               </w:rPr>
-              <w:t xml:space="preserve">No closely matching reading in the ARES library for this activity.</w:t>
+              <w:t xml:space="preserve">Related topic: not an exact match for this lesson.</w:t>
             </w:r>
           </w:p>
           <w:p>
@@ -17704,7 +18171,22 @@
               <w:spacing w:after="10" w:before="0"/>
               <w:ind w:left="120"/>
             </w:pPr>
-            <w:hyperlink w:history="1" r:id="rIdycr1cfqhvu8a0d184bdu0">
+            <w:r>
+              <w:rPr>
+                <w:rFonts w:ascii="Arial" w:cs="Arial" w:eastAsia="Arial" w:hAnsi="Arial"/>
+                <w:color w:val="595959"/>
+                <w:sz w:val="14"/>
+                <w:szCs w:val="14"/>
+              </w:rPr>
+              <w:t xml:space="preserve">Source: PhET Interactive Simulations (English)</w:t>
+            </w:r>
+          </w:p>
+          <w:p>
+            <w:pPr>
+              <w:spacing w:after="10" w:before="0"/>
+              <w:ind w:left="120"/>
+            </w:pPr>
+            <w:hyperlink w:history="1" r:id="rId8c3kvyrw896dq3ytavnfo">
               <w:r>
                 <w:rPr>
                   <w:rFonts w:ascii="Arial" w:cs="Arial" w:eastAsia="Arial" w:hAnsi="Arial"/>
@@ -17713,24 +18195,9 @@
                   <w:szCs w:val="14"/>
                   <w:u w:val="single" w:color="595959"/>
                 </w:rPr>
-                <w:t xml:space="preserve">🔍 Search ARES for readings</w:t>
+                <w:t xml:space="preserve">🔍 Search ARES for similar readings</w:t>
               </w:r>
             </w:hyperlink>
-          </w:p>
-          <w:p>
-            <w:pPr>
-              <w:spacing w:after="10" w:before="0"/>
-              <w:ind w:left="120"/>
-            </w:pPr>
-            <w:r>
-              <w:rPr>
-                <w:rFonts w:ascii="Arial" w:cs="Arial" w:eastAsia="Arial" w:hAnsi="Arial"/>
-                <w:color w:val="595959"/>
-                <w:sz w:val="14"/>
-                <w:szCs w:val="14"/>
-              </w:rPr>
-              <w:t xml:space="preserve">Search terms: mechanical properties materials young's</w:t>
-            </w:r>
           </w:p>
         </w:tc>
         <w:tc>
@@ -17909,6 +18376,23 @@
               </w:rPr>
               <w:t xml:space="preserve">📹 VIDEO:</w:t>
             </w:r>
+          </w:p>
+          <w:p>
+            <w:pPr>
+              <w:spacing w:after="20" w:before="0"/>
+            </w:pPr>
+            <w:hyperlink w:history="1" r:id="rIdzo3m5i_cgcbamowji9m78">
+              <w:r>
+                <w:rPr>
+                  <w:rFonts w:ascii="Arial" w:cs="Arial" w:eastAsia="Arial" w:hAnsi="Arial"/>
+                  <w:color w:val="2E75B6"/>
+                  <w:sz w:val="16"/>
+                  <w:szCs w:val="16"/>
+                  <w:u w:val="single" w:color="2E75B6"/>
+                </w:rPr>
+                <w:t xml:space="preserve">Potential energy stored in a spring</w:t>
+              </w:r>
+            </w:hyperlink>
           </w:p>
           <w:p>
             <w:pPr>
@@ -17923,7 +18407,7 @@
                 <w:sz w:val="16"/>
                 <w:szCs w:val="16"/>
               </w:rPr>
-              <w:t xml:space="preserve">No closely matching video in the ARES library for this activity.</w:t>
+              <w:t xml:space="preserve">Related topic: not an exact match for this lesson.</w:t>
             </w:r>
           </w:p>
           <w:p>
@@ -17931,7 +18415,22 @@
               <w:spacing w:after="10" w:before="0"/>
               <w:ind w:left="120"/>
             </w:pPr>
-            <w:hyperlink w:history="1" r:id="rIdan28y53avdovvwql6wsoe">
+            <w:r>
+              <w:rPr>
+                <w:rFonts w:ascii="Arial" w:cs="Arial" w:eastAsia="Arial" w:hAnsi="Arial"/>
+                <w:color w:val="595959"/>
+                <w:sz w:val="14"/>
+                <w:szCs w:val="14"/>
+              </w:rPr>
+              <w:t xml:space="preserve">Source: Khan Academy (English - US curriculum)</w:t>
+            </w:r>
+          </w:p>
+          <w:p>
+            <w:pPr>
+              <w:spacing w:after="10" w:before="0"/>
+              <w:ind w:left="120"/>
+            </w:pPr>
+            <w:hyperlink w:history="1" r:id="rIdpu1pxkwtthzemok7zyqun">
               <w:r>
                 <w:rPr>
                   <w:rFonts w:ascii="Arial" w:cs="Arial" w:eastAsia="Arial" w:hAnsi="Arial"/>
@@ -17940,24 +18439,9 @@
                   <w:szCs w:val="14"/>
                   <w:u w:val="single" w:color="595959"/>
                 </w:rPr>
-                <w:t xml:space="preserve">🔍 Search ARES for videos</w:t>
+                <w:t xml:space="preserve">🔍 Search ARES for similar videos</w:t>
               </w:r>
             </w:hyperlink>
-          </w:p>
-          <w:p>
-            <w:pPr>
-              <w:spacing w:after="10" w:before="0"/>
-              <w:ind w:left="120"/>
-            </w:pPr>
-            <w:r>
-              <w:rPr>
-                <w:rFonts w:ascii="Arial" w:cs="Arial" w:eastAsia="Arial" w:hAnsi="Arial"/>
-                <w:color w:val="595959"/>
-                <w:sz w:val="14"/>
-                <w:szCs w:val="14"/>
-              </w:rPr>
-              <w:t xml:space="preserve">Search terms: mechanical properties materials young's</w:t>
-            </w:r>
           </w:p>
           <w:p>
             <w:pPr>
@@ -17984,8 +18468,25 @@
                 <w:sz w:val="16"/>
                 <w:szCs w:val="16"/>
               </w:rPr>
-              <w:t xml:space="preserve">📖 READING:</w:t>
-            </w:r>
+              <w:t xml:space="preserve">📖 HTML:</w:t>
+            </w:r>
+          </w:p>
+          <w:p>
+            <w:pPr>
+              <w:spacing w:after="20" w:before="0"/>
+            </w:pPr>
+            <w:hyperlink w:history="1" r:id="rIddegbgu6y2kar0rvhxwayb">
+              <w:r>
+                <w:rPr>
+                  <w:rFonts w:ascii="Arial" w:cs="Arial" w:eastAsia="Arial" w:hAnsi="Arial"/>
+                  <w:color w:val="2E75B6"/>
+                  <w:sz w:val="16"/>
+                  <w:szCs w:val="16"/>
+                  <w:u w:val="single" w:color="2E75B6"/>
+                </w:rPr>
+                <w:t xml:space="preserve">Hooke's Law</w:t>
+              </w:r>
+            </w:hyperlink>
           </w:p>
           <w:p>
             <w:pPr>
@@ -18000,7 +18501,7 @@
                 <w:sz w:val="16"/>
                 <w:szCs w:val="16"/>
               </w:rPr>
-              <w:t xml:space="preserve">No closely matching reading in the ARES library for this activity.</w:t>
+              <w:t xml:space="preserve">Related topic: not an exact match for this lesson.</w:t>
             </w:r>
           </w:p>
           <w:p>
@@ -18008,7 +18509,22 @@
               <w:spacing w:after="10" w:before="0"/>
               <w:ind w:left="120"/>
             </w:pPr>
-            <w:hyperlink w:history="1" r:id="rId_9zpqvb2t7opwsloymx9z">
+            <w:r>
+              <w:rPr>
+                <w:rFonts w:ascii="Arial" w:cs="Arial" w:eastAsia="Arial" w:hAnsi="Arial"/>
+                <w:color w:val="595959"/>
+                <w:sz w:val="14"/>
+                <w:szCs w:val="14"/>
+              </w:rPr>
+              <w:t xml:space="preserve">Source: PhET Interactive Simulations (English)</w:t>
+            </w:r>
+          </w:p>
+          <w:p>
+            <w:pPr>
+              <w:spacing w:after="10" w:before="0"/>
+              <w:ind w:left="120"/>
+            </w:pPr>
+            <w:hyperlink w:history="1" r:id="rIdc-ah-ui0fwm-60aiougad">
               <w:r>
                 <w:rPr>
                   <w:rFonts w:ascii="Arial" w:cs="Arial" w:eastAsia="Arial" w:hAnsi="Arial"/>
@@ -18017,24 +18533,9 @@
                   <w:szCs w:val="14"/>
                   <w:u w:val="single" w:color="595959"/>
                 </w:rPr>
-                <w:t xml:space="preserve">🔍 Search ARES for readings</w:t>
+                <w:t xml:space="preserve">🔍 Search ARES for similar readings</w:t>
               </w:r>
             </w:hyperlink>
-          </w:p>
-          <w:p>
-            <w:pPr>
-              <w:spacing w:after="10" w:before="0"/>
-              <w:ind w:left="120"/>
-            </w:pPr>
-            <w:r>
-              <w:rPr>
-                <w:rFonts w:ascii="Arial" w:cs="Arial" w:eastAsia="Arial" w:hAnsi="Arial"/>
-                <w:color w:val="595959"/>
-                <w:sz w:val="14"/>
-                <w:szCs w:val="14"/>
-              </w:rPr>
-              <w:t xml:space="preserve">Search terms: mechanical properties materials young's</w:t>
-            </w:r>
           </w:p>
         </w:tc>
         <w:tc>
@@ -18649,7 +19150,7 @@
         </w:rPr>
         <w:t xml:space="preserve">© 2026 SeaVuria and ARES. Aligned with KICD objectives. Developed by SeaVuria; technical implementation by ARES (with AI assistance from Claude). Licensed under </w:t>
       </w:r>
-      <w:hyperlink w:history="1" r:id="rIdoa34skwqxs-wfdzk7dwdu">
+      <w:hyperlink w:history="1" r:id="rIdw6xihpedv8toiek9p5cjk">
         <w:r>
           <w:rPr>
             <w:rFonts w:ascii="Arial" w:cs="Arial" w:eastAsia="Arial" w:hAnsi="Arial"/>
@@ -18670,7 +19171,7 @@
         </w:rPr>
         <w:t xml:space="preserve"> (</w:t>
       </w:r>
-      <w:hyperlink w:history="1" r:id="rIdbzyujxfy5arxcvi0vgp5j">
+      <w:hyperlink w:history="1" r:id="rIdj0tajr-mf8qdtbvmp4c5j">
         <w:r>
           <w:rPr>
             <w:rFonts w:ascii="Arial" w:cs="Arial" w:eastAsia="Arial" w:hAnsi="Arial"/>
@@ -19683,7 +20184,619 @@
             <w:pPr>
               <w:spacing w:after="20" w:before="0"/>
             </w:pPr>
-            <w:hyperlink w:history="1" r:id="rIdsmn27jjj5bcx6bbjwnuy7">
+            <w:hyperlink w:history="1" r:id="rId5meg8g7i2atd2ptmkxbn_">
+              <w:r>
+                <w:rPr>
+                  <w:rFonts w:ascii="Arial" w:cs="Arial" w:eastAsia="Arial" w:hAnsi="Arial"/>
+                  <w:color w:val="2E75B6"/>
+                  <w:sz w:val="16"/>
+                  <w:szCs w:val="16"/>
+                  <w:u w:val="single" w:color="2E75B6"/>
+                </w:rPr>
+                <w:t xml:space="preserve">Potential energy stored in a spring</w:t>
+              </w:r>
+            </w:hyperlink>
+          </w:p>
+          <w:p>
+            <w:pPr>
+              <w:spacing w:after="10" w:before="0"/>
+              <w:ind w:left="120"/>
+            </w:pPr>
+            <w:r>
+              <w:rPr>
+                <w:rFonts w:ascii="Arial" w:cs="Arial" w:eastAsia="Arial" w:hAnsi="Arial"/>
+                <w:color w:val="595959"/>
+                <w:sz w:val="14"/>
+                <w:szCs w:val="14"/>
+              </w:rPr>
+              <w:t xml:space="preserve">Source: Khan Academy (English - US curriculum)</w:t>
+            </w:r>
+          </w:p>
+          <w:p>
+            <w:pPr>
+              <w:spacing w:after="10" w:before="0"/>
+              <w:ind w:left="120"/>
+            </w:pPr>
+            <w:hyperlink w:history="1" r:id="rIdmtrn6kk9gs6lwohviko4d">
+              <w:r>
+                <w:rPr>
+                  <w:rFonts w:ascii="Arial" w:cs="Arial" w:eastAsia="Arial" w:hAnsi="Arial"/>
+                  <w:color w:val="595959"/>
+                  <w:sz w:val="14"/>
+                  <w:szCs w:val="14"/>
+                  <w:u w:val="single" w:color="595959"/>
+                </w:rPr>
+                <w:t xml:space="preserve">🔍 Search ARES for similar videos</w:t>
+              </w:r>
+            </w:hyperlink>
+          </w:p>
+          <w:p>
+            <w:pPr>
+              <w:spacing w:after="40" w:before="0"/>
+            </w:pPr>
+            <w:r>
+              <w:rPr>
+                <w:sz w:val="14"/>
+                <w:szCs w:val="14"/>
+              </w:rPr>
+              <w:t xml:space="preserve"/>
+            </w:r>
+          </w:p>
+          <w:p>
+            <w:pPr>
+              <w:spacing w:after="20" w:before="0"/>
+            </w:pPr>
+            <w:r>
+              <w:rPr>
+                <w:rFonts w:ascii="Arial" w:cs="Arial" w:eastAsia="Arial" w:hAnsi="Arial"/>
+                <w:b/>
+                <w:bCs/>
+                <w:color w:val="1F3864"/>
+                <w:sz w:val="16"/>
+                <w:szCs w:val="16"/>
+              </w:rPr>
+              <w:t xml:space="preserve">📖 HTML:</w:t>
+            </w:r>
+          </w:p>
+          <w:p>
+            <w:pPr>
+              <w:spacing w:after="20" w:before="0"/>
+            </w:pPr>
+            <w:hyperlink w:history="1" r:id="rIduhdilmyr0gupwbwcwz6vf">
+              <w:r>
+                <w:rPr>
+                  <w:rFonts w:ascii="Arial" w:cs="Arial" w:eastAsia="Arial" w:hAnsi="Arial"/>
+                  <w:color w:val="2E75B6"/>
+                  <w:sz w:val="16"/>
+                  <w:szCs w:val="16"/>
+                  <w:u w:val="single" w:color="2E75B6"/>
+                </w:rPr>
+                <w:t xml:space="preserve">Masses and Springs</w:t>
+              </w:r>
+            </w:hyperlink>
+          </w:p>
+          <w:p>
+            <w:pPr>
+              <w:spacing w:after="10" w:before="0"/>
+              <w:ind w:left="120"/>
+            </w:pPr>
+            <w:r>
+              <w:rPr>
+                <w:rFonts w:ascii="Arial" w:cs="Arial" w:eastAsia="Arial" w:hAnsi="Arial"/>
+                <w:color w:val="595959"/>
+                <w:sz w:val="14"/>
+                <w:szCs w:val="14"/>
+              </w:rPr>
+              <w:t xml:space="preserve">Source: PhET Interactive Simulations (English)</w:t>
+            </w:r>
+          </w:p>
+          <w:p>
+            <w:pPr>
+              <w:spacing w:after="10" w:before="0"/>
+              <w:ind w:left="120"/>
+            </w:pPr>
+            <w:hyperlink w:history="1" r:id="rIdussqsl5w-8gj5ukcgb3vg">
+              <w:r>
+                <w:rPr>
+                  <w:rFonts w:ascii="Arial" w:cs="Arial" w:eastAsia="Arial" w:hAnsi="Arial"/>
+                  <w:color w:val="595959"/>
+                  <w:sz w:val="14"/>
+                  <w:szCs w:val="14"/>
+                  <w:u w:val="single" w:color="595959"/>
+                </w:rPr>
+                <w:t xml:space="preserve">🔍 Search ARES for similar readings</w:t>
+              </w:r>
+            </w:hyperlink>
+          </w:p>
+        </w:tc>
+        <w:tc>
+          <w:tcPr>
+            <w:tcW w:type="dxa" w:w="3040"/>
+            <w:shd w:fill="FFFFFF" w:color="auto" w:val="clear"/>
+            <w:tcMar>
+              <w:top w:type="dxa" w:w="60"/>
+              <w:left w:type="dxa" w:w="120"/>
+              <w:bottom w:type="dxa" w:w="60"/>
+              <w:right w:type="dxa" w:w="120"/>
+            </w:tcMar>
+            <w:vAlign w:val="top"/>
+          </w:tcPr>
+          <w:p>
+            <w:pPr>
+              <w:spacing w:after="40" w:before="0"/>
+              <w:jc w:val="left"/>
+            </w:pPr>
+            <w:r>
+              <w:rPr>
+                <w:rFonts w:ascii="Arial" w:cs="Arial" w:eastAsia="Arial" w:hAnsi="Arial"/>
+                <w:b w:val="false"/>
+                <w:bCs w:val="false"/>
+                <w:i w:val="false"/>
+                <w:iCs w:val="false"/>
+                <w:color w:val="000000"/>
+                <w:sz w:val="18"/>
+                <w:szCs w:val="18"/>
+              </w:rPr>
+              <w:t xml:space="preserve">Learners are shown the original Kericho bridge rope photograph/story from Lesson 1 alongside a data card displaying: New rope spring constant k = 850 N/m; Old rope spring constant k = 210 N/m; Load applied = 80 kg (≈ 784 N); Extension of new rope = 0.92 m; Extension of old rope = 3.73 m (beyond its elastic limit of 2.1 m). Learners individually write a refined prediction in their science notebooks: 'Using what you now know, predict which rope stored more elastic potential energy at the moment of loading, and why that mattered.' They sketch a force-extension graph for each rope from memory, marking where they think the elastic limit falls on each curve. Learners share predictions with a partner using a Think-Pair-Share protocol before whole-class cold-calling.</w:t>
+            </w:r>
+          </w:p>
+        </w:tc>
+        <w:tc>
+          <w:tcPr>
+            <w:tcW w:type="dxa" w:w="3040"/>
+            <w:shd w:fill="F2F2F2" w:color="auto" w:val="clear"/>
+            <w:tcMar>
+              <w:top w:type="dxa" w:w="60"/>
+              <w:left w:type="dxa" w:w="120"/>
+              <w:bottom w:type="dxa" w:w="60"/>
+              <w:right w:type="dxa" w:w="120"/>
+            </w:tcMar>
+            <w:vAlign w:val="top"/>
+          </w:tcPr>
+          <w:p>
+            <w:pPr>
+              <w:spacing w:after="40" w:before="0"/>
+              <w:jc w:val="left"/>
+            </w:pPr>
+            <w:r>
+              <w:rPr>
+                <w:rFonts w:ascii="Arial" w:cs="Arial" w:eastAsia="Arial" w:hAnsi="Arial"/>
+                <w:b w:val="false"/>
+                <w:bCs w:val="false"/>
+                <w:i w:val="false"/>
+                <w:iCs w:val="false"/>
+                <w:color w:val="000000"/>
+                <w:sz w:val="18"/>
+                <w:szCs w:val="18"/>
+              </w:rPr>
+              <w:t xml:space="preserve">Display the data card on the board. Say: 'We have been building our explanation for five lessons. Before I tell you anything new today, I want to see how far your thinking has come. Individually, in silence, write your best prediction right now.' Allow 4 minutes of silent individual writing. Then say: 'Turn to your partner. You have 2 minutes — share your prediction and listen to theirs. Be ready to defend your thinking.' After pair discussion, cold-call 4 learners (aim for gender balance: 2 female, 2 male) using name cards. Ask each: 'What did you predict, and what evidence from our earlier lessons supports it?' Apply 12-second WAIT TIME before accepting responses. Record key prediction phrases on the board in two columns: 'Old rope' and 'New rope'. Do not correct yet — let predictions stand for interrogation later.</w:t>
+            </w:r>
+          </w:p>
+        </w:tc>
+        <w:tc>
+          <w:tcPr>
+            <w:tcW w:type="dxa" w:w="3040"/>
+            <w:shd w:fill="FFFFFF" w:color="auto" w:val="clear"/>
+            <w:tcMar>
+              <w:top w:type="dxa" w:w="60"/>
+              <w:left w:type="dxa" w:w="120"/>
+              <w:bottom w:type="dxa" w:w="60"/>
+              <w:right w:type="dxa" w:w="120"/>
+            </w:tcMar>
+            <w:vAlign w:val="top"/>
+          </w:tcPr>
+          <w:p>
+            <w:pPr>
+              <w:spacing w:after="40" w:before="0"/>
+              <w:jc w:val="left"/>
+            </w:pPr>
+            <w:r>
+              <w:rPr>
+                <w:rFonts w:ascii="Arial" w:cs="Arial" w:eastAsia="Arial" w:hAnsi="Arial"/>
+                <w:b w:val="false"/>
+                <w:bCs w:val="false"/>
+                <w:i w:val="false"/>
+                <w:iCs w:val="false"/>
+                <w:color w:val="000000"/>
+                <w:sz w:val="18"/>
+                <w:szCs w:val="18"/>
+              </w:rPr>
+              <w:t xml:space="preserve">Activating Prior Knowledge with Anchored Prediction — By returning to the exact phenomenon with quantitative data, learners are forced to mobilise all prior learning (spring constant, force-extension graphs, Hooke's Law, elasticity vs. plasticity) simultaneously. This creates a productive cognitive tension between their predictions and the data, priming them to notice gaps their final explanation must close.</w:t>
+            </w:r>
+          </w:p>
+        </w:tc>
+        <w:tc>
+          <w:tcPr>
+            <w:tcW w:type="dxa" w:w="3040"/>
+            <w:shd w:fill="F2F2F2" w:color="auto" w:val="clear"/>
+            <w:tcMar>
+              <w:top w:type="dxa" w:w="60"/>
+              <w:left w:type="dxa" w:w="120"/>
+              <w:bottom w:type="dxa" w:w="60"/>
+              <w:right w:type="dxa" w:w="120"/>
+            </w:tcMar>
+            <w:vAlign w:val="top"/>
+          </w:tcPr>
+          <w:p>
+            <w:pPr>
+              <w:spacing w:after="40" w:before="0"/>
+              <w:jc w:val="left"/>
+            </w:pPr>
+            <w:r>
+              <w:rPr>
+                <w:rFonts w:ascii="Arial" w:cs="Arial" w:eastAsia="Arial" w:hAnsi="Arial"/>
+                <w:b w:val="false"/>
+                <w:bCs w:val="false"/>
+                <w:i w:val="false"/>
+                <w:iCs w:val="false"/>
+                <w:color w:val="000000"/>
+                <w:sz w:val="18"/>
+                <w:szCs w:val="18"/>
+              </w:rPr>
+              <w:t xml:space="preserve">Observable indicator: Each learner has a written prediction in their notebook with at least one piece of cited evidence from Lessons 1–5. Teacher circulates during individual writing; look specifically for learners who can correctly name the elastic limit as the threshold concept. Flag any learner who still conflates 'stretching more' with 'stronger' — these learners need targeted support in Phase 3.</w:t>
+            </w:r>
+          </w:p>
+        </w:tc>
+      </w:tr>
+      <w:tr>
+        <w:tc>
+          <w:tcPr>
+            <w:tcW w:type="dxa" w:w="1520"/>
+            <w:shd w:fill="D9EEF1" w:color="auto" w:val="clear"/>
+            <w:tcMar>
+              <w:top w:type="dxa" w:w="60"/>
+              <w:left w:type="dxa" w:w="120"/>
+              <w:bottom w:type="dxa" w:w="60"/>
+              <w:right w:type="dxa" w:w="120"/>
+            </w:tcMar>
+            <w:vAlign w:val="top"/>
+          </w:tcPr>
+          <w:p>
+            <w:pPr>
+              <w:spacing w:after="40" w:before="0"/>
+              <w:jc w:val="left"/>
+            </w:pPr>
+            <w:r>
+              <w:rPr>
+                <w:rFonts w:ascii="Arial" w:cs="Arial" w:eastAsia="Arial" w:hAnsi="Arial"/>
+                <w:b/>
+                <w:bCs/>
+                <w:i w:val="false"/>
+                <w:iCs w:val="false"/>
+                <w:color w:val="000000"/>
+                <w:sz w:val="18"/>
+                <w:szCs w:val="18"/>
+              </w:rPr>
+              <w:t xml:space="preserve">Observe Phase</w:t>
+            </w:r>
+          </w:p>
+          <w:p>
+            <w:pPr>
+              <w:spacing w:after="20" w:before="0"/>
+            </w:pPr>
+            <w:r>
+              <w:rPr>
+                <w:rFonts w:ascii="Arial" w:cs="Arial" w:eastAsia="Arial" w:hAnsi="Arial"/>
+                <w:b/>
+                <w:bCs/>
+                <w:color w:val="1F3864"/>
+                <w:sz w:val="16"/>
+                <w:szCs w:val="16"/>
+              </w:rPr>
+              <w:t xml:space="preserve">📹 VIDEO:</w:t>
+            </w:r>
+          </w:p>
+          <w:p>
+            <w:pPr>
+              <w:spacing w:after="20" w:before="0"/>
+            </w:pPr>
+            <w:hyperlink w:history="1" r:id="rId29ltdligukp_uy0nwowob">
+              <w:r>
+                <w:rPr>
+                  <w:rFonts w:ascii="Arial" w:cs="Arial" w:eastAsia="Arial" w:hAnsi="Arial"/>
+                  <w:color w:val="2E75B6"/>
+                  <w:sz w:val="16"/>
+                  <w:szCs w:val="16"/>
+                  <w:u w:val="single" w:color="2E75B6"/>
+                </w:rPr>
+                <w:t xml:space="preserve">Potential energy stored in a spring</w:t>
+              </w:r>
+            </w:hyperlink>
+          </w:p>
+          <w:p>
+            <w:pPr>
+              <w:spacing w:after="10" w:before="0"/>
+              <w:ind w:left="120"/>
+            </w:pPr>
+            <w:r>
+              <w:rPr>
+                <w:rFonts w:ascii="Arial" w:cs="Arial" w:eastAsia="Arial" w:hAnsi="Arial"/>
+                <w:color w:val="595959"/>
+                <w:sz w:val="14"/>
+                <w:szCs w:val="14"/>
+              </w:rPr>
+              <w:t xml:space="preserve">Source: Khan Academy (English - US curriculum)</w:t>
+            </w:r>
+          </w:p>
+          <w:p>
+            <w:pPr>
+              <w:spacing w:after="10" w:before="0"/>
+              <w:ind w:left="120"/>
+            </w:pPr>
+            <w:hyperlink w:history="1" r:id="rIdze-cvyy1wfskkp7xbg800">
+              <w:r>
+                <w:rPr>
+                  <w:rFonts w:ascii="Arial" w:cs="Arial" w:eastAsia="Arial" w:hAnsi="Arial"/>
+                  <w:color w:val="595959"/>
+                  <w:sz w:val="14"/>
+                  <w:szCs w:val="14"/>
+                  <w:u w:val="single" w:color="595959"/>
+                </w:rPr>
+                <w:t xml:space="preserve">🔍 Search ARES for similar videos</w:t>
+              </w:r>
+            </w:hyperlink>
+          </w:p>
+          <w:p>
+            <w:pPr>
+              <w:spacing w:after="40" w:before="0"/>
+            </w:pPr>
+            <w:r>
+              <w:rPr>
+                <w:sz w:val="14"/>
+                <w:szCs w:val="14"/>
+              </w:rPr>
+              <w:t xml:space="preserve"/>
+            </w:r>
+          </w:p>
+          <w:p>
+            <w:pPr>
+              <w:spacing w:after="20" w:before="0"/>
+            </w:pPr>
+            <w:r>
+              <w:rPr>
+                <w:rFonts w:ascii="Arial" w:cs="Arial" w:eastAsia="Arial" w:hAnsi="Arial"/>
+                <w:b/>
+                <w:bCs/>
+                <w:color w:val="1F3864"/>
+                <w:sz w:val="16"/>
+                <w:szCs w:val="16"/>
+              </w:rPr>
+              <w:t xml:space="preserve">📖 HTML:</w:t>
+            </w:r>
+          </w:p>
+          <w:p>
+            <w:pPr>
+              <w:spacing w:after="20" w:before="0"/>
+            </w:pPr>
+            <w:hyperlink w:history="1" r:id="rIdf-mnyhb2mslwgoxs62lzx">
+              <w:r>
+                <w:rPr>
+                  <w:rFonts w:ascii="Arial" w:cs="Arial" w:eastAsia="Arial" w:hAnsi="Arial"/>
+                  <w:color w:val="2E75B6"/>
+                  <w:sz w:val="16"/>
+                  <w:szCs w:val="16"/>
+                  <w:u w:val="single" w:color="2E75B6"/>
+                </w:rPr>
+                <w:t xml:space="preserve">Masses and Springs</w:t>
+              </w:r>
+            </w:hyperlink>
+          </w:p>
+          <w:p>
+            <w:pPr>
+              <w:spacing w:after="10" w:before="0"/>
+              <w:ind w:left="120"/>
+            </w:pPr>
+            <w:r>
+              <w:rPr>
+                <w:rFonts w:ascii="Arial" w:cs="Arial" w:eastAsia="Arial" w:hAnsi="Arial"/>
+                <w:color w:val="595959"/>
+                <w:sz w:val="14"/>
+                <w:szCs w:val="14"/>
+              </w:rPr>
+              <w:t xml:space="preserve">Source: PhET Interactive Simulations (English)</w:t>
+            </w:r>
+          </w:p>
+          <w:p>
+            <w:pPr>
+              <w:spacing w:after="10" w:before="0"/>
+              <w:ind w:left="120"/>
+            </w:pPr>
+            <w:hyperlink w:history="1" r:id="rIdsxlaygvq36ldls4tyxfnt">
+              <w:r>
+                <w:rPr>
+                  <w:rFonts w:ascii="Arial" w:cs="Arial" w:eastAsia="Arial" w:hAnsi="Arial"/>
+                  <w:color w:val="595959"/>
+                  <w:sz w:val="14"/>
+                  <w:szCs w:val="14"/>
+                  <w:u w:val="single" w:color="595959"/>
+                </w:rPr>
+                <w:t xml:space="preserve">🔍 Search ARES for similar readings</w:t>
+              </w:r>
+            </w:hyperlink>
+          </w:p>
+        </w:tc>
+        <w:tc>
+          <w:tcPr>
+            <w:tcW w:type="dxa" w:w="3040"/>
+            <w:shd w:fill="FFFFFF" w:color="auto" w:val="clear"/>
+            <w:tcMar>
+              <w:top w:type="dxa" w:w="60"/>
+              <w:left w:type="dxa" w:w="120"/>
+              <w:bottom w:type="dxa" w:w="60"/>
+              <w:right w:type="dxa" w:w="120"/>
+            </w:tcMar>
+            <w:vAlign w:val="top"/>
+          </w:tcPr>
+          <w:p>
+            <w:pPr>
+              <w:spacing w:after="40" w:before="0"/>
+              <w:jc w:val="left"/>
+            </w:pPr>
+            <w:r>
+              <w:rPr>
+                <w:rFonts w:ascii="Arial" w:cs="Arial" w:eastAsia="Arial" w:hAnsi="Arial"/>
+                <w:b w:val="false"/>
+                <w:bCs w:val="false"/>
+                <w:i w:val="false"/>
+                <w:iCs w:val="false"/>
+                <w:color w:val="000000"/>
+                <w:sz w:val="18"/>
+                <w:szCs w:val="18"/>
+              </w:rPr>
+              <w:t xml:space="preserve">Learners work in groups of four. Each group receives: their own force-extension graph from Lesson 2 (spring data), a calculator, and a structured data table worksheet. Task 1 (10 min): Using the formula Ep = ½kx², learners calculate the elastic potential energy stored in their spring at five marked extension values from their Lesson 2 graph. They record results in a table (columns: Extension x (m) | Force F (N) | Ep = ½kx² (J)) and plot Ep against x on a new graph — observing the curve is parabolic, not linear. Task 2 (8 min): Learners are given a second data card for two model ropes (A = new Kericho rope analogue, k = 850 N/m; B = old rope analogue, k = 210 N/m) and calculate Ep for each at the point where the load of 784 N is applied. They calculate the extension for each using Hooke's Law first (x = F/k), then find Ep. Task 3 (5 min): On the board, the teacher reveals the elastic limit of rope B was at x = 2.1 m, and learners calculate the maximum safe Ep rope B could store. They compare this to the Ep at the actual loading extension — observing that the applied load drove the extension far beyond the elastic limit.</w:t>
+            </w:r>
+          </w:p>
+        </w:tc>
+        <w:tc>
+          <w:tcPr>
+            <w:tcW w:type="dxa" w:w="3040"/>
+            <w:shd w:fill="F2F2F2" w:color="auto" w:val="clear"/>
+            <w:tcMar>
+              <w:top w:type="dxa" w:w="60"/>
+              <w:left w:type="dxa" w:w="120"/>
+              <w:bottom w:type="dxa" w:w="60"/>
+              <w:right w:type="dxa" w:w="120"/>
+            </w:tcMar>
+            <w:vAlign w:val="top"/>
+          </w:tcPr>
+          <w:p>
+            <w:pPr>
+              <w:spacing w:after="40" w:before="0"/>
+              <w:jc w:val="left"/>
+            </w:pPr>
+            <w:r>
+              <w:rPr>
+                <w:rFonts w:ascii="Arial" w:cs="Arial" w:eastAsia="Arial" w:hAnsi="Arial"/>
+                <w:b w:val="false"/>
+                <w:bCs w:val="false"/>
+                <w:i w:val="false"/>
+                <w:iCs w:val="false"/>
+                <w:color w:val="000000"/>
+                <w:sz w:val="18"/>
+                <w:szCs w:val="18"/>
+              </w:rPr>
+              <w:t xml:space="preserve">Distribute worksheets and say: 'Your job in this phase is to let the numbers tell the story. Use the formula Ep = ½kx². Start with your own spring data — you collected this evidence in Lesson 2, and now you are going to use it to understand energy storage.' Circulate actively. After 5 minutes, pause the class and ask: 'What shape is your Ep vs. x graph? Hands down — write your answer before looking at anyone else's paper.' Apply 10-second WAIT TIME, then cold-call 3 learners. Anticipated response: parabola/curve. Say: 'Why is it not a straight line? Discuss with your group for 60 seconds.' Cold-call 2 groups to share. For Task 2, say: 'First use Hooke's Law to find the extension — x = F/k — then substitute into the energy formula. Show all working.' For Task 3, after revealing the elastic limit, say: 'What does it mean that rope B's actual extension of 3.73 m is nearly double its elastic limit of 2.1 m? Write one sentence in your notebook before we discuss.' WAIT 12 seconds, then cold-call 3 learners by name.</w:t>
+            </w:r>
+          </w:p>
+        </w:tc>
+        <w:tc>
+          <w:tcPr>
+            <w:tcW w:type="dxa" w:w="3040"/>
+            <w:shd w:fill="FFFFFF" w:color="auto" w:val="clear"/>
+            <w:tcMar>
+              <w:top w:type="dxa" w:w="60"/>
+              <w:left w:type="dxa" w:w="120"/>
+              <w:bottom w:type="dxa" w:w="60"/>
+              <w:right w:type="dxa" w:w="120"/>
+            </w:tcMar>
+            <w:vAlign w:val="top"/>
+          </w:tcPr>
+          <w:p>
+            <w:pPr>
+              <w:spacing w:after="40" w:before="0"/>
+              <w:jc w:val="left"/>
+            </w:pPr>
+            <w:r>
+              <w:rPr>
+                <w:rFonts w:ascii="Arial" w:cs="Arial" w:eastAsia="Arial" w:hAnsi="Arial"/>
+                <w:b w:val="false"/>
+                <w:bCs w:val="false"/>
+                <w:i w:val="false"/>
+                <w:iCs w:val="false"/>
+                <w:color w:val="000000"/>
+                <w:sz w:val="18"/>
+                <w:szCs w:val="18"/>
+              </w:rPr>
+              <w:t xml:space="preserve">Quantitative Data Analysis with Graphical Representation — Learners generate their own Ep vs. x parabolic curve from real experimental data, making the abstract equation tangible. Comparing calculated Ep values for two ropes at the same load creates a numerical 'story' of failure: the old rope was asked to store far more energy than its structure could safely handle. This anchors the elastic limit concept in a specific, memorable calculation rather than a definition.</w:t>
+            </w:r>
+          </w:p>
+        </w:tc>
+        <w:tc>
+          <w:tcPr>
+            <w:tcW w:type="dxa" w:w="3040"/>
+            <w:shd w:fill="F2F2F2" w:color="auto" w:val="clear"/>
+            <w:tcMar>
+              <w:top w:type="dxa" w:w="60"/>
+              <w:left w:type="dxa" w:w="120"/>
+              <w:bottom w:type="dxa" w:w="60"/>
+              <w:right w:type="dxa" w:w="120"/>
+            </w:tcMar>
+            <w:vAlign w:val="top"/>
+          </w:tcPr>
+          <w:p>
+            <w:pPr>
+              <w:spacing w:after="40" w:before="0"/>
+              <w:jc w:val="left"/>
+            </w:pPr>
+            <w:r>
+              <w:rPr>
+                <w:rFonts w:ascii="Arial" w:cs="Arial" w:eastAsia="Arial" w:hAnsi="Arial"/>
+                <w:b w:val="false"/>
+                <w:bCs w:val="false"/>
+                <w:i w:val="false"/>
+                <w:iCs w:val="false"/>
+                <w:color w:val="000000"/>
+                <w:sz w:val="18"/>
+                <w:szCs w:val="18"/>
+              </w:rPr>
+              <w:t xml:space="preserve">Observable indicator: Correct Ep calculations with units (Joules) in structured tables; parabolic curve plotted for Ep vs. x. Teacher checks at least 3 groups' Task 2 working during circulation — specifically verify that learners are computing extension via x = F/k before substituting into Ep = ½kx², not using force directly. A common error is substituting F instead of x into the energy formula — address this immediately with the group before it spreads.</w:t>
+            </w:r>
+          </w:p>
+        </w:tc>
+      </w:tr>
+      <w:tr>
+        <w:tc>
+          <w:tcPr>
+            <w:tcW w:type="dxa" w:w="1520"/>
+            <w:shd w:fill="E2EFDA" w:color="auto" w:val="clear"/>
+            <w:tcMar>
+              <w:top w:type="dxa" w:w="60"/>
+              <w:left w:type="dxa" w:w="120"/>
+              <w:bottom w:type="dxa" w:w="60"/>
+              <w:right w:type="dxa" w:w="120"/>
+            </w:tcMar>
+            <w:vAlign w:val="top"/>
+          </w:tcPr>
+          <w:p>
+            <w:pPr>
+              <w:spacing w:after="40" w:before="0"/>
+              <w:jc w:val="left"/>
+            </w:pPr>
+            <w:r>
+              <w:rPr>
+                <w:rFonts w:ascii="Arial" w:cs="Arial" w:eastAsia="Arial" w:hAnsi="Arial"/>
+                <w:b/>
+                <w:bCs/>
+                <w:i w:val="false"/>
+                <w:iCs w:val="false"/>
+                <w:color w:val="000000"/>
+                <w:sz w:val="18"/>
+                <w:szCs w:val="18"/>
+              </w:rPr>
+              <w:t xml:space="preserve">Explain Phase</w:t>
+            </w:r>
+          </w:p>
+          <w:p>
+            <w:pPr>
+              <w:spacing w:after="20" w:before="0"/>
+            </w:pPr>
+            <w:r>
+              <w:rPr>
+                <w:rFonts w:ascii="Arial" w:cs="Arial" w:eastAsia="Arial" w:hAnsi="Arial"/>
+                <w:b/>
+                <w:bCs/>
+                <w:color w:val="1F3864"/>
+                <w:sz w:val="16"/>
+                <w:szCs w:val="16"/>
+              </w:rPr>
+              <w:t xml:space="preserve">📹 VIDEO:</w:t>
+            </w:r>
+          </w:p>
+          <w:p>
+            <w:pPr>
+              <w:spacing w:after="20" w:before="0"/>
+            </w:pPr>
+            <w:hyperlink w:history="1" r:id="rIdiermrfdckl5hikd1woymy">
               <w:r>
                 <w:rPr>
                   <w:rFonts w:ascii="Arial" w:cs="Arial" w:eastAsia="Arial" w:hAnsi="Arial"/>
@@ -19698,6 +20811,22 @@
           </w:p>
           <w:p>
             <w:pPr>
+              <w:spacing w:after="20" w:before="0"/>
+            </w:pPr>
+            <w:r>
+              <w:rPr>
+                <w:rFonts w:ascii="Arial" w:cs="Arial" w:eastAsia="Arial" w:hAnsi="Arial"/>
+                <w:i/>
+                <w:iCs/>
+                <w:color w:val="595959"/>
+                <w:sz w:val="16"/>
+                <w:szCs w:val="16"/>
+              </w:rPr>
+              <w:t xml:space="preserve">Related topic: not an exact match for this lesson.</w:t>
+            </w:r>
+          </w:p>
+          <w:p>
+            <w:pPr>
               <w:spacing w:after="10" w:before="0"/>
               <w:ind w:left="120"/>
             </w:pPr>
@@ -19716,7 +20845,7 @@
               <w:spacing w:after="10" w:before="0"/>
               <w:ind w:left="120"/>
             </w:pPr>
-            <w:hyperlink w:history="1" r:id="rIdiymcuyvnbfc2t88auhwk6">
+            <w:hyperlink w:history="1" r:id="rIdxnch_kmoussg-ntdnqqwr">
               <w:r>
                 <w:rPr>
                   <w:rFonts w:ascii="Arial" w:cs="Arial" w:eastAsia="Arial" w:hAnsi="Arial"/>
@@ -19761,7 +20890,7 @@
             <w:pPr>
               <w:spacing w:after="20" w:before="0"/>
             </w:pPr>
-            <w:hyperlink w:history="1" r:id="rIdycsj7ojkr56sscsrq-r3u">
+            <w:hyperlink w:history="1" r:id="rIdyon3vmkgm8fteo2olvhdm">
               <w:r>
                 <w:rPr>
                   <w:rFonts w:ascii="Arial" w:cs="Arial" w:eastAsia="Arial" w:hAnsi="Arial"/>
@@ -19776,6 +20905,22 @@
           </w:p>
           <w:p>
             <w:pPr>
+              <w:spacing w:after="20" w:before="0"/>
+            </w:pPr>
+            <w:r>
+              <w:rPr>
+                <w:rFonts w:ascii="Arial" w:cs="Arial" w:eastAsia="Arial" w:hAnsi="Arial"/>
+                <w:i/>
+                <w:iCs/>
+                <w:color w:val="595959"/>
+                <w:sz w:val="16"/>
+                <w:szCs w:val="16"/>
+              </w:rPr>
+              <w:t xml:space="preserve">Related topic: not an exact match for this lesson.</w:t>
+            </w:r>
+          </w:p>
+          <w:p>
+            <w:pPr>
               <w:spacing w:after="10" w:before="0"/>
               <w:ind w:left="120"/>
             </w:pPr>
@@ -19794,7 +20939,7 @@
               <w:spacing w:after="10" w:before="0"/>
               <w:ind w:left="120"/>
             </w:pPr>
-            <w:hyperlink w:history="1" r:id="rId8tj0stt_1dxfp-ytl2h9y">
+            <w:hyperlink w:history="1" r:id="rIdhnk6be7fvxi6roycw17qa">
               <w:r>
                 <w:rPr>
                   <w:rFonts w:ascii="Arial" w:cs="Arial" w:eastAsia="Arial" w:hAnsi="Arial"/>
@@ -19836,7 +20981,7 @@
                 <w:sz w:val="18"/>
                 <w:szCs w:val="18"/>
               </w:rPr>
-              <w:t xml:space="preserve">Learners are shown the original Kericho bridge rope photograph/story from Lesson 1 alongside a data card displaying: New rope spring constant k = 850 N/m; Old rope spring constant k = 210 N/m; Load applied = 80 kg (≈ 784 N); Extension of new rope = 0.92 m; Extension of old rope = 3.73 m (beyond its elastic limit of 2.1 m). Learners individually write a refined prediction in their science notebooks: 'Using what you now know, predict which rope stored more elastic potential energy at the moment of loading, and why that mattered.' They sketch a force-extension graph for each rope from memory, marking where they think the elastic limit falls on each curve. Learners share predictions with a partner using a Think-Pair-Share protocol before whole-class cold-calling.</w:t>
+              <w:t xml:space="preserve">The teacher leads a whole-class sensemaking discussion (10 min) connecting the Phase 2 calculations to the Kericho phenomenon. The teacher then formally introduces the elastic limit with a board diagram showing a force-extension graph with the linear (Hooke's Law) region, the elastic limit point, and the plastic deformation region. Learners annotate their own copy. Worked Example 1 (8 min): A matatu travelling on Thika Road has a suspension spring with k = 12,000 N/m. When four passengers (total mass 280 kg) board, calculate (a) the compression of the spring using Hooke's Law, and (b) the elastic potential energy stored in the spring. Learners attempt individually, then compare with a partner. Worked Example 2 (7 min): A bungee cord at a Nairobi adventure park on Ngong Road has k = 45 N/m and a natural length of 10 m. A person of mass 65 kg jumps. The cord begins to stretch when the person has fallen 10 m. Calculate (a) the extension when all kinetic energy has converted to elastic potential energy (assume the person has velocity ≈ 0 at maximum stretch; use Ep = mgh to find energy, then solve for x), and (b) the total length of the cord at maximum stretch. Learners work in pairs. Final connect-back (5 min): Learners write a 'bridge back' sentence — 'This is similar to/different from the Kericho rope because…'</w:t>
             </w:r>
           </w:p>
         </w:tc>
@@ -19868,7 +21013,7 @@
                 <w:sz w:val="18"/>
                 <w:szCs w:val="18"/>
               </w:rPr>
-              <w:t xml:space="preserve">Display the data card on the board. Say: 'We have been building our explanation for five lessons. Before I tell you anything new today, I want to see how far your thinking has come. Individually, in silence, write your best prediction right now.' Allow 4 minutes of silent individual writing. Then say: 'Turn to your partner. You have 2 minutes — share your prediction and listen to theirs. Be ready to defend your thinking.' After pair discussion, cold-call 4 learners (aim for gender balance: 2 female, 2 male) using name cards. Ask each: 'What did you predict, and what evidence from our earlier lessons supports it?' Apply 12-second WAIT TIME before accepting responses. Record key prediction phrases on the board in two columns: 'Old rope' and 'New rope'. Do not correct yet — let predictions stand for interrogation later.</w:t>
+              <w:t xml:space="preserve">Open the sensemaking discussion by pointing to the prediction board from Phase 1: 'Let us test your predictions with evidence.' Ask: 'Rope B stored how many joules at the moment it was loaded beyond its elastic limit? Rope A — how many joules? Which is larger? Why does that matter?' Apply 12-second WAIT TIME. Cold-call 3 learners. After responses, say: 'Here is the key idea — the elastic limit is the point of no return. Write that phrase in your notebook and draw the force-extension graph I am about to show you.' Draw the annotated graph on the board, labelling: (1) Proportional region — Hooke's Law holds; (2) Elastic limit — maximum extension before permanent deformation; (3) Plastic deformation region — material does not return to original shape; (4) Breaking point. Ask: 'Where on this graph did the old Kericho rope fail?' Cold-call 2 learners. For Worked Example 1, say: 'Attempt this alone — you have 3 minutes, show all working.' Then: 'Check with your partner. Disagree? Work it out together.' Cold-call one pair to present on the board. For Worked Example 2, say: 'This one needs two steps — energy first, then extension. Work with your partner. I will cold-call someone from every group.' Circulate and ask probing questions: 'What energy equation connects height to elastic potential energy?' 'What assumption are we making about speed at maximum stretch?' After the 'bridge back' sentences, cold-call 4 learners and record their sentences on the board under 'Connecting Back to Kericho.'</w:t>
             </w:r>
           </w:p>
         </w:tc>
@@ -19900,7 +21045,7 @@
                 <w:sz w:val="18"/>
                 <w:szCs w:val="18"/>
               </w:rPr>
-              <w:t xml:space="preserve">Activating Prior Knowledge with Anchored Prediction — By returning to the exact phenomenon with quantitative data, learners are forced to mobilise all prior learning (spring constant, force-extension graphs, Hooke's Law, elasticity vs. plasticity) simultaneously. This creates a productive cognitive tension between their predictions and the data, priming them to notice gaps their final explanation must close.</w:t>
+              <w:t xml:space="preserve">Concept Formalisation + Worked Example Transfer — The teacher formally names and diagrams the elastic limit after learners have encountered it implicitly in data, ensuring the concept is grounded in evidence rather than delivered abstractly. The two Kenyan worked examples (matatu suspension, Nairobi bungee cord) require learners to transfer the same equations to new contexts, deepening procedural fluency while keeping the Kenyan relevance explicit. The 'bridge back' sentence forces explicit connection to the anchoring phenomenon.</w:t>
             </w:r>
           </w:p>
         </w:tc>
@@ -19932,7 +21077,7 @@
                 <w:sz w:val="18"/>
                 <w:szCs w:val="18"/>
               </w:rPr>
-              <w:t xml:space="preserve">Observable indicator: Each learner has a written prediction in their notebook with at least one piece of cited evidence from Lessons 1–5. Teacher circulates during individual writing; look specifically for learners who can correctly name the elastic limit as the threshold concept. Flag any learner who still conflates 'stretching more' with 'stronger' — these learners need targeted support in Phase 3.</w:t>
+              <w:t xml:space="preserve">Observable indicator: Learners can correctly annotate the four regions of a force-extension graph. For worked examples, correct numerical answers with full working shown: Example 1 — (a) x = F/k = (280×9.8)/12000 ≈ 0.23 m; (b) Ep = ½ × 12000 × 0.23² ≈ 317 J. Example 2 — Ep = mgh = 65×9.8×10 = 6370 J; x = √(2Ep/k) = √(2×6370/45) ≈ 16.8 m; total length = 10 + 16.8 = 26.8 m. Teacher uses mini-whiteboards or slates for learners to hold up numerical answers — quickly scan for correct values before moving on.</w:t>
             </w:r>
           </w:p>
         </w:tc>
@@ -19941,32 +21086,32 @@
         <w:tc>
           <w:tcPr>
             <w:tcW w:type="dxa" w:w="1520"/>
-            <w:shd w:fill="D9EEF1" w:color="auto" w:val="clear"/>
-            <w:tcMar>
-              <w:top w:type="dxa" w:w="60"/>
-              <w:left w:type="dxa" w:w="120"/>
-              <w:bottom w:type="dxa" w:w="60"/>
-              <w:right w:type="dxa" w:w="120"/>
-            </w:tcMar>
-            <w:vAlign w:val="top"/>
-          </w:tcPr>
-          <w:p>
-            <w:pPr>
-              <w:spacing w:after="40" w:before="0"/>
-              <w:jc w:val="left"/>
-            </w:pPr>
-            <w:r>
-              <w:rPr>
-                <w:rFonts w:ascii="Arial" w:cs="Arial" w:eastAsia="Arial" w:hAnsi="Arial"/>
-                <w:b/>
-                <w:bCs/>
-                <w:i w:val="false"/>
-                <w:iCs w:val="false"/>
-                <w:color w:val="000000"/>
-                <w:sz w:val="18"/>
-                <w:szCs w:val="18"/>
-              </w:rPr>
-              <w:t xml:space="preserve">Observe Phase</w:t>
+            <w:shd w:fill="FCE4D6" w:color="auto" w:val="clear"/>
+            <w:tcMar>
+              <w:top w:type="dxa" w:w="60"/>
+              <w:left w:type="dxa" w:w="120"/>
+              <w:bottom w:type="dxa" w:w="60"/>
+              <w:right w:type="dxa" w:w="120"/>
+            </w:tcMar>
+            <w:vAlign w:val="top"/>
+          </w:tcPr>
+          <w:p>
+            <w:pPr>
+              <w:spacing w:after="40" w:before="0"/>
+              <w:jc w:val="left"/>
+            </w:pPr>
+            <w:r>
+              <w:rPr>
+                <w:rFonts w:ascii="Arial" w:cs="Arial" w:eastAsia="Arial" w:hAnsi="Arial"/>
+                <w:b/>
+                <w:bCs/>
+                <w:i w:val="false"/>
+                <w:iCs w:val="false"/>
+                <w:color w:val="000000"/>
+                <w:sz w:val="18"/>
+                <w:szCs w:val="18"/>
+              </w:rPr>
+              <w:t xml:space="preserve">Driving Question Board (DQB) Creation</w:t>
             </w:r>
           </w:p>
           <w:p>
@@ -19989,7 +21134,7 @@
             <w:pPr>
               <w:spacing w:after="20" w:before="0"/>
             </w:pPr>
-            <w:hyperlink w:history="1" r:id="rIdfkhxvorobqsxlw1xdzwch">
+            <w:hyperlink w:history="1" r:id="rIditqotblyqimejfc0c507l">
               <w:r>
                 <w:rPr>
                   <w:rFonts w:ascii="Arial" w:cs="Arial" w:eastAsia="Arial" w:hAnsi="Arial"/>
@@ -20004,6 +21149,22 @@
           </w:p>
           <w:p>
             <w:pPr>
+              <w:spacing w:after="20" w:before="0"/>
+            </w:pPr>
+            <w:r>
+              <w:rPr>
+                <w:rFonts w:ascii="Arial" w:cs="Arial" w:eastAsia="Arial" w:hAnsi="Arial"/>
+                <w:i/>
+                <w:iCs/>
+                <w:color w:val="595959"/>
+                <w:sz w:val="16"/>
+                <w:szCs w:val="16"/>
+              </w:rPr>
+              <w:t xml:space="preserve">Related topic: not an exact match for this lesson.</w:t>
+            </w:r>
+          </w:p>
+          <w:p>
+            <w:pPr>
               <w:spacing w:after="10" w:before="0"/>
               <w:ind w:left="120"/>
             </w:pPr>
@@ -20022,7 +21183,7 @@
               <w:spacing w:after="10" w:before="0"/>
               <w:ind w:left="120"/>
             </w:pPr>
-            <w:hyperlink w:history="1" r:id="rIdgzzawywpebc3np3-v3-or">
+            <w:hyperlink w:history="1" r:id="rIdgzitcv8t_7rnd2udo1lpk">
               <w:r>
                 <w:rPr>
                   <w:rFonts w:ascii="Arial" w:cs="Arial" w:eastAsia="Arial" w:hAnsi="Arial"/>
@@ -20067,7 +21228,7 @@
             <w:pPr>
               <w:spacing w:after="20" w:before="0"/>
             </w:pPr>
-            <w:hyperlink w:history="1" r:id="rIdz85bpmkxsdstk9k2igynt">
+            <w:hyperlink w:history="1" r:id="rIdyc9lzspxbuyasdkimfbc9">
               <w:r>
                 <w:rPr>
                   <w:rFonts w:ascii="Arial" w:cs="Arial" w:eastAsia="Arial" w:hAnsi="Arial"/>
@@ -20076,7 +21237,7 @@
                   <w:szCs w:val="16"/>
                   <w:u w:val="single" w:color="2E75B6"/>
                 </w:rPr>
-                <w:t xml:space="preserve">Hooke's Law</w:t>
+                <w:t xml:space="preserve">Masses and Springs</w:t>
               </w:r>
             </w:hyperlink>
           </w:p>
@@ -20100,7 +21261,7 @@
               <w:spacing w:after="10" w:before="0"/>
               <w:ind w:left="120"/>
             </w:pPr>
-            <w:hyperlink w:history="1" r:id="rId_sba_i2ktm1pjb6kr_nav">
+            <w:hyperlink w:history="1" r:id="rIdxdqufpfi1h91v1hxwhpli">
               <w:r>
                 <w:rPr>
                   <w:rFonts w:ascii="Arial" w:cs="Arial" w:eastAsia="Arial" w:hAnsi="Arial"/>
@@ -20142,7 +21303,7 @@
                 <w:sz w:val="18"/>
                 <w:szCs w:val="18"/>
               </w:rPr>
-              <w:t xml:space="preserve">Learners work in groups of four. Each group receives: their own force-extension graph from Lesson 2 (spring data), a calculator, and a structured data table worksheet. Task 1 (10 min): Using the formula Ep = ½kx², learners calculate the elastic potential energy stored in their spring at five marked extension values from their Lesson 2 graph. They record results in a table (columns: Extension x (m) | Force F (N) | Ep = ½kx² (J)) and plot Ep against x on a new graph — observing the curve is parabolic, not linear. Task 2 (8 min): Learners are given a second data card for two model ropes (A = new Kericho rope analogue, k = 850 N/m; B = old rope analogue, k = 210 N/m) and calculate Ep for each at the point where the load of 784 N is applied. They calculate the extension for each using Hooke's Law first (x = F/k), then find Ep. Task 3 (5 min): On the board, the teacher reveals the elastic limit of rope B was at x = 2.1 m, and learners calculate the maximum safe Ep rope B could store. They compare this to the Ep at the actual loading extension — observing that the applied load drove the extension far beyond the elastic limit.</w:t>
+              <w:t xml:space="preserve">The class returns to the Driving Question Board that has been built across Lessons 1–5. Each group is assigned 2–3 sticky note questions from the DQB that fall within their expertise from the unit. Groups have 6 minutes to write a concise answer (2–3 sentences, using scientific vocabulary) on a new sticky note of a different colour and attach it beside the original question. Questions not yet answered are discussed whole-class. The teacher facilitates a 'DQB Harvest' — reading each answered question and its answer aloud, asking the class to give a thumbs-up (agree), thumbs-sideways (partially agree), or thumbs-down (disagree) for each response. Disagreements are resolved through brief class discussion. The Driving Question itself — 'Why do some materials stretch and snap back while others permanently deform or break — and how can we use this knowledge to choose the right material for a safe structure in Kenya?' — is kept visible as the final target. Learners are told: 'Your final model and explanation in Phase 5 must answer this question completely.'</w:t>
             </w:r>
           </w:p>
         </w:tc>
@@ -20174,7 +21335,7 @@
                 <w:sz w:val="18"/>
                 <w:szCs w:val="18"/>
               </w:rPr>
-              <w:t xml:space="preserve">Distribute worksheets and say: 'Your job in this phase is to let the numbers tell the story. Use the formula Ep = ½kx². Start with your own spring data — you collected this evidence in Lesson 2, and now you are going to use it to understand energy storage.' Circulate actively. After 5 minutes, pause the class and ask: 'What shape is your Ep vs. x graph? Hands down — write your answer before looking at anyone else's paper.' Apply 10-second WAIT TIME, then cold-call 3 learners. Anticipated response: parabola/curve. Say: 'Why is it not a straight line? Discuss with your group for 60 seconds.' Cold-call 2 groups to share. For Task 2, say: 'First use Hooke's Law to find the extension — x = F/k — then substitute into the energy formula. Show all working.' For Task 3, after revealing the elastic limit, say: 'What does it mean that rope B's actual extension of 3.73 m is nearly double its elastic limit of 2.1 m? Write one sentence in your notebook before we discuss.' WAIT 12 seconds, then cold-call 3 learners by name.</w:t>
+              <w:t xml:space="preserve">Point to the DQB and say: 'This board has held our questions since Lesson 1. Today we close it. Every question on this board should be answerable by someone in this room — because you have done the work.' Assign question clusters to groups. After 6 minutes, call attention and begin the 'DQB Harvest.' For each answered question, read it aloud and prompt: 'Thumbs signal — do you agree this answer is complete and accurate?' For any thumbs-sideways or thumbs-down, say: 'Who can improve this answer? Use evidence from our lessons.' Cold-call 2 learners per disputed answer. Apply 10-second WAIT TIME before accepting responses. After all questions are addressed, point to the driving question and say: 'This is the big one. We are not answering it yet — that is for your final model in Phase 5. But I want one volunteer to read it aloud, slowly, so we all hear what we are working toward.' Call on a learner who has been less vocal during the lesson.</w:t>
             </w:r>
           </w:p>
         </w:tc>
@@ -20206,7 +21367,7 @@
                 <w:sz w:val="18"/>
                 <w:szCs w:val="18"/>
               </w:rPr>
-              <w:t xml:space="preserve">Quantitative Data Analysis with Graphical Representation — Learners generate their own Ep vs. x parabolic curve from real experimental data, making the abstract equation tangible. Comparing calculated Ep values for two ropes at the same load creates a numerical 'story' of failure: the old rope was asked to store far more energy than its structure could safely handle. This anchors the elastic limit concept in a specific, memorable calculation rather than a definition.</w:t>
+              <w:t xml:space="preserve">Collaborative Knowledge Consolidation via DQB Harvest — The DQB has served as a public, evolving record of the class's growing understanding. The 'Harvest' ritual makes collective knowledge visible, creates accountability for accuracy, and gives every prior lesson equal status as a source of evidence. The thumbs-signal protocol is a low-stakes, high-engagement formative tool that surfaces misconceptions without singling out individuals.</w:t>
             </w:r>
           </w:p>
         </w:tc>
@@ -20238,7 +21399,7 @@
                 <w:sz w:val="18"/>
                 <w:szCs w:val="18"/>
               </w:rPr>
-              <w:t xml:space="preserve">Observable indicator: Correct Ep calculations with units (Joules) in structured tables; parabolic curve plotted for Ep vs. x. Teacher checks at least 3 groups' Task 2 working during circulation — specifically verify that learners are computing extension via x = F/k before substituting into Ep = ½kx², not using force directly. A common error is substituting F instead of x into the energy formula — address this immediately with the group before it spreads.</w:t>
+              <w:t xml:space="preserve">Observable indicator: All questions on the DQB have an answer sticky note attached. Teacher specifically checks that answers to questions about elasticity vs. plasticity, Hooke's Law, and elastic limits use correct scientific vocabulary (e.g., 'proportional,' 'elastic limit,' 'spring constant,' 'permanent deformation'). Any answer using colloquial language only ('it just breaks') is flagged for revision during the harvest — the group must add a scientific term before the board is closed.</w:t>
             </w:r>
           </w:p>
         </w:tc>
@@ -20247,32 +21408,32 @@
         <w:tc>
           <w:tcPr>
             <w:tcW w:type="dxa" w:w="1520"/>
-            <w:shd w:fill="E2EFDA" w:color="auto" w:val="clear"/>
-            <w:tcMar>
-              <w:top w:type="dxa" w:w="60"/>
-              <w:left w:type="dxa" w:w="120"/>
-              <w:bottom w:type="dxa" w:w="60"/>
-              <w:right w:type="dxa" w:w="120"/>
-            </w:tcMar>
-            <w:vAlign w:val="top"/>
-          </w:tcPr>
-          <w:p>
-            <w:pPr>
-              <w:spacing w:after="40" w:before="0"/>
-              <w:jc w:val="left"/>
-            </w:pPr>
-            <w:r>
-              <w:rPr>
-                <w:rFonts w:ascii="Arial" w:cs="Arial" w:eastAsia="Arial" w:hAnsi="Arial"/>
-                <w:b/>
-                <w:bCs/>
-                <w:i w:val="false"/>
-                <w:iCs w:val="false"/>
-                <w:color w:val="000000"/>
-                <w:sz w:val="18"/>
-                <w:szCs w:val="18"/>
-              </w:rPr>
-              <w:t xml:space="preserve">Explain Phase</w:t>
+            <w:shd w:fill="D5E8F0" w:color="auto" w:val="clear"/>
+            <w:tcMar>
+              <w:top w:type="dxa" w:w="60"/>
+              <w:left w:type="dxa" w:w="120"/>
+              <w:bottom w:type="dxa" w:w="60"/>
+              <w:right w:type="dxa" w:w="120"/>
+            </w:tcMar>
+            <w:vAlign w:val="top"/>
+          </w:tcPr>
+          <w:p>
+            <w:pPr>
+              <w:spacing w:after="40" w:before="0"/>
+              <w:jc w:val="left"/>
+            </w:pPr>
+            <w:r>
+              <w:rPr>
+                <w:rFonts w:ascii="Arial" w:cs="Arial" w:eastAsia="Arial" w:hAnsi="Arial"/>
+                <w:b/>
+                <w:bCs/>
+                <w:i w:val="false"/>
+                <w:iCs w:val="false"/>
+                <w:color w:val="000000"/>
+                <w:sz w:val="18"/>
+                <w:szCs w:val="18"/>
+              </w:rPr>
+              <w:t xml:space="preserve">Model Building Phase</w:t>
             </w:r>
           </w:p>
           <w:p>
@@ -20295,7 +21456,7 @@
             <w:pPr>
               <w:spacing w:after="20" w:before="0"/>
             </w:pPr>
-            <w:hyperlink w:history="1" r:id="rIdy8ot6npr0mri6heklbdee">
+            <w:hyperlink w:history="1" r:id="rIdalnfpog3bpzzkuhunb9t4">
               <w:r>
                 <w:rPr>
                   <w:rFonts w:ascii="Arial" w:cs="Arial" w:eastAsia="Arial" w:hAnsi="Arial"/>
@@ -20304,9 +21465,25 @@
                   <w:szCs w:val="16"/>
                   <w:u w:val="single" w:color="2E75B6"/>
                 </w:rPr>
-                <w:t xml:space="preserve">Potential energy stored in a spring</w:t>
+                <w:t xml:space="preserve">Video: Hooke's Law</w:t>
               </w:r>
             </w:hyperlink>
+          </w:p>
+          <w:p>
+            <w:pPr>
+              <w:spacing w:after="20" w:before="0"/>
+            </w:pPr>
+            <w:r>
+              <w:rPr>
+                <w:rFonts w:ascii="Arial" w:cs="Arial" w:eastAsia="Arial" w:hAnsi="Arial"/>
+                <w:i/>
+                <w:iCs/>
+                <w:color w:val="595959"/>
+                <w:sz w:val="16"/>
+                <w:szCs w:val="16"/>
+              </w:rPr>
+              <w:t xml:space="preserve">Related topic: not an exact match for this lesson.</w:t>
+            </w:r>
           </w:p>
           <w:p>
             <w:pPr>
@@ -20320,7 +21497,7 @@
                 <w:sz w:val="14"/>
                 <w:szCs w:val="14"/>
               </w:rPr>
-              <w:t xml:space="preserve">Source: Khan Academy (English - US curriculum)</w:t>
+              <w:t xml:space="preserve">Source: PhET Interactive Simulations (English)</w:t>
             </w:r>
           </w:p>
           <w:p>
@@ -20328,7 +21505,7 @@
               <w:spacing w:after="10" w:before="0"/>
               <w:ind w:left="120"/>
             </w:pPr>
-            <w:hyperlink w:history="1" r:id="rIdtlhxgzlnmnhqqs3o9zdnd">
+            <w:hyperlink w:history="1" r:id="rIdecl4mbuxkwsyu3hccqcfl">
               <w:r>
                 <w:rPr>
                   <w:rFonts w:ascii="Arial" w:cs="Arial" w:eastAsia="Arial" w:hAnsi="Arial"/>
@@ -20373,7 +21550,7 @@
             <w:pPr>
               <w:spacing w:after="20" w:before="0"/>
             </w:pPr>
-            <w:hyperlink w:history="1" r:id="rId4mnkuyf0sgqs4neqxcop1">
+            <w:hyperlink w:history="1" r:id="rIdugsdiyobh8qxifhixumf3">
               <w:r>
                 <w:rPr>
                   <w:rFonts w:ascii="Arial" w:cs="Arial" w:eastAsia="Arial" w:hAnsi="Arial"/>
@@ -20382,7 +21559,7 @@
                   <w:szCs w:val="16"/>
                   <w:u w:val="single" w:color="2E75B6"/>
                 </w:rPr>
-                <w:t xml:space="preserve">Hooke's Law</w:t>
+                <w:t xml:space="preserve">Masses and Springs</w:t>
               </w:r>
             </w:hyperlink>
           </w:p>
@@ -20406,619 +21583,7 @@
               <w:spacing w:after="10" w:before="0"/>
               <w:ind w:left="120"/>
             </w:pPr>
-            <w:hyperlink w:history="1" r:id="rIdu-o0sizqb1zsb7ohhdn0y">
-              <w:r>
-                <w:rPr>
-                  <w:rFonts w:ascii="Arial" w:cs="Arial" w:eastAsia="Arial" w:hAnsi="Arial"/>
-                  <w:color w:val="595959"/>
-                  <w:sz w:val="14"/>
-                  <w:szCs w:val="14"/>
-                  <w:u w:val="single" w:color="595959"/>
-                </w:rPr>
-                <w:t xml:space="preserve">🔍 Search ARES for similar readings</w:t>
-              </w:r>
-            </w:hyperlink>
-          </w:p>
-        </w:tc>
-        <w:tc>
-          <w:tcPr>
-            <w:tcW w:type="dxa" w:w="3040"/>
-            <w:shd w:fill="FFFFFF" w:color="auto" w:val="clear"/>
-            <w:tcMar>
-              <w:top w:type="dxa" w:w="60"/>
-              <w:left w:type="dxa" w:w="120"/>
-              <w:bottom w:type="dxa" w:w="60"/>
-              <w:right w:type="dxa" w:w="120"/>
-            </w:tcMar>
-            <w:vAlign w:val="top"/>
-          </w:tcPr>
-          <w:p>
-            <w:pPr>
-              <w:spacing w:after="40" w:before="0"/>
-              <w:jc w:val="left"/>
-            </w:pPr>
-            <w:r>
-              <w:rPr>
-                <w:rFonts w:ascii="Arial" w:cs="Arial" w:eastAsia="Arial" w:hAnsi="Arial"/>
-                <w:b w:val="false"/>
-                <w:bCs w:val="false"/>
-                <w:i w:val="false"/>
-                <w:iCs w:val="false"/>
-                <w:color w:val="000000"/>
-                <w:sz w:val="18"/>
-                <w:szCs w:val="18"/>
-              </w:rPr>
-              <w:t xml:space="preserve">The teacher leads a whole-class sensemaking discussion (10 min) connecting the Phase 2 calculations to the Kericho phenomenon. The teacher then formally introduces the elastic limit with a board diagram showing a force-extension graph with the linear (Hooke's Law) region, the elastic limit point, and the plastic deformation region. Learners annotate their own copy. Worked Example 1 (8 min): A matatu travelling on Thika Road has a suspension spring with k = 12,000 N/m. When four passengers (total mass 280 kg) board, calculate (a) the compression of the spring using Hooke's Law, and (b) the elastic potential energy stored in the spring. Learners attempt individually, then compare with a partner. Worked Example 2 (7 min): A bungee cord at a Nairobi adventure park on Ngong Road has k = 45 N/m and a natural length of 10 m. A person of mass 65 kg jumps. The cord begins to stretch when the person has fallen 10 m. Calculate (a) the extension when all kinetic energy has converted to elastic potential energy (assume the person has velocity ≈ 0 at maximum stretch; use Ep = mgh to find energy, then solve for x), and (b) the total length of the cord at maximum stretch. Learners work in pairs. Final connect-back (5 min): Learners write a 'bridge back' sentence — 'This is similar to/different from the Kericho rope because…'</w:t>
-            </w:r>
-          </w:p>
-        </w:tc>
-        <w:tc>
-          <w:tcPr>
-            <w:tcW w:type="dxa" w:w="3040"/>
-            <w:shd w:fill="F2F2F2" w:color="auto" w:val="clear"/>
-            <w:tcMar>
-              <w:top w:type="dxa" w:w="60"/>
-              <w:left w:type="dxa" w:w="120"/>
-              <w:bottom w:type="dxa" w:w="60"/>
-              <w:right w:type="dxa" w:w="120"/>
-            </w:tcMar>
-            <w:vAlign w:val="top"/>
-          </w:tcPr>
-          <w:p>
-            <w:pPr>
-              <w:spacing w:after="40" w:before="0"/>
-              <w:jc w:val="left"/>
-            </w:pPr>
-            <w:r>
-              <w:rPr>
-                <w:rFonts w:ascii="Arial" w:cs="Arial" w:eastAsia="Arial" w:hAnsi="Arial"/>
-                <w:b w:val="false"/>
-                <w:bCs w:val="false"/>
-                <w:i w:val="false"/>
-                <w:iCs w:val="false"/>
-                <w:color w:val="000000"/>
-                <w:sz w:val="18"/>
-                <w:szCs w:val="18"/>
-              </w:rPr>
-              <w:t xml:space="preserve">Open the sensemaking discussion by pointing to the prediction board from Phase 1: 'Let us test your predictions with evidence.' Ask: 'Rope B stored how many joules at the moment it was loaded beyond its elastic limit? Rope A — how many joules? Which is larger? Why does that matter?' Apply 12-second WAIT TIME. Cold-call 3 learners. After responses, say: 'Here is the key idea — the elastic limit is the point of no return. Write that phrase in your notebook and draw the force-extension graph I am about to show you.' Draw the annotated graph on the board, labelling: (1) Proportional region — Hooke's Law holds; (2) Elastic limit — maximum extension before permanent deformation; (3) Plastic deformation region — material does not return to original shape; (4) Breaking point. Ask: 'Where on this graph did the old Kericho rope fail?' Cold-call 2 learners. For Worked Example 1, say: 'Attempt this alone — you have 3 minutes, show all working.' Then: 'Check with your partner. Disagree? Work it out together.' Cold-call one pair to present on the board. For Worked Example 2, say: 'This one needs two steps — energy first, then extension. Work with your partner. I will cold-call someone from every group.' Circulate and ask probing questions: 'What energy equation connects height to elastic potential energy?' 'What assumption are we making about speed at maximum stretch?' After the 'bridge back' sentences, cold-call 4 learners and record their sentences on the board under 'Connecting Back to Kericho.'</w:t>
-            </w:r>
-          </w:p>
-        </w:tc>
-        <w:tc>
-          <w:tcPr>
-            <w:tcW w:type="dxa" w:w="3040"/>
-            <w:shd w:fill="FFFFFF" w:color="auto" w:val="clear"/>
-            <w:tcMar>
-              <w:top w:type="dxa" w:w="60"/>
-              <w:left w:type="dxa" w:w="120"/>
-              <w:bottom w:type="dxa" w:w="60"/>
-              <w:right w:type="dxa" w:w="120"/>
-            </w:tcMar>
-            <w:vAlign w:val="top"/>
-          </w:tcPr>
-          <w:p>
-            <w:pPr>
-              <w:spacing w:after="40" w:before="0"/>
-              <w:jc w:val="left"/>
-            </w:pPr>
-            <w:r>
-              <w:rPr>
-                <w:rFonts w:ascii="Arial" w:cs="Arial" w:eastAsia="Arial" w:hAnsi="Arial"/>
-                <w:b w:val="false"/>
-                <w:bCs w:val="false"/>
-                <w:i w:val="false"/>
-                <w:iCs w:val="false"/>
-                <w:color w:val="000000"/>
-                <w:sz w:val="18"/>
-                <w:szCs w:val="18"/>
-              </w:rPr>
-              <w:t xml:space="preserve">Concept Formalisation + Worked Example Transfer — The teacher formally names and diagrams the elastic limit after learners have encountered it implicitly in data, ensuring the concept is grounded in evidence rather than delivered abstractly. The two Kenyan worked examples (matatu suspension, Nairobi bungee cord) require learners to transfer the same equations to new contexts, deepening procedural fluency while keeping the Kenyan relevance explicit. The 'bridge back' sentence forces explicit connection to the anchoring phenomenon.</w:t>
-            </w:r>
-          </w:p>
-        </w:tc>
-        <w:tc>
-          <w:tcPr>
-            <w:tcW w:type="dxa" w:w="3040"/>
-            <w:shd w:fill="F2F2F2" w:color="auto" w:val="clear"/>
-            <w:tcMar>
-              <w:top w:type="dxa" w:w="60"/>
-              <w:left w:type="dxa" w:w="120"/>
-              <w:bottom w:type="dxa" w:w="60"/>
-              <w:right w:type="dxa" w:w="120"/>
-            </w:tcMar>
-            <w:vAlign w:val="top"/>
-          </w:tcPr>
-          <w:p>
-            <w:pPr>
-              <w:spacing w:after="40" w:before="0"/>
-              <w:jc w:val="left"/>
-            </w:pPr>
-            <w:r>
-              <w:rPr>
-                <w:rFonts w:ascii="Arial" w:cs="Arial" w:eastAsia="Arial" w:hAnsi="Arial"/>
-                <w:b w:val="false"/>
-                <w:bCs w:val="false"/>
-                <w:i w:val="false"/>
-                <w:iCs w:val="false"/>
-                <w:color w:val="000000"/>
-                <w:sz w:val="18"/>
-                <w:szCs w:val="18"/>
-              </w:rPr>
-              <w:t xml:space="preserve">Observable indicator: Learners can correctly annotate the four regions of a force-extension graph. For worked examples, correct numerical answers with full working shown: Example 1 — (a) x = F/k = (280×9.8)/12000 ≈ 0.23 m; (b) Ep = ½ × 12000 × 0.23² ≈ 317 J. Example 2 — Ep = mgh = 65×9.8×10 = 6370 J; x = √(2Ep/k) = √(2×6370/45) ≈ 16.8 m; total length = 10 + 16.8 = 26.8 m. Teacher uses mini-whiteboards or slates for learners to hold up numerical answers — quickly scan for correct values before moving on.</w:t>
-            </w:r>
-          </w:p>
-        </w:tc>
-      </w:tr>
-      <w:tr>
-        <w:tc>
-          <w:tcPr>
-            <w:tcW w:type="dxa" w:w="1520"/>
-            <w:shd w:fill="FCE4D6" w:color="auto" w:val="clear"/>
-            <w:tcMar>
-              <w:top w:type="dxa" w:w="60"/>
-              <w:left w:type="dxa" w:w="120"/>
-              <w:bottom w:type="dxa" w:w="60"/>
-              <w:right w:type="dxa" w:w="120"/>
-            </w:tcMar>
-            <w:vAlign w:val="top"/>
-          </w:tcPr>
-          <w:p>
-            <w:pPr>
-              <w:spacing w:after="40" w:before="0"/>
-              <w:jc w:val="left"/>
-            </w:pPr>
-            <w:r>
-              <w:rPr>
-                <w:rFonts w:ascii="Arial" w:cs="Arial" w:eastAsia="Arial" w:hAnsi="Arial"/>
-                <w:b/>
-                <w:bCs/>
-                <w:i w:val="false"/>
-                <w:iCs w:val="false"/>
-                <w:color w:val="000000"/>
-                <w:sz w:val="18"/>
-                <w:szCs w:val="18"/>
-              </w:rPr>
-              <w:t xml:space="preserve">Driving Question Board (DQB) Creation</w:t>
-            </w:r>
-          </w:p>
-          <w:p>
-            <w:pPr>
-              <w:spacing w:after="20" w:before="0"/>
-            </w:pPr>
-            <w:r>
-              <w:rPr>
-                <w:rFonts w:ascii="Arial" w:cs="Arial" w:eastAsia="Arial" w:hAnsi="Arial"/>
-                <w:b/>
-                <w:bCs/>
-                <w:color w:val="1F3864"/>
-                <w:sz w:val="16"/>
-                <w:szCs w:val="16"/>
-              </w:rPr>
-              <w:t xml:space="preserve">📹 VIDEO:</w:t>
-            </w:r>
-          </w:p>
-          <w:p>
-            <w:pPr>
-              <w:spacing w:after="20" w:before="0"/>
-            </w:pPr>
-            <w:hyperlink w:history="1" r:id="rIdpbgebays_8k8d_sxzdok2">
-              <w:r>
-                <w:rPr>
-                  <w:rFonts w:ascii="Arial" w:cs="Arial" w:eastAsia="Arial" w:hAnsi="Arial"/>
-                  <w:color w:val="2E75B6"/>
-                  <w:sz w:val="16"/>
-                  <w:szCs w:val="16"/>
-                  <w:u w:val="single" w:color="2E75B6"/>
-                </w:rPr>
-                <w:t xml:space="preserve">Video: Hooke's Law</w:t>
-              </w:r>
-            </w:hyperlink>
-          </w:p>
-          <w:p>
-            <w:pPr>
-              <w:spacing w:after="10" w:before="0"/>
-              <w:ind w:left="120"/>
-            </w:pPr>
-            <w:r>
-              <w:rPr>
-                <w:rFonts w:ascii="Arial" w:cs="Arial" w:eastAsia="Arial" w:hAnsi="Arial"/>
-                <w:color w:val="595959"/>
-                <w:sz w:val="14"/>
-                <w:szCs w:val="14"/>
-              </w:rPr>
-              <w:t xml:space="preserve">Source: PhET Interactive Simulations (English)</w:t>
-            </w:r>
-          </w:p>
-          <w:p>
-            <w:pPr>
-              <w:spacing w:after="10" w:before="0"/>
-              <w:ind w:left="120"/>
-            </w:pPr>
-            <w:hyperlink w:history="1" r:id="rIdjcfnwuftbi4w6jaxyhzth">
-              <w:r>
-                <w:rPr>
-                  <w:rFonts w:ascii="Arial" w:cs="Arial" w:eastAsia="Arial" w:hAnsi="Arial"/>
-                  <w:color w:val="595959"/>
-                  <w:sz w:val="14"/>
-                  <w:szCs w:val="14"/>
-                  <w:u w:val="single" w:color="595959"/>
-                </w:rPr>
-                <w:t xml:space="preserve">🔍 Search ARES for similar videos</w:t>
-              </w:r>
-            </w:hyperlink>
-          </w:p>
-          <w:p>
-            <w:pPr>
-              <w:spacing w:after="40" w:before="0"/>
-            </w:pPr>
-            <w:r>
-              <w:rPr>
-                <w:sz w:val="14"/>
-                <w:szCs w:val="14"/>
-              </w:rPr>
-              <w:t xml:space="preserve"/>
-            </w:r>
-          </w:p>
-          <w:p>
-            <w:pPr>
-              <w:spacing w:after="20" w:before="0"/>
-            </w:pPr>
-            <w:r>
-              <w:rPr>
-                <w:rFonts w:ascii="Arial" w:cs="Arial" w:eastAsia="Arial" w:hAnsi="Arial"/>
-                <w:b/>
-                <w:bCs/>
-                <w:color w:val="1F3864"/>
-                <w:sz w:val="16"/>
-                <w:szCs w:val="16"/>
-              </w:rPr>
-              <w:t xml:space="preserve">📖 HTML:</w:t>
-            </w:r>
-          </w:p>
-          <w:p>
-            <w:pPr>
-              <w:spacing w:after="20" w:before="0"/>
-            </w:pPr>
-            <w:hyperlink w:history="1" r:id="rId7g8vkq4jlmod12qbhrlgt">
-              <w:r>
-                <w:rPr>
-                  <w:rFonts w:ascii="Arial" w:cs="Arial" w:eastAsia="Arial" w:hAnsi="Arial"/>
-                  <w:color w:val="2E75B6"/>
-                  <w:sz w:val="16"/>
-                  <w:szCs w:val="16"/>
-                  <w:u w:val="single" w:color="2E75B6"/>
-                </w:rPr>
-                <w:t xml:space="preserve">Hooke's Law</w:t>
-              </w:r>
-            </w:hyperlink>
-          </w:p>
-          <w:p>
-            <w:pPr>
-              <w:spacing w:after="10" w:before="0"/>
-              <w:ind w:left="120"/>
-            </w:pPr>
-            <w:r>
-              <w:rPr>
-                <w:rFonts w:ascii="Arial" w:cs="Arial" w:eastAsia="Arial" w:hAnsi="Arial"/>
-                <w:color w:val="595959"/>
-                <w:sz w:val="14"/>
-                <w:szCs w:val="14"/>
-              </w:rPr>
-              <w:t xml:space="preserve">Source: PhET Interactive Simulations (English)</w:t>
-            </w:r>
-          </w:p>
-          <w:p>
-            <w:pPr>
-              <w:spacing w:after="10" w:before="0"/>
-              <w:ind w:left="120"/>
-            </w:pPr>
-            <w:hyperlink w:history="1" r:id="rIdjif-pamforjyn1dir397e">
-              <w:r>
-                <w:rPr>
-                  <w:rFonts w:ascii="Arial" w:cs="Arial" w:eastAsia="Arial" w:hAnsi="Arial"/>
-                  <w:color w:val="595959"/>
-                  <w:sz w:val="14"/>
-                  <w:szCs w:val="14"/>
-                  <w:u w:val="single" w:color="595959"/>
-                </w:rPr>
-                <w:t xml:space="preserve">🔍 Search ARES for similar readings</w:t>
-              </w:r>
-            </w:hyperlink>
-          </w:p>
-        </w:tc>
-        <w:tc>
-          <w:tcPr>
-            <w:tcW w:type="dxa" w:w="3040"/>
-            <w:shd w:fill="FFFFFF" w:color="auto" w:val="clear"/>
-            <w:tcMar>
-              <w:top w:type="dxa" w:w="60"/>
-              <w:left w:type="dxa" w:w="120"/>
-              <w:bottom w:type="dxa" w:w="60"/>
-              <w:right w:type="dxa" w:w="120"/>
-            </w:tcMar>
-            <w:vAlign w:val="top"/>
-          </w:tcPr>
-          <w:p>
-            <w:pPr>
-              <w:spacing w:after="40" w:before="0"/>
-              <w:jc w:val="left"/>
-            </w:pPr>
-            <w:r>
-              <w:rPr>
-                <w:rFonts w:ascii="Arial" w:cs="Arial" w:eastAsia="Arial" w:hAnsi="Arial"/>
-                <w:b w:val="false"/>
-                <w:bCs w:val="false"/>
-                <w:i w:val="false"/>
-                <w:iCs w:val="false"/>
-                <w:color w:val="000000"/>
-                <w:sz w:val="18"/>
-                <w:szCs w:val="18"/>
-              </w:rPr>
-              <w:t xml:space="preserve">The class returns to the Driving Question Board that has been built across Lessons 1–5. Each group is assigned 2–3 sticky note questions from the DQB that fall within their expertise from the unit. Groups have 6 minutes to write a concise answer (2–3 sentences, using scientific vocabulary) on a new sticky note of a different colour and attach it beside the original question. Questions not yet answered are discussed whole-class. The teacher facilitates a 'DQB Harvest' — reading each answered question and its answer aloud, asking the class to give a thumbs-up (agree), thumbs-sideways (partially agree), or thumbs-down (disagree) for each response. Disagreements are resolved through brief class discussion. The Driving Question itself — 'Why do some materials stretch and snap back while others permanently deform or break — and how can we use this knowledge to choose the right material for a safe structure in Kenya?' — is kept visible as the final target. Learners are told: 'Your final model and explanation in Phase 5 must answer this question completely.'</w:t>
-            </w:r>
-          </w:p>
-        </w:tc>
-        <w:tc>
-          <w:tcPr>
-            <w:tcW w:type="dxa" w:w="3040"/>
-            <w:shd w:fill="F2F2F2" w:color="auto" w:val="clear"/>
-            <w:tcMar>
-              <w:top w:type="dxa" w:w="60"/>
-              <w:left w:type="dxa" w:w="120"/>
-              <w:bottom w:type="dxa" w:w="60"/>
-              <w:right w:type="dxa" w:w="120"/>
-            </w:tcMar>
-            <w:vAlign w:val="top"/>
-          </w:tcPr>
-          <w:p>
-            <w:pPr>
-              <w:spacing w:after="40" w:before="0"/>
-              <w:jc w:val="left"/>
-            </w:pPr>
-            <w:r>
-              <w:rPr>
-                <w:rFonts w:ascii="Arial" w:cs="Arial" w:eastAsia="Arial" w:hAnsi="Arial"/>
-                <w:b w:val="false"/>
-                <w:bCs w:val="false"/>
-                <w:i w:val="false"/>
-                <w:iCs w:val="false"/>
-                <w:color w:val="000000"/>
-                <w:sz w:val="18"/>
-                <w:szCs w:val="18"/>
-              </w:rPr>
-              <w:t xml:space="preserve">Point to the DQB and say: 'This board has held our questions since Lesson 1. Today we close it. Every question on this board should be answerable by someone in this room — because you have done the work.' Assign question clusters to groups. After 6 minutes, call attention and begin the 'DQB Harvest.' For each answered question, read it aloud and prompt: 'Thumbs signal — do you agree this answer is complete and accurate?' For any thumbs-sideways or thumbs-down, say: 'Who can improve this answer? Use evidence from our lessons.' Cold-call 2 learners per disputed answer. Apply 10-second WAIT TIME before accepting responses. After all questions are addressed, point to the driving question and say: 'This is the big one. We are not answering it yet — that is for your final model in Phase 5. But I want one volunteer to read it aloud, slowly, so we all hear what we are working toward.' Call on a learner who has been less vocal during the lesson.</w:t>
-            </w:r>
-          </w:p>
-        </w:tc>
-        <w:tc>
-          <w:tcPr>
-            <w:tcW w:type="dxa" w:w="3040"/>
-            <w:shd w:fill="FFFFFF" w:color="auto" w:val="clear"/>
-            <w:tcMar>
-              <w:top w:type="dxa" w:w="60"/>
-              <w:left w:type="dxa" w:w="120"/>
-              <w:bottom w:type="dxa" w:w="60"/>
-              <w:right w:type="dxa" w:w="120"/>
-            </w:tcMar>
-            <w:vAlign w:val="top"/>
-          </w:tcPr>
-          <w:p>
-            <w:pPr>
-              <w:spacing w:after="40" w:before="0"/>
-              <w:jc w:val="left"/>
-            </w:pPr>
-            <w:r>
-              <w:rPr>
-                <w:rFonts w:ascii="Arial" w:cs="Arial" w:eastAsia="Arial" w:hAnsi="Arial"/>
-                <w:b w:val="false"/>
-                <w:bCs w:val="false"/>
-                <w:i w:val="false"/>
-                <w:iCs w:val="false"/>
-                <w:color w:val="000000"/>
-                <w:sz w:val="18"/>
-                <w:szCs w:val="18"/>
-              </w:rPr>
-              <w:t xml:space="preserve">Collaborative Knowledge Consolidation via DQB Harvest — The DQB has served as a public, evolving record of the class's growing understanding. The 'Harvest' ritual makes collective knowledge visible, creates accountability for accuracy, and gives every prior lesson equal status as a source of evidence. The thumbs-signal protocol is a low-stakes, high-engagement formative tool that surfaces misconceptions without singling out individuals.</w:t>
-            </w:r>
-          </w:p>
-        </w:tc>
-        <w:tc>
-          <w:tcPr>
-            <w:tcW w:type="dxa" w:w="3040"/>
-            <w:shd w:fill="F2F2F2" w:color="auto" w:val="clear"/>
-            <w:tcMar>
-              <w:top w:type="dxa" w:w="60"/>
-              <w:left w:type="dxa" w:w="120"/>
-              <w:bottom w:type="dxa" w:w="60"/>
-              <w:right w:type="dxa" w:w="120"/>
-            </w:tcMar>
-            <w:vAlign w:val="top"/>
-          </w:tcPr>
-          <w:p>
-            <w:pPr>
-              <w:spacing w:after="40" w:before="0"/>
-              <w:jc w:val="left"/>
-            </w:pPr>
-            <w:r>
-              <w:rPr>
-                <w:rFonts w:ascii="Arial" w:cs="Arial" w:eastAsia="Arial" w:hAnsi="Arial"/>
-                <w:b w:val="false"/>
-                <w:bCs w:val="false"/>
-                <w:i w:val="false"/>
-                <w:iCs w:val="false"/>
-                <w:color w:val="000000"/>
-                <w:sz w:val="18"/>
-                <w:szCs w:val="18"/>
-              </w:rPr>
-              <w:t xml:space="preserve">Observable indicator: All questions on the DQB have an answer sticky note attached. Teacher specifically checks that answers to questions about elasticity vs. plasticity, Hooke's Law, and elastic limits use correct scientific vocabulary (e.g., 'proportional,' 'elastic limit,' 'spring constant,' 'permanent deformation'). Any answer using colloquial language only ('it just breaks') is flagged for revision during the harvest — the group must add a scientific term before the board is closed.</w:t>
-            </w:r>
-          </w:p>
-        </w:tc>
-      </w:tr>
-      <w:tr>
-        <w:tc>
-          <w:tcPr>
-            <w:tcW w:type="dxa" w:w="1520"/>
-            <w:shd w:fill="D5E8F0" w:color="auto" w:val="clear"/>
-            <w:tcMar>
-              <w:top w:type="dxa" w:w="60"/>
-              <w:left w:type="dxa" w:w="120"/>
-              <w:bottom w:type="dxa" w:w="60"/>
-              <w:right w:type="dxa" w:w="120"/>
-            </w:tcMar>
-            <w:vAlign w:val="top"/>
-          </w:tcPr>
-          <w:p>
-            <w:pPr>
-              <w:spacing w:after="40" w:before="0"/>
-              <w:jc w:val="left"/>
-            </w:pPr>
-            <w:r>
-              <w:rPr>
-                <w:rFonts w:ascii="Arial" w:cs="Arial" w:eastAsia="Arial" w:hAnsi="Arial"/>
-                <w:b/>
-                <w:bCs/>
-                <w:i w:val="false"/>
-                <w:iCs w:val="false"/>
-                <w:color w:val="000000"/>
-                <w:sz w:val="18"/>
-                <w:szCs w:val="18"/>
-              </w:rPr>
-              <w:t xml:space="preserve">Model Building Phase</w:t>
-            </w:r>
-          </w:p>
-          <w:p>
-            <w:pPr>
-              <w:spacing w:after="20" w:before="0"/>
-            </w:pPr>
-            <w:r>
-              <w:rPr>
-                <w:rFonts w:ascii="Arial" w:cs="Arial" w:eastAsia="Arial" w:hAnsi="Arial"/>
-                <w:b/>
-                <w:bCs/>
-                <w:color w:val="1F3864"/>
-                <w:sz w:val="16"/>
-                <w:szCs w:val="16"/>
-              </w:rPr>
-              <w:t xml:space="preserve">📹 VIDEO:</w:t>
-            </w:r>
-          </w:p>
-          <w:p>
-            <w:pPr>
-              <w:spacing w:after="20" w:before="0"/>
-            </w:pPr>
-            <w:hyperlink w:history="1" r:id="rId9eksqibtp9y3p1hbjydxk">
-              <w:r>
-                <w:rPr>
-                  <w:rFonts w:ascii="Arial" w:cs="Arial" w:eastAsia="Arial" w:hAnsi="Arial"/>
-                  <w:color w:val="2E75B6"/>
-                  <w:sz w:val="16"/>
-                  <w:szCs w:val="16"/>
-                  <w:u w:val="single" w:color="2E75B6"/>
-                </w:rPr>
-                <w:t xml:space="preserve">hooke's law</w:t>
-              </w:r>
-            </w:hyperlink>
-          </w:p>
-          <w:p>
-            <w:pPr>
-              <w:spacing w:after="10" w:before="0"/>
-              <w:ind w:left="120"/>
-            </w:pPr>
-            <w:r>
-              <w:rPr>
-                <w:rFonts w:ascii="Arial" w:cs="Arial" w:eastAsia="Arial" w:hAnsi="Arial"/>
-                <w:color w:val="595959"/>
-                <w:sz w:val="14"/>
-                <w:szCs w:val="14"/>
-              </w:rPr>
-              <w:t xml:space="preserve">Source: ARES Local Curriculum  - Digital Literacy Content</w:t>
-            </w:r>
-          </w:p>
-          <w:p>
-            <w:pPr>
-              <w:spacing w:after="10" w:before="0"/>
-              <w:ind w:left="120"/>
-            </w:pPr>
-            <w:hyperlink w:history="1" r:id="rIdgynoxmpkhscspqrwldxpe">
-              <w:r>
-                <w:rPr>
-                  <w:rFonts w:ascii="Arial" w:cs="Arial" w:eastAsia="Arial" w:hAnsi="Arial"/>
-                  <w:color w:val="595959"/>
-                  <w:sz w:val="14"/>
-                  <w:szCs w:val="14"/>
-                  <w:u w:val="single" w:color="595959"/>
-                </w:rPr>
-                <w:t xml:space="preserve">🔍 Search ARES for similar videos</w:t>
-              </w:r>
-            </w:hyperlink>
-          </w:p>
-          <w:p>
-            <w:pPr>
-              <w:spacing w:after="40" w:before="0"/>
-            </w:pPr>
-            <w:r>
-              <w:rPr>
-                <w:sz w:val="14"/>
-                <w:szCs w:val="14"/>
-              </w:rPr>
-              <w:t xml:space="preserve"/>
-            </w:r>
-          </w:p>
-          <w:p>
-            <w:pPr>
-              <w:spacing w:after="20" w:before="0"/>
-            </w:pPr>
-            <w:r>
-              <w:rPr>
-                <w:rFonts w:ascii="Arial" w:cs="Arial" w:eastAsia="Arial" w:hAnsi="Arial"/>
-                <w:b/>
-                <w:bCs/>
-                <w:color w:val="1F3864"/>
-                <w:sz w:val="16"/>
-                <w:szCs w:val="16"/>
-              </w:rPr>
-              <w:t xml:space="preserve">📖 HTML:</w:t>
-            </w:r>
-          </w:p>
-          <w:p>
-            <w:pPr>
-              <w:spacing w:after="20" w:before="0"/>
-            </w:pPr>
-            <w:hyperlink w:history="1" r:id="rIdv07tbys8-f49oflsimc3l">
-              <w:r>
-                <w:rPr>
-                  <w:rFonts w:ascii="Arial" w:cs="Arial" w:eastAsia="Arial" w:hAnsi="Arial"/>
-                  <w:color w:val="2E75B6"/>
-                  <w:sz w:val="16"/>
-                  <w:szCs w:val="16"/>
-                  <w:u w:val="single" w:color="2E75B6"/>
-                </w:rPr>
-                <w:t xml:space="preserve">Hooke's Law</w:t>
-              </w:r>
-            </w:hyperlink>
-          </w:p>
-          <w:p>
-            <w:pPr>
-              <w:spacing w:after="10" w:before="0"/>
-              <w:ind w:left="120"/>
-            </w:pPr>
-            <w:r>
-              <w:rPr>
-                <w:rFonts w:ascii="Arial" w:cs="Arial" w:eastAsia="Arial" w:hAnsi="Arial"/>
-                <w:color w:val="595959"/>
-                <w:sz w:val="14"/>
-                <w:szCs w:val="14"/>
-              </w:rPr>
-              <w:t xml:space="preserve">Source: PhET Interactive Simulations (English)</w:t>
-            </w:r>
-          </w:p>
-          <w:p>
-            <w:pPr>
-              <w:spacing w:after="10" w:before="0"/>
-              <w:ind w:left="120"/>
-            </w:pPr>
-            <w:hyperlink w:history="1" r:id="rIdfhjotgw0hij6t1tgaet3m">
+            <w:hyperlink w:history="1" r:id="rIdlsn4m6bfwuldn2daido9g">
               <w:r>
                 <w:rPr>
                   <w:rFonts w:ascii="Arial" w:cs="Arial" w:eastAsia="Arial" w:hAnsi="Arial"/>
@@ -21758,7 +22323,7 @@
         </w:rPr>
         <w:t xml:space="preserve">© 2026 SeaVuria and ARES. Aligned with KICD objectives. Developed by SeaVuria; technical implementation by ARES (with AI assistance from Claude). Licensed under </w:t>
       </w:r>
-      <w:hyperlink w:history="1" r:id="rIdpjhpr2ir2dqngngkneh2o">
+      <w:hyperlink w:history="1" r:id="rId7st5djbccwtctyyiwlw-s">
         <w:r>
           <w:rPr>
             <w:rFonts w:ascii="Arial" w:cs="Arial" w:eastAsia="Arial" w:hAnsi="Arial"/>
@@ -21779,7 +22344,7 @@
         </w:rPr>
         <w:t xml:space="preserve"> (</w:t>
       </w:r>
-      <w:hyperlink w:history="1" r:id="rIdbk4psiavxmr5wsazxdz-h">
+      <w:hyperlink w:history="1" r:id="rIdocbpof-pvwwbqs1v3w8xs">
         <w:r>
           <w:rPr>
             <w:rFonts w:ascii="Arial" w:cs="Arial" w:eastAsia="Arial" w:hAnsi="Arial"/>

--- a/data/outputs/v2/Physics/SS1.2_Mechanical_Properties_of_Materials/Physics_Mechanical_Properties_of_Materials_CBE_LessonSequence.docx
+++ b/data/outputs/v2/Physics/SS1.2_Mechanical_Properties_of_Materials/Physics_Mechanical_Properties_of_Materials_CBE_LessonSequence.docx
@@ -2397,7 +2397,7 @@
         </w:rPr>
         <w:t xml:space="preserve">© 2026 SeaVuria and ARES. This work is licensed under a </w:t>
       </w:r>
-      <w:hyperlink w:history="1" r:id="rIdzpa1cb_bi7yevijcccenv">
+      <w:hyperlink w:history="1" r:id="rIdfnlgcfyjutewrgiugcvk2">
         <w:r>
           <w:rPr>
             <w:rFonts w:ascii="Arial" w:cs="Arial" w:eastAsia="Arial" w:hAnsi="Arial"/>
@@ -2417,7 +2417,7 @@
         </w:rPr>
         <w:t xml:space="preserve"> (</w:t>
       </w:r>
-      <w:hyperlink w:history="1" r:id="rIdugxytkr6vsx79jw9veett">
+      <w:hyperlink w:history="1" r:id="rIdcmxoeye6hokk9ytc033wt">
         <w:r>
           <w:rPr>
             <w:rFonts w:ascii="Arial" w:cs="Arial" w:eastAsia="Arial" w:hAnsi="Arial"/>
@@ -2437,7 +2437,7 @@
         </w:rPr>
         <w:t xml:space="preserve">). To view a copy of this license, visit </w:t>
       </w:r>
-      <w:hyperlink w:history="1" r:id="rIdrabxkpdalkrlnnbalpycp">
+      <w:hyperlink w:history="1" r:id="rIdwaoxtofsfslpw-tnrtvhh">
         <w:r>
           <w:rPr>
             <w:rFonts w:ascii="Arial" w:cs="Arial" w:eastAsia="Arial" w:hAnsi="Arial"/>
@@ -3449,7 +3449,7 @@
             <w:pPr>
               <w:spacing w:after="20" w:before="0"/>
             </w:pPr>
-            <w:hyperlink w:history="1" r:id="rIdniabh88fu3qpowd-lj3-s">
+            <w:hyperlink w:history="1" r:id="rIdpai-2l6z1tyykychmf6fk">
               <w:r>
                 <w:rPr>
                   <w:rFonts w:ascii="Arial" w:cs="Arial" w:eastAsia="Arial" w:hAnsi="Arial"/>
@@ -3498,7 +3498,7 @@
               <w:spacing w:after="10" w:before="0"/>
               <w:ind w:left="120"/>
             </w:pPr>
-            <w:hyperlink w:history="1" r:id="rIddfbgmz1nofrg10iuq0i1g">
+            <w:hyperlink w:history="1" r:id="rIdge6pt2zu6xyoyqsrvnuzm">
               <w:r>
                 <w:rPr>
                   <w:rFonts w:ascii="Arial" w:cs="Arial" w:eastAsia="Arial" w:hAnsi="Arial"/>
@@ -3543,7 +3543,7 @@
             <w:pPr>
               <w:spacing w:after="20" w:before="0"/>
             </w:pPr>
-            <w:hyperlink w:history="1" r:id="rIdm1cmez3tl0cgjrm-vo1qt">
+            <w:hyperlink w:history="1" r:id="rIdkgslemp-zembcc7tbrmjh">
               <w:r>
                 <w:rPr>
                   <w:rFonts w:ascii="Arial" w:cs="Arial" w:eastAsia="Arial" w:hAnsi="Arial"/>
@@ -3592,7 +3592,7 @@
               <w:spacing w:after="10" w:before="0"/>
               <w:ind w:left="120"/>
             </w:pPr>
-            <w:hyperlink w:history="1" r:id="rIdhadxrn4j03xsd5g8crtxp">
+            <w:hyperlink w:history="1" r:id="rIdjeqtwgreqa5asutsfnzfj">
               <w:r>
                 <w:rPr>
                   <w:rFonts w:ascii="Arial" w:cs="Arial" w:eastAsia="Arial" w:hAnsi="Arial"/>
@@ -3787,7 +3787,7 @@
             <w:pPr>
               <w:spacing w:after="20" w:before="0"/>
             </w:pPr>
-            <w:hyperlink w:history="1" r:id="rIdpyjkn237in4g3x6i4gft0">
+            <w:hyperlink w:history="1" r:id="rId8-cgssryepsvx8xryx6ab">
               <w:r>
                 <w:rPr>
                   <w:rFonts w:ascii="Arial" w:cs="Arial" w:eastAsia="Arial" w:hAnsi="Arial"/>
@@ -3836,7 +3836,7 @@
               <w:spacing w:after="10" w:before="0"/>
               <w:ind w:left="120"/>
             </w:pPr>
-            <w:hyperlink w:history="1" r:id="rIdn_y2zi386tiynstybm-s8">
+            <w:hyperlink w:history="1" r:id="rIdvvj2f7-ghyyavir5q4hak">
               <w:r>
                 <w:rPr>
                   <w:rFonts w:ascii="Arial" w:cs="Arial" w:eastAsia="Arial" w:hAnsi="Arial"/>
@@ -3881,7 +3881,7 @@
             <w:pPr>
               <w:spacing w:after="20" w:before="0"/>
             </w:pPr>
-            <w:hyperlink w:history="1" r:id="rId7xcqtvuzz4d9ly5apddfz">
+            <w:hyperlink w:history="1" r:id="rIdzbuoflrotsntrnm-naztr">
               <w:r>
                 <w:rPr>
                   <w:rFonts w:ascii="Arial" w:cs="Arial" w:eastAsia="Arial" w:hAnsi="Arial"/>
@@ -3930,7 +3930,7 @@
               <w:spacing w:after="10" w:before="0"/>
               <w:ind w:left="120"/>
             </w:pPr>
-            <w:hyperlink w:history="1" r:id="rIddti4zbvi0dkj6pj29hwet">
+            <w:hyperlink w:history="1" r:id="rIdnsnsyd4l3eaoeolbtk0mx">
               <w:r>
                 <w:rPr>
                   <w:rFonts w:ascii="Arial" w:cs="Arial" w:eastAsia="Arial" w:hAnsi="Arial"/>
@@ -4125,7 +4125,7 @@
             <w:pPr>
               <w:spacing w:after="20" w:before="0"/>
             </w:pPr>
-            <w:hyperlink w:history="1" r:id="rId8pmaymfbvo4bsvdmg0sud">
+            <w:hyperlink w:history="1" r:id="rIdlyhcgfzi5zvjmrlish__2">
               <w:r>
                 <w:rPr>
                   <w:rFonts w:ascii="Arial" w:cs="Arial" w:eastAsia="Arial" w:hAnsi="Arial"/>
@@ -4174,7 +4174,7 @@
               <w:spacing w:after="10" w:before="0"/>
               <w:ind w:left="120"/>
             </w:pPr>
-            <w:hyperlink w:history="1" r:id="rIdr0ydctdp0nemwiruvtyj6">
+            <w:hyperlink w:history="1" r:id="rId6_ytg8vv7gcixew-2e3yf">
               <w:r>
                 <w:rPr>
                   <w:rFonts w:ascii="Arial" w:cs="Arial" w:eastAsia="Arial" w:hAnsi="Arial"/>
@@ -4219,7 +4219,7 @@
             <w:pPr>
               <w:spacing w:after="20" w:before="0"/>
             </w:pPr>
-            <w:hyperlink w:history="1" r:id="rIdm--pi7r7q6jhjj2rlo03n">
+            <w:hyperlink w:history="1" r:id="rIdz6ariqy9nsicf6v95z8gp">
               <w:r>
                 <w:rPr>
                   <w:rFonts w:ascii="Arial" w:cs="Arial" w:eastAsia="Arial" w:hAnsi="Arial"/>
@@ -4268,7 +4268,7 @@
               <w:spacing w:after="10" w:before="0"/>
               <w:ind w:left="120"/>
             </w:pPr>
-            <w:hyperlink w:history="1" r:id="rId4e-gtaslkocd5bdcnlcpe">
+            <w:hyperlink w:history="1" r:id="rIdapvrnawdtvsevs7pvqvmb">
               <w:r>
                 <w:rPr>
                   <w:rFonts w:ascii="Arial" w:cs="Arial" w:eastAsia="Arial" w:hAnsi="Arial"/>
@@ -4463,7 +4463,7 @@
             <w:pPr>
               <w:spacing w:after="20" w:before="0"/>
             </w:pPr>
-            <w:hyperlink w:history="1" r:id="rIdxk-e14pvk8jur2k4f20g7">
+            <w:hyperlink w:history="1" r:id="rId7tzuekm9kbufj-3wnylfu">
               <w:r>
                 <w:rPr>
                   <w:rFonts w:ascii="Arial" w:cs="Arial" w:eastAsia="Arial" w:hAnsi="Arial"/>
@@ -4512,7 +4512,7 @@
               <w:spacing w:after="10" w:before="0"/>
               <w:ind w:left="120"/>
             </w:pPr>
-            <w:hyperlink w:history="1" r:id="rIdnrpc5wcpjzyklyhq27vds">
+            <w:hyperlink w:history="1" r:id="rId46yea8br5fcsjh9onvq3y">
               <w:r>
                 <w:rPr>
                   <w:rFonts w:ascii="Arial" w:cs="Arial" w:eastAsia="Arial" w:hAnsi="Arial"/>
@@ -4557,7 +4557,7 @@
             <w:pPr>
               <w:spacing w:after="20" w:before="0"/>
             </w:pPr>
-            <w:hyperlink w:history="1" r:id="rIdtfyqaeojqz7_qhb8vp0mv">
+            <w:hyperlink w:history="1" r:id="rId8eekwjfo-2yc_hvzcndo9">
               <w:r>
                 <w:rPr>
                   <w:rFonts w:ascii="Arial" w:cs="Arial" w:eastAsia="Arial" w:hAnsi="Arial"/>
@@ -4606,7 +4606,7 @@
               <w:spacing w:after="10" w:before="0"/>
               <w:ind w:left="120"/>
             </w:pPr>
-            <w:hyperlink w:history="1" r:id="rIdqquhh56zuyl7w4ajqbwyr">
+            <w:hyperlink w:history="1" r:id="rId6ssteauybkzyweg_gfpng">
               <w:r>
                 <w:rPr>
                   <w:rFonts w:ascii="Arial" w:cs="Arial" w:eastAsia="Arial" w:hAnsi="Arial"/>
@@ -4801,7 +4801,7 @@
             <w:pPr>
               <w:spacing w:after="20" w:before="0"/>
             </w:pPr>
-            <w:hyperlink w:history="1" r:id="rIdomn5hjwfulngvexeprzf2">
+            <w:hyperlink w:history="1" r:id="rIdwdo6rhrqy1vi1nakkvlt5">
               <w:r>
                 <w:rPr>
                   <w:rFonts w:ascii="Arial" w:cs="Arial" w:eastAsia="Arial" w:hAnsi="Arial"/>
@@ -4850,7 +4850,7 @@
               <w:spacing w:after="10" w:before="0"/>
               <w:ind w:left="120"/>
             </w:pPr>
-            <w:hyperlink w:history="1" r:id="rIdjr3vpytiow5sv7x5sphqj">
+            <w:hyperlink w:history="1" r:id="rIdsbjtqpkojzaddjod-bqc6">
               <w:r>
                 <w:rPr>
                   <w:rFonts w:ascii="Arial" w:cs="Arial" w:eastAsia="Arial" w:hAnsi="Arial"/>
@@ -4895,7 +4895,7 @@
             <w:pPr>
               <w:spacing w:after="20" w:before="0"/>
             </w:pPr>
-            <w:hyperlink w:history="1" r:id="rIdiyqw0aaihy1w7fteguq99">
+            <w:hyperlink w:history="1" r:id="rIddmnsroxxwkapectnjcbjx">
               <w:r>
                 <w:rPr>
                   <w:rFonts w:ascii="Arial" w:cs="Arial" w:eastAsia="Arial" w:hAnsi="Arial"/>
@@ -4944,7 +4944,7 @@
               <w:spacing w:after="10" w:before="0"/>
               <w:ind w:left="120"/>
             </w:pPr>
-            <w:hyperlink w:history="1" r:id="rIdnjja1ws0j92s_lfb164ya">
+            <w:hyperlink w:history="1" r:id="rIdwugbe03ev5aanrf0kxqm8">
               <w:r>
                 <w:rPr>
                   <w:rFonts w:ascii="Arial" w:cs="Arial" w:eastAsia="Arial" w:hAnsi="Arial"/>
@@ -5456,7 +5456,7 @@
         </w:rPr>
         <w:t xml:space="preserve">© 2026 SeaVuria and ARES. Aligned with KICD objectives. Developed by SeaVuria; technical implementation by ARES (with AI assistance from Claude). Licensed under </w:t>
       </w:r>
-      <w:hyperlink w:history="1" r:id="rIdqez5tu9e2lidxwmknn_ff">
+      <w:hyperlink w:history="1" r:id="rIdtvmfagqvq_lzgx44grnl_">
         <w:r>
           <w:rPr>
             <w:rFonts w:ascii="Arial" w:cs="Arial" w:eastAsia="Arial" w:hAnsi="Arial"/>
@@ -5477,7 +5477,7 @@
         </w:rPr>
         <w:t xml:space="preserve"> (</w:t>
       </w:r>
-      <w:hyperlink w:history="1" r:id="rId25f6niljnyvp7ytoywwlo">
+      <w:hyperlink w:history="1" r:id="rIdscwv1i8xwgcequji7aq0z">
         <w:r>
           <w:rPr>
             <w:rFonts w:ascii="Arial" w:cs="Arial" w:eastAsia="Arial" w:hAnsi="Arial"/>
@@ -6507,7 +6507,7 @@
               <w:spacing w:after="10" w:before="0"/>
               <w:ind w:left="120"/>
             </w:pPr>
-            <w:hyperlink w:history="1" r:id="rIdnrffq4fn28h2m4myipj--">
+            <w:hyperlink w:history="1" r:id="rIdazrwmnkayu2ibtqlwxebh">
               <w:r>
                 <w:rPr>
                   <w:rFonts w:ascii="Arial" w:cs="Arial" w:eastAsia="Arial" w:hAnsi="Arial"/>
@@ -6567,7 +6567,7 @@
             <w:pPr>
               <w:spacing w:after="20" w:before="0"/>
             </w:pPr>
-            <w:hyperlink w:history="1" r:id="rIdryy0snysyiqkfaix2rhby">
+            <w:hyperlink w:history="1" r:id="rIduc3gajep6bp68gpjukfdk">
               <w:r>
                 <w:rPr>
                   <w:rFonts w:ascii="Arial" w:cs="Arial" w:eastAsia="Arial" w:hAnsi="Arial"/>
@@ -6616,7 +6616,7 @@
               <w:spacing w:after="10" w:before="0"/>
               <w:ind w:left="120"/>
             </w:pPr>
-            <w:hyperlink w:history="1" r:id="rIdgt9uams00d98oyy2jk-vv">
+            <w:hyperlink w:history="1" r:id="rIdte6uwo6qapb-ujg9mrlw_">
               <w:r>
                 <w:rPr>
                   <w:rFonts w:ascii="Arial" w:cs="Arial" w:eastAsia="Arial" w:hAnsi="Arial"/>
@@ -7056,7 +7056,7 @@
               <w:spacing w:after="10" w:before="0"/>
               <w:ind w:left="120"/>
             </w:pPr>
-            <w:hyperlink w:history="1" r:id="rIdd72s3hxkmg6-uoprmz2ue">
+            <w:hyperlink w:history="1" r:id="rId9gkkzivtlt5quenlynqnp">
               <w:r>
                 <w:rPr>
                   <w:rFonts w:ascii="Arial" w:cs="Arial" w:eastAsia="Arial" w:hAnsi="Arial"/>
@@ -7116,7 +7116,7 @@
             <w:pPr>
               <w:spacing w:after="20" w:before="0"/>
             </w:pPr>
-            <w:hyperlink w:history="1" r:id="rIdqgax3oxbu_xgw7sfysmlf">
+            <w:hyperlink w:history="1" r:id="rId7dj5p8g1w0up1fnlp_am1">
               <w:r>
                 <w:rPr>
                   <w:rFonts w:ascii="Arial" w:cs="Arial" w:eastAsia="Arial" w:hAnsi="Arial"/>
@@ -7165,7 +7165,7 @@
               <w:spacing w:after="10" w:before="0"/>
               <w:ind w:left="120"/>
             </w:pPr>
-            <w:hyperlink w:history="1" r:id="rIdhov3mmrhoqcv4v-kgbiwj">
+            <w:hyperlink w:history="1" r:id="rId9d6caajxbh5htyoxusu8o">
               <w:r>
                 <w:rPr>
                   <w:rFonts w:ascii="Arial" w:cs="Arial" w:eastAsia="Arial" w:hAnsi="Arial"/>
@@ -7917,7 +7917,7 @@
               <w:spacing w:after="10" w:before="0"/>
               <w:ind w:left="120"/>
             </w:pPr>
-            <w:hyperlink w:history="1" r:id="rIdgapbaseo7otnkdymzfcxm">
+            <w:hyperlink w:history="1" r:id="rIdd5nzzpyufzsvcuna5qer8">
               <w:r>
                 <w:rPr>
                   <w:rFonts w:ascii="Arial" w:cs="Arial" w:eastAsia="Arial" w:hAnsi="Arial"/>
@@ -7977,7 +7977,7 @@
             <w:pPr>
               <w:spacing w:after="20" w:before="0"/>
             </w:pPr>
-            <w:hyperlink w:history="1" r:id="rId3q3z9lb00kamf3quxtqqi">
+            <w:hyperlink w:history="1" r:id="rIdbiwy6rlrtedtds4asd-ot">
               <w:r>
                 <w:rPr>
                   <w:rFonts w:ascii="Arial" w:cs="Arial" w:eastAsia="Arial" w:hAnsi="Arial"/>
@@ -8026,7 +8026,7 @@
               <w:spacing w:after="10" w:before="0"/>
               <w:ind w:left="120"/>
             </w:pPr>
-            <w:hyperlink w:history="1" r:id="rId3rqgokisqhyp9eyhazaxo">
+            <w:hyperlink w:history="1" r:id="rIdsi28kmq9g7o048mjn_cjn">
               <w:r>
                 <w:rPr>
                   <w:rFonts w:ascii="Arial" w:cs="Arial" w:eastAsia="Arial" w:hAnsi="Arial"/>
@@ -8525,7 +8525,7 @@
               <w:spacing w:after="10" w:before="0"/>
               <w:ind w:left="120"/>
             </w:pPr>
-            <w:hyperlink w:history="1" r:id="rIdpylxasjen1ankqi6wm_4b">
+            <w:hyperlink w:history="1" r:id="rId1alr8nmcgyoiufafqu-sj">
               <w:r>
                 <w:rPr>
                   <w:rFonts w:ascii="Arial" w:cs="Arial" w:eastAsia="Arial" w:hAnsi="Arial"/>
@@ -8585,7 +8585,7 @@
             <w:pPr>
               <w:spacing w:after="20" w:before="0"/>
             </w:pPr>
-            <w:hyperlink w:history="1" r:id="rIdgd8vmfg-li0ibm9qh8r7y">
+            <w:hyperlink w:history="1" r:id="rIdaqtjfhg3wy-jk7u5kmvnx">
               <w:r>
                 <w:rPr>
                   <w:rFonts w:ascii="Arial" w:cs="Arial" w:eastAsia="Arial" w:hAnsi="Arial"/>
@@ -8634,7 +8634,7 @@
               <w:spacing w:after="10" w:before="0"/>
               <w:ind w:left="120"/>
             </w:pPr>
-            <w:hyperlink w:history="1" r:id="rIdd62bf5dbpb1opxkjyxbte">
+            <w:hyperlink w:history="1" r:id="rIdarwplip3wydiqkwro7aku">
               <w:r>
                 <w:rPr>
                   <w:rFonts w:ascii="Arial" w:cs="Arial" w:eastAsia="Arial" w:hAnsi="Arial"/>
@@ -9038,7 +9038,7 @@
               <w:spacing w:after="10" w:before="0"/>
               <w:ind w:left="120"/>
             </w:pPr>
-            <w:hyperlink w:history="1" r:id="rId365dcq-zr1ewo3o4lfuei">
+            <w:hyperlink w:history="1" r:id="rIdxx2lk9ym3hinsriubhjwa">
               <w:r>
                 <w:rPr>
                   <w:rFonts w:ascii="Arial" w:cs="Arial" w:eastAsia="Arial" w:hAnsi="Arial"/>
@@ -9098,7 +9098,7 @@
             <w:pPr>
               <w:spacing w:after="20" w:before="0"/>
             </w:pPr>
-            <w:hyperlink w:history="1" r:id="rIdqw0movuhamq9uglic2gdu">
+            <w:hyperlink w:history="1" r:id="rIdce5c-8rwefqosuatddzit">
               <w:r>
                 <w:rPr>
                   <w:rFonts w:ascii="Arial" w:cs="Arial" w:eastAsia="Arial" w:hAnsi="Arial"/>
@@ -9147,7 +9147,7 @@
               <w:spacing w:after="10" w:before="0"/>
               <w:ind w:left="120"/>
             </w:pPr>
-            <w:hyperlink w:history="1" r:id="rIdmmn8albrd1rrsqpz5ko29">
+            <w:hyperlink w:history="1" r:id="rIdsmetoblollyldugdjegme">
               <w:r>
                 <w:rPr>
                   <w:rFonts w:ascii="Arial" w:cs="Arial" w:eastAsia="Arial" w:hAnsi="Arial"/>
@@ -10042,7 +10042,7 @@
         </w:rPr>
         <w:t xml:space="preserve">© 2026 SeaVuria and ARES. Aligned with KICD objectives. Developed by SeaVuria; technical implementation by ARES (with AI assistance from Claude). Licensed under </w:t>
       </w:r>
-      <w:hyperlink w:history="1" r:id="rIdhcrizvx8veunbrj9zyrqg">
+      <w:hyperlink w:history="1" r:id="rIdwpt9gm-uv7dmbpmiwkahu">
         <w:r>
           <w:rPr>
             <w:rFonts w:ascii="Arial" w:cs="Arial" w:eastAsia="Arial" w:hAnsi="Arial"/>
@@ -10063,7 +10063,7 @@
         </w:rPr>
         <w:t xml:space="preserve"> (</w:t>
       </w:r>
-      <w:hyperlink w:history="1" r:id="rId_qhtc_d7ea0prhdqm4n05">
+      <w:hyperlink w:history="1" r:id="rId8ihtqiq8pvq8ugf5c5guu">
         <w:r>
           <w:rPr>
             <w:rFonts w:ascii="Arial" w:cs="Arial" w:eastAsia="Arial" w:hAnsi="Arial"/>
@@ -11076,7 +11076,7 @@
             <w:pPr>
               <w:spacing w:after="20" w:before="0"/>
             </w:pPr>
-            <w:hyperlink w:history="1" r:id="rId9hu4rm1mvzzb0et0bdldk">
+            <w:hyperlink w:history="1" r:id="rIdne44vho1gqoacdkmapgtd">
               <w:r>
                 <w:rPr>
                   <w:rFonts w:ascii="Arial" w:cs="Arial" w:eastAsia="Arial" w:hAnsi="Arial"/>
@@ -11109,7 +11109,7 @@
               <w:spacing w:after="10" w:before="0"/>
               <w:ind w:left="120"/>
             </w:pPr>
-            <w:hyperlink w:history="1" r:id="rId6kyjgru81dyeplzanrmxz">
+            <w:hyperlink w:history="1" r:id="rIdl96mkibcts-5xx7yzmik3">
               <w:r>
                 <w:rPr>
                   <w:rFonts w:ascii="Arial" w:cs="Arial" w:eastAsia="Arial" w:hAnsi="Arial"/>
@@ -11154,7 +11154,7 @@
             <w:pPr>
               <w:spacing w:after="20" w:before="0"/>
             </w:pPr>
-            <w:hyperlink w:history="1" r:id="rId45epyfqhhr4nuondvguya">
+            <w:hyperlink w:history="1" r:id="rIdldomuzlvnihyedpxpvfnh">
               <w:r>
                 <w:rPr>
                   <w:rFonts w:ascii="Arial" w:cs="Arial" w:eastAsia="Arial" w:hAnsi="Arial"/>
@@ -11203,7 +11203,7 @@
               <w:spacing w:after="10" w:before="0"/>
               <w:ind w:left="120"/>
             </w:pPr>
-            <w:hyperlink w:history="1" r:id="rIdzo3zjx3kgyuoe3cjx-t-n">
+            <w:hyperlink w:history="1" r:id="rIdv2lzgzfv-juwet9hvpxxs">
               <w:r>
                 <w:rPr>
                   <w:rFonts w:ascii="Arial" w:cs="Arial" w:eastAsia="Arial" w:hAnsi="Arial"/>
@@ -11398,7 +11398,7 @@
             <w:pPr>
               <w:spacing w:after="20" w:before="0"/>
             </w:pPr>
-            <w:hyperlink w:history="1" r:id="rIdtwkuxolxtpfc8ubuyr5zc">
+            <w:hyperlink w:history="1" r:id="rIdudbhmzgepp6lrkrscbakq">
               <w:r>
                 <w:rPr>
                   <w:rFonts w:ascii="Arial" w:cs="Arial" w:eastAsia="Arial" w:hAnsi="Arial"/>
@@ -11431,7 +11431,7 @@
               <w:spacing w:after="10" w:before="0"/>
               <w:ind w:left="120"/>
             </w:pPr>
-            <w:hyperlink w:history="1" r:id="rId1a4heqwo2ucy_rt87ongh">
+            <w:hyperlink w:history="1" r:id="rIdwghlwn1tyz9tetdfvzmkg">
               <w:r>
                 <w:rPr>
                   <w:rFonts w:ascii="Arial" w:cs="Arial" w:eastAsia="Arial" w:hAnsi="Arial"/>
@@ -11476,7 +11476,7 @@
             <w:pPr>
               <w:spacing w:after="20" w:before="0"/>
             </w:pPr>
-            <w:hyperlink w:history="1" r:id="rId4gt4cgdh_lgwqgydya5ni">
+            <w:hyperlink w:history="1" r:id="rId9zy0lyw0qsvjb53bhqnop">
               <w:r>
                 <w:rPr>
                   <w:rFonts w:ascii="Arial" w:cs="Arial" w:eastAsia="Arial" w:hAnsi="Arial"/>
@@ -11525,7 +11525,7 @@
               <w:spacing w:after="10" w:before="0"/>
               <w:ind w:left="120"/>
             </w:pPr>
-            <w:hyperlink w:history="1" r:id="rIdmudzepgfmztftqvdea7mp">
+            <w:hyperlink w:history="1" r:id="rId60uzbct6mj4zj3brxu-16">
               <w:r>
                 <w:rPr>
                   <w:rFonts w:ascii="Arial" w:cs="Arial" w:eastAsia="Arial" w:hAnsi="Arial"/>
@@ -11720,7 +11720,7 @@
             <w:pPr>
               <w:spacing w:after="20" w:before="0"/>
             </w:pPr>
-            <w:hyperlink w:history="1" r:id="rIdouzdz5uoykucxbesdqj68">
+            <w:hyperlink w:history="1" r:id="rIduxniqqod82knd1udhu8mx">
               <w:r>
                 <w:rPr>
                   <w:rFonts w:ascii="Arial" w:cs="Arial" w:eastAsia="Arial" w:hAnsi="Arial"/>
@@ -11753,7 +11753,7 @@
               <w:spacing w:after="10" w:before="0"/>
               <w:ind w:left="120"/>
             </w:pPr>
-            <w:hyperlink w:history="1" r:id="rIdm15r5ejyleiyp_12qo5mq">
+            <w:hyperlink w:history="1" r:id="rId5er_snstuuqwejqd50iwt">
               <w:r>
                 <w:rPr>
                   <w:rFonts w:ascii="Arial" w:cs="Arial" w:eastAsia="Arial" w:hAnsi="Arial"/>
@@ -11798,7 +11798,7 @@
             <w:pPr>
               <w:spacing w:after="20" w:before="0"/>
             </w:pPr>
-            <w:hyperlink w:history="1" r:id="rIdfxfhi1zqvf2jx5c19wpea">
+            <w:hyperlink w:history="1" r:id="rIdfunteuodbai0aszznc_ls">
               <w:r>
                 <w:rPr>
                   <w:rFonts w:ascii="Arial" w:cs="Arial" w:eastAsia="Arial" w:hAnsi="Arial"/>
@@ -11847,7 +11847,7 @@
               <w:spacing w:after="10" w:before="0"/>
               <w:ind w:left="120"/>
             </w:pPr>
-            <w:hyperlink w:history="1" r:id="rIdjadjhyqmro7tzb6vyt7xy">
+            <w:hyperlink w:history="1" r:id="rIdssbddqliskszff-e1plaf">
               <w:r>
                 <w:rPr>
                   <w:rFonts w:ascii="Arial" w:cs="Arial" w:eastAsia="Arial" w:hAnsi="Arial"/>
@@ -12042,7 +12042,7 @@
             <w:pPr>
               <w:spacing w:after="20" w:before="0"/>
             </w:pPr>
-            <w:hyperlink w:history="1" r:id="rId7qjvggt2udcdkb-8l1fqc">
+            <w:hyperlink w:history="1" r:id="rIdparjtqs714ndyx3af7qwp">
               <w:r>
                 <w:rPr>
                   <w:rFonts w:ascii="Arial" w:cs="Arial" w:eastAsia="Arial" w:hAnsi="Arial"/>
@@ -12075,7 +12075,7 @@
               <w:spacing w:after="10" w:before="0"/>
               <w:ind w:left="120"/>
             </w:pPr>
-            <w:hyperlink w:history="1" r:id="rIdwdyn-cnzpnefb0t9xkcrk">
+            <w:hyperlink w:history="1" r:id="rIdv9dq1bunko4sbxfj0xbux">
               <w:r>
                 <w:rPr>
                   <w:rFonts w:ascii="Arial" w:cs="Arial" w:eastAsia="Arial" w:hAnsi="Arial"/>
@@ -12120,7 +12120,7 @@
             <w:pPr>
               <w:spacing w:after="20" w:before="0"/>
             </w:pPr>
-            <w:hyperlink w:history="1" r:id="rIdpmlrboqnswu3vz8xm0yyl">
+            <w:hyperlink w:history="1" r:id="rIdjbcytmu7r1gdlxhghzp_n">
               <w:r>
                 <w:rPr>
                   <w:rFonts w:ascii="Arial" w:cs="Arial" w:eastAsia="Arial" w:hAnsi="Arial"/>
@@ -12169,7 +12169,7 @@
               <w:spacing w:after="10" w:before="0"/>
               <w:ind w:left="120"/>
             </w:pPr>
-            <w:hyperlink w:history="1" r:id="rId2oyatu3-lqfdznyea41p2">
+            <w:hyperlink w:history="1" r:id="rIducmxgcuxhndafo6lmhafj">
               <w:r>
                 <w:rPr>
                   <w:rFonts w:ascii="Arial" w:cs="Arial" w:eastAsia="Arial" w:hAnsi="Arial"/>
@@ -12364,7 +12364,7 @@
             <w:pPr>
               <w:spacing w:after="20" w:before="0"/>
             </w:pPr>
-            <w:hyperlink w:history="1" r:id="rIddlzt1mos59ehw83eirc_e">
+            <w:hyperlink w:history="1" r:id="rIdp7pskelcfbvhbwtvc2_cu">
               <w:r>
                 <w:rPr>
                   <w:rFonts w:ascii="Arial" w:cs="Arial" w:eastAsia="Arial" w:hAnsi="Arial"/>
@@ -12397,7 +12397,7 @@
               <w:spacing w:after="10" w:before="0"/>
               <w:ind w:left="120"/>
             </w:pPr>
-            <w:hyperlink w:history="1" r:id="rIdiqtmo1ac68ppu6eg0bwrq">
+            <w:hyperlink w:history="1" r:id="rId-zhm625gg0vuu36z_xvlp">
               <w:r>
                 <w:rPr>
                   <w:rFonts w:ascii="Arial" w:cs="Arial" w:eastAsia="Arial" w:hAnsi="Arial"/>
@@ -12442,7 +12442,7 @@
             <w:pPr>
               <w:spacing w:after="20" w:before="0"/>
             </w:pPr>
-            <w:hyperlink w:history="1" r:id="rIdv8wcctryglsfystxpfh-q">
+            <w:hyperlink w:history="1" r:id="rIdks5fdysxsqabtq-mtngmg">
               <w:r>
                 <w:rPr>
                   <w:rFonts w:ascii="Arial" w:cs="Arial" w:eastAsia="Arial" w:hAnsi="Arial"/>
@@ -12491,7 +12491,7 @@
               <w:spacing w:after="10" w:before="0"/>
               <w:ind w:left="120"/>
             </w:pPr>
-            <w:hyperlink w:history="1" r:id="rIdynqbflgdo5lhxd-0p8im6">
+            <w:hyperlink w:history="1" r:id="rIdfzloqyejj_cwrmnkln6df">
               <w:r>
                 <w:rPr>
                   <w:rFonts w:ascii="Arial" w:cs="Arial" w:eastAsia="Arial" w:hAnsi="Arial"/>
@@ -13003,7 +13003,7 @@
         </w:rPr>
         <w:t xml:space="preserve">© 2026 SeaVuria and ARES. Aligned with KICD objectives. Developed by SeaVuria; technical implementation by ARES (with AI assistance from Claude). Licensed under </w:t>
       </w:r>
-      <w:hyperlink w:history="1" r:id="rIdyus-qjhynvzg-0zerjfe9">
+      <w:hyperlink w:history="1" r:id="rIdhiy4gbker81gdncphdz0n">
         <w:r>
           <w:rPr>
             <w:rFonts w:ascii="Arial" w:cs="Arial" w:eastAsia="Arial" w:hAnsi="Arial"/>
@@ -13024,7 +13024,7 @@
         </w:rPr>
         <w:t xml:space="preserve"> (</w:t>
       </w:r>
-      <w:hyperlink w:history="1" r:id="rIdibiy16wtsfvezkqffmpix">
+      <w:hyperlink w:history="1" r:id="rIdebrnd4sdqvgmwndu_utev">
         <w:r>
           <w:rPr>
             <w:rFonts w:ascii="Arial" w:cs="Arial" w:eastAsia="Arial" w:hAnsi="Arial"/>
@@ -14037,7 +14037,7 @@
             <w:pPr>
               <w:spacing w:after="20" w:before="0"/>
             </w:pPr>
-            <w:hyperlink w:history="1" r:id="rIdher-szea32u8u9qbhtxwl">
+            <w:hyperlink w:history="1" r:id="rIdb4jo1lppxdyahzv14bdmj">
               <w:r>
                 <w:rPr>
                   <w:rFonts w:ascii="Arial" w:cs="Arial" w:eastAsia="Arial" w:hAnsi="Arial"/>
@@ -14070,7 +14070,7 @@
               <w:spacing w:after="10" w:before="0"/>
               <w:ind w:left="120"/>
             </w:pPr>
-            <w:hyperlink w:history="1" r:id="rIdaxdppqxhws1sfhv_b86r9">
+            <w:hyperlink w:history="1" r:id="rIdpuonufxuadwrktbktheyp">
               <w:r>
                 <w:rPr>
                   <w:rFonts w:ascii="Arial" w:cs="Arial" w:eastAsia="Arial" w:hAnsi="Arial"/>
@@ -14115,7 +14115,7 @@
             <w:pPr>
               <w:spacing w:after="20" w:before="0"/>
             </w:pPr>
-            <w:hyperlink w:history="1" r:id="rId8uarfjqwta2wqxrqdua28">
+            <w:hyperlink w:history="1" r:id="rIde26-tovoyx1q__t5nwjie">
               <w:r>
                 <w:rPr>
                   <w:rFonts w:ascii="Arial" w:cs="Arial" w:eastAsia="Arial" w:hAnsi="Arial"/>
@@ -14148,7 +14148,7 @@
               <w:spacing w:after="10" w:before="0"/>
               <w:ind w:left="120"/>
             </w:pPr>
-            <w:hyperlink w:history="1" r:id="rIdiov72olf6z56qhdxgwwzn">
+            <w:hyperlink w:history="1" r:id="rIdysshmlimqtlpxm_mrnvwp">
               <w:r>
                 <w:rPr>
                   <w:rFonts w:ascii="Arial" w:cs="Arial" w:eastAsia="Arial" w:hAnsi="Arial"/>
@@ -14343,7 +14343,7 @@
             <w:pPr>
               <w:spacing w:after="20" w:before="0"/>
             </w:pPr>
-            <w:hyperlink w:history="1" r:id="rId4tv5o0hpvubb9punyw09k">
+            <w:hyperlink w:history="1" r:id="rIdg4d8euc1jwlztgbct2a1x">
               <w:r>
                 <w:rPr>
                   <w:rFonts w:ascii="Arial" w:cs="Arial" w:eastAsia="Arial" w:hAnsi="Arial"/>
@@ -14376,7 +14376,7 @@
               <w:spacing w:after="10" w:before="0"/>
               <w:ind w:left="120"/>
             </w:pPr>
-            <w:hyperlink w:history="1" r:id="rIdrppqq2ozygaq_lqijzrah">
+            <w:hyperlink w:history="1" r:id="rIdmcuusb7uydsz_b78bibbe">
               <w:r>
                 <w:rPr>
                   <w:rFonts w:ascii="Arial" w:cs="Arial" w:eastAsia="Arial" w:hAnsi="Arial"/>
@@ -14421,7 +14421,7 @@
             <w:pPr>
               <w:spacing w:after="20" w:before="0"/>
             </w:pPr>
-            <w:hyperlink w:history="1" r:id="rId8qzfk3qftq1z4wjv5ru40">
+            <w:hyperlink w:history="1" r:id="rIdaetqct5o9vnmxea7rmzil">
               <w:r>
                 <w:rPr>
                   <w:rFonts w:ascii="Arial" w:cs="Arial" w:eastAsia="Arial" w:hAnsi="Arial"/>
@@ -14454,7 +14454,7 @@
               <w:spacing w:after="10" w:before="0"/>
               <w:ind w:left="120"/>
             </w:pPr>
-            <w:hyperlink w:history="1" r:id="rIdlmmoexmipjemtiwnn6ozq">
+            <w:hyperlink w:history="1" r:id="rIdprf1lptf0dqnsl8fcx9ad">
               <w:r>
                 <w:rPr>
                   <w:rFonts w:ascii="Arial" w:cs="Arial" w:eastAsia="Arial" w:hAnsi="Arial"/>
@@ -14649,7 +14649,7 @@
             <w:pPr>
               <w:spacing w:after="20" w:before="0"/>
             </w:pPr>
-            <w:hyperlink w:history="1" r:id="rIdtymt3sboqlt-i075podpj">
+            <w:hyperlink w:history="1" r:id="rIdgld6ymgomf3am03zoyqhl">
               <w:r>
                 <w:rPr>
                   <w:rFonts w:ascii="Arial" w:cs="Arial" w:eastAsia="Arial" w:hAnsi="Arial"/>
@@ -14682,7 +14682,7 @@
               <w:spacing w:after="10" w:before="0"/>
               <w:ind w:left="120"/>
             </w:pPr>
-            <w:hyperlink w:history="1" r:id="rIdxsck5v5a_tyerwdvttpdq">
+            <w:hyperlink w:history="1" r:id="rIdmn_r3zc_dbxfo_spxsxii">
               <w:r>
                 <w:rPr>
                   <w:rFonts w:ascii="Arial" w:cs="Arial" w:eastAsia="Arial" w:hAnsi="Arial"/>
@@ -14727,7 +14727,7 @@
             <w:pPr>
               <w:spacing w:after="20" w:before="0"/>
             </w:pPr>
-            <w:hyperlink w:history="1" r:id="rIdz5tlqfbsehuwavq7uwe8p">
+            <w:hyperlink w:history="1" r:id="rIddm1ycsr237lyk6alnpumb">
               <w:r>
                 <w:rPr>
                   <w:rFonts w:ascii="Arial" w:cs="Arial" w:eastAsia="Arial" w:hAnsi="Arial"/>
@@ -14776,7 +14776,7 @@
               <w:spacing w:after="10" w:before="0"/>
               <w:ind w:left="120"/>
             </w:pPr>
-            <w:hyperlink w:history="1" r:id="rIdnemoamwzecccjn68o863j">
+            <w:hyperlink w:history="1" r:id="rIdqharuf237jaruhffku_zv">
               <w:r>
                 <w:rPr>
                   <w:rFonts w:ascii="Arial" w:cs="Arial" w:eastAsia="Arial" w:hAnsi="Arial"/>
@@ -14971,7 +14971,7 @@
             <w:pPr>
               <w:spacing w:after="20" w:before="0"/>
             </w:pPr>
-            <w:hyperlink w:history="1" r:id="rIdxciwazgfnjyg0d6gkl89l">
+            <w:hyperlink w:history="1" r:id="rIdybr8zqxo-nwc_uqbptoq_">
               <w:r>
                 <w:rPr>
                   <w:rFonts w:ascii="Arial" w:cs="Arial" w:eastAsia="Arial" w:hAnsi="Arial"/>
@@ -15004,7 +15004,7 @@
               <w:spacing w:after="10" w:before="0"/>
               <w:ind w:left="120"/>
             </w:pPr>
-            <w:hyperlink w:history="1" r:id="rIdviub2wcktahcbggrzreei">
+            <w:hyperlink w:history="1" r:id="rId-3ur2wg1pjv7oil_fmyi4">
               <w:r>
                 <w:rPr>
                   <w:rFonts w:ascii="Arial" w:cs="Arial" w:eastAsia="Arial" w:hAnsi="Arial"/>
@@ -15049,7 +15049,7 @@
             <w:pPr>
               <w:spacing w:after="20" w:before="0"/>
             </w:pPr>
-            <w:hyperlink w:history="1" r:id="rIdso9otf2w6jmhghlduy0qe">
+            <w:hyperlink w:history="1" r:id="rIdicwy8obktg5jzeobrt6fo">
               <w:r>
                 <w:rPr>
                   <w:rFonts w:ascii="Arial" w:cs="Arial" w:eastAsia="Arial" w:hAnsi="Arial"/>
@@ -15082,7 +15082,7 @@
               <w:spacing w:after="10" w:before="0"/>
               <w:ind w:left="120"/>
             </w:pPr>
-            <w:hyperlink w:history="1" r:id="rIdb-inyofehfn66un0tzppe">
+            <w:hyperlink w:history="1" r:id="rIdkapa3rix8l2ohsdlyozna">
               <w:r>
                 <w:rPr>
                   <w:rFonts w:ascii="Arial" w:cs="Arial" w:eastAsia="Arial" w:hAnsi="Arial"/>
@@ -15277,7 +15277,7 @@
             <w:pPr>
               <w:spacing w:after="20" w:before="0"/>
             </w:pPr>
-            <w:hyperlink w:history="1" r:id="rIda7ggjteqnt5giimxftnkv">
+            <w:hyperlink w:history="1" r:id="rIdklynsmaefx2sydisqtsec">
               <w:r>
                 <w:rPr>
                   <w:rFonts w:ascii="Arial" w:cs="Arial" w:eastAsia="Arial" w:hAnsi="Arial"/>
@@ -15310,7 +15310,7 @@
               <w:spacing w:after="10" w:before="0"/>
               <w:ind w:left="120"/>
             </w:pPr>
-            <w:hyperlink w:history="1" r:id="rIdkrc3i4nucrqt5nfnwgov8">
+            <w:hyperlink w:history="1" r:id="rIdzxy80nmrgi0e8_cp0rtbm">
               <w:r>
                 <w:rPr>
                   <w:rFonts w:ascii="Arial" w:cs="Arial" w:eastAsia="Arial" w:hAnsi="Arial"/>
@@ -15355,7 +15355,7 @@
             <w:pPr>
               <w:spacing w:after="20" w:before="0"/>
             </w:pPr>
-            <w:hyperlink w:history="1" r:id="rIdqxipc1wn5-lwsy7czv00j">
+            <w:hyperlink w:history="1" r:id="rIdfbhjsdhimqgxjjbar-thi">
               <w:r>
                 <w:rPr>
                   <w:rFonts w:ascii="Arial" w:cs="Arial" w:eastAsia="Arial" w:hAnsi="Arial"/>
@@ -15388,7 +15388,7 @@
               <w:spacing w:after="10" w:before="0"/>
               <w:ind w:left="120"/>
             </w:pPr>
-            <w:hyperlink w:history="1" r:id="rIds1agsm-qx7xhzqp4otg_e">
+            <w:hyperlink w:history="1" r:id="rIdzgfv5wq5kpgeihoofbqau">
               <w:r>
                 <w:rPr>
                   <w:rFonts w:ascii="Arial" w:cs="Arial" w:eastAsia="Arial" w:hAnsi="Arial"/>
@@ -15995,7 +15995,7 @@
         </w:rPr>
         <w:t xml:space="preserve">© 2026 SeaVuria and ARES. Aligned with KICD objectives. Developed by SeaVuria; technical implementation by ARES (with AI assistance from Claude). Licensed under </w:t>
       </w:r>
-      <w:hyperlink w:history="1" r:id="rIdjpfqvgo1zwhhfuvejyaox">
+      <w:hyperlink w:history="1" r:id="rIddaq_mms-ohlu6hlv043sx">
         <w:r>
           <w:rPr>
             <w:rFonts w:ascii="Arial" w:cs="Arial" w:eastAsia="Arial" w:hAnsi="Arial"/>
@@ -16016,7 +16016,7 @@
         </w:rPr>
         <w:t xml:space="preserve"> (</w:t>
       </w:r>
-      <w:hyperlink w:history="1" r:id="rIdgyb59zaaqxumbwlp9ljbu">
+      <w:hyperlink w:history="1" r:id="rIdh_f_u_ip7yky_-2er4ivd">
         <w:r>
           <w:rPr>
             <w:rFonts w:ascii="Arial" w:cs="Arial" w:eastAsia="Arial" w:hAnsi="Arial"/>
@@ -17029,7 +17029,7 @@
             <w:pPr>
               <w:spacing w:after="20" w:before="0"/>
             </w:pPr>
-            <w:hyperlink w:history="1" r:id="rIdvwn1luru8mn44hsbj7li1">
+            <w:hyperlink w:history="1" r:id="rIdz04wxoneplzribqhf3l1a">
               <w:r>
                 <w:rPr>
                   <w:rFonts w:ascii="Arial" w:cs="Arial" w:eastAsia="Arial" w:hAnsi="Arial"/>
@@ -17078,7 +17078,7 @@
               <w:spacing w:after="10" w:before="0"/>
               <w:ind w:left="120"/>
             </w:pPr>
-            <w:hyperlink w:history="1" r:id="rIdrsbss5begm4arf4qhionc">
+            <w:hyperlink w:history="1" r:id="rIdvpw50tq2xxw3do91fuaxp">
               <w:r>
                 <w:rPr>
                   <w:rFonts w:ascii="Arial" w:cs="Arial" w:eastAsia="Arial" w:hAnsi="Arial"/>
@@ -17123,7 +17123,7 @@
             <w:pPr>
               <w:spacing w:after="20" w:before="0"/>
             </w:pPr>
-            <w:hyperlink w:history="1" r:id="rId8lcr1hkngrf-nqh0qos2j">
+            <w:hyperlink w:history="1" r:id="rIdpqjvfhy2dwp6cutxesusk">
               <w:r>
                 <w:rPr>
                   <w:rFonts w:ascii="Arial" w:cs="Arial" w:eastAsia="Arial" w:hAnsi="Arial"/>
@@ -17172,7 +17172,7 @@
               <w:spacing w:after="10" w:before="0"/>
               <w:ind w:left="120"/>
             </w:pPr>
-            <w:hyperlink w:history="1" r:id="rIdlf9nkaqiipj2yv8tyimzg">
+            <w:hyperlink w:history="1" r:id="rIdd9jrolk6fro_icqvmcl8w">
               <w:r>
                 <w:rPr>
                   <w:rFonts w:ascii="Arial" w:cs="Arial" w:eastAsia="Arial" w:hAnsi="Arial"/>
@@ -17367,7 +17367,7 @@
             <w:pPr>
               <w:spacing w:after="20" w:before="0"/>
             </w:pPr>
-            <w:hyperlink w:history="1" r:id="rIdjxjepssecoud_jj-zssxh">
+            <w:hyperlink w:history="1" r:id="rIdmvilcgwvcrg2vvowqygef">
               <w:r>
                 <w:rPr>
                   <w:rFonts w:ascii="Arial" w:cs="Arial" w:eastAsia="Arial" w:hAnsi="Arial"/>
@@ -17416,7 +17416,7 @@
               <w:spacing w:after="10" w:before="0"/>
               <w:ind w:left="120"/>
             </w:pPr>
-            <w:hyperlink w:history="1" r:id="rIdjcr3j-tugtudtywpnqywy">
+            <w:hyperlink w:history="1" r:id="rIdn14gahwqs0vkapusxhzno">
               <w:r>
                 <w:rPr>
                   <w:rFonts w:ascii="Arial" w:cs="Arial" w:eastAsia="Arial" w:hAnsi="Arial"/>
@@ -17461,7 +17461,7 @@
             <w:pPr>
               <w:spacing w:after="20" w:before="0"/>
             </w:pPr>
-            <w:hyperlink w:history="1" r:id="rId7ib-vfnt-g2wim_-hwdf6">
+            <w:hyperlink w:history="1" r:id="rIddze0yrm3bvsdblgskvpsq">
               <w:r>
                 <w:rPr>
                   <w:rFonts w:ascii="Arial" w:cs="Arial" w:eastAsia="Arial" w:hAnsi="Arial"/>
@@ -17510,7 +17510,7 @@
               <w:spacing w:after="10" w:before="0"/>
               <w:ind w:left="120"/>
             </w:pPr>
-            <w:hyperlink w:history="1" r:id="rIdbppzjjkjepiwxw-2gm-fm">
+            <w:hyperlink w:history="1" r:id="rIdctcr_pq1atvddpnjb1cvj">
               <w:r>
                 <w:rPr>
                   <w:rFonts w:ascii="Arial" w:cs="Arial" w:eastAsia="Arial" w:hAnsi="Arial"/>
@@ -17705,7 +17705,7 @@
             <w:pPr>
               <w:spacing w:after="20" w:before="0"/>
             </w:pPr>
-            <w:hyperlink w:history="1" r:id="rIdpfgmyatitv6l32adl_fae">
+            <w:hyperlink w:history="1" r:id="rIdpihswplqaph1zspwogsro">
               <w:r>
                 <w:rPr>
                   <w:rFonts w:ascii="Arial" w:cs="Arial" w:eastAsia="Arial" w:hAnsi="Arial"/>
@@ -17754,7 +17754,7 @@
               <w:spacing w:after="10" w:before="0"/>
               <w:ind w:left="120"/>
             </w:pPr>
-            <w:hyperlink w:history="1" r:id="rIdctpuabehqzauxgmmtdpz7">
+            <w:hyperlink w:history="1" r:id="rIdzzvq7c3efaohjkc5d5qph">
               <w:r>
                 <w:rPr>
                   <w:rFonts w:ascii="Arial" w:cs="Arial" w:eastAsia="Arial" w:hAnsi="Arial"/>
@@ -17799,7 +17799,7 @@
             <w:pPr>
               <w:spacing w:after="20" w:before="0"/>
             </w:pPr>
-            <w:hyperlink w:history="1" r:id="rId0ifdo_f1avhugv3pwi-em">
+            <w:hyperlink w:history="1" r:id="rId_xr9fqp0driawhudevpcj">
               <w:r>
                 <w:rPr>
                   <w:rFonts w:ascii="Arial" w:cs="Arial" w:eastAsia="Arial" w:hAnsi="Arial"/>
@@ -17848,7 +17848,7 @@
               <w:spacing w:after="10" w:before="0"/>
               <w:ind w:left="120"/>
             </w:pPr>
-            <w:hyperlink w:history="1" r:id="rIdzcwkmuunlaizmxtlzczqe">
+            <w:hyperlink w:history="1" r:id="rIdhwe0al7kjwxjjs9jx18fz">
               <w:r>
                 <w:rPr>
                   <w:rFonts w:ascii="Arial" w:cs="Arial" w:eastAsia="Arial" w:hAnsi="Arial"/>
@@ -18043,7 +18043,7 @@
             <w:pPr>
               <w:spacing w:after="20" w:before="0"/>
             </w:pPr>
-            <w:hyperlink w:history="1" r:id="rIdowxfmefjdwcdngb2vrrel">
+            <w:hyperlink w:history="1" r:id="rIdkubwg5l2abprip3ow6hsq">
               <w:r>
                 <w:rPr>
                   <w:rFonts w:ascii="Arial" w:cs="Arial" w:eastAsia="Arial" w:hAnsi="Arial"/>
@@ -18092,7 +18092,7 @@
               <w:spacing w:after="10" w:before="0"/>
               <w:ind w:left="120"/>
             </w:pPr>
-            <w:hyperlink w:history="1" r:id="rIdvgchbnvwf1h9evxziek1g">
+            <w:hyperlink w:history="1" r:id="rIdy5hnlw_xeclyo9kbhnytg">
               <w:r>
                 <w:rPr>
                   <w:rFonts w:ascii="Arial" w:cs="Arial" w:eastAsia="Arial" w:hAnsi="Arial"/>
@@ -18137,7 +18137,7 @@
             <w:pPr>
               <w:spacing w:after="20" w:before="0"/>
             </w:pPr>
-            <w:hyperlink w:history="1" r:id="rIdkt66gi9olctgkbzm5g63o">
+            <w:hyperlink w:history="1" r:id="rIdcarnay_qtzv7foncpxdsn">
               <w:r>
                 <w:rPr>
                   <w:rFonts w:ascii="Arial" w:cs="Arial" w:eastAsia="Arial" w:hAnsi="Arial"/>
@@ -18186,7 +18186,7 @@
               <w:spacing w:after="10" w:before="0"/>
               <w:ind w:left="120"/>
             </w:pPr>
-            <w:hyperlink w:history="1" r:id="rId8c3kvyrw896dq3ytavnfo">
+            <w:hyperlink w:history="1" r:id="rIdg9ek0dkru9dqougmyb7zu">
               <w:r>
                 <w:rPr>
                   <w:rFonts w:ascii="Arial" w:cs="Arial" w:eastAsia="Arial" w:hAnsi="Arial"/>
@@ -18381,7 +18381,7 @@
             <w:pPr>
               <w:spacing w:after="20" w:before="0"/>
             </w:pPr>
-            <w:hyperlink w:history="1" r:id="rIdzo3m5i_cgcbamowji9m78">
+            <w:hyperlink w:history="1" r:id="rIdtlzqhxy1swxv1o905qs-x">
               <w:r>
                 <w:rPr>
                   <w:rFonts w:ascii="Arial" w:cs="Arial" w:eastAsia="Arial" w:hAnsi="Arial"/>
@@ -18430,7 +18430,7 @@
               <w:spacing w:after="10" w:before="0"/>
               <w:ind w:left="120"/>
             </w:pPr>
-            <w:hyperlink w:history="1" r:id="rIdpu1pxkwtthzemok7zyqun">
+            <w:hyperlink w:history="1" r:id="rIdj6bi90syyt_xtucy22-hf">
               <w:r>
                 <w:rPr>
                   <w:rFonts w:ascii="Arial" w:cs="Arial" w:eastAsia="Arial" w:hAnsi="Arial"/>
@@ -18475,7 +18475,7 @@
             <w:pPr>
               <w:spacing w:after="20" w:before="0"/>
             </w:pPr>
-            <w:hyperlink w:history="1" r:id="rIddegbgu6y2kar0rvhxwayb">
+            <w:hyperlink w:history="1" r:id="rIdoatjcxxwe2uq_re3txa0x">
               <w:r>
                 <w:rPr>
                   <w:rFonts w:ascii="Arial" w:cs="Arial" w:eastAsia="Arial" w:hAnsi="Arial"/>
@@ -18524,7 +18524,7 @@
               <w:spacing w:after="10" w:before="0"/>
               <w:ind w:left="120"/>
             </w:pPr>
-            <w:hyperlink w:history="1" r:id="rIdc-ah-ui0fwm-60aiougad">
+            <w:hyperlink w:history="1" r:id="rId7usm50sy4mwwlmx2vsihu">
               <w:r>
                 <w:rPr>
                   <w:rFonts w:ascii="Arial" w:cs="Arial" w:eastAsia="Arial" w:hAnsi="Arial"/>
@@ -19150,7 +19150,7 @@
         </w:rPr>
         <w:t xml:space="preserve">© 2026 SeaVuria and ARES. Aligned with KICD objectives. Developed by SeaVuria; technical implementation by ARES (with AI assistance from Claude). Licensed under </w:t>
       </w:r>
-      <w:hyperlink w:history="1" r:id="rIdw6xihpedv8toiek9p5cjk">
+      <w:hyperlink w:history="1" r:id="rIdawn69mjo4fj62-jtkani_">
         <w:r>
           <w:rPr>
             <w:rFonts w:ascii="Arial" w:cs="Arial" w:eastAsia="Arial" w:hAnsi="Arial"/>
@@ -19171,7 +19171,7 @@
         </w:rPr>
         <w:t xml:space="preserve"> (</w:t>
       </w:r>
-      <w:hyperlink w:history="1" r:id="rIdj0tajr-mf8qdtbvmp4c5j">
+      <w:hyperlink w:history="1" r:id="rId0ogpqjau6v-9y6d3pxjbt">
         <w:r>
           <w:rPr>
             <w:rFonts w:ascii="Arial" w:cs="Arial" w:eastAsia="Arial" w:hAnsi="Arial"/>
@@ -19901,7 +19901,7 @@
                 <w:sz w:val="18"/>
                 <w:szCs w:val="18"/>
               </w:rPr>
-              <w:t xml:space="preserve">Lesson 6 is the Final Explanation lesson for Sub-Strand 1.2. Learners open by re-examining the Kericho bridge rope phenomenon and making a refined prediction using everything they have learned over Lessons 1–5. They then engage in a structured quantitative activity calculating elastic potential energy (Ep = ½kx²) stored in model springs at various extensions, and identify the elastic limit on force-extension graphs from Lesson 2 data. The teacher formally introduces the elastic limit within the sensemaking discussion. Using two worked examples in Kenyan contexts — a matatu suspension spring in Nairobi traffic and a bungee cord at a Nairobi adventure park — learners apply Hooke's Law and the energy equation. In the DQB completion phase, all outstanding questions are resolved. In the final Model Building phase, learners revise their Lesson 1 initial models and place them side-by-side for a 'Model Gallery Walk', explicitly articulating the conceptual journey from naive prediction to evidence-based explanation. The lesson closes with learners writing a Final Explanation paragraph that directly answers the driving question, addressed as a formal recommendation to the Kericho farmer.</w:t>
+              <w:t xml:space="preserve">Lesson 6 is the Final Explanation lesson for Sub-Strand 1.2. Learners open by re-examining the Kericho bridge rope phenomenon and making a refined prediction using everything they have learned over Lessons 1–5. They then engage in a structured quantitative activity calculating elastic potential energy (Ep = ½kx²) stored in model springs at various extensions, and identify the elastic limit on force-extension graphs from Lesson 4 data. The teacher formally introduces the elastic limit within the sensemaking discussion. Using two worked examples in Kenyan contexts — a matatu suspension spring in Nairobi traffic and a bungee cord at a Nairobi adventure park — learners apply Hooke's Law and the energy equation. In the DQB completion phase, all outstanding questions are resolved. In the final Model Building phase, learners revise their Lesson 1 initial models and place them side-by-side for a 'Model Gallery Walk', explicitly articulating the conceptual journey from naive prediction to evidence-based explanation. The lesson closes with learners writing a Final Explanation paragraph that directly answers the driving question, addressed as a formal recommendation to the Kericho farmer.</w:t>
             </w:r>
           </w:p>
         </w:tc>
@@ -20184,7 +20184,7 @@
             <w:pPr>
               <w:spacing w:after="20" w:before="0"/>
             </w:pPr>
-            <w:hyperlink w:history="1" r:id="rId5meg8g7i2atd2ptmkxbn_">
+            <w:hyperlink w:history="1" r:id="rIdixniear9th0csilum2qcq">
               <w:r>
                 <w:rPr>
                   <w:rFonts w:ascii="Arial" w:cs="Arial" w:eastAsia="Arial" w:hAnsi="Arial"/>
@@ -20217,7 +20217,7 @@
               <w:spacing w:after="10" w:before="0"/>
               <w:ind w:left="120"/>
             </w:pPr>
-            <w:hyperlink w:history="1" r:id="rIdmtrn6kk9gs6lwohviko4d">
+            <w:hyperlink w:history="1" r:id="rIdqn7mlsyr1o_1_2zronltl">
               <w:r>
                 <w:rPr>
                   <w:rFonts w:ascii="Arial" w:cs="Arial" w:eastAsia="Arial" w:hAnsi="Arial"/>
@@ -20262,7 +20262,7 @@
             <w:pPr>
               <w:spacing w:after="20" w:before="0"/>
             </w:pPr>
-            <w:hyperlink w:history="1" r:id="rIduhdilmyr0gupwbwcwz6vf">
+            <w:hyperlink w:history="1" r:id="rIdvdcox9dgondozq31fwldq">
               <w:r>
                 <w:rPr>
                   <w:rFonts w:ascii="Arial" w:cs="Arial" w:eastAsia="Arial" w:hAnsi="Arial"/>
@@ -20295,7 +20295,7 @@
               <w:spacing w:after="10" w:before="0"/>
               <w:ind w:left="120"/>
             </w:pPr>
-            <w:hyperlink w:history="1" r:id="rIdussqsl5w-8gj5ukcgb3vg">
+            <w:hyperlink w:history="1" r:id="rIdpdhyfthrvlsde8s6msqs9">
               <w:r>
                 <w:rPr>
                   <w:rFonts w:ascii="Arial" w:cs="Arial" w:eastAsia="Arial" w:hAnsi="Arial"/>
@@ -20490,7 +20490,7 @@
             <w:pPr>
               <w:spacing w:after="20" w:before="0"/>
             </w:pPr>
-            <w:hyperlink w:history="1" r:id="rId29ltdligukp_uy0nwowob">
+            <w:hyperlink w:history="1" r:id="rId2acyoqllrj498hwkkje6w">
               <w:r>
                 <w:rPr>
                   <w:rFonts w:ascii="Arial" w:cs="Arial" w:eastAsia="Arial" w:hAnsi="Arial"/>
@@ -20523,7 +20523,7 @@
               <w:spacing w:after="10" w:before="0"/>
               <w:ind w:left="120"/>
             </w:pPr>
-            <w:hyperlink w:history="1" r:id="rIdze-cvyy1wfskkp7xbg800">
+            <w:hyperlink w:history="1" r:id="rIdns7cbfqzq10g_c-lrfcsx">
               <w:r>
                 <w:rPr>
                   <w:rFonts w:ascii="Arial" w:cs="Arial" w:eastAsia="Arial" w:hAnsi="Arial"/>
@@ -20568,7 +20568,7 @@
             <w:pPr>
               <w:spacing w:after="20" w:before="0"/>
             </w:pPr>
-            <w:hyperlink w:history="1" r:id="rIdf-mnyhb2mslwgoxs62lzx">
+            <w:hyperlink w:history="1" r:id="rIdehe7otur9ov6s9rscezkx">
               <w:r>
                 <w:rPr>
                   <w:rFonts w:ascii="Arial" w:cs="Arial" w:eastAsia="Arial" w:hAnsi="Arial"/>
@@ -20601,7 +20601,7 @@
               <w:spacing w:after="10" w:before="0"/>
               <w:ind w:left="120"/>
             </w:pPr>
-            <w:hyperlink w:history="1" r:id="rIdsxlaygvq36ldls4tyxfnt">
+            <w:hyperlink w:history="1" r:id="rIduug6ugkfnavadlkzegqcv">
               <w:r>
                 <w:rPr>
                   <w:rFonts w:ascii="Arial" w:cs="Arial" w:eastAsia="Arial" w:hAnsi="Arial"/>
@@ -20643,7 +20643,7 @@
                 <w:sz w:val="18"/>
                 <w:szCs w:val="18"/>
               </w:rPr>
-              <w:t xml:space="preserve">Learners work in groups of four. Each group receives: their own force-extension graph from Lesson 2 (spring data), a calculator, and a structured data table worksheet. Task 1 (10 min): Using the formula Ep = ½kx², learners calculate the elastic potential energy stored in their spring at five marked extension values from their Lesson 2 graph. They record results in a table (columns: Extension x (m) | Force F (N) | Ep = ½kx² (J)) and plot Ep against x on a new graph — observing the curve is parabolic, not linear. Task 2 (8 min): Learners are given a second data card for two model ropes (A = new Kericho rope analogue, k = 850 N/m; B = old rope analogue, k = 210 N/m) and calculate Ep for each at the point where the load of 784 N is applied. They calculate the extension for each using Hooke's Law first (x = F/k), then find Ep. Task 3 (5 min): On the board, the teacher reveals the elastic limit of rope B was at x = 2.1 m, and learners calculate the maximum safe Ep rope B could store. They compare this to the Ep at the actual loading extension — observing that the applied load drove the extension far beyond the elastic limit.</w:t>
+              <w:t xml:space="preserve">Learners work in groups of four. Each group receives: their own force-extension graph from Lesson 4 (spring data), a calculator, and a structured data table worksheet. Task 1 (10 min): Using the formula Ep = ½kx², learners calculate the elastic potential energy stored in their spring at five marked extension values from their Lesson 4 graph. They record results in a table (columns: Extension x (m) | Force F (N) | Ep = ½kx² (J)) and plot Ep against x on a new graph — observing the curve is parabolic, not linear. Task 2 (8 min): Learners are given a second data card for two model ropes (A = new Kericho rope analogue, k = 850 N/m; B = old rope analogue, k = 210 N/m) and calculate Ep for each at the point where the load of 784 N is applied. They calculate the extension for each using Hooke's Law first (x = F/k), then find Ep. Task 3 (5 min): On the board, the teacher reveals the elastic limit of rope B was at x = 2.1 m, and learners calculate the maximum safe Ep rope B could store. They compare this to the Ep at the actual loading extension — observing that the applied load drove the extension far beyond the elastic limit.</w:t>
             </w:r>
           </w:p>
         </w:tc>
@@ -20675,7 +20675,7 @@
                 <w:sz w:val="18"/>
                 <w:szCs w:val="18"/>
               </w:rPr>
-              <w:t xml:space="preserve">Distribute worksheets and say: 'Your job in this phase is to let the numbers tell the story. Use the formula Ep = ½kx². Start with your own spring data — you collected this evidence in Lesson 2, and now you are going to use it to understand energy storage.' Circulate actively. After 5 minutes, pause the class and ask: 'What shape is your Ep vs. x graph? Hands down — write your answer before looking at anyone else's paper.' Apply 10-second WAIT TIME, then cold-call 3 learners. Anticipated response: parabola/curve. Say: 'Why is it not a straight line? Discuss with your group for 60 seconds.' Cold-call 2 groups to share. For Task 2, say: 'First use Hooke's Law to find the extension — x = F/k — then substitute into the energy formula. Show all working.' For Task 3, after revealing the elastic limit, say: 'What does it mean that rope B's actual extension of 3.73 m is nearly double its elastic limit of 2.1 m? Write one sentence in your notebook before we discuss.' WAIT 12 seconds, then cold-call 3 learners by name.</w:t>
+              <w:t xml:space="preserve">Distribute worksheets and say: 'Your job in this phase is to let the numbers tell the story. Use the formula Ep = ½kx². Start with your own spring data — you collected this evidence in Lesson 4, and now you are going to use it to understand energy storage.' Circulate actively. After 5 minutes, pause the class and ask: 'What shape is your Ep vs. x graph? Hands down — write your answer before looking at anyone else's paper.' Apply 10-second WAIT TIME, then cold-call 3 learners. Anticipated response: parabola/curve. Say: 'Why is it not a straight line? Discuss with your group for 60 seconds.' Cold-call 2 groups to share. For Task 2, say: 'First use Hooke's Law to find the extension — x = F/k — then substitute into the energy formula. Show all working.' For Task 3, after revealing the elastic limit, say: 'What does it mean that rope B's actual extension of 3.73 m is nearly double its elastic limit of 2.1 m? Write one sentence in your notebook before we discuss.' WAIT 12 seconds, then cold-call 3 learners by name.</w:t>
             </w:r>
           </w:p>
         </w:tc>
@@ -20796,7 +20796,7 @@
             <w:pPr>
               <w:spacing w:after="20" w:before="0"/>
             </w:pPr>
-            <w:hyperlink w:history="1" r:id="rIdiermrfdckl5hikd1woymy">
+            <w:hyperlink w:history="1" r:id="rId8g1xxjmz1-sqk-7cx_tdm">
               <w:r>
                 <w:rPr>
                   <w:rFonts w:ascii="Arial" w:cs="Arial" w:eastAsia="Arial" w:hAnsi="Arial"/>
@@ -20845,7 +20845,7 @@
               <w:spacing w:after="10" w:before="0"/>
               <w:ind w:left="120"/>
             </w:pPr>
-            <w:hyperlink w:history="1" r:id="rIdxnch_kmoussg-ntdnqqwr">
+            <w:hyperlink w:history="1" r:id="rIdpa3zek3r6x4xa-_lsrmq8">
               <w:r>
                 <w:rPr>
                   <w:rFonts w:ascii="Arial" w:cs="Arial" w:eastAsia="Arial" w:hAnsi="Arial"/>
@@ -20890,7 +20890,7 @@
             <w:pPr>
               <w:spacing w:after="20" w:before="0"/>
             </w:pPr>
-            <w:hyperlink w:history="1" r:id="rIdyon3vmkgm8fteo2olvhdm">
+            <w:hyperlink w:history="1" r:id="rIdolaz67n-8ryulu3h-644x">
               <w:r>
                 <w:rPr>
                   <w:rFonts w:ascii="Arial" w:cs="Arial" w:eastAsia="Arial" w:hAnsi="Arial"/>
@@ -20939,7 +20939,7 @@
               <w:spacing w:after="10" w:before="0"/>
               <w:ind w:left="120"/>
             </w:pPr>
-            <w:hyperlink w:history="1" r:id="rIdhnk6be7fvxi6roycw17qa">
+            <w:hyperlink w:history="1" r:id="rIdfjgljqvmm3cyuyl0-kiud">
               <w:r>
                 <w:rPr>
                   <w:rFonts w:ascii="Arial" w:cs="Arial" w:eastAsia="Arial" w:hAnsi="Arial"/>
@@ -21134,7 +21134,7 @@
             <w:pPr>
               <w:spacing w:after="20" w:before="0"/>
             </w:pPr>
-            <w:hyperlink w:history="1" r:id="rIditqotblyqimejfc0c507l">
+            <w:hyperlink w:history="1" r:id="rIdkjly2flpsqqy35qso0n6-">
               <w:r>
                 <w:rPr>
                   <w:rFonts w:ascii="Arial" w:cs="Arial" w:eastAsia="Arial" w:hAnsi="Arial"/>
@@ -21183,7 +21183,7 @@
               <w:spacing w:after="10" w:before="0"/>
               <w:ind w:left="120"/>
             </w:pPr>
-            <w:hyperlink w:history="1" r:id="rIdgzitcv8t_7rnd2udo1lpk">
+            <w:hyperlink w:history="1" r:id="rIdargtmxvzizbrkf2x3nb4d">
               <w:r>
                 <w:rPr>
                   <w:rFonts w:ascii="Arial" w:cs="Arial" w:eastAsia="Arial" w:hAnsi="Arial"/>
@@ -21228,7 +21228,7 @@
             <w:pPr>
               <w:spacing w:after="20" w:before="0"/>
             </w:pPr>
-            <w:hyperlink w:history="1" r:id="rIdyc9lzspxbuyasdkimfbc9">
+            <w:hyperlink w:history="1" r:id="rIdbshn4zyjcjhh2f8e6rds7">
               <w:r>
                 <w:rPr>
                   <w:rFonts w:ascii="Arial" w:cs="Arial" w:eastAsia="Arial" w:hAnsi="Arial"/>
@@ -21261,7 +21261,7 @@
               <w:spacing w:after="10" w:before="0"/>
               <w:ind w:left="120"/>
             </w:pPr>
-            <w:hyperlink w:history="1" r:id="rIdxdqufpfi1h91v1hxwhpli">
+            <w:hyperlink w:history="1" r:id="rIdkjkd0iox8itb9ndhceiez">
               <w:r>
                 <w:rPr>
                   <w:rFonts w:ascii="Arial" w:cs="Arial" w:eastAsia="Arial" w:hAnsi="Arial"/>
@@ -21456,7 +21456,7 @@
             <w:pPr>
               <w:spacing w:after="20" w:before="0"/>
             </w:pPr>
-            <w:hyperlink w:history="1" r:id="rIdalnfpog3bpzzkuhunb9t4">
+            <w:hyperlink w:history="1" r:id="rIdrzkohx0g5h5cbyo_sdszu">
               <w:r>
                 <w:rPr>
                   <w:rFonts w:ascii="Arial" w:cs="Arial" w:eastAsia="Arial" w:hAnsi="Arial"/>
@@ -21505,7 +21505,7 @@
               <w:spacing w:after="10" w:before="0"/>
               <w:ind w:left="120"/>
             </w:pPr>
-            <w:hyperlink w:history="1" r:id="rIdecl4mbuxkwsyu3hccqcfl">
+            <w:hyperlink w:history="1" r:id="rId8k9-qdzoqydrlg3qh_pyq">
               <w:r>
                 <w:rPr>
                   <w:rFonts w:ascii="Arial" w:cs="Arial" w:eastAsia="Arial" w:hAnsi="Arial"/>
@@ -21550,7 +21550,7 @@
             <w:pPr>
               <w:spacing w:after="20" w:before="0"/>
             </w:pPr>
-            <w:hyperlink w:history="1" r:id="rIdugsdiyobh8qxifhixumf3">
+            <w:hyperlink w:history="1" r:id="rIdy63qhanlgylivwxtolrdy">
               <w:r>
                 <w:rPr>
                   <w:rFonts w:ascii="Arial" w:cs="Arial" w:eastAsia="Arial" w:hAnsi="Arial"/>
@@ -21583,7 +21583,7 @@
               <w:spacing w:after="10" w:before="0"/>
               <w:ind w:left="120"/>
             </w:pPr>
-            <w:hyperlink w:history="1" r:id="rIdlsn4m6bfwuldn2daido9g">
+            <w:hyperlink w:history="1" r:id="rIdgzcpzvgr0kg0cfqeti6zn">
               <w:r>
                 <w:rPr>
                   <w:rFonts w:ascii="Arial" w:cs="Arial" w:eastAsia="Arial" w:hAnsi="Arial"/>
@@ -21625,7 +21625,7 @@
                 <w:sz w:val="18"/>
                 <w:szCs w:val="18"/>
               </w:rPr>
-              <w:t xml:space="preserve">Learners retrieve their Lesson 1 initial model (drawn in their notebooks or on a stored card) and place it on the left side of a new page. They now draw their Final Model on the right side. The Final Model must include: (1) A labelled force-extension graph for both the new and old Kericho rope, with the elastic limit marked on the old rope's graph; (2) Annotations showing where Hooke's Law holds and where it breaks down; (3) Energy notation (Ep = ½kx²) showing the energy stored at the point of failure for the old rope; (4) A particle-level diagram (from Lesson 4) showing what happened to the molecular bonds in the old rope at the elastic limit; (5) A 'safe working load' arrow on the new rope's graph. After drawing (12 minutes), learners participate in a 'Model Gallery Walk' — models are displayed on desks, learners walk and place a small star sticker on one model that best explains the phenomenon, and write one observation on a sticky note for any model they visit. Finally, learners individually write their Final Explanation paragraph (8 minutes) — a formal written recommendation addressed to 'The Kericho Farmer' — structured as: (a) Observation of what happened; (b) Scientific explanation using elastic limit, Ep = ½kx², and Hooke's Law; (c) A specific material recommendation with justification; (d) A measurable safe working load recommendation.</w:t>
+              <w:t xml:space="preserve">Learners retrieve their Lesson 1 initial model (drawn in their notebooks or on a stored card) and place it on the left side of a new page. They now draw their Final Model on the right side. The Final Model must include: (1) A labelled force-extension graph for both the new and old Kericho rope, with the elastic limit marked on the old rope's graph; (2) Annotations showing where Hooke's Law holds and where it breaks down; (3) Energy notation (Ep = ½kx²) showing the energy stored at the point of failure for the old rope; (4) A particle-level diagram (from Lesson 2) showing what happened to the molecular bonds in the old rope at the elastic limit; (5) A 'safe working load' arrow on the new rope's graph. After drawing (12 minutes), learners participate in a 'Model Gallery Walk' — models are displayed on desks, learners walk and place a small star sticker on one model that best explains the phenomenon, and write one observation on a sticky note for any model they visit. Finally, learners individually write their Final Explanation paragraph (8 minutes) — a formal written recommendation addressed to 'The Kericho Farmer' — structured as: (a) Observation of what happened; (b) Scientific explanation using elastic limit, Ep = ½kx², and Hooke's Law; (c) A specific material recommendation with justification; (d) A measurable safe working load recommendation.</w:t>
             </w:r>
           </w:p>
         </w:tc>
@@ -22323,7 +22323,7 @@
         </w:rPr>
         <w:t xml:space="preserve">© 2026 SeaVuria and ARES. Aligned with KICD objectives. Developed by SeaVuria; technical implementation by ARES (with AI assistance from Claude). Licensed under </w:t>
       </w:r>
-      <w:hyperlink w:history="1" r:id="rId7st5djbccwtctyyiwlw-s">
+      <w:hyperlink w:history="1" r:id="rIdebqg2s-sy-04jojhflggw">
         <w:r>
           <w:rPr>
             <w:rFonts w:ascii="Arial" w:cs="Arial" w:eastAsia="Arial" w:hAnsi="Arial"/>
@@ -22344,7 +22344,7 @@
         </w:rPr>
         <w:t xml:space="preserve"> (</w:t>
       </w:r>
-      <w:hyperlink w:history="1" r:id="rIdocbpof-pvwwbqs1v3w8xs">
+      <w:hyperlink w:history="1" r:id="rIdw1esl0oiw3hahw609n_ay">
         <w:r>
           <w:rPr>
             <w:rFonts w:ascii="Arial" w:cs="Arial" w:eastAsia="Arial" w:hAnsi="Arial"/>

--- a/data/outputs/v2/Physics/SS1.2_Mechanical_Properties_of_Materials/Physics_Mechanical_Properties_of_Materials_CBE_LessonSequence.docx
+++ b/data/outputs/v2/Physics/SS1.2_Mechanical_Properties_of_Materials/Physics_Mechanical_Properties_of_Materials_CBE_LessonSequence.docx
@@ -2397,7 +2397,7 @@
         </w:rPr>
         <w:t xml:space="preserve">© 2026 SeaVuria and ARES. This work is licensed under a </w:t>
       </w:r>
-      <w:hyperlink w:history="1" r:id="rIdfnlgcfyjutewrgiugcvk2">
+      <w:hyperlink w:history="1" r:id="rId8cyiy4g3cxsthro3z9lsh">
         <w:r>
           <w:rPr>
             <w:rFonts w:ascii="Arial" w:cs="Arial" w:eastAsia="Arial" w:hAnsi="Arial"/>
@@ -2417,7 +2417,7 @@
         </w:rPr>
         <w:t xml:space="preserve"> (</w:t>
       </w:r>
-      <w:hyperlink w:history="1" r:id="rIdcmxoeye6hokk9ytc033wt">
+      <w:hyperlink w:history="1" r:id="rIdl4kbphknwgguqocnxpc90">
         <w:r>
           <w:rPr>
             <w:rFonts w:ascii="Arial" w:cs="Arial" w:eastAsia="Arial" w:hAnsi="Arial"/>
@@ -2437,7 +2437,7 @@
         </w:rPr>
         <w:t xml:space="preserve">). To view a copy of this license, visit </w:t>
       </w:r>
-      <w:hyperlink w:history="1" r:id="rIdwaoxtofsfslpw-tnrtvhh">
+      <w:hyperlink w:history="1" r:id="rIdanwinuulhj4vofg0ebuc3">
         <w:r>
           <w:rPr>
             <w:rFonts w:ascii="Arial" w:cs="Arial" w:eastAsia="Arial" w:hAnsi="Arial"/>
@@ -3449,7 +3449,7 @@
             <w:pPr>
               <w:spacing w:after="20" w:before="0"/>
             </w:pPr>
-            <w:hyperlink w:history="1" r:id="rIdpai-2l6z1tyykychmf6fk">
+            <w:hyperlink w:history="1" r:id="rId_cwwq8md9zanf5d26ramo">
               <w:r>
                 <w:rPr>
                   <w:rFonts w:ascii="Arial" w:cs="Arial" w:eastAsia="Arial" w:hAnsi="Arial"/>
@@ -3498,7 +3498,7 @@
               <w:spacing w:after="10" w:before="0"/>
               <w:ind w:left="120"/>
             </w:pPr>
-            <w:hyperlink w:history="1" r:id="rIdge6pt2zu6xyoyqsrvnuzm">
+            <w:hyperlink w:history="1" r:id="rIdjsix0kb-ixixmqkusxxjg">
               <w:r>
                 <w:rPr>
                   <w:rFonts w:ascii="Arial" w:cs="Arial" w:eastAsia="Arial" w:hAnsi="Arial"/>
@@ -3543,7 +3543,7 @@
             <w:pPr>
               <w:spacing w:after="20" w:before="0"/>
             </w:pPr>
-            <w:hyperlink w:history="1" r:id="rIdkgslemp-zembcc7tbrmjh">
+            <w:hyperlink w:history="1" r:id="rIdtvw_qgg2u6szgyrn6bcyd">
               <w:r>
                 <w:rPr>
                   <w:rFonts w:ascii="Arial" w:cs="Arial" w:eastAsia="Arial" w:hAnsi="Arial"/>
@@ -3592,7 +3592,7 @@
               <w:spacing w:after="10" w:before="0"/>
               <w:ind w:left="120"/>
             </w:pPr>
-            <w:hyperlink w:history="1" r:id="rIdjeqtwgreqa5asutsfnzfj">
+            <w:hyperlink w:history="1" r:id="rIdh73lbip3dq0xeridmb4f4">
               <w:r>
                 <w:rPr>
                   <w:rFonts w:ascii="Arial" w:cs="Arial" w:eastAsia="Arial" w:hAnsi="Arial"/>
@@ -3787,7 +3787,7 @@
             <w:pPr>
               <w:spacing w:after="20" w:before="0"/>
             </w:pPr>
-            <w:hyperlink w:history="1" r:id="rId8-cgssryepsvx8xryx6ab">
+            <w:hyperlink w:history="1" r:id="rIddb7mx9zue5diszdgm_pii">
               <w:r>
                 <w:rPr>
                   <w:rFonts w:ascii="Arial" w:cs="Arial" w:eastAsia="Arial" w:hAnsi="Arial"/>
@@ -3836,7 +3836,7 @@
               <w:spacing w:after="10" w:before="0"/>
               <w:ind w:left="120"/>
             </w:pPr>
-            <w:hyperlink w:history="1" r:id="rIdvvj2f7-ghyyavir5q4hak">
+            <w:hyperlink w:history="1" r:id="rIdybwgukr4whuwxcpp-d9gx">
               <w:r>
                 <w:rPr>
                   <w:rFonts w:ascii="Arial" w:cs="Arial" w:eastAsia="Arial" w:hAnsi="Arial"/>
@@ -3881,7 +3881,7 @@
             <w:pPr>
               <w:spacing w:after="20" w:before="0"/>
             </w:pPr>
-            <w:hyperlink w:history="1" r:id="rIdzbuoflrotsntrnm-naztr">
+            <w:hyperlink w:history="1" r:id="rIdwg5ag2oulmr3dphve4l_7">
               <w:r>
                 <w:rPr>
                   <w:rFonts w:ascii="Arial" w:cs="Arial" w:eastAsia="Arial" w:hAnsi="Arial"/>
@@ -3930,7 +3930,7 @@
               <w:spacing w:after="10" w:before="0"/>
               <w:ind w:left="120"/>
             </w:pPr>
-            <w:hyperlink w:history="1" r:id="rIdnsnsyd4l3eaoeolbtk0mx">
+            <w:hyperlink w:history="1" r:id="rIddngaoiol8luuckqz1tu2s">
               <w:r>
                 <w:rPr>
                   <w:rFonts w:ascii="Arial" w:cs="Arial" w:eastAsia="Arial" w:hAnsi="Arial"/>
@@ -4125,7 +4125,7 @@
             <w:pPr>
               <w:spacing w:after="20" w:before="0"/>
             </w:pPr>
-            <w:hyperlink w:history="1" r:id="rIdlyhcgfzi5zvjmrlish__2">
+            <w:hyperlink w:history="1" r:id="rIdxcgpvpxzdio5heo2wr3wk">
               <w:r>
                 <w:rPr>
                   <w:rFonts w:ascii="Arial" w:cs="Arial" w:eastAsia="Arial" w:hAnsi="Arial"/>
@@ -4174,7 +4174,7 @@
               <w:spacing w:after="10" w:before="0"/>
               <w:ind w:left="120"/>
             </w:pPr>
-            <w:hyperlink w:history="1" r:id="rId6_ytg8vv7gcixew-2e3yf">
+            <w:hyperlink w:history="1" r:id="rIdx3ykdl8kcfejkiddmd4qb">
               <w:r>
                 <w:rPr>
                   <w:rFonts w:ascii="Arial" w:cs="Arial" w:eastAsia="Arial" w:hAnsi="Arial"/>
@@ -4219,7 +4219,7 @@
             <w:pPr>
               <w:spacing w:after="20" w:before="0"/>
             </w:pPr>
-            <w:hyperlink w:history="1" r:id="rIdz6ariqy9nsicf6v95z8gp">
+            <w:hyperlink w:history="1" r:id="rIduhmrp7epmuwg-aajzbuea">
               <w:r>
                 <w:rPr>
                   <w:rFonts w:ascii="Arial" w:cs="Arial" w:eastAsia="Arial" w:hAnsi="Arial"/>
@@ -4268,7 +4268,7 @@
               <w:spacing w:after="10" w:before="0"/>
               <w:ind w:left="120"/>
             </w:pPr>
-            <w:hyperlink w:history="1" r:id="rIdapvrnawdtvsevs7pvqvmb">
+            <w:hyperlink w:history="1" r:id="rId87j0dopazfzr-7dx3gis6">
               <w:r>
                 <w:rPr>
                   <w:rFonts w:ascii="Arial" w:cs="Arial" w:eastAsia="Arial" w:hAnsi="Arial"/>
@@ -4463,7 +4463,7 @@
             <w:pPr>
               <w:spacing w:after="20" w:before="0"/>
             </w:pPr>
-            <w:hyperlink w:history="1" r:id="rId7tzuekm9kbufj-3wnylfu">
+            <w:hyperlink w:history="1" r:id="rIdd4n2v6hsyxdgodly5urt2">
               <w:r>
                 <w:rPr>
                   <w:rFonts w:ascii="Arial" w:cs="Arial" w:eastAsia="Arial" w:hAnsi="Arial"/>
@@ -4512,7 +4512,7 @@
               <w:spacing w:after="10" w:before="0"/>
               <w:ind w:left="120"/>
             </w:pPr>
-            <w:hyperlink w:history="1" r:id="rId46yea8br5fcsjh9onvq3y">
+            <w:hyperlink w:history="1" r:id="rIdfmkom-hqfqjkqgbgipll4">
               <w:r>
                 <w:rPr>
                   <w:rFonts w:ascii="Arial" w:cs="Arial" w:eastAsia="Arial" w:hAnsi="Arial"/>
@@ -4557,7 +4557,7 @@
             <w:pPr>
               <w:spacing w:after="20" w:before="0"/>
             </w:pPr>
-            <w:hyperlink w:history="1" r:id="rId8eekwjfo-2yc_hvzcndo9">
+            <w:hyperlink w:history="1" r:id="rIdfpyxiegowcakjvyhbwics">
               <w:r>
                 <w:rPr>
                   <w:rFonts w:ascii="Arial" w:cs="Arial" w:eastAsia="Arial" w:hAnsi="Arial"/>
@@ -4606,7 +4606,7 @@
               <w:spacing w:after="10" w:before="0"/>
               <w:ind w:left="120"/>
             </w:pPr>
-            <w:hyperlink w:history="1" r:id="rId6ssteauybkzyweg_gfpng">
+            <w:hyperlink w:history="1" r:id="rIdvekghlyjrappdnccmwecs">
               <w:r>
                 <w:rPr>
                   <w:rFonts w:ascii="Arial" w:cs="Arial" w:eastAsia="Arial" w:hAnsi="Arial"/>
@@ -4801,7 +4801,7 @@
             <w:pPr>
               <w:spacing w:after="20" w:before="0"/>
             </w:pPr>
-            <w:hyperlink w:history="1" r:id="rIdwdo6rhrqy1vi1nakkvlt5">
+            <w:hyperlink w:history="1" r:id="rIdhwfoxtatlinp3z6z1vton">
               <w:r>
                 <w:rPr>
                   <w:rFonts w:ascii="Arial" w:cs="Arial" w:eastAsia="Arial" w:hAnsi="Arial"/>
@@ -4850,7 +4850,7 @@
               <w:spacing w:after="10" w:before="0"/>
               <w:ind w:left="120"/>
             </w:pPr>
-            <w:hyperlink w:history="1" r:id="rIdsbjtqpkojzaddjod-bqc6">
+            <w:hyperlink w:history="1" r:id="rIdgx1dxvmli8hh7ohcue22_">
               <w:r>
                 <w:rPr>
                   <w:rFonts w:ascii="Arial" w:cs="Arial" w:eastAsia="Arial" w:hAnsi="Arial"/>
@@ -4895,7 +4895,7 @@
             <w:pPr>
               <w:spacing w:after="20" w:before="0"/>
             </w:pPr>
-            <w:hyperlink w:history="1" r:id="rIddmnsroxxwkapectnjcbjx">
+            <w:hyperlink w:history="1" r:id="rIduouk6n2x0iuqhu4du7buu">
               <w:r>
                 <w:rPr>
                   <w:rFonts w:ascii="Arial" w:cs="Arial" w:eastAsia="Arial" w:hAnsi="Arial"/>
@@ -4944,7 +4944,7 @@
               <w:spacing w:after="10" w:before="0"/>
               <w:ind w:left="120"/>
             </w:pPr>
-            <w:hyperlink w:history="1" r:id="rIdwugbe03ev5aanrf0kxqm8">
+            <w:hyperlink w:history="1" r:id="rIdt5xn3bgpyt-dlhef7t4nq">
               <w:r>
                 <w:rPr>
                   <w:rFonts w:ascii="Arial" w:cs="Arial" w:eastAsia="Arial" w:hAnsi="Arial"/>
@@ -5456,7 +5456,7 @@
         </w:rPr>
         <w:t xml:space="preserve">© 2026 SeaVuria and ARES. Aligned with KICD objectives. Developed by SeaVuria; technical implementation by ARES (with AI assistance from Claude). Licensed under </w:t>
       </w:r>
-      <w:hyperlink w:history="1" r:id="rIdtvmfagqvq_lzgx44grnl_">
+      <w:hyperlink w:history="1" r:id="rId4p8-lb0becntbngu-r7f9">
         <w:r>
           <w:rPr>
             <w:rFonts w:ascii="Arial" w:cs="Arial" w:eastAsia="Arial" w:hAnsi="Arial"/>
@@ -5477,7 +5477,7 @@
         </w:rPr>
         <w:t xml:space="preserve"> (</w:t>
       </w:r>
-      <w:hyperlink w:history="1" r:id="rIdscwv1i8xwgcequji7aq0z">
+      <w:hyperlink w:history="1" r:id="rIdneajlqsbzqjtdh5id4xxs">
         <w:r>
           <w:rPr>
             <w:rFonts w:ascii="Arial" w:cs="Arial" w:eastAsia="Arial" w:hAnsi="Arial"/>
@@ -6507,7 +6507,7 @@
               <w:spacing w:after="10" w:before="0"/>
               <w:ind w:left="120"/>
             </w:pPr>
-            <w:hyperlink w:history="1" r:id="rIdazrwmnkayu2ibtqlwxebh">
+            <w:hyperlink w:history="1" r:id="rIdtbpf0q76srcyeyvrakxzn">
               <w:r>
                 <w:rPr>
                   <w:rFonts w:ascii="Arial" w:cs="Arial" w:eastAsia="Arial" w:hAnsi="Arial"/>
@@ -6567,7 +6567,7 @@
             <w:pPr>
               <w:spacing w:after="20" w:before="0"/>
             </w:pPr>
-            <w:hyperlink w:history="1" r:id="rIduc3gajep6bp68gpjukfdk">
+            <w:hyperlink w:history="1" r:id="rIdztsce-wjyr12qsvhzpj96">
               <w:r>
                 <w:rPr>
                   <w:rFonts w:ascii="Arial" w:cs="Arial" w:eastAsia="Arial" w:hAnsi="Arial"/>
@@ -6616,7 +6616,7 @@
               <w:spacing w:after="10" w:before="0"/>
               <w:ind w:left="120"/>
             </w:pPr>
-            <w:hyperlink w:history="1" r:id="rIdte6uwo6qapb-ujg9mrlw_">
+            <w:hyperlink w:history="1" r:id="rIdpycxwiv8uu2kmtcihsh1v">
               <w:r>
                 <w:rPr>
                   <w:rFonts w:ascii="Arial" w:cs="Arial" w:eastAsia="Arial" w:hAnsi="Arial"/>
@@ -7056,7 +7056,7 @@
               <w:spacing w:after="10" w:before="0"/>
               <w:ind w:left="120"/>
             </w:pPr>
-            <w:hyperlink w:history="1" r:id="rId9gkkzivtlt5quenlynqnp">
+            <w:hyperlink w:history="1" r:id="rIddue_tvjzju6vdiay1uqmo">
               <w:r>
                 <w:rPr>
                   <w:rFonts w:ascii="Arial" w:cs="Arial" w:eastAsia="Arial" w:hAnsi="Arial"/>
@@ -7116,7 +7116,7 @@
             <w:pPr>
               <w:spacing w:after="20" w:before="0"/>
             </w:pPr>
-            <w:hyperlink w:history="1" r:id="rId7dj5p8g1w0up1fnlp_am1">
+            <w:hyperlink w:history="1" r:id="rId4whugk04s7z999vx2w8pn">
               <w:r>
                 <w:rPr>
                   <w:rFonts w:ascii="Arial" w:cs="Arial" w:eastAsia="Arial" w:hAnsi="Arial"/>
@@ -7165,7 +7165,7 @@
               <w:spacing w:after="10" w:before="0"/>
               <w:ind w:left="120"/>
             </w:pPr>
-            <w:hyperlink w:history="1" r:id="rId9d6caajxbh5htyoxusu8o">
+            <w:hyperlink w:history="1" r:id="rIdpzt6jrujblxhdohkwwcoc">
               <w:r>
                 <w:rPr>
                   <w:rFonts w:ascii="Arial" w:cs="Arial" w:eastAsia="Arial" w:hAnsi="Arial"/>
@@ -7917,7 +7917,7 @@
               <w:spacing w:after="10" w:before="0"/>
               <w:ind w:left="120"/>
             </w:pPr>
-            <w:hyperlink w:history="1" r:id="rIdd5nzzpyufzsvcuna5qer8">
+            <w:hyperlink w:history="1" r:id="rIdlluyh21_ti00jr3g0ujlp">
               <w:r>
                 <w:rPr>
                   <w:rFonts w:ascii="Arial" w:cs="Arial" w:eastAsia="Arial" w:hAnsi="Arial"/>
@@ -7977,7 +7977,7 @@
             <w:pPr>
               <w:spacing w:after="20" w:before="0"/>
             </w:pPr>
-            <w:hyperlink w:history="1" r:id="rIdbiwy6rlrtedtds4asd-ot">
+            <w:hyperlink w:history="1" r:id="rIdxn4opxscsqrj1cps125jr">
               <w:r>
                 <w:rPr>
                   <w:rFonts w:ascii="Arial" w:cs="Arial" w:eastAsia="Arial" w:hAnsi="Arial"/>
@@ -8026,7 +8026,7 @@
               <w:spacing w:after="10" w:before="0"/>
               <w:ind w:left="120"/>
             </w:pPr>
-            <w:hyperlink w:history="1" r:id="rIdsi28kmq9g7o048mjn_cjn">
+            <w:hyperlink w:history="1" r:id="rIde00-q5ogcpfj8oaxwdd7m">
               <w:r>
                 <w:rPr>
                   <w:rFonts w:ascii="Arial" w:cs="Arial" w:eastAsia="Arial" w:hAnsi="Arial"/>
@@ -8525,7 +8525,7 @@
               <w:spacing w:after="10" w:before="0"/>
               <w:ind w:left="120"/>
             </w:pPr>
-            <w:hyperlink w:history="1" r:id="rId1alr8nmcgyoiufafqu-sj">
+            <w:hyperlink w:history="1" r:id="rId9ec_fini49p56itpfjjnr">
               <w:r>
                 <w:rPr>
                   <w:rFonts w:ascii="Arial" w:cs="Arial" w:eastAsia="Arial" w:hAnsi="Arial"/>
@@ -8585,7 +8585,7 @@
             <w:pPr>
               <w:spacing w:after="20" w:before="0"/>
             </w:pPr>
-            <w:hyperlink w:history="1" r:id="rIdaqtjfhg3wy-jk7u5kmvnx">
+            <w:hyperlink w:history="1" r:id="rIdrblghsoj7wmltz3gex-ox">
               <w:r>
                 <w:rPr>
                   <w:rFonts w:ascii="Arial" w:cs="Arial" w:eastAsia="Arial" w:hAnsi="Arial"/>
@@ -8634,7 +8634,7 @@
               <w:spacing w:after="10" w:before="0"/>
               <w:ind w:left="120"/>
             </w:pPr>
-            <w:hyperlink w:history="1" r:id="rIdarwplip3wydiqkwro7aku">
+            <w:hyperlink w:history="1" r:id="rIdknli0tz8wx3i0fcpwfeaw">
               <w:r>
                 <w:rPr>
                   <w:rFonts w:ascii="Arial" w:cs="Arial" w:eastAsia="Arial" w:hAnsi="Arial"/>
@@ -9038,7 +9038,7 @@
               <w:spacing w:after="10" w:before="0"/>
               <w:ind w:left="120"/>
             </w:pPr>
-            <w:hyperlink w:history="1" r:id="rIdxx2lk9ym3hinsriubhjwa">
+            <w:hyperlink w:history="1" r:id="rId7ru7abwy7vr9in3wuwhyb">
               <w:r>
                 <w:rPr>
                   <w:rFonts w:ascii="Arial" w:cs="Arial" w:eastAsia="Arial" w:hAnsi="Arial"/>
@@ -9098,7 +9098,7 @@
             <w:pPr>
               <w:spacing w:after="20" w:before="0"/>
             </w:pPr>
-            <w:hyperlink w:history="1" r:id="rIdce5c-8rwefqosuatddzit">
+            <w:hyperlink w:history="1" r:id="rIdz-7-njbeg0mx6lvwk0dm5">
               <w:r>
                 <w:rPr>
                   <w:rFonts w:ascii="Arial" w:cs="Arial" w:eastAsia="Arial" w:hAnsi="Arial"/>
@@ -9147,7 +9147,7 @@
               <w:spacing w:after="10" w:before="0"/>
               <w:ind w:left="120"/>
             </w:pPr>
-            <w:hyperlink w:history="1" r:id="rIdsmetoblollyldugdjegme">
+            <w:hyperlink w:history="1" r:id="rIduoyjnrjdarradcv-iakxv">
               <w:r>
                 <w:rPr>
                   <w:rFonts w:ascii="Arial" w:cs="Arial" w:eastAsia="Arial" w:hAnsi="Arial"/>
@@ -10042,7 +10042,7 @@
         </w:rPr>
         <w:t xml:space="preserve">© 2026 SeaVuria and ARES. Aligned with KICD objectives. Developed by SeaVuria; technical implementation by ARES (with AI assistance from Claude). Licensed under </w:t>
       </w:r>
-      <w:hyperlink w:history="1" r:id="rIdwpt9gm-uv7dmbpmiwkahu">
+      <w:hyperlink w:history="1" r:id="rIdulndftma4mdutbdyq9cze">
         <w:r>
           <w:rPr>
             <w:rFonts w:ascii="Arial" w:cs="Arial" w:eastAsia="Arial" w:hAnsi="Arial"/>
@@ -10063,7 +10063,7 @@
         </w:rPr>
         <w:t xml:space="preserve"> (</w:t>
       </w:r>
-      <w:hyperlink w:history="1" r:id="rId8ihtqiq8pvq8ugf5c5guu">
+      <w:hyperlink w:history="1" r:id="rIdfdzy8kiudgeztu9wxvth7">
         <w:r>
           <w:rPr>
             <w:rFonts w:ascii="Arial" w:cs="Arial" w:eastAsia="Arial" w:hAnsi="Arial"/>
@@ -11076,7 +11076,7 @@
             <w:pPr>
               <w:spacing w:after="20" w:before="0"/>
             </w:pPr>
-            <w:hyperlink w:history="1" r:id="rIdne44vho1gqoacdkmapgtd">
+            <w:hyperlink w:history="1" r:id="rIdnpidqowhv_-9ynez69cub">
               <w:r>
                 <w:rPr>
                   <w:rFonts w:ascii="Arial" w:cs="Arial" w:eastAsia="Arial" w:hAnsi="Arial"/>
@@ -11109,7 +11109,7 @@
               <w:spacing w:after="10" w:before="0"/>
               <w:ind w:left="120"/>
             </w:pPr>
-            <w:hyperlink w:history="1" r:id="rIdl96mkibcts-5xx7yzmik3">
+            <w:hyperlink w:history="1" r:id="rIdl1ucg_jjcfusfghbb1p2h">
               <w:r>
                 <w:rPr>
                   <w:rFonts w:ascii="Arial" w:cs="Arial" w:eastAsia="Arial" w:hAnsi="Arial"/>
@@ -11154,7 +11154,7 @@
             <w:pPr>
               <w:spacing w:after="20" w:before="0"/>
             </w:pPr>
-            <w:hyperlink w:history="1" r:id="rIdldomuzlvnihyedpxpvfnh">
+            <w:hyperlink w:history="1" r:id="rId3mrvf0y529fn3ak4bcwi1">
               <w:r>
                 <w:rPr>
                   <w:rFonts w:ascii="Arial" w:cs="Arial" w:eastAsia="Arial" w:hAnsi="Arial"/>
@@ -11203,7 +11203,7 @@
               <w:spacing w:after="10" w:before="0"/>
               <w:ind w:left="120"/>
             </w:pPr>
-            <w:hyperlink w:history="1" r:id="rIdv2lzgzfv-juwet9hvpxxs">
+            <w:hyperlink w:history="1" r:id="rIdvigdyj0b7mrwddlwkkyel">
               <w:r>
                 <w:rPr>
                   <w:rFonts w:ascii="Arial" w:cs="Arial" w:eastAsia="Arial" w:hAnsi="Arial"/>
@@ -11398,7 +11398,7 @@
             <w:pPr>
               <w:spacing w:after="20" w:before="0"/>
             </w:pPr>
-            <w:hyperlink w:history="1" r:id="rIdudbhmzgepp6lrkrscbakq">
+            <w:hyperlink w:history="1" r:id="rId4snr-jpn5mjafbzyogso2">
               <w:r>
                 <w:rPr>
                   <w:rFonts w:ascii="Arial" w:cs="Arial" w:eastAsia="Arial" w:hAnsi="Arial"/>
@@ -11431,7 +11431,7 @@
               <w:spacing w:after="10" w:before="0"/>
               <w:ind w:left="120"/>
             </w:pPr>
-            <w:hyperlink w:history="1" r:id="rIdwghlwn1tyz9tetdfvzmkg">
+            <w:hyperlink w:history="1" r:id="rIdp8pzkucs7gxqvllwfgedx">
               <w:r>
                 <w:rPr>
                   <w:rFonts w:ascii="Arial" w:cs="Arial" w:eastAsia="Arial" w:hAnsi="Arial"/>
@@ -11476,7 +11476,7 @@
             <w:pPr>
               <w:spacing w:after="20" w:before="0"/>
             </w:pPr>
-            <w:hyperlink w:history="1" r:id="rId9zy0lyw0qsvjb53bhqnop">
+            <w:hyperlink w:history="1" r:id="rIdpoxj50uhyweay5wjomob4">
               <w:r>
                 <w:rPr>
                   <w:rFonts w:ascii="Arial" w:cs="Arial" w:eastAsia="Arial" w:hAnsi="Arial"/>
@@ -11525,7 +11525,7 @@
               <w:spacing w:after="10" w:before="0"/>
               <w:ind w:left="120"/>
             </w:pPr>
-            <w:hyperlink w:history="1" r:id="rId60uzbct6mj4zj3brxu-16">
+            <w:hyperlink w:history="1" r:id="rId2du4qia0hx7j-aw_-oi4a">
               <w:r>
                 <w:rPr>
                   <w:rFonts w:ascii="Arial" w:cs="Arial" w:eastAsia="Arial" w:hAnsi="Arial"/>
@@ -11720,7 +11720,7 @@
             <w:pPr>
               <w:spacing w:after="20" w:before="0"/>
             </w:pPr>
-            <w:hyperlink w:history="1" r:id="rIduxniqqod82knd1udhu8mx">
+            <w:hyperlink w:history="1" r:id="rIdbxkfftpq-exgqavogu6on">
               <w:r>
                 <w:rPr>
                   <w:rFonts w:ascii="Arial" w:cs="Arial" w:eastAsia="Arial" w:hAnsi="Arial"/>
@@ -11753,7 +11753,7 @@
               <w:spacing w:after="10" w:before="0"/>
               <w:ind w:left="120"/>
             </w:pPr>
-            <w:hyperlink w:history="1" r:id="rId5er_snstuuqwejqd50iwt">
+            <w:hyperlink w:history="1" r:id="rIdnymv6rz5tel94ypfz5csp">
               <w:r>
                 <w:rPr>
                   <w:rFonts w:ascii="Arial" w:cs="Arial" w:eastAsia="Arial" w:hAnsi="Arial"/>
@@ -11798,7 +11798,7 @@
             <w:pPr>
               <w:spacing w:after="20" w:before="0"/>
             </w:pPr>
-            <w:hyperlink w:history="1" r:id="rIdfunteuodbai0aszznc_ls">
+            <w:hyperlink w:history="1" r:id="rIdgubx9jgai1_xavhvgbbyc">
               <w:r>
                 <w:rPr>
                   <w:rFonts w:ascii="Arial" w:cs="Arial" w:eastAsia="Arial" w:hAnsi="Arial"/>
@@ -11847,7 +11847,7 @@
               <w:spacing w:after="10" w:before="0"/>
               <w:ind w:left="120"/>
             </w:pPr>
-            <w:hyperlink w:history="1" r:id="rIdssbddqliskszff-e1plaf">
+            <w:hyperlink w:history="1" r:id="rId_5yg4olcftvvsglnt_amn">
               <w:r>
                 <w:rPr>
                   <w:rFonts w:ascii="Arial" w:cs="Arial" w:eastAsia="Arial" w:hAnsi="Arial"/>
@@ -12042,7 +12042,7 @@
             <w:pPr>
               <w:spacing w:after="20" w:before="0"/>
             </w:pPr>
-            <w:hyperlink w:history="1" r:id="rIdparjtqs714ndyx3af7qwp">
+            <w:hyperlink w:history="1" r:id="rIdpjilblo94wzoaynf2r6bl">
               <w:r>
                 <w:rPr>
                   <w:rFonts w:ascii="Arial" w:cs="Arial" w:eastAsia="Arial" w:hAnsi="Arial"/>
@@ -12075,7 +12075,7 @@
               <w:spacing w:after="10" w:before="0"/>
               <w:ind w:left="120"/>
             </w:pPr>
-            <w:hyperlink w:history="1" r:id="rIdv9dq1bunko4sbxfj0xbux">
+            <w:hyperlink w:history="1" r:id="rIdtlvvqyo2lhiy6pji56zky">
               <w:r>
                 <w:rPr>
                   <w:rFonts w:ascii="Arial" w:cs="Arial" w:eastAsia="Arial" w:hAnsi="Arial"/>
@@ -12120,7 +12120,7 @@
             <w:pPr>
               <w:spacing w:after="20" w:before="0"/>
             </w:pPr>
-            <w:hyperlink w:history="1" r:id="rIdjbcytmu7r1gdlxhghzp_n">
+            <w:hyperlink w:history="1" r:id="rIdmapkapcfzagmunbg9-q6z">
               <w:r>
                 <w:rPr>
                   <w:rFonts w:ascii="Arial" w:cs="Arial" w:eastAsia="Arial" w:hAnsi="Arial"/>
@@ -12169,7 +12169,7 @@
               <w:spacing w:after="10" w:before="0"/>
               <w:ind w:left="120"/>
             </w:pPr>
-            <w:hyperlink w:history="1" r:id="rIducmxgcuxhndafo6lmhafj">
+            <w:hyperlink w:history="1" r:id="rId5gofdrfzywedr-yu5ytmg">
               <w:r>
                 <w:rPr>
                   <w:rFonts w:ascii="Arial" w:cs="Arial" w:eastAsia="Arial" w:hAnsi="Arial"/>
@@ -12364,7 +12364,7 @@
             <w:pPr>
               <w:spacing w:after="20" w:before="0"/>
             </w:pPr>
-            <w:hyperlink w:history="1" r:id="rIdp7pskelcfbvhbwtvc2_cu">
+            <w:hyperlink w:history="1" r:id="rId5gh46v3mm5h78qr5etdfl">
               <w:r>
                 <w:rPr>
                   <w:rFonts w:ascii="Arial" w:cs="Arial" w:eastAsia="Arial" w:hAnsi="Arial"/>
@@ -12397,7 +12397,7 @@
               <w:spacing w:after="10" w:before="0"/>
               <w:ind w:left="120"/>
             </w:pPr>
-            <w:hyperlink w:history="1" r:id="rId-zhm625gg0vuu36z_xvlp">
+            <w:hyperlink w:history="1" r:id="rId8vgbycvvzbqjo83pne1vk">
               <w:r>
                 <w:rPr>
                   <w:rFonts w:ascii="Arial" w:cs="Arial" w:eastAsia="Arial" w:hAnsi="Arial"/>
@@ -12442,7 +12442,7 @@
             <w:pPr>
               <w:spacing w:after="20" w:before="0"/>
             </w:pPr>
-            <w:hyperlink w:history="1" r:id="rIdks5fdysxsqabtq-mtngmg">
+            <w:hyperlink w:history="1" r:id="rId7n_bkx6ohmmcf665fhqdl">
               <w:r>
                 <w:rPr>
                   <w:rFonts w:ascii="Arial" w:cs="Arial" w:eastAsia="Arial" w:hAnsi="Arial"/>
@@ -12491,7 +12491,7 @@
               <w:spacing w:after="10" w:before="0"/>
               <w:ind w:left="120"/>
             </w:pPr>
-            <w:hyperlink w:history="1" r:id="rIdfzloqyejj_cwrmnkln6df">
+            <w:hyperlink w:history="1" r:id="rIdyl79zdxatq5ipbsep46xe">
               <w:r>
                 <w:rPr>
                   <w:rFonts w:ascii="Arial" w:cs="Arial" w:eastAsia="Arial" w:hAnsi="Arial"/>
@@ -13003,7 +13003,7 @@
         </w:rPr>
         <w:t xml:space="preserve">© 2026 SeaVuria and ARES. Aligned with KICD objectives. Developed by SeaVuria; technical implementation by ARES (with AI assistance from Claude). Licensed under </w:t>
       </w:r>
-      <w:hyperlink w:history="1" r:id="rIdhiy4gbker81gdncphdz0n">
+      <w:hyperlink w:history="1" r:id="rIdhbv651bykq-5k3o_nwnpu">
         <w:r>
           <w:rPr>
             <w:rFonts w:ascii="Arial" w:cs="Arial" w:eastAsia="Arial" w:hAnsi="Arial"/>
@@ -13024,7 +13024,7 @@
         </w:rPr>
         <w:t xml:space="preserve"> (</w:t>
       </w:r>
-      <w:hyperlink w:history="1" r:id="rIdebrnd4sdqvgmwndu_utev">
+      <w:hyperlink w:history="1" r:id="rId7kqyfmx0m5mtnjnm2-v4-">
         <w:r>
           <w:rPr>
             <w:rFonts w:ascii="Arial" w:cs="Arial" w:eastAsia="Arial" w:hAnsi="Arial"/>
@@ -14037,7 +14037,7 @@
             <w:pPr>
               <w:spacing w:after="20" w:before="0"/>
             </w:pPr>
-            <w:hyperlink w:history="1" r:id="rIdb4jo1lppxdyahzv14bdmj">
+            <w:hyperlink w:history="1" r:id="rIdveltyxojoq1w2zhnwyhnz">
               <w:r>
                 <w:rPr>
                   <w:rFonts w:ascii="Arial" w:cs="Arial" w:eastAsia="Arial" w:hAnsi="Arial"/>
@@ -14070,7 +14070,7 @@
               <w:spacing w:after="10" w:before="0"/>
               <w:ind w:left="120"/>
             </w:pPr>
-            <w:hyperlink w:history="1" r:id="rIdpuonufxuadwrktbktheyp">
+            <w:hyperlink w:history="1" r:id="rIdmnjox3tdmiobtv4aiccuo">
               <w:r>
                 <w:rPr>
                   <w:rFonts w:ascii="Arial" w:cs="Arial" w:eastAsia="Arial" w:hAnsi="Arial"/>
@@ -14115,7 +14115,7 @@
             <w:pPr>
               <w:spacing w:after="20" w:before="0"/>
             </w:pPr>
-            <w:hyperlink w:history="1" r:id="rIde26-tovoyx1q__t5nwjie">
+            <w:hyperlink w:history="1" r:id="rIdz96jgyvrucusqyjot1i0n">
               <w:r>
                 <w:rPr>
                   <w:rFonts w:ascii="Arial" w:cs="Arial" w:eastAsia="Arial" w:hAnsi="Arial"/>
@@ -14148,7 +14148,7 @@
               <w:spacing w:after="10" w:before="0"/>
               <w:ind w:left="120"/>
             </w:pPr>
-            <w:hyperlink w:history="1" r:id="rIdysshmlimqtlpxm_mrnvwp">
+            <w:hyperlink w:history="1" r:id="rIdivbjop8s1119oboz9rwjs">
               <w:r>
                 <w:rPr>
                   <w:rFonts w:ascii="Arial" w:cs="Arial" w:eastAsia="Arial" w:hAnsi="Arial"/>
@@ -14343,7 +14343,7 @@
             <w:pPr>
               <w:spacing w:after="20" w:before="0"/>
             </w:pPr>
-            <w:hyperlink w:history="1" r:id="rIdg4d8euc1jwlztgbct2a1x">
+            <w:hyperlink w:history="1" r:id="rIdtyuwzewkgwfynmd3uo74-">
               <w:r>
                 <w:rPr>
                   <w:rFonts w:ascii="Arial" w:cs="Arial" w:eastAsia="Arial" w:hAnsi="Arial"/>
@@ -14376,7 +14376,7 @@
               <w:spacing w:after="10" w:before="0"/>
               <w:ind w:left="120"/>
             </w:pPr>
-            <w:hyperlink w:history="1" r:id="rIdmcuusb7uydsz_b78bibbe">
+            <w:hyperlink w:history="1" r:id="rIdav4nischast9hhd9xa-uy">
               <w:r>
                 <w:rPr>
                   <w:rFonts w:ascii="Arial" w:cs="Arial" w:eastAsia="Arial" w:hAnsi="Arial"/>
@@ -14421,7 +14421,7 @@
             <w:pPr>
               <w:spacing w:after="20" w:before="0"/>
             </w:pPr>
-            <w:hyperlink w:history="1" r:id="rIdaetqct5o9vnmxea7rmzil">
+            <w:hyperlink w:history="1" r:id="rIdxthvtnykatc6z73guuqgz">
               <w:r>
                 <w:rPr>
                   <w:rFonts w:ascii="Arial" w:cs="Arial" w:eastAsia="Arial" w:hAnsi="Arial"/>
@@ -14454,7 +14454,7 @@
               <w:spacing w:after="10" w:before="0"/>
               <w:ind w:left="120"/>
             </w:pPr>
-            <w:hyperlink w:history="1" r:id="rIdprf1lptf0dqnsl8fcx9ad">
+            <w:hyperlink w:history="1" r:id="rIdxukgoovdy_x7pohscqduf">
               <w:r>
                 <w:rPr>
                   <w:rFonts w:ascii="Arial" w:cs="Arial" w:eastAsia="Arial" w:hAnsi="Arial"/>
@@ -14649,7 +14649,7 @@
             <w:pPr>
               <w:spacing w:after="20" w:before="0"/>
             </w:pPr>
-            <w:hyperlink w:history="1" r:id="rIdgld6ymgomf3am03zoyqhl">
+            <w:hyperlink w:history="1" r:id="rIdbv_xihzxn0u_fsci-vbat">
               <w:r>
                 <w:rPr>
                   <w:rFonts w:ascii="Arial" w:cs="Arial" w:eastAsia="Arial" w:hAnsi="Arial"/>
@@ -14682,7 +14682,7 @@
               <w:spacing w:after="10" w:before="0"/>
               <w:ind w:left="120"/>
             </w:pPr>
-            <w:hyperlink w:history="1" r:id="rIdmn_r3zc_dbxfo_spxsxii">
+            <w:hyperlink w:history="1" r:id="rIdgh1ndnicz25wmfcr6evry">
               <w:r>
                 <w:rPr>
                   <w:rFonts w:ascii="Arial" w:cs="Arial" w:eastAsia="Arial" w:hAnsi="Arial"/>
@@ -14727,7 +14727,7 @@
             <w:pPr>
               <w:spacing w:after="20" w:before="0"/>
             </w:pPr>
-            <w:hyperlink w:history="1" r:id="rIddm1ycsr237lyk6alnpumb">
+            <w:hyperlink w:history="1" r:id="rIdu7chwdzmdaimyl0ifitno">
               <w:r>
                 <w:rPr>
                   <w:rFonts w:ascii="Arial" w:cs="Arial" w:eastAsia="Arial" w:hAnsi="Arial"/>
@@ -14776,7 +14776,7 @@
               <w:spacing w:after="10" w:before="0"/>
               <w:ind w:left="120"/>
             </w:pPr>
-            <w:hyperlink w:history="1" r:id="rIdqharuf237jaruhffku_zv">
+            <w:hyperlink w:history="1" r:id="rIdjf3dqr-qs2hf3d2kb0huj">
               <w:r>
                 <w:rPr>
                   <w:rFonts w:ascii="Arial" w:cs="Arial" w:eastAsia="Arial" w:hAnsi="Arial"/>
@@ -14971,7 +14971,7 @@
             <w:pPr>
               <w:spacing w:after="20" w:before="0"/>
             </w:pPr>
-            <w:hyperlink w:history="1" r:id="rIdybr8zqxo-nwc_uqbptoq_">
+            <w:hyperlink w:history="1" r:id="rId99lbndkl-tuodduuxc8rr">
               <w:r>
                 <w:rPr>
                   <w:rFonts w:ascii="Arial" w:cs="Arial" w:eastAsia="Arial" w:hAnsi="Arial"/>
@@ -15004,7 +15004,7 @@
               <w:spacing w:after="10" w:before="0"/>
               <w:ind w:left="120"/>
             </w:pPr>
-            <w:hyperlink w:history="1" r:id="rId-3ur2wg1pjv7oil_fmyi4">
+            <w:hyperlink w:history="1" r:id="rIddk-y-a-luvk9jyb4kerkw">
               <w:r>
                 <w:rPr>
                   <w:rFonts w:ascii="Arial" w:cs="Arial" w:eastAsia="Arial" w:hAnsi="Arial"/>
@@ -15049,7 +15049,7 @@
             <w:pPr>
               <w:spacing w:after="20" w:before="0"/>
             </w:pPr>
-            <w:hyperlink w:history="1" r:id="rIdicwy8obktg5jzeobrt6fo">
+            <w:hyperlink w:history="1" r:id="rIda1clkn4swq26hkdiogg_f">
               <w:r>
                 <w:rPr>
                   <w:rFonts w:ascii="Arial" w:cs="Arial" w:eastAsia="Arial" w:hAnsi="Arial"/>
@@ -15082,7 +15082,7 @@
               <w:spacing w:after="10" w:before="0"/>
               <w:ind w:left="120"/>
             </w:pPr>
-            <w:hyperlink w:history="1" r:id="rIdkapa3rix8l2ohsdlyozna">
+            <w:hyperlink w:history="1" r:id="rId_9ebahgjdqkycyp0amq9g">
               <w:r>
                 <w:rPr>
                   <w:rFonts w:ascii="Arial" w:cs="Arial" w:eastAsia="Arial" w:hAnsi="Arial"/>
@@ -15277,7 +15277,7 @@
             <w:pPr>
               <w:spacing w:after="20" w:before="0"/>
             </w:pPr>
-            <w:hyperlink w:history="1" r:id="rIdklynsmaefx2sydisqtsec">
+            <w:hyperlink w:history="1" r:id="rIdmpz6mcptoaifjtfelvc0w">
               <w:r>
                 <w:rPr>
                   <w:rFonts w:ascii="Arial" w:cs="Arial" w:eastAsia="Arial" w:hAnsi="Arial"/>
@@ -15310,7 +15310,7 @@
               <w:spacing w:after="10" w:before="0"/>
               <w:ind w:left="120"/>
             </w:pPr>
-            <w:hyperlink w:history="1" r:id="rIdzxy80nmrgi0e8_cp0rtbm">
+            <w:hyperlink w:history="1" r:id="rIdo7bpaelmxzc0ixbn9kqst">
               <w:r>
                 <w:rPr>
                   <w:rFonts w:ascii="Arial" w:cs="Arial" w:eastAsia="Arial" w:hAnsi="Arial"/>
@@ -15355,7 +15355,7 @@
             <w:pPr>
               <w:spacing w:after="20" w:before="0"/>
             </w:pPr>
-            <w:hyperlink w:history="1" r:id="rIdfbhjsdhimqgxjjbar-thi">
+            <w:hyperlink w:history="1" r:id="rIddbjgjuju4_7auwi2gzqjh">
               <w:r>
                 <w:rPr>
                   <w:rFonts w:ascii="Arial" w:cs="Arial" w:eastAsia="Arial" w:hAnsi="Arial"/>
@@ -15388,7 +15388,7 @@
               <w:spacing w:after="10" w:before="0"/>
               <w:ind w:left="120"/>
             </w:pPr>
-            <w:hyperlink w:history="1" r:id="rIdzgfv5wq5kpgeihoofbqau">
+            <w:hyperlink w:history="1" r:id="rIdvgtyrpafezeo34qaw8rs2">
               <w:r>
                 <w:rPr>
                   <w:rFonts w:ascii="Arial" w:cs="Arial" w:eastAsia="Arial" w:hAnsi="Arial"/>
@@ -15995,7 +15995,7 @@
         </w:rPr>
         <w:t xml:space="preserve">© 2026 SeaVuria and ARES. Aligned with KICD objectives. Developed by SeaVuria; technical implementation by ARES (with AI assistance from Claude). Licensed under </w:t>
       </w:r>
-      <w:hyperlink w:history="1" r:id="rIddaq_mms-ohlu6hlv043sx">
+      <w:hyperlink w:history="1" r:id="rIdf7b1qvjwvin2xqubxqd9k">
         <w:r>
           <w:rPr>
             <w:rFonts w:ascii="Arial" w:cs="Arial" w:eastAsia="Arial" w:hAnsi="Arial"/>
@@ -16016,7 +16016,7 @@
         </w:rPr>
         <w:t xml:space="preserve"> (</w:t>
       </w:r>
-      <w:hyperlink w:history="1" r:id="rIdh_f_u_ip7yky_-2er4ivd">
+      <w:hyperlink w:history="1" r:id="rIdg6cue-f-qo7ssnsfd07ah">
         <w:r>
           <w:rPr>
             <w:rFonts w:ascii="Arial" w:cs="Arial" w:eastAsia="Arial" w:hAnsi="Arial"/>
@@ -17029,7 +17029,7 @@
             <w:pPr>
               <w:spacing w:after="20" w:before="0"/>
             </w:pPr>
-            <w:hyperlink w:history="1" r:id="rIdz04wxoneplzribqhf3l1a">
+            <w:hyperlink w:history="1" r:id="rIdmxq9nbyxzm_zrn4l-aloy">
               <w:r>
                 <w:rPr>
                   <w:rFonts w:ascii="Arial" w:cs="Arial" w:eastAsia="Arial" w:hAnsi="Arial"/>
@@ -17078,7 +17078,7 @@
               <w:spacing w:after="10" w:before="0"/>
               <w:ind w:left="120"/>
             </w:pPr>
-            <w:hyperlink w:history="1" r:id="rIdvpw50tq2xxw3do91fuaxp">
+            <w:hyperlink w:history="1" r:id="rId99epgvra1qukwuusjmwos">
               <w:r>
                 <w:rPr>
                   <w:rFonts w:ascii="Arial" w:cs="Arial" w:eastAsia="Arial" w:hAnsi="Arial"/>
@@ -17123,7 +17123,7 @@
             <w:pPr>
               <w:spacing w:after="20" w:before="0"/>
             </w:pPr>
-            <w:hyperlink w:history="1" r:id="rIdpqjvfhy2dwp6cutxesusk">
+            <w:hyperlink w:history="1" r:id="rIdztq4pj-kibl2ldnhnztay">
               <w:r>
                 <w:rPr>
                   <w:rFonts w:ascii="Arial" w:cs="Arial" w:eastAsia="Arial" w:hAnsi="Arial"/>
@@ -17172,7 +17172,7 @@
               <w:spacing w:after="10" w:before="0"/>
               <w:ind w:left="120"/>
             </w:pPr>
-            <w:hyperlink w:history="1" r:id="rIdd9jrolk6fro_icqvmcl8w">
+            <w:hyperlink w:history="1" r:id="rIdujoay4w5ed2r7u5u06m0p">
               <w:r>
                 <w:rPr>
                   <w:rFonts w:ascii="Arial" w:cs="Arial" w:eastAsia="Arial" w:hAnsi="Arial"/>
@@ -17367,7 +17367,7 @@
             <w:pPr>
               <w:spacing w:after="20" w:before="0"/>
             </w:pPr>
-            <w:hyperlink w:history="1" r:id="rIdmvilcgwvcrg2vvowqygef">
+            <w:hyperlink w:history="1" r:id="rIdi6cfpftawk0tb5m_w78rj">
               <w:r>
                 <w:rPr>
                   <w:rFonts w:ascii="Arial" w:cs="Arial" w:eastAsia="Arial" w:hAnsi="Arial"/>
@@ -17416,7 +17416,7 @@
               <w:spacing w:after="10" w:before="0"/>
               <w:ind w:left="120"/>
             </w:pPr>
-            <w:hyperlink w:history="1" r:id="rIdn14gahwqs0vkapusxhzno">
+            <w:hyperlink w:history="1" r:id="rIdyxpeb7npnznhfvzz2ivws">
               <w:r>
                 <w:rPr>
                   <w:rFonts w:ascii="Arial" w:cs="Arial" w:eastAsia="Arial" w:hAnsi="Arial"/>
@@ -17461,7 +17461,7 @@
             <w:pPr>
               <w:spacing w:after="20" w:before="0"/>
             </w:pPr>
-            <w:hyperlink w:history="1" r:id="rIddze0yrm3bvsdblgskvpsq">
+            <w:hyperlink w:history="1" r:id="rIdc6rgpnnd4j5uwrz7ve-kr">
               <w:r>
                 <w:rPr>
                   <w:rFonts w:ascii="Arial" w:cs="Arial" w:eastAsia="Arial" w:hAnsi="Arial"/>
@@ -17510,7 +17510,7 @@
               <w:spacing w:after="10" w:before="0"/>
               <w:ind w:left="120"/>
             </w:pPr>
-            <w:hyperlink w:history="1" r:id="rIdctcr_pq1atvddpnjb1cvj">
+            <w:hyperlink w:history="1" r:id="rIdxh_vthbnmktx6mvgoyk5o">
               <w:r>
                 <w:rPr>
                   <w:rFonts w:ascii="Arial" w:cs="Arial" w:eastAsia="Arial" w:hAnsi="Arial"/>
@@ -17705,7 +17705,7 @@
             <w:pPr>
               <w:spacing w:after="20" w:before="0"/>
             </w:pPr>
-            <w:hyperlink w:history="1" r:id="rIdpihswplqaph1zspwogsro">
+            <w:hyperlink w:history="1" r:id="rIdug2ppu_d02ayzijindu58">
               <w:r>
                 <w:rPr>
                   <w:rFonts w:ascii="Arial" w:cs="Arial" w:eastAsia="Arial" w:hAnsi="Arial"/>
@@ -17754,7 +17754,7 @@
               <w:spacing w:after="10" w:before="0"/>
               <w:ind w:left="120"/>
             </w:pPr>
-            <w:hyperlink w:history="1" r:id="rIdzzvq7c3efaohjkc5d5qph">
+            <w:hyperlink w:history="1" r:id="rIdvxh7znyfuinnvlgjzgje4">
               <w:r>
                 <w:rPr>
                   <w:rFonts w:ascii="Arial" w:cs="Arial" w:eastAsia="Arial" w:hAnsi="Arial"/>
@@ -17799,7 +17799,7 @@
             <w:pPr>
               <w:spacing w:after="20" w:before="0"/>
             </w:pPr>
-            <w:hyperlink w:history="1" r:id="rId_xr9fqp0driawhudevpcj">
+            <w:hyperlink w:history="1" r:id="rIds0silofq0rxlhp7ihjgen">
               <w:r>
                 <w:rPr>
                   <w:rFonts w:ascii="Arial" w:cs="Arial" w:eastAsia="Arial" w:hAnsi="Arial"/>
@@ -17848,7 +17848,7 @@
               <w:spacing w:after="10" w:before="0"/>
               <w:ind w:left="120"/>
             </w:pPr>
-            <w:hyperlink w:history="1" r:id="rIdhwe0al7kjwxjjs9jx18fz">
+            <w:hyperlink w:history="1" r:id="rIdyj80kdm04g9bm4ea2rlun">
               <w:r>
                 <w:rPr>
                   <w:rFonts w:ascii="Arial" w:cs="Arial" w:eastAsia="Arial" w:hAnsi="Arial"/>
@@ -18043,7 +18043,7 @@
             <w:pPr>
               <w:spacing w:after="20" w:before="0"/>
             </w:pPr>
-            <w:hyperlink w:history="1" r:id="rIdkubwg5l2abprip3ow6hsq">
+            <w:hyperlink w:history="1" r:id="rIdsfsezc2gic2hncpotc-pz">
               <w:r>
                 <w:rPr>
                   <w:rFonts w:ascii="Arial" w:cs="Arial" w:eastAsia="Arial" w:hAnsi="Arial"/>
@@ -18092,7 +18092,7 @@
               <w:spacing w:after="10" w:before="0"/>
               <w:ind w:left="120"/>
             </w:pPr>
-            <w:hyperlink w:history="1" r:id="rIdy5hnlw_xeclyo9kbhnytg">
+            <w:hyperlink w:history="1" r:id="rIdcg4on9zroewgzwxi731as">
               <w:r>
                 <w:rPr>
                   <w:rFonts w:ascii="Arial" w:cs="Arial" w:eastAsia="Arial" w:hAnsi="Arial"/>
@@ -18137,7 +18137,7 @@
             <w:pPr>
               <w:spacing w:after="20" w:before="0"/>
             </w:pPr>
-            <w:hyperlink w:history="1" r:id="rIdcarnay_qtzv7foncpxdsn">
+            <w:hyperlink w:history="1" r:id="rId8v-dtyehovv3ig7l8u5p5">
               <w:r>
                 <w:rPr>
                   <w:rFonts w:ascii="Arial" w:cs="Arial" w:eastAsia="Arial" w:hAnsi="Arial"/>
@@ -18186,7 +18186,7 @@
               <w:spacing w:after="10" w:before="0"/>
               <w:ind w:left="120"/>
             </w:pPr>
-            <w:hyperlink w:history="1" r:id="rIdg9ek0dkru9dqougmyb7zu">
+            <w:hyperlink w:history="1" r:id="rIdeufl1rdtvt0d1rpl_jv7l">
               <w:r>
                 <w:rPr>
                   <w:rFonts w:ascii="Arial" w:cs="Arial" w:eastAsia="Arial" w:hAnsi="Arial"/>
@@ -18381,7 +18381,7 @@
             <w:pPr>
               <w:spacing w:after="20" w:before="0"/>
             </w:pPr>
-            <w:hyperlink w:history="1" r:id="rIdtlzqhxy1swxv1o905qs-x">
+            <w:hyperlink w:history="1" r:id="rIdudavpnvian7qd2o3wcttc">
               <w:r>
                 <w:rPr>
                   <w:rFonts w:ascii="Arial" w:cs="Arial" w:eastAsia="Arial" w:hAnsi="Arial"/>
@@ -18430,7 +18430,7 @@
               <w:spacing w:after="10" w:before="0"/>
               <w:ind w:left="120"/>
             </w:pPr>
-            <w:hyperlink w:history="1" r:id="rIdj6bi90syyt_xtucy22-hf">
+            <w:hyperlink w:history="1" r:id="rIdjmuh49box5turwkjqteyj">
               <w:r>
                 <w:rPr>
                   <w:rFonts w:ascii="Arial" w:cs="Arial" w:eastAsia="Arial" w:hAnsi="Arial"/>
@@ -18475,7 +18475,7 @@
             <w:pPr>
               <w:spacing w:after="20" w:before="0"/>
             </w:pPr>
-            <w:hyperlink w:history="1" r:id="rIdoatjcxxwe2uq_re3txa0x">
+            <w:hyperlink w:history="1" r:id="rId_zmpfr2sij6redk3yt76r">
               <w:r>
                 <w:rPr>
                   <w:rFonts w:ascii="Arial" w:cs="Arial" w:eastAsia="Arial" w:hAnsi="Arial"/>
@@ -18524,7 +18524,7 @@
               <w:spacing w:after="10" w:before="0"/>
               <w:ind w:left="120"/>
             </w:pPr>
-            <w:hyperlink w:history="1" r:id="rId7usm50sy4mwwlmx2vsihu">
+            <w:hyperlink w:history="1" r:id="rIdumk9yypjc__1tfitaieaw">
               <w:r>
                 <w:rPr>
                   <w:rFonts w:ascii="Arial" w:cs="Arial" w:eastAsia="Arial" w:hAnsi="Arial"/>
@@ -19150,7 +19150,7 @@
         </w:rPr>
         <w:t xml:space="preserve">© 2026 SeaVuria and ARES. Aligned with KICD objectives. Developed by SeaVuria; technical implementation by ARES (with AI assistance from Claude). Licensed under </w:t>
       </w:r>
-      <w:hyperlink w:history="1" r:id="rIdawn69mjo4fj62-jtkani_">
+      <w:hyperlink w:history="1" r:id="rIdgjrgtz-bvwgpvbpxmlsbl">
         <w:r>
           <w:rPr>
             <w:rFonts w:ascii="Arial" w:cs="Arial" w:eastAsia="Arial" w:hAnsi="Arial"/>
@@ -19171,7 +19171,7 @@
         </w:rPr>
         <w:t xml:space="preserve"> (</w:t>
       </w:r>
-      <w:hyperlink w:history="1" r:id="rId0ogpqjau6v-9y6d3pxjbt">
+      <w:hyperlink w:history="1" r:id="rId0to5fx-mojldc_lrgx4ct">
         <w:r>
           <w:rPr>
             <w:rFonts w:ascii="Arial" w:cs="Arial" w:eastAsia="Arial" w:hAnsi="Arial"/>
@@ -20184,7 +20184,7 @@
             <w:pPr>
               <w:spacing w:after="20" w:before="0"/>
             </w:pPr>
-            <w:hyperlink w:history="1" r:id="rIdixniear9th0csilum2qcq">
+            <w:hyperlink w:history="1" r:id="rIdyd4ssbahbo9ajmsxzoe4n">
               <w:r>
                 <w:rPr>
                   <w:rFonts w:ascii="Arial" w:cs="Arial" w:eastAsia="Arial" w:hAnsi="Arial"/>
@@ -20217,7 +20217,7 @@
               <w:spacing w:after="10" w:before="0"/>
               <w:ind w:left="120"/>
             </w:pPr>
-            <w:hyperlink w:history="1" r:id="rIdqn7mlsyr1o_1_2zronltl">
+            <w:hyperlink w:history="1" r:id="rIdxuczml85ih1rd5mppr-ru">
               <w:r>
                 <w:rPr>
                   <w:rFonts w:ascii="Arial" w:cs="Arial" w:eastAsia="Arial" w:hAnsi="Arial"/>
@@ -20262,7 +20262,7 @@
             <w:pPr>
               <w:spacing w:after="20" w:before="0"/>
             </w:pPr>
-            <w:hyperlink w:history="1" r:id="rIdvdcox9dgondozq31fwldq">
+            <w:hyperlink w:history="1" r:id="rIdhseit-rcy6cuxqj0bfa-c">
               <w:r>
                 <w:rPr>
                   <w:rFonts w:ascii="Arial" w:cs="Arial" w:eastAsia="Arial" w:hAnsi="Arial"/>
@@ -20295,7 +20295,7 @@
               <w:spacing w:after="10" w:before="0"/>
               <w:ind w:left="120"/>
             </w:pPr>
-            <w:hyperlink w:history="1" r:id="rIdpdhyfthrvlsde8s6msqs9">
+            <w:hyperlink w:history="1" r:id="rIdpxrxirrzji4mcbgdn9m0y">
               <w:r>
                 <w:rPr>
                   <w:rFonts w:ascii="Arial" w:cs="Arial" w:eastAsia="Arial" w:hAnsi="Arial"/>
@@ -20490,7 +20490,7 @@
             <w:pPr>
               <w:spacing w:after="20" w:before="0"/>
             </w:pPr>
-            <w:hyperlink w:history="1" r:id="rId2acyoqllrj498hwkkje6w">
+            <w:hyperlink w:history="1" r:id="rIdlw01qkpadcdsbycbdtomr">
               <w:r>
                 <w:rPr>
                   <w:rFonts w:ascii="Arial" w:cs="Arial" w:eastAsia="Arial" w:hAnsi="Arial"/>
@@ -20523,7 +20523,7 @@
               <w:spacing w:after="10" w:before="0"/>
               <w:ind w:left="120"/>
             </w:pPr>
-            <w:hyperlink w:history="1" r:id="rIdns7cbfqzq10g_c-lrfcsx">
+            <w:hyperlink w:history="1" r:id="rId3garylmcxhdm9axmn3aaz">
               <w:r>
                 <w:rPr>
                   <w:rFonts w:ascii="Arial" w:cs="Arial" w:eastAsia="Arial" w:hAnsi="Arial"/>
@@ -20568,7 +20568,7 @@
             <w:pPr>
               <w:spacing w:after="20" w:before="0"/>
             </w:pPr>
-            <w:hyperlink w:history="1" r:id="rIdehe7otur9ov6s9rscezkx">
+            <w:hyperlink w:history="1" r:id="rId_g46j84fkascocy15y5jh">
               <w:r>
                 <w:rPr>
                   <w:rFonts w:ascii="Arial" w:cs="Arial" w:eastAsia="Arial" w:hAnsi="Arial"/>
@@ -20601,7 +20601,7 @@
               <w:spacing w:after="10" w:before="0"/>
               <w:ind w:left="120"/>
             </w:pPr>
-            <w:hyperlink w:history="1" r:id="rIduug6ugkfnavadlkzegqcv">
+            <w:hyperlink w:history="1" r:id="rId_klapx1vom2ieu2sh3hhd">
               <w:r>
                 <w:rPr>
                   <w:rFonts w:ascii="Arial" w:cs="Arial" w:eastAsia="Arial" w:hAnsi="Arial"/>
@@ -20796,7 +20796,7 @@
             <w:pPr>
               <w:spacing w:after="20" w:before="0"/>
             </w:pPr>
-            <w:hyperlink w:history="1" r:id="rId8g1xxjmz1-sqk-7cx_tdm">
+            <w:hyperlink w:history="1" r:id="rId4nplyb_sztu7xgllncowk">
               <w:r>
                 <w:rPr>
                   <w:rFonts w:ascii="Arial" w:cs="Arial" w:eastAsia="Arial" w:hAnsi="Arial"/>
@@ -20845,7 +20845,7 @@
               <w:spacing w:after="10" w:before="0"/>
               <w:ind w:left="120"/>
             </w:pPr>
-            <w:hyperlink w:history="1" r:id="rIdpa3zek3r6x4xa-_lsrmq8">
+            <w:hyperlink w:history="1" r:id="rIdwt_to0ci_-xx0csdmkgs5">
               <w:r>
                 <w:rPr>
                   <w:rFonts w:ascii="Arial" w:cs="Arial" w:eastAsia="Arial" w:hAnsi="Arial"/>
@@ -20890,7 +20890,7 @@
             <w:pPr>
               <w:spacing w:after="20" w:before="0"/>
             </w:pPr>
-            <w:hyperlink w:history="1" r:id="rIdolaz67n-8ryulu3h-644x">
+            <w:hyperlink w:history="1" r:id="rIdsv_usg4bwu_edrvpui031">
               <w:r>
                 <w:rPr>
                   <w:rFonts w:ascii="Arial" w:cs="Arial" w:eastAsia="Arial" w:hAnsi="Arial"/>
@@ -20939,7 +20939,7 @@
               <w:spacing w:after="10" w:before="0"/>
               <w:ind w:left="120"/>
             </w:pPr>
-            <w:hyperlink w:history="1" r:id="rIdfjgljqvmm3cyuyl0-kiud">
+            <w:hyperlink w:history="1" r:id="rId4azf04qikxrmuvraaeps6">
               <w:r>
                 <w:rPr>
                   <w:rFonts w:ascii="Arial" w:cs="Arial" w:eastAsia="Arial" w:hAnsi="Arial"/>
@@ -21134,7 +21134,7 @@
             <w:pPr>
               <w:spacing w:after="20" w:before="0"/>
             </w:pPr>
-            <w:hyperlink w:history="1" r:id="rIdkjly2flpsqqy35qso0n6-">
+            <w:hyperlink w:history="1" r:id="rId2ycwki6kh4rqdnp7mrrm-">
               <w:r>
                 <w:rPr>
                   <w:rFonts w:ascii="Arial" w:cs="Arial" w:eastAsia="Arial" w:hAnsi="Arial"/>
@@ -21183,7 +21183,7 @@
               <w:spacing w:after="10" w:before="0"/>
               <w:ind w:left="120"/>
             </w:pPr>
-            <w:hyperlink w:history="1" r:id="rIdargtmxvzizbrkf2x3nb4d">
+            <w:hyperlink w:history="1" r:id="rIdt1tcgyzk_o9mewhqmwuhq">
               <w:r>
                 <w:rPr>
                   <w:rFonts w:ascii="Arial" w:cs="Arial" w:eastAsia="Arial" w:hAnsi="Arial"/>
@@ -21228,7 +21228,7 @@
             <w:pPr>
               <w:spacing w:after="20" w:before="0"/>
             </w:pPr>
-            <w:hyperlink w:history="1" r:id="rIdbshn4zyjcjhh2f8e6rds7">
+            <w:hyperlink w:history="1" r:id="rIdccbudlvtlldfjxcxmcnco">
               <w:r>
                 <w:rPr>
                   <w:rFonts w:ascii="Arial" w:cs="Arial" w:eastAsia="Arial" w:hAnsi="Arial"/>
@@ -21261,7 +21261,7 @@
               <w:spacing w:after="10" w:before="0"/>
               <w:ind w:left="120"/>
             </w:pPr>
-            <w:hyperlink w:history="1" r:id="rIdkjkd0iox8itb9ndhceiez">
+            <w:hyperlink w:history="1" r:id="rIdobkg3pouwdikq7wpdvfsq">
               <w:r>
                 <w:rPr>
                   <w:rFonts w:ascii="Arial" w:cs="Arial" w:eastAsia="Arial" w:hAnsi="Arial"/>
@@ -21456,7 +21456,7 @@
             <w:pPr>
               <w:spacing w:after="20" w:before="0"/>
             </w:pPr>
-            <w:hyperlink w:history="1" r:id="rIdrzkohx0g5h5cbyo_sdszu">
+            <w:hyperlink w:history="1" r:id="rIdoxyrfnhuiw2dprytuaxpe">
               <w:r>
                 <w:rPr>
                   <w:rFonts w:ascii="Arial" w:cs="Arial" w:eastAsia="Arial" w:hAnsi="Arial"/>
@@ -21505,7 +21505,7 @@
               <w:spacing w:after="10" w:before="0"/>
               <w:ind w:left="120"/>
             </w:pPr>
-            <w:hyperlink w:history="1" r:id="rId8k9-qdzoqydrlg3qh_pyq">
+            <w:hyperlink w:history="1" r:id="rIdnsbnzqqypbaqzw571jw21">
               <w:r>
                 <w:rPr>
                   <w:rFonts w:ascii="Arial" w:cs="Arial" w:eastAsia="Arial" w:hAnsi="Arial"/>
@@ -21550,7 +21550,7 @@
             <w:pPr>
               <w:spacing w:after="20" w:before="0"/>
             </w:pPr>
-            <w:hyperlink w:history="1" r:id="rIdy63qhanlgylivwxtolrdy">
+            <w:hyperlink w:history="1" r:id="rIdf8tavqpjxmlqz4fzys3ku">
               <w:r>
                 <w:rPr>
                   <w:rFonts w:ascii="Arial" w:cs="Arial" w:eastAsia="Arial" w:hAnsi="Arial"/>
@@ -21583,7 +21583,7 @@
               <w:spacing w:after="10" w:before="0"/>
               <w:ind w:left="120"/>
             </w:pPr>
-            <w:hyperlink w:history="1" r:id="rIdgzcpzvgr0kg0cfqeti6zn">
+            <w:hyperlink w:history="1" r:id="rIdah8zfnpts3ianyji8wzbk">
               <w:r>
                 <w:rPr>
                   <w:rFonts w:ascii="Arial" w:cs="Arial" w:eastAsia="Arial" w:hAnsi="Arial"/>
@@ -22323,7 +22323,7 @@
         </w:rPr>
         <w:t xml:space="preserve">© 2026 SeaVuria and ARES. Aligned with KICD objectives. Developed by SeaVuria; technical implementation by ARES (with AI assistance from Claude). Licensed under </w:t>
       </w:r>
-      <w:hyperlink w:history="1" r:id="rIdebqg2s-sy-04jojhflggw">
+      <w:hyperlink w:history="1" r:id="rIdx0i9mcrpq1zcmk6sz2vv2">
         <w:r>
           <w:rPr>
             <w:rFonts w:ascii="Arial" w:cs="Arial" w:eastAsia="Arial" w:hAnsi="Arial"/>
@@ -22344,7 +22344,7 @@
         </w:rPr>
         <w:t xml:space="preserve"> (</w:t>
       </w:r>
-      <w:hyperlink w:history="1" r:id="rIdw1esl0oiw3hahw609n_ay">
+      <w:hyperlink w:history="1" r:id="rIdkeftia2gxdqzkgc5aep0x">
         <w:r>
           <w:rPr>
             <w:rFonts w:ascii="Arial" w:cs="Arial" w:eastAsia="Arial" w:hAnsi="Arial"/>

--- a/data/outputs/v2/Physics/SS1.2_Mechanical_Properties_of_Materials/Physics_Mechanical_Properties_of_Materials_CBE_LessonSequence.docx
+++ b/data/outputs/v2/Physics/SS1.2_Mechanical_Properties_of_Materials/Physics_Mechanical_Properties_of_Materials_CBE_LessonSequence.docx
@@ -2397,7 +2397,7 @@
         </w:rPr>
         <w:t xml:space="preserve">© 2026 SeaVuria and ARES. This work is licensed under a </w:t>
       </w:r>
-      <w:hyperlink w:history="1" r:id="rId8cyiy4g3cxsthro3z9lsh">
+      <w:hyperlink w:history="1" r:id="rIdhwnst7rm2gy2ht6jmvmtj">
         <w:r>
           <w:rPr>
             <w:rFonts w:ascii="Arial" w:cs="Arial" w:eastAsia="Arial" w:hAnsi="Arial"/>
@@ -2417,7 +2417,7 @@
         </w:rPr>
         <w:t xml:space="preserve"> (</w:t>
       </w:r>
-      <w:hyperlink w:history="1" r:id="rIdl4kbphknwgguqocnxpc90">
+      <w:hyperlink w:history="1" r:id="rIduvauaouftqmogqm_i1gr-">
         <w:r>
           <w:rPr>
             <w:rFonts w:ascii="Arial" w:cs="Arial" w:eastAsia="Arial" w:hAnsi="Arial"/>
@@ -2437,7 +2437,7 @@
         </w:rPr>
         <w:t xml:space="preserve">). To view a copy of this license, visit </w:t>
       </w:r>
-      <w:hyperlink w:history="1" r:id="rIdanwinuulhj4vofg0ebuc3">
+      <w:hyperlink w:history="1" r:id="rIdt_sw9ujlrcz26eziaem4o">
         <w:r>
           <w:rPr>
             <w:rFonts w:ascii="Arial" w:cs="Arial" w:eastAsia="Arial" w:hAnsi="Arial"/>
@@ -3449,7 +3449,7 @@
             <w:pPr>
               <w:spacing w:after="20" w:before="0"/>
             </w:pPr>
-            <w:hyperlink w:history="1" r:id="rId_cwwq8md9zanf5d26ramo">
+            <w:hyperlink w:history="1" r:id="rIddiw8us_yey7-kwhzv4n3n">
               <w:r>
                 <w:rPr>
                   <w:rFonts w:ascii="Arial" w:cs="Arial" w:eastAsia="Arial" w:hAnsi="Arial"/>
@@ -3498,7 +3498,7 @@
               <w:spacing w:after="10" w:before="0"/>
               <w:ind w:left="120"/>
             </w:pPr>
-            <w:hyperlink w:history="1" r:id="rIdjsix0kb-ixixmqkusxxjg">
+            <w:hyperlink w:history="1" r:id="rId22kyak-ftbe5luuvnvdse">
               <w:r>
                 <w:rPr>
                   <w:rFonts w:ascii="Arial" w:cs="Arial" w:eastAsia="Arial" w:hAnsi="Arial"/>
@@ -3543,7 +3543,7 @@
             <w:pPr>
               <w:spacing w:after="20" w:before="0"/>
             </w:pPr>
-            <w:hyperlink w:history="1" r:id="rIdtvw_qgg2u6szgyrn6bcyd">
+            <w:hyperlink w:history="1" r:id="rId4feufzoqshlsbwyf2zsoi">
               <w:r>
                 <w:rPr>
                   <w:rFonts w:ascii="Arial" w:cs="Arial" w:eastAsia="Arial" w:hAnsi="Arial"/>
@@ -3592,7 +3592,7 @@
               <w:spacing w:after="10" w:before="0"/>
               <w:ind w:left="120"/>
             </w:pPr>
-            <w:hyperlink w:history="1" r:id="rIdh73lbip3dq0xeridmb4f4">
+            <w:hyperlink w:history="1" r:id="rIdvsujmmsofa6ob1balet0p">
               <w:r>
                 <w:rPr>
                   <w:rFonts w:ascii="Arial" w:cs="Arial" w:eastAsia="Arial" w:hAnsi="Arial"/>
@@ -3787,7 +3787,7 @@
             <w:pPr>
               <w:spacing w:after="20" w:before="0"/>
             </w:pPr>
-            <w:hyperlink w:history="1" r:id="rIddb7mx9zue5diszdgm_pii">
+            <w:hyperlink w:history="1" r:id="rIdgkuyc3utfczi_f2njxwfi">
               <w:r>
                 <w:rPr>
                   <w:rFonts w:ascii="Arial" w:cs="Arial" w:eastAsia="Arial" w:hAnsi="Arial"/>
@@ -3836,7 +3836,7 @@
               <w:spacing w:after="10" w:before="0"/>
               <w:ind w:left="120"/>
             </w:pPr>
-            <w:hyperlink w:history="1" r:id="rIdybwgukr4whuwxcpp-d9gx">
+            <w:hyperlink w:history="1" r:id="rId1wvpprsssi3awmthltaab">
               <w:r>
                 <w:rPr>
                   <w:rFonts w:ascii="Arial" w:cs="Arial" w:eastAsia="Arial" w:hAnsi="Arial"/>
@@ -3881,7 +3881,7 @@
             <w:pPr>
               <w:spacing w:after="20" w:before="0"/>
             </w:pPr>
-            <w:hyperlink w:history="1" r:id="rIdwg5ag2oulmr3dphve4l_7">
+            <w:hyperlink w:history="1" r:id="rId-5xzvxhxspgo2on7glfnv">
               <w:r>
                 <w:rPr>
                   <w:rFonts w:ascii="Arial" w:cs="Arial" w:eastAsia="Arial" w:hAnsi="Arial"/>
@@ -3930,7 +3930,7 @@
               <w:spacing w:after="10" w:before="0"/>
               <w:ind w:left="120"/>
             </w:pPr>
-            <w:hyperlink w:history="1" r:id="rIddngaoiol8luuckqz1tu2s">
+            <w:hyperlink w:history="1" r:id="rIdzaab-w58ymqwaaanbdbag">
               <w:r>
                 <w:rPr>
                   <w:rFonts w:ascii="Arial" w:cs="Arial" w:eastAsia="Arial" w:hAnsi="Arial"/>
@@ -4125,7 +4125,7 @@
             <w:pPr>
               <w:spacing w:after="20" w:before="0"/>
             </w:pPr>
-            <w:hyperlink w:history="1" r:id="rIdxcgpvpxzdio5heo2wr3wk">
+            <w:hyperlink w:history="1" r:id="rIdpex_xdzq636fhfcp33i72">
               <w:r>
                 <w:rPr>
                   <w:rFonts w:ascii="Arial" w:cs="Arial" w:eastAsia="Arial" w:hAnsi="Arial"/>
@@ -4174,7 +4174,7 @@
               <w:spacing w:after="10" w:before="0"/>
               <w:ind w:left="120"/>
             </w:pPr>
-            <w:hyperlink w:history="1" r:id="rIdx3ykdl8kcfejkiddmd4qb">
+            <w:hyperlink w:history="1" r:id="rIdffzopn8bclju0w7-rtpgk">
               <w:r>
                 <w:rPr>
                   <w:rFonts w:ascii="Arial" w:cs="Arial" w:eastAsia="Arial" w:hAnsi="Arial"/>
@@ -4219,7 +4219,7 @@
             <w:pPr>
               <w:spacing w:after="20" w:before="0"/>
             </w:pPr>
-            <w:hyperlink w:history="1" r:id="rIduhmrp7epmuwg-aajzbuea">
+            <w:hyperlink w:history="1" r:id="rIdrbcsoc1fqycao8-lskb0i">
               <w:r>
                 <w:rPr>
                   <w:rFonts w:ascii="Arial" w:cs="Arial" w:eastAsia="Arial" w:hAnsi="Arial"/>
@@ -4268,7 +4268,7 @@
               <w:spacing w:after="10" w:before="0"/>
               <w:ind w:left="120"/>
             </w:pPr>
-            <w:hyperlink w:history="1" r:id="rId87j0dopazfzr-7dx3gis6">
+            <w:hyperlink w:history="1" r:id="rIdvfozdnv38x0f3-eeocv68">
               <w:r>
                 <w:rPr>
                   <w:rFonts w:ascii="Arial" w:cs="Arial" w:eastAsia="Arial" w:hAnsi="Arial"/>
@@ -4463,7 +4463,7 @@
             <w:pPr>
               <w:spacing w:after="20" w:before="0"/>
             </w:pPr>
-            <w:hyperlink w:history="1" r:id="rIdd4n2v6hsyxdgodly5urt2">
+            <w:hyperlink w:history="1" r:id="rIdhthsap12lwitrenv7bm-e">
               <w:r>
                 <w:rPr>
                   <w:rFonts w:ascii="Arial" w:cs="Arial" w:eastAsia="Arial" w:hAnsi="Arial"/>
@@ -4512,7 +4512,7 @@
               <w:spacing w:after="10" w:before="0"/>
               <w:ind w:left="120"/>
             </w:pPr>
-            <w:hyperlink w:history="1" r:id="rIdfmkom-hqfqjkqgbgipll4">
+            <w:hyperlink w:history="1" r:id="rIdjb_um_rtq0cduacjb2vzg">
               <w:r>
                 <w:rPr>
                   <w:rFonts w:ascii="Arial" w:cs="Arial" w:eastAsia="Arial" w:hAnsi="Arial"/>
@@ -4557,7 +4557,7 @@
             <w:pPr>
               <w:spacing w:after="20" w:before="0"/>
             </w:pPr>
-            <w:hyperlink w:history="1" r:id="rIdfpyxiegowcakjvyhbwics">
+            <w:hyperlink w:history="1" r:id="rIdmak_zxzx2medk3izznyku">
               <w:r>
                 <w:rPr>
                   <w:rFonts w:ascii="Arial" w:cs="Arial" w:eastAsia="Arial" w:hAnsi="Arial"/>
@@ -4606,7 +4606,7 @@
               <w:spacing w:after="10" w:before="0"/>
               <w:ind w:left="120"/>
             </w:pPr>
-            <w:hyperlink w:history="1" r:id="rIdvekghlyjrappdnccmwecs">
+            <w:hyperlink w:history="1" r:id="rIdflmf4dnddu7smqxgubjuv">
               <w:r>
                 <w:rPr>
                   <w:rFonts w:ascii="Arial" w:cs="Arial" w:eastAsia="Arial" w:hAnsi="Arial"/>
@@ -4801,7 +4801,7 @@
             <w:pPr>
               <w:spacing w:after="20" w:before="0"/>
             </w:pPr>
-            <w:hyperlink w:history="1" r:id="rIdhwfoxtatlinp3z6z1vton">
+            <w:hyperlink w:history="1" r:id="rIdntpx-hvuvba6bstls-ckc">
               <w:r>
                 <w:rPr>
                   <w:rFonts w:ascii="Arial" w:cs="Arial" w:eastAsia="Arial" w:hAnsi="Arial"/>
@@ -4850,7 +4850,7 @@
               <w:spacing w:after="10" w:before="0"/>
               <w:ind w:left="120"/>
             </w:pPr>
-            <w:hyperlink w:history="1" r:id="rIdgx1dxvmli8hh7ohcue22_">
+            <w:hyperlink w:history="1" r:id="rIdktfv5susqoyezgefe2uo6">
               <w:r>
                 <w:rPr>
                   <w:rFonts w:ascii="Arial" w:cs="Arial" w:eastAsia="Arial" w:hAnsi="Arial"/>
@@ -4895,7 +4895,7 @@
             <w:pPr>
               <w:spacing w:after="20" w:before="0"/>
             </w:pPr>
-            <w:hyperlink w:history="1" r:id="rIduouk6n2x0iuqhu4du7buu">
+            <w:hyperlink w:history="1" r:id="rIdt1guronxxgiftdisekycy">
               <w:r>
                 <w:rPr>
                   <w:rFonts w:ascii="Arial" w:cs="Arial" w:eastAsia="Arial" w:hAnsi="Arial"/>
@@ -4944,7 +4944,7 @@
               <w:spacing w:after="10" w:before="0"/>
               <w:ind w:left="120"/>
             </w:pPr>
-            <w:hyperlink w:history="1" r:id="rIdt5xn3bgpyt-dlhef7t4nq">
+            <w:hyperlink w:history="1" r:id="rIdtag9lw67-4_ntmrgsksob">
               <w:r>
                 <w:rPr>
                   <w:rFonts w:ascii="Arial" w:cs="Arial" w:eastAsia="Arial" w:hAnsi="Arial"/>
@@ -5456,7 +5456,7 @@
         </w:rPr>
         <w:t xml:space="preserve">© 2026 SeaVuria and ARES. Aligned with KICD objectives. Developed by SeaVuria; technical implementation by ARES (with AI assistance from Claude). Licensed under </w:t>
       </w:r>
-      <w:hyperlink w:history="1" r:id="rId4p8-lb0becntbngu-r7f9">
+      <w:hyperlink w:history="1" r:id="rIdjclfqnd5w_9ntp9urkdm2">
         <w:r>
           <w:rPr>
             <w:rFonts w:ascii="Arial" w:cs="Arial" w:eastAsia="Arial" w:hAnsi="Arial"/>
@@ -5477,7 +5477,7 @@
         </w:rPr>
         <w:t xml:space="preserve"> (</w:t>
       </w:r>
-      <w:hyperlink w:history="1" r:id="rIdneajlqsbzqjtdh5id4xxs">
+      <w:hyperlink w:history="1" r:id="rIdashwdx62ksvhjjjb2tjrk">
         <w:r>
           <w:rPr>
             <w:rFonts w:ascii="Arial" w:cs="Arial" w:eastAsia="Arial" w:hAnsi="Arial"/>
@@ -6507,7 +6507,7 @@
               <w:spacing w:after="10" w:before="0"/>
               <w:ind w:left="120"/>
             </w:pPr>
-            <w:hyperlink w:history="1" r:id="rIdtbpf0q76srcyeyvrakxzn">
+            <w:hyperlink w:history="1" r:id="rIdmvbfq4glcok9fnoy54xax">
               <w:r>
                 <w:rPr>
                   <w:rFonts w:ascii="Arial" w:cs="Arial" w:eastAsia="Arial" w:hAnsi="Arial"/>
@@ -6567,7 +6567,7 @@
             <w:pPr>
               <w:spacing w:after="20" w:before="0"/>
             </w:pPr>
-            <w:hyperlink w:history="1" r:id="rIdztsce-wjyr12qsvhzpj96">
+            <w:hyperlink w:history="1" r:id="rIdmird3ltvoa_hczrqjapjc">
               <w:r>
                 <w:rPr>
                   <w:rFonts w:ascii="Arial" w:cs="Arial" w:eastAsia="Arial" w:hAnsi="Arial"/>
@@ -6616,7 +6616,7 @@
               <w:spacing w:after="10" w:before="0"/>
               <w:ind w:left="120"/>
             </w:pPr>
-            <w:hyperlink w:history="1" r:id="rIdpycxwiv8uu2kmtcihsh1v">
+            <w:hyperlink w:history="1" r:id="rIdl89xdvf-m6ua67ytvuna8">
               <w:r>
                 <w:rPr>
                   <w:rFonts w:ascii="Arial" w:cs="Arial" w:eastAsia="Arial" w:hAnsi="Arial"/>
@@ -7056,7 +7056,7 @@
               <w:spacing w:after="10" w:before="0"/>
               <w:ind w:left="120"/>
             </w:pPr>
-            <w:hyperlink w:history="1" r:id="rIddue_tvjzju6vdiay1uqmo">
+            <w:hyperlink w:history="1" r:id="rIdf0kffyxnl9oqjkhwatzpq">
               <w:r>
                 <w:rPr>
                   <w:rFonts w:ascii="Arial" w:cs="Arial" w:eastAsia="Arial" w:hAnsi="Arial"/>
@@ -7116,7 +7116,7 @@
             <w:pPr>
               <w:spacing w:after="20" w:before="0"/>
             </w:pPr>
-            <w:hyperlink w:history="1" r:id="rId4whugk04s7z999vx2w8pn">
+            <w:hyperlink w:history="1" r:id="rIddzddn1xa0i7bitkn1swbf">
               <w:r>
                 <w:rPr>
                   <w:rFonts w:ascii="Arial" w:cs="Arial" w:eastAsia="Arial" w:hAnsi="Arial"/>
@@ -7165,7 +7165,7 @@
               <w:spacing w:after="10" w:before="0"/>
               <w:ind w:left="120"/>
             </w:pPr>
-            <w:hyperlink w:history="1" r:id="rIdpzt6jrujblxhdohkwwcoc">
+            <w:hyperlink w:history="1" r:id="rId3v6nh9dm1e3riypjq6sbp">
               <w:r>
                 <w:rPr>
                   <w:rFonts w:ascii="Arial" w:cs="Arial" w:eastAsia="Arial" w:hAnsi="Arial"/>
@@ -7917,7 +7917,7 @@
               <w:spacing w:after="10" w:before="0"/>
               <w:ind w:left="120"/>
             </w:pPr>
-            <w:hyperlink w:history="1" r:id="rIdlluyh21_ti00jr3g0ujlp">
+            <w:hyperlink w:history="1" r:id="rIdlvtymhaj8gw1qpcsjvt8j">
               <w:r>
                 <w:rPr>
                   <w:rFonts w:ascii="Arial" w:cs="Arial" w:eastAsia="Arial" w:hAnsi="Arial"/>
@@ -7977,7 +7977,7 @@
             <w:pPr>
               <w:spacing w:after="20" w:before="0"/>
             </w:pPr>
-            <w:hyperlink w:history="1" r:id="rIdxn4opxscsqrj1cps125jr">
+            <w:hyperlink w:history="1" r:id="rIdxrjifsfwlf67ggsdkvri7">
               <w:r>
                 <w:rPr>
                   <w:rFonts w:ascii="Arial" w:cs="Arial" w:eastAsia="Arial" w:hAnsi="Arial"/>
@@ -8026,7 +8026,7 @@
               <w:spacing w:after="10" w:before="0"/>
               <w:ind w:left="120"/>
             </w:pPr>
-            <w:hyperlink w:history="1" r:id="rIde00-q5ogcpfj8oaxwdd7m">
+            <w:hyperlink w:history="1" r:id="rIdysm2luofmlfhshhq6xoiw">
               <w:r>
                 <w:rPr>
                   <w:rFonts w:ascii="Arial" w:cs="Arial" w:eastAsia="Arial" w:hAnsi="Arial"/>
@@ -8525,7 +8525,7 @@
               <w:spacing w:after="10" w:before="0"/>
               <w:ind w:left="120"/>
             </w:pPr>
-            <w:hyperlink w:history="1" r:id="rId9ec_fini49p56itpfjjnr">
+            <w:hyperlink w:history="1" r:id="rIdpeaunvfokddfpzpagtvud">
               <w:r>
                 <w:rPr>
                   <w:rFonts w:ascii="Arial" w:cs="Arial" w:eastAsia="Arial" w:hAnsi="Arial"/>
@@ -8585,7 +8585,7 @@
             <w:pPr>
               <w:spacing w:after="20" w:before="0"/>
             </w:pPr>
-            <w:hyperlink w:history="1" r:id="rIdrblghsoj7wmltz3gex-ox">
+            <w:hyperlink w:history="1" r:id="rId2grvjzek3xpnlyym3g-r7">
               <w:r>
                 <w:rPr>
                   <w:rFonts w:ascii="Arial" w:cs="Arial" w:eastAsia="Arial" w:hAnsi="Arial"/>
@@ -8634,7 +8634,7 @@
               <w:spacing w:after="10" w:before="0"/>
               <w:ind w:left="120"/>
             </w:pPr>
-            <w:hyperlink w:history="1" r:id="rIdknli0tz8wx3i0fcpwfeaw">
+            <w:hyperlink w:history="1" r:id="rIdpsjy_foavocx9zclefbwj">
               <w:r>
                 <w:rPr>
                   <w:rFonts w:ascii="Arial" w:cs="Arial" w:eastAsia="Arial" w:hAnsi="Arial"/>
@@ -9038,7 +9038,7 @@
               <w:spacing w:after="10" w:before="0"/>
               <w:ind w:left="120"/>
             </w:pPr>
-            <w:hyperlink w:history="1" r:id="rId7ru7abwy7vr9in3wuwhyb">
+            <w:hyperlink w:history="1" r:id="rId4v72d3n8lo45svydt9yeh">
               <w:r>
                 <w:rPr>
                   <w:rFonts w:ascii="Arial" w:cs="Arial" w:eastAsia="Arial" w:hAnsi="Arial"/>
@@ -9098,7 +9098,7 @@
             <w:pPr>
               <w:spacing w:after="20" w:before="0"/>
             </w:pPr>
-            <w:hyperlink w:history="1" r:id="rIdz-7-njbeg0mx6lvwk0dm5">
+            <w:hyperlink w:history="1" r:id="rId1byyu2birfhjhglwofbrd">
               <w:r>
                 <w:rPr>
                   <w:rFonts w:ascii="Arial" w:cs="Arial" w:eastAsia="Arial" w:hAnsi="Arial"/>
@@ -9147,7 +9147,7 @@
               <w:spacing w:after="10" w:before="0"/>
               <w:ind w:left="120"/>
             </w:pPr>
-            <w:hyperlink w:history="1" r:id="rIduoyjnrjdarradcv-iakxv">
+            <w:hyperlink w:history="1" r:id="rIdt1d79e0kbwwxuxgucauib">
               <w:r>
                 <w:rPr>
                   <w:rFonts w:ascii="Arial" w:cs="Arial" w:eastAsia="Arial" w:hAnsi="Arial"/>
@@ -10042,7 +10042,7 @@
         </w:rPr>
         <w:t xml:space="preserve">© 2026 SeaVuria and ARES. Aligned with KICD objectives. Developed by SeaVuria; technical implementation by ARES (with AI assistance from Claude). Licensed under </w:t>
       </w:r>
-      <w:hyperlink w:history="1" r:id="rIdulndftma4mdutbdyq9cze">
+      <w:hyperlink w:history="1" r:id="rIdzgnv0kejs3uoaflbuy26l">
         <w:r>
           <w:rPr>
             <w:rFonts w:ascii="Arial" w:cs="Arial" w:eastAsia="Arial" w:hAnsi="Arial"/>
@@ -10063,7 +10063,7 @@
         </w:rPr>
         <w:t xml:space="preserve"> (</w:t>
       </w:r>
-      <w:hyperlink w:history="1" r:id="rIdfdzy8kiudgeztu9wxvth7">
+      <w:hyperlink w:history="1" r:id="rIdwosl--qcfyydyev9fgi5b">
         <w:r>
           <w:rPr>
             <w:rFonts w:ascii="Arial" w:cs="Arial" w:eastAsia="Arial" w:hAnsi="Arial"/>
@@ -11076,7 +11076,7 @@
             <w:pPr>
               <w:spacing w:after="20" w:before="0"/>
             </w:pPr>
-            <w:hyperlink w:history="1" r:id="rIdnpidqowhv_-9ynez69cub">
+            <w:hyperlink w:history="1" r:id="rIdvwf3mkkedcipe0wuokfyz">
               <w:r>
                 <w:rPr>
                   <w:rFonts w:ascii="Arial" w:cs="Arial" w:eastAsia="Arial" w:hAnsi="Arial"/>
@@ -11109,7 +11109,7 @@
               <w:spacing w:after="10" w:before="0"/>
               <w:ind w:left="120"/>
             </w:pPr>
-            <w:hyperlink w:history="1" r:id="rIdl1ucg_jjcfusfghbb1p2h">
+            <w:hyperlink w:history="1" r:id="rId7hewdcx7ukvfrosjlzy02">
               <w:r>
                 <w:rPr>
                   <w:rFonts w:ascii="Arial" w:cs="Arial" w:eastAsia="Arial" w:hAnsi="Arial"/>
@@ -11154,7 +11154,7 @@
             <w:pPr>
               <w:spacing w:after="20" w:before="0"/>
             </w:pPr>
-            <w:hyperlink w:history="1" r:id="rId3mrvf0y529fn3ak4bcwi1">
+            <w:hyperlink w:history="1" r:id="rIdjtda0v_pikvq3cemvze9s">
               <w:r>
                 <w:rPr>
                   <w:rFonts w:ascii="Arial" w:cs="Arial" w:eastAsia="Arial" w:hAnsi="Arial"/>
@@ -11203,7 +11203,7 @@
               <w:spacing w:after="10" w:before="0"/>
               <w:ind w:left="120"/>
             </w:pPr>
-            <w:hyperlink w:history="1" r:id="rIdvigdyj0b7mrwddlwkkyel">
+            <w:hyperlink w:history="1" r:id="rIdjjnavxifstwjj6ghadmgg">
               <w:r>
                 <w:rPr>
                   <w:rFonts w:ascii="Arial" w:cs="Arial" w:eastAsia="Arial" w:hAnsi="Arial"/>
@@ -11398,7 +11398,7 @@
             <w:pPr>
               <w:spacing w:after="20" w:before="0"/>
             </w:pPr>
-            <w:hyperlink w:history="1" r:id="rId4snr-jpn5mjafbzyogso2">
+            <w:hyperlink w:history="1" r:id="rIdhufrganadn-ogiyqzp8fb">
               <w:r>
                 <w:rPr>
                   <w:rFonts w:ascii="Arial" w:cs="Arial" w:eastAsia="Arial" w:hAnsi="Arial"/>
@@ -11431,7 +11431,7 @@
               <w:spacing w:after="10" w:before="0"/>
               <w:ind w:left="120"/>
             </w:pPr>
-            <w:hyperlink w:history="1" r:id="rIdp8pzkucs7gxqvllwfgedx">
+            <w:hyperlink w:history="1" r:id="rIdk8gkukk1k2bn_jrwh4yrr">
               <w:r>
                 <w:rPr>
                   <w:rFonts w:ascii="Arial" w:cs="Arial" w:eastAsia="Arial" w:hAnsi="Arial"/>
@@ -11476,7 +11476,7 @@
             <w:pPr>
               <w:spacing w:after="20" w:before="0"/>
             </w:pPr>
-            <w:hyperlink w:history="1" r:id="rIdpoxj50uhyweay5wjomob4">
+            <w:hyperlink w:history="1" r:id="rIdf4ccyofd-fc_jmh_huuhh">
               <w:r>
                 <w:rPr>
                   <w:rFonts w:ascii="Arial" w:cs="Arial" w:eastAsia="Arial" w:hAnsi="Arial"/>
@@ -11525,7 +11525,7 @@
               <w:spacing w:after="10" w:before="0"/>
               <w:ind w:left="120"/>
             </w:pPr>
-            <w:hyperlink w:history="1" r:id="rId2du4qia0hx7j-aw_-oi4a">
+            <w:hyperlink w:history="1" r:id="rIdj5tkdzomkbruwgglxsb_j">
               <w:r>
                 <w:rPr>
                   <w:rFonts w:ascii="Arial" w:cs="Arial" w:eastAsia="Arial" w:hAnsi="Arial"/>
@@ -11720,7 +11720,7 @@
             <w:pPr>
               <w:spacing w:after="20" w:before="0"/>
             </w:pPr>
-            <w:hyperlink w:history="1" r:id="rIdbxkfftpq-exgqavogu6on">
+            <w:hyperlink w:history="1" r:id="rIdmko7e0uktkzcsptxeunsb">
               <w:r>
                 <w:rPr>
                   <w:rFonts w:ascii="Arial" w:cs="Arial" w:eastAsia="Arial" w:hAnsi="Arial"/>
@@ -11753,7 +11753,7 @@
               <w:spacing w:after="10" w:before="0"/>
               <w:ind w:left="120"/>
             </w:pPr>
-            <w:hyperlink w:history="1" r:id="rIdnymv6rz5tel94ypfz5csp">
+            <w:hyperlink w:history="1" r:id="rIdy1eluf2iuxprropuomjdb">
               <w:r>
                 <w:rPr>
                   <w:rFonts w:ascii="Arial" w:cs="Arial" w:eastAsia="Arial" w:hAnsi="Arial"/>
@@ -11798,7 +11798,7 @@
             <w:pPr>
               <w:spacing w:after="20" w:before="0"/>
             </w:pPr>
-            <w:hyperlink w:history="1" r:id="rIdgubx9jgai1_xavhvgbbyc">
+            <w:hyperlink w:history="1" r:id="rIda5jqbnw-psvaf3p6cne4u">
               <w:r>
                 <w:rPr>
                   <w:rFonts w:ascii="Arial" w:cs="Arial" w:eastAsia="Arial" w:hAnsi="Arial"/>
@@ -11847,7 +11847,7 @@
               <w:spacing w:after="10" w:before="0"/>
               <w:ind w:left="120"/>
             </w:pPr>
-            <w:hyperlink w:history="1" r:id="rId_5yg4olcftvvsglnt_amn">
+            <w:hyperlink w:history="1" r:id="rId1ku0tledgpfcjx9xt-ipb">
               <w:r>
                 <w:rPr>
                   <w:rFonts w:ascii="Arial" w:cs="Arial" w:eastAsia="Arial" w:hAnsi="Arial"/>
@@ -12042,7 +12042,7 @@
             <w:pPr>
               <w:spacing w:after="20" w:before="0"/>
             </w:pPr>
-            <w:hyperlink w:history="1" r:id="rIdpjilblo94wzoaynf2r6bl">
+            <w:hyperlink w:history="1" r:id="rIdzmrleouqdcdpibbxyp8um">
               <w:r>
                 <w:rPr>
                   <w:rFonts w:ascii="Arial" w:cs="Arial" w:eastAsia="Arial" w:hAnsi="Arial"/>
@@ -12075,7 +12075,7 @@
               <w:spacing w:after="10" w:before="0"/>
               <w:ind w:left="120"/>
             </w:pPr>
-            <w:hyperlink w:history="1" r:id="rIdtlvvqyo2lhiy6pji56zky">
+            <w:hyperlink w:history="1" r:id="rIds4rt2qasnc97unwbge1zh">
               <w:r>
                 <w:rPr>
                   <w:rFonts w:ascii="Arial" w:cs="Arial" w:eastAsia="Arial" w:hAnsi="Arial"/>
@@ -12120,7 +12120,7 @@
             <w:pPr>
               <w:spacing w:after="20" w:before="0"/>
             </w:pPr>
-            <w:hyperlink w:history="1" r:id="rIdmapkapcfzagmunbg9-q6z">
+            <w:hyperlink w:history="1" r:id="rIdd23xtv6wnijjbedljkgtx">
               <w:r>
                 <w:rPr>
                   <w:rFonts w:ascii="Arial" w:cs="Arial" w:eastAsia="Arial" w:hAnsi="Arial"/>
@@ -12169,7 +12169,7 @@
               <w:spacing w:after="10" w:before="0"/>
               <w:ind w:left="120"/>
             </w:pPr>
-            <w:hyperlink w:history="1" r:id="rId5gofdrfzywedr-yu5ytmg">
+            <w:hyperlink w:history="1" r:id="rIdceypoqdqg5lputyr8knoy">
               <w:r>
                 <w:rPr>
                   <w:rFonts w:ascii="Arial" w:cs="Arial" w:eastAsia="Arial" w:hAnsi="Arial"/>
@@ -12364,7 +12364,7 @@
             <w:pPr>
               <w:spacing w:after="20" w:before="0"/>
             </w:pPr>
-            <w:hyperlink w:history="1" r:id="rId5gh46v3mm5h78qr5etdfl">
+            <w:hyperlink w:history="1" r:id="rIdlggqre3kgrho5suo_pmzq">
               <w:r>
                 <w:rPr>
                   <w:rFonts w:ascii="Arial" w:cs="Arial" w:eastAsia="Arial" w:hAnsi="Arial"/>
@@ -12397,7 +12397,7 @@
               <w:spacing w:after="10" w:before="0"/>
               <w:ind w:left="120"/>
             </w:pPr>
-            <w:hyperlink w:history="1" r:id="rId8vgbycvvzbqjo83pne1vk">
+            <w:hyperlink w:history="1" r:id="rIdqlsqemeg4pr23qmdce3iu">
               <w:r>
                 <w:rPr>
                   <w:rFonts w:ascii="Arial" w:cs="Arial" w:eastAsia="Arial" w:hAnsi="Arial"/>
@@ -12442,7 +12442,7 @@
             <w:pPr>
               <w:spacing w:after="20" w:before="0"/>
             </w:pPr>
-            <w:hyperlink w:history="1" r:id="rId7n_bkx6ohmmcf665fhqdl">
+            <w:hyperlink w:history="1" r:id="rId9td5pkey7eqip6tdp4atx">
               <w:r>
                 <w:rPr>
                   <w:rFonts w:ascii="Arial" w:cs="Arial" w:eastAsia="Arial" w:hAnsi="Arial"/>
@@ -12491,7 +12491,7 @@
               <w:spacing w:after="10" w:before="0"/>
               <w:ind w:left="120"/>
             </w:pPr>
-            <w:hyperlink w:history="1" r:id="rIdyl79zdxatq5ipbsep46xe">
+            <w:hyperlink w:history="1" r:id="rIdju3huxfuytayxihm1k8ys">
               <w:r>
                 <w:rPr>
                   <w:rFonts w:ascii="Arial" w:cs="Arial" w:eastAsia="Arial" w:hAnsi="Arial"/>
@@ -13003,7 +13003,7 @@
         </w:rPr>
         <w:t xml:space="preserve">© 2026 SeaVuria and ARES. Aligned with KICD objectives. Developed by SeaVuria; technical implementation by ARES (with AI assistance from Claude). Licensed under </w:t>
       </w:r>
-      <w:hyperlink w:history="1" r:id="rIdhbv651bykq-5k3o_nwnpu">
+      <w:hyperlink w:history="1" r:id="rIdj2lyruri8lnwp7jtqlaot">
         <w:r>
           <w:rPr>
             <w:rFonts w:ascii="Arial" w:cs="Arial" w:eastAsia="Arial" w:hAnsi="Arial"/>
@@ -13024,7 +13024,7 @@
         </w:rPr>
         <w:t xml:space="preserve"> (</w:t>
       </w:r>
-      <w:hyperlink w:history="1" r:id="rId7kqyfmx0m5mtnjnm2-v4-">
+      <w:hyperlink w:history="1" r:id="rId1mhrsek6jktjc-eehqd_r">
         <w:r>
           <w:rPr>
             <w:rFonts w:ascii="Arial" w:cs="Arial" w:eastAsia="Arial" w:hAnsi="Arial"/>
@@ -14037,7 +14037,7 @@
             <w:pPr>
               <w:spacing w:after="20" w:before="0"/>
             </w:pPr>
-            <w:hyperlink w:history="1" r:id="rIdveltyxojoq1w2zhnwyhnz">
+            <w:hyperlink w:history="1" r:id="rIdwnmq0uilnbht0m00lujrp">
               <w:r>
                 <w:rPr>
                   <w:rFonts w:ascii="Arial" w:cs="Arial" w:eastAsia="Arial" w:hAnsi="Arial"/>
@@ -14070,7 +14070,7 @@
               <w:spacing w:after="10" w:before="0"/>
               <w:ind w:left="120"/>
             </w:pPr>
-            <w:hyperlink w:history="1" r:id="rIdmnjox3tdmiobtv4aiccuo">
+            <w:hyperlink w:history="1" r:id="rIdoenyz4si8zjaefz5mr9qn">
               <w:r>
                 <w:rPr>
                   <w:rFonts w:ascii="Arial" w:cs="Arial" w:eastAsia="Arial" w:hAnsi="Arial"/>
@@ -14115,7 +14115,7 @@
             <w:pPr>
               <w:spacing w:after="20" w:before="0"/>
             </w:pPr>
-            <w:hyperlink w:history="1" r:id="rIdz96jgyvrucusqyjot1i0n">
+            <w:hyperlink w:history="1" r:id="rId0izqoyv7v5p40vbrnjp_z">
               <w:r>
                 <w:rPr>
                   <w:rFonts w:ascii="Arial" w:cs="Arial" w:eastAsia="Arial" w:hAnsi="Arial"/>
@@ -14148,7 +14148,7 @@
               <w:spacing w:after="10" w:before="0"/>
               <w:ind w:left="120"/>
             </w:pPr>
-            <w:hyperlink w:history="1" r:id="rIdivbjop8s1119oboz9rwjs">
+            <w:hyperlink w:history="1" r:id="rIdpgu82ds3bgxlsxjmcg7s7">
               <w:r>
                 <w:rPr>
                   <w:rFonts w:ascii="Arial" w:cs="Arial" w:eastAsia="Arial" w:hAnsi="Arial"/>
@@ -14343,7 +14343,7 @@
             <w:pPr>
               <w:spacing w:after="20" w:before="0"/>
             </w:pPr>
-            <w:hyperlink w:history="1" r:id="rIdtyuwzewkgwfynmd3uo74-">
+            <w:hyperlink w:history="1" r:id="rIdesjsmq3poudme3bvlx-wb">
               <w:r>
                 <w:rPr>
                   <w:rFonts w:ascii="Arial" w:cs="Arial" w:eastAsia="Arial" w:hAnsi="Arial"/>
@@ -14376,7 +14376,7 @@
               <w:spacing w:after="10" w:before="0"/>
               <w:ind w:left="120"/>
             </w:pPr>
-            <w:hyperlink w:history="1" r:id="rIdav4nischast9hhd9xa-uy">
+            <w:hyperlink w:history="1" r:id="rIdqcmqbnnn2erub7txhovqn">
               <w:r>
                 <w:rPr>
                   <w:rFonts w:ascii="Arial" w:cs="Arial" w:eastAsia="Arial" w:hAnsi="Arial"/>
@@ -14421,7 +14421,7 @@
             <w:pPr>
               <w:spacing w:after="20" w:before="0"/>
             </w:pPr>
-            <w:hyperlink w:history="1" r:id="rIdxthvtnykatc6z73guuqgz">
+            <w:hyperlink w:history="1" r:id="rIdz_-gnyelmctxcudzrjipk">
               <w:r>
                 <w:rPr>
                   <w:rFonts w:ascii="Arial" w:cs="Arial" w:eastAsia="Arial" w:hAnsi="Arial"/>
@@ -14454,7 +14454,7 @@
               <w:spacing w:after="10" w:before="0"/>
               <w:ind w:left="120"/>
             </w:pPr>
-            <w:hyperlink w:history="1" r:id="rIdxukgoovdy_x7pohscqduf">
+            <w:hyperlink w:history="1" r:id="rIdjlzemqjfbogiagzbuerqb">
               <w:r>
                 <w:rPr>
                   <w:rFonts w:ascii="Arial" w:cs="Arial" w:eastAsia="Arial" w:hAnsi="Arial"/>
@@ -14649,7 +14649,7 @@
             <w:pPr>
               <w:spacing w:after="20" w:before="0"/>
             </w:pPr>
-            <w:hyperlink w:history="1" r:id="rIdbv_xihzxn0u_fsci-vbat">
+            <w:hyperlink w:history="1" r:id="rIds3z96iibdoz3dkdvnraep">
               <w:r>
                 <w:rPr>
                   <w:rFonts w:ascii="Arial" w:cs="Arial" w:eastAsia="Arial" w:hAnsi="Arial"/>
@@ -14682,7 +14682,7 @@
               <w:spacing w:after="10" w:before="0"/>
               <w:ind w:left="120"/>
             </w:pPr>
-            <w:hyperlink w:history="1" r:id="rIdgh1ndnicz25wmfcr6evry">
+            <w:hyperlink w:history="1" r:id="rIdorwoejl7yyrz8e-paobln">
               <w:r>
                 <w:rPr>
                   <w:rFonts w:ascii="Arial" w:cs="Arial" w:eastAsia="Arial" w:hAnsi="Arial"/>
@@ -14727,7 +14727,7 @@
             <w:pPr>
               <w:spacing w:after="20" w:before="0"/>
             </w:pPr>
-            <w:hyperlink w:history="1" r:id="rIdu7chwdzmdaimyl0ifitno">
+            <w:hyperlink w:history="1" r:id="rIdau7co2dhmh6ofvmke3jxb">
               <w:r>
                 <w:rPr>
                   <w:rFonts w:ascii="Arial" w:cs="Arial" w:eastAsia="Arial" w:hAnsi="Arial"/>
@@ -14776,7 +14776,7 @@
               <w:spacing w:after="10" w:before="0"/>
               <w:ind w:left="120"/>
             </w:pPr>
-            <w:hyperlink w:history="1" r:id="rIdjf3dqr-qs2hf3d2kb0huj">
+            <w:hyperlink w:history="1" r:id="rIddj7iy6bkxtzyknqpy_qwr">
               <w:r>
                 <w:rPr>
                   <w:rFonts w:ascii="Arial" w:cs="Arial" w:eastAsia="Arial" w:hAnsi="Arial"/>
@@ -14971,7 +14971,7 @@
             <w:pPr>
               <w:spacing w:after="20" w:before="0"/>
             </w:pPr>
-            <w:hyperlink w:history="1" r:id="rId99lbndkl-tuodduuxc8rr">
+            <w:hyperlink w:history="1" r:id="rIdfr4xesys3em9bfsgivuuh">
               <w:r>
                 <w:rPr>
                   <w:rFonts w:ascii="Arial" w:cs="Arial" w:eastAsia="Arial" w:hAnsi="Arial"/>
@@ -15004,7 +15004,7 @@
               <w:spacing w:after="10" w:before="0"/>
               <w:ind w:left="120"/>
             </w:pPr>
-            <w:hyperlink w:history="1" r:id="rIddk-y-a-luvk9jyb4kerkw">
+            <w:hyperlink w:history="1" r:id="rIdblrbyrvsbqmzfrrcmjgg3">
               <w:r>
                 <w:rPr>
                   <w:rFonts w:ascii="Arial" w:cs="Arial" w:eastAsia="Arial" w:hAnsi="Arial"/>
@@ -15049,7 +15049,7 @@
             <w:pPr>
               <w:spacing w:after="20" w:before="0"/>
             </w:pPr>
-            <w:hyperlink w:history="1" r:id="rIda1clkn4swq26hkdiogg_f">
+            <w:hyperlink w:history="1" r:id="rIdbz3gcb1qgi8pw3loga46p">
               <w:r>
                 <w:rPr>
                   <w:rFonts w:ascii="Arial" w:cs="Arial" w:eastAsia="Arial" w:hAnsi="Arial"/>
@@ -15082,7 +15082,7 @@
               <w:spacing w:after="10" w:before="0"/>
               <w:ind w:left="120"/>
             </w:pPr>
-            <w:hyperlink w:history="1" r:id="rId_9ebahgjdqkycyp0amq9g">
+            <w:hyperlink w:history="1" r:id="rIdkacpuwf_v0q-myu4x6k6i">
               <w:r>
                 <w:rPr>
                   <w:rFonts w:ascii="Arial" w:cs="Arial" w:eastAsia="Arial" w:hAnsi="Arial"/>
@@ -15277,7 +15277,7 @@
             <w:pPr>
               <w:spacing w:after="20" w:before="0"/>
             </w:pPr>
-            <w:hyperlink w:history="1" r:id="rIdmpz6mcptoaifjtfelvc0w">
+            <w:hyperlink w:history="1" r:id="rId9v9zbjngcpelq9nfhgd2y">
               <w:r>
                 <w:rPr>
                   <w:rFonts w:ascii="Arial" w:cs="Arial" w:eastAsia="Arial" w:hAnsi="Arial"/>
@@ -15310,7 +15310,7 @@
               <w:spacing w:after="10" w:before="0"/>
               <w:ind w:left="120"/>
             </w:pPr>
-            <w:hyperlink w:history="1" r:id="rIdo7bpaelmxzc0ixbn9kqst">
+            <w:hyperlink w:history="1" r:id="rIdkddinciyhpu2nkqlt_ktv">
               <w:r>
                 <w:rPr>
                   <w:rFonts w:ascii="Arial" w:cs="Arial" w:eastAsia="Arial" w:hAnsi="Arial"/>
@@ -15355,7 +15355,7 @@
             <w:pPr>
               <w:spacing w:after="20" w:before="0"/>
             </w:pPr>
-            <w:hyperlink w:history="1" r:id="rIddbjgjuju4_7auwi2gzqjh">
+            <w:hyperlink w:history="1" r:id="rIdc8n4im6s0_vxv67nqvqik">
               <w:r>
                 <w:rPr>
                   <w:rFonts w:ascii="Arial" w:cs="Arial" w:eastAsia="Arial" w:hAnsi="Arial"/>
@@ -15388,7 +15388,7 @@
               <w:spacing w:after="10" w:before="0"/>
               <w:ind w:left="120"/>
             </w:pPr>
-            <w:hyperlink w:history="1" r:id="rIdvgtyrpafezeo34qaw8rs2">
+            <w:hyperlink w:history="1" r:id="rIdpcnzxaksa3oknraou10ry">
               <w:r>
                 <w:rPr>
                   <w:rFonts w:ascii="Arial" w:cs="Arial" w:eastAsia="Arial" w:hAnsi="Arial"/>
@@ -15995,7 +15995,7 @@
         </w:rPr>
         <w:t xml:space="preserve">© 2026 SeaVuria and ARES. Aligned with KICD objectives. Developed by SeaVuria; technical implementation by ARES (with AI assistance from Claude). Licensed under </w:t>
       </w:r>
-      <w:hyperlink w:history="1" r:id="rIdf7b1qvjwvin2xqubxqd9k">
+      <w:hyperlink w:history="1" r:id="rIdnpss8mdwwqmaj0diwfkao">
         <w:r>
           <w:rPr>
             <w:rFonts w:ascii="Arial" w:cs="Arial" w:eastAsia="Arial" w:hAnsi="Arial"/>
@@ -16016,7 +16016,7 @@
         </w:rPr>
         <w:t xml:space="preserve"> (</w:t>
       </w:r>
-      <w:hyperlink w:history="1" r:id="rIdg6cue-f-qo7ssnsfd07ah">
+      <w:hyperlink w:history="1" r:id="rIdlh-sewcpuf8mec4iwqqr1">
         <w:r>
           <w:rPr>
             <w:rFonts w:ascii="Arial" w:cs="Arial" w:eastAsia="Arial" w:hAnsi="Arial"/>
@@ -17029,7 +17029,7 @@
             <w:pPr>
               <w:spacing w:after="20" w:before="0"/>
             </w:pPr>
-            <w:hyperlink w:history="1" r:id="rIdmxq9nbyxzm_zrn4l-aloy">
+            <w:hyperlink w:history="1" r:id="rIdqtp2qyxy0mw9b5i2ld-wb">
               <w:r>
                 <w:rPr>
                   <w:rFonts w:ascii="Arial" w:cs="Arial" w:eastAsia="Arial" w:hAnsi="Arial"/>
@@ -17078,7 +17078,7 @@
               <w:spacing w:after="10" w:before="0"/>
               <w:ind w:left="120"/>
             </w:pPr>
-            <w:hyperlink w:history="1" r:id="rId99epgvra1qukwuusjmwos">
+            <w:hyperlink w:history="1" r:id="rIdco4r5aych09e692xmx8hq">
               <w:r>
                 <w:rPr>
                   <w:rFonts w:ascii="Arial" w:cs="Arial" w:eastAsia="Arial" w:hAnsi="Arial"/>
@@ -17123,7 +17123,7 @@
             <w:pPr>
               <w:spacing w:after="20" w:before="0"/>
             </w:pPr>
-            <w:hyperlink w:history="1" r:id="rIdztq4pj-kibl2ldnhnztay">
+            <w:hyperlink w:history="1" r:id="rIdheknl0yswm7mkbsmoepu0">
               <w:r>
                 <w:rPr>
                   <w:rFonts w:ascii="Arial" w:cs="Arial" w:eastAsia="Arial" w:hAnsi="Arial"/>
@@ -17172,7 +17172,7 @@
               <w:spacing w:after="10" w:before="0"/>
               <w:ind w:left="120"/>
             </w:pPr>
-            <w:hyperlink w:history="1" r:id="rIdujoay4w5ed2r7u5u06m0p">
+            <w:hyperlink w:history="1" r:id="rIdsk8zixb1k2schao7gvah0">
               <w:r>
                 <w:rPr>
                   <w:rFonts w:ascii="Arial" w:cs="Arial" w:eastAsia="Arial" w:hAnsi="Arial"/>
@@ -17367,7 +17367,7 @@
             <w:pPr>
               <w:spacing w:after="20" w:before="0"/>
             </w:pPr>
-            <w:hyperlink w:history="1" r:id="rIdi6cfpftawk0tb5m_w78rj">
+            <w:hyperlink w:history="1" r:id="rId0qfnpdlh1hg8kqrqdbl6_">
               <w:r>
                 <w:rPr>
                   <w:rFonts w:ascii="Arial" w:cs="Arial" w:eastAsia="Arial" w:hAnsi="Arial"/>
@@ -17416,7 +17416,7 @@
               <w:spacing w:after="10" w:before="0"/>
               <w:ind w:left="120"/>
             </w:pPr>
-            <w:hyperlink w:history="1" r:id="rIdyxpeb7npnznhfvzz2ivws">
+            <w:hyperlink w:history="1" r:id="rIdavpkohtom-cie5nia-wan">
               <w:r>
                 <w:rPr>
                   <w:rFonts w:ascii="Arial" w:cs="Arial" w:eastAsia="Arial" w:hAnsi="Arial"/>
@@ -17461,7 +17461,7 @@
             <w:pPr>
               <w:spacing w:after="20" w:before="0"/>
             </w:pPr>
-            <w:hyperlink w:history="1" r:id="rIdc6rgpnnd4j5uwrz7ve-kr">
+            <w:hyperlink w:history="1" r:id="rIdomzg4vlhc9jnv-tt_vnxq">
               <w:r>
                 <w:rPr>
                   <w:rFonts w:ascii="Arial" w:cs="Arial" w:eastAsia="Arial" w:hAnsi="Arial"/>
@@ -17510,7 +17510,7 @@
               <w:spacing w:after="10" w:before="0"/>
               <w:ind w:left="120"/>
             </w:pPr>
-            <w:hyperlink w:history="1" r:id="rIdxh_vthbnmktx6mvgoyk5o">
+            <w:hyperlink w:history="1" r:id="rId5c2tvmydpmuegsm1mrpe-">
               <w:r>
                 <w:rPr>
                   <w:rFonts w:ascii="Arial" w:cs="Arial" w:eastAsia="Arial" w:hAnsi="Arial"/>
@@ -17705,7 +17705,7 @@
             <w:pPr>
               <w:spacing w:after="20" w:before="0"/>
             </w:pPr>
-            <w:hyperlink w:history="1" r:id="rIdug2ppu_d02ayzijindu58">
+            <w:hyperlink w:history="1" r:id="rIdek-xvmax8ytkx92z_t5ed">
               <w:r>
                 <w:rPr>
                   <w:rFonts w:ascii="Arial" w:cs="Arial" w:eastAsia="Arial" w:hAnsi="Arial"/>
@@ -17754,7 +17754,7 @@
               <w:spacing w:after="10" w:before="0"/>
               <w:ind w:left="120"/>
             </w:pPr>
-            <w:hyperlink w:history="1" r:id="rIdvxh7znyfuinnvlgjzgje4">
+            <w:hyperlink w:history="1" r:id="rIdg-xean8br7xapinq2wnjv">
               <w:r>
                 <w:rPr>
                   <w:rFonts w:ascii="Arial" w:cs="Arial" w:eastAsia="Arial" w:hAnsi="Arial"/>
@@ -17799,7 +17799,7 @@
             <w:pPr>
               <w:spacing w:after="20" w:before="0"/>
             </w:pPr>
-            <w:hyperlink w:history="1" r:id="rIds0silofq0rxlhp7ihjgen">
+            <w:hyperlink w:history="1" r:id="rIdurfhoexlebaylkypdq-om">
               <w:r>
                 <w:rPr>
                   <w:rFonts w:ascii="Arial" w:cs="Arial" w:eastAsia="Arial" w:hAnsi="Arial"/>
@@ -17848,7 +17848,7 @@
               <w:spacing w:after="10" w:before="0"/>
               <w:ind w:left="120"/>
             </w:pPr>
-            <w:hyperlink w:history="1" r:id="rIdyj80kdm04g9bm4ea2rlun">
+            <w:hyperlink w:history="1" r:id="rIdhyny2hgjitsolzt0oxch9">
               <w:r>
                 <w:rPr>
                   <w:rFonts w:ascii="Arial" w:cs="Arial" w:eastAsia="Arial" w:hAnsi="Arial"/>
@@ -18043,7 +18043,7 @@
             <w:pPr>
               <w:spacing w:after="20" w:before="0"/>
             </w:pPr>
-            <w:hyperlink w:history="1" r:id="rIdsfsezc2gic2hncpotc-pz">
+            <w:hyperlink w:history="1" r:id="rIdheg8cktxx-dutdybfqdo5">
               <w:r>
                 <w:rPr>
                   <w:rFonts w:ascii="Arial" w:cs="Arial" w:eastAsia="Arial" w:hAnsi="Arial"/>
@@ -18092,7 +18092,7 @@
               <w:spacing w:after="10" w:before="0"/>
               <w:ind w:left="120"/>
             </w:pPr>
-            <w:hyperlink w:history="1" r:id="rIdcg4on9zroewgzwxi731as">
+            <w:hyperlink w:history="1" r:id="rIdvmvpnqdjhx1u2ce9rkj-p">
               <w:r>
                 <w:rPr>
                   <w:rFonts w:ascii="Arial" w:cs="Arial" w:eastAsia="Arial" w:hAnsi="Arial"/>
@@ -18137,7 +18137,7 @@
             <w:pPr>
               <w:spacing w:after="20" w:before="0"/>
             </w:pPr>
-            <w:hyperlink w:history="1" r:id="rId8v-dtyehovv3ig7l8u5p5">
+            <w:hyperlink w:history="1" r:id="rIda6uhx8dsxprrdiut9r1wu">
               <w:r>
                 <w:rPr>
                   <w:rFonts w:ascii="Arial" w:cs="Arial" w:eastAsia="Arial" w:hAnsi="Arial"/>
@@ -18186,7 +18186,7 @@
               <w:spacing w:after="10" w:before="0"/>
               <w:ind w:left="120"/>
             </w:pPr>
-            <w:hyperlink w:history="1" r:id="rIdeufl1rdtvt0d1rpl_jv7l">
+            <w:hyperlink w:history="1" r:id="rIdwx-yr_ppdgoakeiaju-x1">
               <w:r>
                 <w:rPr>
                   <w:rFonts w:ascii="Arial" w:cs="Arial" w:eastAsia="Arial" w:hAnsi="Arial"/>
@@ -18381,7 +18381,7 @@
             <w:pPr>
               <w:spacing w:after="20" w:before="0"/>
             </w:pPr>
-            <w:hyperlink w:history="1" r:id="rIdudavpnvian7qd2o3wcttc">
+            <w:hyperlink w:history="1" r:id="rId080s8_eo4zsyye6ztoagc">
               <w:r>
                 <w:rPr>
                   <w:rFonts w:ascii="Arial" w:cs="Arial" w:eastAsia="Arial" w:hAnsi="Arial"/>
@@ -18430,7 +18430,7 @@
               <w:spacing w:after="10" w:before="0"/>
               <w:ind w:left="120"/>
             </w:pPr>
-            <w:hyperlink w:history="1" r:id="rIdjmuh49box5turwkjqteyj">
+            <w:hyperlink w:history="1" r:id="rIdxj8rdkipbsuvx1lx_vscp">
               <w:r>
                 <w:rPr>
                   <w:rFonts w:ascii="Arial" w:cs="Arial" w:eastAsia="Arial" w:hAnsi="Arial"/>
@@ -18475,7 +18475,7 @@
             <w:pPr>
               <w:spacing w:after="20" w:before="0"/>
             </w:pPr>
-            <w:hyperlink w:history="1" r:id="rId_zmpfr2sij6redk3yt76r">
+            <w:hyperlink w:history="1" r:id="rIdvf78gxcqfktj8euzbqo7n">
               <w:r>
                 <w:rPr>
                   <w:rFonts w:ascii="Arial" w:cs="Arial" w:eastAsia="Arial" w:hAnsi="Arial"/>
@@ -18524,7 +18524,7 @@
               <w:spacing w:after="10" w:before="0"/>
               <w:ind w:left="120"/>
             </w:pPr>
-            <w:hyperlink w:history="1" r:id="rIdumk9yypjc__1tfitaieaw">
+            <w:hyperlink w:history="1" r:id="rIdraajgf8-vaiitk1wdfooo">
               <w:r>
                 <w:rPr>
                   <w:rFonts w:ascii="Arial" w:cs="Arial" w:eastAsia="Arial" w:hAnsi="Arial"/>
@@ -19150,7 +19150,7 @@
         </w:rPr>
         <w:t xml:space="preserve">© 2026 SeaVuria and ARES. Aligned with KICD objectives. Developed by SeaVuria; technical implementation by ARES (with AI assistance from Claude). Licensed under </w:t>
       </w:r>
-      <w:hyperlink w:history="1" r:id="rIdgjrgtz-bvwgpvbpxmlsbl">
+      <w:hyperlink w:history="1" r:id="rId-enlivy6cbb74ptkevuax">
         <w:r>
           <w:rPr>
             <w:rFonts w:ascii="Arial" w:cs="Arial" w:eastAsia="Arial" w:hAnsi="Arial"/>
@@ -19171,7 +19171,7 @@
         </w:rPr>
         <w:t xml:space="preserve"> (</w:t>
       </w:r>
-      <w:hyperlink w:history="1" r:id="rId0to5fx-mojldc_lrgx4ct">
+      <w:hyperlink w:history="1" r:id="rIdh1ro2zc-q86kaenbjagbq">
         <w:r>
           <w:rPr>
             <w:rFonts w:ascii="Arial" w:cs="Arial" w:eastAsia="Arial" w:hAnsi="Arial"/>
@@ -20184,7 +20184,7 @@
             <w:pPr>
               <w:spacing w:after="20" w:before="0"/>
             </w:pPr>
-            <w:hyperlink w:history="1" r:id="rIdyd4ssbahbo9ajmsxzoe4n">
+            <w:hyperlink w:history="1" r:id="rId1d1_y7ew_zol4jxujiw0c">
               <w:r>
                 <w:rPr>
                   <w:rFonts w:ascii="Arial" w:cs="Arial" w:eastAsia="Arial" w:hAnsi="Arial"/>
@@ -20217,7 +20217,7 @@
               <w:spacing w:after="10" w:before="0"/>
               <w:ind w:left="120"/>
             </w:pPr>
-            <w:hyperlink w:history="1" r:id="rIdxuczml85ih1rd5mppr-ru">
+            <w:hyperlink w:history="1" r:id="rIdtq--l_uasaff1moiaan-o">
               <w:r>
                 <w:rPr>
                   <w:rFonts w:ascii="Arial" w:cs="Arial" w:eastAsia="Arial" w:hAnsi="Arial"/>
@@ -20262,7 +20262,7 @@
             <w:pPr>
               <w:spacing w:after="20" w:before="0"/>
             </w:pPr>
-            <w:hyperlink w:history="1" r:id="rIdhseit-rcy6cuxqj0bfa-c">
+            <w:hyperlink w:history="1" r:id="rIdk_7rm9hhf0jh2m7sel_c0">
               <w:r>
                 <w:rPr>
                   <w:rFonts w:ascii="Arial" w:cs="Arial" w:eastAsia="Arial" w:hAnsi="Arial"/>
@@ -20295,7 +20295,7 @@
               <w:spacing w:after="10" w:before="0"/>
               <w:ind w:left="120"/>
             </w:pPr>
-            <w:hyperlink w:history="1" r:id="rIdpxrxirrzji4mcbgdn9m0y">
+            <w:hyperlink w:history="1" r:id="rIdrnp0zl0bk8_bl9hdbb1fl">
               <w:r>
                 <w:rPr>
                   <w:rFonts w:ascii="Arial" w:cs="Arial" w:eastAsia="Arial" w:hAnsi="Arial"/>
@@ -20490,7 +20490,7 @@
             <w:pPr>
               <w:spacing w:after="20" w:before="0"/>
             </w:pPr>
-            <w:hyperlink w:history="1" r:id="rIdlw01qkpadcdsbycbdtomr">
+            <w:hyperlink w:history="1" r:id="rIdjnpqnrpaehlu1lxbft4f5">
               <w:r>
                 <w:rPr>
                   <w:rFonts w:ascii="Arial" w:cs="Arial" w:eastAsia="Arial" w:hAnsi="Arial"/>
@@ -20523,7 +20523,7 @@
               <w:spacing w:after="10" w:before="0"/>
               <w:ind w:left="120"/>
             </w:pPr>
-            <w:hyperlink w:history="1" r:id="rId3garylmcxhdm9axmn3aaz">
+            <w:hyperlink w:history="1" r:id="rId3ov-a614iydxtzh3-2bki">
               <w:r>
                 <w:rPr>
                   <w:rFonts w:ascii="Arial" w:cs="Arial" w:eastAsia="Arial" w:hAnsi="Arial"/>
@@ -20568,7 +20568,7 @@
             <w:pPr>
               <w:spacing w:after="20" w:before="0"/>
             </w:pPr>
-            <w:hyperlink w:history="1" r:id="rId_g46j84fkascocy15y5jh">
+            <w:hyperlink w:history="1" r:id="rId99blvrmenw-w2bczv_vdc">
               <w:r>
                 <w:rPr>
                   <w:rFonts w:ascii="Arial" w:cs="Arial" w:eastAsia="Arial" w:hAnsi="Arial"/>
@@ -20601,7 +20601,7 @@
               <w:spacing w:after="10" w:before="0"/>
               <w:ind w:left="120"/>
             </w:pPr>
-            <w:hyperlink w:history="1" r:id="rId_klapx1vom2ieu2sh3hhd">
+            <w:hyperlink w:history="1" r:id="rIdyodl5w0cwfye7awgfihed">
               <w:r>
                 <w:rPr>
                   <w:rFonts w:ascii="Arial" w:cs="Arial" w:eastAsia="Arial" w:hAnsi="Arial"/>
@@ -20796,7 +20796,7 @@
             <w:pPr>
               <w:spacing w:after="20" w:before="0"/>
             </w:pPr>
-            <w:hyperlink w:history="1" r:id="rId4nplyb_sztu7xgllncowk">
+            <w:hyperlink w:history="1" r:id="rIdb-xqjg4zaq34onredm7iu">
               <w:r>
                 <w:rPr>
                   <w:rFonts w:ascii="Arial" w:cs="Arial" w:eastAsia="Arial" w:hAnsi="Arial"/>
@@ -20845,7 +20845,7 @@
               <w:spacing w:after="10" w:before="0"/>
               <w:ind w:left="120"/>
             </w:pPr>
-            <w:hyperlink w:history="1" r:id="rIdwt_to0ci_-xx0csdmkgs5">
+            <w:hyperlink w:history="1" r:id="rIdrzyyqf_7hg311cgziqqlm">
               <w:r>
                 <w:rPr>
                   <w:rFonts w:ascii="Arial" w:cs="Arial" w:eastAsia="Arial" w:hAnsi="Arial"/>
@@ -20890,7 +20890,7 @@
             <w:pPr>
               <w:spacing w:after="20" w:before="0"/>
             </w:pPr>
-            <w:hyperlink w:history="1" r:id="rIdsv_usg4bwu_edrvpui031">
+            <w:hyperlink w:history="1" r:id="rId8hjhibs6fflshfsxt-k4q">
               <w:r>
                 <w:rPr>
                   <w:rFonts w:ascii="Arial" w:cs="Arial" w:eastAsia="Arial" w:hAnsi="Arial"/>
@@ -20939,7 +20939,7 @@
               <w:spacing w:after="10" w:before="0"/>
               <w:ind w:left="120"/>
             </w:pPr>
-            <w:hyperlink w:history="1" r:id="rId4azf04qikxrmuvraaeps6">
+            <w:hyperlink w:history="1" r:id="rIddwp4zr4r-oqvdomuvyebd">
               <w:r>
                 <w:rPr>
                   <w:rFonts w:ascii="Arial" w:cs="Arial" w:eastAsia="Arial" w:hAnsi="Arial"/>
@@ -21134,7 +21134,7 @@
             <w:pPr>
               <w:spacing w:after="20" w:before="0"/>
             </w:pPr>
-            <w:hyperlink w:history="1" r:id="rId2ycwki6kh4rqdnp7mrrm-">
+            <w:hyperlink w:history="1" r:id="rIdjuoudhzpt2okveq9jlbjk">
               <w:r>
                 <w:rPr>
                   <w:rFonts w:ascii="Arial" w:cs="Arial" w:eastAsia="Arial" w:hAnsi="Arial"/>
@@ -21183,7 +21183,7 @@
               <w:spacing w:after="10" w:before="0"/>
               <w:ind w:left="120"/>
             </w:pPr>
-            <w:hyperlink w:history="1" r:id="rIdt1tcgyzk_o9mewhqmwuhq">
+            <w:hyperlink w:history="1" r:id="rIdssatjdouzk6xqgp4i1osy">
               <w:r>
                 <w:rPr>
                   <w:rFonts w:ascii="Arial" w:cs="Arial" w:eastAsia="Arial" w:hAnsi="Arial"/>
@@ -21228,7 +21228,7 @@
             <w:pPr>
               <w:spacing w:after="20" w:before="0"/>
             </w:pPr>
-            <w:hyperlink w:history="1" r:id="rIdccbudlvtlldfjxcxmcnco">
+            <w:hyperlink w:history="1" r:id="rId9xbq7kv2igd5yumns6che">
               <w:r>
                 <w:rPr>
                   <w:rFonts w:ascii="Arial" w:cs="Arial" w:eastAsia="Arial" w:hAnsi="Arial"/>
@@ -21261,7 +21261,7 @@
               <w:spacing w:after="10" w:before="0"/>
               <w:ind w:left="120"/>
             </w:pPr>
-            <w:hyperlink w:history="1" r:id="rIdobkg3pouwdikq7wpdvfsq">
+            <w:hyperlink w:history="1" r:id="rIdyr1fr50ugfryf_vw7piaq">
               <w:r>
                 <w:rPr>
                   <w:rFonts w:ascii="Arial" w:cs="Arial" w:eastAsia="Arial" w:hAnsi="Arial"/>
@@ -21456,7 +21456,7 @@
             <w:pPr>
               <w:spacing w:after="20" w:before="0"/>
             </w:pPr>
-            <w:hyperlink w:history="1" r:id="rIdoxyrfnhuiw2dprytuaxpe">
+            <w:hyperlink w:history="1" r:id="rIdf0e5lgngi7xxe6y8u1jia">
               <w:r>
                 <w:rPr>
                   <w:rFonts w:ascii="Arial" w:cs="Arial" w:eastAsia="Arial" w:hAnsi="Arial"/>
@@ -21505,7 +21505,7 @@
               <w:spacing w:after="10" w:before="0"/>
               <w:ind w:left="120"/>
             </w:pPr>
-            <w:hyperlink w:history="1" r:id="rIdnsbnzqqypbaqzw571jw21">
+            <w:hyperlink w:history="1" r:id="rIdxtf-93j-kj7juncgic-id">
               <w:r>
                 <w:rPr>
                   <w:rFonts w:ascii="Arial" w:cs="Arial" w:eastAsia="Arial" w:hAnsi="Arial"/>
@@ -21550,7 +21550,7 @@
             <w:pPr>
               <w:spacing w:after="20" w:before="0"/>
             </w:pPr>
-            <w:hyperlink w:history="1" r:id="rIdf8tavqpjxmlqz4fzys3ku">
+            <w:hyperlink w:history="1" r:id="rIdggdnciwb1b8bk3ezxrjyb">
               <w:r>
                 <w:rPr>
                   <w:rFonts w:ascii="Arial" w:cs="Arial" w:eastAsia="Arial" w:hAnsi="Arial"/>
@@ -21583,7 +21583,7 @@
               <w:spacing w:after="10" w:before="0"/>
               <w:ind w:left="120"/>
             </w:pPr>
-            <w:hyperlink w:history="1" r:id="rIdah8zfnpts3ianyji8wzbk">
+            <w:hyperlink w:history="1" r:id="rId3sq7gda4eu5zidbxpkhau">
               <w:r>
                 <w:rPr>
                   <w:rFonts w:ascii="Arial" w:cs="Arial" w:eastAsia="Arial" w:hAnsi="Arial"/>
@@ -22323,7 +22323,7 @@
         </w:rPr>
         <w:t xml:space="preserve">© 2026 SeaVuria and ARES. Aligned with KICD objectives. Developed by SeaVuria; technical implementation by ARES (with AI assistance from Claude). Licensed under </w:t>
       </w:r>
-      <w:hyperlink w:history="1" r:id="rIdx0i9mcrpq1zcmk6sz2vv2">
+      <w:hyperlink w:history="1" r:id="rIdss5tfbvv5ec-pij65ohx-">
         <w:r>
           <w:rPr>
             <w:rFonts w:ascii="Arial" w:cs="Arial" w:eastAsia="Arial" w:hAnsi="Arial"/>
@@ -22344,7 +22344,7 @@
         </w:rPr>
         <w:t xml:space="preserve"> (</w:t>
       </w:r>
-      <w:hyperlink w:history="1" r:id="rIdkeftia2gxdqzkgc5aep0x">
+      <w:hyperlink w:history="1" r:id="rIdkz9yriawqwxih8rrgfsp8">
         <w:r>
           <w:rPr>
             <w:rFonts w:ascii="Arial" w:cs="Arial" w:eastAsia="Arial" w:hAnsi="Arial"/>

--- a/data/outputs/v2/Physics/SS1.2_Mechanical_Properties_of_Materials/Physics_Mechanical_Properties_of_Materials_CBE_LessonSequence.docx
+++ b/data/outputs/v2/Physics/SS1.2_Mechanical_Properties_of_Materials/Physics_Mechanical_Properties_of_Materials_CBE_LessonSequence.docx
@@ -2397,7 +2397,7 @@
         </w:rPr>
         <w:t xml:space="preserve">© 2026 SeaVuria and ARES. This work is licensed under a </w:t>
       </w:r>
-      <w:hyperlink w:history="1" r:id="rIdhwnst7rm2gy2ht6jmvmtj">
+      <w:hyperlink w:history="1" r:id="rIdj92ytsu_l5hytwaei0lt2">
         <w:r>
           <w:rPr>
             <w:rFonts w:ascii="Arial" w:cs="Arial" w:eastAsia="Arial" w:hAnsi="Arial"/>
@@ -2417,7 +2417,7 @@
         </w:rPr>
         <w:t xml:space="preserve"> (</w:t>
       </w:r>
-      <w:hyperlink w:history="1" r:id="rIduvauaouftqmogqm_i1gr-">
+      <w:hyperlink w:history="1" r:id="rIdm5avzfgpnsmv9wpt1r1m5">
         <w:r>
           <w:rPr>
             <w:rFonts w:ascii="Arial" w:cs="Arial" w:eastAsia="Arial" w:hAnsi="Arial"/>
@@ -2437,7 +2437,7 @@
         </w:rPr>
         <w:t xml:space="preserve">). To view a copy of this license, visit </w:t>
       </w:r>
-      <w:hyperlink w:history="1" r:id="rIdt_sw9ujlrcz26eziaem4o">
+      <w:hyperlink w:history="1" r:id="rIdxhxdalw0vva8gdctaninr">
         <w:r>
           <w:rPr>
             <w:rFonts w:ascii="Arial" w:cs="Arial" w:eastAsia="Arial" w:hAnsi="Arial"/>
@@ -3449,7 +3449,7 @@
             <w:pPr>
               <w:spacing w:after="20" w:before="0"/>
             </w:pPr>
-            <w:hyperlink w:history="1" r:id="rIddiw8us_yey7-kwhzv4n3n">
+            <w:hyperlink w:history="1" r:id="rIdlcdg5cm8daaz6sgjkxugv">
               <w:r>
                 <w:rPr>
                   <w:rFonts w:ascii="Arial" w:cs="Arial" w:eastAsia="Arial" w:hAnsi="Arial"/>
@@ -3498,7 +3498,7 @@
               <w:spacing w:after="10" w:before="0"/>
               <w:ind w:left="120"/>
             </w:pPr>
-            <w:hyperlink w:history="1" r:id="rId22kyak-ftbe5luuvnvdse">
+            <w:hyperlink w:history="1" r:id="rId_294ltzjusvepe-zc3ymc">
               <w:r>
                 <w:rPr>
                   <w:rFonts w:ascii="Arial" w:cs="Arial" w:eastAsia="Arial" w:hAnsi="Arial"/>
@@ -3543,7 +3543,7 @@
             <w:pPr>
               <w:spacing w:after="20" w:before="0"/>
             </w:pPr>
-            <w:hyperlink w:history="1" r:id="rId4feufzoqshlsbwyf2zsoi">
+            <w:hyperlink w:history="1" r:id="rIdilfru25j-helm78wdrt3k">
               <w:r>
                 <w:rPr>
                   <w:rFonts w:ascii="Arial" w:cs="Arial" w:eastAsia="Arial" w:hAnsi="Arial"/>
@@ -3592,7 +3592,7 @@
               <w:spacing w:after="10" w:before="0"/>
               <w:ind w:left="120"/>
             </w:pPr>
-            <w:hyperlink w:history="1" r:id="rIdvsujmmsofa6ob1balet0p">
+            <w:hyperlink w:history="1" r:id="rIdib3td859ejdnmnqgi11p2">
               <w:r>
                 <w:rPr>
                   <w:rFonts w:ascii="Arial" w:cs="Arial" w:eastAsia="Arial" w:hAnsi="Arial"/>
@@ -3787,7 +3787,7 @@
             <w:pPr>
               <w:spacing w:after="20" w:before="0"/>
             </w:pPr>
-            <w:hyperlink w:history="1" r:id="rIdgkuyc3utfczi_f2njxwfi">
+            <w:hyperlink w:history="1" r:id="rId5znwzbzdyiavnmizv1zcj">
               <w:r>
                 <w:rPr>
                   <w:rFonts w:ascii="Arial" w:cs="Arial" w:eastAsia="Arial" w:hAnsi="Arial"/>
@@ -3836,7 +3836,7 @@
               <w:spacing w:after="10" w:before="0"/>
               <w:ind w:left="120"/>
             </w:pPr>
-            <w:hyperlink w:history="1" r:id="rId1wvpprsssi3awmthltaab">
+            <w:hyperlink w:history="1" r:id="rIdj4-sq8dpef2f6wolbnwgg">
               <w:r>
                 <w:rPr>
                   <w:rFonts w:ascii="Arial" w:cs="Arial" w:eastAsia="Arial" w:hAnsi="Arial"/>
@@ -3881,7 +3881,7 @@
             <w:pPr>
               <w:spacing w:after="20" w:before="0"/>
             </w:pPr>
-            <w:hyperlink w:history="1" r:id="rId-5xzvxhxspgo2on7glfnv">
+            <w:hyperlink w:history="1" r:id="rIdfujcmrwjn2qwrfx6zrea8">
               <w:r>
                 <w:rPr>
                   <w:rFonts w:ascii="Arial" w:cs="Arial" w:eastAsia="Arial" w:hAnsi="Arial"/>
@@ -3930,7 +3930,7 @@
               <w:spacing w:after="10" w:before="0"/>
               <w:ind w:left="120"/>
             </w:pPr>
-            <w:hyperlink w:history="1" r:id="rIdzaab-w58ymqwaaanbdbag">
+            <w:hyperlink w:history="1" r:id="rId799oo2g-pefpnruys2yng">
               <w:r>
                 <w:rPr>
                   <w:rFonts w:ascii="Arial" w:cs="Arial" w:eastAsia="Arial" w:hAnsi="Arial"/>
@@ -4125,7 +4125,7 @@
             <w:pPr>
               <w:spacing w:after="20" w:before="0"/>
             </w:pPr>
-            <w:hyperlink w:history="1" r:id="rIdpex_xdzq636fhfcp33i72">
+            <w:hyperlink w:history="1" r:id="rId5ndrgiqhfo-oozbhsuzqb">
               <w:r>
                 <w:rPr>
                   <w:rFonts w:ascii="Arial" w:cs="Arial" w:eastAsia="Arial" w:hAnsi="Arial"/>
@@ -4174,7 +4174,7 @@
               <w:spacing w:after="10" w:before="0"/>
               <w:ind w:left="120"/>
             </w:pPr>
-            <w:hyperlink w:history="1" r:id="rIdffzopn8bclju0w7-rtpgk">
+            <w:hyperlink w:history="1" r:id="rIdr7c8-7yqrxvoe51tv_ihw">
               <w:r>
                 <w:rPr>
                   <w:rFonts w:ascii="Arial" w:cs="Arial" w:eastAsia="Arial" w:hAnsi="Arial"/>
@@ -4219,7 +4219,7 @@
             <w:pPr>
               <w:spacing w:after="20" w:before="0"/>
             </w:pPr>
-            <w:hyperlink w:history="1" r:id="rIdrbcsoc1fqycao8-lskb0i">
+            <w:hyperlink w:history="1" r:id="rIdo-mnoen-yf8n0wfvjgohf">
               <w:r>
                 <w:rPr>
                   <w:rFonts w:ascii="Arial" w:cs="Arial" w:eastAsia="Arial" w:hAnsi="Arial"/>
@@ -4268,7 +4268,7 @@
               <w:spacing w:after="10" w:before="0"/>
               <w:ind w:left="120"/>
             </w:pPr>
-            <w:hyperlink w:history="1" r:id="rIdvfozdnv38x0f3-eeocv68">
+            <w:hyperlink w:history="1" r:id="rIdmg33hhdk7fygipbgt9hbl">
               <w:r>
                 <w:rPr>
                   <w:rFonts w:ascii="Arial" w:cs="Arial" w:eastAsia="Arial" w:hAnsi="Arial"/>
@@ -4463,7 +4463,7 @@
             <w:pPr>
               <w:spacing w:after="20" w:before="0"/>
             </w:pPr>
-            <w:hyperlink w:history="1" r:id="rIdhthsap12lwitrenv7bm-e">
+            <w:hyperlink w:history="1" r:id="rIdilcptervmgfmqa_o1pvye">
               <w:r>
                 <w:rPr>
                   <w:rFonts w:ascii="Arial" w:cs="Arial" w:eastAsia="Arial" w:hAnsi="Arial"/>
@@ -4512,7 +4512,7 @@
               <w:spacing w:after="10" w:before="0"/>
               <w:ind w:left="120"/>
             </w:pPr>
-            <w:hyperlink w:history="1" r:id="rIdjb_um_rtq0cduacjb2vzg">
+            <w:hyperlink w:history="1" r:id="rIdlkaeps5pgw9agsneq6wjb">
               <w:r>
                 <w:rPr>
                   <w:rFonts w:ascii="Arial" w:cs="Arial" w:eastAsia="Arial" w:hAnsi="Arial"/>
@@ -4557,7 +4557,7 @@
             <w:pPr>
               <w:spacing w:after="20" w:before="0"/>
             </w:pPr>
-            <w:hyperlink w:history="1" r:id="rIdmak_zxzx2medk3izznyku">
+            <w:hyperlink w:history="1" r:id="rIdxdad34hojpwfigkhdnrwi">
               <w:r>
                 <w:rPr>
                   <w:rFonts w:ascii="Arial" w:cs="Arial" w:eastAsia="Arial" w:hAnsi="Arial"/>
@@ -4606,7 +4606,7 @@
               <w:spacing w:after="10" w:before="0"/>
               <w:ind w:left="120"/>
             </w:pPr>
-            <w:hyperlink w:history="1" r:id="rIdflmf4dnddu7smqxgubjuv">
+            <w:hyperlink w:history="1" r:id="rIdck4tulnhbx3g-m7zmpnej">
               <w:r>
                 <w:rPr>
                   <w:rFonts w:ascii="Arial" w:cs="Arial" w:eastAsia="Arial" w:hAnsi="Arial"/>
@@ -4801,7 +4801,7 @@
             <w:pPr>
               <w:spacing w:after="20" w:before="0"/>
             </w:pPr>
-            <w:hyperlink w:history="1" r:id="rIdntpx-hvuvba6bstls-ckc">
+            <w:hyperlink w:history="1" r:id="rIdtmcmxflqiwthrnuxiyh1h">
               <w:r>
                 <w:rPr>
                   <w:rFonts w:ascii="Arial" w:cs="Arial" w:eastAsia="Arial" w:hAnsi="Arial"/>
@@ -4850,7 +4850,7 @@
               <w:spacing w:after="10" w:before="0"/>
               <w:ind w:left="120"/>
             </w:pPr>
-            <w:hyperlink w:history="1" r:id="rIdktfv5susqoyezgefe2uo6">
+            <w:hyperlink w:history="1" r:id="rId-6gwbg3_u9_by6jliypwz">
               <w:r>
                 <w:rPr>
                   <w:rFonts w:ascii="Arial" w:cs="Arial" w:eastAsia="Arial" w:hAnsi="Arial"/>
@@ -4895,7 +4895,7 @@
             <w:pPr>
               <w:spacing w:after="20" w:before="0"/>
             </w:pPr>
-            <w:hyperlink w:history="1" r:id="rIdt1guronxxgiftdisekycy">
+            <w:hyperlink w:history="1" r:id="rIdo-bnvm2s-9xghhjeqc2bi">
               <w:r>
                 <w:rPr>
                   <w:rFonts w:ascii="Arial" w:cs="Arial" w:eastAsia="Arial" w:hAnsi="Arial"/>
@@ -4944,7 +4944,7 @@
               <w:spacing w:after="10" w:before="0"/>
               <w:ind w:left="120"/>
             </w:pPr>
-            <w:hyperlink w:history="1" r:id="rIdtag9lw67-4_ntmrgsksob">
+            <w:hyperlink w:history="1" r:id="rIdg9ul8xodfkqpt87gkwk9s">
               <w:r>
                 <w:rPr>
                   <w:rFonts w:ascii="Arial" w:cs="Arial" w:eastAsia="Arial" w:hAnsi="Arial"/>
@@ -5456,7 +5456,7 @@
         </w:rPr>
         <w:t xml:space="preserve">© 2026 SeaVuria and ARES. Aligned with KICD objectives. Developed by SeaVuria; technical implementation by ARES (with AI assistance from Claude). Licensed under </w:t>
       </w:r>
-      <w:hyperlink w:history="1" r:id="rIdjclfqnd5w_9ntp9urkdm2">
+      <w:hyperlink w:history="1" r:id="rId98hwonj1oyzov4uz-g35p">
         <w:r>
           <w:rPr>
             <w:rFonts w:ascii="Arial" w:cs="Arial" w:eastAsia="Arial" w:hAnsi="Arial"/>
@@ -5477,7 +5477,7 @@
         </w:rPr>
         <w:t xml:space="preserve"> (</w:t>
       </w:r>
-      <w:hyperlink w:history="1" r:id="rIdashwdx62ksvhjjjb2tjrk">
+      <w:hyperlink w:history="1" r:id="rIdqlop91c1qe2fiyrvo2ega">
         <w:r>
           <w:rPr>
             <w:rFonts w:ascii="Arial" w:cs="Arial" w:eastAsia="Arial" w:hAnsi="Arial"/>
@@ -6507,7 +6507,7 @@
               <w:spacing w:after="10" w:before="0"/>
               <w:ind w:left="120"/>
             </w:pPr>
-            <w:hyperlink w:history="1" r:id="rIdmvbfq4glcok9fnoy54xax">
+            <w:hyperlink w:history="1" r:id="rIdpjhxtxcsbbkw5wuzheqdh">
               <w:r>
                 <w:rPr>
                   <w:rFonts w:ascii="Arial" w:cs="Arial" w:eastAsia="Arial" w:hAnsi="Arial"/>
@@ -6567,7 +6567,7 @@
             <w:pPr>
               <w:spacing w:after="20" w:before="0"/>
             </w:pPr>
-            <w:hyperlink w:history="1" r:id="rIdmird3ltvoa_hczrqjapjc">
+            <w:hyperlink w:history="1" r:id="rIdeivjzk4bz7pi7wiaym-kp">
               <w:r>
                 <w:rPr>
                   <w:rFonts w:ascii="Arial" w:cs="Arial" w:eastAsia="Arial" w:hAnsi="Arial"/>
@@ -6616,7 +6616,7 @@
               <w:spacing w:after="10" w:before="0"/>
               <w:ind w:left="120"/>
             </w:pPr>
-            <w:hyperlink w:history="1" r:id="rIdl89xdvf-m6ua67ytvuna8">
+            <w:hyperlink w:history="1" r:id="rIdo8i_ezpsl1vnwpbrwxmmu">
               <w:r>
                 <w:rPr>
                   <w:rFonts w:ascii="Arial" w:cs="Arial" w:eastAsia="Arial" w:hAnsi="Arial"/>
@@ -7056,7 +7056,7 @@
               <w:spacing w:after="10" w:before="0"/>
               <w:ind w:left="120"/>
             </w:pPr>
-            <w:hyperlink w:history="1" r:id="rIdf0kffyxnl9oqjkhwatzpq">
+            <w:hyperlink w:history="1" r:id="rIddc6kupta63tlbctbpx62m">
               <w:r>
                 <w:rPr>
                   <w:rFonts w:ascii="Arial" w:cs="Arial" w:eastAsia="Arial" w:hAnsi="Arial"/>
@@ -7116,7 +7116,7 @@
             <w:pPr>
               <w:spacing w:after="20" w:before="0"/>
             </w:pPr>
-            <w:hyperlink w:history="1" r:id="rIddzddn1xa0i7bitkn1swbf">
+            <w:hyperlink w:history="1" r:id="rIdsc8hd0oa6eyyyjijamvxe">
               <w:r>
                 <w:rPr>
                   <w:rFonts w:ascii="Arial" w:cs="Arial" w:eastAsia="Arial" w:hAnsi="Arial"/>
@@ -7165,7 +7165,7 @@
               <w:spacing w:after="10" w:before="0"/>
               <w:ind w:left="120"/>
             </w:pPr>
-            <w:hyperlink w:history="1" r:id="rId3v6nh9dm1e3riypjq6sbp">
+            <w:hyperlink w:history="1" r:id="rId0wj7g3p8orhz4d6c_1jx0">
               <w:r>
                 <w:rPr>
                   <w:rFonts w:ascii="Arial" w:cs="Arial" w:eastAsia="Arial" w:hAnsi="Arial"/>
@@ -7917,7 +7917,7 @@
               <w:spacing w:after="10" w:before="0"/>
               <w:ind w:left="120"/>
             </w:pPr>
-            <w:hyperlink w:history="1" r:id="rIdlvtymhaj8gw1qpcsjvt8j">
+            <w:hyperlink w:history="1" r:id="rId3sbpfogw8x3n0fg9nu1oh">
               <w:r>
                 <w:rPr>
                   <w:rFonts w:ascii="Arial" w:cs="Arial" w:eastAsia="Arial" w:hAnsi="Arial"/>
@@ -7977,7 +7977,7 @@
             <w:pPr>
               <w:spacing w:after="20" w:before="0"/>
             </w:pPr>
-            <w:hyperlink w:history="1" r:id="rIdxrjifsfwlf67ggsdkvri7">
+            <w:hyperlink w:history="1" r:id="rIdfk7m7slsz_h87n948jhii">
               <w:r>
                 <w:rPr>
                   <w:rFonts w:ascii="Arial" w:cs="Arial" w:eastAsia="Arial" w:hAnsi="Arial"/>
@@ -8026,7 +8026,7 @@
               <w:spacing w:after="10" w:before="0"/>
               <w:ind w:left="120"/>
             </w:pPr>
-            <w:hyperlink w:history="1" r:id="rIdysm2luofmlfhshhq6xoiw">
+            <w:hyperlink w:history="1" r:id="rIdz4jo3cosbsefrcwnx95-p">
               <w:r>
                 <w:rPr>
                   <w:rFonts w:ascii="Arial" w:cs="Arial" w:eastAsia="Arial" w:hAnsi="Arial"/>
@@ -8525,7 +8525,7 @@
               <w:spacing w:after="10" w:before="0"/>
               <w:ind w:left="120"/>
             </w:pPr>
-            <w:hyperlink w:history="1" r:id="rIdpeaunvfokddfpzpagtvud">
+            <w:hyperlink w:history="1" r:id="rIdqt4uzjxzmpdecruqpnifd">
               <w:r>
                 <w:rPr>
                   <w:rFonts w:ascii="Arial" w:cs="Arial" w:eastAsia="Arial" w:hAnsi="Arial"/>
@@ -8585,7 +8585,7 @@
             <w:pPr>
               <w:spacing w:after="20" w:before="0"/>
             </w:pPr>
-            <w:hyperlink w:history="1" r:id="rId2grvjzek3xpnlyym3g-r7">
+            <w:hyperlink w:history="1" r:id="rId_p2_rf_o3aian1xw9b2n2">
               <w:r>
                 <w:rPr>
                   <w:rFonts w:ascii="Arial" w:cs="Arial" w:eastAsia="Arial" w:hAnsi="Arial"/>
@@ -8634,7 +8634,7 @@
               <w:spacing w:after="10" w:before="0"/>
               <w:ind w:left="120"/>
             </w:pPr>
-            <w:hyperlink w:history="1" r:id="rIdpsjy_foavocx9zclefbwj">
+            <w:hyperlink w:history="1" r:id="rIdgojvb8exuzqn--kdjo35v">
               <w:r>
                 <w:rPr>
                   <w:rFonts w:ascii="Arial" w:cs="Arial" w:eastAsia="Arial" w:hAnsi="Arial"/>
@@ -9038,7 +9038,7 @@
               <w:spacing w:after="10" w:before="0"/>
               <w:ind w:left="120"/>
             </w:pPr>
-            <w:hyperlink w:history="1" r:id="rId4v72d3n8lo45svydt9yeh">
+            <w:hyperlink w:history="1" r:id="rIdtaa8ylzq5zuwxji6_vbkt">
               <w:r>
                 <w:rPr>
                   <w:rFonts w:ascii="Arial" w:cs="Arial" w:eastAsia="Arial" w:hAnsi="Arial"/>
@@ -9098,7 +9098,7 @@
             <w:pPr>
               <w:spacing w:after="20" w:before="0"/>
             </w:pPr>
-            <w:hyperlink w:history="1" r:id="rId1byyu2birfhjhglwofbrd">
+            <w:hyperlink w:history="1" r:id="rId3gc2bqd72jzh34d1qeqpv">
               <w:r>
                 <w:rPr>
                   <w:rFonts w:ascii="Arial" w:cs="Arial" w:eastAsia="Arial" w:hAnsi="Arial"/>
@@ -9147,7 +9147,7 @@
               <w:spacing w:after="10" w:before="0"/>
               <w:ind w:left="120"/>
             </w:pPr>
-            <w:hyperlink w:history="1" r:id="rIdt1d79e0kbwwxuxgucauib">
+            <w:hyperlink w:history="1" r:id="rId4wwc_mcakf4h8qwsmc4rj">
               <w:r>
                 <w:rPr>
                   <w:rFonts w:ascii="Arial" w:cs="Arial" w:eastAsia="Arial" w:hAnsi="Arial"/>
@@ -10042,7 +10042,7 @@
         </w:rPr>
         <w:t xml:space="preserve">© 2026 SeaVuria and ARES. Aligned with KICD objectives. Developed by SeaVuria; technical implementation by ARES (with AI assistance from Claude). Licensed under </w:t>
       </w:r>
-      <w:hyperlink w:history="1" r:id="rIdzgnv0kejs3uoaflbuy26l">
+      <w:hyperlink w:history="1" r:id="rIdpmbt-okx2iascqzif1bpv">
         <w:r>
           <w:rPr>
             <w:rFonts w:ascii="Arial" w:cs="Arial" w:eastAsia="Arial" w:hAnsi="Arial"/>
@@ -10063,7 +10063,7 @@
         </w:rPr>
         <w:t xml:space="preserve"> (</w:t>
       </w:r>
-      <w:hyperlink w:history="1" r:id="rIdwosl--qcfyydyev9fgi5b">
+      <w:hyperlink w:history="1" r:id="rIdtwurf0mv1-mswm4ehf8w_">
         <w:r>
           <w:rPr>
             <w:rFonts w:ascii="Arial" w:cs="Arial" w:eastAsia="Arial" w:hAnsi="Arial"/>
@@ -11076,7 +11076,7 @@
             <w:pPr>
               <w:spacing w:after="20" w:before="0"/>
             </w:pPr>
-            <w:hyperlink w:history="1" r:id="rIdvwf3mkkedcipe0wuokfyz">
+            <w:hyperlink w:history="1" r:id="rIda-kn2yiiepybkl2dmbkcj">
               <w:r>
                 <w:rPr>
                   <w:rFonts w:ascii="Arial" w:cs="Arial" w:eastAsia="Arial" w:hAnsi="Arial"/>
@@ -11109,7 +11109,7 @@
               <w:spacing w:after="10" w:before="0"/>
               <w:ind w:left="120"/>
             </w:pPr>
-            <w:hyperlink w:history="1" r:id="rId7hewdcx7ukvfrosjlzy02">
+            <w:hyperlink w:history="1" r:id="rIdacwoov-263hsmntwv8kwh">
               <w:r>
                 <w:rPr>
                   <w:rFonts w:ascii="Arial" w:cs="Arial" w:eastAsia="Arial" w:hAnsi="Arial"/>
@@ -11154,7 +11154,7 @@
             <w:pPr>
               <w:spacing w:after="20" w:before="0"/>
             </w:pPr>
-            <w:hyperlink w:history="1" r:id="rIdjtda0v_pikvq3cemvze9s">
+            <w:hyperlink w:history="1" r:id="rId4wtkqybueblzt12yaihtr">
               <w:r>
                 <w:rPr>
                   <w:rFonts w:ascii="Arial" w:cs="Arial" w:eastAsia="Arial" w:hAnsi="Arial"/>
@@ -11203,7 +11203,7 @@
               <w:spacing w:after="10" w:before="0"/>
               <w:ind w:left="120"/>
             </w:pPr>
-            <w:hyperlink w:history="1" r:id="rIdjjnavxifstwjj6ghadmgg">
+            <w:hyperlink w:history="1" r:id="rIducq4hdlmpsaeulycyt5uv">
               <w:r>
                 <w:rPr>
                   <w:rFonts w:ascii="Arial" w:cs="Arial" w:eastAsia="Arial" w:hAnsi="Arial"/>
@@ -11398,7 +11398,7 @@
             <w:pPr>
               <w:spacing w:after="20" w:before="0"/>
             </w:pPr>
-            <w:hyperlink w:history="1" r:id="rIdhufrganadn-ogiyqzp8fb">
+            <w:hyperlink w:history="1" r:id="rIdivpbkqliluiyknm8ezuhb">
               <w:r>
                 <w:rPr>
                   <w:rFonts w:ascii="Arial" w:cs="Arial" w:eastAsia="Arial" w:hAnsi="Arial"/>
@@ -11431,7 +11431,7 @@
               <w:spacing w:after="10" w:before="0"/>
               <w:ind w:left="120"/>
             </w:pPr>
-            <w:hyperlink w:history="1" r:id="rIdk8gkukk1k2bn_jrwh4yrr">
+            <w:hyperlink w:history="1" r:id="rIdxgn6xo5-1keikzxafgaaq">
               <w:r>
                 <w:rPr>
                   <w:rFonts w:ascii="Arial" w:cs="Arial" w:eastAsia="Arial" w:hAnsi="Arial"/>
@@ -11476,7 +11476,7 @@
             <w:pPr>
               <w:spacing w:after="20" w:before="0"/>
             </w:pPr>
-            <w:hyperlink w:history="1" r:id="rIdf4ccyofd-fc_jmh_huuhh">
+            <w:hyperlink w:history="1" r:id="rIddrs615rqirpx45zhvhm7g">
               <w:r>
                 <w:rPr>
                   <w:rFonts w:ascii="Arial" w:cs="Arial" w:eastAsia="Arial" w:hAnsi="Arial"/>
@@ -11525,7 +11525,7 @@
               <w:spacing w:after="10" w:before="0"/>
               <w:ind w:left="120"/>
             </w:pPr>
-            <w:hyperlink w:history="1" r:id="rIdj5tkdzomkbruwgglxsb_j">
+            <w:hyperlink w:history="1" r:id="rId8dxrxtvvvlfls8xathqah">
               <w:r>
                 <w:rPr>
                   <w:rFonts w:ascii="Arial" w:cs="Arial" w:eastAsia="Arial" w:hAnsi="Arial"/>
@@ -11720,7 +11720,7 @@
             <w:pPr>
               <w:spacing w:after="20" w:before="0"/>
             </w:pPr>
-            <w:hyperlink w:history="1" r:id="rIdmko7e0uktkzcsptxeunsb">
+            <w:hyperlink w:history="1" r:id="rIde9dxtbbpeo2bs6ufdphmg">
               <w:r>
                 <w:rPr>
                   <w:rFonts w:ascii="Arial" w:cs="Arial" w:eastAsia="Arial" w:hAnsi="Arial"/>
@@ -11753,7 +11753,7 @@
               <w:spacing w:after="10" w:before="0"/>
               <w:ind w:left="120"/>
             </w:pPr>
-            <w:hyperlink w:history="1" r:id="rIdy1eluf2iuxprropuomjdb">
+            <w:hyperlink w:history="1" r:id="rIdmnklaxdwaidxyucne8_8l">
               <w:r>
                 <w:rPr>
                   <w:rFonts w:ascii="Arial" w:cs="Arial" w:eastAsia="Arial" w:hAnsi="Arial"/>
@@ -11798,7 +11798,7 @@
             <w:pPr>
               <w:spacing w:after="20" w:before="0"/>
             </w:pPr>
-            <w:hyperlink w:history="1" r:id="rIda5jqbnw-psvaf3p6cne4u">
+            <w:hyperlink w:history="1" r:id="rIdlni7-b8yj-0vxzqbz1aue">
               <w:r>
                 <w:rPr>
                   <w:rFonts w:ascii="Arial" w:cs="Arial" w:eastAsia="Arial" w:hAnsi="Arial"/>
@@ -11847,7 +11847,7 @@
               <w:spacing w:after="10" w:before="0"/>
               <w:ind w:left="120"/>
             </w:pPr>
-            <w:hyperlink w:history="1" r:id="rId1ku0tledgpfcjx9xt-ipb">
+            <w:hyperlink w:history="1" r:id="rIdr6ioyc3yrpqjiaxfu5uxz">
               <w:r>
                 <w:rPr>
                   <w:rFonts w:ascii="Arial" w:cs="Arial" w:eastAsia="Arial" w:hAnsi="Arial"/>
@@ -12042,7 +12042,7 @@
             <w:pPr>
               <w:spacing w:after="20" w:before="0"/>
             </w:pPr>
-            <w:hyperlink w:history="1" r:id="rIdzmrleouqdcdpibbxyp8um">
+            <w:hyperlink w:history="1" r:id="rIdxp6sardwyphdju1-qwlve">
               <w:r>
                 <w:rPr>
                   <w:rFonts w:ascii="Arial" w:cs="Arial" w:eastAsia="Arial" w:hAnsi="Arial"/>
@@ -12075,7 +12075,7 @@
               <w:spacing w:after="10" w:before="0"/>
               <w:ind w:left="120"/>
             </w:pPr>
-            <w:hyperlink w:history="1" r:id="rIds4rt2qasnc97unwbge1zh">
+            <w:hyperlink w:history="1" r:id="rId-lvj5pjo5dnlgw2lclbek">
               <w:r>
                 <w:rPr>
                   <w:rFonts w:ascii="Arial" w:cs="Arial" w:eastAsia="Arial" w:hAnsi="Arial"/>
@@ -12120,7 +12120,7 @@
             <w:pPr>
               <w:spacing w:after="20" w:before="0"/>
             </w:pPr>
-            <w:hyperlink w:history="1" r:id="rIdd23xtv6wnijjbedljkgtx">
+            <w:hyperlink w:history="1" r:id="rId5hirs8xa216pspdw0eanz">
               <w:r>
                 <w:rPr>
                   <w:rFonts w:ascii="Arial" w:cs="Arial" w:eastAsia="Arial" w:hAnsi="Arial"/>
@@ -12169,7 +12169,7 @@
               <w:spacing w:after="10" w:before="0"/>
               <w:ind w:left="120"/>
             </w:pPr>
-            <w:hyperlink w:history="1" r:id="rIdceypoqdqg5lputyr8knoy">
+            <w:hyperlink w:history="1" r:id="rIdenaqlary-k9onpipuldhx">
               <w:r>
                 <w:rPr>
                   <w:rFonts w:ascii="Arial" w:cs="Arial" w:eastAsia="Arial" w:hAnsi="Arial"/>
@@ -12364,7 +12364,7 @@
             <w:pPr>
               <w:spacing w:after="20" w:before="0"/>
             </w:pPr>
-            <w:hyperlink w:history="1" r:id="rIdlggqre3kgrho5suo_pmzq">
+            <w:hyperlink w:history="1" r:id="rIdidgj4voahziq985byi5we">
               <w:r>
                 <w:rPr>
                   <w:rFonts w:ascii="Arial" w:cs="Arial" w:eastAsia="Arial" w:hAnsi="Arial"/>
@@ -12397,7 +12397,7 @@
               <w:spacing w:after="10" w:before="0"/>
               <w:ind w:left="120"/>
             </w:pPr>
-            <w:hyperlink w:history="1" r:id="rIdqlsqemeg4pr23qmdce3iu">
+            <w:hyperlink w:history="1" r:id="rId1plbwc9xtccklkwgltn9w">
               <w:r>
                 <w:rPr>
                   <w:rFonts w:ascii="Arial" w:cs="Arial" w:eastAsia="Arial" w:hAnsi="Arial"/>
@@ -12442,7 +12442,7 @@
             <w:pPr>
               <w:spacing w:after="20" w:before="0"/>
             </w:pPr>
-            <w:hyperlink w:history="1" r:id="rId9td5pkey7eqip6tdp4atx">
+            <w:hyperlink w:history="1" r:id="rIdmwtxeqdjmo2h1i6uxku8z">
               <w:r>
                 <w:rPr>
                   <w:rFonts w:ascii="Arial" w:cs="Arial" w:eastAsia="Arial" w:hAnsi="Arial"/>
@@ -12491,7 +12491,7 @@
               <w:spacing w:after="10" w:before="0"/>
               <w:ind w:left="120"/>
             </w:pPr>
-            <w:hyperlink w:history="1" r:id="rIdju3huxfuytayxihm1k8ys">
+            <w:hyperlink w:history="1" r:id="rIdg_auwtkaqmaslnoludn-w">
               <w:r>
                 <w:rPr>
                   <w:rFonts w:ascii="Arial" w:cs="Arial" w:eastAsia="Arial" w:hAnsi="Arial"/>
@@ -13003,7 +13003,7 @@
         </w:rPr>
         <w:t xml:space="preserve">© 2026 SeaVuria and ARES. Aligned with KICD objectives. Developed by SeaVuria; technical implementation by ARES (with AI assistance from Claude). Licensed under </w:t>
       </w:r>
-      <w:hyperlink w:history="1" r:id="rIdj2lyruri8lnwp7jtqlaot">
+      <w:hyperlink w:history="1" r:id="rIdgjqsoww-kclkjsi0_hz-x">
         <w:r>
           <w:rPr>
             <w:rFonts w:ascii="Arial" w:cs="Arial" w:eastAsia="Arial" w:hAnsi="Arial"/>
@@ -13024,7 +13024,7 @@
         </w:rPr>
         <w:t xml:space="preserve"> (</w:t>
       </w:r>
-      <w:hyperlink w:history="1" r:id="rId1mhrsek6jktjc-eehqd_r">
+      <w:hyperlink w:history="1" r:id="rIdzokprupxifjv_so7d3mu4">
         <w:r>
           <w:rPr>
             <w:rFonts w:ascii="Arial" w:cs="Arial" w:eastAsia="Arial" w:hAnsi="Arial"/>
@@ -14037,7 +14037,7 @@
             <w:pPr>
               <w:spacing w:after="20" w:before="0"/>
             </w:pPr>
-            <w:hyperlink w:history="1" r:id="rIdwnmq0uilnbht0m00lujrp">
+            <w:hyperlink w:history="1" r:id="rIdordvhdlp0tomhpxshhcth">
               <w:r>
                 <w:rPr>
                   <w:rFonts w:ascii="Arial" w:cs="Arial" w:eastAsia="Arial" w:hAnsi="Arial"/>
@@ -14070,7 +14070,7 @@
               <w:spacing w:after="10" w:before="0"/>
               <w:ind w:left="120"/>
             </w:pPr>
-            <w:hyperlink w:history="1" r:id="rIdoenyz4si8zjaefz5mr9qn">
+            <w:hyperlink w:history="1" r:id="rId-thvl7qmfyvtx9ivhr1ll">
               <w:r>
                 <w:rPr>
                   <w:rFonts w:ascii="Arial" w:cs="Arial" w:eastAsia="Arial" w:hAnsi="Arial"/>
@@ -14115,7 +14115,7 @@
             <w:pPr>
               <w:spacing w:after="20" w:before="0"/>
             </w:pPr>
-            <w:hyperlink w:history="1" r:id="rId0izqoyv7v5p40vbrnjp_z">
+            <w:hyperlink w:history="1" r:id="rIdcdchhxkndsgywa4dhwuif">
               <w:r>
                 <w:rPr>
                   <w:rFonts w:ascii="Arial" w:cs="Arial" w:eastAsia="Arial" w:hAnsi="Arial"/>
@@ -14148,7 +14148,7 @@
               <w:spacing w:after="10" w:before="0"/>
               <w:ind w:left="120"/>
             </w:pPr>
-            <w:hyperlink w:history="1" r:id="rIdpgu82ds3bgxlsxjmcg7s7">
+            <w:hyperlink w:history="1" r:id="rId1m0orgywifb9s3mzded1s">
               <w:r>
                 <w:rPr>
                   <w:rFonts w:ascii="Arial" w:cs="Arial" w:eastAsia="Arial" w:hAnsi="Arial"/>
@@ -14343,7 +14343,7 @@
             <w:pPr>
               <w:spacing w:after="20" w:before="0"/>
             </w:pPr>
-            <w:hyperlink w:history="1" r:id="rIdesjsmq3poudme3bvlx-wb">
+            <w:hyperlink w:history="1" r:id="rIdjs9vuv6cobue5ytd8uw06">
               <w:r>
                 <w:rPr>
                   <w:rFonts w:ascii="Arial" w:cs="Arial" w:eastAsia="Arial" w:hAnsi="Arial"/>
@@ -14376,7 +14376,7 @@
               <w:spacing w:after="10" w:before="0"/>
               <w:ind w:left="120"/>
             </w:pPr>
-            <w:hyperlink w:history="1" r:id="rIdqcmqbnnn2erub7txhovqn">
+            <w:hyperlink w:history="1" r:id="rId2pyrkdxi3gp8admnnguys">
               <w:r>
                 <w:rPr>
                   <w:rFonts w:ascii="Arial" w:cs="Arial" w:eastAsia="Arial" w:hAnsi="Arial"/>
@@ -14421,7 +14421,7 @@
             <w:pPr>
               <w:spacing w:after="20" w:before="0"/>
             </w:pPr>
-            <w:hyperlink w:history="1" r:id="rIdz_-gnyelmctxcudzrjipk">
+            <w:hyperlink w:history="1" r:id="rIdeb38ccxci2uvuhzvzth_v">
               <w:r>
                 <w:rPr>
                   <w:rFonts w:ascii="Arial" w:cs="Arial" w:eastAsia="Arial" w:hAnsi="Arial"/>
@@ -14454,7 +14454,7 @@
               <w:spacing w:after="10" w:before="0"/>
               <w:ind w:left="120"/>
             </w:pPr>
-            <w:hyperlink w:history="1" r:id="rIdjlzemqjfbogiagzbuerqb">
+            <w:hyperlink w:history="1" r:id="rId_bosvhdojnuajdicqgsmv">
               <w:r>
                 <w:rPr>
                   <w:rFonts w:ascii="Arial" w:cs="Arial" w:eastAsia="Arial" w:hAnsi="Arial"/>
@@ -14649,7 +14649,7 @@
             <w:pPr>
               <w:spacing w:after="20" w:before="0"/>
             </w:pPr>
-            <w:hyperlink w:history="1" r:id="rIds3z96iibdoz3dkdvnraep">
+            <w:hyperlink w:history="1" r:id="rIdyagn7w83bhnth0b8d1bh6">
               <w:r>
                 <w:rPr>
                   <w:rFonts w:ascii="Arial" w:cs="Arial" w:eastAsia="Arial" w:hAnsi="Arial"/>
@@ -14682,7 +14682,7 @@
               <w:spacing w:after="10" w:before="0"/>
               <w:ind w:left="120"/>
             </w:pPr>
-            <w:hyperlink w:history="1" r:id="rIdorwoejl7yyrz8e-paobln">
+            <w:hyperlink w:history="1" r:id="rIdbq5bybhqmo9jwan0kc-8f">
               <w:r>
                 <w:rPr>
                   <w:rFonts w:ascii="Arial" w:cs="Arial" w:eastAsia="Arial" w:hAnsi="Arial"/>
@@ -14727,7 +14727,7 @@
             <w:pPr>
               <w:spacing w:after="20" w:before="0"/>
             </w:pPr>
-            <w:hyperlink w:history="1" r:id="rIdau7co2dhmh6ofvmke3jxb">
+            <w:hyperlink w:history="1" r:id="rIdfudzkdh5glheziajqbzvf">
               <w:r>
                 <w:rPr>
                   <w:rFonts w:ascii="Arial" w:cs="Arial" w:eastAsia="Arial" w:hAnsi="Arial"/>
@@ -14776,7 +14776,7 @@
               <w:spacing w:after="10" w:before="0"/>
               <w:ind w:left="120"/>
             </w:pPr>
-            <w:hyperlink w:history="1" r:id="rIddj7iy6bkxtzyknqpy_qwr">
+            <w:hyperlink w:history="1" r:id="rIdadzyuaztqimeyaccp1tvk">
               <w:r>
                 <w:rPr>
                   <w:rFonts w:ascii="Arial" w:cs="Arial" w:eastAsia="Arial" w:hAnsi="Arial"/>
@@ -14971,7 +14971,7 @@
             <w:pPr>
               <w:spacing w:after="20" w:before="0"/>
             </w:pPr>
-            <w:hyperlink w:history="1" r:id="rIdfr4xesys3em9bfsgivuuh">
+            <w:hyperlink w:history="1" r:id="rIduj3ngzezyepm9u4e_syvj">
               <w:r>
                 <w:rPr>
                   <w:rFonts w:ascii="Arial" w:cs="Arial" w:eastAsia="Arial" w:hAnsi="Arial"/>
@@ -15004,7 +15004,7 @@
               <w:spacing w:after="10" w:before="0"/>
               <w:ind w:left="120"/>
             </w:pPr>
-            <w:hyperlink w:history="1" r:id="rIdblrbyrvsbqmzfrrcmjgg3">
+            <w:hyperlink w:history="1" r:id="rIdzyqtuvownkn6lvndfmead">
               <w:r>
                 <w:rPr>
                   <w:rFonts w:ascii="Arial" w:cs="Arial" w:eastAsia="Arial" w:hAnsi="Arial"/>
@@ -15049,7 +15049,7 @@
             <w:pPr>
               <w:spacing w:after="20" w:before="0"/>
             </w:pPr>
-            <w:hyperlink w:history="1" r:id="rIdbz3gcb1qgi8pw3loga46p">
+            <w:hyperlink w:history="1" r:id="rIddxm9ei_fqzqabw0fgj80c">
               <w:r>
                 <w:rPr>
                   <w:rFonts w:ascii="Arial" w:cs="Arial" w:eastAsia="Arial" w:hAnsi="Arial"/>
@@ -15082,7 +15082,7 @@
               <w:spacing w:after="10" w:before="0"/>
               <w:ind w:left="120"/>
             </w:pPr>
-            <w:hyperlink w:history="1" r:id="rIdkacpuwf_v0q-myu4x6k6i">
+            <w:hyperlink w:history="1" r:id="rIdi9kav85c3inqjw57vimzn">
               <w:r>
                 <w:rPr>
                   <w:rFonts w:ascii="Arial" w:cs="Arial" w:eastAsia="Arial" w:hAnsi="Arial"/>
@@ -15277,7 +15277,7 @@
             <w:pPr>
               <w:spacing w:after="20" w:before="0"/>
             </w:pPr>
-            <w:hyperlink w:history="1" r:id="rId9v9zbjngcpelq9nfhgd2y">
+            <w:hyperlink w:history="1" r:id="rIdslj83xc2spmpuixqqdurq">
               <w:r>
                 <w:rPr>
                   <w:rFonts w:ascii="Arial" w:cs="Arial" w:eastAsia="Arial" w:hAnsi="Arial"/>
@@ -15310,7 +15310,7 @@
               <w:spacing w:after="10" w:before="0"/>
               <w:ind w:left="120"/>
             </w:pPr>
-            <w:hyperlink w:history="1" r:id="rIdkddinciyhpu2nkqlt_ktv">
+            <w:hyperlink w:history="1" r:id="rId0cwusmmqep3srzus7ixia">
               <w:r>
                 <w:rPr>
                   <w:rFonts w:ascii="Arial" w:cs="Arial" w:eastAsia="Arial" w:hAnsi="Arial"/>
@@ -15355,7 +15355,7 @@
             <w:pPr>
               <w:spacing w:after="20" w:before="0"/>
             </w:pPr>
-            <w:hyperlink w:history="1" r:id="rIdc8n4im6s0_vxv67nqvqik">
+            <w:hyperlink w:history="1" r:id="rIdho1jphacu_th5u9wsck2o">
               <w:r>
                 <w:rPr>
                   <w:rFonts w:ascii="Arial" w:cs="Arial" w:eastAsia="Arial" w:hAnsi="Arial"/>
@@ -15388,7 +15388,7 @@
               <w:spacing w:after="10" w:before="0"/>
               <w:ind w:left="120"/>
             </w:pPr>
-            <w:hyperlink w:history="1" r:id="rIdpcnzxaksa3oknraou10ry">
+            <w:hyperlink w:history="1" r:id="rIdnaut_6iw-6ahj5hdksdby">
               <w:r>
                 <w:rPr>
                   <w:rFonts w:ascii="Arial" w:cs="Arial" w:eastAsia="Arial" w:hAnsi="Arial"/>
@@ -15995,7 +15995,7 @@
         </w:rPr>
         <w:t xml:space="preserve">© 2026 SeaVuria and ARES. Aligned with KICD objectives. Developed by SeaVuria; technical implementation by ARES (with AI assistance from Claude). Licensed under </w:t>
       </w:r>
-      <w:hyperlink w:history="1" r:id="rIdnpss8mdwwqmaj0diwfkao">
+      <w:hyperlink w:history="1" r:id="rIdnaqvgjmjypqkkugkbqnww">
         <w:r>
           <w:rPr>
             <w:rFonts w:ascii="Arial" w:cs="Arial" w:eastAsia="Arial" w:hAnsi="Arial"/>
@@ -16016,7 +16016,7 @@
         </w:rPr>
         <w:t xml:space="preserve"> (</w:t>
       </w:r>
-      <w:hyperlink w:history="1" r:id="rIdlh-sewcpuf8mec4iwqqr1">
+      <w:hyperlink w:history="1" r:id="rIdcrexg22xfk9e-8n9xf_t3">
         <w:r>
           <w:rPr>
             <w:rFonts w:ascii="Arial" w:cs="Arial" w:eastAsia="Arial" w:hAnsi="Arial"/>
@@ -17029,7 +17029,7 @@
             <w:pPr>
               <w:spacing w:after="20" w:before="0"/>
             </w:pPr>
-            <w:hyperlink w:history="1" r:id="rIdqtp2qyxy0mw9b5i2ld-wb">
+            <w:hyperlink w:history="1" r:id="rIdzlia-dzypfvjrltxqyiu7">
               <w:r>
                 <w:rPr>
                   <w:rFonts w:ascii="Arial" w:cs="Arial" w:eastAsia="Arial" w:hAnsi="Arial"/>
@@ -17078,7 +17078,7 @@
               <w:spacing w:after="10" w:before="0"/>
               <w:ind w:left="120"/>
             </w:pPr>
-            <w:hyperlink w:history="1" r:id="rIdco4r5aych09e692xmx8hq">
+            <w:hyperlink w:history="1" r:id="rIdcnbodutxzwbyropitqxgz">
               <w:r>
                 <w:rPr>
                   <w:rFonts w:ascii="Arial" w:cs="Arial" w:eastAsia="Arial" w:hAnsi="Arial"/>
@@ -17123,7 +17123,7 @@
             <w:pPr>
               <w:spacing w:after="20" w:before="0"/>
             </w:pPr>
-            <w:hyperlink w:history="1" r:id="rIdheknl0yswm7mkbsmoepu0">
+            <w:hyperlink w:history="1" r:id="rIdmlwrflnhscyplpybzvh_r">
               <w:r>
                 <w:rPr>
                   <w:rFonts w:ascii="Arial" w:cs="Arial" w:eastAsia="Arial" w:hAnsi="Arial"/>
@@ -17172,7 +17172,7 @@
               <w:spacing w:after="10" w:before="0"/>
               <w:ind w:left="120"/>
             </w:pPr>
-            <w:hyperlink w:history="1" r:id="rIdsk8zixb1k2schao7gvah0">
+            <w:hyperlink w:history="1" r:id="rIdekyobsda4b8lmiosyrnj1">
               <w:r>
                 <w:rPr>
                   <w:rFonts w:ascii="Arial" w:cs="Arial" w:eastAsia="Arial" w:hAnsi="Arial"/>
@@ -17367,7 +17367,7 @@
             <w:pPr>
               <w:spacing w:after="20" w:before="0"/>
             </w:pPr>
-            <w:hyperlink w:history="1" r:id="rId0qfnpdlh1hg8kqrqdbl6_">
+            <w:hyperlink w:history="1" r:id="rIdomemaylerduwnquozpisa">
               <w:r>
                 <w:rPr>
                   <w:rFonts w:ascii="Arial" w:cs="Arial" w:eastAsia="Arial" w:hAnsi="Arial"/>
@@ -17416,7 +17416,7 @@
               <w:spacing w:after="10" w:before="0"/>
               <w:ind w:left="120"/>
             </w:pPr>
-            <w:hyperlink w:history="1" r:id="rIdavpkohtom-cie5nia-wan">
+            <w:hyperlink w:history="1" r:id="rId55mxwq463k-0eyrilr4vh">
               <w:r>
                 <w:rPr>
                   <w:rFonts w:ascii="Arial" w:cs="Arial" w:eastAsia="Arial" w:hAnsi="Arial"/>
@@ -17461,7 +17461,7 @@
             <w:pPr>
               <w:spacing w:after="20" w:before="0"/>
             </w:pPr>
-            <w:hyperlink w:history="1" r:id="rIdomzg4vlhc9jnv-tt_vnxq">
+            <w:hyperlink w:history="1" r:id="rIdbmkuvlbgmzkekayhm_h1m">
               <w:r>
                 <w:rPr>
                   <w:rFonts w:ascii="Arial" w:cs="Arial" w:eastAsia="Arial" w:hAnsi="Arial"/>
@@ -17510,7 +17510,7 @@
               <w:spacing w:after="10" w:before="0"/>
               <w:ind w:left="120"/>
             </w:pPr>
-            <w:hyperlink w:history="1" r:id="rId5c2tvmydpmuegsm1mrpe-">
+            <w:hyperlink w:history="1" r:id="rId3p0dxy0in_mmasiy4dp-g">
               <w:r>
                 <w:rPr>
                   <w:rFonts w:ascii="Arial" w:cs="Arial" w:eastAsia="Arial" w:hAnsi="Arial"/>
@@ -17705,7 +17705,7 @@
             <w:pPr>
               <w:spacing w:after="20" w:before="0"/>
             </w:pPr>
-            <w:hyperlink w:history="1" r:id="rIdek-xvmax8ytkx92z_t5ed">
+            <w:hyperlink w:history="1" r:id="rId7pd3g58dn4dw-bgcaowsf">
               <w:r>
                 <w:rPr>
                   <w:rFonts w:ascii="Arial" w:cs="Arial" w:eastAsia="Arial" w:hAnsi="Arial"/>
@@ -17754,7 +17754,7 @@
               <w:spacing w:after="10" w:before="0"/>
               <w:ind w:left="120"/>
             </w:pPr>
-            <w:hyperlink w:history="1" r:id="rIdg-xean8br7xapinq2wnjv">
+            <w:hyperlink w:history="1" r:id="rIdnc6i5tc7y5u5enus5yej0">
               <w:r>
                 <w:rPr>
                   <w:rFonts w:ascii="Arial" w:cs="Arial" w:eastAsia="Arial" w:hAnsi="Arial"/>
@@ -17799,7 +17799,7 @@
             <w:pPr>
               <w:spacing w:after="20" w:before="0"/>
             </w:pPr>
-            <w:hyperlink w:history="1" r:id="rIdurfhoexlebaylkypdq-om">
+            <w:hyperlink w:history="1" r:id="rIdgmkz4rhp0oicppc7jg_fu">
               <w:r>
                 <w:rPr>
                   <w:rFonts w:ascii="Arial" w:cs="Arial" w:eastAsia="Arial" w:hAnsi="Arial"/>
@@ -17848,7 +17848,7 @@
               <w:spacing w:after="10" w:before="0"/>
               <w:ind w:left="120"/>
             </w:pPr>
-            <w:hyperlink w:history="1" r:id="rIdhyny2hgjitsolzt0oxch9">
+            <w:hyperlink w:history="1" r:id="rIdvbh75_3pe5vcmvyatenf3">
               <w:r>
                 <w:rPr>
                   <w:rFonts w:ascii="Arial" w:cs="Arial" w:eastAsia="Arial" w:hAnsi="Arial"/>
@@ -18043,7 +18043,7 @@
             <w:pPr>
               <w:spacing w:after="20" w:before="0"/>
             </w:pPr>
-            <w:hyperlink w:history="1" r:id="rIdheg8cktxx-dutdybfqdo5">
+            <w:hyperlink w:history="1" r:id="rIdbdstsypxh_hp-y9syp-m0">
               <w:r>
                 <w:rPr>
                   <w:rFonts w:ascii="Arial" w:cs="Arial" w:eastAsia="Arial" w:hAnsi="Arial"/>
@@ -18092,7 +18092,7 @@
               <w:spacing w:after="10" w:before="0"/>
               <w:ind w:left="120"/>
             </w:pPr>
-            <w:hyperlink w:history="1" r:id="rIdvmvpnqdjhx1u2ce9rkj-p">
+            <w:hyperlink w:history="1" r:id="rIddyqapjhjkztsdjj7awrgh">
               <w:r>
                 <w:rPr>
                   <w:rFonts w:ascii="Arial" w:cs="Arial" w:eastAsia="Arial" w:hAnsi="Arial"/>
@@ -18137,7 +18137,7 @@
             <w:pPr>
               <w:spacing w:after="20" w:before="0"/>
             </w:pPr>
-            <w:hyperlink w:history="1" r:id="rIda6uhx8dsxprrdiut9r1wu">
+            <w:hyperlink w:history="1" r:id="rIdwqnffq4u0u9pzd7on3rg1">
               <w:r>
                 <w:rPr>
                   <w:rFonts w:ascii="Arial" w:cs="Arial" w:eastAsia="Arial" w:hAnsi="Arial"/>
@@ -18186,7 +18186,7 @@
               <w:spacing w:after="10" w:before="0"/>
               <w:ind w:left="120"/>
             </w:pPr>
-            <w:hyperlink w:history="1" r:id="rIdwx-yr_ppdgoakeiaju-x1">
+            <w:hyperlink w:history="1" r:id="rId2ilzszanhehr6b0u86m1j">
               <w:r>
                 <w:rPr>
                   <w:rFonts w:ascii="Arial" w:cs="Arial" w:eastAsia="Arial" w:hAnsi="Arial"/>
@@ -18381,7 +18381,7 @@
             <w:pPr>
               <w:spacing w:after="20" w:before="0"/>
             </w:pPr>
-            <w:hyperlink w:history="1" r:id="rId080s8_eo4zsyye6ztoagc">
+            <w:hyperlink w:history="1" r:id="rIdabr8rmmwgulmc0wukfx9z">
               <w:r>
                 <w:rPr>
                   <w:rFonts w:ascii="Arial" w:cs="Arial" w:eastAsia="Arial" w:hAnsi="Arial"/>
@@ -18430,7 +18430,7 @@
               <w:spacing w:after="10" w:before="0"/>
               <w:ind w:left="120"/>
             </w:pPr>
-            <w:hyperlink w:history="1" r:id="rIdxj8rdkipbsuvx1lx_vscp">
+            <w:hyperlink w:history="1" r:id="rIdox7dabniz1x0udy4nxl_y">
               <w:r>
                 <w:rPr>
                   <w:rFonts w:ascii="Arial" w:cs="Arial" w:eastAsia="Arial" w:hAnsi="Arial"/>
@@ -18475,7 +18475,7 @@
             <w:pPr>
               <w:spacing w:after="20" w:before="0"/>
             </w:pPr>
-            <w:hyperlink w:history="1" r:id="rIdvf78gxcqfktj8euzbqo7n">
+            <w:hyperlink w:history="1" r:id="rIdtwy29kgn7csabxar3gerl">
               <w:r>
                 <w:rPr>
                   <w:rFonts w:ascii="Arial" w:cs="Arial" w:eastAsia="Arial" w:hAnsi="Arial"/>
@@ -18524,7 +18524,7 @@
               <w:spacing w:after="10" w:before="0"/>
               <w:ind w:left="120"/>
             </w:pPr>
-            <w:hyperlink w:history="1" r:id="rIdraajgf8-vaiitk1wdfooo">
+            <w:hyperlink w:history="1" r:id="rIdrpto2tch-ejshoxkmp5we">
               <w:r>
                 <w:rPr>
                   <w:rFonts w:ascii="Arial" w:cs="Arial" w:eastAsia="Arial" w:hAnsi="Arial"/>
@@ -19150,7 +19150,7 @@
         </w:rPr>
         <w:t xml:space="preserve">© 2026 SeaVuria and ARES. Aligned with KICD objectives. Developed by SeaVuria; technical implementation by ARES (with AI assistance from Claude). Licensed under </w:t>
       </w:r>
-      <w:hyperlink w:history="1" r:id="rId-enlivy6cbb74ptkevuax">
+      <w:hyperlink w:history="1" r:id="rId1g9qbls3js59ffoztxtuv">
         <w:r>
           <w:rPr>
             <w:rFonts w:ascii="Arial" w:cs="Arial" w:eastAsia="Arial" w:hAnsi="Arial"/>
@@ -19171,7 +19171,7 @@
         </w:rPr>
         <w:t xml:space="preserve"> (</w:t>
       </w:r>
-      <w:hyperlink w:history="1" r:id="rIdh1ro2zc-q86kaenbjagbq">
+      <w:hyperlink w:history="1" r:id="rIdftc9z0ix2eucbjk8j6ws1">
         <w:r>
           <w:rPr>
             <w:rFonts w:ascii="Arial" w:cs="Arial" w:eastAsia="Arial" w:hAnsi="Arial"/>
@@ -20184,7 +20184,7 @@
             <w:pPr>
               <w:spacing w:after="20" w:before="0"/>
             </w:pPr>
-            <w:hyperlink w:history="1" r:id="rId1d1_y7ew_zol4jxujiw0c">
+            <w:hyperlink w:history="1" r:id="rIdywvvkb0pgimsihgl95fhz">
               <w:r>
                 <w:rPr>
                   <w:rFonts w:ascii="Arial" w:cs="Arial" w:eastAsia="Arial" w:hAnsi="Arial"/>
@@ -20217,7 +20217,7 @@
               <w:spacing w:after="10" w:before="0"/>
               <w:ind w:left="120"/>
             </w:pPr>
-            <w:hyperlink w:history="1" r:id="rIdtq--l_uasaff1moiaan-o">
+            <w:hyperlink w:history="1" r:id="rIdm_8ucd1wjfpak1gmmk011">
               <w:r>
                 <w:rPr>
                   <w:rFonts w:ascii="Arial" w:cs="Arial" w:eastAsia="Arial" w:hAnsi="Arial"/>
@@ -20262,7 +20262,7 @@
             <w:pPr>
               <w:spacing w:after="20" w:before="0"/>
             </w:pPr>
-            <w:hyperlink w:history="1" r:id="rIdk_7rm9hhf0jh2m7sel_c0">
+            <w:hyperlink w:history="1" r:id="rIdyv1vtsiwh3ezkx4gdm5j-">
               <w:r>
                 <w:rPr>
                   <w:rFonts w:ascii="Arial" w:cs="Arial" w:eastAsia="Arial" w:hAnsi="Arial"/>
@@ -20295,7 +20295,7 @@
               <w:spacing w:after="10" w:before="0"/>
               <w:ind w:left="120"/>
             </w:pPr>
-            <w:hyperlink w:history="1" r:id="rIdrnp0zl0bk8_bl9hdbb1fl">
+            <w:hyperlink w:history="1" r:id="rIdstzztkdcoufwft4luadxg">
               <w:r>
                 <w:rPr>
                   <w:rFonts w:ascii="Arial" w:cs="Arial" w:eastAsia="Arial" w:hAnsi="Arial"/>
@@ -20490,7 +20490,7 @@
             <w:pPr>
               <w:spacing w:after="20" w:before="0"/>
             </w:pPr>
-            <w:hyperlink w:history="1" r:id="rIdjnpqnrpaehlu1lxbft4f5">
+            <w:hyperlink w:history="1" r:id="rIdtkm3b1gdmkuefum_fonhy">
               <w:r>
                 <w:rPr>
                   <w:rFonts w:ascii="Arial" w:cs="Arial" w:eastAsia="Arial" w:hAnsi="Arial"/>
@@ -20523,7 +20523,7 @@
               <w:spacing w:after="10" w:before="0"/>
               <w:ind w:left="120"/>
             </w:pPr>
-            <w:hyperlink w:history="1" r:id="rId3ov-a614iydxtzh3-2bki">
+            <w:hyperlink w:history="1" r:id="rIdphth0s95nsfba3tjuudhc">
               <w:r>
                 <w:rPr>
                   <w:rFonts w:ascii="Arial" w:cs="Arial" w:eastAsia="Arial" w:hAnsi="Arial"/>
@@ -20568,7 +20568,7 @@
             <w:pPr>
               <w:spacing w:after="20" w:before="0"/>
             </w:pPr>
-            <w:hyperlink w:history="1" r:id="rId99blvrmenw-w2bczv_vdc">
+            <w:hyperlink w:history="1" r:id="rIdyjrmtwzisgw94e6z-zpni">
               <w:r>
                 <w:rPr>
                   <w:rFonts w:ascii="Arial" w:cs="Arial" w:eastAsia="Arial" w:hAnsi="Arial"/>
@@ -20601,7 +20601,7 @@
               <w:spacing w:after="10" w:before="0"/>
               <w:ind w:left="120"/>
             </w:pPr>
-            <w:hyperlink w:history="1" r:id="rIdyodl5w0cwfye7awgfihed">
+            <w:hyperlink w:history="1" r:id="rIdhvcuio5_5_3yh12ndjbgh">
               <w:r>
                 <w:rPr>
                   <w:rFonts w:ascii="Arial" w:cs="Arial" w:eastAsia="Arial" w:hAnsi="Arial"/>
@@ -20796,7 +20796,7 @@
             <w:pPr>
               <w:spacing w:after="20" w:before="0"/>
             </w:pPr>
-            <w:hyperlink w:history="1" r:id="rIdb-xqjg4zaq34onredm7iu">
+            <w:hyperlink w:history="1" r:id="rIdcbljpiz0_z2h_hpr1hzp_">
               <w:r>
                 <w:rPr>
                   <w:rFonts w:ascii="Arial" w:cs="Arial" w:eastAsia="Arial" w:hAnsi="Arial"/>
@@ -20845,7 +20845,7 @@
               <w:spacing w:after="10" w:before="0"/>
               <w:ind w:left="120"/>
             </w:pPr>
-            <w:hyperlink w:history="1" r:id="rIdrzyyqf_7hg311cgziqqlm">
+            <w:hyperlink w:history="1" r:id="rIdw2h-wpp4guisakghhyahf">
               <w:r>
                 <w:rPr>
                   <w:rFonts w:ascii="Arial" w:cs="Arial" w:eastAsia="Arial" w:hAnsi="Arial"/>
@@ -20890,7 +20890,7 @@
             <w:pPr>
               <w:spacing w:after="20" w:before="0"/>
             </w:pPr>
-            <w:hyperlink w:history="1" r:id="rId8hjhibs6fflshfsxt-k4q">
+            <w:hyperlink w:history="1" r:id="rIdyczb1rh2b9dv_vp9leho-">
               <w:r>
                 <w:rPr>
                   <w:rFonts w:ascii="Arial" w:cs="Arial" w:eastAsia="Arial" w:hAnsi="Arial"/>
@@ -20939,7 +20939,7 @@
               <w:spacing w:after="10" w:before="0"/>
               <w:ind w:left="120"/>
             </w:pPr>
-            <w:hyperlink w:history="1" r:id="rIddwp4zr4r-oqvdomuvyebd">
+            <w:hyperlink w:history="1" r:id="rIdmnlz_cdmfl7rmkq-kx5da">
               <w:r>
                 <w:rPr>
                   <w:rFonts w:ascii="Arial" w:cs="Arial" w:eastAsia="Arial" w:hAnsi="Arial"/>
@@ -21134,7 +21134,7 @@
             <w:pPr>
               <w:spacing w:after="20" w:before="0"/>
             </w:pPr>
-            <w:hyperlink w:history="1" r:id="rIdjuoudhzpt2okveq9jlbjk">
+            <w:hyperlink w:history="1" r:id="rIdqyrjsjpto9zoxrcgiiidd">
               <w:r>
                 <w:rPr>
                   <w:rFonts w:ascii="Arial" w:cs="Arial" w:eastAsia="Arial" w:hAnsi="Arial"/>
@@ -21183,7 +21183,7 @@
               <w:spacing w:after="10" w:before="0"/>
               <w:ind w:left="120"/>
             </w:pPr>
-            <w:hyperlink w:history="1" r:id="rIdssatjdouzk6xqgp4i1osy">
+            <w:hyperlink w:history="1" r:id="rId0p9wsezmy-h-iqhgotp1x">
               <w:r>
                 <w:rPr>
                   <w:rFonts w:ascii="Arial" w:cs="Arial" w:eastAsia="Arial" w:hAnsi="Arial"/>
@@ -21228,7 +21228,7 @@
             <w:pPr>
               <w:spacing w:after="20" w:before="0"/>
             </w:pPr>
-            <w:hyperlink w:history="1" r:id="rId9xbq7kv2igd5yumns6che">
+            <w:hyperlink w:history="1" r:id="rId_h3pht5fhgae8ci4n6hlp">
               <w:r>
                 <w:rPr>
                   <w:rFonts w:ascii="Arial" w:cs="Arial" w:eastAsia="Arial" w:hAnsi="Arial"/>
@@ -21261,7 +21261,7 @@
               <w:spacing w:after="10" w:before="0"/>
               <w:ind w:left="120"/>
             </w:pPr>
-            <w:hyperlink w:history="1" r:id="rIdyr1fr50ugfryf_vw7piaq">
+            <w:hyperlink w:history="1" r:id="rIdnxgr1sbeda1kw3hk88_9t">
               <w:r>
                 <w:rPr>
                   <w:rFonts w:ascii="Arial" w:cs="Arial" w:eastAsia="Arial" w:hAnsi="Arial"/>
@@ -21456,7 +21456,7 @@
             <w:pPr>
               <w:spacing w:after="20" w:before="0"/>
             </w:pPr>
-            <w:hyperlink w:history="1" r:id="rIdf0e5lgngi7xxe6y8u1jia">
+            <w:hyperlink w:history="1" r:id="rIdhcluv5s6pakzlrxzw85sv">
               <w:r>
                 <w:rPr>
                   <w:rFonts w:ascii="Arial" w:cs="Arial" w:eastAsia="Arial" w:hAnsi="Arial"/>
@@ -21505,7 +21505,7 @@
               <w:spacing w:after="10" w:before="0"/>
               <w:ind w:left="120"/>
             </w:pPr>
-            <w:hyperlink w:history="1" r:id="rIdxtf-93j-kj7juncgic-id">
+            <w:hyperlink w:history="1" r:id="rIdniziquviaqzi7fevriele">
               <w:r>
                 <w:rPr>
                   <w:rFonts w:ascii="Arial" w:cs="Arial" w:eastAsia="Arial" w:hAnsi="Arial"/>
@@ -21550,7 +21550,7 @@
             <w:pPr>
               <w:spacing w:after="20" w:before="0"/>
             </w:pPr>
-            <w:hyperlink w:history="1" r:id="rIdggdnciwb1b8bk3ezxrjyb">
+            <w:hyperlink w:history="1" r:id="rIdiknmc8texsiw6hv5b-8un">
               <w:r>
                 <w:rPr>
                   <w:rFonts w:ascii="Arial" w:cs="Arial" w:eastAsia="Arial" w:hAnsi="Arial"/>
@@ -21583,7 +21583,7 @@
               <w:spacing w:after="10" w:before="0"/>
               <w:ind w:left="120"/>
             </w:pPr>
-            <w:hyperlink w:history="1" r:id="rId3sq7gda4eu5zidbxpkhau">
+            <w:hyperlink w:history="1" r:id="rIdjvm3v05dcsrcn9jxeiaff">
               <w:r>
                 <w:rPr>
                   <w:rFonts w:ascii="Arial" w:cs="Arial" w:eastAsia="Arial" w:hAnsi="Arial"/>
@@ -22323,7 +22323,7 @@
         </w:rPr>
         <w:t xml:space="preserve">© 2026 SeaVuria and ARES. Aligned with KICD objectives. Developed by SeaVuria; technical implementation by ARES (with AI assistance from Claude). Licensed under </w:t>
       </w:r>
-      <w:hyperlink w:history="1" r:id="rIdss5tfbvv5ec-pij65ohx-">
+      <w:hyperlink w:history="1" r:id="rIdisl_dba9djnho5-j4aqvi">
         <w:r>
           <w:rPr>
             <w:rFonts w:ascii="Arial" w:cs="Arial" w:eastAsia="Arial" w:hAnsi="Arial"/>
@@ -22344,7 +22344,7 @@
         </w:rPr>
         <w:t xml:space="preserve"> (</w:t>
       </w:r>
-      <w:hyperlink w:history="1" r:id="rIdkz9yriawqwxih8rrgfsp8">
+      <w:hyperlink w:history="1" r:id="rIdkaeogewabvdtekgv9akkj">
         <w:r>
           <w:rPr>
             <w:rFonts w:ascii="Arial" w:cs="Arial" w:eastAsia="Arial" w:hAnsi="Arial"/>

--- a/data/outputs/v2/Physics/SS1.2_Mechanical_Properties_of_Materials/Physics_Mechanical_Properties_of_Materials_CBE_LessonSequence.docx
+++ b/data/outputs/v2/Physics/SS1.2_Mechanical_Properties_of_Materials/Physics_Mechanical_Properties_of_Materials_CBE_LessonSequence.docx
@@ -4,6 +4,7 @@
   <w:body>
     <w:p>
       <w:pPr>
+        <w:keepNext w:val="false"/>
         <w:spacing w:after="30" w:before="0"/>
         <w:jc w:val="center"/>
       </w:pPr>
@@ -23,6 +24,7 @@
     </w:p>
     <w:p>
       <w:pPr>
+        <w:keepNext w:val="false"/>
         <w:spacing w:after="60" w:before="0"/>
         <w:jc w:val="center"/>
       </w:pPr>
@@ -81,6 +83,7 @@
           </w:tcPr>
           <w:p>
             <w:pPr>
+              <w:keepNext w:val="false"/>
               <w:spacing w:after="40" w:before="0"/>
               <w:jc w:val="center"/>
             </w:pPr>
@@ -115,6 +118,7 @@
           </w:tcPr>
           <w:p>
             <w:pPr>
+              <w:keepNext w:val="false"/>
               <w:spacing w:after="40" w:before="0"/>
               <w:jc w:val="left"/>
             </w:pPr>
@@ -147,6 +151,7 @@
           </w:tcPr>
           <w:p>
             <w:pPr>
+              <w:keepNext w:val="false"/>
               <w:spacing w:after="40" w:before="0"/>
               <w:jc w:val="left"/>
             </w:pPr>
@@ -181,6 +186,7 @@
           </w:tcPr>
           <w:p>
             <w:pPr>
+              <w:keepNext w:val="false"/>
               <w:spacing w:after="40" w:before="0"/>
               <w:jc w:val="left"/>
             </w:pPr>
@@ -213,6 +219,7 @@
           </w:tcPr>
           <w:p>
             <w:pPr>
+              <w:keepNext w:val="false"/>
               <w:spacing w:after="40" w:before="0"/>
               <w:jc w:val="left"/>
             </w:pPr>
@@ -247,6 +254,7 @@
           </w:tcPr>
           <w:p>
             <w:pPr>
+              <w:keepNext w:val="false"/>
               <w:spacing w:after="40" w:before="0"/>
               <w:jc w:val="left"/>
             </w:pPr>
@@ -279,6 +287,7 @@
           </w:tcPr>
           <w:p>
             <w:pPr>
+              <w:keepNext w:val="false"/>
               <w:spacing w:after="40" w:before="0"/>
               <w:jc w:val="left"/>
             </w:pPr>
@@ -313,6 +322,7 @@
           </w:tcPr>
           <w:p>
             <w:pPr>
+              <w:keepNext w:val="false"/>
               <w:spacing w:after="40" w:before="0"/>
               <w:jc w:val="left"/>
             </w:pPr>
@@ -345,6 +355,7 @@
           </w:tcPr>
           <w:p>
             <w:pPr>
+              <w:keepNext w:val="false"/>
               <w:spacing w:after="40" w:before="0"/>
               <w:jc w:val="left"/>
             </w:pPr>
@@ -379,6 +390,7 @@
           </w:tcPr>
           <w:p>
             <w:pPr>
+              <w:keepNext w:val="false"/>
               <w:spacing w:after="40" w:before="0"/>
               <w:jc w:val="left"/>
             </w:pPr>
@@ -411,6 +423,7 @@
           </w:tcPr>
           <w:p>
             <w:pPr>
+              <w:keepNext w:val="false"/>
               <w:spacing w:after="40" w:before="0"/>
               <w:jc w:val="left"/>
             </w:pPr>
@@ -445,6 +458,7 @@
           </w:tcPr>
           <w:p>
             <w:pPr>
+              <w:keepNext w:val="false"/>
               <w:spacing w:after="40" w:before="0"/>
               <w:jc w:val="left"/>
             </w:pPr>
@@ -632,6 +646,7 @@
           </w:tcPr>
           <w:p>
             <w:pPr>
+              <w:keepNext w:val="false"/>
               <w:spacing w:after="40" w:before="0"/>
               <w:jc w:val="left"/>
             </w:pPr>
@@ -664,6 +679,7 @@
           </w:tcPr>
           <w:p>
             <w:pPr>
+              <w:keepNext w:val="false"/>
               <w:spacing w:after="40" w:before="0"/>
               <w:jc w:val="left"/>
             </w:pPr>
@@ -683,6 +699,7 @@
           </w:p>
           <w:p>
             <w:pPr>
+              <w:keepNext w:val="false"/>
               <w:spacing w:after="40" w:before="0"/>
               <w:jc w:val="left"/>
             </w:pPr>
@@ -702,6 +719,7 @@
           </w:p>
           <w:p>
             <w:pPr>
+              <w:keepNext w:val="false"/>
               <w:spacing w:after="40" w:before="0"/>
               <w:jc w:val="left"/>
             </w:pPr>
@@ -721,6 +739,7 @@
           </w:p>
           <w:p>
             <w:pPr>
+              <w:keepNext w:val="false"/>
               <w:spacing w:after="40" w:before="0"/>
               <w:jc w:val="left"/>
             </w:pPr>
@@ -740,6 +759,7 @@
           </w:p>
           <w:p>
             <w:pPr>
+              <w:keepNext w:val="false"/>
               <w:spacing w:after="40" w:before="0"/>
               <w:jc w:val="left"/>
             </w:pPr>
@@ -759,6 +779,7 @@
           </w:p>
           <w:p>
             <w:pPr>
+              <w:keepNext w:val="false"/>
               <w:spacing w:after="40" w:before="0"/>
               <w:jc w:val="left"/>
             </w:pPr>
@@ -778,6 +799,7 @@
           </w:p>
           <w:p>
             <w:pPr>
+              <w:keepNext w:val="false"/>
               <w:spacing w:after="40" w:before="0"/>
               <w:jc w:val="left"/>
             </w:pPr>
@@ -797,6 +819,7 @@
           </w:p>
           <w:p>
             <w:pPr>
+              <w:keepNext w:val="false"/>
               <w:spacing w:after="40" w:before="0"/>
               <w:jc w:val="left"/>
             </w:pPr>
@@ -831,6 +854,7 @@
           </w:tcPr>
           <w:p>
             <w:pPr>
+              <w:keepNext w:val="false"/>
               <w:spacing w:after="40" w:before="0"/>
               <w:jc w:val="left"/>
             </w:pPr>
@@ -958,6 +982,7 @@
           </w:tcPr>
           <w:p>
             <w:pPr>
+              <w:keepNext w:val="false"/>
               <w:spacing w:after="40" w:before="0"/>
               <w:jc w:val="left"/>
             </w:pPr>
@@ -1065,6 +1090,7 @@
           </w:tcPr>
           <w:p>
             <w:pPr>
+              <w:keepNext w:val="false"/>
               <w:spacing w:after="40" w:before="0"/>
               <w:jc w:val="left"/>
             </w:pPr>
@@ -1192,6 +1218,7 @@
           </w:tcPr>
           <w:p>
             <w:pPr>
+              <w:keepNext w:val="false"/>
               <w:spacing w:after="40" w:before="0"/>
               <w:jc w:val="left"/>
             </w:pPr>
@@ -1299,6 +1326,7 @@
           </w:tcPr>
           <w:p>
             <w:pPr>
+              <w:keepNext w:val="false"/>
               <w:spacing w:after="40" w:before="0"/>
               <w:jc w:val="left"/>
             </w:pPr>
@@ -1446,6 +1474,7 @@
           </w:tcPr>
           <w:p>
             <w:pPr>
+              <w:keepNext w:val="false"/>
               <w:spacing w:after="40" w:before="0"/>
               <w:jc w:val="left"/>
             </w:pPr>
@@ -1478,6 +1507,7 @@
           </w:tcPr>
           <w:p>
             <w:pPr>
+              <w:keepNext w:val="false"/>
               <w:spacing w:after="40" w:before="0"/>
               <w:jc w:val="left"/>
             </w:pPr>
@@ -1512,6 +1542,7 @@
           </w:tcPr>
           <w:p>
             <w:pPr>
+              <w:keepNext w:val="false"/>
               <w:spacing w:after="40" w:before="0"/>
               <w:jc w:val="left"/>
             </w:pPr>
@@ -1544,6 +1575,7 @@
           </w:tcPr>
           <w:p>
             <w:pPr>
+              <w:keepNext w:val="false"/>
               <w:spacing w:after="40" w:before="0"/>
               <w:jc w:val="left"/>
             </w:pPr>
@@ -1563,6 +1595,7 @@
           </w:p>
           <w:p>
             <w:pPr>
+              <w:keepNext w:val="false"/>
               <w:spacing w:after="40" w:before="0"/>
               <w:jc w:val="left"/>
             </w:pPr>
@@ -1582,6 +1615,7 @@
           </w:p>
           <w:p>
             <w:pPr>
+              <w:keepNext w:val="false"/>
               <w:spacing w:after="40" w:before="0"/>
               <w:jc w:val="left"/>
             </w:pPr>
@@ -1601,6 +1635,7 @@
           </w:p>
           <w:p>
             <w:pPr>
+              <w:keepNext w:val="false"/>
               <w:spacing w:after="40" w:before="0"/>
               <w:jc w:val="left"/>
             </w:pPr>
@@ -1620,6 +1655,7 @@
           </w:p>
           <w:p>
             <w:pPr>
+              <w:keepNext w:val="false"/>
               <w:spacing w:after="40" w:before="0"/>
               <w:jc w:val="left"/>
             </w:pPr>
@@ -1654,6 +1690,7 @@
           </w:tcPr>
           <w:p>
             <w:pPr>
+              <w:keepNext w:val="false"/>
               <w:spacing w:after="40" w:before="0"/>
               <w:jc w:val="left"/>
             </w:pPr>
@@ -1686,6 +1723,7 @@
           </w:tcPr>
           <w:p>
             <w:pPr>
+              <w:keepNext w:val="false"/>
               <w:spacing w:after="40" w:before="0"/>
               <w:jc w:val="left"/>
             </w:pPr>
@@ -1705,6 +1743,7 @@
           </w:p>
           <w:p>
             <w:pPr>
+              <w:keepNext w:val="false"/>
               <w:spacing w:after="40" w:before="0"/>
               <w:jc w:val="left"/>
             </w:pPr>
@@ -1724,6 +1763,7 @@
           </w:p>
           <w:p>
             <w:pPr>
+              <w:keepNext w:val="false"/>
               <w:spacing w:after="40" w:before="0"/>
               <w:jc w:val="left"/>
             </w:pPr>
@@ -1743,6 +1783,7 @@
           </w:p>
           <w:p>
             <w:pPr>
+              <w:keepNext w:val="false"/>
               <w:spacing w:after="40" w:before="0"/>
               <w:jc w:val="left"/>
             </w:pPr>
@@ -1762,6 +1803,7 @@
           </w:p>
           <w:p>
             <w:pPr>
+              <w:keepNext w:val="false"/>
               <w:spacing w:after="40" w:before="0"/>
               <w:jc w:val="left"/>
             </w:pPr>
@@ -1796,6 +1838,7 @@
           </w:tcPr>
           <w:p>
             <w:pPr>
+              <w:keepNext w:val="false"/>
               <w:spacing w:after="40" w:before="0"/>
               <w:jc w:val="left"/>
             </w:pPr>
@@ -1828,6 +1871,7 @@
           </w:tcPr>
           <w:p>
             <w:pPr>
+              <w:keepNext w:val="false"/>
               <w:spacing w:after="40" w:before="0"/>
               <w:jc w:val="left"/>
             </w:pPr>
@@ -1847,6 +1891,7 @@
           </w:p>
           <w:p>
             <w:pPr>
+              <w:keepNext w:val="false"/>
               <w:spacing w:after="40" w:before="0"/>
               <w:jc w:val="left"/>
             </w:pPr>
@@ -1866,6 +1911,7 @@
           </w:p>
           <w:p>
             <w:pPr>
+              <w:keepNext w:val="false"/>
               <w:spacing w:after="40" w:before="0"/>
               <w:jc w:val="left"/>
             </w:pPr>
@@ -1885,6 +1931,7 @@
           </w:p>
           <w:p>
             <w:pPr>
+              <w:keepNext w:val="false"/>
               <w:spacing w:after="40" w:before="0"/>
               <w:jc w:val="left"/>
             </w:pPr>
@@ -1904,6 +1951,7 @@
           </w:p>
           <w:p>
             <w:pPr>
+              <w:keepNext w:val="false"/>
               <w:spacing w:after="40" w:before="0"/>
               <w:jc w:val="left"/>
             </w:pPr>
@@ -1923,6 +1971,7 @@
           </w:p>
           <w:p>
             <w:pPr>
+              <w:keepNext w:val="false"/>
               <w:spacing w:after="40" w:before="0"/>
               <w:jc w:val="left"/>
             </w:pPr>
@@ -1942,6 +1991,7 @@
           </w:p>
           <w:p>
             <w:pPr>
+              <w:keepNext w:val="false"/>
               <w:spacing w:after="40" w:before="0"/>
               <w:jc w:val="left"/>
             </w:pPr>
@@ -1961,6 +2011,7 @@
           </w:p>
           <w:p>
             <w:pPr>
+              <w:keepNext w:val="false"/>
               <w:spacing w:after="40" w:before="0"/>
               <w:jc w:val="left"/>
             </w:pPr>
@@ -1980,6 +2031,7 @@
           </w:p>
           <w:p>
             <w:pPr>
+              <w:keepNext w:val="false"/>
               <w:spacing w:after="40" w:before="0"/>
               <w:jc w:val="left"/>
             </w:pPr>
@@ -1999,6 +2051,7 @@
           </w:p>
           <w:p>
             <w:pPr>
+              <w:keepNext w:val="false"/>
               <w:spacing w:after="40" w:before="0"/>
               <w:jc w:val="left"/>
             </w:pPr>
@@ -2018,6 +2071,7 @@
           </w:p>
           <w:p>
             <w:pPr>
+              <w:keepNext w:val="false"/>
               <w:spacing w:after="40" w:before="0"/>
               <w:jc w:val="left"/>
             </w:pPr>
@@ -2037,6 +2091,7 @@
           </w:p>
           <w:p>
             <w:pPr>
+              <w:keepNext w:val="false"/>
               <w:spacing w:after="40" w:before="0"/>
               <w:jc w:val="left"/>
             </w:pPr>
@@ -2056,6 +2111,7 @@
           </w:p>
           <w:p>
             <w:pPr>
+              <w:keepNext w:val="false"/>
               <w:spacing w:after="40" w:before="0"/>
               <w:jc w:val="left"/>
             </w:pPr>
@@ -2075,6 +2131,7 @@
           </w:p>
           <w:p>
             <w:pPr>
+              <w:keepNext w:val="false"/>
               <w:spacing w:after="40" w:before="0"/>
               <w:jc w:val="left"/>
             </w:pPr>
@@ -2094,6 +2151,7 @@
           </w:p>
           <w:p>
             <w:pPr>
+              <w:keepNext w:val="false"/>
               <w:spacing w:after="40" w:before="0"/>
               <w:jc w:val="left"/>
             </w:pPr>
@@ -2113,6 +2171,7 @@
           </w:p>
           <w:p>
             <w:pPr>
+              <w:keepNext w:val="false"/>
               <w:spacing w:after="40" w:before="0"/>
               <w:jc w:val="left"/>
             </w:pPr>
@@ -2132,6 +2191,7 @@
           </w:p>
           <w:p>
             <w:pPr>
+              <w:keepNext w:val="false"/>
               <w:spacing w:after="40" w:before="0"/>
               <w:jc w:val="left"/>
             </w:pPr>
@@ -2166,6 +2226,7 @@
           </w:tcPr>
           <w:p>
             <w:pPr>
+              <w:keepNext w:val="false"/>
               <w:spacing w:after="40" w:before="0"/>
               <w:jc w:val="left"/>
             </w:pPr>
@@ -2397,7 +2458,7 @@
         </w:rPr>
         <w:t xml:space="preserve">© 2026 SeaVuria and ARES. This work is licensed under a </w:t>
       </w:r>
-      <w:hyperlink w:history="1" r:id="rIdj92ytsu_l5hytwaei0lt2">
+      <w:hyperlink w:history="1" r:id="rIdd1l3ts7zu6r2ne8jclphl">
         <w:r>
           <w:rPr>
             <w:rFonts w:ascii="Arial" w:cs="Arial" w:eastAsia="Arial" w:hAnsi="Arial"/>
@@ -2417,7 +2478,7 @@
         </w:rPr>
         <w:t xml:space="preserve"> (</w:t>
       </w:r>
-      <w:hyperlink w:history="1" r:id="rIdm5avzfgpnsmv9wpt1r1m5">
+      <w:hyperlink w:history="1" r:id="rIdny6kkggeig_uvhwizc4gi">
         <w:r>
           <w:rPr>
             <w:rFonts w:ascii="Arial" w:cs="Arial" w:eastAsia="Arial" w:hAnsi="Arial"/>
@@ -2437,7 +2498,7 @@
         </w:rPr>
         <w:t xml:space="preserve">). To view a copy of this license, visit </w:t>
       </w:r>
-      <w:hyperlink w:history="1" r:id="rIdxhxdalw0vva8gdctaninr">
+      <w:hyperlink w:history="1" r:id="rIdqjf-jxmu9zotxmgmpwxkd">
         <w:r>
           <w:rPr>
             <w:rFonts w:ascii="Arial" w:cs="Arial" w:eastAsia="Arial" w:hAnsi="Arial"/>
@@ -2496,6 +2557,7 @@
           </w:tcPr>
           <w:p>
             <w:pPr>
+              <w:keepNext w:val="false"/>
               <w:spacing w:after="40" w:before="0"/>
               <w:jc w:val="center"/>
             </w:pPr>
@@ -2531,6 +2593,7 @@
           </w:tcPr>
           <w:p>
             <w:pPr>
+              <w:keepNext w:val="false"/>
               <w:spacing w:after="40" w:before="0"/>
               <w:jc w:val="center"/>
             </w:pPr>
@@ -2565,6 +2628,7 @@
           </w:tcPr>
           <w:p>
             <w:pPr>
+              <w:keepNext w:val="false"/>
               <w:spacing w:after="40" w:before="0"/>
               <w:jc w:val="left"/>
             </w:pPr>
@@ -2597,6 +2661,7 @@
           </w:tcPr>
           <w:p>
             <w:pPr>
+              <w:keepNext w:val="false"/>
               <w:spacing w:after="40" w:before="0"/>
               <w:jc w:val="left"/>
             </w:pPr>
@@ -2631,6 +2696,7 @@
           </w:tcPr>
           <w:p>
             <w:pPr>
+              <w:keepNext w:val="false"/>
               <w:spacing w:after="40" w:before="0"/>
               <w:jc w:val="left"/>
             </w:pPr>
@@ -2663,6 +2729,7 @@
           </w:tcPr>
           <w:p>
             <w:pPr>
+              <w:keepNext w:val="false"/>
               <w:spacing w:after="40" w:before="0"/>
               <w:jc w:val="left"/>
             </w:pPr>
@@ -2697,6 +2764,7 @@
           </w:tcPr>
           <w:p>
             <w:pPr>
+              <w:keepNext w:val="false"/>
               <w:spacing w:after="40" w:before="0"/>
               <w:jc w:val="left"/>
             </w:pPr>
@@ -2729,6 +2797,7 @@
           </w:tcPr>
           <w:p>
             <w:pPr>
+              <w:keepNext w:val="false"/>
               <w:spacing w:after="40" w:before="0"/>
               <w:jc w:val="left"/>
             </w:pPr>
@@ -2763,6 +2832,7 @@
           </w:tcPr>
           <w:p>
             <w:pPr>
+              <w:keepNext w:val="false"/>
               <w:spacing w:after="40" w:before="0"/>
               <w:jc w:val="left"/>
             </w:pPr>
@@ -2795,6 +2865,7 @@
           </w:tcPr>
           <w:p>
             <w:pPr>
+              <w:keepNext w:val="false"/>
               <w:spacing w:after="40" w:before="0"/>
               <w:jc w:val="left"/>
             </w:pPr>
@@ -2829,6 +2900,7 @@
           </w:tcPr>
           <w:p>
             <w:pPr>
+              <w:keepNext w:val="false"/>
               <w:spacing w:after="40" w:before="0"/>
               <w:jc w:val="left"/>
             </w:pPr>
@@ -2861,6 +2933,7 @@
           </w:tcPr>
           <w:p>
             <w:pPr>
+              <w:keepNext w:val="false"/>
               <w:spacing w:after="40" w:before="0"/>
               <w:jc w:val="left"/>
             </w:pPr>
@@ -2895,6 +2968,7 @@
           </w:tcPr>
           <w:p>
             <w:pPr>
+              <w:keepNext w:val="false"/>
               <w:spacing w:after="40" w:before="0"/>
               <w:jc w:val="left"/>
             </w:pPr>
@@ -2927,6 +3001,7 @@
           </w:tcPr>
           <w:p>
             <w:pPr>
+              <w:keepNext w:val="false"/>
               <w:spacing w:after="40" w:before="0"/>
               <w:jc w:val="left"/>
             </w:pPr>
@@ -2961,6 +3036,7 @@
           </w:tcPr>
           <w:p>
             <w:pPr>
+              <w:keepNext w:val="false"/>
               <w:spacing w:after="40" w:before="0"/>
               <w:jc w:val="left"/>
             </w:pPr>
@@ -2993,6 +3069,7 @@
           </w:tcPr>
           <w:p>
             <w:pPr>
+              <w:keepNext w:val="false"/>
               <w:spacing w:after="40" w:before="0"/>
               <w:jc w:val="left"/>
             </w:pPr>
@@ -3027,6 +3104,7 @@
           </w:tcPr>
           <w:p>
             <w:pPr>
+              <w:keepNext w:val="false"/>
               <w:spacing w:after="40" w:before="0"/>
               <w:jc w:val="left"/>
             </w:pPr>
@@ -3059,6 +3137,7 @@
           </w:tcPr>
           <w:p>
             <w:pPr>
+              <w:keepNext w:val="false"/>
               <w:spacing w:after="40" w:before="0"/>
               <w:jc w:val="left"/>
             </w:pPr>
@@ -3118,6 +3197,7 @@
           </w:tcPr>
           <w:p>
             <w:pPr>
+              <w:keepNext w:val="false"/>
               <w:spacing w:after="40" w:before="0"/>
               <w:jc w:val="center"/>
             </w:pPr>
@@ -3152,6 +3232,7 @@
           </w:tcPr>
           <w:p>
             <w:pPr>
+              <w:keepNext w:val="false"/>
               <w:spacing w:after="40" w:before="0"/>
               <w:jc w:val="left"/>
             </w:pPr>
@@ -3216,6 +3297,7 @@
           </w:tcPr>
           <w:p>
             <w:pPr>
+              <w:keepNext w:val="false"/>
               <w:spacing w:after="40" w:before="0"/>
               <w:jc w:val="center"/>
             </w:pPr>
@@ -3250,6 +3332,7 @@
           </w:tcPr>
           <w:p>
             <w:pPr>
+              <w:keepNext w:val="false"/>
               <w:spacing w:after="40" w:before="0"/>
               <w:jc w:val="left"/>
             </w:pPr>
@@ -3282,6 +3365,7 @@
           </w:tcPr>
           <w:p>
             <w:pPr>
+              <w:keepNext w:val="false"/>
               <w:spacing w:after="40" w:before="0"/>
               <w:jc w:val="left"/>
             </w:pPr>
@@ -3314,6 +3398,7 @@
           </w:tcPr>
           <w:p>
             <w:pPr>
+              <w:keepNext w:val="false"/>
               <w:spacing w:after="40" w:before="0"/>
               <w:jc w:val="left"/>
             </w:pPr>
@@ -3346,6 +3431,7 @@
           </w:tcPr>
           <w:p>
             <w:pPr>
+              <w:keepNext w:val="false"/>
               <w:spacing w:after="40" w:before="0"/>
               <w:jc w:val="left"/>
             </w:pPr>
@@ -3378,6 +3464,7 @@
           </w:tcPr>
           <w:p>
             <w:pPr>
+              <w:keepNext w:val="false"/>
               <w:spacing w:after="40" w:before="0"/>
               <w:jc w:val="left"/>
             </w:pPr>
@@ -3412,6 +3499,7 @@
           </w:tcPr>
           <w:p>
             <w:pPr>
+              <w:keepNext w:val="false"/>
               <w:spacing w:after="40" w:before="0"/>
               <w:jc w:val="left"/>
             </w:pPr>
@@ -3449,7 +3537,7 @@
             <w:pPr>
               <w:spacing w:after="20" w:before="0"/>
             </w:pPr>
-            <w:hyperlink w:history="1" r:id="rIdlcdg5cm8daaz6sgjkxugv">
+            <w:hyperlink w:history="1" r:id="rIdhrq5hm8gwfnuqjpva_d8y">
               <w:r>
                 <w:rPr>
                   <w:rFonts w:ascii="Arial" w:cs="Arial" w:eastAsia="Arial" w:hAnsi="Arial"/>
@@ -3498,7 +3586,7 @@
               <w:spacing w:after="10" w:before="0"/>
               <w:ind w:left="120"/>
             </w:pPr>
-            <w:hyperlink w:history="1" r:id="rId_294ltzjusvepe-zc3ymc">
+            <w:hyperlink w:history="1" r:id="rIdyx-3i7z7d2aiqwjvv4j06">
               <w:r>
                 <w:rPr>
                   <w:rFonts w:ascii="Arial" w:cs="Arial" w:eastAsia="Arial" w:hAnsi="Arial"/>
@@ -3543,7 +3631,7 @@
             <w:pPr>
               <w:spacing w:after="20" w:before="0"/>
             </w:pPr>
-            <w:hyperlink w:history="1" r:id="rIdilfru25j-helm78wdrt3k">
+            <w:hyperlink w:history="1" r:id="rIdro6yioi08k9q7_xpi4qx3">
               <w:r>
                 <w:rPr>
                   <w:rFonts w:ascii="Arial" w:cs="Arial" w:eastAsia="Arial" w:hAnsi="Arial"/>
@@ -3592,7 +3680,7 @@
               <w:spacing w:after="10" w:before="0"/>
               <w:ind w:left="120"/>
             </w:pPr>
-            <w:hyperlink w:history="1" r:id="rIdib3td859ejdnmnqgi11p2">
+            <w:hyperlink w:history="1" r:id="rIdfboxcb8_nefx1pcdaa7cw">
               <w:r>
                 <w:rPr>
                   <w:rFonts w:ascii="Arial" w:cs="Arial" w:eastAsia="Arial" w:hAnsi="Arial"/>
@@ -3620,6 +3708,7 @@
           </w:tcPr>
           <w:p>
             <w:pPr>
+              <w:keepNext w:val="false"/>
               <w:spacing w:after="40" w:before="0"/>
               <w:jc w:val="left"/>
             </w:pPr>
@@ -3652,6 +3741,7 @@
           </w:tcPr>
           <w:p>
             <w:pPr>
+              <w:keepNext w:val="false"/>
               <w:spacing w:after="40" w:before="0"/>
               <w:jc w:val="left"/>
             </w:pPr>
@@ -3684,6 +3774,7 @@
           </w:tcPr>
           <w:p>
             <w:pPr>
+              <w:keepNext w:val="false"/>
               <w:spacing w:after="40" w:before="0"/>
               <w:jc w:val="left"/>
             </w:pPr>
@@ -3716,6 +3807,7 @@
           </w:tcPr>
           <w:p>
             <w:pPr>
+              <w:keepNext w:val="false"/>
               <w:spacing w:after="40" w:before="0"/>
               <w:jc w:val="left"/>
             </w:pPr>
@@ -3750,6 +3842,7 @@
           </w:tcPr>
           <w:p>
             <w:pPr>
+              <w:keepNext w:val="false"/>
               <w:spacing w:after="40" w:before="0"/>
               <w:jc w:val="left"/>
             </w:pPr>
@@ -3787,7 +3880,7 @@
             <w:pPr>
               <w:spacing w:after="20" w:before="0"/>
             </w:pPr>
-            <w:hyperlink w:history="1" r:id="rId5znwzbzdyiavnmizv1zcj">
+            <w:hyperlink w:history="1" r:id="rIdi6seqx36nt2lgg44lktb0">
               <w:r>
                 <w:rPr>
                   <w:rFonts w:ascii="Arial" w:cs="Arial" w:eastAsia="Arial" w:hAnsi="Arial"/>
@@ -3836,7 +3929,7 @@
               <w:spacing w:after="10" w:before="0"/>
               <w:ind w:left="120"/>
             </w:pPr>
-            <w:hyperlink w:history="1" r:id="rIdj4-sq8dpef2f6wolbnwgg">
+            <w:hyperlink w:history="1" r:id="rId6mg7kpnhleygz_wfj5xrv">
               <w:r>
                 <w:rPr>
                   <w:rFonts w:ascii="Arial" w:cs="Arial" w:eastAsia="Arial" w:hAnsi="Arial"/>
@@ -3881,7 +3974,7 @@
             <w:pPr>
               <w:spacing w:after="20" w:before="0"/>
             </w:pPr>
-            <w:hyperlink w:history="1" r:id="rIdfujcmrwjn2qwrfx6zrea8">
+            <w:hyperlink w:history="1" r:id="rIdu2o4niph52tst1kpvmnxa">
               <w:r>
                 <w:rPr>
                   <w:rFonts w:ascii="Arial" w:cs="Arial" w:eastAsia="Arial" w:hAnsi="Arial"/>
@@ -3930,7 +4023,7 @@
               <w:spacing w:after="10" w:before="0"/>
               <w:ind w:left="120"/>
             </w:pPr>
-            <w:hyperlink w:history="1" r:id="rId799oo2g-pefpnruys2yng">
+            <w:hyperlink w:history="1" r:id="rIdlqa4hnugf4jdfmzdpe0c_">
               <w:r>
                 <w:rPr>
                   <w:rFonts w:ascii="Arial" w:cs="Arial" w:eastAsia="Arial" w:hAnsi="Arial"/>
@@ -3958,6 +4051,7 @@
           </w:tcPr>
           <w:p>
             <w:pPr>
+              <w:keepNext w:val="false"/>
               <w:spacing w:after="40" w:before="0"/>
               <w:jc w:val="left"/>
             </w:pPr>
@@ -3990,6 +4084,7 @@
           </w:tcPr>
           <w:p>
             <w:pPr>
+              <w:keepNext w:val="false"/>
               <w:spacing w:after="40" w:before="0"/>
               <w:jc w:val="left"/>
             </w:pPr>
@@ -4022,6 +4117,7 @@
           </w:tcPr>
           <w:p>
             <w:pPr>
+              <w:keepNext w:val="false"/>
               <w:spacing w:after="40" w:before="0"/>
               <w:jc w:val="left"/>
             </w:pPr>
@@ -4054,6 +4150,7 @@
           </w:tcPr>
           <w:p>
             <w:pPr>
+              <w:keepNext w:val="false"/>
               <w:spacing w:after="40" w:before="0"/>
               <w:jc w:val="left"/>
             </w:pPr>
@@ -4088,6 +4185,7 @@
           </w:tcPr>
           <w:p>
             <w:pPr>
+              <w:keepNext w:val="false"/>
               <w:spacing w:after="40" w:before="0"/>
               <w:jc w:val="left"/>
             </w:pPr>
@@ -4125,7 +4223,7 @@
             <w:pPr>
               <w:spacing w:after="20" w:before="0"/>
             </w:pPr>
-            <w:hyperlink w:history="1" r:id="rId5ndrgiqhfo-oozbhsuzqb">
+            <w:hyperlink w:history="1" r:id="rIdbecqtcywpqnpi2v4okhde">
               <w:r>
                 <w:rPr>
                   <w:rFonts w:ascii="Arial" w:cs="Arial" w:eastAsia="Arial" w:hAnsi="Arial"/>
@@ -4174,7 +4272,7 @@
               <w:spacing w:after="10" w:before="0"/>
               <w:ind w:left="120"/>
             </w:pPr>
-            <w:hyperlink w:history="1" r:id="rIdr7c8-7yqrxvoe51tv_ihw">
+            <w:hyperlink w:history="1" r:id="rIdhpjpe_uanlzyjn0_rvv2l">
               <w:r>
                 <w:rPr>
                   <w:rFonts w:ascii="Arial" w:cs="Arial" w:eastAsia="Arial" w:hAnsi="Arial"/>
@@ -4219,7 +4317,7 @@
             <w:pPr>
               <w:spacing w:after="20" w:before="0"/>
             </w:pPr>
-            <w:hyperlink w:history="1" r:id="rIdo-mnoen-yf8n0wfvjgohf">
+            <w:hyperlink w:history="1" r:id="rId7clp9jcacmkbcbcpx0zww">
               <w:r>
                 <w:rPr>
                   <w:rFonts w:ascii="Arial" w:cs="Arial" w:eastAsia="Arial" w:hAnsi="Arial"/>
@@ -4268,7 +4366,7 @@
               <w:spacing w:after="10" w:before="0"/>
               <w:ind w:left="120"/>
             </w:pPr>
-            <w:hyperlink w:history="1" r:id="rIdmg33hhdk7fygipbgt9hbl">
+            <w:hyperlink w:history="1" r:id="rIdin3idu-_bgdylfte4jvqu">
               <w:r>
                 <w:rPr>
                   <w:rFonts w:ascii="Arial" w:cs="Arial" w:eastAsia="Arial" w:hAnsi="Arial"/>
@@ -4296,6 +4394,7 @@
           </w:tcPr>
           <w:p>
             <w:pPr>
+              <w:keepNext w:val="false"/>
               <w:spacing w:after="40" w:before="0"/>
               <w:jc w:val="left"/>
             </w:pPr>
@@ -4328,6 +4427,7 @@
           </w:tcPr>
           <w:p>
             <w:pPr>
+              <w:keepNext w:val="false"/>
               <w:spacing w:after="40" w:before="0"/>
               <w:jc w:val="left"/>
             </w:pPr>
@@ -4360,6 +4460,7 @@
           </w:tcPr>
           <w:p>
             <w:pPr>
+              <w:keepNext w:val="false"/>
               <w:spacing w:after="40" w:before="0"/>
               <w:jc w:val="left"/>
             </w:pPr>
@@ -4392,6 +4493,7 @@
           </w:tcPr>
           <w:p>
             <w:pPr>
+              <w:keepNext w:val="false"/>
               <w:spacing w:after="40" w:before="0"/>
               <w:jc w:val="left"/>
             </w:pPr>
@@ -4426,6 +4528,7 @@
           </w:tcPr>
           <w:p>
             <w:pPr>
+              <w:keepNext w:val="false"/>
               <w:spacing w:after="40" w:before="0"/>
               <w:jc w:val="left"/>
             </w:pPr>
@@ -4463,7 +4566,7 @@
             <w:pPr>
               <w:spacing w:after="20" w:before="0"/>
             </w:pPr>
-            <w:hyperlink w:history="1" r:id="rIdilcptervmgfmqa_o1pvye">
+            <w:hyperlink w:history="1" r:id="rIdq04q37jkntzewc0hmuykg">
               <w:r>
                 <w:rPr>
                   <w:rFonts w:ascii="Arial" w:cs="Arial" w:eastAsia="Arial" w:hAnsi="Arial"/>
@@ -4512,7 +4615,7 @@
               <w:spacing w:after="10" w:before="0"/>
               <w:ind w:left="120"/>
             </w:pPr>
-            <w:hyperlink w:history="1" r:id="rIdlkaeps5pgw9agsneq6wjb">
+            <w:hyperlink w:history="1" r:id="rIdstru7yegbswrs6q3a2b1c">
               <w:r>
                 <w:rPr>
                   <w:rFonts w:ascii="Arial" w:cs="Arial" w:eastAsia="Arial" w:hAnsi="Arial"/>
@@ -4557,7 +4660,7 @@
             <w:pPr>
               <w:spacing w:after="20" w:before="0"/>
             </w:pPr>
-            <w:hyperlink w:history="1" r:id="rIdxdad34hojpwfigkhdnrwi">
+            <w:hyperlink w:history="1" r:id="rIdbcpat91pnmnnhsfyr6pcp">
               <w:r>
                 <w:rPr>
                   <w:rFonts w:ascii="Arial" w:cs="Arial" w:eastAsia="Arial" w:hAnsi="Arial"/>
@@ -4606,7 +4709,7 @@
               <w:spacing w:after="10" w:before="0"/>
               <w:ind w:left="120"/>
             </w:pPr>
-            <w:hyperlink w:history="1" r:id="rIdck4tulnhbx3g-m7zmpnej">
+            <w:hyperlink w:history="1" r:id="rIdsqvxzxdqgikrzehjg_mdm">
               <w:r>
                 <w:rPr>
                   <w:rFonts w:ascii="Arial" w:cs="Arial" w:eastAsia="Arial" w:hAnsi="Arial"/>
@@ -4634,6 +4737,7 @@
           </w:tcPr>
           <w:p>
             <w:pPr>
+              <w:keepNext w:val="false"/>
               <w:spacing w:after="40" w:before="0"/>
               <w:jc w:val="left"/>
             </w:pPr>
@@ -4666,6 +4770,7 @@
           </w:tcPr>
           <w:p>
             <w:pPr>
+              <w:keepNext w:val="false"/>
               <w:spacing w:after="40" w:before="0"/>
               <w:jc w:val="left"/>
             </w:pPr>
@@ -4698,6 +4803,7 @@
           </w:tcPr>
           <w:p>
             <w:pPr>
+              <w:keepNext w:val="false"/>
               <w:spacing w:after="40" w:before="0"/>
               <w:jc w:val="left"/>
             </w:pPr>
@@ -4730,6 +4836,7 @@
           </w:tcPr>
           <w:p>
             <w:pPr>
+              <w:keepNext w:val="false"/>
               <w:spacing w:after="40" w:before="0"/>
               <w:jc w:val="left"/>
             </w:pPr>
@@ -4764,6 +4871,7 @@
           </w:tcPr>
           <w:p>
             <w:pPr>
+              <w:keepNext w:val="false"/>
               <w:spacing w:after="40" w:before="0"/>
               <w:jc w:val="left"/>
             </w:pPr>
@@ -4801,7 +4909,7 @@
             <w:pPr>
               <w:spacing w:after="20" w:before="0"/>
             </w:pPr>
-            <w:hyperlink w:history="1" r:id="rIdtmcmxflqiwthrnuxiyh1h">
+            <w:hyperlink w:history="1" r:id="rIdvudej0xxmvxvi5u_0zdia">
               <w:r>
                 <w:rPr>
                   <w:rFonts w:ascii="Arial" w:cs="Arial" w:eastAsia="Arial" w:hAnsi="Arial"/>
@@ -4850,7 +4958,7 @@
               <w:spacing w:after="10" w:before="0"/>
               <w:ind w:left="120"/>
             </w:pPr>
-            <w:hyperlink w:history="1" r:id="rId-6gwbg3_u9_by6jliypwz">
+            <w:hyperlink w:history="1" r:id="rIdxnke9uv3yklxusxcmgh0l">
               <w:r>
                 <w:rPr>
                   <w:rFonts w:ascii="Arial" w:cs="Arial" w:eastAsia="Arial" w:hAnsi="Arial"/>
@@ -4895,7 +5003,7 @@
             <w:pPr>
               <w:spacing w:after="20" w:before="0"/>
             </w:pPr>
-            <w:hyperlink w:history="1" r:id="rIdo-bnvm2s-9xghhjeqc2bi">
+            <w:hyperlink w:history="1" r:id="rIdzlzecpd4s-kq4ofyac3hz">
               <w:r>
                 <w:rPr>
                   <w:rFonts w:ascii="Arial" w:cs="Arial" w:eastAsia="Arial" w:hAnsi="Arial"/>
@@ -4944,7 +5052,7 @@
               <w:spacing w:after="10" w:before="0"/>
               <w:ind w:left="120"/>
             </w:pPr>
-            <w:hyperlink w:history="1" r:id="rIdg9ul8xodfkqpt87gkwk9s">
+            <w:hyperlink w:history="1" r:id="rIdpusqewhv0_y_8eiau7vof">
               <w:r>
                 <w:rPr>
                   <w:rFonts w:ascii="Arial" w:cs="Arial" w:eastAsia="Arial" w:hAnsi="Arial"/>
@@ -4972,6 +5080,7 @@
           </w:tcPr>
           <w:p>
             <w:pPr>
+              <w:keepNext w:val="false"/>
               <w:spacing w:after="40" w:before="0"/>
               <w:jc w:val="left"/>
             </w:pPr>
@@ -5004,6 +5113,7 @@
           </w:tcPr>
           <w:p>
             <w:pPr>
+              <w:keepNext w:val="false"/>
               <w:spacing w:after="40" w:before="0"/>
               <w:jc w:val="left"/>
             </w:pPr>
@@ -5036,6 +5146,7 @@
           </w:tcPr>
           <w:p>
             <w:pPr>
+              <w:keepNext w:val="false"/>
               <w:spacing w:after="40" w:before="0"/>
               <w:jc w:val="left"/>
             </w:pPr>
@@ -5068,6 +5179,7 @@
           </w:tcPr>
           <w:p>
             <w:pPr>
+              <w:keepNext w:val="false"/>
               <w:spacing w:after="40" w:before="0"/>
               <w:jc w:val="left"/>
             </w:pPr>
@@ -5127,6 +5239,7 @@
           </w:tcPr>
           <w:p>
             <w:pPr>
+              <w:keepNext w:val="false"/>
               <w:spacing w:after="40" w:before="0"/>
               <w:jc w:val="center"/>
             </w:pPr>
@@ -5161,6 +5274,7 @@
           </w:tcPr>
           <w:p>
             <w:pPr>
+              <w:keepNext w:val="false"/>
               <w:spacing w:after="40" w:before="0"/>
               <w:jc w:val="left"/>
             </w:pPr>
@@ -5222,6 +5336,7 @@
           </w:tcPr>
           <w:p>
             <w:pPr>
+              <w:keepNext w:val="false"/>
               <w:spacing w:after="40" w:before="0"/>
               <w:jc w:val="center"/>
             </w:pPr>
@@ -5256,6 +5371,7 @@
           </w:tcPr>
           <w:p>
             <w:pPr>
+              <w:keepNext w:val="false"/>
               <w:spacing w:after="40" w:before="0"/>
               <w:jc w:val="left"/>
             </w:pPr>
@@ -5288,6 +5404,7 @@
           </w:tcPr>
           <w:p>
             <w:pPr>
+              <w:keepNext w:val="false"/>
               <w:spacing w:after="40" w:before="0"/>
               <w:jc w:val="left"/>
             </w:pPr>
@@ -5322,6 +5439,7 @@
           </w:tcPr>
           <w:p>
             <w:pPr>
+              <w:keepNext w:val="false"/>
               <w:spacing w:after="40" w:before="0"/>
               <w:jc w:val="left"/>
             </w:pPr>
@@ -5354,6 +5472,7 @@
           </w:tcPr>
           <w:p>
             <w:pPr>
+              <w:keepNext w:val="false"/>
               <w:spacing w:after="40" w:before="0"/>
               <w:jc w:val="left"/>
             </w:pPr>
@@ -5388,6 +5507,7 @@
           </w:tcPr>
           <w:p>
             <w:pPr>
+              <w:keepNext w:val="false"/>
               <w:spacing w:after="40" w:before="0"/>
               <w:jc w:val="left"/>
             </w:pPr>
@@ -5420,6 +5540,7 @@
           </w:tcPr>
           <w:p>
             <w:pPr>
+              <w:keepNext w:val="false"/>
               <w:spacing w:after="40" w:before="0"/>
               <w:jc w:val="left"/>
             </w:pPr>
@@ -5456,7 +5577,7 @@
         </w:rPr>
         <w:t xml:space="preserve">© 2026 SeaVuria and ARES. Aligned with KICD objectives. Developed by SeaVuria; technical implementation by ARES (with AI assistance from Claude). Licensed under </w:t>
       </w:r>
-      <w:hyperlink w:history="1" r:id="rId98hwonj1oyzov4uz-g35p">
+      <w:hyperlink w:history="1" r:id="rIdfx7ymbixj4lj-d1xbstqg">
         <w:r>
           <w:rPr>
             <w:rFonts w:ascii="Arial" w:cs="Arial" w:eastAsia="Arial" w:hAnsi="Arial"/>
@@ -5477,7 +5598,7 @@
         </w:rPr>
         <w:t xml:space="preserve"> (</w:t>
       </w:r>
-      <w:hyperlink w:history="1" r:id="rIdqlop91c1qe2fiyrvo2ega">
+      <w:hyperlink w:history="1" r:id="rIdz9sx_iutjy-k4eaow7iay">
         <w:r>
           <w:rPr>
             <w:rFonts w:ascii="Arial" w:cs="Arial" w:eastAsia="Arial" w:hAnsi="Arial"/>
@@ -5537,6 +5658,7 @@
           </w:tcPr>
           <w:p>
             <w:pPr>
+              <w:keepNext w:val="false"/>
               <w:spacing w:after="40" w:before="0"/>
               <w:jc w:val="center"/>
             </w:pPr>
@@ -5572,6 +5694,7 @@
           </w:tcPr>
           <w:p>
             <w:pPr>
+              <w:keepNext w:val="false"/>
               <w:spacing w:after="40" w:before="0"/>
               <w:jc w:val="center"/>
             </w:pPr>
@@ -5606,6 +5729,7 @@
           </w:tcPr>
           <w:p>
             <w:pPr>
+              <w:keepNext w:val="false"/>
               <w:spacing w:after="40" w:before="0"/>
               <w:jc w:val="left"/>
             </w:pPr>
@@ -5638,6 +5762,7 @@
           </w:tcPr>
           <w:p>
             <w:pPr>
+              <w:keepNext w:val="false"/>
               <w:spacing w:after="40" w:before="0"/>
               <w:jc w:val="left"/>
             </w:pPr>
@@ -5672,6 +5797,7 @@
           </w:tcPr>
           <w:p>
             <w:pPr>
+              <w:keepNext w:val="false"/>
               <w:spacing w:after="40" w:before="0"/>
               <w:jc w:val="left"/>
             </w:pPr>
@@ -5704,6 +5830,7 @@
           </w:tcPr>
           <w:p>
             <w:pPr>
+              <w:keepNext w:val="false"/>
               <w:spacing w:after="40" w:before="0"/>
               <w:jc w:val="left"/>
             </w:pPr>
@@ -5738,6 +5865,7 @@
           </w:tcPr>
           <w:p>
             <w:pPr>
+              <w:keepNext w:val="false"/>
               <w:spacing w:after="40" w:before="0"/>
               <w:jc w:val="left"/>
             </w:pPr>
@@ -5770,6 +5898,7 @@
           </w:tcPr>
           <w:p>
             <w:pPr>
+              <w:keepNext w:val="false"/>
               <w:spacing w:after="40" w:before="0"/>
               <w:jc w:val="left"/>
             </w:pPr>
@@ -5804,6 +5933,7 @@
           </w:tcPr>
           <w:p>
             <w:pPr>
+              <w:keepNext w:val="false"/>
               <w:spacing w:after="40" w:before="0"/>
               <w:jc w:val="left"/>
             </w:pPr>
@@ -5836,6 +5966,7 @@
           </w:tcPr>
           <w:p>
             <w:pPr>
+              <w:keepNext w:val="false"/>
               <w:spacing w:after="40" w:before="0"/>
               <w:jc w:val="left"/>
             </w:pPr>
@@ -5870,6 +6001,7 @@
           </w:tcPr>
           <w:p>
             <w:pPr>
+              <w:keepNext w:val="false"/>
               <w:spacing w:after="40" w:before="0"/>
               <w:jc w:val="left"/>
             </w:pPr>
@@ -5902,6 +6034,7 @@
           </w:tcPr>
           <w:p>
             <w:pPr>
+              <w:keepNext w:val="false"/>
               <w:spacing w:after="40" w:before="0"/>
               <w:jc w:val="left"/>
             </w:pPr>
@@ -5936,6 +6069,7 @@
           </w:tcPr>
           <w:p>
             <w:pPr>
+              <w:keepNext w:val="false"/>
               <w:spacing w:after="40" w:before="0"/>
               <w:jc w:val="left"/>
             </w:pPr>
@@ -5968,6 +6102,7 @@
           </w:tcPr>
           <w:p>
             <w:pPr>
+              <w:keepNext w:val="false"/>
               <w:spacing w:after="40" w:before="0"/>
               <w:jc w:val="left"/>
             </w:pPr>
@@ -6002,6 +6137,7 @@
           </w:tcPr>
           <w:p>
             <w:pPr>
+              <w:keepNext w:val="false"/>
               <w:spacing w:after="40" w:before="0"/>
               <w:jc w:val="left"/>
             </w:pPr>
@@ -6034,6 +6170,7 @@
           </w:tcPr>
           <w:p>
             <w:pPr>
+              <w:keepNext w:val="false"/>
               <w:spacing w:after="40" w:before="0"/>
               <w:jc w:val="left"/>
             </w:pPr>
@@ -6068,6 +6205,7 @@
           </w:tcPr>
           <w:p>
             <w:pPr>
+              <w:keepNext w:val="false"/>
               <w:spacing w:after="40" w:before="0"/>
               <w:jc w:val="left"/>
             </w:pPr>
@@ -6100,6 +6238,7 @@
           </w:tcPr>
           <w:p>
             <w:pPr>
+              <w:keepNext w:val="false"/>
               <w:spacing w:after="40" w:before="0"/>
               <w:jc w:val="left"/>
             </w:pPr>
@@ -6159,6 +6298,7 @@
           </w:tcPr>
           <w:p>
             <w:pPr>
+              <w:keepNext w:val="false"/>
               <w:spacing w:after="40" w:before="0"/>
               <w:jc w:val="center"/>
             </w:pPr>
@@ -6193,6 +6333,7 @@
           </w:tcPr>
           <w:p>
             <w:pPr>
+              <w:keepNext w:val="false"/>
               <w:spacing w:after="40" w:before="0"/>
               <w:jc w:val="left"/>
             </w:pPr>
@@ -6257,6 +6398,7 @@
           </w:tcPr>
           <w:p>
             <w:pPr>
+              <w:keepNext w:val="false"/>
               <w:spacing w:after="40" w:before="0"/>
               <w:jc w:val="center"/>
             </w:pPr>
@@ -6291,6 +6433,7 @@
           </w:tcPr>
           <w:p>
             <w:pPr>
+              <w:keepNext w:val="false"/>
               <w:spacing w:after="40" w:before="0"/>
               <w:jc w:val="left"/>
             </w:pPr>
@@ -6323,6 +6466,7 @@
           </w:tcPr>
           <w:p>
             <w:pPr>
+              <w:keepNext w:val="false"/>
               <w:spacing w:after="40" w:before="0"/>
               <w:jc w:val="left"/>
             </w:pPr>
@@ -6355,6 +6499,7 @@
           </w:tcPr>
           <w:p>
             <w:pPr>
+              <w:keepNext w:val="false"/>
               <w:spacing w:after="40" w:before="0"/>
               <w:jc w:val="left"/>
             </w:pPr>
@@ -6387,6 +6532,7 @@
           </w:tcPr>
           <w:p>
             <w:pPr>
+              <w:keepNext w:val="false"/>
               <w:spacing w:after="40" w:before="0"/>
               <w:jc w:val="left"/>
             </w:pPr>
@@ -6419,6 +6565,7 @@
           </w:tcPr>
           <w:p>
             <w:pPr>
+              <w:keepNext w:val="false"/>
               <w:spacing w:after="40" w:before="0"/>
               <w:jc w:val="left"/>
             </w:pPr>
@@ -6453,6 +6600,7 @@
           </w:tcPr>
           <w:p>
             <w:pPr>
+              <w:keepNext w:val="false"/>
               <w:spacing w:after="40" w:before="0"/>
               <w:jc w:val="left"/>
             </w:pPr>
@@ -6507,7 +6655,7 @@
               <w:spacing w:after="10" w:before="0"/>
               <w:ind w:left="120"/>
             </w:pPr>
-            <w:hyperlink w:history="1" r:id="rIdpjhxtxcsbbkw5wuzheqdh">
+            <w:hyperlink w:history="1" r:id="rIdcf-cqefu0c5nmdms-biau">
               <w:r>
                 <w:rPr>
                   <w:rFonts w:ascii="Arial" w:cs="Arial" w:eastAsia="Arial" w:hAnsi="Arial"/>
@@ -6567,7 +6715,7 @@
             <w:pPr>
               <w:spacing w:after="20" w:before="0"/>
             </w:pPr>
-            <w:hyperlink w:history="1" r:id="rIdeivjzk4bz7pi7wiaym-kp">
+            <w:hyperlink w:history="1" r:id="rIduix3wrjajzrnhn20ejngq">
               <w:r>
                 <w:rPr>
                   <w:rFonts w:ascii="Arial" w:cs="Arial" w:eastAsia="Arial" w:hAnsi="Arial"/>
@@ -6616,7 +6764,7 @@
               <w:spacing w:after="10" w:before="0"/>
               <w:ind w:left="120"/>
             </w:pPr>
-            <w:hyperlink w:history="1" r:id="rIdo8i_ezpsl1vnwpbrwxmmu">
+            <w:hyperlink w:history="1" r:id="rIdmx4yflvregzt4viwrmkfy">
               <w:r>
                 <w:rPr>
                   <w:rFonts w:ascii="Arial" w:cs="Arial" w:eastAsia="Arial" w:hAnsi="Arial"/>
@@ -6644,6 +6792,7 @@
           </w:tcPr>
           <w:p>
             <w:pPr>
+              <w:keepNext w:val="false"/>
               <w:spacing w:after="40" w:before="0"/>
               <w:jc w:val="left"/>
             </w:pPr>
@@ -6663,6 +6812,7 @@
           </w:p>
           <w:p>
             <w:pPr>
+              <w:keepNext w:val="false"/>
               <w:spacing w:after="40" w:before="0"/>
               <w:jc w:val="left"/>
             </w:pPr>
@@ -6682,6 +6832,7 @@
           </w:p>
           <w:p>
             <w:pPr>
+              <w:keepNext w:val="false"/>
               <w:spacing w:after="40" w:before="0"/>
               <w:jc w:val="left"/>
             </w:pPr>
@@ -6701,6 +6852,7 @@
           </w:p>
           <w:p>
             <w:pPr>
+              <w:keepNext w:val="false"/>
               <w:spacing w:after="40" w:before="0"/>
               <w:jc w:val="left"/>
             </w:pPr>
@@ -6720,6 +6872,7 @@
           </w:p>
           <w:p>
             <w:pPr>
+              <w:keepNext w:val="false"/>
               <w:spacing w:after="40" w:before="0"/>
               <w:jc w:val="left"/>
             </w:pPr>
@@ -6752,6 +6905,7 @@
           </w:tcPr>
           <w:p>
             <w:pPr>
+              <w:keepNext w:val="false"/>
               <w:spacing w:after="40" w:before="0"/>
               <w:jc w:val="left"/>
             </w:pPr>
@@ -6771,6 +6925,7 @@
           </w:p>
           <w:p>
             <w:pPr>
+              <w:keepNext w:val="false"/>
               <w:spacing w:after="40" w:before="0"/>
               <w:jc w:val="left"/>
             </w:pPr>
@@ -6790,6 +6945,7 @@
           </w:p>
           <w:p>
             <w:pPr>
+              <w:keepNext w:val="false"/>
               <w:spacing w:after="40" w:before="0"/>
               <w:jc w:val="left"/>
             </w:pPr>
@@ -6809,6 +6965,7 @@
           </w:p>
           <w:p>
             <w:pPr>
+              <w:keepNext w:val="false"/>
               <w:spacing w:after="40" w:before="0"/>
               <w:jc w:val="left"/>
             </w:pPr>
@@ -6828,6 +6985,7 @@
           </w:p>
           <w:p>
             <w:pPr>
+              <w:keepNext w:val="false"/>
               <w:spacing w:after="40" w:before="0"/>
               <w:jc w:val="left"/>
             </w:pPr>
@@ -6847,6 +7005,7 @@
           </w:p>
           <w:p>
             <w:pPr>
+              <w:keepNext w:val="false"/>
               <w:spacing w:after="40" w:before="0"/>
               <w:jc w:val="left"/>
             </w:pPr>
@@ -6866,6 +7025,7 @@
           </w:p>
           <w:p>
             <w:pPr>
+              <w:keepNext w:val="false"/>
               <w:spacing w:after="40" w:before="0"/>
               <w:jc w:val="left"/>
             </w:pPr>
@@ -6885,6 +7045,7 @@
           </w:p>
           <w:p>
             <w:pPr>
+              <w:keepNext w:val="false"/>
               <w:spacing w:after="40" w:before="0"/>
               <w:jc w:val="left"/>
             </w:pPr>
@@ -6904,6 +7065,7 @@
           </w:p>
           <w:p>
             <w:pPr>
+              <w:keepNext w:val="false"/>
               <w:spacing w:after="40" w:before="0"/>
               <w:jc w:val="left"/>
             </w:pPr>
@@ -6936,6 +7098,7 @@
           </w:tcPr>
           <w:p>
             <w:pPr>
+              <w:keepNext w:val="false"/>
               <w:spacing w:after="40" w:before="0"/>
               <w:jc w:val="left"/>
             </w:pPr>
@@ -6968,6 +7131,7 @@
           </w:tcPr>
           <w:p>
             <w:pPr>
+              <w:keepNext w:val="false"/>
               <w:spacing w:after="40" w:before="0"/>
               <w:jc w:val="left"/>
             </w:pPr>
@@ -7002,6 +7166,7 @@
           </w:tcPr>
           <w:p>
             <w:pPr>
+              <w:keepNext w:val="false"/>
               <w:spacing w:after="40" w:before="0"/>
               <w:jc w:val="left"/>
             </w:pPr>
@@ -7056,7 +7221,7 @@
               <w:spacing w:after="10" w:before="0"/>
               <w:ind w:left="120"/>
             </w:pPr>
-            <w:hyperlink w:history="1" r:id="rIddc6kupta63tlbctbpx62m">
+            <w:hyperlink w:history="1" r:id="rId9ov74sc8tousldxtp2w3a">
               <w:r>
                 <w:rPr>
                   <w:rFonts w:ascii="Arial" w:cs="Arial" w:eastAsia="Arial" w:hAnsi="Arial"/>
@@ -7116,7 +7281,7 @@
             <w:pPr>
               <w:spacing w:after="20" w:before="0"/>
             </w:pPr>
-            <w:hyperlink w:history="1" r:id="rIdsc8hd0oa6eyyyjijamvxe">
+            <w:hyperlink w:history="1" r:id="rIddqfmfz4ofqeug69dy2rnb">
               <w:r>
                 <w:rPr>
                   <w:rFonts w:ascii="Arial" w:cs="Arial" w:eastAsia="Arial" w:hAnsi="Arial"/>
@@ -7165,7 +7330,7 @@
               <w:spacing w:after="10" w:before="0"/>
               <w:ind w:left="120"/>
             </w:pPr>
-            <w:hyperlink w:history="1" r:id="rId0wj7g3p8orhz4d6c_1jx0">
+            <w:hyperlink w:history="1" r:id="rIds9c3ltsdfk-e2wvbcajgv">
               <w:r>
                 <w:rPr>
                   <w:rFonts w:ascii="Arial" w:cs="Arial" w:eastAsia="Arial" w:hAnsi="Arial"/>
@@ -7193,6 +7358,7 @@
           </w:tcPr>
           <w:p>
             <w:pPr>
+              <w:keepNext w:val="false"/>
               <w:spacing w:after="40" w:before="0"/>
               <w:jc w:val="left"/>
             </w:pPr>
@@ -7312,6 +7478,7 @@
           </w:p>
           <w:p>
             <w:pPr>
+              <w:keepNext w:val="false"/>
               <w:spacing w:after="40" w:before="0"/>
               <w:jc w:val="left"/>
             </w:pPr>
@@ -7331,6 +7498,7 @@
           </w:p>
           <w:p>
             <w:pPr>
+              <w:keepNext w:val="false"/>
               <w:spacing w:after="40" w:before="0"/>
               <w:jc w:val="left"/>
             </w:pPr>
@@ -7350,6 +7518,7 @@
           </w:p>
           <w:p>
             <w:pPr>
+              <w:keepNext w:val="false"/>
               <w:spacing w:after="40" w:before="0"/>
               <w:jc w:val="left"/>
             </w:pPr>
@@ -7369,6 +7538,7 @@
           </w:p>
           <w:p>
             <w:pPr>
+              <w:keepNext w:val="false"/>
               <w:spacing w:after="40" w:before="0"/>
               <w:jc w:val="left"/>
             </w:pPr>
@@ -7388,6 +7558,7 @@
           </w:p>
           <w:p>
             <w:pPr>
+              <w:keepNext w:val="false"/>
               <w:spacing w:after="40" w:before="0"/>
               <w:jc w:val="left"/>
             </w:pPr>
@@ -7407,6 +7578,7 @@
           </w:p>
           <w:p>
             <w:pPr>
+              <w:keepNext w:val="false"/>
               <w:spacing w:after="40" w:before="0"/>
               <w:jc w:val="left"/>
             </w:pPr>
@@ -7426,6 +7598,7 @@
           </w:p>
           <w:p>
             <w:pPr>
+              <w:keepNext w:val="false"/>
               <w:spacing w:after="40" w:before="0"/>
               <w:jc w:val="left"/>
             </w:pPr>
@@ -7445,6 +7618,7 @@
           </w:p>
           <w:p>
             <w:pPr>
+              <w:keepNext w:val="false"/>
               <w:spacing w:after="40" w:before="0"/>
               <w:jc w:val="left"/>
             </w:pPr>
@@ -7464,6 +7638,7 @@
           </w:p>
           <w:p>
             <w:pPr>
+              <w:keepNext w:val="false"/>
               <w:spacing w:after="40" w:before="0"/>
               <w:jc w:val="left"/>
             </w:pPr>
@@ -7483,6 +7658,7 @@
           </w:p>
           <w:p>
             <w:pPr>
+              <w:keepNext w:val="false"/>
               <w:spacing w:after="40" w:before="0"/>
               <w:jc w:val="left"/>
             </w:pPr>
@@ -7515,6 +7691,7 @@
           </w:tcPr>
           <w:p>
             <w:pPr>
+              <w:keepNext w:val="false"/>
               <w:spacing w:after="40" w:before="0"/>
               <w:jc w:val="left"/>
             </w:pPr>
@@ -7534,6 +7711,7 @@
           </w:p>
           <w:p>
             <w:pPr>
+              <w:keepNext w:val="false"/>
               <w:spacing w:after="40" w:before="0"/>
               <w:jc w:val="left"/>
             </w:pPr>
@@ -7553,6 +7731,7 @@
           </w:p>
           <w:p>
             <w:pPr>
+              <w:keepNext w:val="false"/>
               <w:spacing w:after="40" w:before="0"/>
               <w:jc w:val="left"/>
             </w:pPr>
@@ -7632,6 +7811,7 @@
           </w:p>
           <w:p>
             <w:pPr>
+              <w:keepNext w:val="false"/>
               <w:spacing w:after="40" w:before="0"/>
               <w:jc w:val="left"/>
             </w:pPr>
@@ -7651,6 +7831,7 @@
           </w:p>
           <w:p>
             <w:pPr>
+              <w:keepNext w:val="false"/>
               <w:spacing w:after="40" w:before="0"/>
               <w:jc w:val="left"/>
             </w:pPr>
@@ -7670,6 +7851,7 @@
           </w:p>
           <w:p>
             <w:pPr>
+              <w:keepNext w:val="false"/>
               <w:spacing w:after="40" w:before="0"/>
               <w:jc w:val="left"/>
             </w:pPr>
@@ -7689,6 +7871,7 @@
           </w:p>
           <w:p>
             <w:pPr>
+              <w:keepNext w:val="false"/>
               <w:spacing w:after="40" w:before="0"/>
               <w:jc w:val="left"/>
             </w:pPr>
@@ -7708,6 +7891,7 @@
           </w:p>
           <w:p>
             <w:pPr>
+              <w:keepNext w:val="false"/>
               <w:spacing w:after="40" w:before="0"/>
               <w:jc w:val="left"/>
             </w:pPr>
@@ -7727,6 +7911,7 @@
           </w:p>
           <w:p>
             <w:pPr>
+              <w:keepNext w:val="false"/>
               <w:spacing w:after="40" w:before="0"/>
               <w:jc w:val="left"/>
             </w:pPr>
@@ -7746,6 +7931,7 @@
           </w:p>
           <w:p>
             <w:pPr>
+              <w:keepNext w:val="false"/>
               <w:spacing w:after="40" w:before="0"/>
               <w:jc w:val="left"/>
             </w:pPr>
@@ -7765,6 +7951,7 @@
           </w:p>
           <w:p>
             <w:pPr>
+              <w:keepNext w:val="false"/>
               <w:spacing w:after="40" w:before="0"/>
               <w:jc w:val="left"/>
             </w:pPr>
@@ -7797,6 +7984,7 @@
           </w:tcPr>
           <w:p>
             <w:pPr>
+              <w:keepNext w:val="false"/>
               <w:spacing w:after="40" w:before="0"/>
               <w:jc w:val="left"/>
             </w:pPr>
@@ -7829,6 +8017,7 @@
           </w:tcPr>
           <w:p>
             <w:pPr>
+              <w:keepNext w:val="false"/>
               <w:spacing w:after="40" w:before="0"/>
               <w:jc w:val="left"/>
             </w:pPr>
@@ -7863,6 +8052,7 @@
           </w:tcPr>
           <w:p>
             <w:pPr>
+              <w:keepNext w:val="false"/>
               <w:spacing w:after="40" w:before="0"/>
               <w:jc w:val="left"/>
             </w:pPr>
@@ -7917,7 +8107,7 @@
               <w:spacing w:after="10" w:before="0"/>
               <w:ind w:left="120"/>
             </w:pPr>
-            <w:hyperlink w:history="1" r:id="rId3sbpfogw8x3n0fg9nu1oh">
+            <w:hyperlink w:history="1" r:id="rIdzmv0u7t55zqh-zitptvuh">
               <w:r>
                 <w:rPr>
                   <w:rFonts w:ascii="Arial" w:cs="Arial" w:eastAsia="Arial" w:hAnsi="Arial"/>
@@ -7977,7 +8167,7 @@
             <w:pPr>
               <w:spacing w:after="20" w:before="0"/>
             </w:pPr>
-            <w:hyperlink w:history="1" r:id="rIdfk7m7slsz_h87n948jhii">
+            <w:hyperlink w:history="1" r:id="rIdjf8s5uukfljgqoyhpnurb">
               <w:r>
                 <w:rPr>
                   <w:rFonts w:ascii="Arial" w:cs="Arial" w:eastAsia="Arial" w:hAnsi="Arial"/>
@@ -8026,7 +8216,7 @@
               <w:spacing w:after="10" w:before="0"/>
               <w:ind w:left="120"/>
             </w:pPr>
-            <w:hyperlink w:history="1" r:id="rIdz4jo3cosbsefrcwnx95-p">
+            <w:hyperlink w:history="1" r:id="rIdamgknnro2p4sl9osqd2wn">
               <w:r>
                 <w:rPr>
                   <w:rFonts w:ascii="Arial" w:cs="Arial" w:eastAsia="Arial" w:hAnsi="Arial"/>
@@ -8054,6 +8244,7 @@
           </w:tcPr>
           <w:p>
             <w:pPr>
+              <w:keepNext w:val="false"/>
               <w:spacing w:after="40" w:before="0"/>
               <w:jc w:val="left"/>
             </w:pPr>
@@ -8073,6 +8264,7 @@
           </w:p>
           <w:p>
             <w:pPr>
+              <w:keepNext w:val="false"/>
               <w:spacing w:after="40" w:before="0"/>
               <w:jc w:val="left"/>
             </w:pPr>
@@ -8092,6 +8284,7 @@
           </w:p>
           <w:p>
             <w:pPr>
+              <w:keepNext w:val="false"/>
               <w:spacing w:after="40" w:before="0"/>
               <w:jc w:val="left"/>
             </w:pPr>
@@ -8111,6 +8304,7 @@
           </w:p>
           <w:p>
             <w:pPr>
+              <w:keepNext w:val="false"/>
               <w:spacing w:after="40" w:before="0"/>
               <w:jc w:val="left"/>
             </w:pPr>
@@ -8130,6 +8324,7 @@
           </w:p>
           <w:p>
             <w:pPr>
+              <w:keepNext w:val="false"/>
               <w:spacing w:after="40" w:before="0"/>
               <w:jc w:val="left"/>
             </w:pPr>
@@ -8149,6 +8344,7 @@
           </w:p>
           <w:p>
             <w:pPr>
+              <w:keepNext w:val="false"/>
               <w:spacing w:after="40" w:before="0"/>
               <w:jc w:val="left"/>
             </w:pPr>
@@ -8168,6 +8364,7 @@
           </w:p>
           <w:p>
             <w:pPr>
+              <w:keepNext w:val="false"/>
               <w:spacing w:after="40" w:before="0"/>
               <w:jc w:val="left"/>
             </w:pPr>
@@ -8227,6 +8424,7 @@
           </w:p>
           <w:p>
             <w:pPr>
+              <w:keepNext w:val="false"/>
               <w:spacing w:after="40" w:before="0"/>
               <w:jc w:val="left"/>
             </w:pPr>
@@ -8259,6 +8457,7 @@
           </w:tcPr>
           <w:p>
             <w:pPr>
+              <w:keepNext w:val="false"/>
               <w:spacing w:after="40" w:before="0"/>
               <w:jc w:val="left"/>
             </w:pPr>
@@ -8278,6 +8477,7 @@
           </w:p>
           <w:p>
             <w:pPr>
+              <w:keepNext w:val="false"/>
               <w:spacing w:after="40" w:before="0"/>
               <w:jc w:val="left"/>
             </w:pPr>
@@ -8297,6 +8497,7 @@
           </w:p>
           <w:p>
             <w:pPr>
+              <w:keepNext w:val="false"/>
               <w:spacing w:after="40" w:before="0"/>
               <w:jc w:val="left"/>
             </w:pPr>
@@ -8316,6 +8517,7 @@
           </w:p>
           <w:p>
             <w:pPr>
+              <w:keepNext w:val="false"/>
               <w:spacing w:after="40" w:before="0"/>
               <w:jc w:val="left"/>
             </w:pPr>
@@ -8335,6 +8537,7 @@
           </w:p>
           <w:p>
             <w:pPr>
+              <w:keepNext w:val="false"/>
               <w:spacing w:after="40" w:before="0"/>
               <w:jc w:val="left"/>
             </w:pPr>
@@ -8354,6 +8557,7 @@
           </w:p>
           <w:p>
             <w:pPr>
+              <w:keepNext w:val="false"/>
               <w:spacing w:after="40" w:before="0"/>
               <w:jc w:val="left"/>
             </w:pPr>
@@ -8373,6 +8577,7 @@
           </w:p>
           <w:p>
             <w:pPr>
+              <w:keepNext w:val="false"/>
               <w:spacing w:after="40" w:before="0"/>
               <w:jc w:val="left"/>
             </w:pPr>
@@ -8405,6 +8610,7 @@
           </w:tcPr>
           <w:p>
             <w:pPr>
+              <w:keepNext w:val="false"/>
               <w:spacing w:after="40" w:before="0"/>
               <w:jc w:val="left"/>
             </w:pPr>
@@ -8437,6 +8643,7 @@
           </w:tcPr>
           <w:p>
             <w:pPr>
+              <w:keepNext w:val="false"/>
               <w:spacing w:after="40" w:before="0"/>
               <w:jc w:val="left"/>
             </w:pPr>
@@ -8471,6 +8678,7 @@
           </w:tcPr>
           <w:p>
             <w:pPr>
+              <w:keepNext w:val="false"/>
               <w:spacing w:after="40" w:before="0"/>
               <w:jc w:val="left"/>
             </w:pPr>
@@ -8525,7 +8733,7 @@
               <w:spacing w:after="10" w:before="0"/>
               <w:ind w:left="120"/>
             </w:pPr>
-            <w:hyperlink w:history="1" r:id="rIdqt4uzjxzmpdecruqpnifd">
+            <w:hyperlink w:history="1" r:id="rIddr5iibgjhcazqcv3wkprn">
               <w:r>
                 <w:rPr>
                   <w:rFonts w:ascii="Arial" w:cs="Arial" w:eastAsia="Arial" w:hAnsi="Arial"/>
@@ -8585,7 +8793,7 @@
             <w:pPr>
               <w:spacing w:after="20" w:before="0"/>
             </w:pPr>
-            <w:hyperlink w:history="1" r:id="rId_p2_rf_o3aian1xw9b2n2">
+            <w:hyperlink w:history="1" r:id="rIdfydyy7oyeawqrqxkfirec">
               <w:r>
                 <w:rPr>
                   <w:rFonts w:ascii="Arial" w:cs="Arial" w:eastAsia="Arial" w:hAnsi="Arial"/>
@@ -8634,7 +8842,7 @@
               <w:spacing w:after="10" w:before="0"/>
               <w:ind w:left="120"/>
             </w:pPr>
-            <w:hyperlink w:history="1" r:id="rIdgojvb8exuzqn--kdjo35v">
+            <w:hyperlink w:history="1" r:id="rId2zqxuzllf0q-a2uqflnt6">
               <w:r>
                 <w:rPr>
                   <w:rFonts w:ascii="Arial" w:cs="Arial" w:eastAsia="Arial" w:hAnsi="Arial"/>
@@ -8662,6 +8870,7 @@
           </w:tcPr>
           <w:p>
             <w:pPr>
+              <w:keepNext w:val="false"/>
               <w:spacing w:after="40" w:before="0"/>
               <w:jc w:val="left"/>
             </w:pPr>
@@ -8721,6 +8930,7 @@
           </w:p>
           <w:p>
             <w:pPr>
+              <w:keepNext w:val="false"/>
               <w:spacing w:after="40" w:before="0"/>
               <w:jc w:val="left"/>
             </w:pPr>
@@ -8740,6 +8950,7 @@
           </w:p>
           <w:p>
             <w:pPr>
+              <w:keepNext w:val="false"/>
               <w:spacing w:after="40" w:before="0"/>
               <w:jc w:val="left"/>
             </w:pPr>
@@ -8772,6 +8983,7 @@
           </w:tcPr>
           <w:p>
             <w:pPr>
+              <w:keepNext w:val="false"/>
               <w:spacing w:after="40" w:before="0"/>
               <w:jc w:val="left"/>
             </w:pPr>
@@ -8791,6 +9003,7 @@
           </w:p>
           <w:p>
             <w:pPr>
+              <w:keepNext w:val="false"/>
               <w:spacing w:after="40" w:before="0"/>
               <w:jc w:val="left"/>
             </w:pPr>
@@ -8810,6 +9023,7 @@
           </w:p>
           <w:p>
             <w:pPr>
+              <w:keepNext w:val="false"/>
               <w:spacing w:after="40" w:before="0"/>
               <w:jc w:val="left"/>
             </w:pPr>
@@ -8829,6 +9043,7 @@
           </w:p>
           <w:p>
             <w:pPr>
+              <w:keepNext w:val="false"/>
               <w:spacing w:after="40" w:before="0"/>
               <w:jc w:val="left"/>
             </w:pPr>
@@ -8848,6 +9063,7 @@
           </w:p>
           <w:p>
             <w:pPr>
+              <w:keepNext w:val="false"/>
               <w:spacing w:after="40" w:before="0"/>
               <w:jc w:val="left"/>
             </w:pPr>
@@ -8867,6 +9083,7 @@
           </w:p>
           <w:p>
             <w:pPr>
+              <w:keepNext w:val="false"/>
               <w:spacing w:after="40" w:before="0"/>
               <w:jc w:val="left"/>
             </w:pPr>
@@ -8886,6 +9103,7 @@
           </w:p>
           <w:p>
             <w:pPr>
+              <w:keepNext w:val="false"/>
               <w:spacing w:after="40" w:before="0"/>
               <w:jc w:val="left"/>
             </w:pPr>
@@ -8918,6 +9136,7 @@
           </w:tcPr>
           <w:p>
             <w:pPr>
+              <w:keepNext w:val="false"/>
               <w:spacing w:after="40" w:before="0"/>
               <w:jc w:val="left"/>
             </w:pPr>
@@ -8950,6 +9169,7 @@
           </w:tcPr>
           <w:p>
             <w:pPr>
+              <w:keepNext w:val="false"/>
               <w:spacing w:after="40" w:before="0"/>
               <w:jc w:val="left"/>
             </w:pPr>
@@ -8984,6 +9204,7 @@
           </w:tcPr>
           <w:p>
             <w:pPr>
+              <w:keepNext w:val="false"/>
               <w:spacing w:after="40" w:before="0"/>
               <w:jc w:val="left"/>
             </w:pPr>
@@ -9038,7 +9259,7 @@
               <w:spacing w:after="10" w:before="0"/>
               <w:ind w:left="120"/>
             </w:pPr>
-            <w:hyperlink w:history="1" r:id="rIdtaa8ylzq5zuwxji6_vbkt">
+            <w:hyperlink w:history="1" r:id="rIdaw3zu81qw-jyinytgxge0">
               <w:r>
                 <w:rPr>
                   <w:rFonts w:ascii="Arial" w:cs="Arial" w:eastAsia="Arial" w:hAnsi="Arial"/>
@@ -9098,7 +9319,7 @@
             <w:pPr>
               <w:spacing w:after="20" w:before="0"/>
             </w:pPr>
-            <w:hyperlink w:history="1" r:id="rId3gc2bqd72jzh34d1qeqpv">
+            <w:hyperlink w:history="1" r:id="rIdgr3uwhnivdbpsttqy3rmy">
               <w:r>
                 <w:rPr>
                   <w:rFonts w:ascii="Arial" w:cs="Arial" w:eastAsia="Arial" w:hAnsi="Arial"/>
@@ -9147,7 +9368,7 @@
               <w:spacing w:after="10" w:before="0"/>
               <w:ind w:left="120"/>
             </w:pPr>
-            <w:hyperlink w:history="1" r:id="rId4wwc_mcakf4h8qwsmc4rj">
+            <w:hyperlink w:history="1" r:id="rIdkydaiewgdhjivdosl08v4">
               <w:r>
                 <w:rPr>
                   <w:rFonts w:ascii="Arial" w:cs="Arial" w:eastAsia="Arial" w:hAnsi="Arial"/>
@@ -9175,6 +9396,7 @@
           </w:tcPr>
           <w:p>
             <w:pPr>
+              <w:keepNext w:val="false"/>
               <w:spacing w:after="40" w:before="0"/>
               <w:jc w:val="left"/>
             </w:pPr>
@@ -9194,6 +9416,7 @@
           </w:p>
           <w:p>
             <w:pPr>
+              <w:keepNext w:val="false"/>
               <w:spacing w:after="40" w:before="0"/>
               <w:jc w:val="left"/>
             </w:pPr>
@@ -9213,6 +9436,7 @@
           </w:p>
           <w:p>
             <w:pPr>
+              <w:keepNext w:val="false"/>
               <w:spacing w:after="40" w:before="0"/>
               <w:jc w:val="left"/>
             </w:pPr>
@@ -9232,6 +9456,7 @@
           </w:p>
           <w:p>
             <w:pPr>
+              <w:keepNext w:val="false"/>
               <w:spacing w:after="40" w:before="0"/>
               <w:jc w:val="left"/>
             </w:pPr>
@@ -9251,6 +9476,7 @@
           </w:p>
           <w:p>
             <w:pPr>
+              <w:keepNext w:val="false"/>
               <w:spacing w:after="40" w:before="0"/>
               <w:jc w:val="left"/>
             </w:pPr>
@@ -9270,6 +9496,7 @@
           </w:p>
           <w:p>
             <w:pPr>
+              <w:keepNext w:val="false"/>
               <w:spacing w:after="40" w:before="0"/>
               <w:jc w:val="left"/>
             </w:pPr>
@@ -9289,6 +9516,7 @@
           </w:p>
           <w:p>
             <w:pPr>
+              <w:keepNext w:val="false"/>
               <w:spacing w:after="40" w:before="0"/>
               <w:jc w:val="left"/>
             </w:pPr>
@@ -9308,6 +9536,7 @@
           </w:p>
           <w:p>
             <w:pPr>
+              <w:keepNext w:val="false"/>
               <w:spacing w:after="40" w:before="0"/>
               <w:jc w:val="left"/>
             </w:pPr>
@@ -9327,6 +9556,7 @@
           </w:p>
           <w:p>
             <w:pPr>
+              <w:keepNext w:val="false"/>
               <w:spacing w:after="40" w:before="0"/>
               <w:jc w:val="left"/>
             </w:pPr>
@@ -9359,6 +9589,7 @@
           </w:tcPr>
           <w:p>
             <w:pPr>
+              <w:keepNext w:val="false"/>
               <w:spacing w:after="40" w:before="0"/>
               <w:jc w:val="left"/>
             </w:pPr>
@@ -9378,6 +9609,7 @@
           </w:p>
           <w:p>
             <w:pPr>
+              <w:keepNext w:val="false"/>
               <w:spacing w:after="40" w:before="0"/>
               <w:jc w:val="left"/>
             </w:pPr>
@@ -9397,6 +9629,7 @@
           </w:p>
           <w:p>
             <w:pPr>
+              <w:keepNext w:val="false"/>
               <w:spacing w:after="40" w:before="0"/>
               <w:jc w:val="left"/>
             </w:pPr>
@@ -9416,6 +9649,7 @@
           </w:p>
           <w:p>
             <w:pPr>
+              <w:keepNext w:val="false"/>
               <w:spacing w:after="40" w:before="0"/>
               <w:jc w:val="left"/>
             </w:pPr>
@@ -9435,6 +9669,7 @@
           </w:p>
           <w:p>
             <w:pPr>
+              <w:keepNext w:val="false"/>
               <w:spacing w:after="40" w:before="0"/>
               <w:jc w:val="left"/>
             </w:pPr>
@@ -9514,6 +9749,7 @@
           </w:p>
           <w:p>
             <w:pPr>
+              <w:keepNext w:val="false"/>
               <w:spacing w:after="40" w:before="0"/>
               <w:jc w:val="left"/>
             </w:pPr>
@@ -9533,6 +9769,7 @@
           </w:p>
           <w:p>
             <w:pPr>
+              <w:keepNext w:val="false"/>
               <w:spacing w:after="40" w:before="0"/>
               <w:jc w:val="left"/>
             </w:pPr>
@@ -9552,6 +9789,7 @@
           </w:p>
           <w:p>
             <w:pPr>
+              <w:keepNext w:val="false"/>
               <w:spacing w:after="40" w:before="0"/>
               <w:jc w:val="left"/>
             </w:pPr>
@@ -9571,6 +9809,7 @@
           </w:p>
           <w:p>
             <w:pPr>
+              <w:keepNext w:val="false"/>
               <w:spacing w:after="40" w:before="0"/>
               <w:jc w:val="left"/>
             </w:pPr>
@@ -9590,6 +9829,7 @@
           </w:p>
           <w:p>
             <w:pPr>
+              <w:keepNext w:val="false"/>
               <w:spacing w:after="40" w:before="0"/>
               <w:jc w:val="left"/>
             </w:pPr>
@@ -9622,6 +9862,7 @@
           </w:tcPr>
           <w:p>
             <w:pPr>
+              <w:keepNext w:val="false"/>
               <w:spacing w:after="40" w:before="0"/>
               <w:jc w:val="left"/>
             </w:pPr>
@@ -9654,6 +9895,7 @@
           </w:tcPr>
           <w:p>
             <w:pPr>
+              <w:keepNext w:val="false"/>
               <w:spacing w:after="40" w:before="0"/>
               <w:jc w:val="left"/>
             </w:pPr>
@@ -9713,6 +9955,7 @@
           </w:tcPr>
           <w:p>
             <w:pPr>
+              <w:keepNext w:val="false"/>
               <w:spacing w:after="40" w:before="0"/>
               <w:jc w:val="center"/>
             </w:pPr>
@@ -9747,6 +9990,7 @@
           </w:tcPr>
           <w:p>
             <w:pPr>
+              <w:keepNext w:val="false"/>
               <w:spacing w:after="40" w:before="0"/>
               <w:jc w:val="left"/>
             </w:pPr>
@@ -9808,6 +10052,7 @@
           </w:tcPr>
           <w:p>
             <w:pPr>
+              <w:keepNext w:val="false"/>
               <w:spacing w:after="40" w:before="0"/>
               <w:jc w:val="center"/>
             </w:pPr>
@@ -9842,6 +10087,7 @@
           </w:tcPr>
           <w:p>
             <w:pPr>
+              <w:keepNext w:val="false"/>
               <w:spacing w:after="40" w:before="0"/>
               <w:jc w:val="left"/>
             </w:pPr>
@@ -9874,6 +10120,7 @@
           </w:tcPr>
           <w:p>
             <w:pPr>
+              <w:keepNext w:val="false"/>
               <w:spacing w:after="40" w:before="0"/>
               <w:jc w:val="left"/>
             </w:pPr>
@@ -9908,6 +10155,7 @@
           </w:tcPr>
           <w:p>
             <w:pPr>
+              <w:keepNext w:val="false"/>
               <w:spacing w:after="40" w:before="0"/>
               <w:jc w:val="left"/>
             </w:pPr>
@@ -9940,6 +10188,7 @@
           </w:tcPr>
           <w:p>
             <w:pPr>
+              <w:keepNext w:val="false"/>
               <w:spacing w:after="40" w:before="0"/>
               <w:jc w:val="left"/>
             </w:pPr>
@@ -9974,6 +10223,7 @@
           </w:tcPr>
           <w:p>
             <w:pPr>
+              <w:keepNext w:val="false"/>
               <w:spacing w:after="40" w:before="0"/>
               <w:jc w:val="left"/>
             </w:pPr>
@@ -10006,6 +10256,7 @@
           </w:tcPr>
           <w:p>
             <w:pPr>
+              <w:keepNext w:val="false"/>
               <w:spacing w:after="40" w:before="0"/>
               <w:jc w:val="left"/>
             </w:pPr>
@@ -10042,7 +10293,7 @@
         </w:rPr>
         <w:t xml:space="preserve">© 2026 SeaVuria and ARES. Aligned with KICD objectives. Developed by SeaVuria; technical implementation by ARES (with AI assistance from Claude). Licensed under </w:t>
       </w:r>
-      <w:hyperlink w:history="1" r:id="rIdpmbt-okx2iascqzif1bpv">
+      <w:hyperlink w:history="1" r:id="rIdaq_-hkkosypemqfpsqt7l">
         <w:r>
           <w:rPr>
             <w:rFonts w:ascii="Arial" w:cs="Arial" w:eastAsia="Arial" w:hAnsi="Arial"/>
@@ -10063,7 +10314,7 @@
         </w:rPr>
         <w:t xml:space="preserve"> (</w:t>
       </w:r>
-      <w:hyperlink w:history="1" r:id="rIdtwurf0mv1-mswm4ehf8w_">
+      <w:hyperlink w:history="1" r:id="rId_aaiw3pkbf6_w_wga_hmc">
         <w:r>
           <w:rPr>
             <w:rFonts w:ascii="Arial" w:cs="Arial" w:eastAsia="Arial" w:hAnsi="Arial"/>
@@ -10123,6 +10374,7 @@
           </w:tcPr>
           <w:p>
             <w:pPr>
+              <w:keepNext w:val="false"/>
               <w:spacing w:after="40" w:before="0"/>
               <w:jc w:val="center"/>
             </w:pPr>
@@ -10158,6 +10410,7 @@
           </w:tcPr>
           <w:p>
             <w:pPr>
+              <w:keepNext w:val="false"/>
               <w:spacing w:after="40" w:before="0"/>
               <w:jc w:val="center"/>
             </w:pPr>
@@ -10192,6 +10445,7 @@
           </w:tcPr>
           <w:p>
             <w:pPr>
+              <w:keepNext w:val="false"/>
               <w:spacing w:after="40" w:before="0"/>
               <w:jc w:val="left"/>
             </w:pPr>
@@ -10224,6 +10478,7 @@
           </w:tcPr>
           <w:p>
             <w:pPr>
+              <w:keepNext w:val="false"/>
               <w:spacing w:after="40" w:before="0"/>
               <w:jc w:val="left"/>
             </w:pPr>
@@ -10258,6 +10513,7 @@
           </w:tcPr>
           <w:p>
             <w:pPr>
+              <w:keepNext w:val="false"/>
               <w:spacing w:after="40" w:before="0"/>
               <w:jc w:val="left"/>
             </w:pPr>
@@ -10290,6 +10546,7 @@
           </w:tcPr>
           <w:p>
             <w:pPr>
+              <w:keepNext w:val="false"/>
               <w:spacing w:after="40" w:before="0"/>
               <w:jc w:val="left"/>
             </w:pPr>
@@ -10324,6 +10581,7 @@
           </w:tcPr>
           <w:p>
             <w:pPr>
+              <w:keepNext w:val="false"/>
               <w:spacing w:after="40" w:before="0"/>
               <w:jc w:val="left"/>
             </w:pPr>
@@ -10356,6 +10614,7 @@
           </w:tcPr>
           <w:p>
             <w:pPr>
+              <w:keepNext w:val="false"/>
               <w:spacing w:after="40" w:before="0"/>
               <w:jc w:val="left"/>
             </w:pPr>
@@ -10390,6 +10649,7 @@
           </w:tcPr>
           <w:p>
             <w:pPr>
+              <w:keepNext w:val="false"/>
               <w:spacing w:after="40" w:before="0"/>
               <w:jc w:val="left"/>
             </w:pPr>
@@ -10422,6 +10682,7 @@
           </w:tcPr>
           <w:p>
             <w:pPr>
+              <w:keepNext w:val="false"/>
               <w:spacing w:after="40" w:before="0"/>
               <w:jc w:val="left"/>
             </w:pPr>
@@ -10456,6 +10717,7 @@
           </w:tcPr>
           <w:p>
             <w:pPr>
+              <w:keepNext w:val="false"/>
               <w:spacing w:after="40" w:before="0"/>
               <w:jc w:val="left"/>
             </w:pPr>
@@ -10488,6 +10750,7 @@
           </w:tcPr>
           <w:p>
             <w:pPr>
+              <w:keepNext w:val="false"/>
               <w:spacing w:after="40" w:before="0"/>
               <w:jc w:val="left"/>
             </w:pPr>
@@ -10522,6 +10785,7 @@
           </w:tcPr>
           <w:p>
             <w:pPr>
+              <w:keepNext w:val="false"/>
               <w:spacing w:after="40" w:before="0"/>
               <w:jc w:val="left"/>
             </w:pPr>
@@ -10554,6 +10818,7 @@
           </w:tcPr>
           <w:p>
             <w:pPr>
+              <w:keepNext w:val="false"/>
               <w:spacing w:after="40" w:before="0"/>
               <w:jc w:val="left"/>
             </w:pPr>
@@ -10588,6 +10853,7 @@
           </w:tcPr>
           <w:p>
             <w:pPr>
+              <w:keepNext w:val="false"/>
               <w:spacing w:after="40" w:before="0"/>
               <w:jc w:val="left"/>
             </w:pPr>
@@ -10620,6 +10886,7 @@
           </w:tcPr>
           <w:p>
             <w:pPr>
+              <w:keepNext w:val="false"/>
               <w:spacing w:after="40" w:before="0"/>
               <w:jc w:val="left"/>
             </w:pPr>
@@ -10654,6 +10921,7 @@
           </w:tcPr>
           <w:p>
             <w:pPr>
+              <w:keepNext w:val="false"/>
               <w:spacing w:after="40" w:before="0"/>
               <w:jc w:val="left"/>
             </w:pPr>
@@ -10686,6 +10954,7 @@
           </w:tcPr>
           <w:p>
             <w:pPr>
+              <w:keepNext w:val="false"/>
               <w:spacing w:after="40" w:before="0"/>
               <w:jc w:val="left"/>
             </w:pPr>
@@ -10745,6 +11014,7 @@
           </w:tcPr>
           <w:p>
             <w:pPr>
+              <w:keepNext w:val="false"/>
               <w:spacing w:after="40" w:before="0"/>
               <w:jc w:val="center"/>
             </w:pPr>
@@ -10779,6 +11049,7 @@
           </w:tcPr>
           <w:p>
             <w:pPr>
+              <w:keepNext w:val="false"/>
               <w:spacing w:after="40" w:before="0"/>
               <w:jc w:val="left"/>
             </w:pPr>
@@ -10843,6 +11114,7 @@
           </w:tcPr>
           <w:p>
             <w:pPr>
+              <w:keepNext w:val="false"/>
               <w:spacing w:after="40" w:before="0"/>
               <w:jc w:val="center"/>
             </w:pPr>
@@ -10877,6 +11149,7 @@
           </w:tcPr>
           <w:p>
             <w:pPr>
+              <w:keepNext w:val="false"/>
               <w:spacing w:after="40" w:before="0"/>
               <w:jc w:val="left"/>
             </w:pPr>
@@ -10909,6 +11182,7 @@
           </w:tcPr>
           <w:p>
             <w:pPr>
+              <w:keepNext w:val="false"/>
               <w:spacing w:after="40" w:before="0"/>
               <w:jc w:val="left"/>
             </w:pPr>
@@ -10941,6 +11215,7 @@
           </w:tcPr>
           <w:p>
             <w:pPr>
+              <w:keepNext w:val="false"/>
               <w:spacing w:after="40" w:before="0"/>
               <w:jc w:val="left"/>
             </w:pPr>
@@ -10973,6 +11248,7 @@
           </w:tcPr>
           <w:p>
             <w:pPr>
+              <w:keepNext w:val="false"/>
               <w:spacing w:after="40" w:before="0"/>
               <w:jc w:val="left"/>
             </w:pPr>
@@ -11005,6 +11281,7 @@
           </w:tcPr>
           <w:p>
             <w:pPr>
+              <w:keepNext w:val="false"/>
               <w:spacing w:after="40" w:before="0"/>
               <w:jc w:val="left"/>
             </w:pPr>
@@ -11039,6 +11316,7 @@
           </w:tcPr>
           <w:p>
             <w:pPr>
+              <w:keepNext w:val="false"/>
               <w:spacing w:after="40" w:before="0"/>
               <w:jc w:val="left"/>
             </w:pPr>
@@ -11076,7 +11354,7 @@
             <w:pPr>
               <w:spacing w:after="20" w:before="0"/>
             </w:pPr>
-            <w:hyperlink w:history="1" r:id="rIda-kn2yiiepybkl2dmbkcj">
+            <w:hyperlink w:history="1" r:id="rIdkzbohaxub-a6hxj6i7crk">
               <w:r>
                 <w:rPr>
                   <w:rFonts w:ascii="Arial" w:cs="Arial" w:eastAsia="Arial" w:hAnsi="Arial"/>
@@ -11109,7 +11387,7 @@
               <w:spacing w:after="10" w:before="0"/>
               <w:ind w:left="120"/>
             </w:pPr>
-            <w:hyperlink w:history="1" r:id="rIdacwoov-263hsmntwv8kwh">
+            <w:hyperlink w:history="1" r:id="rIdejzpf_niqi0pcso-6zeux">
               <w:r>
                 <w:rPr>
                   <w:rFonts w:ascii="Arial" w:cs="Arial" w:eastAsia="Arial" w:hAnsi="Arial"/>
@@ -11154,7 +11432,7 @@
             <w:pPr>
               <w:spacing w:after="20" w:before="0"/>
             </w:pPr>
-            <w:hyperlink w:history="1" r:id="rId4wtkqybueblzt12yaihtr">
+            <w:hyperlink w:history="1" r:id="rIdatuwdz2buw6tuzejqrcwb">
               <w:r>
                 <w:rPr>
                   <w:rFonts w:ascii="Arial" w:cs="Arial" w:eastAsia="Arial" w:hAnsi="Arial"/>
@@ -11203,7 +11481,7 @@
               <w:spacing w:after="10" w:before="0"/>
               <w:ind w:left="120"/>
             </w:pPr>
-            <w:hyperlink w:history="1" r:id="rIducq4hdlmpsaeulycyt5uv">
+            <w:hyperlink w:history="1" r:id="rIdxklzznhng_xqzyckwywde">
               <w:r>
                 <w:rPr>
                   <w:rFonts w:ascii="Arial" w:cs="Arial" w:eastAsia="Arial" w:hAnsi="Arial"/>
@@ -11231,6 +11509,7 @@
           </w:tcPr>
           <w:p>
             <w:pPr>
+              <w:keepNext w:val="false"/>
               <w:spacing w:after="40" w:before="0"/>
               <w:jc w:val="left"/>
             </w:pPr>
@@ -11263,6 +11542,7 @@
           </w:tcPr>
           <w:p>
             <w:pPr>
+              <w:keepNext w:val="false"/>
               <w:spacing w:after="40" w:before="0"/>
               <w:jc w:val="left"/>
             </w:pPr>
@@ -11295,6 +11575,7 @@
           </w:tcPr>
           <w:p>
             <w:pPr>
+              <w:keepNext w:val="false"/>
               <w:spacing w:after="40" w:before="0"/>
               <w:jc w:val="left"/>
             </w:pPr>
@@ -11327,6 +11608,7 @@
           </w:tcPr>
           <w:p>
             <w:pPr>
+              <w:keepNext w:val="false"/>
               <w:spacing w:after="40" w:before="0"/>
               <w:jc w:val="left"/>
             </w:pPr>
@@ -11361,6 +11643,7 @@
           </w:tcPr>
           <w:p>
             <w:pPr>
+              <w:keepNext w:val="false"/>
               <w:spacing w:after="40" w:before="0"/>
               <w:jc w:val="left"/>
             </w:pPr>
@@ -11398,7 +11681,7 @@
             <w:pPr>
               <w:spacing w:after="20" w:before="0"/>
             </w:pPr>
-            <w:hyperlink w:history="1" r:id="rIdivpbkqliluiyknm8ezuhb">
+            <w:hyperlink w:history="1" r:id="rIdpv7bjfak6rdiljwqhqyin">
               <w:r>
                 <w:rPr>
                   <w:rFonts w:ascii="Arial" w:cs="Arial" w:eastAsia="Arial" w:hAnsi="Arial"/>
@@ -11431,7 +11714,7 @@
               <w:spacing w:after="10" w:before="0"/>
               <w:ind w:left="120"/>
             </w:pPr>
-            <w:hyperlink w:history="1" r:id="rIdxgn6xo5-1keikzxafgaaq">
+            <w:hyperlink w:history="1" r:id="rIdvbi_5hm3g3xy0gfazgxh3">
               <w:r>
                 <w:rPr>
                   <w:rFonts w:ascii="Arial" w:cs="Arial" w:eastAsia="Arial" w:hAnsi="Arial"/>
@@ -11476,7 +11759,7 @@
             <w:pPr>
               <w:spacing w:after="20" w:before="0"/>
             </w:pPr>
-            <w:hyperlink w:history="1" r:id="rIddrs615rqirpx45zhvhm7g">
+            <w:hyperlink w:history="1" r:id="rIdr5g66hw5m8ulx8fgexka2">
               <w:r>
                 <w:rPr>
                   <w:rFonts w:ascii="Arial" w:cs="Arial" w:eastAsia="Arial" w:hAnsi="Arial"/>
@@ -11525,7 +11808,7 @@
               <w:spacing w:after="10" w:before="0"/>
               <w:ind w:left="120"/>
             </w:pPr>
-            <w:hyperlink w:history="1" r:id="rId8dxrxtvvvlfls8xathqah">
+            <w:hyperlink w:history="1" r:id="rIdb7yjyrj-tvq9asnkbbobh">
               <w:r>
                 <w:rPr>
                   <w:rFonts w:ascii="Arial" w:cs="Arial" w:eastAsia="Arial" w:hAnsi="Arial"/>
@@ -11553,6 +11836,7 @@
           </w:tcPr>
           <w:p>
             <w:pPr>
+              <w:keepNext w:val="false"/>
               <w:spacing w:after="40" w:before="0"/>
               <w:jc w:val="left"/>
             </w:pPr>
@@ -11585,6 +11869,7 @@
           </w:tcPr>
           <w:p>
             <w:pPr>
+              <w:keepNext w:val="false"/>
               <w:spacing w:after="40" w:before="0"/>
               <w:jc w:val="left"/>
             </w:pPr>
@@ -11617,6 +11902,7 @@
           </w:tcPr>
           <w:p>
             <w:pPr>
+              <w:keepNext w:val="false"/>
               <w:spacing w:after="40" w:before="0"/>
               <w:jc w:val="left"/>
             </w:pPr>
@@ -11649,6 +11935,7 @@
           </w:tcPr>
           <w:p>
             <w:pPr>
+              <w:keepNext w:val="false"/>
               <w:spacing w:after="40" w:before="0"/>
               <w:jc w:val="left"/>
             </w:pPr>
@@ -11683,6 +11970,7 @@
           </w:tcPr>
           <w:p>
             <w:pPr>
+              <w:keepNext w:val="false"/>
               <w:spacing w:after="40" w:before="0"/>
               <w:jc w:val="left"/>
             </w:pPr>
@@ -11720,7 +12008,7 @@
             <w:pPr>
               <w:spacing w:after="20" w:before="0"/>
             </w:pPr>
-            <w:hyperlink w:history="1" r:id="rIde9dxtbbpeo2bs6ufdphmg">
+            <w:hyperlink w:history="1" r:id="rId7h27mgjzeroehnqodc5ca">
               <w:r>
                 <w:rPr>
                   <w:rFonts w:ascii="Arial" w:cs="Arial" w:eastAsia="Arial" w:hAnsi="Arial"/>
@@ -11753,7 +12041,7 @@
               <w:spacing w:after="10" w:before="0"/>
               <w:ind w:left="120"/>
             </w:pPr>
-            <w:hyperlink w:history="1" r:id="rIdmnklaxdwaidxyucne8_8l">
+            <w:hyperlink w:history="1" r:id="rIdg2gb9kvzb9xoqmu-aajxv">
               <w:r>
                 <w:rPr>
                   <w:rFonts w:ascii="Arial" w:cs="Arial" w:eastAsia="Arial" w:hAnsi="Arial"/>
@@ -11798,7 +12086,7 @@
             <w:pPr>
               <w:spacing w:after="20" w:before="0"/>
             </w:pPr>
-            <w:hyperlink w:history="1" r:id="rIdlni7-b8yj-0vxzqbz1aue">
+            <w:hyperlink w:history="1" r:id="rIdnims6niqogl4kvvqx7hmg">
               <w:r>
                 <w:rPr>
                   <w:rFonts w:ascii="Arial" w:cs="Arial" w:eastAsia="Arial" w:hAnsi="Arial"/>
@@ -11847,7 +12135,7 @@
               <w:spacing w:after="10" w:before="0"/>
               <w:ind w:left="120"/>
             </w:pPr>
-            <w:hyperlink w:history="1" r:id="rIdr6ioyc3yrpqjiaxfu5uxz">
+            <w:hyperlink w:history="1" r:id="rId4iodpfleyzktjmtrk3dez">
               <w:r>
                 <w:rPr>
                   <w:rFonts w:ascii="Arial" w:cs="Arial" w:eastAsia="Arial" w:hAnsi="Arial"/>
@@ -11875,6 +12163,7 @@
           </w:tcPr>
           <w:p>
             <w:pPr>
+              <w:keepNext w:val="false"/>
               <w:spacing w:after="40" w:before="0"/>
               <w:jc w:val="left"/>
             </w:pPr>
@@ -11907,6 +12196,7 @@
           </w:tcPr>
           <w:p>
             <w:pPr>
+              <w:keepNext w:val="false"/>
               <w:spacing w:after="40" w:before="0"/>
               <w:jc w:val="left"/>
             </w:pPr>
@@ -11939,6 +12229,7 @@
           </w:tcPr>
           <w:p>
             <w:pPr>
+              <w:keepNext w:val="false"/>
               <w:spacing w:after="40" w:before="0"/>
               <w:jc w:val="left"/>
             </w:pPr>
@@ -11971,6 +12262,7 @@
           </w:tcPr>
           <w:p>
             <w:pPr>
+              <w:keepNext w:val="false"/>
               <w:spacing w:after="40" w:before="0"/>
               <w:jc w:val="left"/>
             </w:pPr>
@@ -12005,6 +12297,7 @@
           </w:tcPr>
           <w:p>
             <w:pPr>
+              <w:keepNext w:val="false"/>
               <w:spacing w:after="40" w:before="0"/>
               <w:jc w:val="left"/>
             </w:pPr>
@@ -12042,7 +12335,7 @@
             <w:pPr>
               <w:spacing w:after="20" w:before="0"/>
             </w:pPr>
-            <w:hyperlink w:history="1" r:id="rIdxp6sardwyphdju1-qwlve">
+            <w:hyperlink w:history="1" r:id="rIdcoukbirydz2o4wnpqoh1g">
               <w:r>
                 <w:rPr>
                   <w:rFonts w:ascii="Arial" w:cs="Arial" w:eastAsia="Arial" w:hAnsi="Arial"/>
@@ -12075,7 +12368,7 @@
               <w:spacing w:after="10" w:before="0"/>
               <w:ind w:left="120"/>
             </w:pPr>
-            <w:hyperlink w:history="1" r:id="rId-lvj5pjo5dnlgw2lclbek">
+            <w:hyperlink w:history="1" r:id="rIdcianboy-mv-rpcqrflcyv">
               <w:r>
                 <w:rPr>
                   <w:rFonts w:ascii="Arial" w:cs="Arial" w:eastAsia="Arial" w:hAnsi="Arial"/>
@@ -12120,7 +12413,7 @@
             <w:pPr>
               <w:spacing w:after="20" w:before="0"/>
             </w:pPr>
-            <w:hyperlink w:history="1" r:id="rId5hirs8xa216pspdw0eanz">
+            <w:hyperlink w:history="1" r:id="rIdq1pwjsexvbbghh7v5w6o6">
               <w:r>
                 <w:rPr>
                   <w:rFonts w:ascii="Arial" w:cs="Arial" w:eastAsia="Arial" w:hAnsi="Arial"/>
@@ -12169,7 +12462,7 @@
               <w:spacing w:after="10" w:before="0"/>
               <w:ind w:left="120"/>
             </w:pPr>
-            <w:hyperlink w:history="1" r:id="rIdenaqlary-k9onpipuldhx">
+            <w:hyperlink w:history="1" r:id="rIdxqo3wna7unjrc3gsrguwl">
               <w:r>
                 <w:rPr>
                   <w:rFonts w:ascii="Arial" w:cs="Arial" w:eastAsia="Arial" w:hAnsi="Arial"/>
@@ -12197,6 +12490,7 @@
           </w:tcPr>
           <w:p>
             <w:pPr>
+              <w:keepNext w:val="false"/>
               <w:spacing w:after="40" w:before="0"/>
               <w:jc w:val="left"/>
             </w:pPr>
@@ -12229,6 +12523,7 @@
           </w:tcPr>
           <w:p>
             <w:pPr>
+              <w:keepNext w:val="false"/>
               <w:spacing w:after="40" w:before="0"/>
               <w:jc w:val="left"/>
             </w:pPr>
@@ -12261,6 +12556,7 @@
           </w:tcPr>
           <w:p>
             <w:pPr>
+              <w:keepNext w:val="false"/>
               <w:spacing w:after="40" w:before="0"/>
               <w:jc w:val="left"/>
             </w:pPr>
@@ -12293,6 +12589,7 @@
           </w:tcPr>
           <w:p>
             <w:pPr>
+              <w:keepNext w:val="false"/>
               <w:spacing w:after="40" w:before="0"/>
               <w:jc w:val="left"/>
             </w:pPr>
@@ -12327,6 +12624,7 @@
           </w:tcPr>
           <w:p>
             <w:pPr>
+              <w:keepNext w:val="false"/>
               <w:spacing w:after="40" w:before="0"/>
               <w:jc w:val="left"/>
             </w:pPr>
@@ -12364,7 +12662,7 @@
             <w:pPr>
               <w:spacing w:after="20" w:before="0"/>
             </w:pPr>
-            <w:hyperlink w:history="1" r:id="rIdidgj4voahziq985byi5we">
+            <w:hyperlink w:history="1" r:id="rIdn4zmo-wvozb_trg9hk9xm">
               <w:r>
                 <w:rPr>
                   <w:rFonts w:ascii="Arial" w:cs="Arial" w:eastAsia="Arial" w:hAnsi="Arial"/>
@@ -12397,7 +12695,7 @@
               <w:spacing w:after="10" w:before="0"/>
               <w:ind w:left="120"/>
             </w:pPr>
-            <w:hyperlink w:history="1" r:id="rId1plbwc9xtccklkwgltn9w">
+            <w:hyperlink w:history="1" r:id="rIdq3ki73vzgl3tmh5_y2ypy">
               <w:r>
                 <w:rPr>
                   <w:rFonts w:ascii="Arial" w:cs="Arial" w:eastAsia="Arial" w:hAnsi="Arial"/>
@@ -12442,7 +12740,7 @@
             <w:pPr>
               <w:spacing w:after="20" w:before="0"/>
             </w:pPr>
-            <w:hyperlink w:history="1" r:id="rIdmwtxeqdjmo2h1i6uxku8z">
+            <w:hyperlink w:history="1" r:id="rIdlwpyibsrntxjf21ybebvu">
               <w:r>
                 <w:rPr>
                   <w:rFonts w:ascii="Arial" w:cs="Arial" w:eastAsia="Arial" w:hAnsi="Arial"/>
@@ -12491,7 +12789,7 @@
               <w:spacing w:after="10" w:before="0"/>
               <w:ind w:left="120"/>
             </w:pPr>
-            <w:hyperlink w:history="1" r:id="rIdg_auwtkaqmaslnoludn-w">
+            <w:hyperlink w:history="1" r:id="rIdzuzz-wgwlnxux-bl6jvnq">
               <w:r>
                 <w:rPr>
                   <w:rFonts w:ascii="Arial" w:cs="Arial" w:eastAsia="Arial" w:hAnsi="Arial"/>
@@ -12519,6 +12817,7 @@
           </w:tcPr>
           <w:p>
             <w:pPr>
+              <w:keepNext w:val="false"/>
               <w:spacing w:after="40" w:before="0"/>
               <w:jc w:val="left"/>
             </w:pPr>
@@ -12551,6 +12850,7 @@
           </w:tcPr>
           <w:p>
             <w:pPr>
+              <w:keepNext w:val="false"/>
               <w:spacing w:after="40" w:before="0"/>
               <w:jc w:val="left"/>
             </w:pPr>
@@ -12583,6 +12883,7 @@
           </w:tcPr>
           <w:p>
             <w:pPr>
+              <w:keepNext w:val="false"/>
               <w:spacing w:after="40" w:before="0"/>
               <w:jc w:val="left"/>
             </w:pPr>
@@ -12615,6 +12916,7 @@
           </w:tcPr>
           <w:p>
             <w:pPr>
+              <w:keepNext w:val="false"/>
               <w:spacing w:after="40" w:before="0"/>
               <w:jc w:val="left"/>
             </w:pPr>
@@ -12674,6 +12976,7 @@
           </w:tcPr>
           <w:p>
             <w:pPr>
+              <w:keepNext w:val="false"/>
               <w:spacing w:after="40" w:before="0"/>
               <w:jc w:val="center"/>
             </w:pPr>
@@ -12708,6 +13011,7 @@
           </w:tcPr>
           <w:p>
             <w:pPr>
+              <w:keepNext w:val="false"/>
               <w:spacing w:after="40" w:before="0"/>
               <w:jc w:val="left"/>
             </w:pPr>
@@ -12769,6 +13073,7 @@
           </w:tcPr>
           <w:p>
             <w:pPr>
+              <w:keepNext w:val="false"/>
               <w:spacing w:after="40" w:before="0"/>
               <w:jc w:val="center"/>
             </w:pPr>
@@ -12803,6 +13108,7 @@
           </w:tcPr>
           <w:p>
             <w:pPr>
+              <w:keepNext w:val="false"/>
               <w:spacing w:after="40" w:before="0"/>
               <w:jc w:val="left"/>
             </w:pPr>
@@ -12835,6 +13141,7 @@
           </w:tcPr>
           <w:p>
             <w:pPr>
+              <w:keepNext w:val="false"/>
               <w:spacing w:after="40" w:before="0"/>
               <w:jc w:val="left"/>
             </w:pPr>
@@ -12869,6 +13176,7 @@
           </w:tcPr>
           <w:p>
             <w:pPr>
+              <w:keepNext w:val="false"/>
               <w:spacing w:after="40" w:before="0"/>
               <w:jc w:val="left"/>
             </w:pPr>
@@ -12901,6 +13209,7 @@
           </w:tcPr>
           <w:p>
             <w:pPr>
+              <w:keepNext w:val="false"/>
               <w:spacing w:after="40" w:before="0"/>
               <w:jc w:val="left"/>
             </w:pPr>
@@ -12935,6 +13244,7 @@
           </w:tcPr>
           <w:p>
             <w:pPr>
+              <w:keepNext w:val="false"/>
               <w:spacing w:after="40" w:before="0"/>
               <w:jc w:val="left"/>
             </w:pPr>
@@ -12967,6 +13277,7 @@
           </w:tcPr>
           <w:p>
             <w:pPr>
+              <w:keepNext w:val="false"/>
               <w:spacing w:after="40" w:before="0"/>
               <w:jc w:val="left"/>
             </w:pPr>
@@ -13003,7 +13314,7 @@
         </w:rPr>
         <w:t xml:space="preserve">© 2026 SeaVuria and ARES. Aligned with KICD objectives. Developed by SeaVuria; technical implementation by ARES (with AI assistance from Claude). Licensed under </w:t>
       </w:r>
-      <w:hyperlink w:history="1" r:id="rIdgjqsoww-kclkjsi0_hz-x">
+      <w:hyperlink w:history="1" r:id="rIdolpghr39nsqusdmn8crmj">
         <w:r>
           <w:rPr>
             <w:rFonts w:ascii="Arial" w:cs="Arial" w:eastAsia="Arial" w:hAnsi="Arial"/>
@@ -13024,7 +13335,7 @@
         </w:rPr>
         <w:t xml:space="preserve"> (</w:t>
       </w:r>
-      <w:hyperlink w:history="1" r:id="rIdzokprupxifjv_so7d3mu4">
+      <w:hyperlink w:history="1" r:id="rId_raltut5sr6kvycwbgwnl">
         <w:r>
           <w:rPr>
             <w:rFonts w:ascii="Arial" w:cs="Arial" w:eastAsia="Arial" w:hAnsi="Arial"/>
@@ -13084,6 +13395,7 @@
           </w:tcPr>
           <w:p>
             <w:pPr>
+              <w:keepNext w:val="false"/>
               <w:spacing w:after="40" w:before="0"/>
               <w:jc w:val="center"/>
             </w:pPr>
@@ -13119,6 +13431,7 @@
           </w:tcPr>
           <w:p>
             <w:pPr>
+              <w:keepNext w:val="false"/>
               <w:spacing w:after="40" w:before="0"/>
               <w:jc w:val="center"/>
             </w:pPr>
@@ -13153,6 +13466,7 @@
           </w:tcPr>
           <w:p>
             <w:pPr>
+              <w:keepNext w:val="false"/>
               <w:spacing w:after="40" w:before="0"/>
               <w:jc w:val="left"/>
             </w:pPr>
@@ -13185,6 +13499,7 @@
           </w:tcPr>
           <w:p>
             <w:pPr>
+              <w:keepNext w:val="false"/>
               <w:spacing w:after="40" w:before="0"/>
               <w:jc w:val="left"/>
             </w:pPr>
@@ -13219,6 +13534,7 @@
           </w:tcPr>
           <w:p>
             <w:pPr>
+              <w:keepNext w:val="false"/>
               <w:spacing w:after="40" w:before="0"/>
               <w:jc w:val="left"/>
             </w:pPr>
@@ -13251,6 +13567,7 @@
           </w:tcPr>
           <w:p>
             <w:pPr>
+              <w:keepNext w:val="false"/>
               <w:spacing w:after="40" w:before="0"/>
               <w:jc w:val="left"/>
             </w:pPr>
@@ -13285,6 +13602,7 @@
           </w:tcPr>
           <w:p>
             <w:pPr>
+              <w:keepNext w:val="false"/>
               <w:spacing w:after="40" w:before="0"/>
               <w:jc w:val="left"/>
             </w:pPr>
@@ -13317,6 +13635,7 @@
           </w:tcPr>
           <w:p>
             <w:pPr>
+              <w:keepNext w:val="false"/>
               <w:spacing w:after="40" w:before="0"/>
               <w:jc w:val="left"/>
             </w:pPr>
@@ -13351,6 +13670,7 @@
           </w:tcPr>
           <w:p>
             <w:pPr>
+              <w:keepNext w:val="false"/>
               <w:spacing w:after="40" w:before="0"/>
               <w:jc w:val="left"/>
             </w:pPr>
@@ -13383,6 +13703,7 @@
           </w:tcPr>
           <w:p>
             <w:pPr>
+              <w:keepNext w:val="false"/>
               <w:spacing w:after="40" w:before="0"/>
               <w:jc w:val="left"/>
             </w:pPr>
@@ -13417,6 +13738,7 @@
           </w:tcPr>
           <w:p>
             <w:pPr>
+              <w:keepNext w:val="false"/>
               <w:spacing w:after="40" w:before="0"/>
               <w:jc w:val="left"/>
             </w:pPr>
@@ -13449,6 +13771,7 @@
           </w:tcPr>
           <w:p>
             <w:pPr>
+              <w:keepNext w:val="false"/>
               <w:spacing w:after="40" w:before="0"/>
               <w:jc w:val="left"/>
             </w:pPr>
@@ -13483,6 +13806,7 @@
           </w:tcPr>
           <w:p>
             <w:pPr>
+              <w:keepNext w:val="false"/>
               <w:spacing w:after="40" w:before="0"/>
               <w:jc w:val="left"/>
             </w:pPr>
@@ -13515,6 +13839,7 @@
           </w:tcPr>
           <w:p>
             <w:pPr>
+              <w:keepNext w:val="false"/>
               <w:spacing w:after="40" w:before="0"/>
               <w:jc w:val="left"/>
             </w:pPr>
@@ -13549,6 +13874,7 @@
           </w:tcPr>
           <w:p>
             <w:pPr>
+              <w:keepNext w:val="false"/>
               <w:spacing w:after="40" w:before="0"/>
               <w:jc w:val="left"/>
             </w:pPr>
@@ -13581,6 +13907,7 @@
           </w:tcPr>
           <w:p>
             <w:pPr>
+              <w:keepNext w:val="false"/>
               <w:spacing w:after="40" w:before="0"/>
               <w:jc w:val="left"/>
             </w:pPr>
@@ -13615,6 +13942,7 @@
           </w:tcPr>
           <w:p>
             <w:pPr>
+              <w:keepNext w:val="false"/>
               <w:spacing w:after="40" w:before="0"/>
               <w:jc w:val="left"/>
             </w:pPr>
@@ -13647,6 +13975,7 @@
           </w:tcPr>
           <w:p>
             <w:pPr>
+              <w:keepNext w:val="false"/>
               <w:spacing w:after="40" w:before="0"/>
               <w:jc w:val="left"/>
             </w:pPr>
@@ -13706,6 +14035,7 @@
           </w:tcPr>
           <w:p>
             <w:pPr>
+              <w:keepNext w:val="false"/>
               <w:spacing w:after="40" w:before="0"/>
               <w:jc w:val="center"/>
             </w:pPr>
@@ -13740,6 +14070,7 @@
           </w:tcPr>
           <w:p>
             <w:pPr>
+              <w:keepNext w:val="false"/>
               <w:spacing w:after="40" w:before="0"/>
               <w:jc w:val="left"/>
             </w:pPr>
@@ -13804,6 +14135,7 @@
           </w:tcPr>
           <w:p>
             <w:pPr>
+              <w:keepNext w:val="false"/>
               <w:spacing w:after="40" w:before="0"/>
               <w:jc w:val="center"/>
             </w:pPr>
@@ -13838,6 +14170,7 @@
           </w:tcPr>
           <w:p>
             <w:pPr>
+              <w:keepNext w:val="false"/>
               <w:spacing w:after="40" w:before="0"/>
               <w:jc w:val="left"/>
             </w:pPr>
@@ -13870,6 +14203,7 @@
           </w:tcPr>
           <w:p>
             <w:pPr>
+              <w:keepNext w:val="false"/>
               <w:spacing w:after="40" w:before="0"/>
               <w:jc w:val="left"/>
             </w:pPr>
@@ -13902,6 +14236,7 @@
           </w:tcPr>
           <w:p>
             <w:pPr>
+              <w:keepNext w:val="false"/>
               <w:spacing w:after="40" w:before="0"/>
               <w:jc w:val="left"/>
             </w:pPr>
@@ -13934,6 +14269,7 @@
           </w:tcPr>
           <w:p>
             <w:pPr>
+              <w:keepNext w:val="false"/>
               <w:spacing w:after="40" w:before="0"/>
               <w:jc w:val="left"/>
             </w:pPr>
@@ -13966,6 +14302,7 @@
           </w:tcPr>
           <w:p>
             <w:pPr>
+              <w:keepNext w:val="false"/>
               <w:spacing w:after="40" w:before="0"/>
               <w:jc w:val="left"/>
             </w:pPr>
@@ -14000,6 +14337,7 @@
           </w:tcPr>
           <w:p>
             <w:pPr>
+              <w:keepNext w:val="false"/>
               <w:spacing w:after="40" w:before="0"/>
               <w:jc w:val="left"/>
             </w:pPr>
@@ -14037,7 +14375,7 @@
             <w:pPr>
               <w:spacing w:after="20" w:before="0"/>
             </w:pPr>
-            <w:hyperlink w:history="1" r:id="rIdordvhdlp0tomhpxshhcth">
+            <w:hyperlink w:history="1" r:id="rIdsptks_hmsk_91ze4lyocm">
               <w:r>
                 <w:rPr>
                   <w:rFonts w:ascii="Arial" w:cs="Arial" w:eastAsia="Arial" w:hAnsi="Arial"/>
@@ -14070,7 +14408,7 @@
               <w:spacing w:after="10" w:before="0"/>
               <w:ind w:left="120"/>
             </w:pPr>
-            <w:hyperlink w:history="1" r:id="rId-thvl7qmfyvtx9ivhr1ll">
+            <w:hyperlink w:history="1" r:id="rIduyl3gdvhlwi6j7cu4ft5y">
               <w:r>
                 <w:rPr>
                   <w:rFonts w:ascii="Arial" w:cs="Arial" w:eastAsia="Arial" w:hAnsi="Arial"/>
@@ -14115,7 +14453,7 @@
             <w:pPr>
               <w:spacing w:after="20" w:before="0"/>
             </w:pPr>
-            <w:hyperlink w:history="1" r:id="rIdcdchhxkndsgywa4dhwuif">
+            <w:hyperlink w:history="1" r:id="rIdymqwgbnbq9nd8deac9c-z">
               <w:r>
                 <w:rPr>
                   <w:rFonts w:ascii="Arial" w:cs="Arial" w:eastAsia="Arial" w:hAnsi="Arial"/>
@@ -14148,7 +14486,7 @@
               <w:spacing w:after="10" w:before="0"/>
               <w:ind w:left="120"/>
             </w:pPr>
-            <w:hyperlink w:history="1" r:id="rId1m0orgywifb9s3mzded1s">
+            <w:hyperlink w:history="1" r:id="rIdv18tpgafwlid0igvpvx5m">
               <w:r>
                 <w:rPr>
                   <w:rFonts w:ascii="Arial" w:cs="Arial" w:eastAsia="Arial" w:hAnsi="Arial"/>
@@ -14176,6 +14514,7 @@
           </w:tcPr>
           <w:p>
             <w:pPr>
+              <w:keepNext w:val="false"/>
               <w:spacing w:after="40" w:before="0"/>
               <w:jc w:val="left"/>
             </w:pPr>
@@ -14208,6 +14547,7 @@
           </w:tcPr>
           <w:p>
             <w:pPr>
+              <w:keepNext w:val="false"/>
               <w:spacing w:after="40" w:before="0"/>
               <w:jc w:val="left"/>
             </w:pPr>
@@ -14240,6 +14580,7 @@
           </w:tcPr>
           <w:p>
             <w:pPr>
+              <w:keepNext w:val="false"/>
               <w:spacing w:after="40" w:before="0"/>
               <w:jc w:val="left"/>
             </w:pPr>
@@ -14272,6 +14613,7 @@
           </w:tcPr>
           <w:p>
             <w:pPr>
+              <w:keepNext w:val="false"/>
               <w:spacing w:after="40" w:before="0"/>
               <w:jc w:val="left"/>
             </w:pPr>
@@ -14306,6 +14648,7 @@
           </w:tcPr>
           <w:p>
             <w:pPr>
+              <w:keepNext w:val="false"/>
               <w:spacing w:after="40" w:before="0"/>
               <w:jc w:val="left"/>
             </w:pPr>
@@ -14343,7 +14686,7 @@
             <w:pPr>
               <w:spacing w:after="20" w:before="0"/>
             </w:pPr>
-            <w:hyperlink w:history="1" r:id="rIdjs9vuv6cobue5ytd8uw06">
+            <w:hyperlink w:history="1" r:id="rIdjs5r-m4mm8e0v6ex9lpbb">
               <w:r>
                 <w:rPr>
                   <w:rFonts w:ascii="Arial" w:cs="Arial" w:eastAsia="Arial" w:hAnsi="Arial"/>
@@ -14376,7 +14719,7 @@
               <w:spacing w:after="10" w:before="0"/>
               <w:ind w:left="120"/>
             </w:pPr>
-            <w:hyperlink w:history="1" r:id="rId2pyrkdxi3gp8admnnguys">
+            <w:hyperlink w:history="1" r:id="rId8pt_bzu_cup1dcdvlwdfk">
               <w:r>
                 <w:rPr>
                   <w:rFonts w:ascii="Arial" w:cs="Arial" w:eastAsia="Arial" w:hAnsi="Arial"/>
@@ -14421,7 +14764,7 @@
             <w:pPr>
               <w:spacing w:after="20" w:before="0"/>
             </w:pPr>
-            <w:hyperlink w:history="1" r:id="rIdeb38ccxci2uvuhzvzth_v">
+            <w:hyperlink w:history="1" r:id="rIdtq-dlo7-cwqysupcl40ih">
               <w:r>
                 <w:rPr>
                   <w:rFonts w:ascii="Arial" w:cs="Arial" w:eastAsia="Arial" w:hAnsi="Arial"/>
@@ -14454,7 +14797,7 @@
               <w:spacing w:after="10" w:before="0"/>
               <w:ind w:left="120"/>
             </w:pPr>
-            <w:hyperlink w:history="1" r:id="rId_bosvhdojnuajdicqgsmv">
+            <w:hyperlink w:history="1" r:id="rId4th04w4-cqyej7kfo1f9f">
               <w:r>
                 <w:rPr>
                   <w:rFonts w:ascii="Arial" w:cs="Arial" w:eastAsia="Arial" w:hAnsi="Arial"/>
@@ -14482,6 +14825,7 @@
           </w:tcPr>
           <w:p>
             <w:pPr>
+              <w:keepNext w:val="false"/>
               <w:spacing w:after="40" w:before="0"/>
               <w:jc w:val="left"/>
             </w:pPr>
@@ -14514,6 +14858,7 @@
           </w:tcPr>
           <w:p>
             <w:pPr>
+              <w:keepNext w:val="false"/>
               <w:spacing w:after="40" w:before="0"/>
               <w:jc w:val="left"/>
             </w:pPr>
@@ -14546,6 +14891,7 @@
           </w:tcPr>
           <w:p>
             <w:pPr>
+              <w:keepNext w:val="false"/>
               <w:spacing w:after="40" w:before="0"/>
               <w:jc w:val="left"/>
             </w:pPr>
@@ -14578,6 +14924,7 @@
           </w:tcPr>
           <w:p>
             <w:pPr>
+              <w:keepNext w:val="false"/>
               <w:spacing w:after="40" w:before="0"/>
               <w:jc w:val="left"/>
             </w:pPr>
@@ -14612,6 +14959,7 @@
           </w:tcPr>
           <w:p>
             <w:pPr>
+              <w:keepNext w:val="false"/>
               <w:spacing w:after="40" w:before="0"/>
               <w:jc w:val="left"/>
             </w:pPr>
@@ -14649,7 +14997,7 @@
             <w:pPr>
               <w:spacing w:after="20" w:before="0"/>
             </w:pPr>
-            <w:hyperlink w:history="1" r:id="rIdyagn7w83bhnth0b8d1bh6">
+            <w:hyperlink w:history="1" r:id="rIdmpxgmbkmplsc6gpdi02um">
               <w:r>
                 <w:rPr>
                   <w:rFonts w:ascii="Arial" w:cs="Arial" w:eastAsia="Arial" w:hAnsi="Arial"/>
@@ -14682,7 +15030,7 @@
               <w:spacing w:after="10" w:before="0"/>
               <w:ind w:left="120"/>
             </w:pPr>
-            <w:hyperlink w:history="1" r:id="rIdbq5bybhqmo9jwan0kc-8f">
+            <w:hyperlink w:history="1" r:id="rIdyahiayup8gefkbwnltl9z">
               <w:r>
                 <w:rPr>
                   <w:rFonts w:ascii="Arial" w:cs="Arial" w:eastAsia="Arial" w:hAnsi="Arial"/>
@@ -14727,7 +15075,7 @@
             <w:pPr>
               <w:spacing w:after="20" w:before="0"/>
             </w:pPr>
-            <w:hyperlink w:history="1" r:id="rIdfudzkdh5glheziajqbzvf">
+            <w:hyperlink w:history="1" r:id="rIdv62-vbqcbsk5rtmybinef">
               <w:r>
                 <w:rPr>
                   <w:rFonts w:ascii="Arial" w:cs="Arial" w:eastAsia="Arial" w:hAnsi="Arial"/>
@@ -14776,7 +15124,7 @@
               <w:spacing w:after="10" w:before="0"/>
               <w:ind w:left="120"/>
             </w:pPr>
-            <w:hyperlink w:history="1" r:id="rIdadzyuaztqimeyaccp1tvk">
+            <w:hyperlink w:history="1" r:id="rIdv_esvhzl1zqh8_6uhyp0a">
               <w:r>
                 <w:rPr>
                   <w:rFonts w:ascii="Arial" w:cs="Arial" w:eastAsia="Arial" w:hAnsi="Arial"/>
@@ -14804,6 +15152,7 @@
           </w:tcPr>
           <w:p>
             <w:pPr>
+              <w:keepNext w:val="false"/>
               <w:spacing w:after="40" w:before="0"/>
               <w:jc w:val="left"/>
             </w:pPr>
@@ -14836,6 +15185,7 @@
           </w:tcPr>
           <w:p>
             <w:pPr>
+              <w:keepNext w:val="false"/>
               <w:spacing w:after="40" w:before="0"/>
               <w:jc w:val="left"/>
             </w:pPr>
@@ -14868,6 +15218,7 @@
           </w:tcPr>
           <w:p>
             <w:pPr>
+              <w:keepNext w:val="false"/>
               <w:spacing w:after="40" w:before="0"/>
               <w:jc w:val="left"/>
             </w:pPr>
@@ -14900,6 +15251,7 @@
           </w:tcPr>
           <w:p>
             <w:pPr>
+              <w:keepNext w:val="false"/>
               <w:spacing w:after="40" w:before="0"/>
               <w:jc w:val="left"/>
             </w:pPr>
@@ -14934,6 +15286,7 @@
           </w:tcPr>
           <w:p>
             <w:pPr>
+              <w:keepNext w:val="false"/>
               <w:spacing w:after="40" w:before="0"/>
               <w:jc w:val="left"/>
             </w:pPr>
@@ -14971,7 +15324,7 @@
             <w:pPr>
               <w:spacing w:after="20" w:before="0"/>
             </w:pPr>
-            <w:hyperlink w:history="1" r:id="rIduj3ngzezyepm9u4e_syvj">
+            <w:hyperlink w:history="1" r:id="rIdgdeafhbxb0xrmrjbez8xa">
               <w:r>
                 <w:rPr>
                   <w:rFonts w:ascii="Arial" w:cs="Arial" w:eastAsia="Arial" w:hAnsi="Arial"/>
@@ -15004,7 +15357,7 @@
               <w:spacing w:after="10" w:before="0"/>
               <w:ind w:left="120"/>
             </w:pPr>
-            <w:hyperlink w:history="1" r:id="rIdzyqtuvownkn6lvndfmead">
+            <w:hyperlink w:history="1" r:id="rIdxc8ajpeup7hxoelag9g7s">
               <w:r>
                 <w:rPr>
                   <w:rFonts w:ascii="Arial" w:cs="Arial" w:eastAsia="Arial" w:hAnsi="Arial"/>
@@ -15049,7 +15402,7 @@
             <w:pPr>
               <w:spacing w:after="20" w:before="0"/>
             </w:pPr>
-            <w:hyperlink w:history="1" r:id="rIddxm9ei_fqzqabw0fgj80c">
+            <w:hyperlink w:history="1" r:id="rIdnsrvrsyr5undhgdnyojcw">
               <w:r>
                 <w:rPr>
                   <w:rFonts w:ascii="Arial" w:cs="Arial" w:eastAsia="Arial" w:hAnsi="Arial"/>
@@ -15082,7 +15435,7 @@
               <w:spacing w:after="10" w:before="0"/>
               <w:ind w:left="120"/>
             </w:pPr>
-            <w:hyperlink w:history="1" r:id="rIdi9kav85c3inqjw57vimzn">
+            <w:hyperlink w:history="1" r:id="rIdgms2-_fsyclfghvzyrnmo">
               <w:r>
                 <w:rPr>
                   <w:rFonts w:ascii="Arial" w:cs="Arial" w:eastAsia="Arial" w:hAnsi="Arial"/>
@@ -15110,6 +15463,7 @@
           </w:tcPr>
           <w:p>
             <w:pPr>
+              <w:keepNext w:val="false"/>
               <w:spacing w:after="40" w:before="0"/>
               <w:jc w:val="left"/>
             </w:pPr>
@@ -15142,6 +15496,7 @@
           </w:tcPr>
           <w:p>
             <w:pPr>
+              <w:keepNext w:val="false"/>
               <w:spacing w:after="40" w:before="0"/>
               <w:jc w:val="left"/>
             </w:pPr>
@@ -15174,6 +15529,7 @@
           </w:tcPr>
           <w:p>
             <w:pPr>
+              <w:keepNext w:val="false"/>
               <w:spacing w:after="40" w:before="0"/>
               <w:jc w:val="left"/>
             </w:pPr>
@@ -15206,6 +15562,7 @@
           </w:tcPr>
           <w:p>
             <w:pPr>
+              <w:keepNext w:val="false"/>
               <w:spacing w:after="40" w:before="0"/>
               <w:jc w:val="left"/>
             </w:pPr>
@@ -15240,6 +15597,7 @@
           </w:tcPr>
           <w:p>
             <w:pPr>
+              <w:keepNext w:val="false"/>
               <w:spacing w:after="40" w:before="0"/>
               <w:jc w:val="left"/>
             </w:pPr>
@@ -15277,7 +15635,7 @@
             <w:pPr>
               <w:spacing w:after="20" w:before="0"/>
             </w:pPr>
-            <w:hyperlink w:history="1" r:id="rIdslj83xc2spmpuixqqdurq">
+            <w:hyperlink w:history="1" r:id="rId4zusa_45rjgsdpx1cgruo">
               <w:r>
                 <w:rPr>
                   <w:rFonts w:ascii="Arial" w:cs="Arial" w:eastAsia="Arial" w:hAnsi="Arial"/>
@@ -15310,7 +15668,7 @@
               <w:spacing w:after="10" w:before="0"/>
               <w:ind w:left="120"/>
             </w:pPr>
-            <w:hyperlink w:history="1" r:id="rId0cwusmmqep3srzus7ixia">
+            <w:hyperlink w:history="1" r:id="rId2tq2mjngvi1hyalme5vfv">
               <w:r>
                 <w:rPr>
                   <w:rFonts w:ascii="Arial" w:cs="Arial" w:eastAsia="Arial" w:hAnsi="Arial"/>
@@ -15355,7 +15713,7 @@
             <w:pPr>
               <w:spacing w:after="20" w:before="0"/>
             </w:pPr>
-            <w:hyperlink w:history="1" r:id="rIdho1jphacu_th5u9wsck2o">
+            <w:hyperlink w:history="1" r:id="rIdpsizqwxqrqqbajwrk1ln9">
               <w:r>
                 <w:rPr>
                   <w:rFonts w:ascii="Arial" w:cs="Arial" w:eastAsia="Arial" w:hAnsi="Arial"/>
@@ -15388,7 +15746,7 @@
               <w:spacing w:after="10" w:before="0"/>
               <w:ind w:left="120"/>
             </w:pPr>
-            <w:hyperlink w:history="1" r:id="rIdnaut_6iw-6ahj5hdksdby">
+            <w:hyperlink w:history="1" r:id="rIdd5ocu8ujxr4hvezrmoh5x">
               <w:r>
                 <w:rPr>
                   <w:rFonts w:ascii="Arial" w:cs="Arial" w:eastAsia="Arial" w:hAnsi="Arial"/>
@@ -15416,6 +15774,7 @@
           </w:tcPr>
           <w:p>
             <w:pPr>
+              <w:keepNext w:val="false"/>
               <w:spacing w:after="40" w:before="0"/>
               <w:jc w:val="left"/>
             </w:pPr>
@@ -15448,6 +15807,7 @@
           </w:tcPr>
           <w:p>
             <w:pPr>
+              <w:keepNext w:val="false"/>
               <w:spacing w:after="40" w:before="0"/>
               <w:jc w:val="left"/>
             </w:pPr>
@@ -15480,6 +15840,7 @@
           </w:tcPr>
           <w:p>
             <w:pPr>
+              <w:keepNext w:val="false"/>
               <w:spacing w:after="40" w:before="0"/>
               <w:jc w:val="left"/>
             </w:pPr>
@@ -15512,6 +15873,7 @@
           </w:tcPr>
           <w:p>
             <w:pPr>
+              <w:keepNext w:val="false"/>
               <w:spacing w:after="40" w:before="0"/>
               <w:jc w:val="left"/>
             </w:pPr>
@@ -15571,6 +15933,7 @@
           </w:tcPr>
           <w:p>
             <w:pPr>
+              <w:keepNext w:val="false"/>
               <w:spacing w:after="40" w:before="0"/>
               <w:jc w:val="center"/>
             </w:pPr>
@@ -15605,6 +15968,7 @@
           </w:tcPr>
           <w:p>
             <w:pPr>
+              <w:keepNext w:val="false"/>
               <w:spacing w:after="40" w:before="0"/>
               <w:jc w:val="left"/>
             </w:pPr>
@@ -15624,6 +15988,7 @@
           </w:p>
           <w:p>
             <w:pPr>
+              <w:keepNext w:val="false"/>
               <w:spacing w:after="40" w:before="0"/>
               <w:jc w:val="left"/>
             </w:pPr>
@@ -15643,6 +16008,7 @@
           </w:p>
           <w:p>
             <w:pPr>
+              <w:keepNext w:val="false"/>
               <w:spacing w:after="40" w:before="0"/>
               <w:jc w:val="left"/>
             </w:pPr>
@@ -15662,6 +16028,7 @@
           </w:p>
           <w:p>
             <w:pPr>
+              <w:keepNext w:val="false"/>
               <w:spacing w:after="40" w:before="0"/>
               <w:jc w:val="left"/>
             </w:pPr>
@@ -15681,6 +16048,7 @@
           </w:p>
           <w:p>
             <w:pPr>
+              <w:keepNext w:val="false"/>
               <w:spacing w:after="40" w:before="0"/>
               <w:jc w:val="left"/>
             </w:pPr>
@@ -15700,6 +16068,7 @@
           </w:p>
           <w:p>
             <w:pPr>
+              <w:keepNext w:val="false"/>
               <w:spacing w:after="40" w:before="0"/>
               <w:jc w:val="left"/>
             </w:pPr>
@@ -15761,6 +16130,7 @@
           </w:tcPr>
           <w:p>
             <w:pPr>
+              <w:keepNext w:val="false"/>
               <w:spacing w:after="40" w:before="0"/>
               <w:jc w:val="center"/>
             </w:pPr>
@@ -15795,6 +16165,7 @@
           </w:tcPr>
           <w:p>
             <w:pPr>
+              <w:keepNext w:val="false"/>
               <w:spacing w:after="40" w:before="0"/>
               <w:jc w:val="left"/>
             </w:pPr>
@@ -15827,6 +16198,7 @@
           </w:tcPr>
           <w:p>
             <w:pPr>
+              <w:keepNext w:val="false"/>
               <w:spacing w:after="40" w:before="0"/>
               <w:jc w:val="left"/>
             </w:pPr>
@@ -15861,6 +16233,7 @@
           </w:tcPr>
           <w:p>
             <w:pPr>
+              <w:keepNext w:val="false"/>
               <w:spacing w:after="40" w:before="0"/>
               <w:jc w:val="left"/>
             </w:pPr>
@@ -15893,6 +16266,7 @@
           </w:tcPr>
           <w:p>
             <w:pPr>
+              <w:keepNext w:val="false"/>
               <w:spacing w:after="40" w:before="0"/>
               <w:jc w:val="left"/>
             </w:pPr>
@@ -15927,6 +16301,7 @@
           </w:tcPr>
           <w:p>
             <w:pPr>
+              <w:keepNext w:val="false"/>
               <w:spacing w:after="40" w:before="0"/>
               <w:jc w:val="left"/>
             </w:pPr>
@@ -15959,6 +16334,7 @@
           </w:tcPr>
           <w:p>
             <w:pPr>
+              <w:keepNext w:val="false"/>
               <w:spacing w:after="40" w:before="0"/>
               <w:jc w:val="left"/>
             </w:pPr>
@@ -15995,7 +16371,7 @@
         </w:rPr>
         <w:t xml:space="preserve">© 2026 SeaVuria and ARES. Aligned with KICD objectives. Developed by SeaVuria; technical implementation by ARES (with AI assistance from Claude). Licensed under </w:t>
       </w:r>
-      <w:hyperlink w:history="1" r:id="rIdnaqvgjmjypqkkugkbqnww">
+      <w:hyperlink w:history="1" r:id="rId5r2jsonj3a9pb8xe_lc7p">
         <w:r>
           <w:rPr>
             <w:rFonts w:ascii="Arial" w:cs="Arial" w:eastAsia="Arial" w:hAnsi="Arial"/>
@@ -16016,7 +16392,7 @@
         </w:rPr>
         <w:t xml:space="preserve"> (</w:t>
       </w:r>
-      <w:hyperlink w:history="1" r:id="rIdcrexg22xfk9e-8n9xf_t3">
+      <w:hyperlink w:history="1" r:id="rIdbyl9tkd6wgru7v9v0jip6">
         <w:r>
           <w:rPr>
             <w:rFonts w:ascii="Arial" w:cs="Arial" w:eastAsia="Arial" w:hAnsi="Arial"/>
@@ -16076,6 +16452,7 @@
           </w:tcPr>
           <w:p>
             <w:pPr>
+              <w:keepNext w:val="false"/>
               <w:spacing w:after="40" w:before="0"/>
               <w:jc w:val="center"/>
             </w:pPr>
@@ -16111,6 +16488,7 @@
           </w:tcPr>
           <w:p>
             <w:pPr>
+              <w:keepNext w:val="false"/>
               <w:spacing w:after="40" w:before="0"/>
               <w:jc w:val="center"/>
             </w:pPr>
@@ -16145,6 +16523,7 @@
           </w:tcPr>
           <w:p>
             <w:pPr>
+              <w:keepNext w:val="false"/>
               <w:spacing w:after="40" w:before="0"/>
               <w:jc w:val="left"/>
             </w:pPr>
@@ -16177,6 +16556,7 @@
           </w:tcPr>
           <w:p>
             <w:pPr>
+              <w:keepNext w:val="false"/>
               <w:spacing w:after="40" w:before="0"/>
               <w:jc w:val="left"/>
             </w:pPr>
@@ -16211,6 +16591,7 @@
           </w:tcPr>
           <w:p>
             <w:pPr>
+              <w:keepNext w:val="false"/>
               <w:spacing w:after="40" w:before="0"/>
               <w:jc w:val="left"/>
             </w:pPr>
@@ -16243,6 +16624,7 @@
           </w:tcPr>
           <w:p>
             <w:pPr>
+              <w:keepNext w:val="false"/>
               <w:spacing w:after="40" w:before="0"/>
               <w:jc w:val="left"/>
             </w:pPr>
@@ -16277,6 +16659,7 @@
           </w:tcPr>
           <w:p>
             <w:pPr>
+              <w:keepNext w:val="false"/>
               <w:spacing w:after="40" w:before="0"/>
               <w:jc w:val="left"/>
             </w:pPr>
@@ -16309,6 +16692,7 @@
           </w:tcPr>
           <w:p>
             <w:pPr>
+              <w:keepNext w:val="false"/>
               <w:spacing w:after="40" w:before="0"/>
               <w:jc w:val="left"/>
             </w:pPr>
@@ -16343,6 +16727,7 @@
           </w:tcPr>
           <w:p>
             <w:pPr>
+              <w:keepNext w:val="false"/>
               <w:spacing w:after="40" w:before="0"/>
               <w:jc w:val="left"/>
             </w:pPr>
@@ -16375,6 +16760,7 @@
           </w:tcPr>
           <w:p>
             <w:pPr>
+              <w:keepNext w:val="false"/>
               <w:spacing w:after="40" w:before="0"/>
               <w:jc w:val="left"/>
             </w:pPr>
@@ -16409,6 +16795,7 @@
           </w:tcPr>
           <w:p>
             <w:pPr>
+              <w:keepNext w:val="false"/>
               <w:spacing w:after="40" w:before="0"/>
               <w:jc w:val="left"/>
             </w:pPr>
@@ -16441,6 +16828,7 @@
           </w:tcPr>
           <w:p>
             <w:pPr>
+              <w:keepNext w:val="false"/>
               <w:spacing w:after="40" w:before="0"/>
               <w:jc w:val="left"/>
             </w:pPr>
@@ -16475,6 +16863,7 @@
           </w:tcPr>
           <w:p>
             <w:pPr>
+              <w:keepNext w:val="false"/>
               <w:spacing w:after="40" w:before="0"/>
               <w:jc w:val="left"/>
             </w:pPr>
@@ -16507,6 +16896,7 @@
           </w:tcPr>
           <w:p>
             <w:pPr>
+              <w:keepNext w:val="false"/>
               <w:spacing w:after="40" w:before="0"/>
               <w:jc w:val="left"/>
             </w:pPr>
@@ -16541,6 +16931,7 @@
           </w:tcPr>
           <w:p>
             <w:pPr>
+              <w:keepNext w:val="false"/>
               <w:spacing w:after="40" w:before="0"/>
               <w:jc w:val="left"/>
             </w:pPr>
@@ -16573,6 +16964,7 @@
           </w:tcPr>
           <w:p>
             <w:pPr>
+              <w:keepNext w:val="false"/>
               <w:spacing w:after="40" w:before="0"/>
               <w:jc w:val="left"/>
             </w:pPr>
@@ -16607,6 +16999,7 @@
           </w:tcPr>
           <w:p>
             <w:pPr>
+              <w:keepNext w:val="false"/>
               <w:spacing w:after="40" w:before="0"/>
               <w:jc w:val="left"/>
             </w:pPr>
@@ -16639,6 +17032,7 @@
           </w:tcPr>
           <w:p>
             <w:pPr>
+              <w:keepNext w:val="false"/>
               <w:spacing w:after="40" w:before="0"/>
               <w:jc w:val="left"/>
             </w:pPr>
@@ -16698,6 +17092,7 @@
           </w:tcPr>
           <w:p>
             <w:pPr>
+              <w:keepNext w:val="false"/>
               <w:spacing w:after="40" w:before="0"/>
               <w:jc w:val="center"/>
             </w:pPr>
@@ -16732,6 +17127,7 @@
           </w:tcPr>
           <w:p>
             <w:pPr>
+              <w:keepNext w:val="false"/>
               <w:spacing w:after="40" w:before="0"/>
               <w:jc w:val="left"/>
             </w:pPr>
@@ -16796,6 +17192,7 @@
           </w:tcPr>
           <w:p>
             <w:pPr>
+              <w:keepNext w:val="false"/>
               <w:spacing w:after="40" w:before="0"/>
               <w:jc w:val="center"/>
             </w:pPr>
@@ -16830,6 +17227,7 @@
           </w:tcPr>
           <w:p>
             <w:pPr>
+              <w:keepNext w:val="false"/>
               <w:spacing w:after="40" w:before="0"/>
               <w:jc w:val="left"/>
             </w:pPr>
@@ -16862,6 +17260,7 @@
           </w:tcPr>
           <w:p>
             <w:pPr>
+              <w:keepNext w:val="false"/>
               <w:spacing w:after="40" w:before="0"/>
               <w:jc w:val="left"/>
             </w:pPr>
@@ -16894,6 +17293,7 @@
           </w:tcPr>
           <w:p>
             <w:pPr>
+              <w:keepNext w:val="false"/>
               <w:spacing w:after="40" w:before="0"/>
               <w:jc w:val="left"/>
             </w:pPr>
@@ -16926,6 +17326,7 @@
           </w:tcPr>
           <w:p>
             <w:pPr>
+              <w:keepNext w:val="false"/>
               <w:spacing w:after="40" w:before="0"/>
               <w:jc w:val="left"/>
             </w:pPr>
@@ -16958,6 +17359,7 @@
           </w:tcPr>
           <w:p>
             <w:pPr>
+              <w:keepNext w:val="false"/>
               <w:spacing w:after="40" w:before="0"/>
               <w:jc w:val="left"/>
             </w:pPr>
@@ -16992,6 +17394,7 @@
           </w:tcPr>
           <w:p>
             <w:pPr>
+              <w:keepNext w:val="false"/>
               <w:spacing w:after="40" w:before="0"/>
               <w:jc w:val="left"/>
             </w:pPr>
@@ -17029,7 +17432,7 @@
             <w:pPr>
               <w:spacing w:after="20" w:before="0"/>
             </w:pPr>
-            <w:hyperlink w:history="1" r:id="rIdzlia-dzypfvjrltxqyiu7">
+            <w:hyperlink w:history="1" r:id="rId6-dvzs7pi0cdli0iy5xm8">
               <w:r>
                 <w:rPr>
                   <w:rFonts w:ascii="Arial" w:cs="Arial" w:eastAsia="Arial" w:hAnsi="Arial"/>
@@ -17078,7 +17481,7 @@
               <w:spacing w:after="10" w:before="0"/>
               <w:ind w:left="120"/>
             </w:pPr>
-            <w:hyperlink w:history="1" r:id="rIdcnbodutxzwbyropitqxgz">
+            <w:hyperlink w:history="1" r:id="rIdynjqq1n9fyffz1pgeyel3">
               <w:r>
                 <w:rPr>
                   <w:rFonts w:ascii="Arial" w:cs="Arial" w:eastAsia="Arial" w:hAnsi="Arial"/>
@@ -17123,7 +17526,7 @@
             <w:pPr>
               <w:spacing w:after="20" w:before="0"/>
             </w:pPr>
-            <w:hyperlink w:history="1" r:id="rIdmlwrflnhscyplpybzvh_r">
+            <w:hyperlink w:history="1" r:id="rIdlq2cwupjr4zf-cej2oc6u">
               <w:r>
                 <w:rPr>
                   <w:rFonts w:ascii="Arial" w:cs="Arial" w:eastAsia="Arial" w:hAnsi="Arial"/>
@@ -17172,7 +17575,7 @@
               <w:spacing w:after="10" w:before="0"/>
               <w:ind w:left="120"/>
             </w:pPr>
-            <w:hyperlink w:history="1" r:id="rIdekyobsda4b8lmiosyrnj1">
+            <w:hyperlink w:history="1" r:id="rId46sfxxmakme5_vblzevxm">
               <w:r>
                 <w:rPr>
                   <w:rFonts w:ascii="Arial" w:cs="Arial" w:eastAsia="Arial" w:hAnsi="Arial"/>
@@ -17200,6 +17603,7 @@
           </w:tcPr>
           <w:p>
             <w:pPr>
+              <w:keepNext w:val="false"/>
               <w:spacing w:after="40" w:before="0"/>
               <w:jc w:val="left"/>
             </w:pPr>
@@ -17232,6 +17636,7 @@
           </w:tcPr>
           <w:p>
             <w:pPr>
+              <w:keepNext w:val="false"/>
               <w:spacing w:after="40" w:before="0"/>
               <w:jc w:val="left"/>
             </w:pPr>
@@ -17264,6 +17669,7 @@
           </w:tcPr>
           <w:p>
             <w:pPr>
+              <w:keepNext w:val="false"/>
               <w:spacing w:after="40" w:before="0"/>
               <w:jc w:val="left"/>
             </w:pPr>
@@ -17296,6 +17702,7 @@
           </w:tcPr>
           <w:p>
             <w:pPr>
+              <w:keepNext w:val="false"/>
               <w:spacing w:after="40" w:before="0"/>
               <w:jc w:val="left"/>
             </w:pPr>
@@ -17330,6 +17737,7 @@
           </w:tcPr>
           <w:p>
             <w:pPr>
+              <w:keepNext w:val="false"/>
               <w:spacing w:after="40" w:before="0"/>
               <w:jc w:val="left"/>
             </w:pPr>
@@ -17367,7 +17775,7 @@
             <w:pPr>
               <w:spacing w:after="20" w:before="0"/>
             </w:pPr>
-            <w:hyperlink w:history="1" r:id="rIdomemaylerduwnquozpisa">
+            <w:hyperlink w:history="1" r:id="rIdierret10jpfdc_ndtdwbo">
               <w:r>
                 <w:rPr>
                   <w:rFonts w:ascii="Arial" w:cs="Arial" w:eastAsia="Arial" w:hAnsi="Arial"/>
@@ -17416,7 +17824,7 @@
               <w:spacing w:after="10" w:before="0"/>
               <w:ind w:left="120"/>
             </w:pPr>
-            <w:hyperlink w:history="1" r:id="rId55mxwq463k-0eyrilr4vh">
+            <w:hyperlink w:history="1" r:id="rIdw9moemqmd4dtbyouh0q3h">
               <w:r>
                 <w:rPr>
                   <w:rFonts w:ascii="Arial" w:cs="Arial" w:eastAsia="Arial" w:hAnsi="Arial"/>
@@ -17461,7 +17869,7 @@
             <w:pPr>
               <w:spacing w:after="20" w:before="0"/>
             </w:pPr>
-            <w:hyperlink w:history="1" r:id="rIdbmkuvlbgmzkekayhm_h1m">
+            <w:hyperlink w:history="1" r:id="rIdnkvmvhmosfxnymx6zpo9d">
               <w:r>
                 <w:rPr>
                   <w:rFonts w:ascii="Arial" w:cs="Arial" w:eastAsia="Arial" w:hAnsi="Arial"/>
@@ -17510,7 +17918,7 @@
               <w:spacing w:after="10" w:before="0"/>
               <w:ind w:left="120"/>
             </w:pPr>
-            <w:hyperlink w:history="1" r:id="rId3p0dxy0in_mmasiy4dp-g">
+            <w:hyperlink w:history="1" r:id="rIdrhvxqkfbniee-ofimuqll">
               <w:r>
                 <w:rPr>
                   <w:rFonts w:ascii="Arial" w:cs="Arial" w:eastAsia="Arial" w:hAnsi="Arial"/>
@@ -17538,6 +17946,7 @@
           </w:tcPr>
           <w:p>
             <w:pPr>
+              <w:keepNext w:val="false"/>
               <w:spacing w:after="40" w:before="0"/>
               <w:jc w:val="left"/>
             </w:pPr>
@@ -17570,6 +17979,7 @@
           </w:tcPr>
           <w:p>
             <w:pPr>
+              <w:keepNext w:val="false"/>
               <w:spacing w:after="40" w:before="0"/>
               <w:jc w:val="left"/>
             </w:pPr>
@@ -17602,6 +18012,7 @@
           </w:tcPr>
           <w:p>
             <w:pPr>
+              <w:keepNext w:val="false"/>
               <w:spacing w:after="40" w:before="0"/>
               <w:jc w:val="left"/>
             </w:pPr>
@@ -17634,6 +18045,7 @@
           </w:tcPr>
           <w:p>
             <w:pPr>
+              <w:keepNext w:val="false"/>
               <w:spacing w:after="40" w:before="0"/>
               <w:jc w:val="left"/>
             </w:pPr>
@@ -17668,6 +18080,7 @@
           </w:tcPr>
           <w:p>
             <w:pPr>
+              <w:keepNext w:val="false"/>
               <w:spacing w:after="40" w:before="0"/>
               <w:jc w:val="left"/>
             </w:pPr>
@@ -17705,7 +18118,7 @@
             <w:pPr>
               <w:spacing w:after="20" w:before="0"/>
             </w:pPr>
-            <w:hyperlink w:history="1" r:id="rId7pd3g58dn4dw-bgcaowsf">
+            <w:hyperlink w:history="1" r:id="rId2lbopo-xkovqlpdinytrw">
               <w:r>
                 <w:rPr>
                   <w:rFonts w:ascii="Arial" w:cs="Arial" w:eastAsia="Arial" w:hAnsi="Arial"/>
@@ -17754,7 +18167,7 @@
               <w:spacing w:after="10" w:before="0"/>
               <w:ind w:left="120"/>
             </w:pPr>
-            <w:hyperlink w:history="1" r:id="rIdnc6i5tc7y5u5enus5yej0">
+            <w:hyperlink w:history="1" r:id="rId-hqp_ypwtn4bi8inaeceh">
               <w:r>
                 <w:rPr>
                   <w:rFonts w:ascii="Arial" w:cs="Arial" w:eastAsia="Arial" w:hAnsi="Arial"/>
@@ -17799,7 +18212,7 @@
             <w:pPr>
               <w:spacing w:after="20" w:before="0"/>
             </w:pPr>
-            <w:hyperlink w:history="1" r:id="rIdgmkz4rhp0oicppc7jg_fu">
+            <w:hyperlink w:history="1" r:id="rIdk2vshuvp7ezw-f1_iqmr8">
               <w:r>
                 <w:rPr>
                   <w:rFonts w:ascii="Arial" w:cs="Arial" w:eastAsia="Arial" w:hAnsi="Arial"/>
@@ -17848,7 +18261,7 @@
               <w:spacing w:after="10" w:before="0"/>
               <w:ind w:left="120"/>
             </w:pPr>
-            <w:hyperlink w:history="1" r:id="rIdvbh75_3pe5vcmvyatenf3">
+            <w:hyperlink w:history="1" r:id="rIdlkywnvxjp9bk3eac2iy1h">
               <w:r>
                 <w:rPr>
                   <w:rFonts w:ascii="Arial" w:cs="Arial" w:eastAsia="Arial" w:hAnsi="Arial"/>
@@ -17876,6 +18289,7 @@
           </w:tcPr>
           <w:p>
             <w:pPr>
+              <w:keepNext w:val="false"/>
               <w:spacing w:after="40" w:before="0"/>
               <w:jc w:val="left"/>
             </w:pPr>
@@ -17908,6 +18322,7 @@
           </w:tcPr>
           <w:p>
             <w:pPr>
+              <w:keepNext w:val="false"/>
               <w:spacing w:after="40" w:before="0"/>
               <w:jc w:val="left"/>
             </w:pPr>
@@ -17940,6 +18355,7 @@
           </w:tcPr>
           <w:p>
             <w:pPr>
+              <w:keepNext w:val="false"/>
               <w:spacing w:after="40" w:before="0"/>
               <w:jc w:val="left"/>
             </w:pPr>
@@ -17972,6 +18388,7 @@
           </w:tcPr>
           <w:p>
             <w:pPr>
+              <w:keepNext w:val="false"/>
               <w:spacing w:after="40" w:before="0"/>
               <w:jc w:val="left"/>
             </w:pPr>
@@ -18006,6 +18423,7 @@
           </w:tcPr>
           <w:p>
             <w:pPr>
+              <w:keepNext w:val="false"/>
               <w:spacing w:after="40" w:before="0"/>
               <w:jc w:val="left"/>
             </w:pPr>
@@ -18043,7 +18461,7 @@
             <w:pPr>
               <w:spacing w:after="20" w:before="0"/>
             </w:pPr>
-            <w:hyperlink w:history="1" r:id="rIdbdstsypxh_hp-y9syp-m0">
+            <w:hyperlink w:history="1" r:id="rIdazde9vocfa-eypbvd9am8">
               <w:r>
                 <w:rPr>
                   <w:rFonts w:ascii="Arial" w:cs="Arial" w:eastAsia="Arial" w:hAnsi="Arial"/>
@@ -18092,7 +18510,7 @@
               <w:spacing w:after="10" w:before="0"/>
               <w:ind w:left="120"/>
             </w:pPr>
-            <w:hyperlink w:history="1" r:id="rIddyqapjhjkztsdjj7awrgh">
+            <w:hyperlink w:history="1" r:id="rId_2mc5b9blgp7h4nikongr">
               <w:r>
                 <w:rPr>
                   <w:rFonts w:ascii="Arial" w:cs="Arial" w:eastAsia="Arial" w:hAnsi="Arial"/>
@@ -18137,7 +18555,7 @@
             <w:pPr>
               <w:spacing w:after="20" w:before="0"/>
             </w:pPr>
-            <w:hyperlink w:history="1" r:id="rIdwqnffq4u0u9pzd7on3rg1">
+            <w:hyperlink w:history="1" r:id="rIdxsfuo0iawlzvzferu4ruh">
               <w:r>
                 <w:rPr>
                   <w:rFonts w:ascii="Arial" w:cs="Arial" w:eastAsia="Arial" w:hAnsi="Arial"/>
@@ -18186,7 +18604,7 @@
               <w:spacing w:after="10" w:before="0"/>
               <w:ind w:left="120"/>
             </w:pPr>
-            <w:hyperlink w:history="1" r:id="rId2ilzszanhehr6b0u86m1j">
+            <w:hyperlink w:history="1" r:id="rIdnevg6zv6zdkd7v4xivqfv">
               <w:r>
                 <w:rPr>
                   <w:rFonts w:ascii="Arial" w:cs="Arial" w:eastAsia="Arial" w:hAnsi="Arial"/>
@@ -18214,6 +18632,7 @@
           </w:tcPr>
           <w:p>
             <w:pPr>
+              <w:keepNext w:val="false"/>
               <w:spacing w:after="40" w:before="0"/>
               <w:jc w:val="left"/>
             </w:pPr>
@@ -18246,6 +18665,7 @@
           </w:tcPr>
           <w:p>
             <w:pPr>
+              <w:keepNext w:val="false"/>
               <w:spacing w:after="40" w:before="0"/>
               <w:jc w:val="left"/>
             </w:pPr>
@@ -18278,6 +18698,7 @@
           </w:tcPr>
           <w:p>
             <w:pPr>
+              <w:keepNext w:val="false"/>
               <w:spacing w:after="40" w:before="0"/>
               <w:jc w:val="left"/>
             </w:pPr>
@@ -18310,6 +18731,7 @@
           </w:tcPr>
           <w:p>
             <w:pPr>
+              <w:keepNext w:val="false"/>
               <w:spacing w:after="40" w:before="0"/>
               <w:jc w:val="left"/>
             </w:pPr>
@@ -18344,6 +18766,7 @@
           </w:tcPr>
           <w:p>
             <w:pPr>
+              <w:keepNext w:val="false"/>
               <w:spacing w:after="40" w:before="0"/>
               <w:jc w:val="left"/>
             </w:pPr>
@@ -18381,7 +18804,7 @@
             <w:pPr>
               <w:spacing w:after="20" w:before="0"/>
             </w:pPr>
-            <w:hyperlink w:history="1" r:id="rIdabr8rmmwgulmc0wukfx9z">
+            <w:hyperlink w:history="1" r:id="rIdbsnnri9i2wan--mwi_k9g">
               <w:r>
                 <w:rPr>
                   <w:rFonts w:ascii="Arial" w:cs="Arial" w:eastAsia="Arial" w:hAnsi="Arial"/>
@@ -18430,7 +18853,7 @@
               <w:spacing w:after="10" w:before="0"/>
               <w:ind w:left="120"/>
             </w:pPr>
-            <w:hyperlink w:history="1" r:id="rIdox7dabniz1x0udy4nxl_y">
+            <w:hyperlink w:history="1" r:id="rIdzmdhk9gcsq5jp0i1cdjm4">
               <w:r>
                 <w:rPr>
                   <w:rFonts w:ascii="Arial" w:cs="Arial" w:eastAsia="Arial" w:hAnsi="Arial"/>
@@ -18475,7 +18898,7 @@
             <w:pPr>
               <w:spacing w:after="20" w:before="0"/>
             </w:pPr>
-            <w:hyperlink w:history="1" r:id="rIdtwy29kgn7csabxar3gerl">
+            <w:hyperlink w:history="1" r:id="rId5vh38sd9tvlxyvuunr_jq">
               <w:r>
                 <w:rPr>
                   <w:rFonts w:ascii="Arial" w:cs="Arial" w:eastAsia="Arial" w:hAnsi="Arial"/>
@@ -18524,7 +18947,7 @@
               <w:spacing w:after="10" w:before="0"/>
               <w:ind w:left="120"/>
             </w:pPr>
-            <w:hyperlink w:history="1" r:id="rIdrpto2tch-ejshoxkmp5we">
+            <w:hyperlink w:history="1" r:id="rIdehdi0uybnzphzkdjtif3u">
               <w:r>
                 <w:rPr>
                   <w:rFonts w:ascii="Arial" w:cs="Arial" w:eastAsia="Arial" w:hAnsi="Arial"/>
@@ -18552,6 +18975,7 @@
           </w:tcPr>
           <w:p>
             <w:pPr>
+              <w:keepNext w:val="false"/>
               <w:spacing w:after="40" w:before="0"/>
               <w:jc w:val="left"/>
             </w:pPr>
@@ -18584,6 +19008,7 @@
           </w:tcPr>
           <w:p>
             <w:pPr>
+              <w:keepNext w:val="false"/>
               <w:spacing w:after="40" w:before="0"/>
               <w:jc w:val="left"/>
             </w:pPr>
@@ -18616,6 +19041,7 @@
           </w:tcPr>
           <w:p>
             <w:pPr>
+              <w:keepNext w:val="false"/>
               <w:spacing w:after="40" w:before="0"/>
               <w:jc w:val="left"/>
             </w:pPr>
@@ -18648,6 +19074,7 @@
           </w:tcPr>
           <w:p>
             <w:pPr>
+              <w:keepNext w:val="false"/>
               <w:spacing w:after="40" w:before="0"/>
               <w:jc w:val="left"/>
             </w:pPr>
@@ -18707,6 +19134,7 @@
           </w:tcPr>
           <w:p>
             <w:pPr>
+              <w:keepNext w:val="false"/>
               <w:spacing w:after="40" w:before="0"/>
               <w:jc w:val="center"/>
             </w:pPr>
@@ -18741,6 +19169,7 @@
           </w:tcPr>
           <w:p>
             <w:pPr>
+              <w:keepNext w:val="false"/>
               <w:spacing w:after="40" w:before="0"/>
               <w:jc w:val="left"/>
             </w:pPr>
@@ -18760,6 +19189,7 @@
           </w:p>
           <w:p>
             <w:pPr>
+              <w:keepNext w:val="false"/>
               <w:spacing w:after="40" w:before="0"/>
               <w:jc w:val="left"/>
             </w:pPr>
@@ -18779,6 +19209,7 @@
           </w:p>
           <w:p>
             <w:pPr>
+              <w:keepNext w:val="false"/>
               <w:spacing w:after="40" w:before="0"/>
               <w:jc w:val="left"/>
             </w:pPr>
@@ -18798,6 +19229,7 @@
           </w:p>
           <w:p>
             <w:pPr>
+              <w:keepNext w:val="false"/>
               <w:spacing w:after="40" w:before="0"/>
               <w:jc w:val="left"/>
             </w:pPr>
@@ -18817,6 +19249,7 @@
           </w:p>
           <w:p>
             <w:pPr>
+              <w:keepNext w:val="false"/>
               <w:spacing w:after="40" w:before="0"/>
               <w:jc w:val="left"/>
             </w:pPr>
@@ -18836,6 +19269,7 @@
           </w:p>
           <w:p>
             <w:pPr>
+              <w:keepNext w:val="false"/>
               <w:spacing w:after="40" w:before="0"/>
               <w:jc w:val="left"/>
             </w:pPr>
@@ -18855,6 +19289,7 @@
           </w:p>
           <w:p>
             <w:pPr>
+              <w:keepNext w:val="false"/>
               <w:spacing w:after="40" w:before="0"/>
               <w:jc w:val="left"/>
             </w:pPr>
@@ -18916,6 +19351,7 @@
           </w:tcPr>
           <w:p>
             <w:pPr>
+              <w:keepNext w:val="false"/>
               <w:spacing w:after="40" w:before="0"/>
               <w:jc w:val="center"/>
             </w:pPr>
@@ -18950,6 +19386,7 @@
           </w:tcPr>
           <w:p>
             <w:pPr>
+              <w:keepNext w:val="false"/>
               <w:spacing w:after="40" w:before="0"/>
               <w:jc w:val="left"/>
             </w:pPr>
@@ -18982,6 +19419,7 @@
           </w:tcPr>
           <w:p>
             <w:pPr>
+              <w:keepNext w:val="false"/>
               <w:spacing w:after="40" w:before="0"/>
               <w:jc w:val="left"/>
             </w:pPr>
@@ -19016,6 +19454,7 @@
           </w:tcPr>
           <w:p>
             <w:pPr>
+              <w:keepNext w:val="false"/>
               <w:spacing w:after="40" w:before="0"/>
               <w:jc w:val="left"/>
             </w:pPr>
@@ -19048,6 +19487,7 @@
           </w:tcPr>
           <w:p>
             <w:pPr>
+              <w:keepNext w:val="false"/>
               <w:spacing w:after="40" w:before="0"/>
               <w:jc w:val="left"/>
             </w:pPr>
@@ -19082,6 +19522,7 @@
           </w:tcPr>
           <w:p>
             <w:pPr>
+              <w:keepNext w:val="false"/>
               <w:spacing w:after="40" w:before="0"/>
               <w:jc w:val="left"/>
             </w:pPr>
@@ -19114,6 +19555,7 @@
           </w:tcPr>
           <w:p>
             <w:pPr>
+              <w:keepNext w:val="false"/>
               <w:spacing w:after="40" w:before="0"/>
               <w:jc w:val="left"/>
             </w:pPr>
@@ -19150,7 +19592,7 @@
         </w:rPr>
         <w:t xml:space="preserve">© 2026 SeaVuria and ARES. Aligned with KICD objectives. Developed by SeaVuria; technical implementation by ARES (with AI assistance from Claude). Licensed under </w:t>
       </w:r>
-      <w:hyperlink w:history="1" r:id="rId1g9qbls3js59ffoztxtuv">
+      <w:hyperlink w:history="1" r:id="rIdzivntglgm2iayzwe3r_du">
         <w:r>
           <w:rPr>
             <w:rFonts w:ascii="Arial" w:cs="Arial" w:eastAsia="Arial" w:hAnsi="Arial"/>
@@ -19171,7 +19613,7 @@
         </w:rPr>
         <w:t xml:space="preserve"> (</w:t>
       </w:r>
-      <w:hyperlink w:history="1" r:id="rIdftc9z0ix2eucbjk8j6ws1">
+      <w:hyperlink w:history="1" r:id="rIdlk0ndz_ls-wwm9p5bagan">
         <w:r>
           <w:rPr>
             <w:rFonts w:ascii="Arial" w:cs="Arial" w:eastAsia="Arial" w:hAnsi="Arial"/>
@@ -19231,6 +19673,7 @@
           </w:tcPr>
           <w:p>
             <w:pPr>
+              <w:keepNext w:val="false"/>
               <w:spacing w:after="40" w:before="0"/>
               <w:jc w:val="center"/>
             </w:pPr>
@@ -19266,6 +19709,7 @@
           </w:tcPr>
           <w:p>
             <w:pPr>
+              <w:keepNext w:val="false"/>
               <w:spacing w:after="40" w:before="0"/>
               <w:jc w:val="center"/>
             </w:pPr>
@@ -19300,6 +19744,7 @@
           </w:tcPr>
           <w:p>
             <w:pPr>
+              <w:keepNext w:val="false"/>
               <w:spacing w:after="40" w:before="0"/>
               <w:jc w:val="left"/>
             </w:pPr>
@@ -19332,6 +19777,7 @@
           </w:tcPr>
           <w:p>
             <w:pPr>
+              <w:keepNext w:val="false"/>
               <w:spacing w:after="40" w:before="0"/>
               <w:jc w:val="left"/>
             </w:pPr>
@@ -19366,6 +19812,7 @@
           </w:tcPr>
           <w:p>
             <w:pPr>
+              <w:keepNext w:val="false"/>
               <w:spacing w:after="40" w:before="0"/>
               <w:jc w:val="left"/>
             </w:pPr>
@@ -19398,6 +19845,7 @@
           </w:tcPr>
           <w:p>
             <w:pPr>
+              <w:keepNext w:val="false"/>
               <w:spacing w:after="40" w:before="0"/>
               <w:jc w:val="left"/>
             </w:pPr>
@@ -19432,6 +19880,7 @@
           </w:tcPr>
           <w:p>
             <w:pPr>
+              <w:keepNext w:val="false"/>
               <w:spacing w:after="40" w:before="0"/>
               <w:jc w:val="left"/>
             </w:pPr>
@@ -19464,6 +19913,7 @@
           </w:tcPr>
           <w:p>
             <w:pPr>
+              <w:keepNext w:val="false"/>
               <w:spacing w:after="40" w:before="0"/>
               <w:jc w:val="left"/>
             </w:pPr>
@@ -19498,6 +19948,7 @@
           </w:tcPr>
           <w:p>
             <w:pPr>
+              <w:keepNext w:val="false"/>
               <w:spacing w:after="40" w:before="0"/>
               <w:jc w:val="left"/>
             </w:pPr>
@@ -19530,6 +19981,7 @@
           </w:tcPr>
           <w:p>
             <w:pPr>
+              <w:keepNext w:val="false"/>
               <w:spacing w:after="40" w:before="0"/>
               <w:jc w:val="left"/>
             </w:pPr>
@@ -19564,6 +20016,7 @@
           </w:tcPr>
           <w:p>
             <w:pPr>
+              <w:keepNext w:val="false"/>
               <w:spacing w:after="40" w:before="0"/>
               <w:jc w:val="left"/>
             </w:pPr>
@@ -19596,6 +20049,7 @@
           </w:tcPr>
           <w:p>
             <w:pPr>
+              <w:keepNext w:val="false"/>
               <w:spacing w:after="40" w:before="0"/>
               <w:jc w:val="left"/>
             </w:pPr>
@@ -19630,6 +20084,7 @@
           </w:tcPr>
           <w:p>
             <w:pPr>
+              <w:keepNext w:val="false"/>
               <w:spacing w:after="40" w:before="0"/>
               <w:jc w:val="left"/>
             </w:pPr>
@@ -19662,6 +20117,7 @@
           </w:tcPr>
           <w:p>
             <w:pPr>
+              <w:keepNext w:val="false"/>
               <w:spacing w:after="40" w:before="0"/>
               <w:jc w:val="left"/>
             </w:pPr>
@@ -19696,6 +20152,7 @@
           </w:tcPr>
           <w:p>
             <w:pPr>
+              <w:keepNext w:val="false"/>
               <w:spacing w:after="40" w:before="0"/>
               <w:jc w:val="left"/>
             </w:pPr>
@@ -19728,6 +20185,7 @@
           </w:tcPr>
           <w:p>
             <w:pPr>
+              <w:keepNext w:val="false"/>
               <w:spacing w:after="40" w:before="0"/>
               <w:jc w:val="left"/>
             </w:pPr>
@@ -19762,6 +20220,7 @@
           </w:tcPr>
           <w:p>
             <w:pPr>
+              <w:keepNext w:val="false"/>
               <w:spacing w:after="40" w:before="0"/>
               <w:jc w:val="left"/>
             </w:pPr>
@@ -19794,6 +20253,7 @@
           </w:tcPr>
           <w:p>
             <w:pPr>
+              <w:keepNext w:val="false"/>
               <w:spacing w:after="40" w:before="0"/>
               <w:jc w:val="left"/>
             </w:pPr>
@@ -19853,6 +20313,7 @@
           </w:tcPr>
           <w:p>
             <w:pPr>
+              <w:keepNext w:val="false"/>
               <w:spacing w:after="40" w:before="0"/>
               <w:jc w:val="center"/>
             </w:pPr>
@@ -19887,6 +20348,7 @@
           </w:tcPr>
           <w:p>
             <w:pPr>
+              <w:keepNext w:val="false"/>
               <w:spacing w:after="40" w:before="0"/>
               <w:jc w:val="left"/>
             </w:pPr>
@@ -19951,6 +20413,7 @@
           </w:tcPr>
           <w:p>
             <w:pPr>
+              <w:keepNext w:val="false"/>
               <w:spacing w:after="40" w:before="0"/>
               <w:jc w:val="center"/>
             </w:pPr>
@@ -19985,6 +20448,7 @@
           </w:tcPr>
           <w:p>
             <w:pPr>
+              <w:keepNext w:val="false"/>
               <w:spacing w:after="40" w:before="0"/>
               <w:jc w:val="left"/>
             </w:pPr>
@@ -20017,6 +20481,7 @@
           </w:tcPr>
           <w:p>
             <w:pPr>
+              <w:keepNext w:val="false"/>
               <w:spacing w:after="40" w:before="0"/>
               <w:jc w:val="left"/>
             </w:pPr>
@@ -20049,6 +20514,7 @@
           </w:tcPr>
           <w:p>
             <w:pPr>
+              <w:keepNext w:val="false"/>
               <w:spacing w:after="40" w:before="0"/>
               <w:jc w:val="left"/>
             </w:pPr>
@@ -20081,6 +20547,7 @@
           </w:tcPr>
           <w:p>
             <w:pPr>
+              <w:keepNext w:val="false"/>
               <w:spacing w:after="40" w:before="0"/>
               <w:jc w:val="left"/>
             </w:pPr>
@@ -20113,6 +20580,7 @@
           </w:tcPr>
           <w:p>
             <w:pPr>
+              <w:keepNext w:val="false"/>
               <w:spacing w:after="40" w:before="0"/>
               <w:jc w:val="left"/>
             </w:pPr>
@@ -20147,6 +20615,7 @@
           </w:tcPr>
           <w:p>
             <w:pPr>
+              <w:keepNext w:val="false"/>
               <w:spacing w:after="40" w:before="0"/>
               <w:jc w:val="left"/>
             </w:pPr>
@@ -20184,7 +20653,7 @@
             <w:pPr>
               <w:spacing w:after="20" w:before="0"/>
             </w:pPr>
-            <w:hyperlink w:history="1" r:id="rIdywvvkb0pgimsihgl95fhz">
+            <w:hyperlink w:history="1" r:id="rId95ieoo-t91pmrhmeqjwyu">
               <w:r>
                 <w:rPr>
                   <w:rFonts w:ascii="Arial" w:cs="Arial" w:eastAsia="Arial" w:hAnsi="Arial"/>
@@ -20217,7 +20686,7 @@
               <w:spacing w:after="10" w:before="0"/>
               <w:ind w:left="120"/>
             </w:pPr>
-            <w:hyperlink w:history="1" r:id="rIdm_8ucd1wjfpak1gmmk011">
+            <w:hyperlink w:history="1" r:id="rIdta43l6dbcb5zhou8wc2p1">
               <w:r>
                 <w:rPr>
                   <w:rFonts w:ascii="Arial" w:cs="Arial" w:eastAsia="Arial" w:hAnsi="Arial"/>
@@ -20262,7 +20731,7 @@
             <w:pPr>
               <w:spacing w:after="20" w:before="0"/>
             </w:pPr>
-            <w:hyperlink w:history="1" r:id="rIdyv1vtsiwh3ezkx4gdm5j-">
+            <w:hyperlink w:history="1" r:id="rId5cli9r_wodvktiwyxwd9z">
               <w:r>
                 <w:rPr>
                   <w:rFonts w:ascii="Arial" w:cs="Arial" w:eastAsia="Arial" w:hAnsi="Arial"/>
@@ -20295,7 +20764,7 @@
               <w:spacing w:after="10" w:before="0"/>
               <w:ind w:left="120"/>
             </w:pPr>
-            <w:hyperlink w:history="1" r:id="rIdstzztkdcoufwft4luadxg">
+            <w:hyperlink w:history="1" r:id="rIdhauyjfqhz8jqptcpbnfy0">
               <w:r>
                 <w:rPr>
                   <w:rFonts w:ascii="Arial" w:cs="Arial" w:eastAsia="Arial" w:hAnsi="Arial"/>
@@ -20323,6 +20792,7 @@
           </w:tcPr>
           <w:p>
             <w:pPr>
+              <w:keepNext w:val="false"/>
               <w:spacing w:after="40" w:before="0"/>
               <w:jc w:val="left"/>
             </w:pPr>
@@ -20355,6 +20825,7 @@
           </w:tcPr>
           <w:p>
             <w:pPr>
+              <w:keepNext w:val="false"/>
               <w:spacing w:after="40" w:before="0"/>
               <w:jc w:val="left"/>
             </w:pPr>
@@ -20387,6 +20858,7 @@
           </w:tcPr>
           <w:p>
             <w:pPr>
+              <w:keepNext w:val="false"/>
               <w:spacing w:after="40" w:before="0"/>
               <w:jc w:val="left"/>
             </w:pPr>
@@ -20419,6 +20891,7 @@
           </w:tcPr>
           <w:p>
             <w:pPr>
+              <w:keepNext w:val="false"/>
               <w:spacing w:after="40" w:before="0"/>
               <w:jc w:val="left"/>
             </w:pPr>
@@ -20453,6 +20926,7 @@
           </w:tcPr>
           <w:p>
             <w:pPr>
+              <w:keepNext w:val="false"/>
               <w:spacing w:after="40" w:before="0"/>
               <w:jc w:val="left"/>
             </w:pPr>
@@ -20490,7 +20964,7 @@
             <w:pPr>
               <w:spacing w:after="20" w:before="0"/>
             </w:pPr>
-            <w:hyperlink w:history="1" r:id="rIdtkm3b1gdmkuefum_fonhy">
+            <w:hyperlink w:history="1" r:id="rIdtiwt1hslyp1h6a-643_mt">
               <w:r>
                 <w:rPr>
                   <w:rFonts w:ascii="Arial" w:cs="Arial" w:eastAsia="Arial" w:hAnsi="Arial"/>
@@ -20523,7 +20997,7 @@
               <w:spacing w:after="10" w:before="0"/>
               <w:ind w:left="120"/>
             </w:pPr>
-            <w:hyperlink w:history="1" r:id="rIdphth0s95nsfba3tjuudhc">
+            <w:hyperlink w:history="1" r:id="rIdh7sxrsgplxabde6r4d3to">
               <w:r>
                 <w:rPr>
                   <w:rFonts w:ascii="Arial" w:cs="Arial" w:eastAsia="Arial" w:hAnsi="Arial"/>
@@ -20568,7 +21042,7 @@
             <w:pPr>
               <w:spacing w:after="20" w:before="0"/>
             </w:pPr>
-            <w:hyperlink w:history="1" r:id="rIdyjrmtwzisgw94e6z-zpni">
+            <w:hyperlink w:history="1" r:id="rId2ks03giyit3cv67tcxnhy">
               <w:r>
                 <w:rPr>
                   <w:rFonts w:ascii="Arial" w:cs="Arial" w:eastAsia="Arial" w:hAnsi="Arial"/>
@@ -20601,7 +21075,7 @@
               <w:spacing w:after="10" w:before="0"/>
               <w:ind w:left="120"/>
             </w:pPr>
-            <w:hyperlink w:history="1" r:id="rIdhvcuio5_5_3yh12ndjbgh">
+            <w:hyperlink w:history="1" r:id="rIdlkpddgdbwquhxleqq6fcw">
               <w:r>
                 <w:rPr>
                   <w:rFonts w:ascii="Arial" w:cs="Arial" w:eastAsia="Arial" w:hAnsi="Arial"/>
@@ -20629,6 +21103,7 @@
           </w:tcPr>
           <w:p>
             <w:pPr>
+              <w:keepNext w:val="false"/>
               <w:spacing w:after="40" w:before="0"/>
               <w:jc w:val="left"/>
             </w:pPr>
@@ -20661,6 +21136,7 @@
           </w:tcPr>
           <w:p>
             <w:pPr>
+              <w:keepNext w:val="false"/>
               <w:spacing w:after="40" w:before="0"/>
               <w:jc w:val="left"/>
             </w:pPr>
@@ -20693,6 +21169,7 @@
           </w:tcPr>
           <w:p>
             <w:pPr>
+              <w:keepNext w:val="false"/>
               <w:spacing w:after="40" w:before="0"/>
               <w:jc w:val="left"/>
             </w:pPr>
@@ -20725,6 +21202,7 @@
           </w:tcPr>
           <w:p>
             <w:pPr>
+              <w:keepNext w:val="false"/>
               <w:spacing w:after="40" w:before="0"/>
               <w:jc w:val="left"/>
             </w:pPr>
@@ -20759,6 +21237,7 @@
           </w:tcPr>
           <w:p>
             <w:pPr>
+              <w:keepNext w:val="false"/>
               <w:spacing w:after="40" w:before="0"/>
               <w:jc w:val="left"/>
             </w:pPr>
@@ -20796,7 +21275,7 @@
             <w:pPr>
               <w:spacing w:after="20" w:before="0"/>
             </w:pPr>
-            <w:hyperlink w:history="1" r:id="rIdcbljpiz0_z2h_hpr1hzp_">
+            <w:hyperlink w:history="1" r:id="rIdu_ksxnxorkpsze4kd128m">
               <w:r>
                 <w:rPr>
                   <w:rFonts w:ascii="Arial" w:cs="Arial" w:eastAsia="Arial" w:hAnsi="Arial"/>
@@ -20845,7 +21324,7 @@
               <w:spacing w:after="10" w:before="0"/>
               <w:ind w:left="120"/>
             </w:pPr>
-            <w:hyperlink w:history="1" r:id="rIdw2h-wpp4guisakghhyahf">
+            <w:hyperlink w:history="1" r:id="rIdsfnuzvnsikqoavw9gbbcf">
               <w:r>
                 <w:rPr>
                   <w:rFonts w:ascii="Arial" w:cs="Arial" w:eastAsia="Arial" w:hAnsi="Arial"/>
@@ -20890,7 +21369,7 @@
             <w:pPr>
               <w:spacing w:after="20" w:before="0"/>
             </w:pPr>
-            <w:hyperlink w:history="1" r:id="rIdyczb1rh2b9dv_vp9leho-">
+            <w:hyperlink w:history="1" r:id="rIdqemz9_3razr7h4zmaa6gl">
               <w:r>
                 <w:rPr>
                   <w:rFonts w:ascii="Arial" w:cs="Arial" w:eastAsia="Arial" w:hAnsi="Arial"/>
@@ -20939,7 +21418,7 @@
               <w:spacing w:after="10" w:before="0"/>
               <w:ind w:left="120"/>
             </w:pPr>
-            <w:hyperlink w:history="1" r:id="rIdmnlz_cdmfl7rmkq-kx5da">
+            <w:hyperlink w:history="1" r:id="rIdoub9vghzufzwjhmhieo7v">
               <w:r>
                 <w:rPr>
                   <w:rFonts w:ascii="Arial" w:cs="Arial" w:eastAsia="Arial" w:hAnsi="Arial"/>
@@ -20967,6 +21446,7 @@
           </w:tcPr>
           <w:p>
             <w:pPr>
+              <w:keepNext w:val="false"/>
               <w:spacing w:after="40" w:before="0"/>
               <w:jc w:val="left"/>
             </w:pPr>
@@ -20999,6 +21479,7 @@
           </w:tcPr>
           <w:p>
             <w:pPr>
+              <w:keepNext w:val="false"/>
               <w:spacing w:after="40" w:before="0"/>
               <w:jc w:val="left"/>
             </w:pPr>
@@ -21031,6 +21512,7 @@
           </w:tcPr>
           <w:p>
             <w:pPr>
+              <w:keepNext w:val="false"/>
               <w:spacing w:after="40" w:before="0"/>
               <w:jc w:val="left"/>
             </w:pPr>
@@ -21063,6 +21545,7 @@
           </w:tcPr>
           <w:p>
             <w:pPr>
+              <w:keepNext w:val="false"/>
               <w:spacing w:after="40" w:before="0"/>
               <w:jc w:val="left"/>
             </w:pPr>
@@ -21097,6 +21580,7 @@
           </w:tcPr>
           <w:p>
             <w:pPr>
+              <w:keepNext w:val="false"/>
               <w:spacing w:after="40" w:before="0"/>
               <w:jc w:val="left"/>
             </w:pPr>
@@ -21134,7 +21618,7 @@
             <w:pPr>
               <w:spacing w:after="20" w:before="0"/>
             </w:pPr>
-            <w:hyperlink w:history="1" r:id="rIdqyrjsjpto9zoxrcgiiidd">
+            <w:hyperlink w:history="1" r:id="rIdeeyggja-2gjmger-xer1v">
               <w:r>
                 <w:rPr>
                   <w:rFonts w:ascii="Arial" w:cs="Arial" w:eastAsia="Arial" w:hAnsi="Arial"/>
@@ -21183,7 +21667,7 @@
               <w:spacing w:after="10" w:before="0"/>
               <w:ind w:left="120"/>
             </w:pPr>
-            <w:hyperlink w:history="1" r:id="rId0p9wsezmy-h-iqhgotp1x">
+            <w:hyperlink w:history="1" r:id="rIdskea_zy-lomiyl4vb55s5">
               <w:r>
                 <w:rPr>
                   <w:rFonts w:ascii="Arial" w:cs="Arial" w:eastAsia="Arial" w:hAnsi="Arial"/>
@@ -21228,7 +21712,7 @@
             <w:pPr>
               <w:spacing w:after="20" w:before="0"/>
             </w:pPr>
-            <w:hyperlink w:history="1" r:id="rId_h3pht5fhgae8ci4n6hlp">
+            <w:hyperlink w:history="1" r:id="rIdovxxfzkkwj3j_hs5w168u">
               <w:r>
                 <w:rPr>
                   <w:rFonts w:ascii="Arial" w:cs="Arial" w:eastAsia="Arial" w:hAnsi="Arial"/>
@@ -21261,7 +21745,7 @@
               <w:spacing w:after="10" w:before="0"/>
               <w:ind w:left="120"/>
             </w:pPr>
-            <w:hyperlink w:history="1" r:id="rIdnxgr1sbeda1kw3hk88_9t">
+            <w:hyperlink w:history="1" r:id="rIdc-x-xi1tqbwjpgvacomk2">
               <w:r>
                 <w:rPr>
                   <w:rFonts w:ascii="Arial" w:cs="Arial" w:eastAsia="Arial" w:hAnsi="Arial"/>
@@ -21289,6 +21773,7 @@
           </w:tcPr>
           <w:p>
             <w:pPr>
+              <w:keepNext w:val="false"/>
               <w:spacing w:after="40" w:before="0"/>
               <w:jc w:val="left"/>
             </w:pPr>
@@ -21321,6 +21806,7 @@
           </w:tcPr>
           <w:p>
             <w:pPr>
+              <w:keepNext w:val="false"/>
               <w:spacing w:after="40" w:before="0"/>
               <w:jc w:val="left"/>
             </w:pPr>
@@ -21353,6 +21839,7 @@
           </w:tcPr>
           <w:p>
             <w:pPr>
+              <w:keepNext w:val="false"/>
               <w:spacing w:after="40" w:before="0"/>
               <w:jc w:val="left"/>
             </w:pPr>
@@ -21385,6 +21872,7 @@
           </w:tcPr>
           <w:p>
             <w:pPr>
+              <w:keepNext w:val="false"/>
               <w:spacing w:after="40" w:before="0"/>
               <w:jc w:val="left"/>
             </w:pPr>
@@ -21419,6 +21907,7 @@
           </w:tcPr>
           <w:p>
             <w:pPr>
+              <w:keepNext w:val="false"/>
               <w:spacing w:after="40" w:before="0"/>
               <w:jc w:val="left"/>
             </w:pPr>
@@ -21456,7 +21945,7 @@
             <w:pPr>
               <w:spacing w:after="20" w:before="0"/>
             </w:pPr>
-            <w:hyperlink w:history="1" r:id="rIdhcluv5s6pakzlrxzw85sv">
+            <w:hyperlink w:history="1" r:id="rIdaznmnxjy7dkhhe0zwmxnq">
               <w:r>
                 <w:rPr>
                   <w:rFonts w:ascii="Arial" w:cs="Arial" w:eastAsia="Arial" w:hAnsi="Arial"/>
@@ -21505,7 +21994,7 @@
               <w:spacing w:after="10" w:before="0"/>
               <w:ind w:left="120"/>
             </w:pPr>
-            <w:hyperlink w:history="1" r:id="rIdniziquviaqzi7fevriele">
+            <w:hyperlink w:history="1" r:id="rId6anmr3fdwkh0drjjtrz_p">
               <w:r>
                 <w:rPr>
                   <w:rFonts w:ascii="Arial" w:cs="Arial" w:eastAsia="Arial" w:hAnsi="Arial"/>
@@ -21550,7 +22039,7 @@
             <w:pPr>
               <w:spacing w:after="20" w:before="0"/>
             </w:pPr>
-            <w:hyperlink w:history="1" r:id="rIdiknmc8texsiw6hv5b-8un">
+            <w:hyperlink w:history="1" r:id="rIdxkei4sjxf4sc3gw4irppj">
               <w:r>
                 <w:rPr>
                   <w:rFonts w:ascii="Arial" w:cs="Arial" w:eastAsia="Arial" w:hAnsi="Arial"/>
@@ -21583,7 +22072,7 @@
               <w:spacing w:after="10" w:before="0"/>
               <w:ind w:left="120"/>
             </w:pPr>
-            <w:hyperlink w:history="1" r:id="rIdjvm3v05dcsrcn9jxeiaff">
+            <w:hyperlink w:history="1" r:id="rIdqcexv7d4k4qzlywdkda2a">
               <w:r>
                 <w:rPr>
                   <w:rFonts w:ascii="Arial" w:cs="Arial" w:eastAsia="Arial" w:hAnsi="Arial"/>
@@ -21611,6 +22100,7 @@
           </w:tcPr>
           <w:p>
             <w:pPr>
+              <w:keepNext w:val="false"/>
               <w:spacing w:after="40" w:before="0"/>
               <w:jc w:val="left"/>
             </w:pPr>
@@ -21643,6 +22133,7 @@
           </w:tcPr>
           <w:p>
             <w:pPr>
+              <w:keepNext w:val="false"/>
               <w:spacing w:after="40" w:before="0"/>
               <w:jc w:val="left"/>
             </w:pPr>
@@ -21675,6 +22166,7 @@
           </w:tcPr>
           <w:p>
             <w:pPr>
+              <w:keepNext w:val="false"/>
               <w:spacing w:after="40" w:before="0"/>
               <w:jc w:val="left"/>
             </w:pPr>
@@ -21707,6 +22199,7 @@
           </w:tcPr>
           <w:p>
             <w:pPr>
+              <w:keepNext w:val="false"/>
               <w:spacing w:after="40" w:before="0"/>
               <w:jc w:val="left"/>
             </w:pPr>
@@ -21766,6 +22259,7 @@
           </w:tcPr>
           <w:p>
             <w:pPr>
+              <w:keepNext w:val="false"/>
               <w:spacing w:after="40" w:before="0"/>
               <w:jc w:val="center"/>
             </w:pPr>
@@ -21800,6 +22294,7 @@
           </w:tcPr>
           <w:p>
             <w:pPr>
+              <w:keepNext w:val="false"/>
               <w:spacing w:after="40" w:before="0"/>
               <w:jc w:val="left"/>
             </w:pPr>
@@ -21819,6 +22314,7 @@
           </w:p>
           <w:p>
             <w:pPr>
+              <w:keepNext w:val="false"/>
               <w:spacing w:after="40" w:before="0"/>
               <w:jc w:val="left"/>
             </w:pPr>
@@ -21838,6 +22334,7 @@
           </w:p>
           <w:p>
             <w:pPr>
+              <w:keepNext w:val="false"/>
               <w:spacing w:after="40" w:before="0"/>
               <w:jc w:val="left"/>
             </w:pPr>
@@ -21857,6 +22354,7 @@
           </w:p>
           <w:p>
             <w:pPr>
+              <w:keepNext w:val="false"/>
               <w:spacing w:after="40" w:before="0"/>
               <w:jc w:val="left"/>
             </w:pPr>
@@ -21876,6 +22374,7 @@
           </w:p>
           <w:p>
             <w:pPr>
+              <w:keepNext w:val="false"/>
               <w:spacing w:after="40" w:before="0"/>
               <w:jc w:val="left"/>
             </w:pPr>
@@ -21895,6 +22394,7 @@
           </w:p>
           <w:p>
             <w:pPr>
+              <w:keepNext w:val="false"/>
               <w:spacing w:after="40" w:before="0"/>
               <w:jc w:val="left"/>
             </w:pPr>
@@ -21914,6 +22414,7 @@
           </w:p>
           <w:p>
             <w:pPr>
+              <w:keepNext w:val="false"/>
               <w:spacing w:after="40" w:before="0"/>
               <w:jc w:val="left"/>
             </w:pPr>
@@ -21933,6 +22434,7 @@
           </w:p>
           <w:p>
             <w:pPr>
+              <w:keepNext w:val="false"/>
               <w:spacing w:after="40" w:before="0"/>
               <w:jc w:val="left"/>
             </w:pPr>
@@ -21952,6 +22454,7 @@
           </w:p>
           <w:p>
             <w:pPr>
+              <w:keepNext w:val="false"/>
               <w:spacing w:after="40" w:before="0"/>
               <w:jc w:val="left"/>
             </w:pPr>
@@ -21971,6 +22474,7 @@
           </w:p>
           <w:p>
             <w:pPr>
+              <w:keepNext w:val="false"/>
               <w:spacing w:after="40" w:before="0"/>
               <w:jc w:val="left"/>
             </w:pPr>
@@ -21990,6 +22494,7 @@
           </w:p>
           <w:p>
             <w:pPr>
+              <w:keepNext w:val="false"/>
               <w:spacing w:after="40" w:before="0"/>
               <w:jc w:val="left"/>
             </w:pPr>
@@ -22009,6 +22514,7 @@
           </w:p>
           <w:p>
             <w:pPr>
+              <w:keepNext w:val="false"/>
               <w:spacing w:after="40" w:before="0"/>
               <w:jc w:val="left"/>
             </w:pPr>
@@ -22028,6 +22534,7 @@
           </w:p>
           <w:p>
             <w:pPr>
+              <w:keepNext w:val="false"/>
               <w:spacing w:after="40" w:before="0"/>
               <w:jc w:val="left"/>
             </w:pPr>
@@ -22089,6 +22596,7 @@
           </w:tcPr>
           <w:p>
             <w:pPr>
+              <w:keepNext w:val="false"/>
               <w:spacing w:after="40" w:before="0"/>
               <w:jc w:val="center"/>
             </w:pPr>
@@ -22123,6 +22631,7 @@
           </w:tcPr>
           <w:p>
             <w:pPr>
+              <w:keepNext w:val="false"/>
               <w:spacing w:after="40" w:before="0"/>
               <w:jc w:val="left"/>
             </w:pPr>
@@ -22155,6 +22664,7 @@
           </w:tcPr>
           <w:p>
             <w:pPr>
+              <w:keepNext w:val="false"/>
               <w:spacing w:after="40" w:before="0"/>
               <w:jc w:val="left"/>
             </w:pPr>
@@ -22189,6 +22699,7 @@
           </w:tcPr>
           <w:p>
             <w:pPr>
+              <w:keepNext w:val="false"/>
               <w:spacing w:after="40" w:before="0"/>
               <w:jc w:val="left"/>
             </w:pPr>
@@ -22221,6 +22732,7 @@
           </w:tcPr>
           <w:p>
             <w:pPr>
+              <w:keepNext w:val="false"/>
               <w:spacing w:after="40" w:before="0"/>
               <w:jc w:val="left"/>
             </w:pPr>
@@ -22255,6 +22767,7 @@
           </w:tcPr>
           <w:p>
             <w:pPr>
+              <w:keepNext w:val="false"/>
               <w:spacing w:after="40" w:before="0"/>
               <w:jc w:val="left"/>
             </w:pPr>
@@ -22287,6 +22800,7 @@
           </w:tcPr>
           <w:p>
             <w:pPr>
+              <w:keepNext w:val="false"/>
               <w:spacing w:after="40" w:before="0"/>
               <w:jc w:val="left"/>
             </w:pPr>
@@ -22323,7 +22837,7 @@
         </w:rPr>
         <w:t xml:space="preserve">© 2026 SeaVuria and ARES. Aligned with KICD objectives. Developed by SeaVuria; technical implementation by ARES (with AI assistance from Claude). Licensed under </w:t>
       </w:r>
-      <w:hyperlink w:history="1" r:id="rIdisl_dba9djnho5-j4aqvi">
+      <w:hyperlink w:history="1" r:id="rIdn7mwyolqeil3wokjcxac4">
         <w:r>
           <w:rPr>
             <w:rFonts w:ascii="Arial" w:cs="Arial" w:eastAsia="Arial" w:hAnsi="Arial"/>
@@ -22344,7 +22858,7 @@
         </w:rPr>
         <w:t xml:space="preserve"> (</w:t>
       </w:r>
-      <w:hyperlink w:history="1" r:id="rIdkaeogewabvdtekgv9akkj">
+      <w:hyperlink w:history="1" r:id="rIdof4_codjol0u0pbmwaxu-">
         <w:r>
           <w:rPr>
             <w:rFonts w:ascii="Arial" w:cs="Arial" w:eastAsia="Arial" w:hAnsi="Arial"/>
@@ -22405,6 +22919,7 @@
           </w:tcPr>
           <w:p>
             <w:pPr>
+              <w:keepNext w:val="false"/>
               <w:spacing w:after="40" w:before="0"/>
               <w:jc w:val="center"/>
             </w:pPr>
@@ -22439,6 +22954,7 @@
           </w:tcPr>
           <w:p>
             <w:pPr>
+              <w:keepNext w:val="false"/>
               <w:spacing w:after="40" w:before="0"/>
               <w:jc w:val="left"/>
             </w:pPr>
@@ -22471,6 +22987,7 @@
           </w:tcPr>
           <w:p>
             <w:pPr>
+              <w:keepNext w:val="false"/>
               <w:spacing w:after="40" w:before="0"/>
               <w:jc w:val="left"/>
             </w:pPr>
@@ -22503,6 +23020,7 @@
           </w:tcPr>
           <w:p>
             <w:pPr>
+              <w:keepNext w:val="false"/>
               <w:spacing w:after="40" w:before="0"/>
               <w:jc w:val="left"/>
             </w:pPr>
@@ -22537,6 +23055,7 @@
           </w:tcPr>
           <w:p>
             <w:pPr>
+              <w:keepNext w:val="false"/>
               <w:spacing w:after="40" w:before="0"/>
               <w:jc w:val="left"/>
             </w:pPr>
@@ -22569,6 +23088,7 @@
           </w:tcPr>
           <w:p>
             <w:pPr>
+              <w:keepNext w:val="false"/>
               <w:spacing w:after="40" w:before="0"/>
               <w:jc w:val="left"/>
             </w:pPr>
@@ -22601,6 +23121,7 @@
           </w:tcPr>
           <w:p>
             <w:pPr>
+              <w:keepNext w:val="false"/>
               <w:spacing w:after="40" w:before="0"/>
               <w:jc w:val="left"/>
             </w:pPr>
@@ -22635,6 +23156,7 @@
           </w:tcPr>
           <w:p>
             <w:pPr>
+              <w:keepNext w:val="false"/>
               <w:spacing w:after="40" w:before="0"/>
               <w:jc w:val="left"/>
             </w:pPr>
@@ -22667,6 +23189,7 @@
           </w:tcPr>
           <w:p>
             <w:pPr>
+              <w:keepNext w:val="false"/>
               <w:spacing w:after="40" w:before="0"/>
               <w:jc w:val="left"/>
             </w:pPr>
@@ -22699,6 +23222,7 @@
           </w:tcPr>
           <w:p>
             <w:pPr>
+              <w:keepNext w:val="false"/>
               <w:spacing w:after="40" w:before="0"/>
               <w:jc w:val="left"/>
             </w:pPr>
@@ -22733,6 +23257,7 @@
           </w:tcPr>
           <w:p>
             <w:pPr>
+              <w:keepNext w:val="false"/>
               <w:spacing w:after="40" w:before="0"/>
               <w:jc w:val="left"/>
             </w:pPr>
@@ -22765,6 +23290,7 @@
           </w:tcPr>
           <w:p>
             <w:pPr>
+              <w:keepNext w:val="false"/>
               <w:spacing w:after="40" w:before="0"/>
               <w:jc w:val="left"/>
             </w:pPr>
@@ -22797,6 +23323,7 @@
           </w:tcPr>
           <w:p>
             <w:pPr>
+              <w:keepNext w:val="false"/>
               <w:spacing w:after="40" w:before="0"/>
               <w:jc w:val="left"/>
             </w:pPr>

--- a/data/outputs/v2/Physics/SS1.2_Mechanical_Properties_of_Materials/Physics_Mechanical_Properties_of_Materials_CBE_LessonSequence.docx
+++ b/data/outputs/v2/Physics/SS1.2_Mechanical_Properties_of_Materials/Physics_Mechanical_Properties_of_Materials_CBE_LessonSequence.docx
@@ -2458,7 +2458,7 @@
         </w:rPr>
         <w:t xml:space="preserve">© 2026 SeaVuria and ARES. This work is licensed under a </w:t>
       </w:r>
-      <w:hyperlink w:history="1" r:id="rIdd1l3ts7zu6r2ne8jclphl">
+      <w:hyperlink w:history="1" r:id="rIdprswoipp-bm0grikwysvq">
         <w:r>
           <w:rPr>
             <w:rFonts w:ascii="Arial" w:cs="Arial" w:eastAsia="Arial" w:hAnsi="Arial"/>
@@ -2478,7 +2478,7 @@
         </w:rPr>
         <w:t xml:space="preserve"> (</w:t>
       </w:r>
-      <w:hyperlink w:history="1" r:id="rIdny6kkggeig_uvhwizc4gi">
+      <w:hyperlink w:history="1" r:id="rId7ebw7d2henodpi2saec4m">
         <w:r>
           <w:rPr>
             <w:rFonts w:ascii="Arial" w:cs="Arial" w:eastAsia="Arial" w:hAnsi="Arial"/>
@@ -2498,7 +2498,7 @@
         </w:rPr>
         <w:t xml:space="preserve">). To view a copy of this license, visit </w:t>
       </w:r>
-      <w:hyperlink w:history="1" r:id="rIdqjf-jxmu9zotxmgmpwxkd">
+      <w:hyperlink w:history="1" r:id="rIdlnwcmf5shrt5by4icz2ca">
         <w:r>
           <w:rPr>
             <w:rFonts w:ascii="Arial" w:cs="Arial" w:eastAsia="Arial" w:hAnsi="Arial"/>
@@ -3537,7 +3537,7 @@
             <w:pPr>
               <w:spacing w:after="20" w:before="0"/>
             </w:pPr>
-            <w:hyperlink w:history="1" r:id="rIdhrq5hm8gwfnuqjpva_d8y">
+            <w:hyperlink w:history="1" r:id="rId9g3inp7r9autzjo4vurnx">
               <w:r>
                 <w:rPr>
                   <w:rFonts w:ascii="Arial" w:cs="Arial" w:eastAsia="Arial" w:hAnsi="Arial"/>
@@ -3586,7 +3586,7 @@
               <w:spacing w:after="10" w:before="0"/>
               <w:ind w:left="120"/>
             </w:pPr>
-            <w:hyperlink w:history="1" r:id="rIdyx-3i7z7d2aiqwjvv4j06">
+            <w:hyperlink w:history="1" r:id="rId3bsx5-ofqsmrl2qunxsjh">
               <w:r>
                 <w:rPr>
                   <w:rFonts w:ascii="Arial" w:cs="Arial" w:eastAsia="Arial" w:hAnsi="Arial"/>
@@ -3631,7 +3631,7 @@
             <w:pPr>
               <w:spacing w:after="20" w:before="0"/>
             </w:pPr>
-            <w:hyperlink w:history="1" r:id="rIdro6yioi08k9q7_xpi4qx3">
+            <w:hyperlink w:history="1" r:id="rIdwwydjsspa4lywc1urybh1">
               <w:r>
                 <w:rPr>
                   <w:rFonts w:ascii="Arial" w:cs="Arial" w:eastAsia="Arial" w:hAnsi="Arial"/>
@@ -3680,7 +3680,7 @@
               <w:spacing w:after="10" w:before="0"/>
               <w:ind w:left="120"/>
             </w:pPr>
-            <w:hyperlink w:history="1" r:id="rIdfboxcb8_nefx1pcdaa7cw">
+            <w:hyperlink w:history="1" r:id="rIdb6jhj2mggmx2hzdey9bth">
               <w:r>
                 <w:rPr>
                   <w:rFonts w:ascii="Arial" w:cs="Arial" w:eastAsia="Arial" w:hAnsi="Arial"/>
@@ -3880,7 +3880,7 @@
             <w:pPr>
               <w:spacing w:after="20" w:before="0"/>
             </w:pPr>
-            <w:hyperlink w:history="1" r:id="rIdi6seqx36nt2lgg44lktb0">
+            <w:hyperlink w:history="1" r:id="rIdeqxfvlk0zkp33lr0ra-pc">
               <w:r>
                 <w:rPr>
                   <w:rFonts w:ascii="Arial" w:cs="Arial" w:eastAsia="Arial" w:hAnsi="Arial"/>
@@ -3929,7 +3929,7 @@
               <w:spacing w:after="10" w:before="0"/>
               <w:ind w:left="120"/>
             </w:pPr>
-            <w:hyperlink w:history="1" r:id="rId6mg7kpnhleygz_wfj5xrv">
+            <w:hyperlink w:history="1" r:id="rId07kufsil_ft5y0xtqjkuc">
               <w:r>
                 <w:rPr>
                   <w:rFonts w:ascii="Arial" w:cs="Arial" w:eastAsia="Arial" w:hAnsi="Arial"/>
@@ -3974,7 +3974,7 @@
             <w:pPr>
               <w:spacing w:after="20" w:before="0"/>
             </w:pPr>
-            <w:hyperlink w:history="1" r:id="rIdu2o4niph52tst1kpvmnxa">
+            <w:hyperlink w:history="1" r:id="rIdg6qxmuljvvbavgggdpzgh">
               <w:r>
                 <w:rPr>
                   <w:rFonts w:ascii="Arial" w:cs="Arial" w:eastAsia="Arial" w:hAnsi="Arial"/>
@@ -4023,7 +4023,7 @@
               <w:spacing w:after="10" w:before="0"/>
               <w:ind w:left="120"/>
             </w:pPr>
-            <w:hyperlink w:history="1" r:id="rIdlqa4hnugf4jdfmzdpe0c_">
+            <w:hyperlink w:history="1" r:id="rIdwyhd__iltzeg6gmxl2wla">
               <w:r>
                 <w:rPr>
                   <w:rFonts w:ascii="Arial" w:cs="Arial" w:eastAsia="Arial" w:hAnsi="Arial"/>
@@ -4223,7 +4223,7 @@
             <w:pPr>
               <w:spacing w:after="20" w:before="0"/>
             </w:pPr>
-            <w:hyperlink w:history="1" r:id="rIdbecqtcywpqnpi2v4okhde">
+            <w:hyperlink w:history="1" r:id="rId7h1madsuw1-l696axa12u">
               <w:r>
                 <w:rPr>
                   <w:rFonts w:ascii="Arial" w:cs="Arial" w:eastAsia="Arial" w:hAnsi="Arial"/>
@@ -4272,7 +4272,7 @@
               <w:spacing w:after="10" w:before="0"/>
               <w:ind w:left="120"/>
             </w:pPr>
-            <w:hyperlink w:history="1" r:id="rIdhpjpe_uanlzyjn0_rvv2l">
+            <w:hyperlink w:history="1" r:id="rIdctlh_fvrzopgkjaokag5x">
               <w:r>
                 <w:rPr>
                   <w:rFonts w:ascii="Arial" w:cs="Arial" w:eastAsia="Arial" w:hAnsi="Arial"/>
@@ -4317,7 +4317,7 @@
             <w:pPr>
               <w:spacing w:after="20" w:before="0"/>
             </w:pPr>
-            <w:hyperlink w:history="1" r:id="rId7clp9jcacmkbcbcpx0zww">
+            <w:hyperlink w:history="1" r:id="rId8hnccsqdqxo5e6aauinlp">
               <w:r>
                 <w:rPr>
                   <w:rFonts w:ascii="Arial" w:cs="Arial" w:eastAsia="Arial" w:hAnsi="Arial"/>
@@ -4366,7 +4366,7 @@
               <w:spacing w:after="10" w:before="0"/>
               <w:ind w:left="120"/>
             </w:pPr>
-            <w:hyperlink w:history="1" r:id="rIdin3idu-_bgdylfte4jvqu">
+            <w:hyperlink w:history="1" r:id="rIdxjzziq9rrv2gm0aramjgn">
               <w:r>
                 <w:rPr>
                   <w:rFonts w:ascii="Arial" w:cs="Arial" w:eastAsia="Arial" w:hAnsi="Arial"/>
@@ -4566,7 +4566,7 @@
             <w:pPr>
               <w:spacing w:after="20" w:before="0"/>
             </w:pPr>
-            <w:hyperlink w:history="1" r:id="rIdq04q37jkntzewc0hmuykg">
+            <w:hyperlink w:history="1" r:id="rIdmc8miqs2eniuiljk9jeiu">
               <w:r>
                 <w:rPr>
                   <w:rFonts w:ascii="Arial" w:cs="Arial" w:eastAsia="Arial" w:hAnsi="Arial"/>
@@ -4615,7 +4615,7 @@
               <w:spacing w:after="10" w:before="0"/>
               <w:ind w:left="120"/>
             </w:pPr>
-            <w:hyperlink w:history="1" r:id="rIdstru7yegbswrs6q3a2b1c">
+            <w:hyperlink w:history="1" r:id="rIdjr4djmgb-cpcv3_6p_8lb">
               <w:r>
                 <w:rPr>
                   <w:rFonts w:ascii="Arial" w:cs="Arial" w:eastAsia="Arial" w:hAnsi="Arial"/>
@@ -4660,7 +4660,7 @@
             <w:pPr>
               <w:spacing w:after="20" w:before="0"/>
             </w:pPr>
-            <w:hyperlink w:history="1" r:id="rIdbcpat91pnmnnhsfyr6pcp">
+            <w:hyperlink w:history="1" r:id="rIddc1udrsaoeun8euybtryd">
               <w:r>
                 <w:rPr>
                   <w:rFonts w:ascii="Arial" w:cs="Arial" w:eastAsia="Arial" w:hAnsi="Arial"/>
@@ -4709,7 +4709,7 @@
               <w:spacing w:after="10" w:before="0"/>
               <w:ind w:left="120"/>
             </w:pPr>
-            <w:hyperlink w:history="1" r:id="rIdsqvxzxdqgikrzehjg_mdm">
+            <w:hyperlink w:history="1" r:id="rIdsqewy2jsno09mqfyl4wff">
               <w:r>
                 <w:rPr>
                   <w:rFonts w:ascii="Arial" w:cs="Arial" w:eastAsia="Arial" w:hAnsi="Arial"/>
@@ -4909,7 +4909,7 @@
             <w:pPr>
               <w:spacing w:after="20" w:before="0"/>
             </w:pPr>
-            <w:hyperlink w:history="1" r:id="rIdvudej0xxmvxvi5u_0zdia">
+            <w:hyperlink w:history="1" r:id="rIdshco01auyxafewhel-70i">
               <w:r>
                 <w:rPr>
                   <w:rFonts w:ascii="Arial" w:cs="Arial" w:eastAsia="Arial" w:hAnsi="Arial"/>
@@ -4958,7 +4958,7 @@
               <w:spacing w:after="10" w:before="0"/>
               <w:ind w:left="120"/>
             </w:pPr>
-            <w:hyperlink w:history="1" r:id="rIdxnke9uv3yklxusxcmgh0l">
+            <w:hyperlink w:history="1" r:id="rIdr8tsj60nwtzrkbt4r0ygp">
               <w:r>
                 <w:rPr>
                   <w:rFonts w:ascii="Arial" w:cs="Arial" w:eastAsia="Arial" w:hAnsi="Arial"/>
@@ -5003,7 +5003,7 @@
             <w:pPr>
               <w:spacing w:after="20" w:before="0"/>
             </w:pPr>
-            <w:hyperlink w:history="1" r:id="rIdzlzecpd4s-kq4ofyac3hz">
+            <w:hyperlink w:history="1" r:id="rIdb8rkge5lfv2ty8q1nxaej">
               <w:r>
                 <w:rPr>
                   <w:rFonts w:ascii="Arial" w:cs="Arial" w:eastAsia="Arial" w:hAnsi="Arial"/>
@@ -5052,7 +5052,7 @@
               <w:spacing w:after="10" w:before="0"/>
               <w:ind w:left="120"/>
             </w:pPr>
-            <w:hyperlink w:history="1" r:id="rIdpusqewhv0_y_8eiau7vof">
+            <w:hyperlink w:history="1" r:id="rIdgjrcz9ro2gwzoxpojb6xk">
               <w:r>
                 <w:rPr>
                   <w:rFonts w:ascii="Arial" w:cs="Arial" w:eastAsia="Arial" w:hAnsi="Arial"/>
@@ -5577,7 +5577,7 @@
         </w:rPr>
         <w:t xml:space="preserve">© 2026 SeaVuria and ARES. Aligned with KICD objectives. Developed by SeaVuria; technical implementation by ARES (with AI assistance from Claude). Licensed under </w:t>
       </w:r>
-      <w:hyperlink w:history="1" r:id="rIdfx7ymbixj4lj-d1xbstqg">
+      <w:hyperlink w:history="1" r:id="rIddjykekgsohskuzhfk2wvv">
         <w:r>
           <w:rPr>
             <w:rFonts w:ascii="Arial" w:cs="Arial" w:eastAsia="Arial" w:hAnsi="Arial"/>
@@ -5598,7 +5598,7 @@
         </w:rPr>
         <w:t xml:space="preserve"> (</w:t>
       </w:r>
-      <w:hyperlink w:history="1" r:id="rIdz9sx_iutjy-k4eaow7iay">
+      <w:hyperlink w:history="1" r:id="rIdzpt2cnij4sgran7vms06o">
         <w:r>
           <w:rPr>
             <w:rFonts w:ascii="Arial" w:cs="Arial" w:eastAsia="Arial" w:hAnsi="Arial"/>
@@ -6655,7 +6655,7 @@
               <w:spacing w:after="10" w:before="0"/>
               <w:ind w:left="120"/>
             </w:pPr>
-            <w:hyperlink w:history="1" r:id="rIdcf-cqefu0c5nmdms-biau">
+            <w:hyperlink w:history="1" r:id="rIdetyq0oxtvabtanzwjf0e7">
               <w:r>
                 <w:rPr>
                   <w:rFonts w:ascii="Arial" w:cs="Arial" w:eastAsia="Arial" w:hAnsi="Arial"/>
@@ -6715,7 +6715,7 @@
             <w:pPr>
               <w:spacing w:after="20" w:before="0"/>
             </w:pPr>
-            <w:hyperlink w:history="1" r:id="rIduix3wrjajzrnhn20ejngq">
+            <w:hyperlink w:history="1" r:id="rIdvvbn3fg4ezucfc6bjiem1">
               <w:r>
                 <w:rPr>
                   <w:rFonts w:ascii="Arial" w:cs="Arial" w:eastAsia="Arial" w:hAnsi="Arial"/>
@@ -6764,7 +6764,7 @@
               <w:spacing w:after="10" w:before="0"/>
               <w:ind w:left="120"/>
             </w:pPr>
-            <w:hyperlink w:history="1" r:id="rIdmx4yflvregzt4viwrmkfy">
+            <w:hyperlink w:history="1" r:id="rIdhczufpoydmvybp03oio4-">
               <w:r>
                 <w:rPr>
                   <w:rFonts w:ascii="Arial" w:cs="Arial" w:eastAsia="Arial" w:hAnsi="Arial"/>
@@ -7221,7 +7221,7 @@
               <w:spacing w:after="10" w:before="0"/>
               <w:ind w:left="120"/>
             </w:pPr>
-            <w:hyperlink w:history="1" r:id="rId9ov74sc8tousldxtp2w3a">
+            <w:hyperlink w:history="1" r:id="rIdmqd-mbuwaobr_7kz7zvlj">
               <w:r>
                 <w:rPr>
                   <w:rFonts w:ascii="Arial" w:cs="Arial" w:eastAsia="Arial" w:hAnsi="Arial"/>
@@ -7281,7 +7281,7 @@
             <w:pPr>
               <w:spacing w:after="20" w:before="0"/>
             </w:pPr>
-            <w:hyperlink w:history="1" r:id="rIddqfmfz4ofqeug69dy2rnb">
+            <w:hyperlink w:history="1" r:id="rId1kwc-ftxz7s_c_uy8u3ix">
               <w:r>
                 <w:rPr>
                   <w:rFonts w:ascii="Arial" w:cs="Arial" w:eastAsia="Arial" w:hAnsi="Arial"/>
@@ -7330,7 +7330,7 @@
               <w:spacing w:after="10" w:before="0"/>
               <w:ind w:left="120"/>
             </w:pPr>
-            <w:hyperlink w:history="1" r:id="rIds9c3ltsdfk-e2wvbcajgv">
+            <w:hyperlink w:history="1" r:id="rIddsveicfgkmblj6amtbngr">
               <w:r>
                 <w:rPr>
                   <w:rFonts w:ascii="Arial" w:cs="Arial" w:eastAsia="Arial" w:hAnsi="Arial"/>
@@ -8107,7 +8107,7 @@
               <w:spacing w:after="10" w:before="0"/>
               <w:ind w:left="120"/>
             </w:pPr>
-            <w:hyperlink w:history="1" r:id="rIdzmv0u7t55zqh-zitptvuh">
+            <w:hyperlink w:history="1" r:id="rIdykd3elzdtufpu0ipnjhpp">
               <w:r>
                 <w:rPr>
                   <w:rFonts w:ascii="Arial" w:cs="Arial" w:eastAsia="Arial" w:hAnsi="Arial"/>
@@ -8167,7 +8167,7 @@
             <w:pPr>
               <w:spacing w:after="20" w:before="0"/>
             </w:pPr>
-            <w:hyperlink w:history="1" r:id="rIdjf8s5uukfljgqoyhpnurb">
+            <w:hyperlink w:history="1" r:id="rIdxedmaxo5rmb7c0sqxjcgo">
               <w:r>
                 <w:rPr>
                   <w:rFonts w:ascii="Arial" w:cs="Arial" w:eastAsia="Arial" w:hAnsi="Arial"/>
@@ -8216,7 +8216,7 @@
               <w:spacing w:after="10" w:before="0"/>
               <w:ind w:left="120"/>
             </w:pPr>
-            <w:hyperlink w:history="1" r:id="rIdamgknnro2p4sl9osqd2wn">
+            <w:hyperlink w:history="1" r:id="rIduszgbx_bhbfdo4vefeh-h">
               <w:r>
                 <w:rPr>
                   <w:rFonts w:ascii="Arial" w:cs="Arial" w:eastAsia="Arial" w:hAnsi="Arial"/>
@@ -8733,7 +8733,7 @@
               <w:spacing w:after="10" w:before="0"/>
               <w:ind w:left="120"/>
             </w:pPr>
-            <w:hyperlink w:history="1" r:id="rIddr5iibgjhcazqcv3wkprn">
+            <w:hyperlink w:history="1" r:id="rIdsxkodewoitqx5i35mibcd">
               <w:r>
                 <w:rPr>
                   <w:rFonts w:ascii="Arial" w:cs="Arial" w:eastAsia="Arial" w:hAnsi="Arial"/>
@@ -8793,7 +8793,7 @@
             <w:pPr>
               <w:spacing w:after="20" w:before="0"/>
             </w:pPr>
-            <w:hyperlink w:history="1" r:id="rIdfydyy7oyeawqrqxkfirec">
+            <w:hyperlink w:history="1" r:id="rId79yh4rvp284i1jwbdyixn">
               <w:r>
                 <w:rPr>
                   <w:rFonts w:ascii="Arial" w:cs="Arial" w:eastAsia="Arial" w:hAnsi="Arial"/>
@@ -8842,7 +8842,7 @@
               <w:spacing w:after="10" w:before="0"/>
               <w:ind w:left="120"/>
             </w:pPr>
-            <w:hyperlink w:history="1" r:id="rId2zqxuzllf0q-a2uqflnt6">
+            <w:hyperlink w:history="1" r:id="rId2zlajtw3yj-h2sbcokiaf">
               <w:r>
                 <w:rPr>
                   <w:rFonts w:ascii="Arial" w:cs="Arial" w:eastAsia="Arial" w:hAnsi="Arial"/>
@@ -9259,7 +9259,7 @@
               <w:spacing w:after="10" w:before="0"/>
               <w:ind w:left="120"/>
             </w:pPr>
-            <w:hyperlink w:history="1" r:id="rIdaw3zu81qw-jyinytgxge0">
+            <w:hyperlink w:history="1" r:id="rIdh4-qq9rxt0tll2ecpuabr">
               <w:r>
                 <w:rPr>
                   <w:rFonts w:ascii="Arial" w:cs="Arial" w:eastAsia="Arial" w:hAnsi="Arial"/>
@@ -9319,7 +9319,7 @@
             <w:pPr>
               <w:spacing w:after="20" w:before="0"/>
             </w:pPr>
-            <w:hyperlink w:history="1" r:id="rIdgr3uwhnivdbpsttqy3rmy">
+            <w:hyperlink w:history="1" r:id="rIdbppe-4cdi24zrogpzsb2s">
               <w:r>
                 <w:rPr>
                   <w:rFonts w:ascii="Arial" w:cs="Arial" w:eastAsia="Arial" w:hAnsi="Arial"/>
@@ -9368,7 +9368,7 @@
               <w:spacing w:after="10" w:before="0"/>
               <w:ind w:left="120"/>
             </w:pPr>
-            <w:hyperlink w:history="1" r:id="rIdkydaiewgdhjivdosl08v4">
+            <w:hyperlink w:history="1" r:id="rIdfs4dhcrsrhvsmd_mjnwcg">
               <w:r>
                 <w:rPr>
                   <w:rFonts w:ascii="Arial" w:cs="Arial" w:eastAsia="Arial" w:hAnsi="Arial"/>
@@ -10293,7 +10293,7 @@
         </w:rPr>
         <w:t xml:space="preserve">© 2026 SeaVuria and ARES. Aligned with KICD objectives. Developed by SeaVuria; technical implementation by ARES (with AI assistance from Claude). Licensed under </w:t>
       </w:r>
-      <w:hyperlink w:history="1" r:id="rIdaq_-hkkosypemqfpsqt7l">
+      <w:hyperlink w:history="1" r:id="rIde-713s3ojxxbpnnbbu7tm">
         <w:r>
           <w:rPr>
             <w:rFonts w:ascii="Arial" w:cs="Arial" w:eastAsia="Arial" w:hAnsi="Arial"/>
@@ -10314,7 +10314,7 @@
         </w:rPr>
         <w:t xml:space="preserve"> (</w:t>
       </w:r>
-      <w:hyperlink w:history="1" r:id="rId_aaiw3pkbf6_w_wga_hmc">
+      <w:hyperlink w:history="1" r:id="rIdfgaph-ft1-rj8es-fxy2w">
         <w:r>
           <w:rPr>
             <w:rFonts w:ascii="Arial" w:cs="Arial" w:eastAsia="Arial" w:hAnsi="Arial"/>
@@ -11354,7 +11354,7 @@
             <w:pPr>
               <w:spacing w:after="20" w:before="0"/>
             </w:pPr>
-            <w:hyperlink w:history="1" r:id="rIdkzbohaxub-a6hxj6i7crk">
+            <w:hyperlink w:history="1" r:id="rIdp8ysfgpeoa8te0ifepioe">
               <w:r>
                 <w:rPr>
                   <w:rFonts w:ascii="Arial" w:cs="Arial" w:eastAsia="Arial" w:hAnsi="Arial"/>
@@ -11387,7 +11387,7 @@
               <w:spacing w:after="10" w:before="0"/>
               <w:ind w:left="120"/>
             </w:pPr>
-            <w:hyperlink w:history="1" r:id="rIdejzpf_niqi0pcso-6zeux">
+            <w:hyperlink w:history="1" r:id="rIdnfgp447mgl3km7x3qkgqe">
               <w:r>
                 <w:rPr>
                   <w:rFonts w:ascii="Arial" w:cs="Arial" w:eastAsia="Arial" w:hAnsi="Arial"/>
@@ -11432,7 +11432,7 @@
             <w:pPr>
               <w:spacing w:after="20" w:before="0"/>
             </w:pPr>
-            <w:hyperlink w:history="1" r:id="rIdatuwdz2buw6tuzejqrcwb">
+            <w:hyperlink w:history="1" r:id="rIdovuobt3lnugzqyojjprvo">
               <w:r>
                 <w:rPr>
                   <w:rFonts w:ascii="Arial" w:cs="Arial" w:eastAsia="Arial" w:hAnsi="Arial"/>
@@ -11481,7 +11481,7 @@
               <w:spacing w:after="10" w:before="0"/>
               <w:ind w:left="120"/>
             </w:pPr>
-            <w:hyperlink w:history="1" r:id="rIdxklzznhng_xqzyckwywde">
+            <w:hyperlink w:history="1" r:id="rIdbtkkryi-k9lb6omppl6ib">
               <w:r>
                 <w:rPr>
                   <w:rFonts w:ascii="Arial" w:cs="Arial" w:eastAsia="Arial" w:hAnsi="Arial"/>
@@ -11681,7 +11681,7 @@
             <w:pPr>
               <w:spacing w:after="20" w:before="0"/>
             </w:pPr>
-            <w:hyperlink w:history="1" r:id="rIdpv7bjfak6rdiljwqhqyin">
+            <w:hyperlink w:history="1" r:id="rIdspuwocyqsnpl8bgq40c9n">
               <w:r>
                 <w:rPr>
                   <w:rFonts w:ascii="Arial" w:cs="Arial" w:eastAsia="Arial" w:hAnsi="Arial"/>
@@ -11714,7 +11714,7 @@
               <w:spacing w:after="10" w:before="0"/>
               <w:ind w:left="120"/>
             </w:pPr>
-            <w:hyperlink w:history="1" r:id="rIdvbi_5hm3g3xy0gfazgxh3">
+            <w:hyperlink w:history="1" r:id="rIdcyp1qqigtocutagzt7mm8">
               <w:r>
                 <w:rPr>
                   <w:rFonts w:ascii="Arial" w:cs="Arial" w:eastAsia="Arial" w:hAnsi="Arial"/>
@@ -11759,7 +11759,7 @@
             <w:pPr>
               <w:spacing w:after="20" w:before="0"/>
             </w:pPr>
-            <w:hyperlink w:history="1" r:id="rIdr5g66hw5m8ulx8fgexka2">
+            <w:hyperlink w:history="1" r:id="rIdwkn9glwmzfxvjz0ecuuxz">
               <w:r>
                 <w:rPr>
                   <w:rFonts w:ascii="Arial" w:cs="Arial" w:eastAsia="Arial" w:hAnsi="Arial"/>
@@ -11808,7 +11808,7 @@
               <w:spacing w:after="10" w:before="0"/>
               <w:ind w:left="120"/>
             </w:pPr>
-            <w:hyperlink w:history="1" r:id="rIdb7yjyrj-tvq9asnkbbobh">
+            <w:hyperlink w:history="1" r:id="rId26pq0nkjnu0c5kqp-9v4u">
               <w:r>
                 <w:rPr>
                   <w:rFonts w:ascii="Arial" w:cs="Arial" w:eastAsia="Arial" w:hAnsi="Arial"/>
@@ -12008,7 +12008,7 @@
             <w:pPr>
               <w:spacing w:after="20" w:before="0"/>
             </w:pPr>
-            <w:hyperlink w:history="1" r:id="rId7h27mgjzeroehnqodc5ca">
+            <w:hyperlink w:history="1" r:id="rIdc9xbuzzyt00t5_p8prjbr">
               <w:r>
                 <w:rPr>
                   <w:rFonts w:ascii="Arial" w:cs="Arial" w:eastAsia="Arial" w:hAnsi="Arial"/>
@@ -12041,7 +12041,7 @@
               <w:spacing w:after="10" w:before="0"/>
               <w:ind w:left="120"/>
             </w:pPr>
-            <w:hyperlink w:history="1" r:id="rIdg2gb9kvzb9xoqmu-aajxv">
+            <w:hyperlink w:history="1" r:id="rIdoho57ajfhuovra3aaqt7s">
               <w:r>
                 <w:rPr>
                   <w:rFonts w:ascii="Arial" w:cs="Arial" w:eastAsia="Arial" w:hAnsi="Arial"/>
@@ -12086,7 +12086,7 @@
             <w:pPr>
               <w:spacing w:after="20" w:before="0"/>
             </w:pPr>
-            <w:hyperlink w:history="1" r:id="rIdnims6niqogl4kvvqx7hmg">
+            <w:hyperlink w:history="1" r:id="rIdltj6oob52zaylpdh9-f-g">
               <w:r>
                 <w:rPr>
                   <w:rFonts w:ascii="Arial" w:cs="Arial" w:eastAsia="Arial" w:hAnsi="Arial"/>
@@ -12135,7 +12135,7 @@
               <w:spacing w:after="10" w:before="0"/>
               <w:ind w:left="120"/>
             </w:pPr>
-            <w:hyperlink w:history="1" r:id="rId4iodpfleyzktjmtrk3dez">
+            <w:hyperlink w:history="1" r:id="rId_7ertrrj8annehpnlytsy">
               <w:r>
                 <w:rPr>
                   <w:rFonts w:ascii="Arial" w:cs="Arial" w:eastAsia="Arial" w:hAnsi="Arial"/>
@@ -12335,7 +12335,7 @@
             <w:pPr>
               <w:spacing w:after="20" w:before="0"/>
             </w:pPr>
-            <w:hyperlink w:history="1" r:id="rIdcoukbirydz2o4wnpqoh1g">
+            <w:hyperlink w:history="1" r:id="rIdwr7-voungdgpwnd6wbakc">
               <w:r>
                 <w:rPr>
                   <w:rFonts w:ascii="Arial" w:cs="Arial" w:eastAsia="Arial" w:hAnsi="Arial"/>
@@ -12368,7 +12368,7 @@
               <w:spacing w:after="10" w:before="0"/>
               <w:ind w:left="120"/>
             </w:pPr>
-            <w:hyperlink w:history="1" r:id="rIdcianboy-mv-rpcqrflcyv">
+            <w:hyperlink w:history="1" r:id="rIdns0fky_s3mrh3nskjalyk">
               <w:r>
                 <w:rPr>
                   <w:rFonts w:ascii="Arial" w:cs="Arial" w:eastAsia="Arial" w:hAnsi="Arial"/>
@@ -12413,7 +12413,7 @@
             <w:pPr>
               <w:spacing w:after="20" w:before="0"/>
             </w:pPr>
-            <w:hyperlink w:history="1" r:id="rIdq1pwjsexvbbghh7v5w6o6">
+            <w:hyperlink w:history="1" r:id="rId2i9hlvsgajd1gmjmbwb7r">
               <w:r>
                 <w:rPr>
                   <w:rFonts w:ascii="Arial" w:cs="Arial" w:eastAsia="Arial" w:hAnsi="Arial"/>
@@ -12462,7 +12462,7 @@
               <w:spacing w:after="10" w:before="0"/>
               <w:ind w:left="120"/>
             </w:pPr>
-            <w:hyperlink w:history="1" r:id="rIdxqo3wna7unjrc3gsrguwl">
+            <w:hyperlink w:history="1" r:id="rIdkjhfkwucndwxky6l4ojt-">
               <w:r>
                 <w:rPr>
                   <w:rFonts w:ascii="Arial" w:cs="Arial" w:eastAsia="Arial" w:hAnsi="Arial"/>
@@ -12662,7 +12662,7 @@
             <w:pPr>
               <w:spacing w:after="20" w:before="0"/>
             </w:pPr>
-            <w:hyperlink w:history="1" r:id="rIdn4zmo-wvozb_trg9hk9xm">
+            <w:hyperlink w:history="1" r:id="rIdprd7bs3xm2s-9u1yvkglv">
               <w:r>
                 <w:rPr>
                   <w:rFonts w:ascii="Arial" w:cs="Arial" w:eastAsia="Arial" w:hAnsi="Arial"/>
@@ -12695,7 +12695,7 @@
               <w:spacing w:after="10" w:before="0"/>
               <w:ind w:left="120"/>
             </w:pPr>
-            <w:hyperlink w:history="1" r:id="rIdq3ki73vzgl3tmh5_y2ypy">
+            <w:hyperlink w:history="1" r:id="rId1mng2poggqhftnbsh-f9w">
               <w:r>
                 <w:rPr>
                   <w:rFonts w:ascii="Arial" w:cs="Arial" w:eastAsia="Arial" w:hAnsi="Arial"/>
@@ -12740,7 +12740,7 @@
             <w:pPr>
               <w:spacing w:after="20" w:before="0"/>
             </w:pPr>
-            <w:hyperlink w:history="1" r:id="rIdlwpyibsrntxjf21ybebvu">
+            <w:hyperlink w:history="1" r:id="rIdxyddcebzyfprsjh4q2lfl">
               <w:r>
                 <w:rPr>
                   <w:rFonts w:ascii="Arial" w:cs="Arial" w:eastAsia="Arial" w:hAnsi="Arial"/>
@@ -12789,7 +12789,7 @@
               <w:spacing w:after="10" w:before="0"/>
               <w:ind w:left="120"/>
             </w:pPr>
-            <w:hyperlink w:history="1" r:id="rIdzuzz-wgwlnxux-bl6jvnq">
+            <w:hyperlink w:history="1" r:id="rIdb-wjmvgupuigc83clzi_z">
               <w:r>
                 <w:rPr>
                   <w:rFonts w:ascii="Arial" w:cs="Arial" w:eastAsia="Arial" w:hAnsi="Arial"/>
@@ -13314,7 +13314,7 @@
         </w:rPr>
         <w:t xml:space="preserve">© 2026 SeaVuria and ARES. Aligned with KICD objectives. Developed by SeaVuria; technical implementation by ARES (with AI assistance from Claude). Licensed under </w:t>
       </w:r>
-      <w:hyperlink w:history="1" r:id="rIdolpghr39nsqusdmn8crmj">
+      <w:hyperlink w:history="1" r:id="rIdqrih20h5c95rfu1ywfhrs">
         <w:r>
           <w:rPr>
             <w:rFonts w:ascii="Arial" w:cs="Arial" w:eastAsia="Arial" w:hAnsi="Arial"/>
@@ -13335,7 +13335,7 @@
         </w:rPr>
         <w:t xml:space="preserve"> (</w:t>
       </w:r>
-      <w:hyperlink w:history="1" r:id="rId_raltut5sr6kvycwbgwnl">
+      <w:hyperlink w:history="1" r:id="rIdnoo8ep76ybkjossvu-ojc">
         <w:r>
           <w:rPr>
             <w:rFonts w:ascii="Arial" w:cs="Arial" w:eastAsia="Arial" w:hAnsi="Arial"/>
@@ -14375,7 +14375,7 @@
             <w:pPr>
               <w:spacing w:after="20" w:before="0"/>
             </w:pPr>
-            <w:hyperlink w:history="1" r:id="rIdsptks_hmsk_91ze4lyocm">
+            <w:hyperlink w:history="1" r:id="rId1xfquoxiquqbx78fc_8tx">
               <w:r>
                 <w:rPr>
                   <w:rFonts w:ascii="Arial" w:cs="Arial" w:eastAsia="Arial" w:hAnsi="Arial"/>
@@ -14408,7 +14408,7 @@
               <w:spacing w:after="10" w:before="0"/>
               <w:ind w:left="120"/>
             </w:pPr>
-            <w:hyperlink w:history="1" r:id="rIduyl3gdvhlwi6j7cu4ft5y">
+            <w:hyperlink w:history="1" r:id="rIdfdmlnlmavcjaowylrii4h">
               <w:r>
                 <w:rPr>
                   <w:rFonts w:ascii="Arial" w:cs="Arial" w:eastAsia="Arial" w:hAnsi="Arial"/>
@@ -14453,7 +14453,7 @@
             <w:pPr>
               <w:spacing w:after="20" w:before="0"/>
             </w:pPr>
-            <w:hyperlink w:history="1" r:id="rIdymqwgbnbq9nd8deac9c-z">
+            <w:hyperlink w:history="1" r:id="rIdk3f-icb3jurb1qgpnzndt">
               <w:r>
                 <w:rPr>
                   <w:rFonts w:ascii="Arial" w:cs="Arial" w:eastAsia="Arial" w:hAnsi="Arial"/>
@@ -14486,7 +14486,7 @@
               <w:spacing w:after="10" w:before="0"/>
               <w:ind w:left="120"/>
             </w:pPr>
-            <w:hyperlink w:history="1" r:id="rIdv18tpgafwlid0igvpvx5m">
+            <w:hyperlink w:history="1" r:id="rIdpspvsmsssws0pdmy2ujcr">
               <w:r>
                 <w:rPr>
                   <w:rFonts w:ascii="Arial" w:cs="Arial" w:eastAsia="Arial" w:hAnsi="Arial"/>
@@ -14686,7 +14686,7 @@
             <w:pPr>
               <w:spacing w:after="20" w:before="0"/>
             </w:pPr>
-            <w:hyperlink w:history="1" r:id="rIdjs5r-m4mm8e0v6ex9lpbb">
+            <w:hyperlink w:history="1" r:id="rIdbeolnpyji_7bfn4mjrtsu">
               <w:r>
                 <w:rPr>
                   <w:rFonts w:ascii="Arial" w:cs="Arial" w:eastAsia="Arial" w:hAnsi="Arial"/>
@@ -14719,7 +14719,7 @@
               <w:spacing w:after="10" w:before="0"/>
               <w:ind w:left="120"/>
             </w:pPr>
-            <w:hyperlink w:history="1" r:id="rId8pt_bzu_cup1dcdvlwdfk">
+            <w:hyperlink w:history="1" r:id="rIdm1ys-i0ntz_h0jza9vqom">
               <w:r>
                 <w:rPr>
                   <w:rFonts w:ascii="Arial" w:cs="Arial" w:eastAsia="Arial" w:hAnsi="Arial"/>
@@ -14764,7 +14764,7 @@
             <w:pPr>
               <w:spacing w:after="20" w:before="0"/>
             </w:pPr>
-            <w:hyperlink w:history="1" r:id="rIdtq-dlo7-cwqysupcl40ih">
+            <w:hyperlink w:history="1" r:id="rId3v_xmb4u6rnpqbxy_jjip">
               <w:r>
                 <w:rPr>
                   <w:rFonts w:ascii="Arial" w:cs="Arial" w:eastAsia="Arial" w:hAnsi="Arial"/>
@@ -14797,7 +14797,7 @@
               <w:spacing w:after="10" w:before="0"/>
               <w:ind w:left="120"/>
             </w:pPr>
-            <w:hyperlink w:history="1" r:id="rId4th04w4-cqyej7kfo1f9f">
+            <w:hyperlink w:history="1" r:id="rIdhw0vgvsw5mssjoet3maow">
               <w:r>
                 <w:rPr>
                   <w:rFonts w:ascii="Arial" w:cs="Arial" w:eastAsia="Arial" w:hAnsi="Arial"/>
@@ -14997,7 +14997,7 @@
             <w:pPr>
               <w:spacing w:after="20" w:before="0"/>
             </w:pPr>
-            <w:hyperlink w:history="1" r:id="rIdmpxgmbkmplsc6gpdi02um">
+            <w:hyperlink w:history="1" r:id="rIdbnnpvd9d0o1tbkq4darlt">
               <w:r>
                 <w:rPr>
                   <w:rFonts w:ascii="Arial" w:cs="Arial" w:eastAsia="Arial" w:hAnsi="Arial"/>
@@ -15030,7 +15030,7 @@
               <w:spacing w:after="10" w:before="0"/>
               <w:ind w:left="120"/>
             </w:pPr>
-            <w:hyperlink w:history="1" r:id="rIdyahiayup8gefkbwnltl9z">
+            <w:hyperlink w:history="1" r:id="rIdggtu5ucje5jrlzv948gcm">
               <w:r>
                 <w:rPr>
                   <w:rFonts w:ascii="Arial" w:cs="Arial" w:eastAsia="Arial" w:hAnsi="Arial"/>
@@ -15075,7 +15075,7 @@
             <w:pPr>
               <w:spacing w:after="20" w:before="0"/>
             </w:pPr>
-            <w:hyperlink w:history="1" r:id="rIdv62-vbqcbsk5rtmybinef">
+            <w:hyperlink w:history="1" r:id="rIdtbhk55vhjijltwsfywfbq">
               <w:r>
                 <w:rPr>
                   <w:rFonts w:ascii="Arial" w:cs="Arial" w:eastAsia="Arial" w:hAnsi="Arial"/>
@@ -15124,7 +15124,7 @@
               <w:spacing w:after="10" w:before="0"/>
               <w:ind w:left="120"/>
             </w:pPr>
-            <w:hyperlink w:history="1" r:id="rIdv_esvhzl1zqh8_6uhyp0a">
+            <w:hyperlink w:history="1" r:id="rIdjw-gz69fbenhhrkqadiwb">
               <w:r>
                 <w:rPr>
                   <w:rFonts w:ascii="Arial" w:cs="Arial" w:eastAsia="Arial" w:hAnsi="Arial"/>
@@ -15324,7 +15324,7 @@
             <w:pPr>
               <w:spacing w:after="20" w:before="0"/>
             </w:pPr>
-            <w:hyperlink w:history="1" r:id="rIdgdeafhbxb0xrmrjbez8xa">
+            <w:hyperlink w:history="1" r:id="rIdq7scu0dbfijnkqprbnqhh">
               <w:r>
                 <w:rPr>
                   <w:rFonts w:ascii="Arial" w:cs="Arial" w:eastAsia="Arial" w:hAnsi="Arial"/>
@@ -15357,7 +15357,7 @@
               <w:spacing w:after="10" w:before="0"/>
               <w:ind w:left="120"/>
             </w:pPr>
-            <w:hyperlink w:history="1" r:id="rIdxc8ajpeup7hxoelag9g7s">
+            <w:hyperlink w:history="1" r:id="rIdvw_jgspq8a_doacm2onhu">
               <w:r>
                 <w:rPr>
                   <w:rFonts w:ascii="Arial" w:cs="Arial" w:eastAsia="Arial" w:hAnsi="Arial"/>
@@ -15402,7 +15402,7 @@
             <w:pPr>
               <w:spacing w:after="20" w:before="0"/>
             </w:pPr>
-            <w:hyperlink w:history="1" r:id="rIdnsrvrsyr5undhgdnyojcw">
+            <w:hyperlink w:history="1" r:id="rIdqo7gzmdktqgzndygito4s">
               <w:r>
                 <w:rPr>
                   <w:rFonts w:ascii="Arial" w:cs="Arial" w:eastAsia="Arial" w:hAnsi="Arial"/>
@@ -15435,7 +15435,7 @@
               <w:spacing w:after="10" w:before="0"/>
               <w:ind w:left="120"/>
             </w:pPr>
-            <w:hyperlink w:history="1" r:id="rIdgms2-_fsyclfghvzyrnmo">
+            <w:hyperlink w:history="1" r:id="rIdfdk6bep8at6nlfb7os-ql">
               <w:r>
                 <w:rPr>
                   <w:rFonts w:ascii="Arial" w:cs="Arial" w:eastAsia="Arial" w:hAnsi="Arial"/>
@@ -15635,7 +15635,7 @@
             <w:pPr>
               <w:spacing w:after="20" w:before="0"/>
             </w:pPr>
-            <w:hyperlink w:history="1" r:id="rId4zusa_45rjgsdpx1cgruo">
+            <w:hyperlink w:history="1" r:id="rIdcrsxnwanstuysnmsv5kiu">
               <w:r>
                 <w:rPr>
                   <w:rFonts w:ascii="Arial" w:cs="Arial" w:eastAsia="Arial" w:hAnsi="Arial"/>
@@ -15668,7 +15668,7 @@
               <w:spacing w:after="10" w:before="0"/>
               <w:ind w:left="120"/>
             </w:pPr>
-            <w:hyperlink w:history="1" r:id="rId2tq2mjngvi1hyalme5vfv">
+            <w:hyperlink w:history="1" r:id="rIdsjcgpr7ombtinrptzj28l">
               <w:r>
                 <w:rPr>
                   <w:rFonts w:ascii="Arial" w:cs="Arial" w:eastAsia="Arial" w:hAnsi="Arial"/>
@@ -15713,7 +15713,7 @@
             <w:pPr>
               <w:spacing w:after="20" w:before="0"/>
             </w:pPr>
-            <w:hyperlink w:history="1" r:id="rIdpsizqwxqrqqbajwrk1ln9">
+            <w:hyperlink w:history="1" r:id="rIdesgj5m9jl_wg-r9xlqnun">
               <w:r>
                 <w:rPr>
                   <w:rFonts w:ascii="Arial" w:cs="Arial" w:eastAsia="Arial" w:hAnsi="Arial"/>
@@ -15746,7 +15746,7 @@
               <w:spacing w:after="10" w:before="0"/>
               <w:ind w:left="120"/>
             </w:pPr>
-            <w:hyperlink w:history="1" r:id="rIdd5ocu8ujxr4hvezrmoh5x">
+            <w:hyperlink w:history="1" r:id="rIdosehxuwq8nzxwccdoh2to">
               <w:r>
                 <w:rPr>
                   <w:rFonts w:ascii="Arial" w:cs="Arial" w:eastAsia="Arial" w:hAnsi="Arial"/>
@@ -16371,7 +16371,7 @@
         </w:rPr>
         <w:t xml:space="preserve">© 2026 SeaVuria and ARES. Aligned with KICD objectives. Developed by SeaVuria; technical implementation by ARES (with AI assistance from Claude). Licensed under </w:t>
       </w:r>
-      <w:hyperlink w:history="1" r:id="rId5r2jsonj3a9pb8xe_lc7p">
+      <w:hyperlink w:history="1" r:id="rIdi7bq1zgzrgm-h0huarn8h">
         <w:r>
           <w:rPr>
             <w:rFonts w:ascii="Arial" w:cs="Arial" w:eastAsia="Arial" w:hAnsi="Arial"/>
@@ -16392,7 +16392,7 @@
         </w:rPr>
         <w:t xml:space="preserve"> (</w:t>
       </w:r>
-      <w:hyperlink w:history="1" r:id="rIdbyl9tkd6wgru7v9v0jip6">
+      <w:hyperlink w:history="1" r:id="rId3u6lavlhp5ndsd7_wgnve">
         <w:r>
           <w:rPr>
             <w:rFonts w:ascii="Arial" w:cs="Arial" w:eastAsia="Arial" w:hAnsi="Arial"/>
@@ -17432,7 +17432,7 @@
             <w:pPr>
               <w:spacing w:after="20" w:before="0"/>
             </w:pPr>
-            <w:hyperlink w:history="1" r:id="rId6-dvzs7pi0cdli0iy5xm8">
+            <w:hyperlink w:history="1" r:id="rId9bfyg32_a7p04u16fz_ln">
               <w:r>
                 <w:rPr>
                   <w:rFonts w:ascii="Arial" w:cs="Arial" w:eastAsia="Arial" w:hAnsi="Arial"/>
@@ -17481,7 +17481,7 @@
               <w:spacing w:after="10" w:before="0"/>
               <w:ind w:left="120"/>
             </w:pPr>
-            <w:hyperlink w:history="1" r:id="rIdynjqq1n9fyffz1pgeyel3">
+            <w:hyperlink w:history="1" r:id="rId4vhtpcxpsd1x6w3qs0zrj">
               <w:r>
                 <w:rPr>
                   <w:rFonts w:ascii="Arial" w:cs="Arial" w:eastAsia="Arial" w:hAnsi="Arial"/>
@@ -17526,7 +17526,7 @@
             <w:pPr>
               <w:spacing w:after="20" w:before="0"/>
             </w:pPr>
-            <w:hyperlink w:history="1" r:id="rIdlq2cwupjr4zf-cej2oc6u">
+            <w:hyperlink w:history="1" r:id="rIdv8n93vonhwvqd2rugvf5r">
               <w:r>
                 <w:rPr>
                   <w:rFonts w:ascii="Arial" w:cs="Arial" w:eastAsia="Arial" w:hAnsi="Arial"/>
@@ -17575,7 +17575,7 @@
               <w:spacing w:after="10" w:before="0"/>
               <w:ind w:left="120"/>
             </w:pPr>
-            <w:hyperlink w:history="1" r:id="rId46sfxxmakme5_vblzevxm">
+            <w:hyperlink w:history="1" r:id="rId5jj1fev0m3gy6ixore_ex">
               <w:r>
                 <w:rPr>
                   <w:rFonts w:ascii="Arial" w:cs="Arial" w:eastAsia="Arial" w:hAnsi="Arial"/>
@@ -17775,7 +17775,7 @@
             <w:pPr>
               <w:spacing w:after="20" w:before="0"/>
             </w:pPr>
-            <w:hyperlink w:history="1" r:id="rIdierret10jpfdc_ndtdwbo">
+            <w:hyperlink w:history="1" r:id="rIduysj7i5b9sjmtjdb9adm9">
               <w:r>
                 <w:rPr>
                   <w:rFonts w:ascii="Arial" w:cs="Arial" w:eastAsia="Arial" w:hAnsi="Arial"/>
@@ -17824,7 +17824,7 @@
               <w:spacing w:after="10" w:before="0"/>
               <w:ind w:left="120"/>
             </w:pPr>
-            <w:hyperlink w:history="1" r:id="rIdw9moemqmd4dtbyouh0q3h">
+            <w:hyperlink w:history="1" r:id="rId7gttjbx3c0s2z9wnxgzld">
               <w:r>
                 <w:rPr>
                   <w:rFonts w:ascii="Arial" w:cs="Arial" w:eastAsia="Arial" w:hAnsi="Arial"/>
@@ -17869,7 +17869,7 @@
             <w:pPr>
               <w:spacing w:after="20" w:before="0"/>
             </w:pPr>
-            <w:hyperlink w:history="1" r:id="rIdnkvmvhmosfxnymx6zpo9d">
+            <w:hyperlink w:history="1" r:id="rIdjq4v9z3bcvjdciytbddc2">
               <w:r>
                 <w:rPr>
                   <w:rFonts w:ascii="Arial" w:cs="Arial" w:eastAsia="Arial" w:hAnsi="Arial"/>
@@ -17918,7 +17918,7 @@
               <w:spacing w:after="10" w:before="0"/>
               <w:ind w:left="120"/>
             </w:pPr>
-            <w:hyperlink w:history="1" r:id="rIdrhvxqkfbniee-ofimuqll">
+            <w:hyperlink w:history="1" r:id="rId3dr3kk8m1u6zcgifqgqqe">
               <w:r>
                 <w:rPr>
                   <w:rFonts w:ascii="Arial" w:cs="Arial" w:eastAsia="Arial" w:hAnsi="Arial"/>
@@ -18118,7 +18118,7 @@
             <w:pPr>
               <w:spacing w:after="20" w:before="0"/>
             </w:pPr>
-            <w:hyperlink w:history="1" r:id="rId2lbopo-xkovqlpdinytrw">
+            <w:hyperlink w:history="1" r:id="rIdonhs-of5fncqzzxcwmoko">
               <w:r>
                 <w:rPr>
                   <w:rFonts w:ascii="Arial" w:cs="Arial" w:eastAsia="Arial" w:hAnsi="Arial"/>
@@ -18167,7 +18167,7 @@
               <w:spacing w:after="10" w:before="0"/>
               <w:ind w:left="120"/>
             </w:pPr>
-            <w:hyperlink w:history="1" r:id="rId-hqp_ypwtn4bi8inaeceh">
+            <w:hyperlink w:history="1" r:id="rIdrojhtdhtysyyfyedhpohx">
               <w:r>
                 <w:rPr>
                   <w:rFonts w:ascii="Arial" w:cs="Arial" w:eastAsia="Arial" w:hAnsi="Arial"/>
@@ -18212,7 +18212,7 @@
             <w:pPr>
               <w:spacing w:after="20" w:before="0"/>
             </w:pPr>
-            <w:hyperlink w:history="1" r:id="rIdk2vshuvp7ezw-f1_iqmr8">
+            <w:hyperlink w:history="1" r:id="rIdmkfz0_k58zjt83qoyftjx">
               <w:r>
                 <w:rPr>
                   <w:rFonts w:ascii="Arial" w:cs="Arial" w:eastAsia="Arial" w:hAnsi="Arial"/>
@@ -18261,7 +18261,7 @@
               <w:spacing w:after="10" w:before="0"/>
               <w:ind w:left="120"/>
             </w:pPr>
-            <w:hyperlink w:history="1" r:id="rIdlkywnvxjp9bk3eac2iy1h">
+            <w:hyperlink w:history="1" r:id="rIdgolt0lhgkpbab9iqahwjz">
               <w:r>
                 <w:rPr>
                   <w:rFonts w:ascii="Arial" w:cs="Arial" w:eastAsia="Arial" w:hAnsi="Arial"/>
@@ -18461,7 +18461,7 @@
             <w:pPr>
               <w:spacing w:after="20" w:before="0"/>
             </w:pPr>
-            <w:hyperlink w:history="1" r:id="rIdazde9vocfa-eypbvd9am8">
+            <w:hyperlink w:history="1" r:id="rId0yatdpeyqdta6v9fsyiee">
               <w:r>
                 <w:rPr>
                   <w:rFonts w:ascii="Arial" w:cs="Arial" w:eastAsia="Arial" w:hAnsi="Arial"/>
@@ -18510,7 +18510,7 @@
               <w:spacing w:after="10" w:before="0"/>
               <w:ind w:left="120"/>
             </w:pPr>
-            <w:hyperlink w:history="1" r:id="rId_2mc5b9blgp7h4nikongr">
+            <w:hyperlink w:history="1" r:id="rIdam5yie9yzd06dfwcaasld">
               <w:r>
                 <w:rPr>
                   <w:rFonts w:ascii="Arial" w:cs="Arial" w:eastAsia="Arial" w:hAnsi="Arial"/>
@@ -18555,7 +18555,7 @@
             <w:pPr>
               <w:spacing w:after="20" w:before="0"/>
             </w:pPr>
-            <w:hyperlink w:history="1" r:id="rIdxsfuo0iawlzvzferu4ruh">
+            <w:hyperlink w:history="1" r:id="rId-gb9yhkwxe7iv4kqd_ln4">
               <w:r>
                 <w:rPr>
                   <w:rFonts w:ascii="Arial" w:cs="Arial" w:eastAsia="Arial" w:hAnsi="Arial"/>
@@ -18604,7 +18604,7 @@
               <w:spacing w:after="10" w:before="0"/>
               <w:ind w:left="120"/>
             </w:pPr>
-            <w:hyperlink w:history="1" r:id="rIdnevg6zv6zdkd7v4xivqfv">
+            <w:hyperlink w:history="1" r:id="rIdwhbiwfofv44ye9xoontvt">
               <w:r>
                 <w:rPr>
                   <w:rFonts w:ascii="Arial" w:cs="Arial" w:eastAsia="Arial" w:hAnsi="Arial"/>
@@ -18804,7 +18804,7 @@
             <w:pPr>
               <w:spacing w:after="20" w:before="0"/>
             </w:pPr>
-            <w:hyperlink w:history="1" r:id="rIdbsnnri9i2wan--mwi_k9g">
+            <w:hyperlink w:history="1" r:id="rIdklnwzqoebliemcpn27p-2">
               <w:r>
                 <w:rPr>
                   <w:rFonts w:ascii="Arial" w:cs="Arial" w:eastAsia="Arial" w:hAnsi="Arial"/>
@@ -18853,7 +18853,7 @@
               <w:spacing w:after="10" w:before="0"/>
               <w:ind w:left="120"/>
             </w:pPr>
-            <w:hyperlink w:history="1" r:id="rIdzmdhk9gcsq5jp0i1cdjm4">
+            <w:hyperlink w:history="1" r:id="rIdpp7lchzzql8gdcbhbsx6r">
               <w:r>
                 <w:rPr>
                   <w:rFonts w:ascii="Arial" w:cs="Arial" w:eastAsia="Arial" w:hAnsi="Arial"/>
@@ -18898,7 +18898,7 @@
             <w:pPr>
               <w:spacing w:after="20" w:before="0"/>
             </w:pPr>
-            <w:hyperlink w:history="1" r:id="rId5vh38sd9tvlxyvuunr_jq">
+            <w:hyperlink w:history="1" r:id="rIdx-wiy84aoi7tnr8mz5pzj">
               <w:r>
                 <w:rPr>
                   <w:rFonts w:ascii="Arial" w:cs="Arial" w:eastAsia="Arial" w:hAnsi="Arial"/>
@@ -18947,7 +18947,7 @@
               <w:spacing w:after="10" w:before="0"/>
               <w:ind w:left="120"/>
             </w:pPr>
-            <w:hyperlink w:history="1" r:id="rIdehdi0uybnzphzkdjtif3u">
+            <w:hyperlink w:history="1" r:id="rId7mocof6lhwbrwax-rd5vk">
               <w:r>
                 <w:rPr>
                   <w:rFonts w:ascii="Arial" w:cs="Arial" w:eastAsia="Arial" w:hAnsi="Arial"/>
@@ -19592,7 +19592,7 @@
         </w:rPr>
         <w:t xml:space="preserve">© 2026 SeaVuria and ARES. Aligned with KICD objectives. Developed by SeaVuria; technical implementation by ARES (with AI assistance from Claude). Licensed under </w:t>
       </w:r>
-      <w:hyperlink w:history="1" r:id="rIdzivntglgm2iayzwe3r_du">
+      <w:hyperlink w:history="1" r:id="rIdmjvkfdaap_6ouxiia1kzp">
         <w:r>
           <w:rPr>
             <w:rFonts w:ascii="Arial" w:cs="Arial" w:eastAsia="Arial" w:hAnsi="Arial"/>
@@ -19613,7 +19613,7 @@
         </w:rPr>
         <w:t xml:space="preserve"> (</w:t>
       </w:r>
-      <w:hyperlink w:history="1" r:id="rIdlk0ndz_ls-wwm9p5bagan">
+      <w:hyperlink w:history="1" r:id="rIdm69jjwiblx2zuffawutjm">
         <w:r>
           <w:rPr>
             <w:rFonts w:ascii="Arial" w:cs="Arial" w:eastAsia="Arial" w:hAnsi="Arial"/>
@@ -20653,7 +20653,7 @@
             <w:pPr>
               <w:spacing w:after="20" w:before="0"/>
             </w:pPr>
-            <w:hyperlink w:history="1" r:id="rId95ieoo-t91pmrhmeqjwyu">
+            <w:hyperlink w:history="1" r:id="rIda-va1wffs0fbqgftkzrpz">
               <w:r>
                 <w:rPr>
                   <w:rFonts w:ascii="Arial" w:cs="Arial" w:eastAsia="Arial" w:hAnsi="Arial"/>
@@ -20686,7 +20686,7 @@
               <w:spacing w:after="10" w:before="0"/>
               <w:ind w:left="120"/>
             </w:pPr>
-            <w:hyperlink w:history="1" r:id="rIdta43l6dbcb5zhou8wc2p1">
+            <w:hyperlink w:history="1" r:id="rIdge-20byfmpbia5qxr98cn">
               <w:r>
                 <w:rPr>
                   <w:rFonts w:ascii="Arial" w:cs="Arial" w:eastAsia="Arial" w:hAnsi="Arial"/>
@@ -20731,7 +20731,7 @@
             <w:pPr>
               <w:spacing w:after="20" w:before="0"/>
             </w:pPr>
-            <w:hyperlink w:history="1" r:id="rId5cli9r_wodvktiwyxwd9z">
+            <w:hyperlink w:history="1" r:id="rIdh93hstxp8gwz2w2zysfmh">
               <w:r>
                 <w:rPr>
                   <w:rFonts w:ascii="Arial" w:cs="Arial" w:eastAsia="Arial" w:hAnsi="Arial"/>
@@ -20764,7 +20764,7 @@
               <w:spacing w:after="10" w:before="0"/>
               <w:ind w:left="120"/>
             </w:pPr>
-            <w:hyperlink w:history="1" r:id="rIdhauyjfqhz8jqptcpbnfy0">
+            <w:hyperlink w:history="1" r:id="rIdrwbz_6bjufvwxkaf6ovzs">
               <w:r>
                 <w:rPr>
                   <w:rFonts w:ascii="Arial" w:cs="Arial" w:eastAsia="Arial" w:hAnsi="Arial"/>
@@ -20964,7 +20964,7 @@
             <w:pPr>
               <w:spacing w:after="20" w:before="0"/>
             </w:pPr>
-            <w:hyperlink w:history="1" r:id="rIdtiwt1hslyp1h6a-643_mt">
+            <w:hyperlink w:history="1" r:id="rIdzv2pu0gpx0smq-6skxu_d">
               <w:r>
                 <w:rPr>
                   <w:rFonts w:ascii="Arial" w:cs="Arial" w:eastAsia="Arial" w:hAnsi="Arial"/>
@@ -20997,7 +20997,7 @@
               <w:spacing w:after="10" w:before="0"/>
               <w:ind w:left="120"/>
             </w:pPr>
-            <w:hyperlink w:history="1" r:id="rIdh7sxrsgplxabde6r4d3to">
+            <w:hyperlink w:history="1" r:id="rIdfayqc4ebqzndg-x6ia7nx">
               <w:r>
                 <w:rPr>
                   <w:rFonts w:ascii="Arial" w:cs="Arial" w:eastAsia="Arial" w:hAnsi="Arial"/>
@@ -21042,7 +21042,7 @@
             <w:pPr>
               <w:spacing w:after="20" w:before="0"/>
             </w:pPr>
-            <w:hyperlink w:history="1" r:id="rId2ks03giyit3cv67tcxnhy">
+            <w:hyperlink w:history="1" r:id="rIdmvh027ellrfqs6re9m0ej">
               <w:r>
                 <w:rPr>
                   <w:rFonts w:ascii="Arial" w:cs="Arial" w:eastAsia="Arial" w:hAnsi="Arial"/>
@@ -21075,7 +21075,7 @@
               <w:spacing w:after="10" w:before="0"/>
               <w:ind w:left="120"/>
             </w:pPr>
-            <w:hyperlink w:history="1" r:id="rIdlkpddgdbwquhxleqq6fcw">
+            <w:hyperlink w:history="1" r:id="rIdd_kbio1em-uvfakv8cjwi">
               <w:r>
                 <w:rPr>
                   <w:rFonts w:ascii="Arial" w:cs="Arial" w:eastAsia="Arial" w:hAnsi="Arial"/>
@@ -21275,7 +21275,7 @@
             <w:pPr>
               <w:spacing w:after="20" w:before="0"/>
             </w:pPr>
-            <w:hyperlink w:history="1" r:id="rIdu_ksxnxorkpsze4kd128m">
+            <w:hyperlink w:history="1" r:id="rIdjxsmvpiugdsfkpsxlfqmj">
               <w:r>
                 <w:rPr>
                   <w:rFonts w:ascii="Arial" w:cs="Arial" w:eastAsia="Arial" w:hAnsi="Arial"/>
@@ -21324,7 +21324,7 @@
               <w:spacing w:after="10" w:before="0"/>
               <w:ind w:left="120"/>
             </w:pPr>
-            <w:hyperlink w:history="1" r:id="rIdsfnuzvnsikqoavw9gbbcf">
+            <w:hyperlink w:history="1" r:id="rIdelekyptxskbnxgj_tahjr">
               <w:r>
                 <w:rPr>
                   <w:rFonts w:ascii="Arial" w:cs="Arial" w:eastAsia="Arial" w:hAnsi="Arial"/>
@@ -21369,7 +21369,7 @@
             <w:pPr>
               <w:spacing w:after="20" w:before="0"/>
             </w:pPr>
-            <w:hyperlink w:history="1" r:id="rIdqemz9_3razr7h4zmaa6gl">
+            <w:hyperlink w:history="1" r:id="rIdeluyw8vbwljpzjegjexqu">
               <w:r>
                 <w:rPr>
                   <w:rFonts w:ascii="Arial" w:cs="Arial" w:eastAsia="Arial" w:hAnsi="Arial"/>
@@ -21418,7 +21418,7 @@
               <w:spacing w:after="10" w:before="0"/>
               <w:ind w:left="120"/>
             </w:pPr>
-            <w:hyperlink w:history="1" r:id="rIdoub9vghzufzwjhmhieo7v">
+            <w:hyperlink w:history="1" r:id="rIdpoutycqs1yr3andjtlhgx">
               <w:r>
                 <w:rPr>
                   <w:rFonts w:ascii="Arial" w:cs="Arial" w:eastAsia="Arial" w:hAnsi="Arial"/>
@@ -21618,7 +21618,7 @@
             <w:pPr>
               <w:spacing w:after="20" w:before="0"/>
             </w:pPr>
-            <w:hyperlink w:history="1" r:id="rIdeeyggja-2gjmger-xer1v">
+            <w:hyperlink w:history="1" r:id="rId9axvuwtohbuoh91gbgr4t">
               <w:r>
                 <w:rPr>
                   <w:rFonts w:ascii="Arial" w:cs="Arial" w:eastAsia="Arial" w:hAnsi="Arial"/>
@@ -21667,7 +21667,7 @@
               <w:spacing w:after="10" w:before="0"/>
               <w:ind w:left="120"/>
             </w:pPr>
-            <w:hyperlink w:history="1" r:id="rIdskea_zy-lomiyl4vb55s5">
+            <w:hyperlink w:history="1" r:id="rId5kw63phkjggp46psjvxe_">
               <w:r>
                 <w:rPr>
                   <w:rFonts w:ascii="Arial" w:cs="Arial" w:eastAsia="Arial" w:hAnsi="Arial"/>
@@ -21712,7 +21712,7 @@
             <w:pPr>
               <w:spacing w:after="20" w:before="0"/>
             </w:pPr>
-            <w:hyperlink w:history="1" r:id="rIdovxxfzkkwj3j_hs5w168u">
+            <w:hyperlink w:history="1" r:id="rId8m8pg9pavc5dmlwotycci">
               <w:r>
                 <w:rPr>
                   <w:rFonts w:ascii="Arial" w:cs="Arial" w:eastAsia="Arial" w:hAnsi="Arial"/>
@@ -21745,7 +21745,7 @@
               <w:spacing w:after="10" w:before="0"/>
               <w:ind w:left="120"/>
             </w:pPr>
-            <w:hyperlink w:history="1" r:id="rIdc-x-xi1tqbwjpgvacomk2">
+            <w:hyperlink w:history="1" r:id="rIdbtvip3dhelneud3lwhmar">
               <w:r>
                 <w:rPr>
                   <w:rFonts w:ascii="Arial" w:cs="Arial" w:eastAsia="Arial" w:hAnsi="Arial"/>
@@ -21945,7 +21945,7 @@
             <w:pPr>
               <w:spacing w:after="20" w:before="0"/>
             </w:pPr>
-            <w:hyperlink w:history="1" r:id="rIdaznmnxjy7dkhhe0zwmxnq">
+            <w:hyperlink w:history="1" r:id="rIdsx0_tql8zhgxvasuyoacy">
               <w:r>
                 <w:rPr>
                   <w:rFonts w:ascii="Arial" w:cs="Arial" w:eastAsia="Arial" w:hAnsi="Arial"/>
@@ -21994,7 +21994,7 @@
               <w:spacing w:after="10" w:before="0"/>
               <w:ind w:left="120"/>
             </w:pPr>
-            <w:hyperlink w:history="1" r:id="rId6anmr3fdwkh0drjjtrz_p">
+            <w:hyperlink w:history="1" r:id="rId_nyaubdmwnucmnmzycvfq">
               <w:r>
                 <w:rPr>
                   <w:rFonts w:ascii="Arial" w:cs="Arial" w:eastAsia="Arial" w:hAnsi="Arial"/>
@@ -22039,7 +22039,7 @@
             <w:pPr>
               <w:spacing w:after="20" w:before="0"/>
             </w:pPr>
-            <w:hyperlink w:history="1" r:id="rIdxkei4sjxf4sc3gw4irppj">
+            <w:hyperlink w:history="1" r:id="rId_kklf19fjaxqjgw2mugvb">
               <w:r>
                 <w:rPr>
                   <w:rFonts w:ascii="Arial" w:cs="Arial" w:eastAsia="Arial" w:hAnsi="Arial"/>
@@ -22072,7 +22072,7 @@
               <w:spacing w:after="10" w:before="0"/>
               <w:ind w:left="120"/>
             </w:pPr>
-            <w:hyperlink w:history="1" r:id="rIdqcexv7d4k4qzlywdkda2a">
+            <w:hyperlink w:history="1" r:id="rIdm0a5flvcxe2mqnlcq0epv">
               <w:r>
                 <w:rPr>
                   <w:rFonts w:ascii="Arial" w:cs="Arial" w:eastAsia="Arial" w:hAnsi="Arial"/>
@@ -22837,7 +22837,7 @@
         </w:rPr>
         <w:t xml:space="preserve">© 2026 SeaVuria and ARES. Aligned with KICD objectives. Developed by SeaVuria; technical implementation by ARES (with AI assistance from Claude). Licensed under </w:t>
       </w:r>
-      <w:hyperlink w:history="1" r:id="rIdn7mwyolqeil3wokjcxac4">
+      <w:hyperlink w:history="1" r:id="rIdz6zefbelexjjn-luietvw">
         <w:r>
           <w:rPr>
             <w:rFonts w:ascii="Arial" w:cs="Arial" w:eastAsia="Arial" w:hAnsi="Arial"/>
@@ -22858,7 +22858,7 @@
         </w:rPr>
         <w:t xml:space="preserve"> (</w:t>
       </w:r>
-      <w:hyperlink w:history="1" r:id="rIdof4_codjol0u0pbmwaxu-">
+      <w:hyperlink w:history="1" r:id="rId0gukpncvhmj7jbo9wz4dy">
         <w:r>
           <w:rPr>
             <w:rFonts w:ascii="Arial" w:cs="Arial" w:eastAsia="Arial" w:hAnsi="Arial"/>
